--- a/docx/13-alta-disponibilidad/13-alta-disponibilidad.docx
+++ b/docx/13-alta-disponibilidad/13-alta-disponibilidad.docx
@@ -28,7 +28,7 @@
         </w:p>
       </w:sdtContent>
     </w:sdt>
-    <w:bookmarkStart w:id="24" w:name="alta-disponibilidad-y-redundancia"/>
+    <w:bookmarkStart w:id="35" w:name="alta-disponibilidad-y-redundancia"/>
     <w:p>
       <w:pPr>
         <w:pStyle w:val="Heading1"/>
@@ -169,7 +169,7 @@
         </w:pict>
       </w:r>
     </w:p>
-    <w:bookmarkStart w:id="9" w:name="objetivo-de-la-unidad"/>
+    <w:bookmarkStart w:id="20" w:name="objetivo-de-la-unidad"/>
     <w:p>
       <w:pPr>
         <w:pStyle w:val="Heading2"/>
@@ -201,7 +201,13 @@
         <w:t xml:space="preserve"> </w:t>
       </w:r>
       <w:r>
-        <w:t xml:space="preserve">“nueves”</w:t>
+        <w:t xml:space="preserve">“</w:t>
+      </w:r>
+      <w:r>
+        <w:t xml:space="preserve">nueves</w:t>
+      </w:r>
+      <w:r>
+        <w:t xml:space="preserve">”</w:t>
       </w:r>
       <w:r>
         <w:t xml:space="preserve">), SPOFs y el coste real del tiempo de parada.</w:t>
@@ -286,8 +292,8 @@
         </w:pict>
       </w:r>
     </w:p>
-    <w:bookmarkEnd w:id="9"/>
-    <w:bookmarkStart w:id="19" w:name="mapa-de-la-unidad"/>
+    <w:bookmarkEnd w:id="20"/>
+    <w:bookmarkStart w:id="30" w:name="mapa-de-la-unidad"/>
     <w:p>
       <w:pPr>
         <w:pStyle w:val="Heading2"/>
@@ -300,6 +306,7 @@
       <w:tblPr>
         <w:tblStyle w:val="Table"/>
         <w:tblW w:type="pct" w:w="5000"/>
+        <w:jc w:val="left"/>
         <w:tblLayout w:type="fixed"/>
         <w:tblLook w:firstRow="1" w:lastRow="0" w:firstColumn="0" w:lastColumn="0" w:noHBand="0" w:noVBand="0" w:val="0020"/>
       </w:tblPr>
@@ -317,6 +324,7 @@
           <w:p>
             <w:pPr>
               <w:pStyle w:val="Compact"/>
+              <w:jc w:val="left"/>
             </w:pPr>
             <w:r>
               <w:t xml:space="preserve">Punto</w:t>
@@ -328,6 +336,7 @@
           <w:p>
             <w:pPr>
               <w:pStyle w:val="Compact"/>
+              <w:jc w:val="left"/>
             </w:pPr>
             <w:r>
               <w:t xml:space="preserve">Qué aprenderás</w:t>
@@ -339,6 +348,7 @@
           <w:p>
             <w:pPr>
               <w:pStyle w:val="Compact"/>
+              <w:jc w:val="left"/>
             </w:pPr>
             <w:r>
               <w:t xml:space="preserve">Nivel</w:t>
@@ -352,8 +362,9 @@
           <w:p>
             <w:pPr>
               <w:pStyle w:val="Compact"/>
-            </w:pPr>
-            <w:hyperlink r:id="rId10">
+              <w:jc w:val="left"/>
+            </w:pPr>
+            <w:hyperlink r:id="rId21">
               <w:r>
                 <w:rPr>
                   <w:rStyle w:val="Hyperlink"/>
@@ -368,6 +379,7 @@
           <w:p>
             <w:pPr>
               <w:pStyle w:val="Compact"/>
+              <w:jc w:val="left"/>
             </w:pPr>
             <w:r>
               <w:t xml:space="preserve">Los nueves, el coste del parón y los puntos únicos de fallo</w:t>
@@ -379,6 +391,7 @@
           <w:p>
             <w:pPr>
               <w:pStyle w:val="Compact"/>
+              <w:jc w:val="left"/>
             </w:pPr>
             <w:r>
               <w:t xml:space="preserve">Todos</w:t>
@@ -392,8 +405,9 @@
           <w:p>
             <w:pPr>
               <w:pStyle w:val="Compact"/>
-            </w:pPr>
-            <w:hyperlink r:id="rId11">
+              <w:jc w:val="left"/>
+            </w:pPr>
+            <w:hyperlink r:id="rId22">
               <w:r>
                 <w:rPr>
                   <w:rStyle w:val="Hyperlink"/>
@@ -408,6 +422,7 @@
           <w:p>
             <w:pPr>
               <w:pStyle w:val="Compact"/>
+              <w:jc w:val="left"/>
             </w:pPr>
             <w:r>
               <w:t xml:space="preserve">Recap de switching con ojos de HA: diseño y protecciones</w:t>
@@ -419,6 +434,7 @@
           <w:p>
             <w:pPr>
               <w:pStyle w:val="Compact"/>
+              <w:jc w:val="left"/>
             </w:pPr>
             <w:r>
               <w:t xml:space="preserve">Todos</w:t>
@@ -432,8 +448,9 @@
           <w:p>
             <w:pPr>
               <w:pStyle w:val="Compact"/>
-            </w:pPr>
-            <w:hyperlink r:id="rId12">
+              <w:jc w:val="left"/>
+            </w:pPr>
+            <w:hyperlink r:id="rId23">
               <w:r>
                 <w:rPr>
                   <w:rStyle w:val="Hyperlink"/>
@@ -448,6 +465,7 @@
           <w:p>
             <w:pPr>
               <w:pStyle w:val="Compact"/>
+              <w:jc w:val="left"/>
             </w:pPr>
             <w:r>
               <w:t xml:space="preserve">LACP, PAgP, balanceo y verificación</w:t>
@@ -459,6 +477,7 @@
           <w:p>
             <w:pPr>
               <w:pStyle w:val="Compact"/>
+              <w:jc w:val="left"/>
             </w:pPr>
             <w:r>
               <w:t xml:space="preserve">Todos</w:t>
@@ -472,8 +491,9 @@
           <w:p>
             <w:pPr>
               <w:pStyle w:val="Compact"/>
-            </w:pPr>
-            <w:hyperlink r:id="rId13">
+              <w:jc w:val="left"/>
+            </w:pPr>
+            <w:hyperlink r:id="rId24">
               <w:r>
                 <w:rPr>
                   <w:rStyle w:val="Hyperlink"/>
@@ -488,6 +508,7 @@
           <w:p>
             <w:pPr>
               <w:pStyle w:val="Compact"/>
+              <w:jc w:val="left"/>
             </w:pPr>
             <w:r>
               <w:t xml:space="preserve">StackWise, VSS, MLAG: varios equipos, un cerebro</w:t>
@@ -499,6 +520,7 @@
           <w:p>
             <w:pPr>
               <w:pStyle w:val="Compact"/>
+              <w:jc w:val="left"/>
             </w:pPr>
             <w:r>
               <w:t xml:space="preserve">Clave</w:t>
@@ -512,8 +534,9 @@
           <w:p>
             <w:pPr>
               <w:pStyle w:val="Compact"/>
-            </w:pPr>
-            <w:hyperlink r:id="rId14">
+              <w:jc w:val="left"/>
+            </w:pPr>
+            <w:hyperlink r:id="rId25">
               <w:r>
                 <w:rPr>
                   <w:rStyle w:val="Hyperlink"/>
@@ -528,6 +551,7 @@
           <w:p>
             <w:pPr>
               <w:pStyle w:val="Compact"/>
+              <w:jc w:val="left"/>
             </w:pPr>
             <w:r>
               <w:t xml:space="preserve">HSRP, VRRP, GLBP: la IP virtual</w:t>
@@ -539,6 +563,7 @@
           <w:p>
             <w:pPr>
               <w:pStyle w:val="Compact"/>
+              <w:jc w:val="left"/>
             </w:pPr>
             <w:r>
               <w:t xml:space="preserve">Clave</w:t>
@@ -552,8 +577,9 @@
           <w:p>
             <w:pPr>
               <w:pStyle w:val="Compact"/>
-            </w:pPr>
-            <w:hyperlink r:id="rId15">
+              <w:jc w:val="left"/>
+            </w:pPr>
+            <w:hyperlink r:id="rId26">
               <w:r>
                 <w:rPr>
                   <w:rStyle w:val="Hyperlink"/>
@@ -568,6 +594,7 @@
           <w:p>
             <w:pPr>
               <w:pStyle w:val="Compact"/>
+              <w:jc w:val="left"/>
             </w:pPr>
             <w:r>
               <w:t xml:space="preserve">Configuración, prioridades, preempt y verificación</w:t>
@@ -579,6 +606,7 @@
           <w:p>
             <w:pPr>
               <w:pStyle w:val="Compact"/>
+              <w:jc w:val="left"/>
             </w:pPr>
             <w:r>
               <w:t xml:space="preserve">Avanzado</w:t>
@@ -592,8 +620,9 @@
           <w:p>
             <w:pPr>
               <w:pStyle w:val="Compact"/>
-            </w:pPr>
-            <w:hyperlink r:id="rId16">
+              <w:jc w:val="left"/>
+            </w:pPr>
+            <w:hyperlink r:id="rId27">
               <w:r>
                 <w:rPr>
                   <w:rStyle w:val="Hyperlink"/>
@@ -608,6 +637,7 @@
           <w:p>
             <w:pPr>
               <w:pStyle w:val="Compact"/>
+              <w:jc w:val="left"/>
             </w:pPr>
             <w:r>
               <w:t xml:space="preserve">Rutas flotantes, ECMP, IP SLA y tracking</w:t>
@@ -619,6 +649,7 @@
           <w:p>
             <w:pPr>
               <w:pStyle w:val="Compact"/>
+              <w:jc w:val="left"/>
             </w:pPr>
             <w:r>
               <w:t xml:space="preserve">Avanzado</w:t>
@@ -632,8 +663,9 @@
           <w:p>
             <w:pPr>
               <w:pStyle w:val="Compact"/>
-            </w:pPr>
-            <w:hyperlink r:id="rId17">
+              <w:jc w:val="left"/>
+            </w:pPr>
+            <w:hyperlink r:id="rId28">
               <w:r>
                 <w:rPr>
                   <w:rStyle w:val="Hyperlink"/>
@@ -648,6 +680,7 @@
           <w:p>
             <w:pPr>
               <w:pStyle w:val="Compact"/>
+              <w:jc w:val="left"/>
             </w:pPr>
             <w:r>
               <w:t xml:space="preserve">Backups, servicios duplicados, documentación</w:t>
@@ -659,6 +692,7 @@
           <w:p>
             <w:pPr>
               <w:pStyle w:val="Compact"/>
+              <w:jc w:val="left"/>
             </w:pPr>
             <w:r>
               <w:t xml:space="preserve">Todos</w:t>
@@ -672,8 +706,9 @@
           <w:p>
             <w:pPr>
               <w:pStyle w:val="Compact"/>
-            </w:pPr>
-            <w:hyperlink r:id="rId18">
+              <w:jc w:val="left"/>
+            </w:pPr>
+            <w:hyperlink r:id="rId29">
               <w:r>
                 <w:rPr>
                   <w:rStyle w:val="Hyperlink"/>
@@ -688,6 +723,7 @@
           <w:p>
             <w:pPr>
               <w:pStyle w:val="Compact"/>
+              <w:jc w:val="left"/>
             </w:pPr>
             <w:r>
               <w:t xml:space="preserve">Sé el Paquete, Fireside, Laboratorio, Crucigrama…</w:t>
@@ -699,6 +735,7 @@
           <w:p>
             <w:pPr>
               <w:pStyle w:val="Compact"/>
+              <w:jc w:val="left"/>
             </w:pPr>
             <w:r>
               <w:t xml:space="preserve">Todos</w:t>
@@ -738,8 +775,8 @@
         </w:pict>
       </w:r>
     </w:p>
-    <w:bookmarkEnd w:id="19"/>
-    <w:bookmarkStart w:id="20" w:name="boletines-de-la-unidad"/>
+    <w:bookmarkEnd w:id="30"/>
+    <w:bookmarkStart w:id="31" w:name="boletines-de-la-unidad"/>
     <w:p>
       <w:pPr>
         <w:pStyle w:val="Heading2"/>
@@ -789,8 +826,8 @@
         </w:pict>
       </w:r>
     </w:p>
-    <w:bookmarkEnd w:id="20"/>
-    <w:bookmarkStart w:id="21" w:name="X5739bd94f88a279f0927958c34cafeb15b0bb08"/>
+    <w:bookmarkEnd w:id="31"/>
+    <w:bookmarkStart w:id="32" w:name="X5739bd94f88a279f0927958c34cafeb15b0bb08"/>
     <w:p>
       <w:pPr>
         <w:pStyle w:val="Heading2"/>
@@ -803,6 +840,7 @@
       <w:tblPr>
         <w:tblStyle w:val="Table"/>
         <w:tblW w:type="pct" w:w="5000"/>
+        <w:jc w:val="left"/>
         <w:tblLayout w:type="fixed"/>
         <w:tblLook w:firstRow="1" w:lastRow="0" w:firstColumn="0" w:lastColumn="0" w:noHBand="0" w:noVBand="0" w:val="0020"/>
       </w:tblPr>
@@ -820,6 +858,7 @@
           <w:p>
             <w:pPr>
               <w:pStyle w:val="Compact"/>
+              <w:jc w:val="left"/>
             </w:pPr>
             <w:r>
               <w:t xml:space="preserve">CE</w:t>
@@ -831,6 +870,7 @@
           <w:p>
             <w:pPr>
               <w:pStyle w:val="Compact"/>
+              <w:jc w:val="left"/>
             </w:pPr>
             <w:r>
               <w:t xml:space="preserve">Criterio</w:t>
@@ -842,6 +882,7 @@
           <w:p>
             <w:pPr>
               <w:pStyle w:val="Compact"/>
+              <w:jc w:val="left"/>
             </w:pPr>
             <w:r>
               <w:t xml:space="preserve">Dónde se cubre</w:t>
@@ -855,6 +896,7 @@
           <w:p>
             <w:pPr>
               <w:pStyle w:val="Compact"/>
+              <w:jc w:val="left"/>
             </w:pPr>
             <w:r>
               <w:t xml:space="preserve">RA3</w:t>
@@ -866,6 +908,7 @@
           <w:p>
             <w:pPr>
               <w:pStyle w:val="Compact"/>
+              <w:jc w:val="left"/>
             </w:pPr>
             <w:r>
               <w:t xml:space="preserve">Administra conmutadores estableciendo opciones de configuración para su integración en la red</w:t>
@@ -877,6 +920,7 @@
           <w:p>
             <w:pPr>
               <w:pStyle w:val="Compact"/>
+              <w:jc w:val="left"/>
             </w:pPr>
             <w:r>
               <w:t xml:space="preserve">✅ Puntos 2, 3 y 4 + ⚡ Laboratorio (punto 9)</w:t>
@@ -890,6 +934,7 @@
           <w:p>
             <w:pPr>
               <w:pStyle w:val="Compact"/>
+              <w:jc w:val="left"/>
             </w:pPr>
             <w:r>
               <w:t xml:space="preserve">RA5</w:t>
@@ -901,6 +946,7 @@
           <w:p>
             <w:pPr>
               <w:pStyle w:val="Compact"/>
+              <w:jc w:val="left"/>
             </w:pPr>
             <w:r>
               <w:t xml:space="preserve">Configura redes locales virtuales identificando su campo de aplicación</w:t>
@@ -912,6 +958,7 @@
           <w:p>
             <w:pPr>
               <w:pStyle w:val="Compact"/>
+              <w:jc w:val="left"/>
             </w:pPr>
             <w:r>
               <w:t xml:space="preserve">✅ Puntos 2, 5 y 6 (STP por VLAN y gateways por VLAN)</w:t>
@@ -925,6 +972,7 @@
           <w:p>
             <w:pPr>
               <w:pStyle w:val="Compact"/>
+              <w:jc w:val="left"/>
             </w:pPr>
             <w:r>
               <w:t xml:space="preserve">RA6</w:t>
@@ -936,6 +984,7 @@
           <w:p>
             <w:pPr>
               <w:pStyle w:val="Compact"/>
+              <w:jc w:val="left"/>
             </w:pPr>
             <w:r>
               <w:t xml:space="preserve">Realiza tareas avanzadas de administración de red analizando y utilizando protocolos dinámicos de encaminamiento</w:t>
@@ -947,6 +996,7 @@
           <w:p>
             <w:pPr>
               <w:pStyle w:val="Compact"/>
+              <w:jc w:val="left"/>
             </w:pPr>
             <w:r>
               <w:t xml:space="preserve">✅ Punto 7 (redundancia con OSPF) + 🧠 Atrévete a pensar (punto 9)</w:t>
@@ -960,6 +1010,7 @@
           <w:p>
             <w:pPr>
               <w:pStyle w:val="Compact"/>
+              <w:jc w:val="left"/>
             </w:pPr>
             <w:r>
               <w:t xml:space="preserve">RA1</w:t>
@@ -971,6 +1022,7 @@
           <w:p>
             <w:pPr>
               <w:pStyle w:val="Compact"/>
+              <w:jc w:val="left"/>
             </w:pPr>
             <w:r>
               <w:t xml:space="preserve">Reconoce la estructura de las redes de datos identificando sus elementos y principios de funcionamiento</w:t>
@@ -982,6 +1034,7 @@
           <w:p>
             <w:pPr>
               <w:pStyle w:val="Compact"/>
+              <w:jc w:val="left"/>
             </w:pPr>
             <w:r>
               <w:t xml:space="preserve">✅ Puntos 1 y 8 + 💬 Entrevista (punto 9)</w:t>
@@ -1021,8 +1074,8 @@
         </w:pict>
       </w:r>
     </w:p>
-    <w:bookmarkEnd w:id="21"/>
-    <w:bookmarkStart w:id="23" w:name="por-dónde-empiezo"/>
+    <w:bookmarkEnd w:id="32"/>
+    <w:bookmarkStart w:id="34" w:name="por-dónde-empiezo"/>
     <w:p>
       <w:pPr>
         <w:pStyle w:val="Heading2"/>
@@ -1045,7 +1098,7 @@
       <w:r>
         <w:t xml:space="preserve"> </w:t>
       </w:r>
-      <w:hyperlink r:id="rId22">
+      <w:hyperlink r:id="rId33">
         <w:r>
           <w:rPr>
             <w:rStyle w:val="Hyperlink"/>
@@ -1071,7 +1124,7 @@
       <w:r>
         <w:t xml:space="preserve"> </w:t>
       </w:r>
-      <w:hyperlink r:id="rId14">
+      <w:hyperlink r:id="rId25">
         <w:r>
           <w:rPr>
             <w:rStyle w:val="Hyperlink"/>
@@ -1100,7 +1153,7 @@
       <w:r>
         <w:t xml:space="preserve"> </w:t>
       </w:r>
-      <w:hyperlink r:id="rId10">
+      <w:hyperlink r:id="rId21">
         <w:r>
           <w:rPr>
             <w:rStyle w:val="Hyperlink"/>
@@ -1119,9 +1172,9 @@
         <w:t xml:space="preserve">⏭️ Al acabar la unidad… enhorabuena: has llegado al final del curso. 🏁</w:t>
       </w:r>
     </w:p>
-    <w:bookmarkEnd w:id="23"/>
-    <w:bookmarkEnd w:id="24"/>
-    <w:bookmarkStart w:id="35" w:name="disponibilidad-y-spofs"/>
+    <w:bookmarkEnd w:id="34"/>
+    <w:bookmarkEnd w:id="35"/>
+    <w:bookmarkStart w:id="46" w:name="disponibilidad-y-spofs"/>
     <w:p>
       <w:pPr>
         <w:pStyle w:val="Heading1"/>
@@ -1185,7 +1238,7 @@
         </w:pict>
       </w:r>
     </w:p>
-    <w:bookmarkStart w:id="25" w:name="la-idea-en-una-frase"/>
+    <w:bookmarkStart w:id="36" w:name="la-idea-en-una-frase"/>
     <w:p>
       <w:pPr>
         <w:pStyle w:val="Heading2"/>
@@ -1221,7 +1274,13 @@
         <w:t xml:space="preserve"> </w:t>
       </w:r>
       <w:r>
-        <w:t xml:space="preserve">“nueves”</w:t>
+        <w:t xml:space="preserve">“</w:t>
+      </w:r>
+      <w:r>
+        <w:t xml:space="preserve">nueves</w:t>
+      </w:r>
+      <w:r>
+        <w:t xml:space="preserve">”</w:t>
       </w:r>
       <w:r>
         <w:t xml:space="preserve">) y se pierde por los</w:t>
@@ -1260,8 +1319,8 @@
         </w:pict>
       </w:r>
     </w:p>
-    <w:bookmarkEnd w:id="25"/>
-    <w:bookmarkStart w:id="26" w:name="X3825d0035791b48c418174db89fc7ddd3281d47"/>
+    <w:bookmarkEnd w:id="36"/>
+    <w:bookmarkStart w:id="37" w:name="X3825d0035791b48c418174db89fc7ddd3281d47"/>
     <w:p>
       <w:pPr>
         <w:pStyle w:val="Heading2"/>
@@ -1274,6 +1333,7 @@
       <w:tblPr>
         <w:tblStyle w:val="Table"/>
         <w:tblW w:type="auto" w:w="0"/>
+        <w:jc w:val="left"/>
         <w:tblLook w:firstRow="1" w:lastRow="0" w:firstColumn="0" w:lastColumn="0" w:noHBand="0" w:noVBand="0" w:val="0020"/>
       </w:tblPr>
       <w:tblGrid>
@@ -1290,6 +1350,7 @@
           <w:p>
             <w:pPr>
               <w:pStyle w:val="Compact"/>
+              <w:jc w:val="left"/>
             </w:pPr>
             <w:r>
               <w:t xml:space="preserve">Disponibilidad</w:t>
@@ -1301,6 +1362,7 @@
           <w:p>
             <w:pPr>
               <w:pStyle w:val="Compact"/>
+              <w:jc w:val="left"/>
             </w:pPr>
             <w:r>
               <w:t xml:space="preserve">Alias</w:t>
@@ -1312,6 +1374,7 @@
           <w:p>
             <w:pPr>
               <w:pStyle w:val="Compact"/>
+              <w:jc w:val="left"/>
             </w:pPr>
             <w:r>
               <w:t xml:space="preserve">Parada al año</w:t>
@@ -1325,6 +1388,7 @@
           <w:p>
             <w:pPr>
               <w:pStyle w:val="Compact"/>
+              <w:jc w:val="left"/>
             </w:pPr>
             <w:r>
               <w:t xml:space="preserve">99 %</w:t>
@@ -1336,17 +1400,25 @@
           <w:p>
             <w:pPr>
               <w:pStyle w:val="Compact"/>
-            </w:pPr>
-            <w:r>
-              <w:t xml:space="preserve">“dos nueves”</w:t>
-            </w:r>
-          </w:p>
-        </w:tc>
-        <w:tc>
-          <w:tcPr/>
-          <w:p>
-            <w:pPr>
-              <w:pStyle w:val="Compact"/>
+              <w:jc w:val="left"/>
+            </w:pPr>
+            <w:r>
+              <w:t xml:space="preserve">“</w:t>
+            </w:r>
+            <w:r>
+              <w:t xml:space="preserve">dos nueves</w:t>
+            </w:r>
+            <w:r>
+              <w:t xml:space="preserve">”</w:t>
+            </w:r>
+          </w:p>
+        </w:tc>
+        <w:tc>
+          <w:tcPr/>
+          <w:p>
+            <w:pPr>
+              <w:pStyle w:val="Compact"/>
+              <w:jc w:val="left"/>
             </w:pPr>
             <w:r>
               <w:t xml:space="preserve">3,65 días</w:t>
@@ -1360,6 +1432,7 @@
           <w:p>
             <w:pPr>
               <w:pStyle w:val="Compact"/>
+              <w:jc w:val="left"/>
             </w:pPr>
             <w:r>
               <w:t xml:space="preserve">99,9 %</w:t>
@@ -1371,17 +1444,25 @@
           <w:p>
             <w:pPr>
               <w:pStyle w:val="Compact"/>
-            </w:pPr>
-            <w:r>
-              <w:t xml:space="preserve">“tres nueves”</w:t>
-            </w:r>
-          </w:p>
-        </w:tc>
-        <w:tc>
-          <w:tcPr/>
-          <w:p>
-            <w:pPr>
-              <w:pStyle w:val="Compact"/>
+              <w:jc w:val="left"/>
+            </w:pPr>
+            <w:r>
+              <w:t xml:space="preserve">“</w:t>
+            </w:r>
+            <w:r>
+              <w:t xml:space="preserve">tres nueves</w:t>
+            </w:r>
+            <w:r>
+              <w:t xml:space="preserve">”</w:t>
+            </w:r>
+          </w:p>
+        </w:tc>
+        <w:tc>
+          <w:tcPr/>
+          <w:p>
+            <w:pPr>
+              <w:pStyle w:val="Compact"/>
+              <w:jc w:val="left"/>
             </w:pPr>
             <w:r>
               <w:t xml:space="preserve">8,8 horas</w:t>
@@ -1395,6 +1476,7 @@
           <w:p>
             <w:pPr>
               <w:pStyle w:val="Compact"/>
+              <w:jc w:val="left"/>
             </w:pPr>
             <w:r>
               <w:t xml:space="preserve">99,99 %</w:t>
@@ -1406,17 +1488,25 @@
           <w:p>
             <w:pPr>
               <w:pStyle w:val="Compact"/>
-            </w:pPr>
-            <w:r>
-              <w:t xml:space="preserve">“cuatro nueves”</w:t>
-            </w:r>
-          </w:p>
-        </w:tc>
-        <w:tc>
-          <w:tcPr/>
-          <w:p>
-            <w:pPr>
-              <w:pStyle w:val="Compact"/>
+              <w:jc w:val="left"/>
+            </w:pPr>
+            <w:r>
+              <w:t xml:space="preserve">“</w:t>
+            </w:r>
+            <w:r>
+              <w:t xml:space="preserve">cuatro nueves</w:t>
+            </w:r>
+            <w:r>
+              <w:t xml:space="preserve">”</w:t>
+            </w:r>
+          </w:p>
+        </w:tc>
+        <w:tc>
+          <w:tcPr/>
+          <w:p>
+            <w:pPr>
+              <w:pStyle w:val="Compact"/>
+              <w:jc w:val="left"/>
             </w:pPr>
             <w:r>
               <w:t xml:space="preserve">52,6 minutos</w:t>
@@ -1430,6 +1520,7 @@
           <w:p>
             <w:pPr>
               <w:pStyle w:val="Compact"/>
+              <w:jc w:val="left"/>
             </w:pPr>
             <w:r>
               <w:t xml:space="preserve">99,999 %</w:t>
@@ -1441,17 +1532,25 @@
           <w:p>
             <w:pPr>
               <w:pStyle w:val="Compact"/>
-            </w:pPr>
-            <w:r>
-              <w:t xml:space="preserve">“cinco nueves”</w:t>
-            </w:r>
-          </w:p>
-        </w:tc>
-        <w:tc>
-          <w:tcPr/>
-          <w:p>
-            <w:pPr>
-              <w:pStyle w:val="Compact"/>
+              <w:jc w:val="left"/>
+            </w:pPr>
+            <w:r>
+              <w:t xml:space="preserve">“</w:t>
+            </w:r>
+            <w:r>
+              <w:t xml:space="preserve">cinco nueves</w:t>
+            </w:r>
+            <w:r>
+              <w:t xml:space="preserve">”</w:t>
+            </w:r>
+          </w:p>
+        </w:tc>
+        <w:tc>
+          <w:tcPr/>
+          <w:p>
+            <w:pPr>
+              <w:pStyle w:val="Compact"/>
+              <w:jc w:val="left"/>
             </w:pPr>
             <w:r>
               <w:t xml:space="preserve">5,3 minutos</w:t>
@@ -1471,7 +1570,13 @@
         <w:t xml:space="preserve"> </w:t>
       </w:r>
       <w:r>
-        <w:t xml:space="preserve">“nueve”</w:t>
+        <w:t xml:space="preserve">“</w:t>
+      </w:r>
+      <w:r>
+        <w:t xml:space="preserve">nueve</w:t>
+      </w:r>
+      <w:r>
+        <w:t xml:space="preserve">”</w:t>
       </w:r>
       <w:r>
         <w:t xml:space="preserve"> </w:t>
@@ -1483,7 +1588,13 @@
         <w:t xml:space="preserve"> </w:t>
       </w:r>
       <w:r>
-        <w:t xml:space="preserve">“¿cómo consigo cinco nueves?”</w:t>
+        <w:t xml:space="preserve">“</w:t>
+      </w:r>
+      <w:r>
+        <w:t xml:space="preserve">¿cómo consigo cinco nueves?</w:t>
+      </w:r>
+      <w:r>
+        <w:t xml:space="preserve">”</w:t>
       </w:r>
       <w:r>
         <w:t xml:space="preserve"> </w:t>
@@ -1499,7 +1610,21 @@
           <w:b/>
           <w:bCs/>
         </w:rPr>
-        <w:t xml:space="preserve">“¿cuánto cuesta cada hora parada en MI negocio?”</w:t>
+        <w:t xml:space="preserve">“</w:t>
+      </w:r>
+      <w:r>
+        <w:rPr>
+          <w:b/>
+          <w:bCs/>
+        </w:rPr>
+        <w:t xml:space="preserve">¿cuánto cuesta cada hora parada en MI negocio?</w:t>
+      </w:r>
+      <w:r>
+        <w:rPr>
+          <w:b/>
+          <w:bCs/>
+        </w:rPr>
+        <w:t xml:space="preserve">”</w:t>
       </w:r>
       <w:r>
         <w:t xml:space="preserve">: si la respuesta es</w:t>
@@ -1508,7 +1633,13 @@
         <w:t xml:space="preserve"> </w:t>
       </w:r>
       <w:r>
-        <w:t xml:space="preserve">“poco”</w:t>
+        <w:t xml:space="preserve">“</w:t>
+      </w:r>
+      <w:r>
+        <w:t xml:space="preserve">poco</w:t>
+      </w:r>
+      <w:r>
+        <w:t xml:space="preserve">”</w:t>
       </w:r>
       <w:r>
         <w:t xml:space="preserve">, con tres nueves y buen backup basta.</w:t>
@@ -1558,8 +1689,8 @@
         </w:pict>
       </w:r>
     </w:p>
-    <w:bookmarkEnd w:id="26"/>
-    <w:bookmarkStart w:id="27" w:name="dónde-se-esconden-los-spofs"/>
+    <w:bookmarkEnd w:id="37"/>
+    <w:bookmarkStart w:id="38" w:name="dónde-se-esconden-los-spofs"/>
     <w:p>
       <w:pPr>
         <w:pStyle w:val="Heading2"/>
@@ -1580,6 +1711,7 @@
       <w:tblPr>
         <w:tblStyle w:val="Table"/>
         <w:tblW w:type="pct" w:w="5000"/>
+        <w:jc w:val="left"/>
         <w:tblLayout w:type="fixed"/>
         <w:tblLook w:firstRow="1" w:lastRow="0" w:firstColumn="0" w:lastColumn="0" w:noHBand="0" w:noVBand="0" w:val="0020"/>
       </w:tblPr>
@@ -1597,6 +1729,7 @@
           <w:p>
             <w:pPr>
               <w:pStyle w:val="Compact"/>
+              <w:jc w:val="left"/>
             </w:pPr>
             <w:r>
               <w:t xml:space="preserve">Capa</w:t>
@@ -1608,6 +1741,7 @@
           <w:p>
             <w:pPr>
               <w:pStyle w:val="Compact"/>
+              <w:jc w:val="left"/>
             </w:pPr>
             <w:r>
               <w:t xml:space="preserve">SPOF típico</w:t>
@@ -1619,6 +1753,7 @@
           <w:p>
             <w:pPr>
               <w:pStyle w:val="Compact"/>
+              <w:jc w:val="left"/>
             </w:pPr>
             <w:r>
               <w:t xml:space="preserve">Plan B</w:t>
@@ -1632,6 +1767,7 @@
           <w:p>
             <w:pPr>
               <w:pStyle w:val="Compact"/>
+              <w:jc w:val="left"/>
             </w:pPr>
             <w:r>
               <w:t xml:space="preserve">Física</w:t>
@@ -1643,6 +1779,7 @@
           <w:p>
             <w:pPr>
               <w:pStyle w:val="Compact"/>
+              <w:jc w:val="left"/>
             </w:pPr>
             <w:r>
               <w:t xml:space="preserve">Un cable, un conector, un latiguillo que pisa la silla</w:t>
@@ -1654,6 +1791,7 @@
           <w:p>
             <w:pPr>
               <w:pStyle w:val="Compact"/>
+              <w:jc w:val="left"/>
             </w:pPr>
             <w:r>
               <w:t xml:space="preserve">Cables duplicados, EtherChannel</w:t>
@@ -1667,6 +1805,7 @@
           <w:p>
             <w:pPr>
               <w:pStyle w:val="Compact"/>
+              <w:jc w:val="left"/>
             </w:pPr>
             <w:r>
               <w:t xml:space="preserve">Enlace</w:t>
@@ -1678,6 +1817,7 @@
           <w:p>
             <w:pPr>
               <w:pStyle w:val="Compact"/>
+              <w:jc w:val="left"/>
             </w:pPr>
             <w:r>
               <w:t xml:space="preserve">Un único uplink del switch de planta</w:t>
@@ -1689,6 +1829,7 @@
           <w:p>
             <w:pPr>
               <w:pStyle w:val="Compact"/>
+              <w:jc w:val="left"/>
             </w:pPr>
             <w:r>
               <w:t xml:space="preserve">Dos uplinks a switches distintos</w:t>
@@ -1702,6 +1843,7 @@
           <w:p>
             <w:pPr>
               <w:pStyle w:val="Compact"/>
+              <w:jc w:val="left"/>
             </w:pPr>
             <w:r>
               <w:t xml:space="preserve">Equipo</w:t>
@@ -1713,6 +1855,7 @@
           <w:p>
             <w:pPr>
               <w:pStyle w:val="Compact"/>
+              <w:jc w:val="left"/>
             </w:pPr>
             <w:r>
               <w:t xml:space="preserve">El switch de distribución (si muere, muere la planta)</w:t>
@@ -1724,6 +1867,7 @@
           <w:p>
             <w:pPr>
               <w:pStyle w:val="Compact"/>
+              <w:jc w:val="left"/>
             </w:pPr>
             <w:r>
               <w:t xml:space="preserve">Stacking o dos switches paralelos</w:t>
@@ -1737,6 +1881,7 @@
           <w:p>
             <w:pPr>
               <w:pStyle w:val="Compact"/>
+              <w:jc w:val="left"/>
             </w:pPr>
             <w:r>
               <w:t xml:space="preserve">Gateway</w:t>
@@ -1748,6 +1893,7 @@
           <w:p>
             <w:pPr>
               <w:pStyle w:val="Compact"/>
+              <w:jc w:val="left"/>
             </w:pPr>
             <w:r>
               <w:t xml:space="preserve">El router que da salida (si muere, nadie navega)</w:t>
@@ -1759,6 +1905,7 @@
           <w:p>
             <w:pPr>
               <w:pStyle w:val="Compact"/>
+              <w:jc w:val="left"/>
             </w:pPr>
             <w:r>
               <w:t xml:space="preserve">HSRP/VRRP</w:t>
@@ -1772,6 +1919,7 @@
           <w:p>
             <w:pPr>
               <w:pStyle w:val="Compact"/>
+              <w:jc w:val="left"/>
             </w:pPr>
             <w:r>
               <w:t xml:space="preserve">Ruta</w:t>
@@ -1783,6 +1931,7 @@
           <w:p>
             <w:pPr>
               <w:pStyle w:val="Compact"/>
+              <w:jc w:val="left"/>
             </w:pPr>
             <w:r>
               <w:t xml:space="preserve">La única salida a Internet</w:t>
@@ -1794,6 +1943,7 @@
           <w:p>
             <w:pPr>
               <w:pStyle w:val="Compact"/>
+              <w:jc w:val="left"/>
             </w:pPr>
             <w:r>
               <w:t xml:space="preserve">Dos ISPs con rutas flotantes</w:t>
@@ -1807,6 +1957,7 @@
           <w:p>
             <w:pPr>
               <w:pStyle w:val="Compact"/>
+              <w:jc w:val="left"/>
             </w:pPr>
             <w:r>
               <w:t xml:space="preserve">Servicio</w:t>
@@ -1818,6 +1969,7 @@
           <w:p>
             <w:pPr>
               <w:pStyle w:val="Compact"/>
+              <w:jc w:val="left"/>
             </w:pPr>
             <w:r>
               <w:t xml:space="preserve">Un solo servidor DHCP/DNS</w:t>
@@ -1829,6 +1981,7 @@
           <w:p>
             <w:pPr>
               <w:pStyle w:val="Compact"/>
+              <w:jc w:val="left"/>
             </w:pPr>
             <w:r>
               <w:t xml:space="preserve">Servidor secundario, DHCP failover</w:t>
@@ -1842,6 +1995,7 @@
           <w:p>
             <w:pPr>
               <w:pStyle w:val="Compact"/>
+              <w:jc w:val="left"/>
             </w:pPr>
             <w:r>
               <w:t xml:space="preserve">Eléctrica</w:t>
@@ -1853,6 +2007,7 @@
           <w:p>
             <w:pPr>
               <w:pStyle w:val="Compact"/>
+              <w:jc w:val="left"/>
             </w:pPr>
             <w:r>
               <w:t xml:space="preserve">El único circuito, un solo SAI</w:t>
@@ -1864,6 +2019,7 @@
           <w:p>
             <w:pPr>
               <w:pStyle w:val="Compact"/>
+              <w:jc w:val="left"/>
             </w:pPr>
             <w:r>
               <w:t xml:space="preserve">Doble alimentación, SAI, generador</w:t>
@@ -1877,6 +2033,7 @@
           <w:p>
             <w:pPr>
               <w:pStyle w:val="Compact"/>
+              <w:jc w:val="left"/>
             </w:pPr>
             <w:r>
               <w:t xml:space="preserve">Humana</w:t>
@@ -1888,17 +2045,25 @@
           <w:p>
             <w:pPr>
               <w:pStyle w:val="Compact"/>
-            </w:pPr>
-            <w:r>
-              <w:t xml:space="preserve">“La config solo la sabe quien la hizo”</w:t>
-            </w:r>
-          </w:p>
-        </w:tc>
-        <w:tc>
-          <w:tcPr/>
-          <w:p>
-            <w:pPr>
-              <w:pStyle w:val="Compact"/>
+              <w:jc w:val="left"/>
+            </w:pPr>
+            <w:r>
+              <w:t xml:space="preserve">“</w:t>
+            </w:r>
+            <w:r>
+              <w:t xml:space="preserve">La config solo la sabe quien la hizo</w:t>
+            </w:r>
+            <w:r>
+              <w:t xml:space="preserve">”</w:t>
+            </w:r>
+          </w:p>
+        </w:tc>
+        <w:tc>
+          <w:tcPr/>
+          <w:p>
+            <w:pPr>
+              <w:pStyle w:val="Compact"/>
+              <w:jc w:val="left"/>
             </w:pPr>
             <w:r>
               <w:t xml:space="preserve">Documentación + backups de configuración</w:t>
@@ -1951,8 +2116,8 @@
         </w:pict>
       </w:r>
     </w:p>
-    <w:bookmarkEnd w:id="27"/>
-    <w:bookmarkStart w:id="28" w:name="X51e64f3d9de2a7db89cd1e49374354707011b52"/>
+    <w:bookmarkEnd w:id="38"/>
+    <w:bookmarkStart w:id="39" w:name="X51e64f3d9de2a7db89cd1e49374354707011b52"/>
     <w:p>
       <w:pPr>
         <w:pStyle w:val="Heading2"/>
@@ -2054,7 +2219,13 @@
         <w:t xml:space="preserve"> </w:t>
       </w:r>
       <w:r>
-        <w:t xml:space="preserve">“HA”</w:t>
+        <w:t xml:space="preserve">“</w:t>
+      </w:r>
+      <w:r>
+        <w:t xml:space="preserve">HA</w:t>
+      </w:r>
+      <w:r>
+        <w:t xml:space="preserve">”</w:t>
       </w:r>
       <w:r>
         <w:t xml:space="preserve"> </w:t>
@@ -2089,8 +2260,8 @@
         </w:pict>
       </w:r>
     </w:p>
-    <w:bookmarkEnd w:id="28"/>
-    <w:bookmarkStart w:id="29" w:name="Xbf717e0044977e8ad9d95e2cb9ad758427cca17"/>
+    <w:bookmarkEnd w:id="39"/>
+    <w:bookmarkStart w:id="40" w:name="Xbf717e0044977e8ad9d95e2cb9ad758427cca17"/>
     <w:p>
       <w:pPr>
         <w:pStyle w:val="Heading2"/>
@@ -2283,7 +2454,7 @@
       <w:r>
         <w:t xml:space="preserve"> </w:t>
       </w:r>
-      <w:hyperlink r:id="rId11">
+      <w:hyperlink r:id="rId22">
         <w:r>
           <w:rPr>
             <w:rStyle w:val="Hyperlink"/>
@@ -2297,7 +2468,7 @@
       <w:r>
         <w:t xml:space="preserve"> </w:t>
       </w:r>
-      <w:hyperlink r:id="rId12">
+      <w:hyperlink r:id="rId23">
         <w:r>
           <w:rPr>
             <w:rStyle w:val="Hyperlink"/>
@@ -2311,7 +2482,7 @@
       <w:r>
         <w:t xml:space="preserve"> </w:t>
       </w:r>
-      <w:hyperlink r:id="rId13">
+      <w:hyperlink r:id="rId24">
         <w:r>
           <w:rPr>
             <w:rStyle w:val="Hyperlink"/>
@@ -2325,7 +2496,7 @@
       <w:r>
         <w:t xml:space="preserve"> </w:t>
       </w:r>
-      <w:hyperlink r:id="rId14">
+      <w:hyperlink r:id="rId25">
         <w:r>
           <w:rPr>
             <w:rStyle w:val="Hyperlink"/>
@@ -2342,7 +2513,7 @@
       <w:r>
         <w:t xml:space="preserve"> </w:t>
       </w:r>
-      <w:hyperlink r:id="rId16">
+      <w:hyperlink r:id="rId27">
         <w:r>
           <w:rPr>
             <w:rStyle w:val="Hyperlink"/>
@@ -2361,8 +2532,8 @@
         </w:pict>
       </w:r>
     </w:p>
-    <w:bookmarkEnd w:id="29"/>
-    <w:bookmarkStart w:id="30" w:name="Xa3c71687b1848e40beee2532e7a17a2028dbb36"/>
+    <w:bookmarkEnd w:id="40"/>
+    <w:bookmarkStart w:id="41" w:name="Xa3c71687b1848e40beee2532e7a17a2028dbb36"/>
     <w:p>
       <w:pPr>
         <w:pStyle w:val="Heading2"/>
@@ -2374,7 +2545,13 @@
         <w:t xml:space="preserve"> </w:t>
       </w:r>
       <w:r>
-        <w:t xml:space="preserve">“No necesito redundancia, mi equipo nunca falla”</w:t>
+        <w:t xml:space="preserve">“</w:t>
+      </w:r>
+      <w:r>
+        <w:t xml:space="preserve">No necesito redundancia, mi equipo nunca falla</w:t>
+      </w:r>
+      <w:r>
+        <w:t xml:space="preserve">”</w:t>
       </w:r>
     </w:p>
     <w:p>
@@ -2434,7 +2611,13 @@
         <w:t xml:space="preserve"> </w:t>
       </w:r>
       <w:r>
-        <w:t xml:space="preserve">“redundancia”</w:t>
+        <w:t xml:space="preserve">“</w:t>
+      </w:r>
+      <w:r>
+        <w:t xml:space="preserve">redundancia</w:t>
+      </w:r>
+      <w:r>
+        <w:t xml:space="preserve">”</w:t>
       </w:r>
       <w:r>
         <w:t xml:space="preserve"> </w:t>
@@ -2477,7 +2660,13 @@
         <w:t xml:space="preserve"> </w:t>
       </w:r>
       <w:r>
-        <w:t xml:space="preserve">“¿si ESTO muere, qué deja de funcionar?”</w:t>
+        <w:t xml:space="preserve">“</w:t>
+      </w:r>
+      <w:r>
+        <w:t xml:space="preserve">¿si ESTO muere, qué deja de funcionar?</w:t>
+      </w:r>
+      <w:r>
+        <w:t xml:space="preserve">”</w:t>
       </w:r>
       <w:r>
         <w:t xml:space="preserve"> </w:t>
@@ -2493,8 +2682,8 @@
         </w:pict>
       </w:r>
     </w:p>
-    <w:bookmarkEnd w:id="30"/>
-    <w:bookmarkStart w:id="31" w:name="mini-chequeo"/>
+    <w:bookmarkEnd w:id="41"/>
+    <w:bookmarkStart w:id="42" w:name="mini-chequeo"/>
     <w:p>
       <w:pPr>
         <w:pStyle w:val="Heading2"/>
@@ -2676,8 +2865,8 @@
         </w:pict>
       </w:r>
     </w:p>
-    <w:bookmarkEnd w:id="31"/>
-    <w:bookmarkStart w:id="32" w:name="resumen-en-3-frases"/>
+    <w:bookmarkEnd w:id="42"/>
+    <w:bookmarkStart w:id="43" w:name="resumen-en-3-frases"/>
     <w:p>
       <w:pPr>
         <w:pStyle w:val="Heading2"/>
@@ -2745,7 +2934,13 @@
         <w:t xml:space="preserve"> </w:t>
       </w:r>
       <w:r>
-        <w:t xml:space="preserve">“¿si esto muere, qué deja de funcionar?”</w:t>
+        <w:t xml:space="preserve">“</w:t>
+      </w:r>
+      <w:r>
+        <w:t xml:space="preserve">¿si esto muere, qué deja de funcionar?</w:t>
+      </w:r>
+      <w:r>
+        <w:t xml:space="preserve">”</w:t>
       </w:r>
       <w:r>
         <w:t xml:space="preserve"> </w:t>
@@ -2779,8 +2974,8 @@
         <w:t xml:space="preserve">: detección automática, conmutación sin manos y procedimientos documentados.</w:t>
       </w:r>
     </w:p>
-    <w:bookmarkEnd w:id="32"/>
-    <w:bookmarkStart w:id="34" w:name="vocabulario-rápido"/>
+    <w:bookmarkEnd w:id="43"/>
+    <w:bookmarkStart w:id="45" w:name="vocabulario-rápido"/>
     <w:p>
       <w:pPr>
         <w:pStyle w:val="Heading2"/>
@@ -2793,6 +2988,7 @@
       <w:tblPr>
         <w:tblStyle w:val="Table"/>
         <w:tblW w:type="auto" w:w="0"/>
+        <w:jc w:val="left"/>
         <w:tblLook w:firstRow="1" w:lastRow="0" w:firstColumn="0" w:lastColumn="0" w:noHBand="0" w:noVBand="0" w:val="0020"/>
       </w:tblPr>
       <w:tblGrid>
@@ -2808,6 +3004,7 @@
           <w:p>
             <w:pPr>
               <w:pStyle w:val="Compact"/>
+              <w:jc w:val="left"/>
             </w:pPr>
             <w:r>
               <w:t xml:space="preserve">Término</w:t>
@@ -2819,6 +3016,7 @@
           <w:p>
             <w:pPr>
               <w:pStyle w:val="Compact"/>
+              <w:jc w:val="left"/>
             </w:pPr>
             <w:r>
               <w:t xml:space="preserve">Idea general</w:t>
@@ -2832,6 +3030,7 @@
           <w:p>
             <w:pPr>
               <w:pStyle w:val="Compact"/>
+              <w:jc w:val="left"/>
             </w:pPr>
             <w:r>
               <w:t xml:space="preserve">SPOF</w:t>
@@ -2843,6 +3042,7 @@
           <w:p>
             <w:pPr>
               <w:pStyle w:val="Compact"/>
+              <w:jc w:val="left"/>
             </w:pPr>
             <w:r>
               <w:t xml:space="preserve">Punto único de fallo</w:t>
@@ -2856,6 +3056,7 @@
           <w:p>
             <w:pPr>
               <w:pStyle w:val="Compact"/>
+              <w:jc w:val="left"/>
             </w:pPr>
             <w:r>
               <w:t xml:space="preserve">Nueves</w:t>
@@ -2867,6 +3068,7 @@
           <w:p>
             <w:pPr>
               <w:pStyle w:val="Compact"/>
+              <w:jc w:val="left"/>
             </w:pPr>
             <w:r>
               <w:t xml:space="preserve">Decimales de disponibilidad (99,99 %…)</w:t>
@@ -2880,6 +3082,7 @@
           <w:p>
             <w:pPr>
               <w:pStyle w:val="Compact"/>
+              <w:jc w:val="left"/>
             </w:pPr>
             <w:r>
               <w:t xml:space="preserve">MTBF / MTTR</w:t>
@@ -2891,6 +3094,7 @@
           <w:p>
             <w:pPr>
               <w:pStyle w:val="Compact"/>
+              <w:jc w:val="left"/>
             </w:pPr>
             <w:r>
               <w:t xml:space="preserve">Tiempo entre fallos / tiempo de reparación</w:t>
@@ -2904,6 +3108,7 @@
           <w:p>
             <w:pPr>
               <w:pStyle w:val="Compact"/>
+              <w:jc w:val="left"/>
             </w:pPr>
             <w:r>
               <w:t xml:space="preserve">Failover</w:t>
@@ -2915,6 +3120,7 @@
           <w:p>
             <w:pPr>
               <w:pStyle w:val="Compact"/>
+              <w:jc w:val="left"/>
             </w:pPr>
             <w:r>
               <w:t xml:space="preserve">Conmutación automática al plan B</w:t>
@@ -2928,6 +3134,7 @@
           <w:p>
             <w:pPr>
               <w:pStyle w:val="Compact"/>
+              <w:jc w:val="left"/>
             </w:pPr>
             <w:r>
               <w:t xml:space="preserve">Redundancia N+1</w:t>
@@ -2939,6 +3146,7 @@
           <w:p>
             <w:pPr>
               <w:pStyle w:val="Compact"/>
+              <w:jc w:val="left"/>
             </w:pPr>
             <w:r>
               <w:t xml:space="preserve">Un equipo de repuesto por encima del mínimo</w:t>
@@ -2964,7 +3172,7 @@
       <w:r>
         <w:t xml:space="preserve"> </w:t>
       </w:r>
-      <w:hyperlink r:id="rId33">
+      <w:hyperlink r:id="rId44">
         <w:r>
           <w:rPr>
             <w:rStyle w:val="Hyperlink"/>
@@ -2991,7 +3199,7 @@
       <w:r>
         <w:t xml:space="preserve"> </w:t>
       </w:r>
-      <w:hyperlink r:id="rId33">
+      <w:hyperlink r:id="rId44">
         <w:r>
           <w:rPr>
             <w:rStyle w:val="Hyperlink"/>
@@ -3018,7 +3226,7 @@
       <w:r>
         <w:t xml:space="preserve"> </w:t>
       </w:r>
-      <w:hyperlink r:id="rId11">
+      <w:hyperlink r:id="rId22">
         <w:r>
           <w:rPr>
             <w:rStyle w:val="Hyperlink"/>
@@ -3027,9 +3235,9 @@
         </w:r>
       </w:hyperlink>
     </w:p>
-    <w:bookmarkEnd w:id="34"/>
-    <w:bookmarkEnd w:id="35"/>
-    <w:bookmarkStart w:id="45" w:name="stp-redundancia-sin-bucles"/>
+    <w:bookmarkEnd w:id="45"/>
+    <w:bookmarkEnd w:id="46"/>
+    <w:bookmarkStart w:id="56" w:name="stp-redundancia-sin-bucles"/>
     <w:p>
       <w:pPr>
         <w:pStyle w:val="Heading1"/>
@@ -3093,7 +3301,7 @@
         </w:pict>
       </w:r>
     </w:p>
-    <w:bookmarkStart w:id="37" w:name="la-idea-en-una-frase-1"/>
+    <w:bookmarkStart w:id="48" w:name="la-idea-en-una-frase-1"/>
     <w:p>
       <w:pPr>
         <w:pStyle w:val="Heading2"/>
@@ -3136,7 +3344,7 @@
       <w:r>
         <w:t xml:space="preserve"> </w:t>
       </w:r>
-      <w:hyperlink r:id="rId36">
+      <w:hyperlink r:id="rId47">
         <w:r>
           <w:rPr>
             <w:rStyle w:val="Hyperlink"/>
@@ -3158,8 +3366,8 @@
         </w:pict>
       </w:r>
     </w:p>
-    <w:bookmarkEnd w:id="37"/>
-    <w:bookmarkStart w:id="38" w:name="X027de219e95e8fdabd29f79c2505ca623511a5f"/>
+    <w:bookmarkEnd w:id="48"/>
+    <w:bookmarkStart w:id="49" w:name="X027de219e95e8fdabd29f79c2505ca623511a5f"/>
     <w:p>
       <w:pPr>
         <w:pStyle w:val="Heading2"/>
@@ -3275,8 +3483,8 @@
         </w:pict>
       </w:r>
     </w:p>
-    <w:bookmarkEnd w:id="38"/>
-    <w:bookmarkStart w:id="39" w:name="Xb43944adcfeed94aa2c41396c0cda5394485d97"/>
+    <w:bookmarkEnd w:id="49"/>
+    <w:bookmarkStart w:id="50" w:name="Xb43944adcfeed94aa2c41396c0cda5394485d97"/>
     <w:p>
       <w:pPr>
         <w:pStyle w:val="Heading2"/>
@@ -3405,8 +3613,8 @@
         </w:pict>
       </w:r>
     </w:p>
-    <w:bookmarkEnd w:id="39"/>
-    <w:bookmarkStart w:id="40" w:name="las-protecciones-que-un-diseño-ha-exige"/>
+    <w:bookmarkEnd w:id="50"/>
+    <w:bookmarkStart w:id="51" w:name="las-protecciones-que-un-diseño-ha-exige"/>
     <w:p>
       <w:pPr>
         <w:pStyle w:val="Heading2"/>
@@ -3419,6 +3627,7 @@
       <w:tblPr>
         <w:tblStyle w:val="Table"/>
         <w:tblW w:type="pct" w:w="5000"/>
+        <w:jc w:val="left"/>
         <w:tblLayout w:type="fixed"/>
         <w:tblLook w:firstRow="1" w:lastRow="0" w:firstColumn="0" w:lastColumn="0" w:noHBand="0" w:noVBand="0" w:val="0020"/>
       </w:tblPr>
@@ -3436,6 +3645,7 @@
           <w:p>
             <w:pPr>
               <w:pStyle w:val="Compact"/>
+              <w:jc w:val="left"/>
             </w:pPr>
             <w:r>
               <w:t xml:space="preserve">Protección</w:t>
@@ -3447,6 +3657,7 @@
           <w:p>
             <w:pPr>
               <w:pStyle w:val="Compact"/>
+              <w:jc w:val="left"/>
             </w:pPr>
             <w:r>
               <w:t xml:space="preserve">Dónde</w:t>
@@ -3458,6 +3669,7 @@
           <w:p>
             <w:pPr>
               <w:pStyle w:val="Compact"/>
+              <w:jc w:val="left"/>
             </w:pPr>
             <w:r>
               <w:t xml:space="preserve">Qué hace</w:t>
@@ -3471,6 +3683,7 @@
           <w:p>
             <w:pPr>
               <w:pStyle w:val="Compact"/>
+              <w:jc w:val="left"/>
             </w:pPr>
             <w:r>
               <w:rPr>
@@ -3486,6 +3699,7 @@
           <w:p>
             <w:pPr>
               <w:pStyle w:val="Compact"/>
+              <w:jc w:val="left"/>
             </w:pPr>
             <w:r>
               <w:t xml:space="preserve">Puertos hacia PCs</w:t>
@@ -3497,6 +3711,7 @@
           <w:p>
             <w:pPr>
               <w:pStyle w:val="Compact"/>
+              <w:jc w:val="left"/>
             </w:pPr>
             <w:r>
               <w:t xml:space="preserve">Salta listening/learning: el PC navega al segundo</w:t>
@@ -3510,6 +3725,7 @@
           <w:p>
             <w:pPr>
               <w:pStyle w:val="Compact"/>
+              <w:jc w:val="left"/>
             </w:pPr>
             <w:r>
               <w:rPr>
@@ -3525,6 +3741,7 @@
           <w:p>
             <w:pPr>
               <w:pStyle w:val="Compact"/>
+              <w:jc w:val="left"/>
             </w:pPr>
             <w:r>
               <w:t xml:space="preserve">Puertos con PortFast</w:t>
@@ -3536,6 +3753,7 @@
           <w:p>
             <w:pPr>
               <w:pStyle w:val="Compact"/>
+              <w:jc w:val="left"/>
             </w:pPr>
             <w:r>
               <w:t xml:space="preserve">Si llega una BPDU (¿alguien coló un switch?), el puerto cae</w:t>
@@ -3549,6 +3767,7 @@
           <w:p>
             <w:pPr>
               <w:pStyle w:val="Compact"/>
+              <w:jc w:val="left"/>
             </w:pPr>
             <w:r>
               <w:rPr>
@@ -3564,6 +3783,7 @@
           <w:p>
             <w:pPr>
               <w:pStyle w:val="Compact"/>
+              <w:jc w:val="left"/>
             </w:pPr>
             <w:r>
               <w:t xml:space="preserve">Puertos hacia accesos</w:t>
@@ -3575,6 +3795,7 @@
           <w:p>
             <w:pPr>
               <w:pStyle w:val="Compact"/>
+              <w:jc w:val="left"/>
             </w:pPr>
             <w:r>
               <w:t xml:space="preserve">Impide que un switch ajeno se proclame root</w:t>
@@ -3588,6 +3809,7 @@
           <w:p>
             <w:pPr>
               <w:pStyle w:val="Compact"/>
+              <w:jc w:val="left"/>
             </w:pPr>
             <w:r>
               <w:rPr>
@@ -3603,6 +3825,7 @@
           <w:p>
             <w:pPr>
               <w:pStyle w:val="Compact"/>
+              <w:jc w:val="left"/>
             </w:pPr>
             <w:r>
               <w:t xml:space="preserve">Puertos bloqueados por diseño</w:t>
@@ -3614,6 +3837,7 @@
           <w:p>
             <w:pPr>
               <w:pStyle w:val="Compact"/>
+              <w:jc w:val="left"/>
             </w:pPr>
             <w:r>
               <w:t xml:space="preserve">Si dejan de llegar BPDUs por un unidireccional, bloquea en vez de abrir</w:t>
@@ -3716,8 +3940,8 @@
         </w:pict>
       </w:r>
     </w:p>
-    <w:bookmarkEnd w:id="40"/>
-    <w:bookmarkStart w:id="41" w:name="convergencia-rstp-y-el-detalle-del-edge"/>
+    <w:bookmarkEnd w:id="51"/>
+    <w:bookmarkStart w:id="52" w:name="convergencia-rstp-y-el-detalle-del-edge"/>
     <w:p>
       <w:pPr>
         <w:pStyle w:val="Heading2"/>
@@ -3730,6 +3954,7 @@
       <w:tblPr>
         <w:tblStyle w:val="Table"/>
         <w:tblW w:type="pct" w:w="5000"/>
+        <w:jc w:val="left"/>
         <w:tblLayout w:type="fixed"/>
         <w:tblLook w:firstRow="1" w:lastRow="0" w:firstColumn="0" w:lastColumn="0" w:noHBand="0" w:noVBand="0" w:val="0020"/>
       </w:tblPr>
@@ -3747,6 +3972,7 @@
           <w:p>
             <w:pPr>
               <w:pStyle w:val="Compact"/>
+              <w:jc w:val="left"/>
             </w:pPr>
             <w:r>
               <w:t xml:space="preserve">Protocolo</w:t>
@@ -3758,6 +3984,7 @@
           <w:p>
             <w:pPr>
               <w:pStyle w:val="Compact"/>
+              <w:jc w:val="left"/>
             </w:pPr>
             <w:r>
               <w:t xml:space="preserve">Convergencia típica</w:t>
@@ -3769,6 +3996,7 @@
           <w:p>
             <w:pPr>
               <w:pStyle w:val="Compact"/>
+              <w:jc w:val="left"/>
             </w:pPr>
             <w:r>
               <w:t xml:space="preserve">Nota</w:t>
@@ -3782,6 +4010,7 @@
           <w:p>
             <w:pPr>
               <w:pStyle w:val="Compact"/>
+              <w:jc w:val="left"/>
             </w:pPr>
             <w:r>
               <w:t xml:space="preserve">STP (802.1D)</w:t>
@@ -3793,6 +4022,7 @@
           <w:p>
             <w:pPr>
               <w:pStyle w:val="Compact"/>
+              <w:jc w:val="left"/>
             </w:pPr>
             <w:r>
               <w:t xml:space="preserve">30-50 s</w:t>
@@ -3804,6 +4034,7 @@
           <w:p>
             <w:pPr>
               <w:pStyle w:val="Compact"/>
+              <w:jc w:val="left"/>
             </w:pPr>
             <w:r>
               <w:t xml:space="preserve">Eterno en voz/vídeo</w:t>
@@ -3817,6 +4048,7 @@
           <w:p>
             <w:pPr>
               <w:pStyle w:val="Compact"/>
+              <w:jc w:val="left"/>
             </w:pPr>
             <w:r>
               <w:t xml:space="preserve">RSTP (802.1w)</w:t>
@@ -3828,6 +4060,7 @@
           <w:p>
             <w:pPr>
               <w:pStyle w:val="Compact"/>
+              <w:jc w:val="left"/>
             </w:pPr>
             <w:r>
               <w:t xml:space="preserve">&lt; 10 s</w:t>
@@ -3839,6 +4072,7 @@
           <w:p>
             <w:pPr>
               <w:pStyle w:val="Compact"/>
+              <w:jc w:val="left"/>
             </w:pPr>
             <w:r>
               <w:t xml:space="preserve">Negocia con el vecino (proposal/agreement)</w:t>
@@ -3852,6 +4086,7 @@
           <w:p>
             <w:pPr>
               <w:pStyle w:val="Compact"/>
+              <w:jc w:val="left"/>
             </w:pPr>
             <w:r>
               <w:t xml:space="preserve">MSTP (802.1s)</w:t>
@@ -3863,6 +4098,7 @@
           <w:p>
             <w:pPr>
               <w:pStyle w:val="Compact"/>
+              <w:jc w:val="left"/>
             </w:pPr>
             <w:r>
               <w:t xml:space="preserve">Como RSTP</w:t>
@@ -3874,6 +4110,7 @@
           <w:p>
             <w:pPr>
               <w:pStyle w:val="Compact"/>
+              <w:jc w:val="left"/>
             </w:pPr>
             <w:r>
               <w:t xml:space="preserve">Varias instancias VLAN en un solo proceso</w:t>
@@ -3913,8 +4150,8 @@
         </w:pict>
       </w:r>
     </w:p>
-    <w:bookmarkEnd w:id="41"/>
-    <w:bookmarkStart w:id="42" w:name="mini-chequeo-1"/>
+    <w:bookmarkEnd w:id="52"/>
+    <w:bookmarkStart w:id="53" w:name="mini-chequeo-1"/>
     <w:p>
       <w:pPr>
         <w:pStyle w:val="Heading2"/>
@@ -3938,7 +4175,13 @@
         <w:t xml:space="preserve"> </w:t>
       </w:r>
       <w:r>
-        <w:t xml:space="preserve">“por defecto”</w:t>
+        <w:t xml:space="preserve">“</w:t>
+      </w:r>
+      <w:r>
+        <w:t xml:space="preserve">por defecto</w:t>
+      </w:r>
+      <w:r>
+        <w:t xml:space="preserve">”</w:t>
       </w:r>
       <w:r>
         <w:t xml:space="preserve"> </w:t>
@@ -4044,7 +4287,13 @@
         <w:t xml:space="preserve"> </w:t>
       </w:r>
       <w:r>
-        <w:t xml:space="preserve">“pirata”</w:t>
+        <w:t xml:space="preserve">“</w:t>
+      </w:r>
+      <w:r>
+        <w:t xml:space="preserve">pirata</w:t>
+      </w:r>
+      <w:r>
+        <w:t xml:space="preserve">”</w:t>
       </w:r>
       <w:r>
         <w:t xml:space="preserve"> </w:t>
@@ -4096,7 +4345,13 @@
         <w:t xml:space="preserve"> </w:t>
       </w:r>
       <w:r>
-        <w:t xml:space="preserve">“ganador”</w:t>
+        <w:t xml:space="preserve">“</w:t>
+      </w:r>
+      <w:r>
+        <w:t xml:space="preserve">ganador</w:t>
+      </w:r>
+      <w:r>
+        <w:t xml:space="preserve">”</w:t>
       </w:r>
       <w:r>
         <w:t xml:space="preserve"> </w:t>
@@ -4112,8 +4367,8 @@
         </w:pict>
       </w:r>
     </w:p>
-    <w:bookmarkEnd w:id="42"/>
-    <w:bookmarkStart w:id="43" w:name="resumen-en-3-frases-1"/>
+    <w:bookmarkEnd w:id="53"/>
+    <w:bookmarkStart w:id="54" w:name="resumen-en-3-frases-1"/>
     <w:p>
       <w:pPr>
         <w:pStyle w:val="Heading2"/>
@@ -4203,8 +4458,8 @@
         <w:t xml:space="preserve">, la conmutación tras un fallo baja a segundos: imprescindible en voz y vídeo.</w:t>
       </w:r>
     </w:p>
-    <w:bookmarkEnd w:id="43"/>
-    <w:bookmarkStart w:id="44" w:name="vocabulario-rápido-1"/>
+    <w:bookmarkEnd w:id="54"/>
+    <w:bookmarkStart w:id="55" w:name="vocabulario-rápido-1"/>
     <w:p>
       <w:pPr>
         <w:pStyle w:val="Heading2"/>
@@ -4217,6 +4472,7 @@
       <w:tblPr>
         <w:tblStyle w:val="Table"/>
         <w:tblW w:type="auto" w:w="0"/>
+        <w:jc w:val="left"/>
         <w:tblLook w:firstRow="1" w:lastRow="0" w:firstColumn="0" w:lastColumn="0" w:noHBand="0" w:noVBand="0" w:val="0020"/>
       </w:tblPr>
       <w:tblGrid>
@@ -4232,6 +4488,7 @@
           <w:p>
             <w:pPr>
               <w:pStyle w:val="Compact"/>
+              <w:jc w:val="left"/>
             </w:pPr>
             <w:r>
               <w:t xml:space="preserve">Término</w:t>
@@ -4243,6 +4500,7 @@
           <w:p>
             <w:pPr>
               <w:pStyle w:val="Compact"/>
+              <w:jc w:val="left"/>
             </w:pPr>
             <w:r>
               <w:t xml:space="preserve">Idea general</w:t>
@@ -4256,6 +4514,7 @@
           <w:p>
             <w:pPr>
               <w:pStyle w:val="Compact"/>
+              <w:jc w:val="left"/>
             </w:pPr>
             <w:r>
               <w:t xml:space="preserve">Root primary/secondary</w:t>
@@ -4267,6 +4526,7 @@
           <w:p>
             <w:pPr>
               <w:pStyle w:val="Compact"/>
+              <w:jc w:val="left"/>
             </w:pPr>
             <w:r>
               <w:t xml:space="preserve">Root bridge y respaldo planeados</w:t>
@@ -4280,6 +4540,7 @@
           <w:p>
             <w:pPr>
               <w:pStyle w:val="Compact"/>
+              <w:jc w:val="left"/>
             </w:pPr>
             <w:r>
               <w:t xml:space="preserve">PortFast/Edge</w:t>
@@ -4291,6 +4552,7 @@
           <w:p>
             <w:pPr>
               <w:pStyle w:val="Compact"/>
+              <w:jc w:val="left"/>
             </w:pPr>
             <w:r>
               <w:t xml:space="preserve">Puerto de usuario a forwarding directo</w:t>
@@ -4304,6 +4566,7 @@
           <w:p>
             <w:pPr>
               <w:pStyle w:val="Compact"/>
+              <w:jc w:val="left"/>
             </w:pPr>
             <w:r>
               <w:t xml:space="preserve">BPDU Guard</w:t>
@@ -4315,6 +4578,7 @@
           <w:p>
             <w:pPr>
               <w:pStyle w:val="Compact"/>
+              <w:jc w:val="left"/>
             </w:pPr>
             <w:r>
               <w:t xml:space="preserve">Mata el puerto si recibe BPDU</w:t>
@@ -4328,6 +4592,7 @@
           <w:p>
             <w:pPr>
               <w:pStyle w:val="Compact"/>
+              <w:jc w:val="left"/>
             </w:pPr>
             <w:r>
               <w:t xml:space="preserve">Root Guard</w:t>
@@ -4339,6 +4604,7 @@
           <w:p>
             <w:pPr>
               <w:pStyle w:val="Compact"/>
+              <w:jc w:val="left"/>
             </w:pPr>
             <w:r>
               <w:t xml:space="preserve">Bloquea pretensiones de root ajenas</w:t>
@@ -4352,6 +4618,7 @@
           <w:p>
             <w:pPr>
               <w:pStyle w:val="Compact"/>
+              <w:jc w:val="left"/>
             </w:pPr>
             <w:r>
               <w:t xml:space="preserve">Convergencia</w:t>
@@ -4363,6 +4630,7 @@
           <w:p>
             <w:pPr>
               <w:pStyle w:val="Compact"/>
+              <w:jc w:val="left"/>
             </w:pPr>
             <w:r>
               <w:t xml:space="preserve">Tiempo hasta que la red se reordena tras un fallo</w:t>
@@ -4388,7 +4656,7 @@
       <w:r>
         <w:t xml:space="preserve"> </w:t>
       </w:r>
-      <w:hyperlink r:id="rId33">
+      <w:hyperlink r:id="rId44">
         <w:r>
           <w:rPr>
             <w:rStyle w:val="Hyperlink"/>
@@ -4415,7 +4683,7 @@
       <w:r>
         <w:t xml:space="preserve"> </w:t>
       </w:r>
-      <w:hyperlink r:id="rId10">
+      <w:hyperlink r:id="rId21">
         <w:r>
           <w:rPr>
             <w:rStyle w:val="Hyperlink"/>
@@ -4442,7 +4710,7 @@
       <w:r>
         <w:t xml:space="preserve"> </w:t>
       </w:r>
-      <w:hyperlink r:id="rId12">
+      <w:hyperlink r:id="rId23">
         <w:r>
           <w:rPr>
             <w:rStyle w:val="Hyperlink"/>
@@ -4451,9 +4719,9 @@
         </w:r>
       </w:hyperlink>
     </w:p>
-    <w:bookmarkEnd w:id="44"/>
-    <w:bookmarkEnd w:id="45"/>
-    <w:bookmarkStart w:id="55" w:name="etherchannel"/>
+    <w:bookmarkEnd w:id="55"/>
+    <w:bookmarkEnd w:id="56"/>
+    <w:bookmarkStart w:id="66" w:name="etherchannel"/>
     <w:p>
       <w:pPr>
         <w:pStyle w:val="Heading1"/>
@@ -4517,7 +4785,7 @@
         </w:pict>
       </w:r>
     </w:p>
-    <w:bookmarkStart w:id="46" w:name="la-idea-en-una-frase-2"/>
+    <w:bookmarkStart w:id="57" w:name="la-idea-en-una-frase-2"/>
     <w:p>
       <w:pPr>
         <w:pStyle w:val="Heading2"/>
@@ -4551,8 +4819,8 @@
         </w:pict>
       </w:r>
     </w:p>
-    <w:bookmarkEnd w:id="46"/>
-    <w:bookmarkStart w:id="47" w:name="por-qué-no-basta-con-poner-más-cables"/>
+    <w:bookmarkEnd w:id="57"/>
+    <w:bookmarkStart w:id="58" w:name="por-qué-no-basta-con-poner-más-cables"/>
     <w:p>
       <w:pPr>
         <w:pStyle w:val="Heading2"/>
@@ -4564,7 +4832,13 @@
         <w:t xml:space="preserve"> </w:t>
       </w:r>
       <w:r>
-        <w:t xml:space="preserve">“poner más cables”</w:t>
+        <w:t xml:space="preserve">“</w:t>
+      </w:r>
+      <w:r>
+        <w:t xml:space="preserve">poner más cables</w:t>
+      </w:r>
+      <w:r>
+        <w:t xml:space="preserve">”</w:t>
       </w:r>
       <w:r>
         <w:t xml:space="preserve">?</w:t>
@@ -4720,8 +4994,8 @@
         </w:pict>
       </w:r>
     </w:p>
-    <w:bookmarkEnd w:id="47"/>
-    <w:bookmarkStart w:id="48" w:name="los-protocolos-de-negociación"/>
+    <w:bookmarkEnd w:id="58"/>
+    <w:bookmarkStart w:id="59" w:name="los-protocolos-de-negociación"/>
     <w:p>
       <w:pPr>
         <w:pStyle w:val="Heading2"/>
@@ -4734,6 +5008,7 @@
       <w:tblPr>
         <w:tblStyle w:val="Table"/>
         <w:tblW w:type="pct" w:w="5000"/>
+        <w:jc w:val="left"/>
         <w:tblLayout w:type="fixed"/>
         <w:tblLook w:firstRow="1" w:lastRow="0" w:firstColumn="0" w:lastColumn="0" w:noHBand="0" w:noVBand="0" w:val="0020"/>
       </w:tblPr>
@@ -4751,6 +5026,7 @@
           <w:p>
             <w:pPr>
               <w:pStyle w:val="Compact"/>
+              <w:jc w:val="left"/>
             </w:pPr>
             <w:r>
               <w:t xml:space="preserve">Modo</w:t>
@@ -4762,6 +5038,7 @@
           <w:p>
             <w:pPr>
               <w:pStyle w:val="Compact"/>
+              <w:jc w:val="left"/>
             </w:pPr>
             <w:r>
               <w:t xml:space="preserve">Protocolo</w:t>
@@ -4773,6 +5050,7 @@
           <w:p>
             <w:pPr>
               <w:pStyle w:val="Compact"/>
+              <w:jc w:val="left"/>
             </w:pPr>
             <w:r>
               <w:t xml:space="preserve">Qué hace</w:t>
@@ -4786,6 +5064,7 @@
           <w:p>
             <w:pPr>
               <w:pStyle w:val="Compact"/>
+              <w:jc w:val="left"/>
             </w:pPr>
             <w:r>
               <w:rPr>
@@ -4800,6 +5079,7 @@
           <w:p>
             <w:pPr>
               <w:pStyle w:val="Compact"/>
+              <w:jc w:val="left"/>
             </w:pPr>
             <w:r>
               <w:t xml:space="preserve">Ninguno</w:t>
@@ -4811,6 +5091,7 @@
           <w:p>
             <w:pPr>
               <w:pStyle w:val="Compact"/>
+              <w:jc w:val="left"/>
             </w:pPr>
             <w:r>
               <w:t xml:space="preserve">Fuerza el canal a lo bruto (sin negociación)</w:t>
@@ -4824,6 +5105,7 @@
           <w:p>
             <w:pPr>
               <w:pStyle w:val="Compact"/>
+              <w:jc w:val="left"/>
             </w:pPr>
             <w:r>
               <w:rPr>
@@ -4853,6 +5135,7 @@
           <w:p>
             <w:pPr>
               <w:pStyle w:val="Compact"/>
+              <w:jc w:val="left"/>
             </w:pPr>
             <w:r>
               <w:rPr>
@@ -4874,6 +5157,7 @@
           <w:p>
             <w:pPr>
               <w:pStyle w:val="Compact"/>
+              <w:jc w:val="left"/>
             </w:pPr>
             <w:r>
               <w:t xml:space="preserve">Inicia la negociación / solo responde</w:t>
@@ -4887,6 +5171,7 @@
           <w:p>
             <w:pPr>
               <w:pStyle w:val="Compact"/>
+              <w:jc w:val="left"/>
             </w:pPr>
             <w:r>
               <w:rPr>
@@ -4916,6 +5201,7 @@
           <w:p>
             <w:pPr>
               <w:pStyle w:val="Compact"/>
+              <w:jc w:val="left"/>
             </w:pPr>
             <w:r>
               <w:rPr>
@@ -4937,6 +5223,7 @@
           <w:p>
             <w:pPr>
               <w:pStyle w:val="Compact"/>
+              <w:jc w:val="left"/>
             </w:pPr>
             <w:r>
               <w:t xml:space="preserve">Inicia / solo responde</w:t>
@@ -5100,7 +5387,13 @@
         <w:t xml:space="preserve"> </w:t>
       </w:r>
       <w:r>
-        <w:t xml:space="preserve">“suspended”</w:t>
+        <w:t xml:space="preserve">“</w:t>
+      </w:r>
+      <w:r>
+        <w:t xml:space="preserve">suspended</w:t>
+      </w:r>
+      <w:r>
+        <w:t xml:space="preserve">”</w:t>
       </w:r>
       <w:r>
         <w:t xml:space="preserve"> </w:t>
@@ -5112,7 +5405,13 @@
         <w:t xml:space="preserve"> </w:t>
       </w:r>
       <w:r>
-        <w:t xml:space="preserve">“I”</w:t>
+        <w:t xml:space="preserve">“</w:t>
+      </w:r>
+      <w:r>
+        <w:t xml:space="preserve">I</w:t>
+      </w:r>
+      <w:r>
+        <w:t xml:space="preserve">”</w:t>
       </w:r>
       <w:r>
         <w:t xml:space="preserve">: individual). Diagnóstico:</w:t>
@@ -5137,8 +5436,8 @@
         </w:pict>
       </w:r>
     </w:p>
-    <w:bookmarkEnd w:id="48"/>
-    <w:bookmarkStart w:id="49" w:name="balanceo-el-hash-no-divide-reparte"/>
+    <w:bookmarkEnd w:id="59"/>
+    <w:bookmarkStart w:id="60" w:name="balanceo-el-hash-no-divide-reparte"/>
     <w:p>
       <w:pPr>
         <w:pStyle w:val="Heading2"/>
@@ -5199,6 +5498,7 @@
       <w:tblPr>
         <w:tblStyle w:val="Table"/>
         <w:tblW w:type="pct" w:w="5000"/>
+        <w:jc w:val="left"/>
         <w:tblLayout w:type="fixed"/>
         <w:tblLook w:firstRow="1" w:lastRow="0" w:firstColumn="0" w:lastColumn="0" w:noHBand="0" w:noVBand="0" w:val="0020"/>
       </w:tblPr>
@@ -5216,6 +5516,7 @@
           <w:p>
             <w:pPr>
               <w:pStyle w:val="Compact"/>
+              <w:jc w:val="left"/>
             </w:pPr>
             <w:r>
               <w:t xml:space="preserve">Método</w:t>
@@ -5227,6 +5528,7 @@
           <w:p>
             <w:pPr>
               <w:pStyle w:val="Compact"/>
+              <w:jc w:val="left"/>
             </w:pPr>
             <w:r>
               <w:t xml:space="preserve">Qué mira</w:t>
@@ -5238,6 +5540,7 @@
           <w:p>
             <w:pPr>
               <w:pStyle w:val="Compact"/>
+              <w:jc w:val="left"/>
             </w:pPr>
             <w:r>
               <w:t xml:space="preserve">Cuándo conviene</w:t>
@@ -5251,6 +5554,7 @@
           <w:p>
             <w:pPr>
               <w:pStyle w:val="Compact"/>
+              <w:jc w:val="left"/>
             </w:pPr>
             <w:r>
               <w:rPr>
@@ -5280,6 +5584,7 @@
           <w:p>
             <w:pPr>
               <w:pStyle w:val="Compact"/>
+              <w:jc w:val="left"/>
             </w:pPr>
             <w:r>
               <w:t xml:space="preserve">MACs</w:t>
@@ -5291,6 +5596,7 @@
           <w:p>
             <w:pPr>
               <w:pStyle w:val="Compact"/>
+              <w:jc w:val="left"/>
             </w:pPr>
             <w:r>
               <w:t xml:space="preserve">Tráfico entre muchos equipos variados</w:t>
@@ -5304,6 +5610,7 @@
           <w:p>
             <w:pPr>
               <w:pStyle w:val="Compact"/>
+              <w:jc w:val="left"/>
             </w:pPr>
             <w:r>
               <w:rPr>
@@ -5318,6 +5625,7 @@
           <w:p>
             <w:pPr>
               <w:pStyle w:val="Compact"/>
+              <w:jc w:val="left"/>
             </w:pPr>
             <w:r>
               <w:t xml:space="preserve">IPs origen+destino</w:t>
@@ -5329,6 +5637,7 @@
           <w:p>
             <w:pPr>
               <w:pStyle w:val="Compact"/>
+              <w:jc w:val="left"/>
             </w:pPr>
             <w:r>
               <w:t xml:space="preserve">El clásico entre switches/routers</w:t>
@@ -5342,6 +5651,7 @@
           <w:p>
             <w:pPr>
               <w:pStyle w:val="Compact"/>
+              <w:jc w:val="left"/>
             </w:pPr>
             <w:r>
               <w:rPr>
@@ -5356,6 +5666,7 @@
           <w:p>
             <w:pPr>
               <w:pStyle w:val="Compact"/>
+              <w:jc w:val="left"/>
             </w:pPr>
             <w:r>
               <w:t xml:space="preserve">IPs + puertos TCP/UDP</w:t>
@@ -5367,6 +5678,7 @@
           <w:p>
             <w:pPr>
               <w:pStyle w:val="Compact"/>
+              <w:jc w:val="left"/>
             </w:pPr>
             <w:r>
               <w:t xml:space="preserve">Un servidor que recibe de muchos clientes</w:t>
@@ -5386,7 +5698,13 @@
         <w:t xml:space="preserve"> </w:t>
       </w:r>
       <w:r>
-        <w:t xml:space="preserve">“el canal no funciona”</w:t>
+        <w:t xml:space="preserve">“</w:t>
+      </w:r>
+      <w:r>
+        <w:t xml:space="preserve">el canal no funciona</w:t>
+      </w:r>
+      <w:r>
+        <w:t xml:space="preserve">”</w:t>
       </w:r>
       <w:r>
         <w:t xml:space="preserve">. No es que no funcione: es que</w:t>
@@ -5412,8 +5730,8 @@
         </w:pict>
       </w:r>
     </w:p>
-    <w:bookmarkEnd w:id="49"/>
-    <w:bookmarkStart w:id="50" w:name="verificación"/>
+    <w:bookmarkEnd w:id="60"/>
+    <w:bookmarkStart w:id="61" w:name="verificación"/>
     <w:p>
       <w:pPr>
         <w:pStyle w:val="Heading2"/>
@@ -5426,6 +5744,7 @@
       <w:tblPr>
         <w:tblStyle w:val="Table"/>
         <w:tblW w:type="pct" w:w="5000"/>
+        <w:jc w:val="left"/>
         <w:tblLayout w:type="fixed"/>
         <w:tblLook w:firstRow="1" w:lastRow="0" w:firstColumn="0" w:lastColumn="0" w:noHBand="0" w:noVBand="0" w:val="0020"/>
       </w:tblPr>
@@ -5442,6 +5761,7 @@
           <w:p>
             <w:pPr>
               <w:pStyle w:val="Compact"/>
+              <w:jc w:val="left"/>
             </w:pPr>
             <w:r>
               <w:t xml:space="preserve">Comando</w:t>
@@ -5453,6 +5773,7 @@
           <w:p>
             <w:pPr>
               <w:pStyle w:val="Compact"/>
+              <w:jc w:val="left"/>
             </w:pPr>
             <w:r>
               <w:t xml:space="preserve">Qué te cuenta</w:t>
@@ -5466,6 +5787,7 @@
           <w:p>
             <w:pPr>
               <w:pStyle w:val="Compact"/>
+              <w:jc w:val="left"/>
             </w:pPr>
             <w:r>
               <w:rPr>
@@ -5480,6 +5802,7 @@
           <w:p>
             <w:pPr>
               <w:pStyle w:val="Compact"/>
+              <w:jc w:val="left"/>
             </w:pPr>
             <w:r>
               <w:t xml:space="preserve">Grupo, protocolo y estado de cada miembro (SU = en uso, P = activo en el canal)</w:t>
@@ -5493,6 +5816,7 @@
           <w:p>
             <w:pPr>
               <w:pStyle w:val="Compact"/>
+              <w:jc w:val="left"/>
             </w:pPr>
             <w:r>
               <w:rPr>
@@ -5507,6 +5831,7 @@
           <w:p>
             <w:pPr>
               <w:pStyle w:val="Compact"/>
+              <w:jc w:val="left"/>
             </w:pPr>
             <w:r>
               <w:t xml:space="preserve">Método de hash configurado</w:t>
@@ -5520,6 +5845,7 @@
           <w:p>
             <w:pPr>
               <w:pStyle w:val="Compact"/>
+              <w:jc w:val="left"/>
             </w:pPr>
             <w:r>
               <w:rPr>
@@ -5534,6 +5860,7 @@
           <w:p>
             <w:pPr>
               <w:pStyle w:val="Compact"/>
+              <w:jc w:val="left"/>
             </w:pPr>
             <w:r>
               <w:t xml:space="preserve">El</w:t>
@@ -5542,7 +5869,13 @@
               <w:t xml:space="preserve"> </w:t>
             </w:r>
             <w:r>
-              <w:t xml:space="preserve">“enlace gigante”</w:t>
+              <w:t xml:space="preserve">“</w:t>
+            </w:r>
+            <w:r>
+              <w:t xml:space="preserve">enlace gigante</w:t>
+            </w:r>
+            <w:r>
+              <w:t xml:space="preserve">”</w:t>
             </w:r>
             <w:r>
               <w:t xml:space="preserve"> </w:t>
@@ -5559,6 +5892,7 @@
           <w:p>
             <w:pPr>
               <w:pStyle w:val="Compact"/>
+              <w:jc w:val="left"/>
             </w:pPr>
             <w:r>
               <w:rPr>
@@ -5573,6 +5907,7 @@
           <w:p>
             <w:pPr>
               <w:pStyle w:val="Compact"/>
+              <w:jc w:val="left"/>
             </w:pPr>
             <w:r>
               <w:t xml:space="preserve">El Po como un único enlace (sin puertos bloqueados)</w:t>
@@ -5696,8 +6031,8 @@
         </w:pict>
       </w:r>
     </w:p>
-    <w:bookmarkEnd w:id="50"/>
-    <w:bookmarkStart w:id="51" w:name="Xe1307bfb1026975bf0d020516e60d4ba9c649a8"/>
+    <w:bookmarkEnd w:id="61"/>
+    <w:bookmarkStart w:id="62" w:name="Xe1307bfb1026975bf0d020516e60d4ba9c649a8"/>
     <w:p>
       <w:pPr>
         <w:pStyle w:val="Heading2"/>
@@ -5709,7 +6044,13 @@
         <w:t xml:space="preserve"> </w:t>
       </w:r>
       <w:r>
-        <w:t xml:space="preserve">“Duplicamos el cable y el canal sigue a 1 Gbps”</w:t>
+        <w:t xml:space="preserve">“</w:t>
+      </w:r>
+      <w:r>
+        <w:t xml:space="preserve">Duplicamos el cable y el canal sigue a 1 Gbps</w:t>
+      </w:r>
+      <w:r>
+        <w:t xml:space="preserve">”</w:t>
       </w:r>
     </w:p>
     <w:p>
@@ -5863,8 +6204,8 @@
         </w:pict>
       </w:r>
     </w:p>
-    <w:bookmarkEnd w:id="51"/>
-    <w:bookmarkStart w:id="52" w:name="mini-chequeo-2"/>
+    <w:bookmarkEnd w:id="62"/>
+    <w:bookmarkStart w:id="63" w:name="mini-chequeo-2"/>
     <w:p>
       <w:pPr>
         <w:pStyle w:val="Heading2"/>
@@ -6081,7 +6422,13 @@
         <w:t xml:space="preserve"> </w:t>
       </w:r>
       <w:r>
-        <w:t xml:space="preserve">“trocea”</w:t>
+        <w:t xml:space="preserve">“</w:t>
+      </w:r>
+      <w:r>
+        <w:t xml:space="preserve">trocea</w:t>
+      </w:r>
+      <w:r>
+        <w:t xml:space="preserve">”</w:t>
       </w:r>
       <w:r>
         <w:t xml:space="preserve"> </w:t>
@@ -6202,8 +6549,8 @@
         </w:pict>
       </w:r>
     </w:p>
-    <w:bookmarkEnd w:id="52"/>
-    <w:bookmarkStart w:id="53" w:name="resumen-en-3-frases-2"/>
+    <w:bookmarkEnd w:id="63"/>
+    <w:bookmarkStart w:id="64" w:name="resumen-en-3-frases-2"/>
     <w:p>
       <w:pPr>
         <w:pStyle w:val="Heading2"/>
@@ -6337,8 +6684,8 @@
         <w:t xml:space="preserve">en todos o no ha pasado nada.</w:t>
       </w:r>
     </w:p>
-    <w:bookmarkEnd w:id="53"/>
-    <w:bookmarkStart w:id="54" w:name="vocabulario-rápido-2"/>
+    <w:bookmarkEnd w:id="64"/>
+    <w:bookmarkStart w:id="65" w:name="vocabulario-rápido-2"/>
     <w:p>
       <w:pPr>
         <w:pStyle w:val="Heading2"/>
@@ -6351,6 +6698,7 @@
       <w:tblPr>
         <w:tblStyle w:val="Table"/>
         <w:tblW w:type="auto" w:w="0"/>
+        <w:jc w:val="left"/>
         <w:tblLook w:firstRow="1" w:lastRow="0" w:firstColumn="0" w:lastColumn="0" w:noHBand="0" w:noVBand="0" w:val="0020"/>
       </w:tblPr>
       <w:tblGrid>
@@ -6366,6 +6714,7 @@
           <w:p>
             <w:pPr>
               <w:pStyle w:val="Compact"/>
+              <w:jc w:val="left"/>
             </w:pPr>
             <w:r>
               <w:t xml:space="preserve">Término</w:t>
@@ -6377,6 +6726,7 @@
           <w:p>
             <w:pPr>
               <w:pStyle w:val="Compact"/>
+              <w:jc w:val="left"/>
             </w:pPr>
             <w:r>
               <w:t xml:space="preserve">Idea general</w:t>
@@ -6390,6 +6740,7 @@
           <w:p>
             <w:pPr>
               <w:pStyle w:val="Compact"/>
+              <w:jc w:val="left"/>
             </w:pPr>
             <w:r>
               <w:t xml:space="preserve">Port-channel</w:t>
@@ -6401,6 +6752,7 @@
           <w:p>
             <w:pPr>
               <w:pStyle w:val="Compact"/>
+              <w:jc w:val="left"/>
             </w:pPr>
             <w:r>
               <w:t xml:space="preserve">El enlace lógico agrupado</w:t>
@@ -6414,6 +6766,7 @@
           <w:p>
             <w:pPr>
               <w:pStyle w:val="Compact"/>
+              <w:jc w:val="left"/>
             </w:pPr>
             <w:r>
               <w:t xml:space="preserve">LACP / PAgP</w:t>
@@ -6425,6 +6778,7 @@
           <w:p>
             <w:pPr>
               <w:pStyle w:val="Compact"/>
+              <w:jc w:val="left"/>
             </w:pPr>
             <w:r>
               <w:t xml:space="preserve">Protocolos de negociación (estándar / Cisco)</w:t>
@@ -6438,6 +6792,7 @@
           <w:p>
             <w:pPr>
               <w:pStyle w:val="Compact"/>
+              <w:jc w:val="left"/>
             </w:pPr>
             <w:r>
               <w:t xml:space="preserve">Hash de balanceo</w:t>
@@ -6449,6 +6804,7 @@
           <w:p>
             <w:pPr>
               <w:pStyle w:val="Compact"/>
+              <w:jc w:val="left"/>
             </w:pPr>
             <w:r>
               <w:t xml:space="preserve">Cómo se reparten los flujos entre cables</w:t>
@@ -6462,6 +6818,7 @@
           <w:p>
             <w:pPr>
               <w:pStyle w:val="Compact"/>
+              <w:jc w:val="left"/>
             </w:pPr>
             <w:r>
               <w:t xml:space="preserve">SU / P</w:t>
@@ -6473,6 +6830,7 @@
           <w:p>
             <w:pPr>
               <w:pStyle w:val="Compact"/>
+              <w:jc w:val="left"/>
             </w:pPr>
             <w:r>
               <w:t xml:space="preserve">Estados de canal y miembros sanos</w:t>
@@ -6486,6 +6844,7 @@
           <w:p>
             <w:pPr>
               <w:pStyle w:val="Compact"/>
+              <w:jc w:val="left"/>
             </w:pPr>
             <w:r>
               <w:t xml:space="preserve">Member</w:t>
@@ -6497,6 +6856,7 @@
           <w:p>
             <w:pPr>
               <w:pStyle w:val="Compact"/>
+              <w:jc w:val="left"/>
             </w:pPr>
             <w:r>
               <w:t xml:space="preserve">Cada cable físico del grupo</w:t>
@@ -6522,7 +6882,7 @@
       <w:r>
         <w:t xml:space="preserve"> </w:t>
       </w:r>
-      <w:hyperlink r:id="rId33">
+      <w:hyperlink r:id="rId44">
         <w:r>
           <w:rPr>
             <w:rStyle w:val="Hyperlink"/>
@@ -6549,7 +6909,7 @@
       <w:r>
         <w:t xml:space="preserve"> </w:t>
       </w:r>
-      <w:hyperlink r:id="rId11">
+      <w:hyperlink r:id="rId22">
         <w:r>
           <w:rPr>
             <w:rStyle w:val="Hyperlink"/>
@@ -6576,7 +6936,7 @@
       <w:r>
         <w:t xml:space="preserve"> </w:t>
       </w:r>
-      <w:hyperlink r:id="rId13">
+      <w:hyperlink r:id="rId24">
         <w:r>
           <w:rPr>
             <w:rStyle w:val="Hyperlink"/>
@@ -6585,9 +6945,9 @@
         </w:r>
       </w:hyperlink>
     </w:p>
-    <w:bookmarkEnd w:id="54"/>
-    <w:bookmarkEnd w:id="55"/>
-    <w:bookmarkStart w:id="65" w:name="stacking-y-chassis-virtuales"/>
+    <w:bookmarkEnd w:id="65"/>
+    <w:bookmarkEnd w:id="66"/>
+    <w:bookmarkStart w:id="76" w:name="stacking-y-chassis-virtuales"/>
     <w:p>
       <w:pPr>
         <w:pStyle w:val="Heading1"/>
@@ -6651,7 +7011,7 @@
         </w:pict>
       </w:r>
     </w:p>
-    <w:bookmarkStart w:id="56" w:name="la-idea-en-una-frase-3"/>
+    <w:bookmarkStart w:id="67" w:name="la-idea-en-una-frase-3"/>
     <w:p>
       <w:pPr>
         <w:pStyle w:val="Heading2"/>
@@ -6691,8 +7051,8 @@
         </w:pict>
       </w:r>
     </w:p>
-    <w:bookmarkEnd w:id="56"/>
-    <w:bookmarkStart w:id="57" w:name="X6321f3e07e6727add977f938148f53dae095042"/>
+    <w:bookmarkEnd w:id="67"/>
+    <w:bookmarkStart w:id="68" w:name="X6321f3e07e6727add977f938148f53dae095042"/>
     <w:p>
       <w:pPr>
         <w:pStyle w:val="Heading2"/>
@@ -6704,7 +7064,13 @@
         <w:t xml:space="preserve"> </w:t>
       </w:r>
       <w:r>
-        <w:t xml:space="preserve">“dos switches paralelos”</w:t>
+        <w:t xml:space="preserve">“</w:t>
+      </w:r>
+      <w:r>
+        <w:t xml:space="preserve">dos switches paralelos</w:t>
+      </w:r>
+      <w:r>
+        <w:t xml:space="preserve">”</w:t>
       </w:r>
       <w:r>
         <w:t xml:space="preserve"> </w:t>
@@ -6811,7 +7177,13 @@
         <w:t xml:space="preserve"> </w:t>
       </w:r>
       <w:r>
-        <w:t xml:space="preserve">“un switch”</w:t>
+        <w:t xml:space="preserve">“</w:t>
+      </w:r>
+      <w:r>
+        <w:t xml:space="preserve">un switch</w:t>
+      </w:r>
+      <w:r>
+        <w:t xml:space="preserve">”</w:t>
       </w:r>
       <w:r>
         <w:t xml:space="preserve"> </w:t>
@@ -6892,8 +7264,8 @@
         </w:pict>
       </w:r>
     </w:p>
-    <w:bookmarkEnd w:id="57"/>
-    <w:bookmarkStart w:id="58" w:name="conceptos-del-stack"/>
+    <w:bookmarkEnd w:id="68"/>
+    <w:bookmarkStart w:id="69" w:name="conceptos-del-stack"/>
     <w:p>
       <w:pPr>
         <w:pStyle w:val="Heading2"/>
@@ -6906,6 +7278,7 @@
       <w:tblPr>
         <w:tblStyle w:val="Table"/>
         <w:tblW w:type="pct" w:w="5000"/>
+        <w:jc w:val="left"/>
         <w:tblLayout w:type="fixed"/>
         <w:tblLook w:firstRow="1" w:lastRow="0" w:firstColumn="0" w:lastColumn="0" w:noHBand="0" w:noVBand="0" w:val="0020"/>
       </w:tblPr>
@@ -6922,6 +7295,7 @@
           <w:p>
             <w:pPr>
               <w:pStyle w:val="Compact"/>
+              <w:jc w:val="left"/>
             </w:pPr>
             <w:r>
               <w:t xml:space="preserve">Concepto</w:t>
@@ -6933,6 +7307,7 @@
           <w:p>
             <w:pPr>
               <w:pStyle w:val="Compact"/>
+              <w:jc w:val="left"/>
             </w:pPr>
             <w:r>
               <w:t xml:space="preserve">Qué es</w:t>
@@ -6946,6 +7321,7 @@
           <w:p>
             <w:pPr>
               <w:pStyle w:val="Compact"/>
+              <w:jc w:val="left"/>
             </w:pPr>
             <w:r>
               <w:rPr>
@@ -6961,6 +7337,7 @@
           <w:p>
             <w:pPr>
               <w:pStyle w:val="Compact"/>
+              <w:jc w:val="left"/>
             </w:pPr>
             <w:r>
               <w:t xml:space="preserve">El cerebro: ejecuta el plano de control y la gestión (elección por prioridad + antigüedad)</w:t>
@@ -6974,6 +7351,7 @@
           <w:p>
             <w:pPr>
               <w:pStyle w:val="Compact"/>
+              <w:jc w:val="left"/>
             </w:pPr>
             <w:r>
               <w:rPr>
@@ -6989,6 +7367,7 @@
           <w:p>
             <w:pPr>
               <w:pStyle w:val="Compact"/>
+              <w:jc w:val="left"/>
             </w:pPr>
             <w:r>
               <w:t xml:space="preserve">Miembro controlado por el master (con sus propios puertos)</w:t>
@@ -7002,6 +7381,7 @@
           <w:p>
             <w:pPr>
               <w:pStyle w:val="Compact"/>
+              <w:jc w:val="left"/>
             </w:pPr>
             <w:r>
               <w:rPr>
@@ -7017,6 +7397,7 @@
           <w:p>
             <w:pPr>
               <w:pStyle w:val="Compact"/>
+              <w:jc w:val="left"/>
             </w:pPr>
             <w:r>
               <w:t xml:space="preserve">En algunos modelos, respaldo caliente del master</w:t>
@@ -7030,6 +7411,7 @@
           <w:p>
             <w:pPr>
               <w:pStyle w:val="Compact"/>
+              <w:jc w:val="left"/>
             </w:pPr>
             <w:r>
               <w:rPr>
@@ -7045,6 +7427,7 @@
           <w:p>
             <w:pPr>
               <w:pStyle w:val="Compact"/>
+              <w:jc w:val="left"/>
             </w:pPr>
             <w:r>
               <w:t xml:space="preserve">Los cables/buses dedicados que unen los miembros; en serio, forman un</w:t>
@@ -7068,6 +7451,7 @@
           <w:p>
             <w:pPr>
               <w:pStyle w:val="Compact"/>
+              <w:jc w:val="left"/>
             </w:pPr>
             <w:r>
               <w:rPr>
@@ -7083,6 +7467,7 @@
           <w:p>
             <w:pPr>
               <w:pStyle w:val="Compact"/>
+              <w:jc w:val="left"/>
             </w:pPr>
             <w:r>
               <w:t xml:space="preserve">Si un enlace de stack muere, el anillo cierra por el otro lado y el stack no se rompe</w:t>
@@ -7096,6 +7481,7 @@
           <w:p>
             <w:pPr>
               <w:pStyle w:val="Compact"/>
+              <w:jc w:val="left"/>
             </w:pPr>
             <w:r>
               <w:rPr>
@@ -7111,6 +7497,7 @@
           <w:p>
             <w:pPr>
               <w:pStyle w:val="Compact"/>
+              <w:jc w:val="left"/>
             </w:pPr>
             <w:r>
               <w:t xml:space="preserve">Implementaciones de la misma idea según fabricante</w:t>
@@ -7186,7 +7573,13 @@
         <w:t xml:space="preserve"> </w:t>
       </w:r>
       <w:r>
-        <w:t xml:space="preserve">“el que arrancó antes”</w:t>
+        <w:t xml:space="preserve">“</w:t>
+      </w:r>
+      <w:r>
+        <w:t xml:space="preserve">el que arrancó antes</w:t>
+      </w:r>
+      <w:r>
+        <w:t xml:space="preserve">”</w:t>
       </w:r>
       <w:r>
         <w:t xml:space="preserve">.</w:t>
@@ -7270,8 +7663,8 @@
         </w:pict>
       </w:r>
     </w:p>
-    <w:bookmarkEnd w:id="58"/>
-    <w:bookmarkStart w:id="59" w:name="X3397cc00db8d4ff0ce6e1d4d7edf4c4fd5f7e11"/>
+    <w:bookmarkEnd w:id="69"/>
+    <w:bookmarkStart w:id="70" w:name="X3397cc00db8d4ff0ce6e1d4d7edf4c4fd5f7e11"/>
     <w:p>
       <w:pPr>
         <w:pStyle w:val="Heading2"/>
@@ -7291,7 +7684,13 @@
         <w:t xml:space="preserve"> </w:t>
       </w:r>
       <w:r>
-        <w:t xml:space="preserve">“varias cajas, un cerebro”</w:t>
+        <w:t xml:space="preserve">“</w:t>
+      </w:r>
+      <w:r>
+        <w:t xml:space="preserve">varias cajas, un cerebro</w:t>
+      </w:r>
+      <w:r>
+        <w:t xml:space="preserve">”</w:t>
       </w:r>
       <w:r>
         <w:t xml:space="preserve"> </w:t>
@@ -7304,6 +7703,7 @@
       <w:tblPr>
         <w:tblStyle w:val="Table"/>
         <w:tblW w:type="pct" w:w="5000"/>
+        <w:jc w:val="left"/>
         <w:tblLayout w:type="fixed"/>
         <w:tblLook w:firstRow="1" w:lastRow="0" w:firstColumn="0" w:lastColumn="0" w:noHBand="0" w:noVBand="0" w:val="0020"/>
       </w:tblPr>
@@ -7321,6 +7721,7 @@
           <w:p>
             <w:pPr>
               <w:pStyle w:val="Compact"/>
+              <w:jc w:val="left"/>
             </w:pPr>
             <w:r>
               <w:t xml:space="preserve">Implementación</w:t>
@@ -7332,6 +7733,7 @@
           <w:p>
             <w:pPr>
               <w:pStyle w:val="Compact"/>
+              <w:jc w:val="left"/>
             </w:pPr>
             <w:r>
               <w:t xml:space="preserve">Fabricante</w:t>
@@ -7343,6 +7745,7 @@
           <w:p>
             <w:pPr>
               <w:pStyle w:val="Compact"/>
+              <w:jc w:val="left"/>
             </w:pPr>
             <w:r>
               <w:t xml:space="preserve">Qué une</w:t>
@@ -7356,6 +7759,7 @@
           <w:p>
             <w:pPr>
               <w:pStyle w:val="Compact"/>
+              <w:jc w:val="left"/>
             </w:pPr>
             <w:r>
               <w:rPr>
@@ -7377,6 +7781,7 @@
           <w:p>
             <w:pPr>
               <w:pStyle w:val="Compact"/>
+              <w:jc w:val="left"/>
             </w:pPr>
             <w:r>
               <w:t xml:space="preserve">Cisco (Catalyst acceso)</w:t>
@@ -7388,6 +7793,7 @@
           <w:p>
             <w:pPr>
               <w:pStyle w:val="Compact"/>
+              <w:jc w:val="left"/>
             </w:pPr>
             <w:r>
               <w:t xml:space="preserve">Switches apilables con cables/buses de stack</w:t>
@@ -7401,6 +7807,7 @@
           <w:p>
             <w:pPr>
               <w:pStyle w:val="Compact"/>
+              <w:jc w:val="left"/>
             </w:pPr>
             <w:r>
               <w:rPr>
@@ -7416,6 +7823,7 @@
           <w:p>
             <w:pPr>
               <w:pStyle w:val="Compact"/>
+              <w:jc w:val="left"/>
             </w:pPr>
             <w:r>
               <w:t xml:space="preserve">Cisco (núcleo)</w:t>
@@ -7427,6 +7835,7 @@
           <w:p>
             <w:pPr>
               <w:pStyle w:val="Compact"/>
+              <w:jc w:val="left"/>
             </w:pPr>
             <w:r>
               <w:t xml:space="preserve">Dos chasis grandes como uno lógico</w:t>
@@ -7440,6 +7849,7 @@
           <w:p>
             <w:pPr>
               <w:pStyle w:val="Compact"/>
+              <w:jc w:val="left"/>
             </w:pPr>
             <w:r>
               <w:rPr>
@@ -7455,6 +7865,7 @@
           <w:p>
             <w:pPr>
               <w:pStyle w:val="Compact"/>
+              <w:jc w:val="left"/>
             </w:pPr>
             <w:r>
               <w:t xml:space="preserve">Arista/Nexus, otros</w:t>
@@ -7466,6 +7877,7 @@
           <w:p>
             <w:pPr>
               <w:pStyle w:val="Compact"/>
+              <w:jc w:val="left"/>
             </w:pPr>
             <w:r>
               <w:t xml:space="preserve">Dos switches que parecen uno para los equipos conectados</w:t>
@@ -7479,6 +7891,7 @@
           <w:p>
             <w:pPr>
               <w:pStyle w:val="Compact"/>
+              <w:jc w:val="left"/>
             </w:pPr>
             <w:r>
               <w:rPr>
@@ -7494,6 +7907,7 @@
           <w:p>
             <w:pPr>
               <w:pStyle w:val="Compact"/>
+              <w:jc w:val="left"/>
             </w:pPr>
             <w:r>
               <w:t xml:space="preserve">HPE/H3C</w:t>
@@ -7505,6 +7919,7 @@
           <w:p>
             <w:pPr>
               <w:pStyle w:val="Compact"/>
+              <w:jc w:val="left"/>
             </w:pPr>
             <w:r>
               <w:t xml:space="preserve">Sabor propio de stacking</w:t>
@@ -7524,7 +7939,13 @@
         <w:t xml:space="preserve"> </w:t>
       </w:r>
       <w:r>
-        <w:t xml:space="preserve">“real”</w:t>
+        <w:t xml:space="preserve">“</w:t>
+      </w:r>
+      <w:r>
+        <w:t xml:space="preserve">real</w:t>
+      </w:r>
+      <w:r>
+        <w:t xml:space="preserve">”</w:t>
       </w:r>
       <w:r>
         <w:t xml:space="preserve"> </w:t>
@@ -7569,8 +7990,8 @@
         </w:pict>
       </w:r>
     </w:p>
-    <w:bookmarkEnd w:id="59"/>
-    <w:bookmarkStart w:id="60" w:name="X0842bad2b1f9f43e0c1a6ad5beec58de5496d75"/>
+    <w:bookmarkEnd w:id="70"/>
+    <w:bookmarkStart w:id="71" w:name="X0842bad2b1f9f43e0c1a6ad5beec58de5496d75"/>
     <w:p>
       <w:pPr>
         <w:pStyle w:val="Heading2"/>
@@ -7603,6 +8024,7 @@
       <w:tblPr>
         <w:tblStyle w:val="Table"/>
         <w:tblW w:type="pct" w:w="5000"/>
+        <w:jc w:val="left"/>
         <w:tblLayout w:type="fixed"/>
         <w:tblLook w:firstRow="1" w:lastRow="0" w:firstColumn="0" w:lastColumn="0" w:noHBand="0" w:noVBand="0" w:val="0020"/>
       </w:tblPr>
@@ -7619,6 +8041,7 @@
           <w:p>
             <w:pPr>
               <w:pStyle w:val="Compact"/>
+              <w:jc w:val="left"/>
             </w:pPr>
             <w:r>
               <w:t xml:space="preserve">Comando</w:t>
@@ -7630,6 +8053,7 @@
           <w:p>
             <w:pPr>
               <w:pStyle w:val="Compact"/>
+              <w:jc w:val="left"/>
             </w:pPr>
             <w:r>
               <w:t xml:space="preserve">Qué te cuenta</w:t>
@@ -7643,6 +8067,7 @@
           <w:p>
             <w:pPr>
               <w:pStyle w:val="Compact"/>
+              <w:jc w:val="left"/>
             </w:pPr>
             <w:r>
               <w:rPr>
@@ -7657,6 +8082,7 @@
           <w:p>
             <w:pPr>
               <w:pStyle w:val="Compact"/>
+              <w:jc w:val="left"/>
             </w:pPr>
             <w:r>
               <w:t xml:space="preserve">Miembros, roles (Master/Member/Standby), prioridades, estado</w:t>
@@ -7670,6 +8096,7 @@
           <w:p>
             <w:pPr>
               <w:pStyle w:val="Compact"/>
+              <w:jc w:val="left"/>
             </w:pPr>
             <w:r>
               <w:rPr>
@@ -7684,6 +8111,7 @@
           <w:p>
             <w:pPr>
               <w:pStyle w:val="Compact"/>
+              <w:jc w:val="left"/>
             </w:pPr>
             <w:r>
               <w:t xml:space="preserve">Estado de los enlaces de stack</w:t>
@@ -7697,6 +8125,7 @@
           <w:p>
             <w:pPr>
               <w:pStyle w:val="Compact"/>
+              <w:jc w:val="left"/>
             </w:pPr>
             <w:r>
               <w:rPr>
@@ -7711,6 +8140,7 @@
           <w:p>
             <w:pPr>
               <w:pStyle w:val="Compact"/>
+              <w:jc w:val="left"/>
             </w:pPr>
             <w:r>
               <w:t xml:space="preserve">Tráfico por el anillo</w:t>
@@ -7724,6 +8154,7 @@
           <w:p>
             <w:pPr>
               <w:pStyle w:val="Compact"/>
+              <w:jc w:val="left"/>
             </w:pPr>
             <w:r>
               <w:rPr>
@@ -7738,6 +8169,7 @@
           <w:p>
             <w:pPr>
               <w:pStyle w:val="Compact"/>
+              <w:jc w:val="left"/>
             </w:pPr>
             <w:r>
               <w:t xml:space="preserve">Modelo de cada miembro y versión del stack</w:t>
@@ -7791,8 +8223,8 @@
         </w:pict>
       </w:r>
     </w:p>
-    <w:bookmarkEnd w:id="60"/>
-    <w:bookmarkStart w:id="61" w:name="X332429e1be0178ab09e27ab9512ebf3ca2bdf4e"/>
+    <w:bookmarkEnd w:id="71"/>
+    <w:bookmarkStart w:id="72" w:name="X332429e1be0178ab09e27ab9512ebf3ca2bdf4e"/>
     <w:p>
       <w:pPr>
         <w:pStyle w:val="Heading2"/>
@@ -7804,7 +8236,13 @@
         <w:t xml:space="preserve"> </w:t>
       </w:r>
       <w:r>
-        <w:t xml:space="preserve">“Tenemos dos switches en paralelo, somos redundantes”</w:t>
+        <w:t xml:space="preserve">“</w:t>
+      </w:r>
+      <w:r>
+        <w:t xml:space="preserve">Tenemos dos switches en paralelo, somos redundantes</w:t>
+      </w:r>
+      <w:r>
+        <w:t xml:space="preserve">”</w:t>
       </w:r>
     </w:p>
     <w:p>
@@ -7864,7 +8302,13 @@
         <w:t xml:space="preserve"> </w:t>
       </w:r>
       <w:r>
-        <w:t xml:space="preserve">“compré dos y los apilé en el rack”</w:t>
+        <w:t xml:space="preserve">“</w:t>
+      </w:r>
+      <w:r>
+        <w:t xml:space="preserve">compré dos y los apilé en el rack</w:t>
+      </w:r>
+      <w:r>
+        <w:t xml:space="preserve">”</w:t>
       </w:r>
       <w:r>
         <w:t xml:space="preserve"> </w:t>
@@ -7911,8 +8355,8 @@
         </w:pict>
       </w:r>
     </w:p>
-    <w:bookmarkEnd w:id="61"/>
-    <w:bookmarkStart w:id="62" w:name="mini-chequeo-3"/>
+    <w:bookmarkEnd w:id="72"/>
+    <w:bookmarkStart w:id="73" w:name="mini-chequeo-3"/>
     <w:p>
       <w:pPr>
         <w:pStyle w:val="Heading2"/>
@@ -8109,8 +8553,8 @@
         </w:pict>
       </w:r>
     </w:p>
-    <w:bookmarkEnd w:id="62"/>
-    <w:bookmarkStart w:id="63" w:name="resumen-en-3-frases-3"/>
+    <w:bookmarkEnd w:id="73"/>
+    <w:bookmarkStart w:id="74" w:name="resumen-en-3-frases-3"/>
     <w:p>
       <w:pPr>
         <w:pStyle w:val="Heading2"/>
@@ -8184,8 +8628,8 @@
         <w:t xml:space="preserve">Stack + EtherChannel repartido + HSRP es la receta clásica del núcleo tolerante a fallos.</w:t>
       </w:r>
     </w:p>
-    <w:bookmarkEnd w:id="63"/>
-    <w:bookmarkStart w:id="64" w:name="vocabulario-rápido-3"/>
+    <w:bookmarkEnd w:id="74"/>
+    <w:bookmarkStart w:id="75" w:name="vocabulario-rápido-3"/>
     <w:p>
       <w:pPr>
         <w:pStyle w:val="Heading2"/>
@@ -8198,6 +8642,7 @@
       <w:tblPr>
         <w:tblStyle w:val="Table"/>
         <w:tblW w:type="auto" w:w="0"/>
+        <w:jc w:val="left"/>
         <w:tblLook w:firstRow="1" w:lastRow="0" w:firstColumn="0" w:lastColumn="0" w:noHBand="0" w:noVBand="0" w:val="0020"/>
       </w:tblPr>
       <w:tblGrid>
@@ -8213,6 +8658,7 @@
           <w:p>
             <w:pPr>
               <w:pStyle w:val="Compact"/>
+              <w:jc w:val="left"/>
             </w:pPr>
             <w:r>
               <w:t xml:space="preserve">Término</w:t>
@@ -8224,6 +8670,7 @@
           <w:p>
             <w:pPr>
               <w:pStyle w:val="Compact"/>
+              <w:jc w:val="left"/>
             </w:pPr>
             <w:r>
               <w:t xml:space="preserve">Idea general</w:t>
@@ -8237,6 +8684,7 @@
           <w:p>
             <w:pPr>
               <w:pStyle w:val="Compact"/>
+              <w:jc w:val="left"/>
             </w:pPr>
             <w:r>
               <w:t xml:space="preserve">Master / Member</w:t>
@@ -8248,6 +8696,7 @@
           <w:p>
             <w:pPr>
               <w:pStyle w:val="Compact"/>
+              <w:jc w:val="left"/>
             </w:pPr>
             <w:r>
               <w:t xml:space="preserve">Cerebro del stack / miembros controlados</w:t>
@@ -8261,6 +8710,7 @@
           <w:p>
             <w:pPr>
               <w:pStyle w:val="Compact"/>
+              <w:jc w:val="left"/>
             </w:pPr>
             <w:r>
               <w:t xml:space="preserve">Enlace de stack</w:t>
@@ -8272,6 +8722,7 @@
           <w:p>
             <w:pPr>
               <w:pStyle w:val="Compact"/>
+              <w:jc w:val="left"/>
             </w:pPr>
             <w:r>
               <w:t xml:space="preserve">Cable/bús dedicado entre miembros</w:t>
@@ -8285,6 +8736,7 @@
           <w:p>
             <w:pPr>
               <w:pStyle w:val="Compact"/>
+              <w:jc w:val="left"/>
             </w:pPr>
             <w:r>
               <w:t xml:space="preserve">Anillo</w:t>
@@ -8296,6 +8748,7 @@
           <w:p>
             <w:pPr>
               <w:pStyle w:val="Compact"/>
+              <w:jc w:val="left"/>
             </w:pPr>
             <w:r>
               <w:t xml:space="preserve">Cableado de stack que sobrevive a un enlace roto</w:t>
@@ -8309,6 +8762,7 @@
           <w:p>
             <w:pPr>
               <w:pStyle w:val="Compact"/>
+              <w:jc w:val="left"/>
             </w:pPr>
             <w:r>
               <w:t xml:space="preserve">VSS / MLAG</w:t>
@@ -8320,6 +8774,7 @@
           <w:p>
             <w:pPr>
               <w:pStyle w:val="Compact"/>
+              <w:jc w:val="left"/>
             </w:pPr>
             <w:r>
               <w:t xml:space="preserve">Sabores de</w:t>
@@ -8328,7 +8783,13 @@
               <w:t xml:space="preserve"> </w:t>
             </w:r>
             <w:r>
-              <w:t xml:space="preserve">“varias cajas, un switch lógico”</w:t>
+              <w:t xml:space="preserve">“</w:t>
+            </w:r>
+            <w:r>
+              <w:t xml:space="preserve">varias cajas, un switch lógico</w:t>
+            </w:r>
+            <w:r>
+              <w:t xml:space="preserve">”</w:t>
             </w:r>
           </w:p>
         </w:tc>
@@ -8339,6 +8800,7 @@
           <w:p>
             <w:pPr>
               <w:pStyle w:val="Compact"/>
+              <w:jc w:val="left"/>
             </w:pPr>
             <w:r>
               <w:t xml:space="preserve">Provisioning</w:t>
@@ -8350,6 +8812,7 @@
           <w:p>
             <w:pPr>
               <w:pStyle w:val="Compact"/>
+              <w:jc w:val="left"/>
             </w:pPr>
             <w:r>
               <w:t xml:space="preserve">Dar de alta un miembro con config anticipada</w:t>
@@ -8375,7 +8838,7 @@
       <w:r>
         <w:t xml:space="preserve"> </w:t>
       </w:r>
-      <w:hyperlink r:id="rId33">
+      <w:hyperlink r:id="rId44">
         <w:r>
           <w:rPr>
             <w:rStyle w:val="Hyperlink"/>
@@ -8402,7 +8865,7 @@
       <w:r>
         <w:t xml:space="preserve"> </w:t>
       </w:r>
-      <w:hyperlink r:id="rId12">
+      <w:hyperlink r:id="rId23">
         <w:r>
           <w:rPr>
             <w:rStyle w:val="Hyperlink"/>
@@ -8429,7 +8892,7 @@
       <w:r>
         <w:t xml:space="preserve"> </w:t>
       </w:r>
-      <w:hyperlink r:id="rId14">
+      <w:hyperlink r:id="rId25">
         <w:r>
           <w:rPr>
             <w:rStyle w:val="Hyperlink"/>
@@ -8438,9 +8901,9 @@
         </w:r>
       </w:hyperlink>
     </w:p>
-    <w:bookmarkEnd w:id="64"/>
-    <w:bookmarkEnd w:id="65"/>
-    <w:bookmarkStart w:id="75" w:name="fhrp-el-gateway-redundante"/>
+    <w:bookmarkEnd w:id="75"/>
+    <w:bookmarkEnd w:id="76"/>
+    <w:bookmarkStart w:id="86" w:name="fhrp-el-gateway-redundante"/>
     <w:p>
       <w:pPr>
         <w:pStyle w:val="Heading1"/>
@@ -8504,7 +8967,7 @@
         </w:pict>
       </w:r>
     </w:p>
-    <w:bookmarkStart w:id="66" w:name="la-idea-en-una-frase-4"/>
+    <w:bookmarkStart w:id="77" w:name="la-idea-en-una-frase-4"/>
     <w:p>
       <w:pPr>
         <w:pStyle w:val="Heading2"/>
@@ -8570,8 +9033,8 @@
         </w:pict>
       </w:r>
     </w:p>
-    <w:bookmarkEnd w:id="66"/>
-    <w:bookmarkStart w:id="67" w:name="el-problema-el-gateway-es-un-spof"/>
+    <w:bookmarkEnd w:id="77"/>
+    <w:bookmarkStart w:id="78" w:name="el-problema-el-gateway-es-un-spof"/>
     <w:p>
       <w:pPr>
         <w:pStyle w:val="Heading2"/>
@@ -8669,8 +9132,8 @@
         </w:pict>
       </w:r>
     </w:p>
-    <w:bookmarkEnd w:id="67"/>
-    <w:bookmarkStart w:id="68" w:name="el-truco-ip-virtual-mac-virtual"/>
+    <w:bookmarkEnd w:id="78"/>
+    <w:bookmarkStart w:id="79" w:name="el-truco-ip-virtual-mac-virtual"/>
     <w:p>
       <w:pPr>
         <w:pStyle w:val="Heading2"/>
@@ -8837,7 +9300,13 @@
         <w:t xml:space="preserve"> </w:t>
       </w:r>
       <w:r>
-        <w:t xml:space="preserve">“vive”</w:t>
+        <w:t xml:space="preserve">“</w:t>
+      </w:r>
+      <w:r>
+        <w:t xml:space="preserve">vive</w:t>
+      </w:r>
+      <w:r>
+        <w:t xml:space="preserve">”</w:t>
       </w:r>
       <w:r>
         <w:t xml:space="preserve"> </w:t>
@@ -8898,8 +9367,8 @@
         </w:pict>
       </w:r>
     </w:p>
-    <w:bookmarkEnd w:id="68"/>
-    <w:bookmarkStart w:id="69" w:name="los-tres-fhrp-que-debes-conocer"/>
+    <w:bookmarkEnd w:id="79"/>
+    <w:bookmarkStart w:id="80" w:name="los-tres-fhrp-que-debes-conocer"/>
     <w:p>
       <w:pPr>
         <w:pStyle w:val="Heading2"/>
@@ -8912,6 +9381,7 @@
       <w:tblPr>
         <w:tblStyle w:val="Table"/>
         <w:tblW w:type="pct" w:w="5000"/>
+        <w:jc w:val="left"/>
         <w:tblLayout w:type="fixed"/>
         <w:tblLook w:firstRow="1" w:lastRow="0" w:firstColumn="0" w:lastColumn="0" w:noHBand="0" w:noVBand="0" w:val="0020"/>
       </w:tblPr>
@@ -8930,6 +9400,7 @@
           <w:p>
             <w:pPr>
               <w:pStyle w:val="Compact"/>
+              <w:jc w:val="left"/>
             </w:pPr>
             <w:r>
               <w:t xml:space="preserve">Protocolo</w:t>
@@ -8941,6 +9412,7 @@
           <w:p>
             <w:pPr>
               <w:pStyle w:val="Compact"/>
+              <w:jc w:val="left"/>
             </w:pPr>
             <w:r>
               <w:t xml:space="preserve">Origen</w:t>
@@ -8952,6 +9424,7 @@
           <w:p>
             <w:pPr>
               <w:pStyle w:val="Compact"/>
+              <w:jc w:val="left"/>
             </w:pPr>
             <w:r>
               <w:t xml:space="preserve">Términos</w:t>
@@ -8963,6 +9436,7 @@
           <w:p>
             <w:pPr>
               <w:pStyle w:val="Compact"/>
+              <w:jc w:val="left"/>
             </w:pPr>
             <w:r>
               <w:t xml:space="preserve">Detalle</w:t>
@@ -8976,6 +9450,7 @@
           <w:p>
             <w:pPr>
               <w:pStyle w:val="Compact"/>
+              <w:jc w:val="left"/>
             </w:pPr>
             <w:r>
               <w:rPr>
@@ -8991,6 +9466,7 @@
           <w:p>
             <w:pPr>
               <w:pStyle w:val="Compact"/>
+              <w:jc w:val="left"/>
             </w:pPr>
             <w:r>
               <w:t xml:space="preserve">Cisco</w:t>
@@ -9002,6 +9478,7 @@
           <w:p>
             <w:pPr>
               <w:pStyle w:val="Compact"/>
+              <w:jc w:val="left"/>
             </w:pPr>
             <w:r>
               <w:t xml:space="preserve">Activo/Standby</w:t>
@@ -9013,6 +9490,7 @@
           <w:p>
             <w:pPr>
               <w:pStyle w:val="Compact"/>
+              <w:jc w:val="left"/>
             </w:pPr>
             <w:r>
               <w:t xml:space="preserve">El clásico; multi-grupo, prioridades, preempt</w:t>
@@ -9026,6 +9504,7 @@
           <w:p>
             <w:pPr>
               <w:pStyle w:val="Compact"/>
+              <w:jc w:val="left"/>
             </w:pPr>
             <w:r>
               <w:rPr>
@@ -9041,6 +9520,7 @@
           <w:p>
             <w:pPr>
               <w:pStyle w:val="Compact"/>
+              <w:jc w:val="left"/>
             </w:pPr>
             <w:r>
               <w:t xml:space="preserve">Estándar (RFC)</w:t>
@@ -9052,6 +9532,7 @@
           <w:p>
             <w:pPr>
               <w:pStyle w:val="Compact"/>
+              <w:jc w:val="left"/>
             </w:pPr>
             <w:r>
               <w:t xml:space="preserve">Master/Backup</w:t>
@@ -9063,6 +9544,7 @@
           <w:p>
             <w:pPr>
               <w:pStyle w:val="Compact"/>
+              <w:jc w:val="left"/>
             </w:pPr>
             <w:r>
               <w:t xml:space="preserve">Puede usar la IP real del router como virtual</w:t>
@@ -9076,6 +9558,7 @@
           <w:p>
             <w:pPr>
               <w:pStyle w:val="Compact"/>
+              <w:jc w:val="left"/>
             </w:pPr>
             <w:r>
               <w:rPr>
@@ -9091,6 +9574,7 @@
           <w:p>
             <w:pPr>
               <w:pStyle w:val="Compact"/>
+              <w:jc w:val="left"/>
             </w:pPr>
             <w:r>
               <w:t xml:space="preserve">Cisco</w:t>
@@ -9102,6 +9586,7 @@
           <w:p>
             <w:pPr>
               <w:pStyle w:val="Compact"/>
+              <w:jc w:val="left"/>
             </w:pPr>
             <w:r>
               <w:t xml:space="preserve">AVG/AVF</w:t>
@@ -9113,6 +9598,7 @@
           <w:p>
             <w:pPr>
               <w:pStyle w:val="Compact"/>
+              <w:jc w:val="left"/>
             </w:pPr>
             <w:r>
               <w:t xml:space="preserve">Balancea: varios routers atienden tráfico a la vez</w:t>
@@ -9220,7 +9706,13 @@
         <w:t xml:space="preserve"> </w:t>
       </w:r>
       <w:r>
-        <w:t xml:space="preserve">“hola”</w:t>
+        <w:t xml:space="preserve">“</w:t>
+      </w:r>
+      <w:r>
+        <w:t xml:space="preserve">hola</w:t>
+      </w:r>
+      <w:r>
+        <w:t xml:space="preserve">”</w:t>
       </w:r>
       <w:r>
         <w:t xml:space="preserve"> </w:t>
@@ -9246,8 +9738,8 @@
         </w:pict>
       </w:r>
     </w:p>
-    <w:bookmarkEnd w:id="69"/>
-    <w:bookmarkStart w:id="70" w:name="X4fd6f6802c8dde050a14aab1e58b0218691b420"/>
+    <w:bookmarkEnd w:id="80"/>
+    <w:bookmarkStart w:id="81" w:name="X4fd6f6802c8dde050a14aab1e58b0218691b420"/>
     <w:p>
       <w:pPr>
         <w:pStyle w:val="Heading2"/>
@@ -9379,8 +9871,8 @@
         </w:pict>
       </w:r>
     </w:p>
-    <w:bookmarkEnd w:id="70"/>
-    <w:bookmarkStart w:id="71" w:name="verificación-1"/>
+    <w:bookmarkEnd w:id="81"/>
+    <w:bookmarkStart w:id="82" w:name="verificación-1"/>
     <w:p>
       <w:pPr>
         <w:pStyle w:val="Heading2"/>
@@ -9393,6 +9885,7 @@
       <w:tblPr>
         <w:tblStyle w:val="Table"/>
         <w:tblW w:type="pct" w:w="5000"/>
+        <w:jc w:val="left"/>
         <w:tblLayout w:type="fixed"/>
         <w:tblLook w:firstRow="1" w:lastRow="0" w:firstColumn="0" w:lastColumn="0" w:noHBand="0" w:noVBand="0" w:val="0020"/>
       </w:tblPr>
@@ -9409,6 +9902,7 @@
           <w:p>
             <w:pPr>
               <w:pStyle w:val="Compact"/>
+              <w:jc w:val="left"/>
             </w:pPr>
             <w:r>
               <w:t xml:space="preserve">Comando</w:t>
@@ -9420,6 +9914,7 @@
           <w:p>
             <w:pPr>
               <w:pStyle w:val="Compact"/>
+              <w:jc w:val="left"/>
             </w:pPr>
             <w:r>
               <w:t xml:space="preserve">Qué te cuenta</w:t>
@@ -9433,6 +9928,7 @@
           <w:p>
             <w:pPr>
               <w:pStyle w:val="Compact"/>
+              <w:jc w:val="left"/>
             </w:pPr>
             <w:r>
               <w:rPr>
@@ -9447,6 +9943,7 @@
           <w:p>
             <w:pPr>
               <w:pStyle w:val="Compact"/>
+              <w:jc w:val="left"/>
             </w:pPr>
             <w:r>
               <w:t xml:space="preserve">Grupos, IP virtual, quién es Active y quién Standby, prioridades</w:t>
@@ -9460,6 +9957,7 @@
           <w:p>
             <w:pPr>
               <w:pStyle w:val="Compact"/>
+              <w:jc w:val="left"/>
             </w:pPr>
             <w:r>
               <w:rPr>
@@ -9474,6 +9972,7 @@
           <w:p>
             <w:pPr>
               <w:pStyle w:val="Compact"/>
+              <w:jc w:val="left"/>
             </w:pPr>
             <w:r>
               <w:t xml:space="preserve">Detalle: temporizadores, preempt, MAC virtual</w:t>
@@ -9487,6 +9986,7 @@
           <w:p>
             <w:pPr>
               <w:pStyle w:val="Compact"/>
+              <w:jc w:val="left"/>
             </w:pPr>
             <w:r>
               <w:rPr>
@@ -9501,6 +10001,7 @@
           <w:p>
             <w:pPr>
               <w:pStyle w:val="Compact"/>
+              <w:jc w:val="left"/>
             </w:pPr>
             <w:r>
               <w:t xml:space="preserve">El diálogo de hellos y transiciones (con cuidado)</w:t>
@@ -9607,8 +10108,8 @@
         </w:pict>
       </w:r>
     </w:p>
-    <w:bookmarkEnd w:id="71"/>
-    <w:bookmarkStart w:id="72" w:name="mini-chequeo-4"/>
+    <w:bookmarkEnd w:id="82"/>
+    <w:bookmarkStart w:id="83" w:name="mini-chequeo-4"/>
     <w:p>
       <w:pPr>
         <w:pStyle w:val="Heading2"/>
@@ -9632,7 +10133,13 @@
         <w:t xml:space="preserve"> </w:t>
       </w:r>
       <w:r>
-        <w:t xml:space="preserve">“a mano”</w:t>
+        <w:t xml:space="preserve">“</w:t>
+      </w:r>
+      <w:r>
+        <w:t xml:space="preserve">a mano</w:t>
+      </w:r>
+      <w:r>
+        <w:t xml:space="preserve">”</w:t>
       </w:r>
       <w:r>
         <w:t xml:space="preserve"> </w:t>
@@ -9798,8 +10305,8 @@
         </w:pict>
       </w:r>
     </w:p>
-    <w:bookmarkEnd w:id="72"/>
-    <w:bookmarkStart w:id="73" w:name="resumen-en-3-frases-4"/>
+    <w:bookmarkEnd w:id="83"/>
+    <w:bookmarkStart w:id="84" w:name="resumen-en-3-frases-4"/>
     <w:p>
       <w:pPr>
         <w:pStyle w:val="Heading2"/>
@@ -9949,8 +10456,8 @@
         <w:t xml:space="preserve">es tu termómetro.</w:t>
       </w:r>
     </w:p>
-    <w:bookmarkEnd w:id="73"/>
-    <w:bookmarkStart w:id="74" w:name="vocabulario-rápido-4"/>
+    <w:bookmarkEnd w:id="84"/>
+    <w:bookmarkStart w:id="85" w:name="vocabulario-rápido-4"/>
     <w:p>
       <w:pPr>
         <w:pStyle w:val="Heading2"/>
@@ -9963,6 +10470,7 @@
       <w:tblPr>
         <w:tblStyle w:val="Table"/>
         <w:tblW w:type="auto" w:w="0"/>
+        <w:jc w:val="left"/>
         <w:tblLook w:firstRow="1" w:lastRow="0" w:firstColumn="0" w:lastColumn="0" w:noHBand="0" w:noVBand="0" w:val="0020"/>
       </w:tblPr>
       <w:tblGrid>
@@ -9978,6 +10486,7 @@
           <w:p>
             <w:pPr>
               <w:pStyle w:val="Compact"/>
+              <w:jc w:val="left"/>
             </w:pPr>
             <w:r>
               <w:t xml:space="preserve">Término</w:t>
@@ -9989,6 +10498,7 @@
           <w:p>
             <w:pPr>
               <w:pStyle w:val="Compact"/>
+              <w:jc w:val="left"/>
             </w:pPr>
             <w:r>
               <w:t xml:space="preserve">Idea general</w:t>
@@ -10002,6 +10512,7 @@
           <w:p>
             <w:pPr>
               <w:pStyle w:val="Compact"/>
+              <w:jc w:val="left"/>
             </w:pPr>
             <w:r>
               <w:t xml:space="preserve">IP virtual</w:t>
@@ -10013,6 +10524,7 @@
           <w:p>
             <w:pPr>
               <w:pStyle w:val="Compact"/>
+              <w:jc w:val="left"/>
             </w:pPr>
             <w:r>
               <w:t xml:space="preserve">La</w:t>
@@ -10021,7 +10533,13 @@
               <w:t xml:space="preserve"> </w:t>
             </w:r>
             <w:r>
-              <w:t xml:space="preserve">“IP del gateway”</w:t>
+              <w:t xml:space="preserve">“</w:t>
+            </w:r>
+            <w:r>
+              <w:t xml:space="preserve">IP del gateway</w:t>
+            </w:r>
+            <w:r>
+              <w:t xml:space="preserve">”</w:t>
             </w:r>
             <w:r>
               <w:t xml:space="preserve"> </w:t>
@@ -10038,6 +10556,7 @@
           <w:p>
             <w:pPr>
               <w:pStyle w:val="Compact"/>
+              <w:jc w:val="left"/>
             </w:pPr>
             <w:r>
               <w:t xml:space="preserve">MAC virtual</w:t>
@@ -10049,6 +10568,7 @@
           <w:p>
             <w:pPr>
               <w:pStyle w:val="Compact"/>
+              <w:jc w:val="left"/>
             </w:pPr>
             <w:r>
               <w:t xml:space="preserve">Dirección de capa 2 estable durante la conmutación</w:t>
@@ -10062,6 +10582,7 @@
           <w:p>
             <w:pPr>
               <w:pStyle w:val="Compact"/>
+              <w:jc w:val="left"/>
             </w:pPr>
             <w:r>
               <w:t xml:space="preserve">Active/Standby</w:t>
@@ -10073,6 +10594,7 @@
           <w:p>
             <w:pPr>
               <w:pStyle w:val="Compact"/>
+              <w:jc w:val="left"/>
             </w:pPr>
             <w:r>
               <w:t xml:space="preserve">Roles HSRP (Master/Backup en VRRP)</w:t>
@@ -10086,6 +10608,7 @@
           <w:p>
             <w:pPr>
               <w:pStyle w:val="Compact"/>
+              <w:jc w:val="left"/>
             </w:pPr>
             <w:r>
               <w:t xml:space="preserve">Preempt</w:t>
@@ -10097,6 +10620,7 @@
           <w:p>
             <w:pPr>
               <w:pStyle w:val="Compact"/>
+              <w:jc w:val="left"/>
             </w:pPr>
             <w:r>
               <w:t xml:space="preserve">Recuperación del rol al volver el mejor</w:t>
@@ -10110,6 +10634,7 @@
           <w:p>
             <w:pPr>
               <w:pStyle w:val="Compact"/>
+              <w:jc w:val="left"/>
             </w:pPr>
             <w:r>
               <w:t xml:space="preserve">Gratuitous ARP</w:t>
@@ -10121,6 +10646,7 @@
           <w:p>
             <w:pPr>
               <w:pStyle w:val="Compact"/>
+              <w:jc w:val="left"/>
             </w:pPr>
             <w:r>
               <w:t xml:space="preserve">Anuncio para refrescar tablas ARP al conmutar</w:t>
@@ -10146,7 +10672,7 @@
       <w:r>
         <w:t xml:space="preserve"> </w:t>
       </w:r>
-      <w:hyperlink r:id="rId33">
+      <w:hyperlink r:id="rId44">
         <w:r>
           <w:rPr>
             <w:rStyle w:val="Hyperlink"/>
@@ -10173,7 +10699,7 @@
       <w:r>
         <w:t xml:space="preserve"> </w:t>
       </w:r>
-      <w:hyperlink r:id="rId13">
+      <w:hyperlink r:id="rId24">
         <w:r>
           <w:rPr>
             <w:rStyle w:val="Hyperlink"/>
@@ -10200,7 +10726,7 @@
       <w:r>
         <w:t xml:space="preserve"> </w:t>
       </w:r>
-      <w:hyperlink r:id="rId15">
+      <w:hyperlink r:id="rId26">
         <w:r>
           <w:rPr>
             <w:rStyle w:val="Hyperlink"/>
@@ -10209,9 +10735,9 @@
         </w:r>
       </w:hyperlink>
     </w:p>
-    <w:bookmarkEnd w:id="74"/>
-    <w:bookmarkEnd w:id="75"/>
-    <w:bookmarkStart w:id="87" w:name="hsrp-en-cisco"/>
+    <w:bookmarkEnd w:id="85"/>
+    <w:bookmarkEnd w:id="86"/>
+    <w:bookmarkStart w:id="98" w:name="hsrp-en-cisco"/>
     <w:p>
       <w:pPr>
         <w:pStyle w:val="Heading1"/>
@@ -10275,7 +10801,7 @@
         </w:pict>
       </w:r>
     </w:p>
-    <w:bookmarkStart w:id="76" w:name="la-idea-en-una-frase-5"/>
+    <w:bookmarkStart w:id="87" w:name="la-idea-en-una-frase-5"/>
     <w:p>
       <w:pPr>
         <w:pStyle w:val="Heading2"/>
@@ -10299,8 +10825,8 @@
         </w:pict>
       </w:r>
     </w:p>
-    <w:bookmarkEnd w:id="76"/>
-    <w:bookmarkStart w:id="79" w:name="escenario-base"/>
+    <w:bookmarkEnd w:id="87"/>
+    <w:bookmarkStart w:id="90" w:name="escenario-base"/>
     <w:p>
       <w:pPr>
         <w:pStyle w:val="Heading2"/>
@@ -10382,7 +10908,7 @@
         <w:t xml:space="preserve">        salida a Internet (WANs propias en cada router)</w:t>
       </w:r>
     </w:p>
-    <w:bookmarkStart w:id="77" w:name="configuración-de-r1-activo-deseado"/>
+    <w:bookmarkStart w:id="88" w:name="configuración-de-r1-activo-deseado"/>
     <w:p>
       <w:pPr>
         <w:pStyle w:val="Heading3"/>
@@ -10447,8 +10973,8 @@
         <w:t xml:space="preserve">R1(config-if)# standby 1 preempt</w:t>
       </w:r>
     </w:p>
-    <w:bookmarkEnd w:id="77"/>
-    <w:bookmarkStart w:id="78" w:name="configuración-de-r2-respaldo"/>
+    <w:bookmarkEnd w:id="88"/>
+    <w:bookmarkStart w:id="89" w:name="configuración-de-r2-respaldo"/>
     <w:p>
       <w:pPr>
         <w:pStyle w:val="Heading3"/>
@@ -10507,6 +11033,7 @@
       <w:tblPr>
         <w:tblStyle w:val="Table"/>
         <w:tblW w:type="pct" w:w="5000"/>
+        <w:jc w:val="left"/>
         <w:tblLayout w:type="fixed"/>
         <w:tblLook w:firstRow="1" w:lastRow="0" w:firstColumn="0" w:lastColumn="0" w:noHBand="0" w:noVBand="0" w:val="0020"/>
       </w:tblPr>
@@ -10523,6 +11050,7 @@
           <w:p>
             <w:pPr>
               <w:pStyle w:val="Compact"/>
+              <w:jc w:val="left"/>
             </w:pPr>
             <w:r>
               <w:t xml:space="preserve">Comando</w:t>
@@ -10534,6 +11062,7 @@
           <w:p>
             <w:pPr>
               <w:pStyle w:val="Compact"/>
+              <w:jc w:val="left"/>
             </w:pPr>
             <w:r>
               <w:t xml:space="preserve">Para qué</w:t>
@@ -10547,6 +11076,7 @@
           <w:p>
             <w:pPr>
               <w:pStyle w:val="Compact"/>
+              <w:jc w:val="left"/>
             </w:pPr>
             <w:r>
               <w:rPr>
@@ -10561,6 +11091,7 @@
           <w:p>
             <w:pPr>
               <w:pStyle w:val="Compact"/>
+              <w:jc w:val="left"/>
             </w:pPr>
             <w:r>
               <w:t xml:space="preserve">HSRPv2: soporta más grupos e IPv6; el habilitado por defecto en equipos modernos</w:t>
@@ -10574,6 +11105,7 @@
           <w:p>
             <w:pPr>
               <w:pStyle w:val="Compact"/>
+              <w:jc w:val="left"/>
             </w:pPr>
             <w:r>
               <w:rPr>
@@ -10588,6 +11120,7 @@
           <w:p>
             <w:pPr>
               <w:pStyle w:val="Compact"/>
+              <w:jc w:val="left"/>
             </w:pPr>
             <w:r>
               <w:t xml:space="preserve">El grupo 1 comparte esa</w:t>
@@ -10611,6 +11144,7 @@
           <w:p>
             <w:pPr>
               <w:pStyle w:val="Compact"/>
+              <w:jc w:val="left"/>
             </w:pPr>
             <w:r>
               <w:rPr>
@@ -10625,6 +11159,7 @@
           <w:p>
             <w:pPr>
               <w:pStyle w:val="Compact"/>
+              <w:jc w:val="left"/>
             </w:pPr>
             <w:r>
               <w:t xml:space="preserve">Mayor prioridad = mejor candidato a activo (100 por defecto)</w:t>
@@ -10638,6 +11173,7 @@
           <w:p>
             <w:pPr>
               <w:pStyle w:val="Compact"/>
+              <w:jc w:val="left"/>
             </w:pPr>
             <w:r>
               <w:rPr>
@@ -10652,6 +11188,7 @@
           <w:p>
             <w:pPr>
               <w:pStyle w:val="Compact"/>
+              <w:jc w:val="left"/>
             </w:pPr>
             <w:r>
               <w:t xml:space="preserve">Si R1 vuelve tras caerse, recupera el rol de activo</w:t>
@@ -10719,9 +11256,9 @@
         </w:pict>
       </w:r>
     </w:p>
-    <w:bookmarkEnd w:id="78"/>
-    <w:bookmarkEnd w:id="79"/>
-    <w:bookmarkStart w:id="80" w:name="Xa7754a88dc9194b044d87d1b243d2c8cab852d4"/>
+    <w:bookmarkEnd w:id="89"/>
+    <w:bookmarkEnd w:id="90"/>
+    <w:bookmarkStart w:id="91" w:name="Xa7754a88dc9194b044d87d1b243d2c8cab852d4"/>
     <w:p>
       <w:pPr>
         <w:pStyle w:val="Heading2"/>
@@ -10820,7 +11357,13 @@
         <w:t xml:space="preserve"> </w:t>
       </w:r>
       <w:r>
-        <w:t xml:space="preserve">“HSRP montado”</w:t>
+        <w:t xml:space="preserve">“</w:t>
+      </w:r>
+      <w:r>
+        <w:t xml:space="preserve">HSRP montado</w:t>
+      </w:r>
+      <w:r>
+        <w:t xml:space="preserve">”</w:t>
       </w:r>
       <w:r>
         <w:t xml:space="preserve"> </w:t>
@@ -10832,7 +11375,13 @@
         <w:t xml:space="preserve"> </w:t>
       </w:r>
       <w:r>
-        <w:t xml:space="preserve">“HSRP pensado”</w:t>
+        <w:t xml:space="preserve">“</w:t>
+      </w:r>
+      <w:r>
+        <w:t xml:space="preserve">HSRP pensado</w:t>
+      </w:r>
+      <w:r>
+        <w:t xml:space="preserve">”</w:t>
       </w:r>
       <w:r>
         <w:t xml:space="preserve">.</w:t>
@@ -10845,8 +11394,8 @@
         </w:pict>
       </w:r>
     </w:p>
-    <w:bookmarkEnd w:id="80"/>
-    <w:bookmarkStart w:id="81" w:name="Xdd98457097dc8106df5d93fe68d4d096f2c8b5b"/>
+    <w:bookmarkEnd w:id="91"/>
+    <w:bookmarkStart w:id="92" w:name="Xdd98457097dc8106df5d93fe68d4d096f2c8b5b"/>
     <w:p>
       <w:pPr>
         <w:pStyle w:val="Heading2"/>
@@ -10999,8 +11548,8 @@
         </w:pict>
       </w:r>
     </w:p>
-    <w:bookmarkEnd w:id="81"/>
-    <w:bookmarkStart w:id="82" w:name="verificación-y-prueba-de-fuego"/>
+    <w:bookmarkEnd w:id="92"/>
+    <w:bookmarkStart w:id="93" w:name="verificación-y-prueba-de-fuego"/>
     <w:p>
       <w:pPr>
         <w:pStyle w:val="Heading2"/>
@@ -11125,6 +11674,7 @@
       <w:tblPr>
         <w:tblStyle w:val="Table"/>
         <w:tblW w:type="pct" w:w="5000"/>
+        <w:jc w:val="left"/>
         <w:tblLayout w:type="fixed"/>
         <w:tblLook w:firstRow="1" w:lastRow="0" w:firstColumn="0" w:lastColumn="0" w:noHBand="0" w:noVBand="0" w:val="0020"/>
       </w:tblPr>
@@ -11141,6 +11691,7 @@
           <w:p>
             <w:pPr>
               <w:pStyle w:val="Compact"/>
+              <w:jc w:val="left"/>
             </w:pPr>
             <w:r>
               <w:t xml:space="preserve">Comando</w:t>
@@ -11152,6 +11703,7 @@
           <w:p>
             <w:pPr>
               <w:pStyle w:val="Compact"/>
+              <w:jc w:val="left"/>
             </w:pPr>
             <w:r>
               <w:t xml:space="preserve">Qué aporta</w:t>
@@ -11165,6 +11717,7 @@
           <w:p>
             <w:pPr>
               <w:pStyle w:val="Compact"/>
+              <w:jc w:val="left"/>
             </w:pPr>
             <w:r>
               <w:rPr>
@@ -11179,6 +11732,7 @@
           <w:p>
             <w:pPr>
               <w:pStyle w:val="Compact"/>
+              <w:jc w:val="left"/>
             </w:pPr>
             <w:r>
               <w:t xml:space="preserve">Estado de roles por grupo (Active/Standby)</w:t>
@@ -11192,6 +11746,7 @@
           <w:p>
             <w:pPr>
               <w:pStyle w:val="Compact"/>
+              <w:jc w:val="left"/>
             </w:pPr>
             <w:r>
               <w:rPr>
@@ -11206,6 +11761,7 @@
           <w:p>
             <w:pPr>
               <w:pStyle w:val="Compact"/>
+              <w:jc w:val="left"/>
             </w:pPr>
             <w:r>
               <w:t xml:space="preserve">Temporizadores, preempt, MAC virtual, tracking</w:t>
@@ -11219,6 +11775,7 @@
           <w:p>
             <w:pPr>
               <w:pStyle w:val="Compact"/>
+              <w:jc w:val="left"/>
             </w:pPr>
             <w:r>
               <w:rPr>
@@ -11233,6 +11790,7 @@
           <w:p>
             <w:pPr>
               <w:pStyle w:val="Compact"/>
+              <w:jc w:val="left"/>
             </w:pPr>
             <w:r>
               <w:t xml:space="preserve">Transiciones en vivo</w:t>
@@ -11246,6 +11804,7 @@
           <w:p>
             <w:pPr>
               <w:pStyle w:val="Compact"/>
+              <w:jc w:val="left"/>
             </w:pPr>
             <w:r>
               <w:rPr>
@@ -11260,6 +11819,7 @@
           <w:p>
             <w:pPr>
               <w:pStyle w:val="Compact"/>
+              <w:jc w:val="left"/>
             </w:pPr>
             <w:r>
               <w:t xml:space="preserve">La MAC virtual</w:t>
@@ -11284,8 +11844,8 @@
         </w:pict>
       </w:r>
     </w:p>
-    <w:bookmarkEnd w:id="82"/>
-    <w:bookmarkStart w:id="83" w:name="X7c759e517614fa5d6e7955db2bceef95d034e29"/>
+    <w:bookmarkEnd w:id="93"/>
+    <w:bookmarkStart w:id="94" w:name="X7c759e517614fa5d6e7955db2bceef95d034e29"/>
     <w:p>
       <w:pPr>
         <w:pStyle w:val="Heading2"/>
@@ -11297,7 +11857,13 @@
         <w:t xml:space="preserve"> </w:t>
       </w:r>
       <w:r>
-        <w:t xml:space="preserve">“Tengo HSRP, ya soy redundante”</w:t>
+        <w:t xml:space="preserve">“</w:t>
+      </w:r>
+      <w:r>
+        <w:t xml:space="preserve">Tengo HSRP, ya soy redundante</w:t>
+      </w:r>
+      <w:r>
+        <w:t xml:space="preserve">”</w:t>
       </w:r>
     </w:p>
     <w:p>
@@ -11339,7 +11905,13 @@
         <w:t xml:space="preserve"> </w:t>
       </w:r>
       <w:r>
-        <w:t xml:space="preserve">“saludando”</w:t>
+        <w:t xml:space="preserve">“</w:t>
+      </w:r>
+      <w:r>
+        <w:t xml:space="preserve">saludando</w:t>
+      </w:r>
+      <w:r>
+        <w:t xml:space="preserve">”</w:t>
       </w:r>
       <w:r>
         <w:t xml:space="preserve"> </w:t>
@@ -11404,8 +11976,8 @@
         </w:pict>
       </w:r>
     </w:p>
-    <w:bookmarkEnd w:id="83"/>
-    <w:bookmarkStart w:id="84" w:name="mini-chequeo-5"/>
+    <w:bookmarkEnd w:id="94"/>
+    <w:bookmarkStart w:id="95" w:name="mini-chequeo-5"/>
     <w:p>
       <w:pPr>
         <w:pStyle w:val="Heading2"/>
@@ -11524,7 +12096,13 @@
         <w:t xml:space="preserve"> </w:t>
       </w:r>
       <w:r>
-        <w:t xml:space="preserve">“elegancia”</w:t>
+        <w:t xml:space="preserve">“</w:t>
+      </w:r>
+      <w:r>
+        <w:t xml:space="preserve">elegancia</w:t>
+      </w:r>
+      <w:r>
+        <w:t xml:space="preserve">”</w:t>
       </w:r>
       <w:r>
         <w:t xml:space="preserve">.</w:t>
@@ -11605,8 +12183,8 @@
         </w:pict>
       </w:r>
     </w:p>
-    <w:bookmarkEnd w:id="84"/>
-    <w:bookmarkStart w:id="85" w:name="resumen-en-3-frases-5"/>
+    <w:bookmarkEnd w:id="95"/>
+    <w:bookmarkStart w:id="96" w:name="resumen-en-3-frases-5"/>
     <w:p>
       <w:pPr>
         <w:pStyle w:val="Heading2"/>
@@ -11728,8 +12306,8 @@
         <w:t xml:space="preserve">(un Active, un Standby) y prueba de fuego con ping continuo apagando al activo.</w:t>
       </w:r>
     </w:p>
-    <w:bookmarkEnd w:id="85"/>
-    <w:bookmarkStart w:id="86" w:name="vocabulario-rápido-5"/>
+    <w:bookmarkEnd w:id="96"/>
+    <w:bookmarkStart w:id="97" w:name="vocabulario-rápido-5"/>
     <w:p>
       <w:pPr>
         <w:pStyle w:val="Heading2"/>
@@ -11742,6 +12320,7 @@
       <w:tblPr>
         <w:tblStyle w:val="Table"/>
         <w:tblW w:type="auto" w:w="0"/>
+        <w:jc w:val="left"/>
         <w:tblLook w:firstRow="1" w:lastRow="0" w:firstColumn="0" w:lastColumn="0" w:noHBand="0" w:noVBand="0" w:val="0020"/>
       </w:tblPr>
       <w:tblGrid>
@@ -11757,6 +12336,7 @@
           <w:p>
             <w:pPr>
               <w:pStyle w:val="Compact"/>
+              <w:jc w:val="left"/>
             </w:pPr>
             <w:r>
               <w:t xml:space="preserve">Término</w:t>
@@ -11768,6 +12348,7 @@
           <w:p>
             <w:pPr>
               <w:pStyle w:val="Compact"/>
+              <w:jc w:val="left"/>
             </w:pPr>
             <w:r>
               <w:t xml:space="preserve">Idea general</w:t>
@@ -11781,6 +12362,7 @@
           <w:p>
             <w:pPr>
               <w:pStyle w:val="Compact"/>
+              <w:jc w:val="left"/>
             </w:pPr>
             <w:r>
               <w:t xml:space="preserve">Grupo HSRP</w:t>
@@ -11792,6 +12374,7 @@
           <w:p>
             <w:pPr>
               <w:pStyle w:val="Compact"/>
+              <w:jc w:val="left"/>
             </w:pPr>
             <w:r>
               <w:t xml:space="preserve">La instancia (1, 2…) que comparte una IP virtual</w:t>
@@ -11805,6 +12388,7 @@
           <w:p>
             <w:pPr>
               <w:pStyle w:val="Compact"/>
+              <w:jc w:val="left"/>
             </w:pPr>
             <w:r>
               <w:t xml:space="preserve">Prioridad / Preempt</w:t>
@@ -11816,6 +12400,7 @@
           <w:p>
             <w:pPr>
               <w:pStyle w:val="Compact"/>
+              <w:jc w:val="left"/>
             </w:pPr>
             <w:r>
               <w:t xml:space="preserve">Quién merece servir / quién recupera</w:t>
@@ -11829,6 +12414,7 @@
           <w:p>
             <w:pPr>
               <w:pStyle w:val="Compact"/>
+              <w:jc w:val="left"/>
             </w:pPr>
             <w:r>
               <w:t xml:space="preserve">Track + decrement</w:t>
@@ -11840,6 +12426,7 @@
           <w:p>
             <w:pPr>
               <w:pStyle w:val="Compact"/>
+              <w:jc w:val="left"/>
             </w:pPr>
             <w:r>
               <w:t xml:space="preserve">Vigilar un interfaz y penalizar la prioridad</w:t>
@@ -11853,6 +12440,7 @@
           <w:p>
             <w:pPr>
               <w:pStyle w:val="Compact"/>
+              <w:jc w:val="left"/>
             </w:pPr>
             <w:r>
               <w:t xml:space="preserve">HSRPv2</w:t>
@@ -11864,6 +12452,7 @@
           <w:p>
             <w:pPr>
               <w:pStyle w:val="Compact"/>
+              <w:jc w:val="left"/>
             </w:pPr>
             <w:r>
               <w:t xml:space="preserve">Versión moderna: más grupos, IPv6, multicast mejor</w:t>
@@ -11877,6 +12466,7 @@
           <w:p>
             <w:pPr>
               <w:pStyle w:val="Compact"/>
+              <w:jc w:val="left"/>
             </w:pPr>
             <w:r>
               <w:t xml:space="preserve">MAC virtual 0000.0c07.acXX</w:t>
@@ -11888,6 +12478,7 @@
           <w:p>
             <w:pPr>
               <w:pStyle w:val="Compact"/>
+              <w:jc w:val="left"/>
             </w:pPr>
             <w:r>
               <w:t xml:space="preserve">La</w:t>
@@ -11896,7 +12487,13 @@
               <w:t xml:space="preserve"> </w:t>
             </w:r>
             <w:r>
-              <w:t xml:space="preserve">“dirección fija”</w:t>
+              <w:t xml:space="preserve">“</w:t>
+            </w:r>
+            <w:r>
+              <w:t xml:space="preserve">dirección fija</w:t>
+            </w:r>
+            <w:r>
+              <w:t xml:space="preserve">”</w:t>
             </w:r>
             <w:r>
               <w:t xml:space="preserve"> </w:t>
@@ -11925,7 +12522,7 @@
       <w:r>
         <w:t xml:space="preserve"> </w:t>
       </w:r>
-      <w:hyperlink r:id="rId33">
+      <w:hyperlink r:id="rId44">
         <w:r>
           <w:rPr>
             <w:rStyle w:val="Hyperlink"/>
@@ -11952,7 +12549,7 @@
       <w:r>
         <w:t xml:space="preserve"> </w:t>
       </w:r>
-      <w:hyperlink r:id="rId14">
+      <w:hyperlink r:id="rId25">
         <w:r>
           <w:rPr>
             <w:rStyle w:val="Hyperlink"/>
@@ -11979,7 +12576,7 @@
       <w:r>
         <w:t xml:space="preserve"> </w:t>
       </w:r>
-      <w:hyperlink r:id="rId16">
+      <w:hyperlink r:id="rId27">
         <w:r>
           <w:rPr>
             <w:rStyle w:val="Hyperlink"/>
@@ -11988,9 +12585,9 @@
         </w:r>
       </w:hyperlink>
     </w:p>
-    <w:bookmarkEnd w:id="86"/>
-    <w:bookmarkEnd w:id="87"/>
-    <w:bookmarkStart w:id="99" w:name="redundancia-en-capa-3"/>
+    <w:bookmarkEnd w:id="97"/>
+    <w:bookmarkEnd w:id="98"/>
+    <w:bookmarkStart w:id="110" w:name="redundancia-en-capa-3"/>
     <w:p>
       <w:pPr>
         <w:pStyle w:val="Heading1"/>
@@ -12054,7 +12651,7 @@
         </w:pict>
       </w:r>
     </w:p>
-    <w:bookmarkStart w:id="88" w:name="la-idea-en-una-frase-6"/>
+    <w:bookmarkStart w:id="99" w:name="la-idea-en-una-frase-6"/>
     <w:p>
       <w:pPr>
         <w:pStyle w:val="Heading2"/>
@@ -12142,8 +12739,8 @@
         </w:pict>
       </w:r>
     </w:p>
-    <w:bookmarkEnd w:id="88"/>
-    <w:bookmarkStart w:id="90" w:name="rutas-flotantes-la-ruta-de-emergencia"/>
+    <w:bookmarkEnd w:id="99"/>
+    <w:bookmarkStart w:id="101" w:name="rutas-flotantes-la-ruta-de-emergencia"/>
     <w:p>
       <w:pPr>
         <w:pStyle w:val="Heading2"/>
@@ -12162,7 +12759,7 @@
       <w:r>
         <w:t xml:space="preserve"> </w:t>
       </w:r>
-      <w:hyperlink r:id="rId89">
+      <w:hyperlink r:id="rId100">
         <w:r>
           <w:rPr>
             <w:rStyle w:val="Hyperlink"/>
@@ -12322,7 +12919,13 @@
         <w:t xml:space="preserve"> </w:t>
       </w:r>
       <w:r>
-        <w:t xml:space="preserve">“detrás”</w:t>
+        <w:t xml:space="preserve">“</w:t>
+      </w:r>
+      <w:r>
+        <w:t xml:space="preserve">detrás</w:t>
+      </w:r>
+      <w:r>
+        <w:t xml:space="preserve">”</w:t>
       </w:r>
       <w:r>
         <w:t xml:space="preserve"> </w:t>
@@ -12338,8 +12941,8 @@
         </w:pict>
       </w:r>
     </w:p>
-    <w:bookmarkEnd w:id="90"/>
-    <w:bookmarkStart w:id="91" w:name="ecmp-varias-rutas-activas-a-la-vez"/>
+    <w:bookmarkEnd w:id="101"/>
+    <w:bookmarkStart w:id="102" w:name="ecmp-varias-rutas-activas-a-la-vez"/>
     <w:p>
       <w:pPr>
         <w:pStyle w:val="Heading2"/>
@@ -12428,6 +13031,7 @@
       <w:tblPr>
         <w:tblStyle w:val="Table"/>
         <w:tblW w:type="pct" w:w="5000"/>
+        <w:jc w:val="left"/>
         <w:tblLayout w:type="fixed"/>
         <w:tblLook w:firstRow="1" w:lastRow="0" w:firstColumn="0" w:lastColumn="0" w:noHBand="0" w:noVBand="0" w:val="0020"/>
       </w:tblPr>
@@ -12453,6 +13057,7 @@
           <w:p>
             <w:pPr>
               <w:pStyle w:val="Compact"/>
+              <w:jc w:val="left"/>
             </w:pPr>
             <w:r>
               <w:t xml:space="preserve">Ruta flotante</w:t>
@@ -12464,6 +13069,7 @@
           <w:p>
             <w:pPr>
               <w:pStyle w:val="Compact"/>
+              <w:jc w:val="left"/>
             </w:pPr>
             <w:r>
               <w:t xml:space="preserve">ECMP</w:t>
@@ -12477,6 +13083,7 @@
           <w:p>
             <w:pPr>
               <w:pStyle w:val="Compact"/>
+              <w:jc w:val="left"/>
             </w:pPr>
             <w:r>
               <w:t xml:space="preserve">Uso normal</w:t>
@@ -12488,6 +13095,7 @@
           <w:p>
             <w:pPr>
               <w:pStyle w:val="Compact"/>
+              <w:jc w:val="left"/>
             </w:pPr>
             <w:r>
               <w:t xml:space="preserve">Solo la primaria</w:t>
@@ -12499,6 +13107,7 @@
           <w:p>
             <w:pPr>
               <w:pStyle w:val="Compact"/>
+              <w:jc w:val="left"/>
             </w:pPr>
             <w:r>
               <w:t xml:space="preserve">Las dos a la vez</w:t>
@@ -12512,6 +13121,7 @@
           <w:p>
             <w:pPr>
               <w:pStyle w:val="Compact"/>
+              <w:jc w:val="left"/>
             </w:pPr>
             <w:r>
               <w:t xml:space="preserve">Al fallar una</w:t>
@@ -12523,6 +13133,7 @@
           <w:p>
             <w:pPr>
               <w:pStyle w:val="Compact"/>
+              <w:jc w:val="left"/>
             </w:pPr>
             <w:r>
               <w:t xml:space="preserve">Se activa la dormida</w:t>
@@ -12534,6 +13145,7 @@
           <w:p>
             <w:pPr>
               <w:pStyle w:val="Compact"/>
+              <w:jc w:val="left"/>
             </w:pPr>
             <w:r>
               <w:t xml:space="preserve">Se quita la muerta, sigue la otra</w:t>
@@ -12547,6 +13159,7 @@
           <w:p>
             <w:pPr>
               <w:pStyle w:val="Compact"/>
+              <w:jc w:val="left"/>
             </w:pPr>
             <w:r>
               <w:t xml:space="preserve">Ancho de banda</w:t>
@@ -12558,6 +13171,7 @@
           <w:p>
             <w:pPr>
               <w:pStyle w:val="Compact"/>
+              <w:jc w:val="left"/>
             </w:pPr>
             <w:r>
               <w:t xml:space="preserve">Reserva</w:t>
@@ -12566,15 +13180,22 @@
               <w:t xml:space="preserve"> </w:t>
             </w:r>
             <w:r>
-              <w:t xml:space="preserve">“muda”</w:t>
-            </w:r>
-          </w:p>
-        </w:tc>
-        <w:tc>
-          <w:tcPr/>
-          <w:p>
-            <w:pPr>
-              <w:pStyle w:val="Compact"/>
+              <w:t xml:space="preserve">“</w:t>
+            </w:r>
+            <w:r>
+              <w:t xml:space="preserve">muda</w:t>
+            </w:r>
+            <w:r>
+              <w:t xml:space="preserve">”</w:t>
+            </w:r>
+          </w:p>
+        </w:tc>
+        <w:tc>
+          <w:tcPr/>
+          <w:p>
+            <w:pPr>
+              <w:pStyle w:val="Compact"/>
+              <w:jc w:val="left"/>
             </w:pPr>
             <w:r>
               <w:t xml:space="preserve">Aprovechas ambos enlaces</w:t>
@@ -12588,6 +13209,7 @@
           <w:p>
             <w:pPr>
               <w:pStyle w:val="Compact"/>
+              <w:jc w:val="left"/>
             </w:pPr>
             <w:r>
               <w:t xml:space="preserve">¿Cuándo?</w:t>
@@ -12599,6 +13221,7 @@
           <w:p>
             <w:pPr>
               <w:pStyle w:val="Compact"/>
+              <w:jc w:val="left"/>
             </w:pPr>
             <w:r>
               <w:t xml:space="preserve">ISP principal + respaldo barato/peor</w:t>
@@ -12610,6 +13233,7 @@
           <w:p>
             <w:pPr>
               <w:pStyle w:val="Compact"/>
+              <w:jc w:val="left"/>
             </w:pPr>
             <w:r>
               <w:t xml:space="preserve">Dos ISPs de calidad similar</w:t>
@@ -12646,8 +13270,8 @@
         </w:pict>
       </w:r>
     </w:p>
-    <w:bookmarkEnd w:id="91"/>
-    <w:bookmarkStart w:id="92" w:name="X7440b0be4bb04c9355c80434539287861721764"/>
+    <w:bookmarkEnd w:id="102"/>
+    <w:bookmarkStart w:id="103" w:name="X7440b0be4bb04c9355c80434539287861721764"/>
     <w:p>
       <w:pPr>
         <w:pStyle w:val="Heading2"/>
@@ -12667,7 +13291,13 @@
         <w:t xml:space="preserve"> </w:t>
       </w:r>
       <w:r>
-        <w:t xml:space="preserve">“el enlace está arriba pero Internet no llega”</w:t>
+        <w:t xml:space="preserve">“</w:t>
+      </w:r>
+      <w:r>
+        <w:t xml:space="preserve">el enlace está arriba pero Internet no llega</w:t>
+      </w:r>
+      <w:r>
+        <w:t xml:space="preserve">”</w:t>
       </w:r>
       <w:r>
         <w:t xml:space="preserve"> </w:t>
@@ -12853,7 +13483,13 @@
         <w:t xml:space="preserve"> </w:t>
       </w:r>
       <w:r>
-        <w:t xml:space="preserve">“análisis de vida”</w:t>
+        <w:t xml:space="preserve">“</w:t>
+      </w:r>
+      <w:r>
+        <w:t xml:space="preserve">análisis de vida</w:t>
+      </w:r>
+      <w:r>
+        <w:t xml:space="preserve">”</w:t>
       </w:r>
       <w:r>
         <w:t xml:space="preserve"> </w:t>
@@ -12869,8 +13505,8 @@
         </w:pict>
       </w:r>
     </w:p>
-    <w:bookmarkEnd w:id="92"/>
-    <w:bookmarkStart w:id="93" w:name="Xa3e02727c846d31dbab18735ac814432282afce"/>
+    <w:bookmarkEnd w:id="103"/>
+    <w:bookmarkStart w:id="104" w:name="Xa3e02727c846d31dbab18735ac814432282afce"/>
     <w:p>
       <w:pPr>
         <w:pStyle w:val="Heading2"/>
@@ -12978,8 +13614,8 @@
         </w:pict>
       </w:r>
     </w:p>
-    <w:bookmarkEnd w:id="93"/>
-    <w:bookmarkStart w:id="94" w:name="verificación-2"/>
+    <w:bookmarkEnd w:id="104"/>
+    <w:bookmarkStart w:id="105" w:name="verificación-2"/>
     <w:p>
       <w:pPr>
         <w:pStyle w:val="Heading2"/>
@@ -12992,6 +13628,7 @@
       <w:tblPr>
         <w:tblStyle w:val="Table"/>
         <w:tblW w:type="pct" w:w="5000"/>
+        <w:jc w:val="left"/>
         <w:tblLayout w:type="fixed"/>
         <w:tblLook w:firstRow="1" w:lastRow="0" w:firstColumn="0" w:lastColumn="0" w:noHBand="0" w:noVBand="0" w:val="0020"/>
       </w:tblPr>
@@ -13008,6 +13645,7 @@
           <w:p>
             <w:pPr>
               <w:pStyle w:val="Compact"/>
+              <w:jc w:val="left"/>
             </w:pPr>
             <w:r>
               <w:t xml:space="preserve">Comando</w:t>
@@ -13019,6 +13657,7 @@
           <w:p>
             <w:pPr>
               <w:pStyle w:val="Compact"/>
+              <w:jc w:val="left"/>
             </w:pPr>
             <w:r>
               <w:t xml:space="preserve">Qué aporta</w:t>
@@ -13032,6 +13671,7 @@
           <w:p>
             <w:pPr>
               <w:pStyle w:val="Compact"/>
+              <w:jc w:val="left"/>
             </w:pPr>
             <w:r>
               <w:rPr>
@@ -13046,6 +13686,7 @@
           <w:p>
             <w:pPr>
               <w:pStyle w:val="Compact"/>
+              <w:jc w:val="left"/>
             </w:pPr>
             <w:r>
               <w:t xml:space="preserve">Qué rutas están en tabla (y cuáles no: las flotantes dormidas)</w:t>
@@ -13059,6 +13700,7 @@
           <w:p>
             <w:pPr>
               <w:pStyle w:val="Compact"/>
+              <w:jc w:val="left"/>
             </w:pPr>
             <w:r>
               <w:rPr>
@@ -13073,6 +13715,7 @@
           <w:p>
             <w:pPr>
               <w:pStyle w:val="Compact"/>
+              <w:jc w:val="left"/>
             </w:pPr>
             <w:r>
               <w:t xml:space="preserve">Estado del track y qué vigila</w:t>
@@ -13086,6 +13729,7 @@
           <w:p>
             <w:pPr>
               <w:pStyle w:val="Compact"/>
+              <w:jc w:val="left"/>
             </w:pPr>
             <w:r>
               <w:rPr>
@@ -13100,6 +13744,7 @@
           <w:p>
             <w:pPr>
               <w:pStyle w:val="Compact"/>
+              <w:jc w:val="left"/>
             </w:pPr>
             <w:r>
               <w:t xml:space="preserve">Éxitos/fallos del sondeo y última respuesta</w:t>
@@ -13113,6 +13758,7 @@
           <w:p>
             <w:pPr>
               <w:pStyle w:val="Compact"/>
+              <w:jc w:val="left"/>
             </w:pPr>
             <w:r>
               <w:rPr>
@@ -13127,6 +13773,7 @@
           <w:p>
             <w:pPr>
               <w:pStyle w:val="Compact"/>
+              <w:jc w:val="left"/>
             </w:pPr>
             <w:r>
               <w:t xml:space="preserve">Inserciones/retiros de rutas en vivo (¡cuidado en producción!)</w:t>
@@ -13189,8 +13836,8 @@
         </w:pict>
       </w:r>
     </w:p>
-    <w:bookmarkEnd w:id="94"/>
-    <w:bookmarkStart w:id="95" w:name="X2e271d392c455ddd8e78c428934de3e340e9512"/>
+    <w:bookmarkEnd w:id="105"/>
+    <w:bookmarkStart w:id="106" w:name="X2e271d392c455ddd8e78c428934de3e340e9512"/>
     <w:p>
       <w:pPr>
         <w:pStyle w:val="Heading2"/>
@@ -13202,7 +13849,13 @@
         <w:t xml:space="preserve"> </w:t>
       </w:r>
       <w:r>
-        <w:t xml:space="preserve">“Tengo dos ISPs con rutas flotantes, no se me cae Internet”</w:t>
+        <w:t xml:space="preserve">“</w:t>
+      </w:r>
+      <w:r>
+        <w:t xml:space="preserve">Tengo dos ISPs con rutas flotantes, no se me cae Internet</w:t>
+      </w:r>
+      <w:r>
+        <w:t xml:space="preserve">”</w:t>
       </w:r>
     </w:p>
     <w:p>
@@ -13310,8 +13963,8 @@
         </w:pict>
       </w:r>
     </w:p>
-    <w:bookmarkEnd w:id="95"/>
-    <w:bookmarkStart w:id="96" w:name="mini-chequeo-6"/>
+    <w:bookmarkEnd w:id="106"/>
+    <w:bookmarkStart w:id="107" w:name="mini-chequeo-6"/>
     <w:p>
       <w:pPr>
         <w:pStyle w:val="Heading2"/>
@@ -13446,7 +14099,13 @@
         <w:t xml:space="preserve"> </w:t>
       </w:r>
       <w:r>
-        <w:t xml:space="preserve">“más allá del cable”</w:t>
+        <w:t xml:space="preserve">“</w:t>
+      </w:r>
+      <w:r>
+        <w:t xml:space="preserve">más allá del cable</w:t>
+      </w:r>
+      <w:r>
+        <w:t xml:space="preserve">”</w:t>
       </w:r>
       <w:r>
         <w:t xml:space="preserve">: interfaz arriba pero el ISP sin salida (o su router muerto). IP SLA hace ping de verdad a un destino por ese camino y el track retira la ruta cuando el sondeo falla.</w:t>
@@ -13501,8 +14160,8 @@
         </w:pict>
       </w:r>
     </w:p>
-    <w:bookmarkEnd w:id="96"/>
-    <w:bookmarkStart w:id="97" w:name="resumen-en-3-frases-6"/>
+    <w:bookmarkEnd w:id="107"/>
+    <w:bookmarkStart w:id="108" w:name="resumen-en-3-frases-6"/>
     <w:p>
       <w:pPr>
         <w:pStyle w:val="Heading2"/>
@@ -13574,7 +14233,13 @@
         <w:t xml:space="preserve"> </w:t>
       </w:r>
       <w:r>
-        <w:t xml:space="preserve">“invisibles”</w:t>
+        <w:t xml:space="preserve">“</w:t>
+      </w:r>
+      <w:r>
+        <w:t xml:space="preserve">invisibles</w:t>
+      </w:r>
+      <w:r>
+        <w:t xml:space="preserve">”</w:t>
       </w:r>
       <w:r>
         <w:t xml:space="preserve">.</w:t>
@@ -13592,8 +14257,8 @@
         <w:t xml:space="preserve">Dentro de la red, OSPF ya es redundancia; en el borde, estáticos inteligentes: flotantes + SLA.</w:t>
       </w:r>
     </w:p>
-    <w:bookmarkEnd w:id="97"/>
-    <w:bookmarkStart w:id="98" w:name="vocabulario-rápido-6"/>
+    <w:bookmarkEnd w:id="108"/>
+    <w:bookmarkStart w:id="109" w:name="vocabulario-rápido-6"/>
     <w:p>
       <w:pPr>
         <w:pStyle w:val="Heading2"/>
@@ -13606,6 +14271,7 @@
       <w:tblPr>
         <w:tblStyle w:val="Table"/>
         <w:tblW w:type="auto" w:w="0"/>
+        <w:jc w:val="left"/>
         <w:tblLook w:firstRow="1" w:lastRow="0" w:firstColumn="0" w:lastColumn="0" w:noHBand="0" w:noVBand="0" w:val="0020"/>
       </w:tblPr>
       <w:tblGrid>
@@ -13621,6 +14287,7 @@
           <w:p>
             <w:pPr>
               <w:pStyle w:val="Compact"/>
+              <w:jc w:val="left"/>
             </w:pPr>
             <w:r>
               <w:t xml:space="preserve">Término</w:t>
@@ -13632,6 +14299,7 @@
           <w:p>
             <w:pPr>
               <w:pStyle w:val="Compact"/>
+              <w:jc w:val="left"/>
             </w:pPr>
             <w:r>
               <w:t xml:space="preserve">Idea general</w:t>
@@ -13645,6 +14313,7 @@
           <w:p>
             <w:pPr>
               <w:pStyle w:val="Compact"/>
+              <w:jc w:val="left"/>
             </w:pPr>
             <w:r>
               <w:t xml:space="preserve">Ruta flotante</w:t>
@@ -13656,6 +14325,7 @@
           <w:p>
             <w:pPr>
               <w:pStyle w:val="Compact"/>
+              <w:jc w:val="left"/>
             </w:pPr>
             <w:r>
               <w:t xml:space="preserve">Ruta con AD alta que espera en la sombra</w:t>
@@ -13669,6 +14339,7 @@
           <w:p>
             <w:pPr>
               <w:pStyle w:val="Compact"/>
+              <w:jc w:val="left"/>
             </w:pPr>
             <w:r>
               <w:t xml:space="preserve">ECMP</w:t>
@@ -13680,6 +14351,7 @@
           <w:p>
             <w:pPr>
               <w:pStyle w:val="Compact"/>
+              <w:jc w:val="left"/>
             </w:pPr>
             <w:r>
               <w:t xml:space="preserve">Rutas de igual coste usadas a la vez</w:t>
@@ -13693,6 +14365,7 @@
           <w:p>
             <w:pPr>
               <w:pStyle w:val="Compact"/>
+              <w:jc w:val="left"/>
             </w:pPr>
             <w:r>
               <w:t xml:space="preserve">AD</w:t>
@@ -13704,6 +14377,7 @@
           <w:p>
             <w:pPr>
               <w:pStyle w:val="Compact"/>
+              <w:jc w:val="left"/>
             </w:pPr>
             <w:r>
               <w:t xml:space="preserve">Distancia administrativa: la confianza en una fuente de rutas</w:t>
@@ -13717,6 +14391,7 @@
           <w:p>
             <w:pPr>
               <w:pStyle w:val="Compact"/>
+              <w:jc w:val="left"/>
             </w:pPr>
             <w:r>
               <w:t xml:space="preserve">IP SLA</w:t>
@@ -13728,6 +14403,7 @@
           <w:p>
             <w:pPr>
               <w:pStyle w:val="Compact"/>
+              <w:jc w:val="left"/>
             </w:pPr>
             <w:r>
               <w:t xml:space="preserve">Sondeos activos (ping, jitter…) programados en IOS</w:t>
@@ -13741,6 +14417,7 @@
           <w:p>
             <w:pPr>
               <w:pStyle w:val="Compact"/>
+              <w:jc w:val="left"/>
             </w:pPr>
             <w:r>
               <w:t xml:space="preserve">Track</w:t>
@@ -13752,6 +14429,7 @@
           <w:p>
             <w:pPr>
               <w:pStyle w:val="Compact"/>
+              <w:jc w:val="left"/>
             </w:pPr>
             <w:r>
               <w:t xml:space="preserve">Enlaza el estado de un sondeo a una ruta/FHRP</w:t>
@@ -13777,7 +14455,7 @@
       <w:r>
         <w:t xml:space="preserve"> </w:t>
       </w:r>
-      <w:hyperlink r:id="rId33">
+      <w:hyperlink r:id="rId44">
         <w:r>
           <w:rPr>
             <w:rStyle w:val="Hyperlink"/>
@@ -13804,7 +14482,7 @@
       <w:r>
         <w:t xml:space="preserve"> </w:t>
       </w:r>
-      <w:hyperlink r:id="rId15">
+      <w:hyperlink r:id="rId26">
         <w:r>
           <w:rPr>
             <w:rStyle w:val="Hyperlink"/>
@@ -13831,7 +14509,7 @@
       <w:r>
         <w:t xml:space="preserve"> </w:t>
       </w:r>
-      <w:hyperlink r:id="rId17">
+      <w:hyperlink r:id="rId28">
         <w:r>
           <w:rPr>
             <w:rStyle w:val="Hyperlink"/>
@@ -13840,9 +14518,9 @@
         </w:r>
       </w:hyperlink>
     </w:p>
-    <w:bookmarkEnd w:id="98"/>
-    <w:bookmarkEnd w:id="99"/>
-    <w:bookmarkStart w:id="110" w:name="plan-de-continuidad"/>
+    <w:bookmarkEnd w:id="109"/>
+    <w:bookmarkEnd w:id="110"/>
+    <w:bookmarkStart w:id="121" w:name="plan-de-continuidad"/>
     <w:p>
       <w:pPr>
         <w:pStyle w:val="Heading1"/>
@@ -13906,7 +14584,7 @@
         </w:pict>
       </w:r>
     </w:p>
-    <w:bookmarkStart w:id="100" w:name="la-idea-en-una-frase-7"/>
+    <w:bookmarkStart w:id="111" w:name="la-idea-en-una-frase-7"/>
     <w:p>
       <w:pPr>
         <w:pStyle w:val="Heading2"/>
@@ -13946,8 +14624,8 @@
         </w:pict>
       </w:r>
     </w:p>
-    <w:bookmarkEnd w:id="100"/>
-    <w:bookmarkStart w:id="101" w:name="el-mapa-de-continuidad-en-4-capas"/>
+    <w:bookmarkEnd w:id="111"/>
+    <w:bookmarkStart w:id="112" w:name="el-mapa-de-continuidad-en-4-capas"/>
     <w:p>
       <w:pPr>
         <w:pStyle w:val="Heading2"/>
@@ -13960,6 +14638,7 @@
       <w:tblPr>
         <w:tblStyle w:val="Table"/>
         <w:tblW w:type="pct" w:w="5000"/>
+        <w:jc w:val="left"/>
         <w:tblLayout w:type="fixed"/>
         <w:tblLook w:firstRow="1" w:lastRow="0" w:firstColumn="0" w:lastColumn="0" w:noHBand="0" w:noVBand="0" w:val="0020"/>
       </w:tblPr>
@@ -13977,6 +14656,7 @@
           <w:p>
             <w:pPr>
               <w:pStyle w:val="Compact"/>
+              <w:jc w:val="left"/>
             </w:pPr>
             <w:r>
               <w:t xml:space="preserve">Capa</w:t>
@@ -13988,6 +14668,7 @@
           <w:p>
             <w:pPr>
               <w:pStyle w:val="Compact"/>
+              <w:jc w:val="left"/>
             </w:pPr>
             <w:r>
               <w:t xml:space="preserve">Pregunta</w:t>
@@ -13999,6 +14680,7 @@
           <w:p>
             <w:pPr>
               <w:pStyle w:val="Compact"/>
+              <w:jc w:val="left"/>
             </w:pPr>
             <w:r>
               <w:t xml:space="preserve">Herramientas</w:t>
@@ -14012,6 +14694,7 @@
           <w:p>
             <w:pPr>
               <w:pStyle w:val="Compact"/>
+              <w:jc w:val="left"/>
             </w:pPr>
             <w:r>
               <w:rPr>
@@ -14027,6 +14710,7 @@
           <w:p>
             <w:pPr>
               <w:pStyle w:val="Compact"/>
+              <w:jc w:val="left"/>
             </w:pPr>
             <w:r>
               <w:t xml:space="preserve">¿Qué SPOFs puedo eliminar con diseño?</w:t>
@@ -14038,6 +14722,7 @@
           <w:p>
             <w:pPr>
               <w:pStyle w:val="Compact"/>
+              <w:jc w:val="left"/>
             </w:pPr>
             <w:r>
               <w:t xml:space="preserve">Todo lo de los puntos 2-7 (STP, EtherChannel, stack, HSRP, rutas)</w:t>
@@ -14051,6 +14736,7 @@
           <w:p>
             <w:pPr>
               <w:pStyle w:val="Compact"/>
+              <w:jc w:val="left"/>
             </w:pPr>
             <w:r>
               <w:rPr>
@@ -14066,6 +14752,7 @@
           <w:p>
             <w:pPr>
               <w:pStyle w:val="Compact"/>
+              <w:jc w:val="left"/>
             </w:pPr>
             <w:r>
               <w:t xml:space="preserve">Cuando algo muere, ¿continúa el servicio solo?</w:t>
@@ -14077,6 +14764,7 @@
           <w:p>
             <w:pPr>
               <w:pStyle w:val="Compact"/>
+              <w:jc w:val="left"/>
             </w:pPr>
             <w:r>
               <w:t xml:space="preserve">Failover automático, alimentación redundante (SAI), segunda línea</w:t>
@@ -14090,6 +14778,7 @@
           <w:p>
             <w:pPr>
               <w:pStyle w:val="Compact"/>
+              <w:jc w:val="left"/>
             </w:pPr>
             <w:r>
               <w:rPr>
@@ -14105,6 +14794,7 @@
           <w:p>
             <w:pPr>
               <w:pStyle w:val="Compact"/>
+              <w:jc w:val="left"/>
             </w:pPr>
             <w:r>
               <w:t xml:space="preserve">Si hay que rehacer algo, ¿cuánto tarda y quién sabe cómo?</w:t>
@@ -14116,6 +14806,7 @@
           <w:p>
             <w:pPr>
               <w:pStyle w:val="Compact"/>
+              <w:jc w:val="left"/>
             </w:pPr>
             <w:r>
               <w:t xml:space="preserve">Backups de configuración, imágenes de equipos, procedimientos</w:t>
@@ -14129,6 +14820,7 @@
           <w:p>
             <w:pPr>
               <w:pStyle w:val="Compact"/>
+              <w:jc w:val="left"/>
             </w:pPr>
             <w:r>
               <w:rPr>
@@ -14144,6 +14836,7 @@
           <w:p>
             <w:pPr>
               <w:pStyle w:val="Compact"/>
+              <w:jc w:val="left"/>
             </w:pPr>
             <w:r>
               <w:t xml:space="preserve">¿El incidente dejó documentación y ajustes?</w:t>
@@ -14155,6 +14848,7 @@
           <w:p>
             <w:pPr>
               <w:pStyle w:val="Compact"/>
+              <w:jc w:val="left"/>
             </w:pPr>
             <w:r>
               <w:t xml:space="preserve">Post-mortem, actualización del mapa y del plan</w:t>
@@ -14194,8 +14888,8 @@
         </w:pict>
       </w:r>
     </w:p>
-    <w:bookmarkEnd w:id="101"/>
-    <w:bookmarkStart w:id="102" w:name="X56a0e62459b0656c8f74bfb769f53fc7f9214e4"/>
+    <w:bookmarkEnd w:id="112"/>
+    <w:bookmarkStart w:id="113" w:name="X56a0e62459b0656c8f74bfb769f53fc7f9214e4"/>
     <w:p>
       <w:pPr>
         <w:pStyle w:val="Heading2"/>
@@ -14232,6 +14926,7 @@
       <w:tblPr>
         <w:tblStyle w:val="Table"/>
         <w:tblW w:type="pct" w:w="5000"/>
+        <w:jc w:val="left"/>
         <w:tblLayout w:type="fixed"/>
         <w:tblLook w:firstRow="1" w:lastRow="0" w:firstColumn="0" w:lastColumn="0" w:noHBand="0" w:noVBand="0" w:val="0020"/>
       </w:tblPr>
@@ -14249,6 +14944,7 @@
           <w:p>
             <w:pPr>
               <w:pStyle w:val="Compact"/>
+              <w:jc w:val="left"/>
             </w:pPr>
             <w:r>
               <w:t xml:space="preserve">Método</w:t>
@@ -14260,6 +14956,7 @@
           <w:p>
             <w:pPr>
               <w:pStyle w:val="Compact"/>
+              <w:jc w:val="left"/>
             </w:pPr>
             <w:r>
               <w:t xml:space="preserve">Cómo</w:t>
@@ -14271,6 +14968,7 @@
           <w:p>
             <w:pPr>
               <w:pStyle w:val="Compact"/>
+              <w:jc w:val="left"/>
             </w:pPr>
             <w:r>
               <w:t xml:space="preserve">Cuándo usarlo</w:t>
@@ -14284,6 +14982,7 @@
           <w:p>
             <w:pPr>
               <w:pStyle w:val="Compact"/>
+              <w:jc w:val="left"/>
             </w:pPr>
             <w:r>
               <w:t xml:space="preserve">Local (</w:t>
@@ -14304,6 +15003,7 @@
           <w:p>
             <w:pPr>
               <w:pStyle w:val="Compact"/>
+              <w:jc w:val="left"/>
             </w:pPr>
             <w:r>
               <w:t xml:space="preserve">Guarda en NVRAM</w:t>
@@ -14315,6 +15015,7 @@
           <w:p>
             <w:pPr>
               <w:pStyle w:val="Compact"/>
+              <w:jc w:val="left"/>
             </w:pPr>
             <w:r>
               <w:t xml:space="preserve">Siempre, mínimo vital</w:t>
@@ -14328,6 +15029,7 @@
           <w:p>
             <w:pPr>
               <w:pStyle w:val="Compact"/>
+              <w:jc w:val="left"/>
             </w:pPr>
             <w:r>
               <w:t xml:space="preserve">Copia a TFTP/SCP</w:t>
@@ -14339,6 +15041,7 @@
           <w:p>
             <w:pPr>
               <w:pStyle w:val="Compact"/>
+              <w:jc w:val="left"/>
             </w:pPr>
             <w:r>
               <w:rPr>
@@ -14353,6 +15056,7 @@
           <w:p>
             <w:pPr>
               <w:pStyle w:val="Compact"/>
+              <w:jc w:val="left"/>
             </w:pPr>
             <w:r>
               <w:t xml:space="preserve">Antes y después de cada cambio</w:t>
@@ -14366,6 +15070,7 @@
           <w:p>
             <w:pPr>
               <w:pStyle w:val="Compact"/>
+              <w:jc w:val="left"/>
             </w:pPr>
             <w:r>
               <w:t xml:space="preserve">Programado</w:t>
@@ -14377,6 +15082,7 @@
           <w:p>
             <w:pPr>
               <w:pStyle w:val="Compact"/>
+              <w:jc w:val="left"/>
             </w:pPr>
             <w:r>
               <w:rPr>
@@ -14397,6 +15103,7 @@
           <w:p>
             <w:pPr>
               <w:pStyle w:val="Compact"/>
+              <w:jc w:val="left"/>
             </w:pPr>
             <w:r>
               <w:t xml:space="preserve">Redes medianas y grandes</w:t>
@@ -14410,6 +15117,7 @@
           <w:p>
             <w:pPr>
               <w:pStyle w:val="Compact"/>
+              <w:jc w:val="left"/>
             </w:pPr>
             <w:r>
               <w:t xml:space="preserve">Git interno</w:t>
@@ -14421,6 +15129,7 @@
           <w:p>
             <w:pPr>
               <w:pStyle w:val="Compact"/>
+              <w:jc w:val="left"/>
             </w:pPr>
             <w:r>
               <w:t xml:space="preserve">Repositorio con las configs</w:t>
@@ -14432,6 +15141,7 @@
           <w:p>
             <w:pPr>
               <w:pStyle w:val="Compact"/>
+              <w:jc w:val="left"/>
             </w:pPr>
             <w:r>
               <w:t xml:space="preserve">La forma moderna: histórico y diff</w:t>
@@ -14496,7 +15206,13 @@
         <w:t xml:space="preserve"> </w:t>
       </w:r>
       <w:r>
-        <w:t xml:space="preserve">“respaldo antes de tocar”</w:t>
+        <w:t xml:space="preserve">“</w:t>
+      </w:r>
+      <w:r>
+        <w:t xml:space="preserve">respaldo antes de tocar</w:t>
+      </w:r>
+      <w:r>
+        <w:t xml:space="preserve">”</w:t>
       </w:r>
       <w:r>
         <w:t xml:space="preserve"> </w:t>
@@ -14512,8 +15228,8 @@
         </w:pict>
       </w:r>
     </w:p>
-    <w:bookmarkEnd w:id="102"/>
-    <w:bookmarkStart w:id="103" w:name="documentación-el-mapa-que-te-salvará"/>
+    <w:bookmarkEnd w:id="113"/>
+    <w:bookmarkStart w:id="114" w:name="documentación-el-mapa-que-te-salvará"/>
     <w:p>
       <w:pPr>
         <w:pStyle w:val="Heading2"/>
@@ -14681,8 +15397,8 @@
         </w:pict>
       </w:r>
     </w:p>
-    <w:bookmarkEnd w:id="103"/>
-    <w:bookmarkStart w:id="104" w:name="X0302da224ad5ced575b64e8012e1a63ae997367"/>
+    <w:bookmarkEnd w:id="114"/>
+    <w:bookmarkStart w:id="115" w:name="X0302da224ad5ced575b64e8012e1a63ae997367"/>
     <w:p>
       <w:pPr>
         <w:pStyle w:val="Heading2"/>
@@ -14833,7 +15549,13 @@
         <w:t xml:space="preserve"> </w:t>
       </w:r>
       <w:r>
-        <w:t xml:space="preserve">“probado”</w:t>
+        <w:t xml:space="preserve">“</w:t>
+      </w:r>
+      <w:r>
+        <w:t xml:space="preserve">probado</w:t>
+      </w:r>
+      <w:r>
+        <w:t xml:space="preserve">”</w:t>
       </w:r>
       <w:r>
         <w:t xml:space="preserve"> </w:t>
@@ -14849,8 +15571,8 @@
         </w:pict>
       </w:r>
     </w:p>
-    <w:bookmarkEnd w:id="104"/>
-    <w:bookmarkStart w:id="105" w:name="Xf2e878572f939d2e35b6ef5e4f53cf669f267de"/>
+    <w:bookmarkEnd w:id="115"/>
+    <w:bookmarkStart w:id="116" w:name="Xf2e878572f939d2e35b6ef5e4f53cf669f267de"/>
     <w:p>
       <w:pPr>
         <w:pStyle w:val="Heading2"/>
@@ -14958,8 +15680,8 @@
         </w:pict>
       </w:r>
     </w:p>
-    <w:bookmarkEnd w:id="105"/>
-    <w:bookmarkStart w:id="106" w:name="X3c66638d35156eed6c5766edd7ead9730337d05"/>
+    <w:bookmarkEnd w:id="116"/>
+    <w:bookmarkStart w:id="117" w:name="X3c66638d35156eed6c5766edd7ead9730337d05"/>
     <w:p>
       <w:pPr>
         <w:pStyle w:val="Heading2"/>
@@ -14971,7 +15693,13 @@
         <w:t xml:space="preserve"> </w:t>
       </w:r>
       <w:r>
-        <w:t xml:space="preserve">“La configuración está en el propio equipo, para qué copiarla”</w:t>
+        <w:t xml:space="preserve">“</w:t>
+      </w:r>
+      <w:r>
+        <w:t xml:space="preserve">La configuración está en el propio equipo, para qué copiarla</w:t>
+      </w:r>
+      <w:r>
+        <w:t xml:space="preserve">”</w:t>
       </w:r>
     </w:p>
     <w:p>
@@ -15040,7 +15768,13 @@
         <w:t xml:space="preserve"> </w:t>
       </w:r>
       <w:r>
-        <w:t xml:space="preserve">“algún día”</w:t>
+        <w:t xml:space="preserve">“</w:t>
+      </w:r>
+      <w:r>
+        <w:t xml:space="preserve">algún día</w:t>
+      </w:r>
+      <w:r>
+        <w:t xml:space="preserve">”</w:t>
       </w:r>
       <w:r>
         <w:t xml:space="preserve">.</w:t>
@@ -15071,8 +15805,8 @@
         </w:pict>
       </w:r>
     </w:p>
-    <w:bookmarkEnd w:id="106"/>
-    <w:bookmarkStart w:id="107" w:name="mini-chequeo-7"/>
+    <w:bookmarkEnd w:id="117"/>
+    <w:bookmarkStart w:id="118" w:name="mini-chequeo-7"/>
     <w:p>
       <w:pPr>
         <w:pStyle w:val="Heading2"/>
@@ -15120,7 +15854,13 @@
         <w:t xml:space="preserve"> </w:t>
       </w:r>
       <w:r>
-        <w:t xml:space="preserve">“teórico”</w:t>
+        <w:t xml:space="preserve">“</w:t>
+      </w:r>
+      <w:r>
+        <w:t xml:space="preserve">teórico</w:t>
+      </w:r>
+      <w:r>
+        <w:t xml:space="preserve">”</w:t>
       </w:r>
       <w:r>
         <w:t xml:space="preserve"> </w:t>
@@ -15144,7 +15884,13 @@
         <w:t xml:space="preserve"> </w:t>
       </w:r>
       <w:r>
-        <w:t xml:space="preserve">“test de la taquilla”</w:t>
+        <w:t xml:space="preserve">“</w:t>
+      </w:r>
+      <w:r>
+        <w:t xml:space="preserve">test de la taquilla</w:t>
+      </w:r>
+      <w:r>
+        <w:t xml:space="preserve">”</w:t>
       </w:r>
       <w:r>
         <w:t xml:space="preserve"> </w:t>
@@ -15287,8 +16033,8 @@
         </w:pict>
       </w:r>
     </w:p>
-    <w:bookmarkEnd w:id="107"/>
-    <w:bookmarkStart w:id="108" w:name="resumen-en-3-frases-7"/>
+    <w:bookmarkEnd w:id="118"/>
+    <w:bookmarkStart w:id="119" w:name="resumen-en-3-frases-7"/>
     <w:p>
       <w:pPr>
         <w:pStyle w:val="Heading2"/>
@@ -15362,8 +16108,8 @@
         <w:t xml:space="preserve">es una hipótesis; mide tu MTTR real y documenta el post-mortem.</w:t>
       </w:r>
     </w:p>
-    <w:bookmarkEnd w:id="108"/>
-    <w:bookmarkStart w:id="109" w:name="vocabulario-rápido-7"/>
+    <w:bookmarkEnd w:id="119"/>
+    <w:bookmarkStart w:id="120" w:name="vocabulario-rápido-7"/>
     <w:p>
       <w:pPr>
         <w:pStyle w:val="Heading2"/>
@@ -15376,6 +16122,7 @@
       <w:tblPr>
         <w:tblStyle w:val="Table"/>
         <w:tblW w:type="auto" w:w="0"/>
+        <w:jc w:val="left"/>
         <w:tblLook w:firstRow="1" w:lastRow="0" w:firstColumn="0" w:lastColumn="0" w:noHBand="0" w:noVBand="0" w:val="0020"/>
       </w:tblPr>
       <w:tblGrid>
@@ -15391,6 +16138,7 @@
           <w:p>
             <w:pPr>
               <w:pStyle w:val="Compact"/>
+              <w:jc w:val="left"/>
             </w:pPr>
             <w:r>
               <w:t xml:space="preserve">Término</w:t>
@@ -15402,6 +16150,7 @@
           <w:p>
             <w:pPr>
               <w:pStyle w:val="Compact"/>
+              <w:jc w:val="left"/>
             </w:pPr>
             <w:r>
               <w:t xml:space="preserve">Idea general</w:t>
@@ -15415,6 +16164,7 @@
           <w:p>
             <w:pPr>
               <w:pStyle w:val="Compact"/>
+              <w:jc w:val="left"/>
             </w:pPr>
             <w:r>
               <w:t xml:space="preserve">Continuidad</w:t>
@@ -15426,6 +16176,7 @@
           <w:p>
             <w:pPr>
               <w:pStyle w:val="Compact"/>
+              <w:jc w:val="left"/>
             </w:pPr>
             <w:r>
               <w:t xml:space="preserve">Capacidad de seguir operando durante y tras un fallo</w:t>
@@ -15439,6 +16190,7 @@
           <w:p>
             <w:pPr>
               <w:pStyle w:val="Compact"/>
+              <w:jc w:val="left"/>
             </w:pPr>
             <w:r>
               <w:t xml:space="preserve">Post-mortem</w:t>
@@ -15450,6 +16202,7 @@
           <w:p>
             <w:pPr>
               <w:pStyle w:val="Compact"/>
+              <w:jc w:val="left"/>
             </w:pPr>
             <w:r>
               <w:t xml:space="preserve">Análisis documentado tras un incidente</w:t>
@@ -15463,6 +16216,7 @@
           <w:p>
             <w:pPr>
               <w:pStyle w:val="Compact"/>
+              <w:jc w:val="left"/>
             </w:pPr>
             <w:r>
               <w:t xml:space="preserve">Ventana de mantenimiento</w:t>
@@ -15474,6 +16228,7 @@
           <w:p>
             <w:pPr>
               <w:pStyle w:val="Compact"/>
+              <w:jc w:val="left"/>
             </w:pPr>
             <w:r>
               <w:t xml:space="preserve">Franja acordada para cambios y simulacros</w:t>
@@ -15487,6 +16242,7 @@
           <w:p>
             <w:pPr>
               <w:pStyle w:val="Compact"/>
+              <w:jc w:val="left"/>
             </w:pPr>
             <w:r>
               <w:t xml:space="preserve">Vuelta atrás (rollback)</w:t>
@@ -15498,6 +16254,7 @@
           <w:p>
             <w:pPr>
               <w:pStyle w:val="Compact"/>
+              <w:jc w:val="left"/>
             </w:pPr>
             <w:r>
               <w:t xml:space="preserve">Plan para deshacer un cambio</w:t>
@@ -15511,6 +16268,7 @@
           <w:p>
             <w:pPr>
               <w:pStyle w:val="Compact"/>
+              <w:jc w:val="left"/>
             </w:pPr>
             <w:r>
               <w:t xml:space="preserve">TFTP/SCP</w:t>
@@ -15522,6 +16280,7 @@
           <w:p>
             <w:pPr>
               <w:pStyle w:val="Compact"/>
+              <w:jc w:val="left"/>
             </w:pPr>
             <w:r>
               <w:t xml:space="preserve">Transporte clásico de configs e imágenes</w:t>
@@ -15547,7 +16306,7 @@
       <w:r>
         <w:t xml:space="preserve"> </w:t>
       </w:r>
-      <w:hyperlink r:id="rId33">
+      <w:hyperlink r:id="rId44">
         <w:r>
           <w:rPr>
             <w:rStyle w:val="Hyperlink"/>
@@ -15574,7 +16333,7 @@
       <w:r>
         <w:t xml:space="preserve"> </w:t>
       </w:r>
-      <w:hyperlink r:id="rId16">
+      <w:hyperlink r:id="rId27">
         <w:r>
           <w:rPr>
             <w:rStyle w:val="Hyperlink"/>
@@ -15601,7 +16360,7 @@
       <w:r>
         <w:t xml:space="preserve"> </w:t>
       </w:r>
-      <w:hyperlink r:id="rId18">
+      <w:hyperlink r:id="rId29">
         <w:r>
           <w:rPr>
             <w:rStyle w:val="Hyperlink"/>
@@ -15610,9 +16369,9 @@
         </w:r>
       </w:hyperlink>
     </w:p>
-    <w:bookmarkEnd w:id="109"/>
-    <w:bookmarkEnd w:id="110"/>
-    <w:bookmarkStart w:id="123" w:name="cierre-consolida-lo-aprendido"/>
+    <w:bookmarkEnd w:id="120"/>
+    <w:bookmarkEnd w:id="121"/>
+    <w:bookmarkStart w:id="134" w:name="cierre-consolida-lo-aprendido"/>
     <w:p>
       <w:pPr>
         <w:pStyle w:val="Heading1"/>
@@ -15686,7 +16445,7 @@
       <w:r>
         <w:t xml:space="preserve"> </w:t>
       </w:r>
-      <w:hyperlink r:id="rId17">
+      <w:hyperlink r:id="rId28">
         <w:r>
           <w:rPr>
             <w:rStyle w:val="Hyperlink"/>
@@ -15708,7 +16467,7 @@
         </w:pict>
       </w:r>
     </w:p>
-    <w:bookmarkStart w:id="111" w:name="sé-el-paquete"/>
+    <w:bookmarkStart w:id="122" w:name="sé-el-paquete"/>
     <w:p>
       <w:pPr>
         <w:pStyle w:val="Heading2"/>
@@ -15798,7 +16557,13 @@
         <w:t xml:space="preserve"> </w:t>
       </w:r>
       <w:r>
-        <w:t xml:space="preserve">“a tirones”</w:t>
+        <w:t xml:space="preserve">“</w:t>
+      </w:r>
+      <w:r>
+        <w:t xml:space="preserve">a tirones</w:t>
+      </w:r>
+      <w:r>
+        <w:t xml:space="preserve">”</w:t>
       </w:r>
       <w:r>
         <w:t xml:space="preserve"> </w:t>
@@ -15916,8 +16681,8 @@
         </w:pict>
       </w:r>
     </w:p>
-    <w:bookmarkEnd w:id="111"/>
-    <w:bookmarkStart w:id="112" w:name="fireside-chat-redundancia-vs-complejidad"/>
+    <w:bookmarkEnd w:id="122"/>
+    <w:bookmarkStart w:id="123" w:name="fireside-chat-redundancia-vs-complejidad"/>
     <w:p>
       <w:pPr>
         <w:pStyle w:val="Heading2"/>
@@ -15977,7 +16742,13 @@
         <w:t xml:space="preserve"> </w:t>
       </w:r>
       <w:r>
-        <w:t xml:space="preserve">“estamos cambiando la redundancia”</w:t>
+        <w:t xml:space="preserve">“</w:t>
+      </w:r>
+      <w:r>
+        <w:t xml:space="preserve">estamos cambiando la redundancia</w:t>
+      </w:r>
+      <w:r>
+        <w:t xml:space="preserve">”</w:t>
       </w:r>
       <w:r>
         <w:t xml:space="preserve">?</w:t>
@@ -16098,8 +16869,8 @@
         </w:pict>
       </w:r>
     </w:p>
-    <w:bookmarkEnd w:id="112"/>
-    <w:bookmarkStart w:id="113" w:name="quién-soy"/>
+    <w:bookmarkEnd w:id="123"/>
+    <w:bookmarkStart w:id="124" w:name="quién-soy"/>
     <w:p>
       <w:pPr>
         <w:pStyle w:val="Heading2"/>
@@ -16267,8 +17038,8 @@
         </w:pict>
       </w:r>
     </w:p>
-    <w:bookmarkEnd w:id="113"/>
-    <w:bookmarkStart w:id="114" w:name="Xbeed955c19c2afaa36db3d99878bb05c8a4896f"/>
+    <w:bookmarkEnd w:id="124"/>
+    <w:bookmarkStart w:id="125" w:name="Xbeed955c19c2afaa36db3d99878bb05c8a4896f"/>
     <w:p>
       <w:pPr>
         <w:pStyle w:val="Heading2"/>
@@ -16280,7 +17051,13 @@
         <w:t xml:space="preserve"> </w:t>
       </w:r>
       <w:r>
-        <w:t xml:space="preserve">“Compramos dos routers, somos redundantes”</w:t>
+        <w:t xml:space="preserve">“</w:t>
+      </w:r>
+      <w:r>
+        <w:t xml:space="preserve">Compramos dos routers, somos redundantes</w:t>
+      </w:r>
+      <w:r>
+        <w:t xml:space="preserve">”</w:t>
       </w:r>
     </w:p>
     <w:p>
@@ -16375,8 +17152,8 @@
         </w:pict>
       </w:r>
     </w:p>
-    <w:bookmarkEnd w:id="114"/>
-    <w:bookmarkStart w:id="115" w:name="X2ba0a59d005fdda4b65d6841edbb4d1cbd6802f"/>
+    <w:bookmarkEnd w:id="125"/>
+    <w:bookmarkStart w:id="126" w:name="X2ba0a59d005fdda4b65d6841edbb4d1cbd6802f"/>
     <w:p>
       <w:pPr>
         <w:pStyle w:val="Heading2"/>
@@ -16452,7 +17229,13 @@
         <w:t xml:space="preserve"> </w:t>
       </w:r>
       <w:r>
-        <w:t xml:space="preserve">“Internet”</w:t>
+        <w:t xml:space="preserve">“</w:t>
+      </w:r>
+      <w:r>
+        <w:t xml:space="preserve">Internet</w:t>
+      </w:r>
+      <w:r>
+        <w:t xml:space="preserve">”</w:t>
       </w:r>
       <w:r>
         <w:t xml:space="preserve">).</w:t>
@@ -16679,8 +17462,8 @@
         </w:pict>
       </w:r>
     </w:p>
-    <w:bookmarkEnd w:id="115"/>
-    <w:bookmarkStart w:id="116" w:name="logros-de-esta-unidad"/>
+    <w:bookmarkEnd w:id="126"/>
+    <w:bookmarkStart w:id="127" w:name="logros-de-esta-unidad"/>
     <w:p>
       <w:pPr>
         <w:pStyle w:val="Heading2"/>
@@ -16693,6 +17476,7 @@
       <w:tblPr>
         <w:tblStyle w:val="Table"/>
         <w:tblW w:type="pct" w:w="5000"/>
+        <w:jc w:val="left"/>
         <w:tblLayout w:type="fixed"/>
         <w:tblLook w:firstRow="1" w:lastRow="0" w:firstColumn="0" w:lastColumn="0" w:noHBand="0" w:noVBand="0" w:val="0020"/>
       </w:tblPr>
@@ -16709,6 +17493,7 @@
           <w:p>
             <w:pPr>
               <w:pStyle w:val="Compact"/>
+              <w:jc w:val="left"/>
             </w:pPr>
             <w:r>
               <w:t xml:space="preserve">Logro</w:t>
@@ -16720,6 +17505,7 @@
           <w:p>
             <w:pPr>
               <w:pStyle w:val="Compact"/>
+              <w:jc w:val="left"/>
             </w:pPr>
             <w:r>
               <w:t xml:space="preserve">Cómo conseguirlo</w:t>
@@ -16733,6 +17519,7 @@
           <w:p>
             <w:pPr>
               <w:pStyle w:val="Compact"/>
+              <w:jc w:val="left"/>
             </w:pPr>
             <w:r>
               <w:t xml:space="preserve">🏅</w:t>
@@ -16754,6 +17541,7 @@
           <w:p>
             <w:pPr>
               <w:pStyle w:val="Compact"/>
+              <w:jc w:val="left"/>
             </w:pPr>
             <w:r>
               <w:t xml:space="preserve">Mapear tu red (casa, aula) y listar todos sus puntos únicos de fallo</w:t>
@@ -16767,6 +17555,7 @@
           <w:p>
             <w:pPr>
               <w:pStyle w:val="Compact"/>
+              <w:jc w:val="left"/>
             </w:pPr>
             <w:r>
               <w:t xml:space="preserve">🏅</w:t>
@@ -16788,6 +17577,7 @@
           <w:p>
             <w:pPr>
               <w:pStyle w:val="Compact"/>
+              <w:jc w:val="left"/>
             </w:pPr>
             <w:r>
               <w:t xml:space="preserve">HSRP con conmutación probada: menos de 3 pings perdidos</w:t>
@@ -16801,6 +17591,7 @@
           <w:p>
             <w:pPr>
               <w:pStyle w:val="Compact"/>
+              <w:jc w:val="left"/>
             </w:pPr>
             <w:r>
               <w:t xml:space="preserve">🏅</w:t>
@@ -16822,6 +17613,7 @@
           <w:p>
             <w:pPr>
               <w:pStyle w:val="Compact"/>
+              <w:jc w:val="left"/>
             </w:pPr>
             <w:r>
               <w:t xml:space="preserve">EtherChannel con LACP, verificado y con prueba de cable roto</w:t>
@@ -16835,6 +17627,7 @@
           <w:p>
             <w:pPr>
               <w:pStyle w:val="Compact"/>
+              <w:jc w:val="left"/>
             </w:pPr>
             <w:r>
               <w:t xml:space="preserve">🏅</w:t>
@@ -16856,6 +17649,7 @@
           <w:p>
             <w:pPr>
               <w:pStyle w:val="Compact"/>
+              <w:jc w:val="left"/>
             </w:pPr>
             <w:r>
               <w:t xml:space="preserve">IP SLA montado y simulacro de</w:t>
@@ -16864,7 +17658,13 @@
               <w:t xml:space="preserve"> </w:t>
             </w:r>
             <w:r>
-              <w:t xml:space="preserve">“ISP arriba pero sin salida”</w:t>
+              <w:t xml:space="preserve">“</w:t>
+            </w:r>
+            <w:r>
+              <w:t xml:space="preserve">ISP arriba pero sin salida</w:t>
+            </w:r>
+            <w:r>
+              <w:t xml:space="preserve">”</w:t>
             </w:r>
           </w:p>
         </w:tc>
@@ -16877,8 +17677,8 @@
         </w:pict>
       </w:r>
     </w:p>
-    <w:bookmarkEnd w:id="116"/>
-    <w:bookmarkStart w:id="117" w:name="atrévete-a-pensar"/>
+    <w:bookmarkEnd w:id="127"/>
+    <w:bookmarkStart w:id="128" w:name="atrévete-a-pensar"/>
     <w:p>
       <w:pPr>
         <w:pStyle w:val="Heading2"/>
@@ -17045,7 +17845,13 @@
         <w:t xml:space="preserve"> </w:t>
       </w:r>
       <w:r>
-        <w:t xml:space="preserve">“enlace arriba pero sin salida”</w:t>
+        <w:t xml:space="preserve">“</w:t>
+      </w:r>
+      <w:r>
+        <w:t xml:space="preserve">enlace arriba pero sin salida</w:t>
+      </w:r>
+      <w:r>
+        <w:t xml:space="preserve">”</w:t>
       </w:r>
       <w:r>
         <w:t xml:space="preserve"> </w:t>
@@ -17073,8 +17879,8 @@
         </w:pict>
       </w:r>
     </w:p>
-    <w:bookmarkEnd w:id="117"/>
-    <w:bookmarkStart w:id="118" w:name="crucigrama-de-bits"/>
+    <w:bookmarkEnd w:id="128"/>
+    <w:bookmarkStart w:id="129" w:name="crucigrama-de-bits"/>
     <w:p>
       <w:pPr>
         <w:pStyle w:val="Heading2"/>
@@ -17220,8 +18026,8 @@
         </w:pict>
       </w:r>
     </w:p>
-    <w:bookmarkEnd w:id="118"/>
-    <w:bookmarkStart w:id="119" w:name="preguntas-de-entrevista-de-trabajo"/>
+    <w:bookmarkEnd w:id="129"/>
+    <w:bookmarkStart w:id="130" w:name="preguntas-de-entrevista-de-trabajo"/>
     <w:p>
       <w:pPr>
         <w:pStyle w:val="Heading2"/>
@@ -17243,7 +18049,21 @@
           <w:b/>
           <w:bCs/>
         </w:rPr>
-        <w:t xml:space="preserve">“¿Qué es para ti una red de alta disponibilidad y por dónde empezarías a mejorarla?”</w:t>
+        <w:t xml:space="preserve">“</w:t>
+      </w:r>
+      <w:r>
+        <w:rPr>
+          <w:b/>
+          <w:bCs/>
+        </w:rPr>
+        <w:t xml:space="preserve">¿Qué es para ti una red de alta disponibilidad y por dónde empezarías a mejorarla?</w:t>
+      </w:r>
+      <w:r>
+        <w:rPr>
+          <w:b/>
+          <w:bCs/>
+        </w:rPr>
+        <w:t xml:space="preserve">”</w:t>
       </w:r>
     </w:p>
     <w:p>
@@ -17259,7 +18079,21 @@
           <w:b/>
           <w:bCs/>
         </w:rPr>
-        <w:t xml:space="preserve">“Explícame HSRP como si yo fuera el responsable de negocio.”</w:t>
+        <w:t xml:space="preserve">“</w:t>
+      </w:r>
+      <w:r>
+        <w:rPr>
+          <w:b/>
+          <w:bCs/>
+        </w:rPr>
+        <w:t xml:space="preserve">Explícame HSRP como si yo fuera el responsable de negocio.</w:t>
+      </w:r>
+      <w:r>
+        <w:rPr>
+          <w:b/>
+          <w:bCs/>
+        </w:rPr>
+        <w:t xml:space="preserve">”</w:t>
       </w:r>
     </w:p>
     <w:p>
@@ -17275,7 +18109,21 @@
           <w:b/>
           <w:bCs/>
         </w:rPr>
-        <w:t xml:space="preserve">“Tenemos un enlace principal y uno de respaldo al mismo operador. ¿Es redundancia?”</w:t>
+        <w:t xml:space="preserve">“</w:t>
+      </w:r>
+      <w:r>
+        <w:rPr>
+          <w:b/>
+          <w:bCs/>
+        </w:rPr>
+        <w:t xml:space="preserve">Tenemos un enlace principal y uno de respaldo al mismo operador. ¿Es redundancia?</w:t>
+      </w:r>
+      <w:r>
+        <w:rPr>
+          <w:b/>
+          <w:bCs/>
+        </w:rPr>
+        <w:t xml:space="preserve">”</w:t>
       </w:r>
     </w:p>
     <w:p>
@@ -17291,7 +18139,21 @@
           <w:b/>
           <w:bCs/>
         </w:rPr>
-        <w:t xml:space="preserve">“¿Qué es una ruta flotante y cuándo te has visto obligado a usar IP SLA?”</w:t>
+        <w:t xml:space="preserve">“</w:t>
+      </w:r>
+      <w:r>
+        <w:rPr>
+          <w:b/>
+          <w:bCs/>
+        </w:rPr>
+        <w:t xml:space="preserve">¿Qué es una ruta flotante y cuándo te has visto obligado a usar IP SLA?</w:t>
+      </w:r>
+      <w:r>
+        <w:rPr>
+          <w:b/>
+          <w:bCs/>
+        </w:rPr>
+        <w:t xml:space="preserve">”</w:t>
       </w:r>
     </w:p>
     <w:p>
@@ -17307,7 +18169,21 @@
           <w:b/>
           <w:bCs/>
         </w:rPr>
-        <w:t xml:space="preserve">“La noche del sábado se murió el switch de distribución. Cuenta cómo sería tu noche ideal y tu noche realista.”</w:t>
+        <w:t xml:space="preserve">“</w:t>
+      </w:r>
+      <w:r>
+        <w:rPr>
+          <w:b/>
+          <w:bCs/>
+        </w:rPr>
+        <w:t xml:space="preserve">La noche del sábado se murió el switch de distribución. Cuenta cómo sería tu noche ideal y tu noche realista.</w:t>
+      </w:r>
+      <w:r>
+        <w:rPr>
+          <w:b/>
+          <w:bCs/>
+        </w:rPr>
+        <w:t xml:space="preserve">”</w:t>
       </w:r>
     </w:p>
     <w:p>
@@ -17337,7 +18213,13 @@
         <w:t xml:space="preserve"> </w:t>
       </w:r>
       <w:r>
-        <w:t xml:space="preserve">“dos routers comparten la misma IP de puerta de salida; si uno muere, el otro la atiende sin que nadie note nada”</w:t>
+        <w:t xml:space="preserve">“</w:t>
+      </w:r>
+      <w:r>
+        <w:t xml:space="preserve">dos routers comparten la misma IP de puerta de salida; si uno muere, el otro la atiende sin que nadie note nada</w:t>
+      </w:r>
+      <w:r>
+        <w:t xml:space="preserve">”</w:t>
       </w:r>
       <w:r>
         <w:t xml:space="preserve"> </w:t>
@@ -17362,7 +18244,13 @@
         <w:t xml:space="preserve"> </w:t>
       </w:r>
       <w:r>
-        <w:t xml:space="preserve">“todo perfecto”</w:t>
+        <w:t xml:space="preserve">“</w:t>
+      </w:r>
+      <w:r>
+        <w:t xml:space="preserve">todo perfecto</w:t>
+      </w:r>
+      <w:r>
+        <w:t xml:space="preserve">”</w:t>
       </w:r>
       <w:r>
         <w:t xml:space="preserve"> </w:t>
@@ -17378,8 +18266,8 @@
         </w:pict>
       </w:r>
     </w:p>
-    <w:bookmarkEnd w:id="119"/>
-    <w:bookmarkStart w:id="120" w:name="no-hay-preguntas-tontas"/>
+    <w:bookmarkEnd w:id="130"/>
+    <w:bookmarkStart w:id="131" w:name="no-hay-preguntas-tontas"/>
     <w:p>
       <w:pPr>
         <w:pStyle w:val="Heading2"/>
@@ -17417,7 +18305,21 @@
           <w:b/>
           <w:bCs/>
         </w:rPr>
-        <w:t xml:space="preserve">“suficiente”</w:t>
+        <w:t xml:space="preserve">“</w:t>
+      </w:r>
+      <w:r>
+        <w:rPr>
+          <w:b/>
+          <w:bCs/>
+        </w:rPr>
+        <w:t xml:space="preserve">suficiente</w:t>
+      </w:r>
+      <w:r>
+        <w:rPr>
+          <w:b/>
+          <w:bCs/>
+        </w:rPr>
+        <w:t xml:space="preserve">”</w:t>
       </w:r>
       <w:r>
         <w:rPr>
@@ -17438,7 +18340,13 @@
         <w:t xml:space="preserve"> </w:t>
       </w:r>
       <w:r>
-        <w:t xml:space="preserve">“Suficiente”</w:t>
+        <w:t xml:space="preserve">“</w:t>
+      </w:r>
+      <w:r>
+        <w:t xml:space="preserve">Suficiente</w:t>
+      </w:r>
+      <w:r>
+        <w:t xml:space="preserve">”</w:t>
       </w:r>
       <w:r>
         <w:t xml:space="preserve"> </w:t>
@@ -17551,8 +18459,8 @@
         </w:pict>
       </w:r>
     </w:p>
-    <w:bookmarkEnd w:id="120"/>
-    <w:bookmarkStart w:id="121" w:name="poscréditos"/>
+    <w:bookmarkEnd w:id="131"/>
+    <w:bookmarkStart w:id="132" w:name="poscréditos"/>
     <w:p>
       <w:pPr>
         <w:pStyle w:val="Heading2"/>
@@ -17576,7 +18484,21 @@
           <w:i/>
           <w:iCs/>
         </w:rPr>
-        <w:t xml:space="preserve">“Doce unidades para llegar a la conclusión más aburrida del mundo: las redes funcionan cuando están diseñadas, documentadas y ensayadas. El resto es plegaria. Ahora, fuera de mi consola, que tienes boletines.”</w:t>
+        <w:t xml:space="preserve">“</w:t>
+      </w:r>
+      <w:r>
+        <w:rPr>
+          <w:i/>
+          <w:iCs/>
+        </w:rPr>
+        <w:t xml:space="preserve">Doce unidades para llegar a la conclusión más aburrida del mundo: las redes funcionan cuando están diseñadas, documentadas y ensayadas. El resto es plegaria. Ahora, fuera de mi consola, que tienes boletines.</w:t>
+      </w:r>
+      <w:r>
+        <w:rPr>
+          <w:i/>
+          <w:iCs/>
+        </w:rPr>
+        <w:t xml:space="preserve">”</w:t>
       </w:r>
     </w:p>
     <w:p>
@@ -17600,7 +18522,13 @@
         <w:t xml:space="preserve"> </w:t>
       </w:r>
       <w:r>
-        <w:t xml:space="preserve">“la red no se cayó”</w:t>
+        <w:t xml:space="preserve">“</w:t>
+      </w:r>
+      <w:r>
+        <w:t xml:space="preserve">la red no se cayó</w:t>
+      </w:r>
+      <w:r>
+        <w:t xml:space="preserve">”</w:t>
       </w:r>
       <w:r>
         <w:t xml:space="preserve">, sonríe: nadie notó que hiciste bien tu trabajo. Eso es alta disponibilidad.</w:t>
@@ -17613,8 +18541,8 @@
         </w:pict>
       </w:r>
     </w:p>
-    <w:bookmarkEnd w:id="121"/>
-    <w:bookmarkStart w:id="122" w:name="Xdad55e1e1f1e166fb5f17ee2f14384bff3d8ce5"/>
+    <w:bookmarkEnd w:id="132"/>
+    <w:bookmarkStart w:id="133" w:name="Xdad55e1e1f1e166fb5f17ee2f14384bff3d8ce5"/>
     <w:p>
       <w:pPr>
         <w:pStyle w:val="Heading2"/>
@@ -17627,6 +18555,7 @@
       <w:tblPr>
         <w:tblStyle w:val="Table"/>
         <w:tblW w:type="pct" w:w="5000"/>
+        <w:jc w:val="left"/>
         <w:tblLayout w:type="fixed"/>
         <w:tblLook w:firstRow="1" w:lastRow="0" w:firstColumn="0" w:lastColumn="0" w:noHBand="0" w:noVBand="0" w:val="0020"/>
       </w:tblPr>
@@ -17644,6 +18573,7 @@
           <w:p>
             <w:pPr>
               <w:pStyle w:val="Compact"/>
+              <w:jc w:val="left"/>
             </w:pPr>
             <w:r>
               <w:t xml:space="preserve">CE</w:t>
@@ -17655,6 +18585,7 @@
           <w:p>
             <w:pPr>
               <w:pStyle w:val="Compact"/>
+              <w:jc w:val="left"/>
             </w:pPr>
             <w:r>
               <w:t xml:space="preserve">Criterio</w:t>
@@ -17666,6 +18597,7 @@
           <w:p>
             <w:pPr>
               <w:pStyle w:val="Compact"/>
+              <w:jc w:val="left"/>
             </w:pPr>
             <w:r>
               <w:t xml:space="preserve">Cubierto</w:t>
@@ -17679,6 +18611,7 @@
           <w:p>
             <w:pPr>
               <w:pStyle w:val="Compact"/>
+              <w:jc w:val="left"/>
             </w:pPr>
             <w:r>
               <w:t xml:space="preserve">RA3</w:t>
@@ -17690,6 +18623,7 @@
           <w:p>
             <w:pPr>
               <w:pStyle w:val="Compact"/>
+              <w:jc w:val="left"/>
             </w:pPr>
             <w:r>
               <w:t xml:space="preserve">Administra conmutadores estableciendo opciones de configuración para su integración en la red</w:t>
@@ -17701,6 +18635,7 @@
           <w:p>
             <w:pPr>
               <w:pStyle w:val="Compact"/>
+              <w:jc w:val="left"/>
             </w:pPr>
             <w:r>
               <w:t xml:space="preserve">✅ Puntos 2, 3 y 4 + ⚡ Laboratorio (punto 9)</w:t>
@@ -17714,6 +18649,7 @@
           <w:p>
             <w:pPr>
               <w:pStyle w:val="Compact"/>
+              <w:jc w:val="left"/>
             </w:pPr>
             <w:r>
               <w:t xml:space="preserve">RA5</w:t>
@@ -17725,6 +18661,7 @@
           <w:p>
             <w:pPr>
               <w:pStyle w:val="Compact"/>
+              <w:jc w:val="left"/>
             </w:pPr>
             <w:r>
               <w:t xml:space="preserve">Configura redes locales virtuales identificando su campo de aplicación</w:t>
@@ -17736,6 +18673,7 @@
           <w:p>
             <w:pPr>
               <w:pStyle w:val="Compact"/>
+              <w:jc w:val="left"/>
             </w:pPr>
             <w:r>
               <w:t xml:space="preserve">✅ Puntos 2, 5 y 6 (STP por VLAN y gateways por VLAN)</w:t>
@@ -17749,6 +18687,7 @@
           <w:p>
             <w:pPr>
               <w:pStyle w:val="Compact"/>
+              <w:jc w:val="left"/>
             </w:pPr>
             <w:r>
               <w:t xml:space="preserve">RA6</w:t>
@@ -17760,6 +18699,7 @@
           <w:p>
             <w:pPr>
               <w:pStyle w:val="Compact"/>
+              <w:jc w:val="left"/>
             </w:pPr>
             <w:r>
               <w:t xml:space="preserve">Realiza tareas avanzadas de administración de red analizando y utilizando protocolos dinámicos de encaminamiento</w:t>
@@ -17771,6 +18711,7 @@
           <w:p>
             <w:pPr>
               <w:pStyle w:val="Compact"/>
+              <w:jc w:val="left"/>
             </w:pPr>
             <w:r>
               <w:t xml:space="preserve">✅ Punto 7 (redundancia con OSPF) + 🧠 Atrévete a pensar (punto 9)</w:t>
@@ -17784,6 +18725,7 @@
           <w:p>
             <w:pPr>
               <w:pStyle w:val="Compact"/>
+              <w:jc w:val="left"/>
             </w:pPr>
             <w:r>
               <w:t xml:space="preserve">RA1</w:t>
@@ -17795,6 +18737,7 @@
           <w:p>
             <w:pPr>
               <w:pStyle w:val="Compact"/>
+              <w:jc w:val="left"/>
             </w:pPr>
             <w:r>
               <w:t xml:space="preserve">Reconoce la estructura de las redes de datos identificando sus elementos y principios de funcionamiento</w:t>
@@ -17806,6 +18749,7 @@
           <w:p>
             <w:pPr>
               <w:pStyle w:val="Compact"/>
+              <w:jc w:val="left"/>
             </w:pPr>
             <w:r>
               <w:t xml:space="preserve">✅ Puntos 1 y 8 + 💬 Entrevista (punto 9)</w:t>
@@ -17855,7 +18799,7 @@
       <w:r>
         <w:t xml:space="preserve"> </w:t>
       </w:r>
-      <w:hyperlink r:id="rId33">
+      <w:hyperlink r:id="rId44">
         <w:r>
           <w:rPr>
             <w:rStyle w:val="Hyperlink"/>
@@ -17882,7 +18826,7 @@
       <w:r>
         <w:t xml:space="preserve"> </w:t>
       </w:r>
-      <w:hyperlink r:id="rId17">
+      <w:hyperlink r:id="rId28">
         <w:r>
           <w:rPr>
             <w:rStyle w:val="Hyperlink"/>
@@ -17923,13 +18867,9 @@
         <w:t xml:space="preserve">🏁</w:t>
       </w:r>
     </w:p>
-    <w:bookmarkEnd w:id="122"/>
-    <w:bookmarkEnd w:id="123"/>
-    <w:sectPr>
-      <w:footnotePr>
-        <w:numRestart w:val="eachSect"/>
-      </w:footnotePr>
-    </w:sectPr>
+    <w:bookmarkEnd w:id="133"/>
+    <w:bookmarkEnd w:id="134"/>
+    <w:sectPr/>
   </w:body>
 </w:document>
 </file>
@@ -17967,7 +18907,7 @@
       <w:lvlText w:val=" "/>
       <w:lvlJc w:val="left"/>
       <w:pPr>
-        <w:ind w:left="720" w:hanging="360"/>
+        <w:ind w:left="720" w:hanging="480"/>
       </w:pPr>
     </w:lvl>
     <w:lvl w:ilvl="1">
@@ -17975,7 +18915,7 @@
       <w:lvlText w:val=" "/>
       <w:lvlJc w:val="left"/>
       <w:pPr>
-        <w:ind w:left="1440" w:hanging="360"/>
+        <w:ind w:left="1440" w:hanging="480"/>
       </w:pPr>
     </w:lvl>
     <w:lvl w:ilvl="2">
@@ -17983,7 +18923,7 @@
       <w:lvlText w:val=" "/>
       <w:lvlJc w:val="left"/>
       <w:pPr>
-        <w:ind w:left="2160" w:hanging="360"/>
+        <w:ind w:left="2160" w:hanging="480"/>
       </w:pPr>
     </w:lvl>
     <w:lvl w:ilvl="3">
@@ -17991,7 +18931,7 @@
       <w:lvlText w:val=" "/>
       <w:lvlJc w:val="left"/>
       <w:pPr>
-        <w:ind w:left="2880" w:hanging="360"/>
+        <w:ind w:left="2880" w:hanging="480"/>
       </w:pPr>
     </w:lvl>
     <w:lvl w:ilvl="4">
@@ -17999,7 +18939,7 @@
       <w:lvlText w:val=" "/>
       <w:lvlJc w:val="left"/>
       <w:pPr>
-        <w:ind w:left="3600" w:hanging="360"/>
+        <w:ind w:left="3600" w:hanging="480"/>
       </w:pPr>
     </w:lvl>
     <w:lvl w:ilvl="5">
@@ -18007,7 +18947,7 @@
       <w:lvlText w:val=" "/>
       <w:lvlJc w:val="left"/>
       <w:pPr>
-        <w:ind w:left="4320" w:hanging="360"/>
+        <w:ind w:left="4320" w:hanging="480"/>
       </w:pPr>
     </w:lvl>
     <w:lvl w:ilvl="6">
@@ -18015,7 +18955,7 @@
       <w:lvlText w:val=" "/>
       <w:lvlJc w:val="left"/>
       <w:pPr>
-        <w:ind w:left="5040" w:hanging="360"/>
+        <w:ind w:left="5040" w:hanging="480"/>
       </w:pPr>
     </w:lvl>
     <w:lvl w:ilvl="7">
@@ -18023,7 +18963,7 @@
       <w:lvlText w:val=" "/>
       <w:lvlJc w:val="left"/>
       <w:pPr>
-        <w:ind w:left="5760" w:hanging="360"/>
+        <w:ind w:left="5760" w:hanging="480"/>
       </w:pPr>
     </w:lvl>
     <w:lvl w:ilvl="8">
@@ -18031,7 +18971,7 @@
       <w:lvlText w:val=" "/>
       <w:lvlJc w:val="left"/>
       <w:pPr>
-        <w:ind w:left="6480" w:hanging="360"/>
+        <w:ind w:left="6480" w:hanging="480"/>
       </w:pPr>
     </w:lvl>
   </w:abstractNum>
@@ -18040,102 +18980,75 @@
     <w:multiLevelType w:val="multilevel"/>
     <w:lvl w:ilvl="0">
       <w:numFmt w:val="bullet"/>
-      <w:lvlText w:val=""/>
+      <w:lvlText w:val="•"/>
       <w:lvlJc w:val="left"/>
       <w:pPr>
-        <w:ind w:left="720" w:hanging="360"/>
-      </w:pPr>
-      <w:rPr>
-        <w:rFonts w:ascii="Symbol" w:hAnsi="Symbol" w:cs="Symbol" w:hint="default"/>
-      </w:rPr>
+        <w:ind w:left="720" w:hanging="480"/>
+      </w:pPr>
     </w:lvl>
     <w:lvl w:ilvl="1">
       <w:numFmt w:val="bullet"/>
-      <w:lvlText w:val="o"/>
+      <w:lvlText w:val="–"/>
       <w:lvlJc w:val="left"/>
       <w:pPr>
-        <w:ind w:left="1440" w:hanging="360"/>
-      </w:pPr>
-      <w:rPr>
-        <w:rFonts w:ascii="Courier New" w:hAnsi="Courier New" w:cs="Courier New" w:hint="default"/>
-      </w:rPr>
+        <w:ind w:left="1440" w:hanging="480"/>
+      </w:pPr>
     </w:lvl>
     <w:lvl w:ilvl="2">
       <w:numFmt w:val="bullet"/>
-      <w:lvlText w:val=""/>
+      <w:lvlText w:val="•"/>
       <w:lvlJc w:val="left"/>
       <w:pPr>
-        <w:ind w:left="2160" w:hanging="360"/>
-      </w:pPr>
-      <w:rPr>
-        <w:rFonts w:ascii="Wingdings" w:hAnsi="Wingdings" w:cs="Wingdings" w:hint="default"/>
-      </w:rPr>
+        <w:ind w:left="2160" w:hanging="480"/>
+      </w:pPr>
     </w:lvl>
     <w:lvl w:ilvl="3">
       <w:numFmt w:val="bullet"/>
-      <w:lvlText w:val=""/>
+      <w:lvlText w:val="–"/>
       <w:lvlJc w:val="left"/>
       <w:pPr>
-        <w:ind w:left="2880" w:hanging="360"/>
-      </w:pPr>
-      <w:rPr>
-        <w:rFonts w:ascii="Symbol" w:hAnsi="Symbol" w:cs="Symbol" w:hint="default"/>
-      </w:rPr>
+        <w:ind w:left="2880" w:hanging="480"/>
+      </w:pPr>
     </w:lvl>
     <w:lvl w:ilvl="4">
       <w:numFmt w:val="bullet"/>
-      <w:lvlText w:val="o"/>
+      <w:lvlText w:val="•"/>
       <w:lvlJc w:val="left"/>
       <w:pPr>
-        <w:ind w:left="3600" w:hanging="360"/>
-      </w:pPr>
-      <w:rPr>
-        <w:rFonts w:ascii="Courier New" w:hAnsi="Courier New" w:cs="Courier New" w:hint="default"/>
-      </w:rPr>
+        <w:ind w:left="3600" w:hanging="480"/>
+      </w:pPr>
     </w:lvl>
     <w:lvl w:ilvl="5">
       <w:numFmt w:val="bullet"/>
-      <w:lvlText w:val=""/>
+      <w:lvlText w:val="–"/>
       <w:lvlJc w:val="left"/>
       <w:pPr>
-        <w:ind w:left="4320" w:hanging="360"/>
-      </w:pPr>
-      <w:rPr>
-        <w:rFonts w:ascii="Wingdings" w:hAnsi="Wingdings" w:cs="Wingdings" w:hint="default"/>
-      </w:rPr>
+        <w:ind w:left="4320" w:hanging="480"/>
+      </w:pPr>
     </w:lvl>
     <w:lvl w:ilvl="6">
       <w:numFmt w:val="bullet"/>
-      <w:lvlText w:val=""/>
+      <w:lvlText w:val="•"/>
       <w:lvlJc w:val="left"/>
       <w:pPr>
-        <w:ind w:left="5040" w:hanging="360"/>
-      </w:pPr>
-      <w:rPr>
-        <w:rFonts w:ascii="Symbol" w:hAnsi="Symbol" w:cs="Symbol" w:hint="default"/>
-      </w:rPr>
+        <w:ind w:left="5040" w:hanging="480"/>
+      </w:pPr>
     </w:lvl>
     <w:lvl w:ilvl="7">
       <w:numFmt w:val="bullet"/>
-      <w:lvlText w:val="o"/>
+      <w:lvlText w:val="–"/>
       <w:lvlJc w:val="left"/>
       <w:pPr>
-        <w:ind w:left="5760" w:hanging="360"/>
-      </w:pPr>
-      <w:rPr>
-        <w:rFonts w:ascii="Courier New" w:hAnsi="Courier New" w:cs="Courier New" w:hint="default"/>
-      </w:rPr>
+        <w:ind w:left="5760" w:hanging="480"/>
+      </w:pPr>
     </w:lvl>
     <w:lvl w:ilvl="8">
       <w:numFmt w:val="bullet"/>
-      <w:lvlText w:val=""/>
+      <w:lvlText w:val="•"/>
       <w:lvlJc w:val="left"/>
       <w:pPr>
-        <w:ind w:left="6480" w:hanging="360"/>
-      </w:pPr>
-      <w:rPr>
-        <w:rFonts w:ascii="Wingdings" w:hAnsi="Wingdings" w:cs="Wingdings" w:hint="default"/>
-      </w:rPr>
+        <w:ind w:left="6480" w:hanging="480"/>
+      </w:pPr>
     </w:lvl>
   </w:abstractNum>
   <w:abstractNum w:abstractNumId="99411">
@@ -18147,7 +19060,7 @@
       <w:lvlText w:val="%1."/>
       <w:lvlJc w:val="left"/>
       <w:pPr>
-        <w:ind w:left="720" w:hanging="360"/>
+        <w:ind w:left="720" w:hanging="480"/>
       </w:pPr>
     </w:lvl>
     <w:lvl w:ilvl="1">
@@ -18156,7 +19069,7 @@
       <w:lvlText w:val="%2."/>
       <w:lvlJc w:val="left"/>
       <w:pPr>
-        <w:ind w:left="1440" w:hanging="360"/>
+        <w:ind w:left="1440" w:hanging="480"/>
       </w:pPr>
     </w:lvl>
     <w:lvl w:ilvl="2">
@@ -18165,7 +19078,7 @@
       <w:lvlText w:val="%3."/>
       <w:lvlJc w:val="left"/>
       <w:pPr>
-        <w:ind w:left="2160" w:hanging="360"/>
+        <w:ind w:left="2160" w:hanging="480"/>
       </w:pPr>
     </w:lvl>
     <w:lvl w:ilvl="3">
@@ -18174,7 +19087,7 @@
       <w:lvlText w:val="%4."/>
       <w:lvlJc w:val="left"/>
       <w:pPr>
-        <w:ind w:left="2880" w:hanging="360"/>
+        <w:ind w:left="2880" w:hanging="480"/>
       </w:pPr>
     </w:lvl>
     <w:lvl w:ilvl="4">
@@ -18183,7 +19096,7 @@
       <w:lvlText w:val="%5."/>
       <w:lvlJc w:val="left"/>
       <w:pPr>
-        <w:ind w:left="3600" w:hanging="360"/>
+        <w:ind w:left="3600" w:hanging="480"/>
       </w:pPr>
     </w:lvl>
     <w:lvl w:ilvl="5">
@@ -18192,7 +19105,7 @@
       <w:lvlText w:val="%6."/>
       <w:lvlJc w:val="left"/>
       <w:pPr>
-        <w:ind w:left="4320" w:hanging="360"/>
+        <w:ind w:left="4320" w:hanging="480"/>
       </w:pPr>
     </w:lvl>
     <w:lvl w:ilvl="6">
@@ -18201,7 +19114,7 @@
       <w:lvlText w:val="%7."/>
       <w:lvlJc w:val="left"/>
       <w:pPr>
-        <w:ind w:left="5040" w:hanging="360"/>
+        <w:ind w:left="5040" w:hanging="480"/>
       </w:pPr>
     </w:lvl>
     <w:lvl w:ilvl="7">
@@ -18210,7 +19123,7 @@
       <w:lvlText w:val="%8."/>
       <w:lvlJc w:val="left"/>
       <w:pPr>
-        <w:ind w:left="5760" w:hanging="360"/>
+        <w:ind w:left="5760" w:hanging="480"/>
       </w:pPr>
     </w:lvl>
     <w:lvl w:ilvl="8">
@@ -18219,7 +19132,7 @@
       <w:lvlText w:val="%9."/>
       <w:lvlJc w:val="left"/>
       <w:pPr>
-        <w:ind w:left="6480" w:hanging="360"/>
+        <w:ind w:left="6480" w:hanging="480"/>
       </w:pPr>
     </w:lvl>
   </w:abstractNum>
@@ -19131,10 +20044,10 @@
   <w:docDefaults>
     <w:rPrDefault>
       <w:rPr>
-        <w:rFonts w:asciiTheme="minorHAnsi" w:cstheme="minorBidi" w:eastAsiaTheme="minorEastAsia" w:hAnsiTheme="minorHAnsi"/>
+        <w:rFonts w:asciiTheme="minorHAnsi" w:cstheme="minorBidi" w:eastAsiaTheme="minorHAnsi" w:hAnsiTheme="minorHAnsi"/>
         <w:sz w:val="24"/>
         <w:szCs w:val="24"/>
-        <w:lang w:bidi="ar-SA" w:eastAsia="zh-CN" w:val="es-ES"/>
+        <w:lang w:bidi="ar-SA" w:eastAsia="en-US" w:val="es-ES"/>
       </w:rPr>
     </w:rPrDefault>
     <w:pPrDefault>
@@ -19175,94 +20088,57 @@
     <w:name w:val="Title"/>
     <w:basedOn w:val="Normal"/>
     <w:next w:val="BodyText"/>
-    <w:link w:val="TitleChar"/>
-    <w:uiPriority w:val="10"/>
     <w:qFormat/>
-    <w:rsid w:val="00A10FD9"/>
     <w:pPr>
-      <w:spacing w:after="80" w:line="240" w:lineRule="auto"/>
-      <w:contextualSpacing/>
+      <w:keepNext/>
+      <w:keepLines/>
+      <w:spacing w:after="240" w:before="480"/>
       <w:jc w:val="center"/>
     </w:pPr>
     <w:rPr>
       <w:rFonts w:asciiTheme="majorHAnsi" w:cstheme="majorBidi" w:eastAsiaTheme="majorEastAsia" w:hAnsiTheme="majorHAnsi"/>
-      <w:sz w:val="56"/>
-      <w:szCs w:val="56"/>
-    </w:rPr>
-  </w:style>
-  <w:style w:customStyle="1" w:styleId="TitleChar" w:type="character">
-    <w:name w:val="Title Char"/>
-    <w:basedOn w:val="DefaultParagraphFont"/>
-    <w:link w:val="Title"/>
-    <w:uiPriority w:val="10"/>
-    <w:rsid w:val="00A10FD9"/>
-    <w:rPr>
-      <w:rFonts w:asciiTheme="majorHAnsi" w:cstheme="majorBidi" w:eastAsiaTheme="majorEastAsia" w:hAnsiTheme="majorHAnsi"/>
-      <w:sz w:val="56"/>
-      <w:szCs w:val="56"/>
+      <w:b/>
+      <w:bCs/>
+      <w:color w:themeColor="accent1" w:themeShade="B5" w:val="345A8A"/>
+      <w:sz w:val="36"/>
+      <w:szCs w:val="36"/>
     </w:rPr>
   </w:style>
   <w:style w:styleId="Subtitle" w:type="paragraph">
     <w:name w:val="Subtitle"/>
     <w:basedOn w:val="Title"/>
     <w:next w:val="BodyText"/>
-    <w:link w:val="SubtitleChar"/>
-    <w:uiPriority w:val="11"/>
     <w:qFormat/>
-    <w:rsid w:val="00A10FD9"/>
     <w:pPr>
-      <w:numPr>
-        <w:ilvl w:val="1"/>
-      </w:numPr>
+      <w:keepNext/>
+      <w:keepLines/>
+      <w:spacing w:after="240" w:before="240"/>
+      <w:jc w:val="center"/>
     </w:pPr>
     <w:rPr>
-      <w:rFonts w:cstheme="majorBidi" w:eastAsiaTheme="majorEastAsia"/>
-      <w:spacing w:val="15"/>
-      <w:sz w:val="28"/>
-      <w:szCs w:val="28"/>
-    </w:rPr>
-  </w:style>
-  <w:style w:customStyle="1" w:styleId="SubtitleChar" w:type="character">
-    <w:name w:val="Subtitle Char"/>
-    <w:basedOn w:val="DefaultParagraphFont"/>
-    <w:link w:val="Subtitle"/>
-    <w:uiPriority w:val="11"/>
-    <w:rsid w:val="00A10FD9"/>
-    <w:rPr>
-      <w:rFonts w:cstheme="majorBidi" w:eastAsiaTheme="majorEastAsia"/>
-      <w:color w:themeColor="text1" w:themeTint="A6" w:val="595959"/>
-      <w:spacing w:val="15"/>
-      <w:sz w:val="28"/>
-      <w:szCs w:val="28"/>
+      <w:sz w:val="30"/>
+      <w:szCs w:val="30"/>
     </w:rPr>
   </w:style>
   <w:style w:customStyle="1" w:styleId="Author" w:type="paragraph">
     <w:name w:val="Author"/>
-    <w:basedOn w:val="Title"/>
     <w:next w:val="BodyText"/>
     <w:qFormat/>
     <w:pPr>
       <w:keepNext/>
       <w:keepLines/>
+      <w:jc w:val="center"/>
     </w:pPr>
-    <w:rPr>
-      <w:sz w:val="24"/>
-      <w:szCs w:val="24"/>
-    </w:rPr>
   </w:style>
   <w:style w:styleId="Date" w:type="paragraph">
     <w:name w:val="Date"/>
-    <w:basedOn w:val="Title"/>
     <w:next w:val="BodyText"/>
     <w:qFormat/>
     <w:pPr>
       <w:keepNext/>
       <w:keepLines/>
+      <w:jc w:val="center"/>
     </w:pPr>
-    <w:rPr>
-      <w:sz w:val="24"/>
-      <w:szCs w:val="24"/>
-    </w:rPr>
   </w:style>
   <w:style w:customStyle="1" w:styleId="AbstractTitle" w:type="paragraph">
     <w:name w:val="Abstract Title"/>
@@ -19277,6 +20153,7 @@
     </w:pPr>
     <w:rPr>
       <w:b/>
+      <w:color w:val="345A8A"/>
       <w:sz w:val="20"/>
       <w:szCs w:val="20"/>
     </w:rPr>
@@ -19305,321 +20182,191 @@
     <w:rPr/>
   </w:style>
   <w:style w:styleId="Heading1" w:type="paragraph">
-    <w:name w:val="heading 1"/>
+    <w:name w:val="Heading 1"/>
     <w:basedOn w:val="Normal"/>
     <w:next w:val="BodyText"/>
-    <w:link w:val="Heading1Char"/>
     <w:uiPriority w:val="9"/>
     <w:qFormat/>
-    <w:rsid w:val="00A10FD9"/>
     <w:pPr>
       <w:keepNext/>
       <w:keepLines/>
-      <w:spacing w:after="80" w:before="360"/>
+      <w:spacing w:after="0" w:before="480"/>
       <w:outlineLvl w:val="0"/>
     </w:pPr>
     <w:rPr>
       <w:rFonts w:asciiTheme="majorHAnsi" w:cstheme="majorBidi" w:eastAsiaTheme="majorEastAsia" w:hAnsiTheme="majorHAnsi"/>
-      <w:color w:themeColor="accent1" w:themeShade="BF" w:val="0F4761"/>
-      <w:sz w:val="40"/>
-      <w:szCs w:val="40"/>
+      <w:b/>
+      <w:bCs/>
+      <w:color w:themeColor="accent1" w:val="4F81BD"/>
+      <w:sz w:val="32"/>
+      <w:szCs w:val="32"/>
     </w:rPr>
   </w:style>
   <w:style w:styleId="Heading2" w:type="paragraph">
-    <w:name w:val="heading 2"/>
+    <w:name w:val="Heading 2"/>
     <w:basedOn w:val="Normal"/>
     <w:next w:val="BodyText"/>
-    <w:link w:val="Heading2Char"/>
     <w:uiPriority w:val="9"/>
-    <w:semiHidden/>
     <w:unhideWhenUsed/>
     <w:qFormat/>
-    <w:rsid w:val="00A10FD9"/>
     <w:pPr>
       <w:keepNext/>
       <w:keepLines/>
-      <w:spacing w:after="80" w:before="160"/>
+      <w:spacing w:after="0" w:before="200"/>
       <w:outlineLvl w:val="1"/>
     </w:pPr>
     <w:rPr>
       <w:rFonts w:asciiTheme="majorHAnsi" w:cstheme="majorBidi" w:eastAsiaTheme="majorEastAsia" w:hAnsiTheme="majorHAnsi"/>
-      <w:color w:themeColor="accent1" w:themeShade="BF" w:val="0F4761"/>
-      <w:sz w:val="32"/>
-      <w:szCs w:val="32"/>
-    </w:rPr>
-  </w:style>
-  <w:style w:styleId="Heading3" w:type="paragraph">
-    <w:name w:val="heading 3"/>
-    <w:basedOn w:val="Normal"/>
-    <w:next w:val="BodyText"/>
-    <w:link w:val="Heading3Char"/>
-    <w:uiPriority w:val="9"/>
-    <w:semiHidden/>
-    <w:unhideWhenUsed/>
-    <w:qFormat/>
-    <w:rsid w:val="00A10FD9"/>
-    <w:pPr>
-      <w:keepNext/>
-      <w:keepLines/>
-      <w:spacing w:after="80" w:before="160"/>
-      <w:outlineLvl w:val="2"/>
-    </w:pPr>
-    <w:rPr>
-      <w:rFonts w:cstheme="majorBidi" w:eastAsiaTheme="majorEastAsia"/>
-      <w:color w:themeColor="accent1" w:themeShade="BF" w:val="0F4761"/>
+      <w:b/>
+      <w:bCs/>
+      <w:color w:themeColor="accent1" w:val="4F81BD"/>
       <w:sz w:val="28"/>
       <w:szCs w:val="28"/>
     </w:rPr>
   </w:style>
-  <w:style w:styleId="Heading4" w:type="paragraph">
-    <w:name w:val="heading 4"/>
+  <w:style w:styleId="Heading3" w:type="paragraph">
+    <w:name w:val="Heading 3"/>
     <w:basedOn w:val="Normal"/>
     <w:next w:val="BodyText"/>
-    <w:link w:val="Heading4Char"/>
     <w:uiPriority w:val="9"/>
-    <w:semiHidden/>
     <w:unhideWhenUsed/>
     <w:qFormat/>
-    <w:rsid w:val="00A10FD9"/>
     <w:pPr>
       <w:keepNext/>
       <w:keepLines/>
-      <w:spacing w:after="40" w:before="80"/>
+      <w:spacing w:after="0" w:before="200"/>
+      <w:outlineLvl w:val="2"/>
+    </w:pPr>
+    <w:rPr>
+      <w:rFonts w:asciiTheme="majorHAnsi" w:cstheme="majorBidi" w:eastAsiaTheme="majorEastAsia" w:hAnsiTheme="majorHAnsi"/>
+      <w:b/>
+      <w:bCs/>
+      <w:color w:themeColor="accent1" w:val="4F81BD"/>
+      <w:sz w:val="24"/>
+      <w:szCs w:val="24"/>
+    </w:rPr>
+  </w:style>
+  <w:style w:styleId="Heading4" w:type="paragraph">
+    <w:name w:val="Heading 4"/>
+    <w:basedOn w:val="Normal"/>
+    <w:next w:val="BodyText"/>
+    <w:uiPriority w:val="9"/>
+    <w:unhideWhenUsed/>
+    <w:qFormat/>
+    <w:pPr>
+      <w:keepNext/>
+      <w:keepLines/>
+      <w:spacing w:after="0" w:before="200"/>
       <w:outlineLvl w:val="3"/>
     </w:pPr>
     <w:rPr>
-      <w:rFonts w:cstheme="majorBidi" w:eastAsiaTheme="majorEastAsia"/>
+      <w:rFonts w:asciiTheme="majorHAnsi" w:cstheme="majorBidi" w:eastAsiaTheme="majorEastAsia" w:hAnsiTheme="majorHAnsi"/>
+      <w:bCs/>
       <w:i/>
-      <w:iCs/>
-      <w:color w:themeColor="accent1" w:themeShade="BF" w:val="0F4761"/>
+      <w:color w:themeColor="accent1" w:val="4F81BD"/>
+      <w:sz w:val="24"/>
+      <w:szCs w:val="24"/>
     </w:rPr>
   </w:style>
   <w:style w:styleId="Heading5" w:type="paragraph">
-    <w:name w:val="heading 5"/>
+    <w:name w:val="Heading 5"/>
     <w:basedOn w:val="Normal"/>
     <w:next w:val="BodyText"/>
-    <w:link w:val="Heading5Char"/>
     <w:uiPriority w:val="9"/>
-    <w:semiHidden/>
     <w:unhideWhenUsed/>
     <w:qFormat/>
-    <w:rsid w:val="00A10FD9"/>
     <w:pPr>
       <w:keepNext/>
       <w:keepLines/>
-      <w:spacing w:after="40" w:before="80"/>
+      <w:spacing w:after="0" w:before="200"/>
       <w:outlineLvl w:val="4"/>
     </w:pPr>
     <w:rPr>
-      <w:rFonts w:cstheme="majorBidi" w:eastAsiaTheme="majorEastAsia"/>
-      <w:color w:themeColor="accent1" w:themeShade="BF" w:val="0F4761"/>
+      <w:rFonts w:asciiTheme="majorHAnsi" w:cstheme="majorBidi" w:eastAsiaTheme="majorEastAsia" w:hAnsiTheme="majorHAnsi"/>
+      <w:iCs/>
+      <w:color w:themeColor="accent1" w:val="4F81BD"/>
+      <w:sz w:val="24"/>
+      <w:szCs w:val="24"/>
     </w:rPr>
   </w:style>
   <w:style w:styleId="Heading6" w:type="paragraph">
-    <w:name w:val="heading 6"/>
+    <w:name w:val="Heading 6"/>
     <w:basedOn w:val="Normal"/>
     <w:next w:val="BodyText"/>
-    <w:link w:val="Heading6Char"/>
     <w:uiPriority w:val="9"/>
-    <w:semiHidden/>
     <w:unhideWhenUsed/>
     <w:qFormat/>
-    <w:rsid w:val="00A10FD9"/>
     <w:pPr>
       <w:keepNext/>
       <w:keepLines/>
-      <w:spacing w:after="0" w:before="40"/>
+      <w:spacing w:after="0" w:before="200"/>
       <w:outlineLvl w:val="5"/>
     </w:pPr>
     <w:rPr>
-      <w:rFonts w:cstheme="majorBidi" w:eastAsiaTheme="majorEastAsia"/>
-      <w:i/>
-      <w:iCs/>
-      <w:color w:themeColor="text1" w:themeTint="A6" w:val="595959"/>
+      <w:rFonts w:asciiTheme="majorHAnsi" w:cstheme="majorBidi" w:eastAsiaTheme="majorEastAsia" w:hAnsiTheme="majorHAnsi"/>
+      <w:color w:themeColor="accent1" w:val="4F81BD"/>
+      <w:sz w:val="24"/>
+      <w:szCs w:val="24"/>
     </w:rPr>
   </w:style>
   <w:style w:styleId="Heading7" w:type="paragraph">
-    <w:name w:val="heading 7"/>
+    <w:name w:val="Heading 7"/>
     <w:basedOn w:val="Normal"/>
     <w:next w:val="BodyText"/>
-    <w:link w:val="Heading7Char"/>
     <w:uiPriority w:val="9"/>
-    <w:semiHidden/>
     <w:unhideWhenUsed/>
     <w:qFormat/>
-    <w:rsid w:val="00A10FD9"/>
     <w:pPr>
       <w:keepNext/>
       <w:keepLines/>
-      <w:spacing w:after="0" w:before="40"/>
+      <w:spacing w:after="0" w:before="200"/>
       <w:outlineLvl w:val="6"/>
     </w:pPr>
     <w:rPr>
-      <w:rFonts w:cstheme="majorBidi" w:eastAsiaTheme="majorEastAsia"/>
-      <w:color w:themeColor="text1" w:themeTint="A6" w:val="595959"/>
+      <w:rFonts w:asciiTheme="majorHAnsi" w:cstheme="majorBidi" w:eastAsiaTheme="majorEastAsia" w:hAnsiTheme="majorHAnsi"/>
+      <w:color w:themeColor="accent1" w:val="4F81BD"/>
+      <w:sz w:val="24"/>
+      <w:szCs w:val="24"/>
     </w:rPr>
   </w:style>
   <w:style w:styleId="Heading8" w:type="paragraph">
-    <w:name w:val="heading 8"/>
+    <w:name w:val="Heading 8"/>
     <w:basedOn w:val="Normal"/>
     <w:next w:val="BodyText"/>
-    <w:link w:val="Heading8Char"/>
     <w:uiPriority w:val="9"/>
-    <w:semiHidden/>
     <w:unhideWhenUsed/>
     <w:qFormat/>
-    <w:rsid w:val="00A10FD9"/>
     <w:pPr>
       <w:keepNext/>
       <w:keepLines/>
-      <w:spacing w:after="0"/>
+      <w:spacing w:after="0" w:before="200"/>
       <w:outlineLvl w:val="7"/>
     </w:pPr>
     <w:rPr>
-      <w:rFonts w:cstheme="majorBidi" w:eastAsiaTheme="majorEastAsia"/>
-      <w:i/>
-      <w:iCs/>
-      <w:color w:themeColor="text1" w:themeTint="D8" w:val="272727"/>
+      <w:rFonts w:asciiTheme="majorHAnsi" w:cstheme="majorBidi" w:eastAsiaTheme="majorEastAsia" w:hAnsiTheme="majorHAnsi"/>
+      <w:color w:themeColor="accent1" w:val="4F81BD"/>
+      <w:sz w:val="24"/>
+      <w:szCs w:val="24"/>
     </w:rPr>
   </w:style>
   <w:style w:styleId="Heading9" w:type="paragraph">
-    <w:name w:val="heading 9"/>
+    <w:name w:val="Heading 9"/>
     <w:basedOn w:val="Normal"/>
     <w:next w:val="BodyText"/>
-    <w:link w:val="Heading9Char"/>
     <w:uiPriority w:val="9"/>
-    <w:semiHidden/>
     <w:unhideWhenUsed/>
     <w:qFormat/>
-    <w:rsid w:val="00A10FD9"/>
     <w:pPr>
       <w:keepNext/>
       <w:keepLines/>
-      <w:spacing w:after="0"/>
+      <w:spacing w:after="0" w:before="200"/>
       <w:outlineLvl w:val="8"/>
     </w:pPr>
     <w:rPr>
-      <w:rFonts w:cstheme="majorBidi" w:eastAsiaTheme="majorEastAsia"/>
-      <w:color w:themeColor="text1" w:themeTint="D8" w:val="272727"/>
-    </w:rPr>
-  </w:style>
-  <w:style w:customStyle="1" w:styleId="Heading1Char" w:type="character">
-    <w:name w:val="Heading 1 Char"/>
-    <w:basedOn w:val="DefaultParagraphFont"/>
-    <w:link w:val="Heading1"/>
-    <w:uiPriority w:val="9"/>
-    <w:rsid w:val="00A10FD9"/>
-    <w:rPr>
       <w:rFonts w:asciiTheme="majorHAnsi" w:cstheme="majorBidi" w:eastAsiaTheme="majorEastAsia" w:hAnsiTheme="majorHAnsi"/>
-      <w:color w:themeColor="accent1" w:themeShade="BF" w:val="0F4761"/>
-      <w:sz w:val="40"/>
-      <w:szCs w:val="40"/>
-    </w:rPr>
-  </w:style>
-  <w:style w:customStyle="1" w:styleId="Heading2Char" w:type="character">
-    <w:name w:val="Heading 2 Char"/>
-    <w:basedOn w:val="DefaultParagraphFont"/>
-    <w:link w:val="Heading2"/>
-    <w:uiPriority w:val="9"/>
-    <w:semiHidden/>
-    <w:rsid w:val="00A10FD9"/>
-    <w:rPr>
-      <w:rFonts w:asciiTheme="majorHAnsi" w:cstheme="majorBidi" w:eastAsiaTheme="majorEastAsia" w:hAnsiTheme="majorHAnsi"/>
-      <w:color w:themeColor="accent1" w:themeShade="BF" w:val="0F4761"/>
-      <w:sz w:val="32"/>
-      <w:szCs w:val="32"/>
-    </w:rPr>
-  </w:style>
-  <w:style w:customStyle="1" w:styleId="Heading3Char" w:type="character">
-    <w:name w:val="Heading 3 Char"/>
-    <w:basedOn w:val="DefaultParagraphFont"/>
-    <w:link w:val="Heading3"/>
-    <w:uiPriority w:val="9"/>
-    <w:semiHidden/>
-    <w:rsid w:val="00A10FD9"/>
-    <w:rPr>
-      <w:rFonts w:cstheme="majorBidi" w:eastAsiaTheme="majorEastAsia"/>
-      <w:color w:themeColor="accent1" w:themeShade="BF" w:val="0F4761"/>
-      <w:sz w:val="28"/>
-      <w:szCs w:val="28"/>
-    </w:rPr>
-  </w:style>
-  <w:style w:customStyle="1" w:styleId="Heading4Char" w:type="character">
-    <w:name w:val="Heading 4 Char"/>
-    <w:basedOn w:val="DefaultParagraphFont"/>
-    <w:link w:val="Heading4"/>
-    <w:uiPriority w:val="9"/>
-    <w:semiHidden/>
-    <w:rsid w:val="00A10FD9"/>
-    <w:rPr>
-      <w:rFonts w:cstheme="majorBidi" w:eastAsiaTheme="majorEastAsia"/>
-      <w:i/>
-      <w:iCs/>
-      <w:color w:themeColor="accent1" w:themeShade="BF" w:val="0F4761"/>
-    </w:rPr>
-  </w:style>
-  <w:style w:customStyle="1" w:styleId="Heading5Char" w:type="character">
-    <w:name w:val="Heading 5 Char"/>
-    <w:basedOn w:val="DefaultParagraphFont"/>
-    <w:link w:val="Heading5"/>
-    <w:uiPriority w:val="9"/>
-    <w:semiHidden/>
-    <w:rsid w:val="00A10FD9"/>
-    <w:rPr>
-      <w:rFonts w:cstheme="majorBidi" w:eastAsiaTheme="majorEastAsia"/>
-      <w:color w:themeColor="accent1" w:themeShade="BF" w:val="0F4761"/>
-    </w:rPr>
-  </w:style>
-  <w:style w:customStyle="1" w:styleId="Heading6Char" w:type="character">
-    <w:name w:val="Heading 6 Char"/>
-    <w:basedOn w:val="DefaultParagraphFont"/>
-    <w:link w:val="Heading6"/>
-    <w:uiPriority w:val="9"/>
-    <w:semiHidden/>
-    <w:rsid w:val="00A10FD9"/>
-    <w:rPr>
-      <w:rFonts w:cstheme="majorBidi" w:eastAsiaTheme="majorEastAsia"/>
-      <w:i/>
-      <w:iCs/>
-      <w:color w:themeColor="text1" w:themeTint="A6" w:val="595959"/>
-    </w:rPr>
-  </w:style>
-  <w:style w:customStyle="1" w:styleId="Heading7Char" w:type="character">
-    <w:name w:val="Heading 7 Char"/>
-    <w:basedOn w:val="DefaultParagraphFont"/>
-    <w:link w:val="Heading7"/>
-    <w:uiPriority w:val="9"/>
-    <w:semiHidden/>
-    <w:rsid w:val="00A10FD9"/>
-    <w:rPr>
-      <w:rFonts w:cstheme="majorBidi" w:eastAsiaTheme="majorEastAsia"/>
-      <w:color w:themeColor="text1" w:themeTint="A6" w:val="595959"/>
-    </w:rPr>
-  </w:style>
-  <w:style w:customStyle="1" w:styleId="Heading8Char" w:type="character">
-    <w:name w:val="Heading 8 Char"/>
-    <w:basedOn w:val="DefaultParagraphFont"/>
-    <w:link w:val="Heading8"/>
-    <w:uiPriority w:val="9"/>
-    <w:semiHidden/>
-    <w:rsid w:val="00A10FD9"/>
-    <w:rPr>
-      <w:rFonts w:cstheme="majorBidi" w:eastAsiaTheme="majorEastAsia"/>
-      <w:i/>
-      <w:iCs/>
-      <w:color w:themeColor="text1" w:themeTint="D8" w:val="272727"/>
-    </w:rPr>
-  </w:style>
-  <w:style w:customStyle="1" w:styleId="Heading9Char" w:type="character">
-    <w:name w:val="Heading 9 Char"/>
-    <w:basedOn w:val="DefaultParagraphFont"/>
-    <w:link w:val="Heading9"/>
-    <w:uiPriority w:val="9"/>
-    <w:semiHidden/>
-    <w:rsid w:val="00A10FD9"/>
-    <w:rPr>
-      <w:rFonts w:cstheme="majorBidi" w:eastAsiaTheme="majorEastAsia"/>
-      <w:color w:themeColor="text1" w:themeTint="D8" w:val="272727"/>
+      <w:color w:themeColor="accent1" w:val="4F81BD"/>
+      <w:sz w:val="24"/>
+      <w:szCs w:val="24"/>
     </w:rPr>
   </w:style>
   <w:style w:styleId="BlockText" w:type="paragraph">
@@ -19644,8 +20391,8 @@
   </w:style>
   <w:style w:styleId="FootnoteBlockText" w:type="paragraph">
     <w:name w:val="Footnote Block Text"/>
-    <w:basedOn w:val="FootnoteText"/>
-    <w:next w:val="FootnoteText"/>
+    <w:basedOn w:val="Footnote Text"/>
+    <w:next w:val="Footnote Text"/>
     <w:uiPriority w:val="9"/>
     <w:unhideWhenUsed/>
     <w:qFormat/>
@@ -19675,6 +20422,13 @@
       </w:tblCellMar>
     </w:tblPr>
     <w:tblStylePr w:type="firstRow">
+      <w:tblPr>
+        <w:jc w:val="left"/>
+        <w:tblInd w:type="dxa" w:w="0"/>
+      </w:tblPr>
+      <w:trPr>
+        <w:jc w:val="left"/>
+      </w:trPr>
       <w:tcPr>
         <w:tcBorders>
           <w:bottom w:val="single"/>
@@ -20030,44 +20784,44 @@
         <a:sysClr val="window" lastClr="FFFFFF"/>
       </a:lt1>
       <a:dk2>
-        <a:srgbClr val="0E2841"/>
+        <a:srgbClr val="1F497D"/>
       </a:dk2>
       <a:lt2>
-        <a:srgbClr val="E8E8E8"/>
+        <a:srgbClr val="EEECE1"/>
       </a:lt2>
       <a:accent1>
-        <a:srgbClr val="156082"/>
+        <a:srgbClr val="4F81BD"/>
       </a:accent1>
       <a:accent2>
-        <a:srgbClr val="E97132"/>
+        <a:srgbClr val="C0504D"/>
       </a:accent2>
       <a:accent3>
-        <a:srgbClr val="196B24"/>
+        <a:srgbClr val="9BBB59"/>
       </a:accent3>
       <a:accent4>
-        <a:srgbClr val="0F9ED5"/>
+        <a:srgbClr val="8064A2"/>
       </a:accent4>
       <a:accent5>
-        <a:srgbClr val="A02B93"/>
+        <a:srgbClr val="4BACC6"/>
       </a:accent5>
       <a:accent6>
-        <a:srgbClr val="4EA72E"/>
+        <a:srgbClr val="F79646"/>
       </a:accent6>
       <a:hlink>
-        <a:srgbClr val="467886"/>
+        <a:srgbClr val="0000FF"/>
       </a:hlink>
       <a:folHlink>
-        <a:srgbClr val="96607D"/>
+        <a:srgbClr val="800080"/>
       </a:folHlink>
     </a:clrScheme>
     <a:fontScheme name="Office">
       <a:majorFont>
-        <a:latin typeface="Aptos Display" panose="02110004020202020204"/>
+        <a:latin typeface="Calibri"/>
         <a:ea typeface=""/>
         <a:cs typeface=""/>
-        <a:font script="Jpan" typeface="游ゴシック Light"/>
+        <a:font script="Jpan" typeface="ＭＳ ゴシック"/>
         <a:font script="Hang" typeface="맑은 고딕"/>
-        <a:font script="Hans" typeface="等线 Light"/>
+        <a:font script="Hans" typeface="宋体"/>
         <a:font script="Hant" typeface="新細明體"/>
         <a:font script="Arab" typeface="Times New Roman"/>
         <a:font script="Hebr" typeface="Times New Roman"/>
@@ -20094,32 +20848,14 @@
         <a:font script="Mong" typeface="Mongolian Baiti"/>
         <a:font script="Viet" typeface="Times New Roman"/>
         <a:font script="Uigh" typeface="Microsoft Uighur"/>
-        <a:font script="Geor" typeface="Sylfaen"/>
-        <a:font script="Armn" typeface="Arial"/>
-        <a:font script="Bugi" typeface="Leelawadee UI"/>
-        <a:font script="Bopo" typeface="Microsoft JhengHei"/>
-        <a:font script="Java" typeface="Javanese Text"/>
-        <a:font script="Lisu" typeface="Segoe UI"/>
-        <a:font script="Mymr" typeface="Myanmar Text"/>
-        <a:font script="Nkoo" typeface="Ebrima"/>
-        <a:font script="Olck" typeface="Nirmala UI"/>
-        <a:font script="Osma" typeface="Ebrima"/>
-        <a:font script="Phag" typeface="Phagspa"/>
-        <a:font script="Syrn" typeface="Estrangelo Edessa"/>
-        <a:font script="Syrj" typeface="Estrangelo Edessa"/>
-        <a:font script="Syre" typeface="Estrangelo Edessa"/>
-        <a:font script="Sora" typeface="Nirmala UI"/>
-        <a:font script="Tale" typeface="Microsoft Tai Le"/>
-        <a:font script="Talu" typeface="Microsoft New Tai Lue"/>
-        <a:font script="Tfng" typeface="Ebrima"/>
       </a:majorFont>
       <a:minorFont>
-        <a:latin typeface="Aptos" panose="02110004020202020204"/>
+        <a:latin typeface="Cambria"/>
         <a:ea typeface=""/>
         <a:cs typeface=""/>
-        <a:font script="Jpan" typeface="游明朝"/>
+        <a:font script="Jpan" typeface="ＭＳ 明朝"/>
         <a:font script="Hang" typeface="맑은 고딕"/>
-        <a:font script="Hans" typeface="等线"/>
+        <a:font script="Hans" typeface="宋体"/>
         <a:font script="Hant" typeface="新細明體"/>
         <a:font script="Arab" typeface="Arial"/>
         <a:font script="Hebr" typeface="Arial"/>
@@ -20146,24 +20882,6 @@
         <a:font script="Mong" typeface="Mongolian Baiti"/>
         <a:font script="Viet" typeface="Arial"/>
         <a:font script="Uigh" typeface="Microsoft Uighur"/>
-        <a:font script="Geor" typeface="Sylfaen"/>
-        <a:font script="Armn" typeface="Arial"/>
-        <a:font script="Bugi" typeface="Leelawadee UI"/>
-        <a:font script="Bopo" typeface="Microsoft JhengHei"/>
-        <a:font script="Java" typeface="Javanese Text"/>
-        <a:font script="Lisu" typeface="Segoe UI"/>
-        <a:font script="Mymr" typeface="Myanmar Text"/>
-        <a:font script="Nkoo" typeface="Ebrima"/>
-        <a:font script="Olck" typeface="Nirmala UI"/>
-        <a:font script="Osma" typeface="Ebrima"/>
-        <a:font script="Phag" typeface="Phagspa"/>
-        <a:font script="Syrn" typeface="Estrangelo Edessa"/>
-        <a:font script="Syrj" typeface="Estrangelo Edessa"/>
-        <a:font script="Syre" typeface="Estrangelo Edessa"/>
-        <a:font script="Sora" typeface="Nirmala UI"/>
-        <a:font script="Tale" typeface="Microsoft Tai Le"/>
-        <a:font script="Talu" typeface="Microsoft New Tai Lue"/>
-        <a:font script="Tfng" typeface="Ebrima"/>
       </a:minorFont>
     </a:fontScheme>
     <a:fmtScheme name="Office">
@@ -20175,141 +20893,200 @@
           <a:gsLst>
             <a:gs pos="0">
               <a:schemeClr val="phClr">
-                <a:lumMod val="110000"/>
-                <a:satMod val="105000"/>
-                <a:tint val="67000"/>
+                <a:tint val="50000"/>
+                <a:satMod val="300000"/>
               </a:schemeClr>
             </a:gs>
-            <a:gs pos="50000">
+            <a:gs pos="35000">
               <a:schemeClr val="phClr">
-                <a:lumMod val="105000"/>
-                <a:satMod val="103000"/>
-                <a:tint val="73000"/>
+                <a:tint val="37000"/>
+                <a:satMod val="300000"/>
               </a:schemeClr>
             </a:gs>
             <a:gs pos="100000">
               <a:schemeClr val="phClr">
-                <a:lumMod val="105000"/>
-                <a:satMod val="109000"/>
-                <a:tint val="81000"/>
+                <a:tint val="15000"/>
+                <a:satMod val="350000"/>
               </a:schemeClr>
             </a:gs>
           </a:gsLst>
-          <a:lin ang="5400000" scaled="0"/>
+          <a:lin ang="16200000" scaled="1"/>
         </a:gradFill>
         <a:gradFill rotWithShape="1">
           <a:gsLst>
             <a:gs pos="0">
               <a:schemeClr val="phClr">
-                <a:satMod val="103000"/>
-                <a:lumMod val="102000"/>
-                <a:tint val="94000"/>
-              </a:schemeClr>
-            </a:gs>
-            <a:gs pos="50000">
-              <a:schemeClr val="phClr">
-                <a:satMod val="110000"/>
-                <a:lumMod val="100000"/>
+                <a:tint val="100000"/>
                 <a:shade val="100000"/>
+                <a:satMod val="130000"/>
               </a:schemeClr>
             </a:gs>
             <a:gs pos="100000">
               <a:schemeClr val="phClr">
-                <a:lumMod val="99000"/>
-                <a:satMod val="120000"/>
-                <a:shade val="78000"/>
+                <a:tint val="50000"/>
+                <a:shade val="100000"/>
+                <a:satMod val="350000"/>
               </a:schemeClr>
             </a:gs>
           </a:gsLst>
-          <a:lin ang="5400000" scaled="0"/>
+          <a:lin ang="16200000" scaled="0"/>
         </a:gradFill>
       </a:fillStyleLst>
       <a:lnStyleLst>
-        <a:ln w="6350" cap="flat" cmpd="sng" algn="ctr">
+        <a:ln w="9525" cap="flat" cmpd="sng" algn="ctr">
+          <a:solidFill>
+            <a:schemeClr val="phClr">
+              <a:shade val="95000"/>
+              <a:satMod val="105000"/>
+            </a:schemeClr>
+          </a:solidFill>
+          <a:prstDash val="solid"/>
+        </a:ln>
+        <a:ln w="25400" cap="flat" cmpd="sng" algn="ctr">
           <a:solidFill>
             <a:schemeClr val="phClr"/>
           </a:solidFill>
           <a:prstDash val="solid"/>
-          <a:miter lim="800000"/>
         </a:ln>
-        <a:ln w="12700" cap="flat" cmpd="sng" algn="ctr">
+        <a:ln w="38100" cap="flat" cmpd="sng" algn="ctr">
           <a:solidFill>
             <a:schemeClr val="phClr"/>
           </a:solidFill>
           <a:prstDash val="solid"/>
-          <a:miter lim="800000"/>
-        </a:ln>
-        <a:ln w="19050" cap="flat" cmpd="sng" algn="ctr">
-          <a:solidFill>
-            <a:schemeClr val="phClr"/>
-          </a:solidFill>
-          <a:prstDash val="solid"/>
-          <a:miter lim="800000"/>
         </a:ln>
       </a:lnStyleLst>
       <a:effectStyleLst>
         <a:effectStyle>
-          <a:effectLst/>
-        </a:effectStyle>
-        <a:effectStyle>
-          <a:effectLst/>
+          <a:effectLst>
+            <a:outerShdw blurRad="40000" dist="20000" dir="5400000" rotWithShape="0">
+              <a:srgbClr val="000000">
+                <a:alpha val="38000"/>
+              </a:srgbClr>
+            </a:outerShdw>
+          </a:effectLst>
         </a:effectStyle>
         <a:effectStyle>
           <a:effectLst>
-            <a:outerShdw blurRad="57150" dist="19050" dir="5400000" algn="ctr" rotWithShape="0">
+            <a:outerShdw blurRad="40000" dist="23000" dir="5400000" rotWithShape="0">
               <a:srgbClr val="000000">
-                <a:alpha val="63000"/>
+                <a:alpha val="35000"/>
               </a:srgbClr>
             </a:outerShdw>
           </a:effectLst>
+        </a:effectStyle>
+        <a:effectStyle>
+          <a:effectLst>
+            <a:outerShdw blurRad="40000" dist="23000" dir="5400000" rotWithShape="0">
+              <a:srgbClr val="000000">
+                <a:alpha val="35000"/>
+              </a:srgbClr>
+            </a:outerShdw>
+          </a:effectLst>
+          <a:scene3d>
+            <a:camera prst="orthographicFront">
+              <a:rot lat="0" lon="0" rev="0"/>
+            </a:camera>
+            <a:lightRig rig="threePt" dir="t">
+              <a:rot lat="0" lon="0" rev="1200000"/>
+            </a:lightRig>
+          </a:scene3d>
+          <a:sp3d>
+            <a:bevelT w="63500" h="25400"/>
+          </a:sp3d>
         </a:effectStyle>
       </a:effectStyleLst>
       <a:bgFillStyleLst>
         <a:solidFill>
           <a:schemeClr val="phClr"/>
         </a:solidFill>
-        <a:solidFill>
-          <a:schemeClr val="phClr">
-            <a:tint val="95000"/>
-            <a:satMod val="170000"/>
-          </a:schemeClr>
-        </a:solidFill>
         <a:gradFill rotWithShape="1">
           <a:gsLst>
             <a:gs pos="0">
               <a:schemeClr val="phClr">
-                <a:tint val="93000"/>
-                <a:satMod val="150000"/>
-                <a:shade val="98000"/>
-                <a:lumMod val="102000"/>
+                <a:tint val="40000"/>
+                <a:satMod val="350000"/>
               </a:schemeClr>
             </a:gs>
-            <a:gs pos="50000">
+            <a:gs pos="40000">
               <a:schemeClr val="phClr">
-                <a:tint val="98000"/>
-                <a:satMod val="130000"/>
-                <a:shade val="90000"/>
-                <a:lumMod val="103000"/>
+                <a:tint val="45000"/>
+                <a:shade val="99000"/>
+                <a:satMod val="350000"/>
               </a:schemeClr>
             </a:gs>
             <a:gs pos="100000">
               <a:schemeClr val="phClr">
-                <a:shade val="63000"/>
-                <a:satMod val="120000"/>
+                <a:shade val="20000"/>
+                <a:satMod val="255000"/>
               </a:schemeClr>
             </a:gs>
           </a:gsLst>
-          <a:lin ang="5400000" scaled="0"/>
+          <a:path path="circle">
+            <a:fillToRect l="50000" t="-80000" r="50000" b="180000"/>
+          </a:path>
+        </a:gradFill>
+        <a:gradFill rotWithShape="1">
+          <a:gsLst>
+            <a:gs pos="0">
+              <a:schemeClr val="phClr">
+                <a:tint val="80000"/>
+                <a:satMod val="300000"/>
+              </a:schemeClr>
+            </a:gs>
+            <a:gs pos="100000">
+              <a:schemeClr val="phClr">
+                <a:shade val="30000"/>
+                <a:satMod val="200000"/>
+              </a:schemeClr>
+            </a:gs>
+          </a:gsLst>
+          <a:path path="circle">
+            <a:fillToRect l="50000" t="50000" r="50000" b="50000"/>
+          </a:path>
         </a:gradFill>
       </a:bgFillStyleLst>
     </a:fmtScheme>
   </a:themeElements>
-  <a:objectDefaults/>
+  <a:objectDefaults>
+    <a:spDef>
+      <a:spPr/>
+      <a:bodyPr/>
+      <a:lstStyle/>
+      <a:style>
+        <a:lnRef idx="1">
+          <a:schemeClr val="accent1"/>
+        </a:lnRef>
+        <a:fillRef idx="3">
+          <a:schemeClr val="accent1"/>
+        </a:fillRef>
+        <a:effectRef idx="2">
+          <a:schemeClr val="accent1"/>
+        </a:effectRef>
+        <a:fontRef idx="minor">
+          <a:schemeClr val="lt1"/>
+        </a:fontRef>
+      </a:style>
+    </a:spDef>
+    <a:lnDef>
+      <a:spPr/>
+      <a:bodyPr/>
+      <a:lstStyle/>
+      <a:style>
+        <a:lnRef idx="2">
+          <a:schemeClr val="accent1"/>
+        </a:lnRef>
+        <a:fillRef idx="0">
+          <a:schemeClr val="accent1"/>
+        </a:fillRef>
+        <a:effectRef idx="1">
+          <a:schemeClr val="accent1"/>
+        </a:effectRef>
+        <a:fontRef idx="minor">
+          <a:schemeClr val="tx1"/>
+        </a:fontRef>
+      </a:style>
+    </a:lnDef>
+  </a:objectDefaults>
   <a:extraClrSchemeLst/>
-  <a:extLst>
-    <a:ext uri="{05A4C25C-085E-4340-85A3-A5531E510DB2}">
-      <thm15:themeFamily xmlns:thm15="http://schemas.microsoft.com/office/thememl/2012/main" name="Office Theme" id="{2E142A2C-CD16-42D6-873A-C26D2A0506FA}" vid="{1BDDFF52-6CD6-40A5-AB3C-68EB2F1E4D0A}"/>
-    </a:ext>
-  </a:extLst>
 </a:theme>
 </file>
--- a/docx/13-alta-disponibilidad/13-alta-disponibilidad.docx
+++ b/docx/13-alta-disponibilidad/13-alta-disponibilidad.docx
@@ -28,7 +28,7 @@
         </w:p>
       </w:sdtContent>
     </w:sdt>
-    <w:bookmarkStart w:id="35" w:name="alta-disponibilidad-y-redundancia"/>
+    <w:bookmarkStart w:id="24" w:name="alta-disponibilidad-y-redundancia"/>
     <w:p>
       <w:pPr>
         <w:pStyle w:val="Heading1"/>
@@ -169,7 +169,7 @@
         </w:pict>
       </w:r>
     </w:p>
-    <w:bookmarkStart w:id="20" w:name="objetivo-de-la-unidad"/>
+    <w:bookmarkStart w:id="9" w:name="objetivo-de-la-unidad"/>
     <w:p>
       <w:pPr>
         <w:pStyle w:val="Heading2"/>
@@ -201,13 +201,7 @@
         <w:t xml:space="preserve"> </w:t>
       </w:r>
       <w:r>
-        <w:t xml:space="preserve">“</w:t>
-      </w:r>
-      <w:r>
-        <w:t xml:space="preserve">nueves</w:t>
-      </w:r>
-      <w:r>
-        <w:t xml:space="preserve">”</w:t>
+        <w:t xml:space="preserve">“nueves”</w:t>
       </w:r>
       <w:r>
         <w:t xml:space="preserve">), SPOFs y el coste real del tiempo de parada.</w:t>
@@ -292,8 +286,8 @@
         </w:pict>
       </w:r>
     </w:p>
-    <w:bookmarkEnd w:id="20"/>
-    <w:bookmarkStart w:id="30" w:name="mapa-de-la-unidad"/>
+    <w:bookmarkEnd w:id="9"/>
+    <w:bookmarkStart w:id="19" w:name="mapa-de-la-unidad"/>
     <w:p>
       <w:pPr>
         <w:pStyle w:val="Heading2"/>
@@ -306,7 +300,6 @@
       <w:tblPr>
         <w:tblStyle w:val="Table"/>
         <w:tblW w:type="pct" w:w="5000"/>
-        <w:jc w:val="left"/>
         <w:tblLayout w:type="fixed"/>
         <w:tblLook w:firstRow="1" w:lastRow="0" w:firstColumn="0" w:lastColumn="0" w:noHBand="0" w:noVBand="0" w:val="0020"/>
       </w:tblPr>
@@ -324,7 +317,6 @@
           <w:p>
             <w:pPr>
               <w:pStyle w:val="Compact"/>
-              <w:jc w:val="left"/>
             </w:pPr>
             <w:r>
               <w:t xml:space="preserve">Punto</w:t>
@@ -336,7 +328,6 @@
           <w:p>
             <w:pPr>
               <w:pStyle w:val="Compact"/>
-              <w:jc w:val="left"/>
             </w:pPr>
             <w:r>
               <w:t xml:space="preserve">Qué aprenderás</w:t>
@@ -348,7 +339,6 @@
           <w:p>
             <w:pPr>
               <w:pStyle w:val="Compact"/>
-              <w:jc w:val="left"/>
             </w:pPr>
             <w:r>
               <w:t xml:space="preserve">Nivel</w:t>
@@ -362,9 +352,8 @@
           <w:p>
             <w:pPr>
               <w:pStyle w:val="Compact"/>
-              <w:jc w:val="left"/>
-            </w:pPr>
-            <w:hyperlink r:id="rId21">
+            </w:pPr>
+            <w:hyperlink r:id="rId10">
               <w:r>
                 <w:rPr>
                   <w:rStyle w:val="Hyperlink"/>
@@ -379,7 +368,6 @@
           <w:p>
             <w:pPr>
               <w:pStyle w:val="Compact"/>
-              <w:jc w:val="left"/>
             </w:pPr>
             <w:r>
               <w:t xml:space="preserve">Los nueves, el coste del parón y los puntos únicos de fallo</w:t>
@@ -391,7 +379,6 @@
           <w:p>
             <w:pPr>
               <w:pStyle w:val="Compact"/>
-              <w:jc w:val="left"/>
             </w:pPr>
             <w:r>
               <w:t xml:space="preserve">Todos</w:t>
@@ -405,9 +392,8 @@
           <w:p>
             <w:pPr>
               <w:pStyle w:val="Compact"/>
-              <w:jc w:val="left"/>
-            </w:pPr>
-            <w:hyperlink r:id="rId22">
+            </w:pPr>
+            <w:hyperlink r:id="rId11">
               <w:r>
                 <w:rPr>
                   <w:rStyle w:val="Hyperlink"/>
@@ -422,7 +408,6 @@
           <w:p>
             <w:pPr>
               <w:pStyle w:val="Compact"/>
-              <w:jc w:val="left"/>
             </w:pPr>
             <w:r>
               <w:t xml:space="preserve">Recap de switching con ojos de HA: diseño y protecciones</w:t>
@@ -434,7 +419,6 @@
           <w:p>
             <w:pPr>
               <w:pStyle w:val="Compact"/>
-              <w:jc w:val="left"/>
             </w:pPr>
             <w:r>
               <w:t xml:space="preserve">Todos</w:t>
@@ -448,9 +432,8 @@
           <w:p>
             <w:pPr>
               <w:pStyle w:val="Compact"/>
-              <w:jc w:val="left"/>
-            </w:pPr>
-            <w:hyperlink r:id="rId23">
+            </w:pPr>
+            <w:hyperlink r:id="rId12">
               <w:r>
                 <w:rPr>
                   <w:rStyle w:val="Hyperlink"/>
@@ -465,7 +448,6 @@
           <w:p>
             <w:pPr>
               <w:pStyle w:val="Compact"/>
-              <w:jc w:val="left"/>
             </w:pPr>
             <w:r>
               <w:t xml:space="preserve">LACP, PAgP, balanceo y verificación</w:t>
@@ -477,7 +459,6 @@
           <w:p>
             <w:pPr>
               <w:pStyle w:val="Compact"/>
-              <w:jc w:val="left"/>
             </w:pPr>
             <w:r>
               <w:t xml:space="preserve">Todos</w:t>
@@ -491,9 +472,8 @@
           <w:p>
             <w:pPr>
               <w:pStyle w:val="Compact"/>
-              <w:jc w:val="left"/>
-            </w:pPr>
-            <w:hyperlink r:id="rId24">
+            </w:pPr>
+            <w:hyperlink r:id="rId13">
               <w:r>
                 <w:rPr>
                   <w:rStyle w:val="Hyperlink"/>
@@ -508,7 +488,6 @@
           <w:p>
             <w:pPr>
               <w:pStyle w:val="Compact"/>
-              <w:jc w:val="left"/>
             </w:pPr>
             <w:r>
               <w:t xml:space="preserve">StackWise, VSS, MLAG: varios equipos, un cerebro</w:t>
@@ -520,7 +499,6 @@
           <w:p>
             <w:pPr>
               <w:pStyle w:val="Compact"/>
-              <w:jc w:val="left"/>
             </w:pPr>
             <w:r>
               <w:t xml:space="preserve">Clave</w:t>
@@ -534,9 +512,8 @@
           <w:p>
             <w:pPr>
               <w:pStyle w:val="Compact"/>
-              <w:jc w:val="left"/>
-            </w:pPr>
-            <w:hyperlink r:id="rId25">
+            </w:pPr>
+            <w:hyperlink r:id="rId14">
               <w:r>
                 <w:rPr>
                   <w:rStyle w:val="Hyperlink"/>
@@ -551,7 +528,6 @@
           <w:p>
             <w:pPr>
               <w:pStyle w:val="Compact"/>
-              <w:jc w:val="left"/>
             </w:pPr>
             <w:r>
               <w:t xml:space="preserve">HSRP, VRRP, GLBP: la IP virtual</w:t>
@@ -563,7 +539,6 @@
           <w:p>
             <w:pPr>
               <w:pStyle w:val="Compact"/>
-              <w:jc w:val="left"/>
             </w:pPr>
             <w:r>
               <w:t xml:space="preserve">Clave</w:t>
@@ -577,9 +552,8 @@
           <w:p>
             <w:pPr>
               <w:pStyle w:val="Compact"/>
-              <w:jc w:val="left"/>
-            </w:pPr>
-            <w:hyperlink r:id="rId26">
+            </w:pPr>
+            <w:hyperlink r:id="rId15">
               <w:r>
                 <w:rPr>
                   <w:rStyle w:val="Hyperlink"/>
@@ -594,7 +568,6 @@
           <w:p>
             <w:pPr>
               <w:pStyle w:val="Compact"/>
-              <w:jc w:val="left"/>
             </w:pPr>
             <w:r>
               <w:t xml:space="preserve">Configuración, prioridades, preempt y verificación</w:t>
@@ -606,7 +579,6 @@
           <w:p>
             <w:pPr>
               <w:pStyle w:val="Compact"/>
-              <w:jc w:val="left"/>
             </w:pPr>
             <w:r>
               <w:t xml:space="preserve">Avanzado</w:t>
@@ -620,9 +592,8 @@
           <w:p>
             <w:pPr>
               <w:pStyle w:val="Compact"/>
-              <w:jc w:val="left"/>
-            </w:pPr>
-            <w:hyperlink r:id="rId27">
+            </w:pPr>
+            <w:hyperlink r:id="rId16">
               <w:r>
                 <w:rPr>
                   <w:rStyle w:val="Hyperlink"/>
@@ -637,7 +608,6 @@
           <w:p>
             <w:pPr>
               <w:pStyle w:val="Compact"/>
-              <w:jc w:val="left"/>
             </w:pPr>
             <w:r>
               <w:t xml:space="preserve">Rutas flotantes, ECMP, IP SLA y tracking</w:t>
@@ -649,7 +619,6 @@
           <w:p>
             <w:pPr>
               <w:pStyle w:val="Compact"/>
-              <w:jc w:val="left"/>
             </w:pPr>
             <w:r>
               <w:t xml:space="preserve">Avanzado</w:t>
@@ -663,9 +632,8 @@
           <w:p>
             <w:pPr>
               <w:pStyle w:val="Compact"/>
-              <w:jc w:val="left"/>
-            </w:pPr>
-            <w:hyperlink r:id="rId28">
+            </w:pPr>
+            <w:hyperlink r:id="rId17">
               <w:r>
                 <w:rPr>
                   <w:rStyle w:val="Hyperlink"/>
@@ -680,7 +648,6 @@
           <w:p>
             <w:pPr>
               <w:pStyle w:val="Compact"/>
-              <w:jc w:val="left"/>
             </w:pPr>
             <w:r>
               <w:t xml:space="preserve">Backups, servicios duplicados, documentación</w:t>
@@ -692,7 +659,6 @@
           <w:p>
             <w:pPr>
               <w:pStyle w:val="Compact"/>
-              <w:jc w:val="left"/>
             </w:pPr>
             <w:r>
               <w:t xml:space="preserve">Todos</w:t>
@@ -706,9 +672,8 @@
           <w:p>
             <w:pPr>
               <w:pStyle w:val="Compact"/>
-              <w:jc w:val="left"/>
-            </w:pPr>
-            <w:hyperlink r:id="rId29">
+            </w:pPr>
+            <w:hyperlink r:id="rId18">
               <w:r>
                 <w:rPr>
                   <w:rStyle w:val="Hyperlink"/>
@@ -723,7 +688,6 @@
           <w:p>
             <w:pPr>
               <w:pStyle w:val="Compact"/>
-              <w:jc w:val="left"/>
             </w:pPr>
             <w:r>
               <w:t xml:space="preserve">Sé el Paquete, Fireside, Laboratorio, Crucigrama…</w:t>
@@ -735,7 +699,6 @@
           <w:p>
             <w:pPr>
               <w:pStyle w:val="Compact"/>
-              <w:jc w:val="left"/>
             </w:pPr>
             <w:r>
               <w:t xml:space="preserve">Todos</w:t>
@@ -775,8 +738,8 @@
         </w:pict>
       </w:r>
     </w:p>
-    <w:bookmarkEnd w:id="30"/>
-    <w:bookmarkStart w:id="31" w:name="boletines-de-la-unidad"/>
+    <w:bookmarkEnd w:id="19"/>
+    <w:bookmarkStart w:id="20" w:name="boletines-de-la-unidad"/>
     <w:p>
       <w:pPr>
         <w:pStyle w:val="Heading2"/>
@@ -826,8 +789,8 @@
         </w:pict>
       </w:r>
     </w:p>
-    <w:bookmarkEnd w:id="31"/>
-    <w:bookmarkStart w:id="32" w:name="X5739bd94f88a279f0927958c34cafeb15b0bb08"/>
+    <w:bookmarkEnd w:id="20"/>
+    <w:bookmarkStart w:id="21" w:name="X5739bd94f88a279f0927958c34cafeb15b0bb08"/>
     <w:p>
       <w:pPr>
         <w:pStyle w:val="Heading2"/>
@@ -840,7 +803,6 @@
       <w:tblPr>
         <w:tblStyle w:val="Table"/>
         <w:tblW w:type="pct" w:w="5000"/>
-        <w:jc w:val="left"/>
         <w:tblLayout w:type="fixed"/>
         <w:tblLook w:firstRow="1" w:lastRow="0" w:firstColumn="0" w:lastColumn="0" w:noHBand="0" w:noVBand="0" w:val="0020"/>
       </w:tblPr>
@@ -858,7 +820,6 @@
           <w:p>
             <w:pPr>
               <w:pStyle w:val="Compact"/>
-              <w:jc w:val="left"/>
             </w:pPr>
             <w:r>
               <w:t xml:space="preserve">CE</w:t>
@@ -870,7 +831,6 @@
           <w:p>
             <w:pPr>
               <w:pStyle w:val="Compact"/>
-              <w:jc w:val="left"/>
             </w:pPr>
             <w:r>
               <w:t xml:space="preserve">Criterio</w:t>
@@ -882,7 +842,6 @@
           <w:p>
             <w:pPr>
               <w:pStyle w:val="Compact"/>
-              <w:jc w:val="left"/>
             </w:pPr>
             <w:r>
               <w:t xml:space="preserve">Dónde se cubre</w:t>
@@ -896,7 +855,6 @@
           <w:p>
             <w:pPr>
               <w:pStyle w:val="Compact"/>
-              <w:jc w:val="left"/>
             </w:pPr>
             <w:r>
               <w:t xml:space="preserve">RA3</w:t>
@@ -908,7 +866,6 @@
           <w:p>
             <w:pPr>
               <w:pStyle w:val="Compact"/>
-              <w:jc w:val="left"/>
             </w:pPr>
             <w:r>
               <w:t xml:space="preserve">Administra conmutadores estableciendo opciones de configuración para su integración en la red</w:t>
@@ -920,7 +877,6 @@
           <w:p>
             <w:pPr>
               <w:pStyle w:val="Compact"/>
-              <w:jc w:val="left"/>
             </w:pPr>
             <w:r>
               <w:t xml:space="preserve">✅ Puntos 2, 3 y 4 + ⚡ Laboratorio (punto 9)</w:t>
@@ -934,7 +890,6 @@
           <w:p>
             <w:pPr>
               <w:pStyle w:val="Compact"/>
-              <w:jc w:val="left"/>
             </w:pPr>
             <w:r>
               <w:t xml:space="preserve">RA5</w:t>
@@ -946,7 +901,6 @@
           <w:p>
             <w:pPr>
               <w:pStyle w:val="Compact"/>
-              <w:jc w:val="left"/>
             </w:pPr>
             <w:r>
               <w:t xml:space="preserve">Configura redes locales virtuales identificando su campo de aplicación</w:t>
@@ -958,7 +912,6 @@
           <w:p>
             <w:pPr>
               <w:pStyle w:val="Compact"/>
-              <w:jc w:val="left"/>
             </w:pPr>
             <w:r>
               <w:t xml:space="preserve">✅ Puntos 2, 5 y 6 (STP por VLAN y gateways por VLAN)</w:t>
@@ -972,7 +925,6 @@
           <w:p>
             <w:pPr>
               <w:pStyle w:val="Compact"/>
-              <w:jc w:val="left"/>
             </w:pPr>
             <w:r>
               <w:t xml:space="preserve">RA6</w:t>
@@ -984,7 +936,6 @@
           <w:p>
             <w:pPr>
               <w:pStyle w:val="Compact"/>
-              <w:jc w:val="left"/>
             </w:pPr>
             <w:r>
               <w:t xml:space="preserve">Realiza tareas avanzadas de administración de red analizando y utilizando protocolos dinámicos de encaminamiento</w:t>
@@ -996,7 +947,6 @@
           <w:p>
             <w:pPr>
               <w:pStyle w:val="Compact"/>
-              <w:jc w:val="left"/>
             </w:pPr>
             <w:r>
               <w:t xml:space="preserve">✅ Punto 7 (redundancia con OSPF) + 🧠 Atrévete a pensar (punto 9)</w:t>
@@ -1010,7 +960,6 @@
           <w:p>
             <w:pPr>
               <w:pStyle w:val="Compact"/>
-              <w:jc w:val="left"/>
             </w:pPr>
             <w:r>
               <w:t xml:space="preserve">RA1</w:t>
@@ -1022,7 +971,6 @@
           <w:p>
             <w:pPr>
               <w:pStyle w:val="Compact"/>
-              <w:jc w:val="left"/>
             </w:pPr>
             <w:r>
               <w:t xml:space="preserve">Reconoce la estructura de las redes de datos identificando sus elementos y principios de funcionamiento</w:t>
@@ -1034,7 +982,6 @@
           <w:p>
             <w:pPr>
               <w:pStyle w:val="Compact"/>
-              <w:jc w:val="left"/>
             </w:pPr>
             <w:r>
               <w:t xml:space="preserve">✅ Puntos 1 y 8 + 💬 Entrevista (punto 9)</w:t>
@@ -1074,8 +1021,8 @@
         </w:pict>
       </w:r>
     </w:p>
-    <w:bookmarkEnd w:id="32"/>
-    <w:bookmarkStart w:id="34" w:name="por-dónde-empiezo"/>
+    <w:bookmarkEnd w:id="21"/>
+    <w:bookmarkStart w:id="23" w:name="por-dónde-empiezo"/>
     <w:p>
       <w:pPr>
         <w:pStyle w:val="Heading2"/>
@@ -1098,7 +1045,7 @@
       <w:r>
         <w:t xml:space="preserve"> </w:t>
       </w:r>
-      <w:hyperlink r:id="rId33">
+      <w:hyperlink r:id="rId22">
         <w:r>
           <w:rPr>
             <w:rStyle w:val="Hyperlink"/>
@@ -1124,7 +1071,7 @@
       <w:r>
         <w:t xml:space="preserve"> </w:t>
       </w:r>
-      <w:hyperlink r:id="rId25">
+      <w:hyperlink r:id="rId14">
         <w:r>
           <w:rPr>
             <w:rStyle w:val="Hyperlink"/>
@@ -1153,7 +1100,7 @@
       <w:r>
         <w:t xml:space="preserve"> </w:t>
       </w:r>
-      <w:hyperlink r:id="rId21">
+      <w:hyperlink r:id="rId10">
         <w:r>
           <w:rPr>
             <w:rStyle w:val="Hyperlink"/>
@@ -1172,9 +1119,9 @@
         <w:t xml:space="preserve">⏭️ Al acabar la unidad… enhorabuena: has llegado al final del curso. 🏁</w:t>
       </w:r>
     </w:p>
-    <w:bookmarkEnd w:id="34"/>
-    <w:bookmarkEnd w:id="35"/>
-    <w:bookmarkStart w:id="46" w:name="disponibilidad-y-spofs"/>
+    <w:bookmarkEnd w:id="23"/>
+    <w:bookmarkEnd w:id="24"/>
+    <w:bookmarkStart w:id="38" w:name="disponibilidad-y-spofs"/>
     <w:p>
       <w:pPr>
         <w:pStyle w:val="Heading1"/>
@@ -1238,7 +1185,7 @@
         </w:pict>
       </w:r>
     </w:p>
-    <w:bookmarkStart w:id="36" w:name="la-idea-en-una-frase"/>
+    <w:bookmarkStart w:id="25" w:name="la-idea-en-una-frase"/>
     <w:p>
       <w:pPr>
         <w:pStyle w:val="Heading2"/>
@@ -1274,13 +1221,7 @@
         <w:t xml:space="preserve"> </w:t>
       </w:r>
       <w:r>
-        <w:t xml:space="preserve">“</w:t>
-      </w:r>
-      <w:r>
-        <w:t xml:space="preserve">nueves</w:t>
-      </w:r>
-      <w:r>
-        <w:t xml:space="preserve">”</w:t>
+        <w:t xml:space="preserve">“nueves”</w:t>
       </w:r>
       <w:r>
         <w:t xml:space="preserve">) y se pierde por los</w:t>
@@ -1319,8 +1260,8 @@
         </w:pict>
       </w:r>
     </w:p>
-    <w:bookmarkEnd w:id="36"/>
-    <w:bookmarkStart w:id="37" w:name="X3825d0035791b48c418174db89fc7ddd3281d47"/>
+    <w:bookmarkEnd w:id="25"/>
+    <w:bookmarkStart w:id="26" w:name="X3825d0035791b48c418174db89fc7ddd3281d47"/>
     <w:p>
       <w:pPr>
         <w:pStyle w:val="Heading2"/>
@@ -1333,7 +1274,6 @@
       <w:tblPr>
         <w:tblStyle w:val="Table"/>
         <w:tblW w:type="auto" w:w="0"/>
-        <w:jc w:val="left"/>
         <w:tblLook w:firstRow="1" w:lastRow="0" w:firstColumn="0" w:lastColumn="0" w:noHBand="0" w:noVBand="0" w:val="0020"/>
       </w:tblPr>
       <w:tblGrid>
@@ -1350,7 +1290,6 @@
           <w:p>
             <w:pPr>
               <w:pStyle w:val="Compact"/>
-              <w:jc w:val="left"/>
             </w:pPr>
             <w:r>
               <w:t xml:space="preserve">Disponibilidad</w:t>
@@ -1362,7 +1301,6 @@
           <w:p>
             <w:pPr>
               <w:pStyle w:val="Compact"/>
-              <w:jc w:val="left"/>
             </w:pPr>
             <w:r>
               <w:t xml:space="preserve">Alias</w:t>
@@ -1374,7 +1312,6 @@
           <w:p>
             <w:pPr>
               <w:pStyle w:val="Compact"/>
-              <w:jc w:val="left"/>
             </w:pPr>
             <w:r>
               <w:t xml:space="preserve">Parada al año</w:t>
@@ -1388,7 +1325,6 @@
           <w:p>
             <w:pPr>
               <w:pStyle w:val="Compact"/>
-              <w:jc w:val="left"/>
             </w:pPr>
             <w:r>
               <w:t xml:space="preserve">99 %</w:t>
@@ -1400,25 +1336,17 @@
           <w:p>
             <w:pPr>
               <w:pStyle w:val="Compact"/>
-              <w:jc w:val="left"/>
-            </w:pPr>
-            <w:r>
-              <w:t xml:space="preserve">“</w:t>
-            </w:r>
-            <w:r>
-              <w:t xml:space="preserve">dos nueves</w:t>
-            </w:r>
-            <w:r>
-              <w:t xml:space="preserve">”</w:t>
-            </w:r>
-          </w:p>
-        </w:tc>
-        <w:tc>
-          <w:tcPr/>
-          <w:p>
-            <w:pPr>
-              <w:pStyle w:val="Compact"/>
-              <w:jc w:val="left"/>
+            </w:pPr>
+            <w:r>
+              <w:t xml:space="preserve">“dos nueves”</w:t>
+            </w:r>
+          </w:p>
+        </w:tc>
+        <w:tc>
+          <w:tcPr/>
+          <w:p>
+            <w:pPr>
+              <w:pStyle w:val="Compact"/>
             </w:pPr>
             <w:r>
               <w:t xml:space="preserve">3,65 días</w:t>
@@ -1432,7 +1360,6 @@
           <w:p>
             <w:pPr>
               <w:pStyle w:val="Compact"/>
-              <w:jc w:val="left"/>
             </w:pPr>
             <w:r>
               <w:t xml:space="preserve">99,9 %</w:t>
@@ -1444,25 +1371,17 @@
           <w:p>
             <w:pPr>
               <w:pStyle w:val="Compact"/>
-              <w:jc w:val="left"/>
-            </w:pPr>
-            <w:r>
-              <w:t xml:space="preserve">“</w:t>
-            </w:r>
-            <w:r>
-              <w:t xml:space="preserve">tres nueves</w:t>
-            </w:r>
-            <w:r>
-              <w:t xml:space="preserve">”</w:t>
-            </w:r>
-          </w:p>
-        </w:tc>
-        <w:tc>
-          <w:tcPr/>
-          <w:p>
-            <w:pPr>
-              <w:pStyle w:val="Compact"/>
-              <w:jc w:val="left"/>
+            </w:pPr>
+            <w:r>
+              <w:t xml:space="preserve">“tres nueves”</w:t>
+            </w:r>
+          </w:p>
+        </w:tc>
+        <w:tc>
+          <w:tcPr/>
+          <w:p>
+            <w:pPr>
+              <w:pStyle w:val="Compact"/>
             </w:pPr>
             <w:r>
               <w:t xml:space="preserve">8,8 horas</w:t>
@@ -1476,7 +1395,6 @@
           <w:p>
             <w:pPr>
               <w:pStyle w:val="Compact"/>
-              <w:jc w:val="left"/>
             </w:pPr>
             <w:r>
               <w:t xml:space="preserve">99,99 %</w:t>
@@ -1488,25 +1406,17 @@
           <w:p>
             <w:pPr>
               <w:pStyle w:val="Compact"/>
-              <w:jc w:val="left"/>
-            </w:pPr>
-            <w:r>
-              <w:t xml:space="preserve">“</w:t>
-            </w:r>
-            <w:r>
-              <w:t xml:space="preserve">cuatro nueves</w:t>
-            </w:r>
-            <w:r>
-              <w:t xml:space="preserve">”</w:t>
-            </w:r>
-          </w:p>
-        </w:tc>
-        <w:tc>
-          <w:tcPr/>
-          <w:p>
-            <w:pPr>
-              <w:pStyle w:val="Compact"/>
-              <w:jc w:val="left"/>
+            </w:pPr>
+            <w:r>
+              <w:t xml:space="preserve">“cuatro nueves”</w:t>
+            </w:r>
+          </w:p>
+        </w:tc>
+        <w:tc>
+          <w:tcPr/>
+          <w:p>
+            <w:pPr>
+              <w:pStyle w:val="Compact"/>
             </w:pPr>
             <w:r>
               <w:t xml:space="preserve">52,6 minutos</w:t>
@@ -1520,7 +1430,6 @@
           <w:p>
             <w:pPr>
               <w:pStyle w:val="Compact"/>
-              <w:jc w:val="left"/>
             </w:pPr>
             <w:r>
               <w:t xml:space="preserve">99,999 %</w:t>
@@ -1532,25 +1441,17 @@
           <w:p>
             <w:pPr>
               <w:pStyle w:val="Compact"/>
-              <w:jc w:val="left"/>
-            </w:pPr>
-            <w:r>
-              <w:t xml:space="preserve">“</w:t>
-            </w:r>
-            <w:r>
-              <w:t xml:space="preserve">cinco nueves</w:t>
-            </w:r>
-            <w:r>
-              <w:t xml:space="preserve">”</w:t>
-            </w:r>
-          </w:p>
-        </w:tc>
-        <w:tc>
-          <w:tcPr/>
-          <w:p>
-            <w:pPr>
-              <w:pStyle w:val="Compact"/>
-              <w:jc w:val="left"/>
+            </w:pPr>
+            <w:r>
+              <w:t xml:space="preserve">“cinco nueves”</w:t>
+            </w:r>
+          </w:p>
+        </w:tc>
+        <w:tc>
+          <w:tcPr/>
+          <w:p>
+            <w:pPr>
+              <w:pStyle w:val="Compact"/>
             </w:pPr>
             <w:r>
               <w:t xml:space="preserve">5,3 minutos</w:t>
@@ -1570,13 +1471,7 @@
         <w:t xml:space="preserve"> </w:t>
       </w:r>
       <w:r>
-        <w:t xml:space="preserve">“</w:t>
-      </w:r>
-      <w:r>
-        <w:t xml:space="preserve">nueve</w:t>
-      </w:r>
-      <w:r>
-        <w:t xml:space="preserve">”</w:t>
+        <w:t xml:space="preserve">“nueve”</w:t>
       </w:r>
       <w:r>
         <w:t xml:space="preserve"> </w:t>
@@ -1588,13 +1483,7 @@
         <w:t xml:space="preserve"> </w:t>
       </w:r>
       <w:r>
-        <w:t xml:space="preserve">“</w:t>
-      </w:r>
-      <w:r>
-        <w:t xml:space="preserve">¿cómo consigo cinco nueves?</w:t>
-      </w:r>
-      <w:r>
-        <w:t xml:space="preserve">”</w:t>
+        <w:t xml:space="preserve">“¿cómo consigo cinco nueves?”</w:t>
       </w:r>
       <w:r>
         <w:t xml:space="preserve"> </w:t>
@@ -1610,21 +1499,7 @@
           <w:b/>
           <w:bCs/>
         </w:rPr>
-        <w:t xml:space="preserve">“</w:t>
-      </w:r>
-      <w:r>
-        <w:rPr>
-          <w:b/>
-          <w:bCs/>
-        </w:rPr>
-        <w:t xml:space="preserve">¿cuánto cuesta cada hora parada en MI negocio?</w:t>
-      </w:r>
-      <w:r>
-        <w:rPr>
-          <w:b/>
-          <w:bCs/>
-        </w:rPr>
-        <w:t xml:space="preserve">”</w:t>
+        <w:t xml:space="preserve">“¿cuánto cuesta cada hora parada en MI negocio?”</w:t>
       </w:r>
       <w:r>
         <w:t xml:space="preserve">: si la respuesta es</w:t>
@@ -1633,13 +1508,7 @@
         <w:t xml:space="preserve"> </w:t>
       </w:r>
       <w:r>
-        <w:t xml:space="preserve">“</w:t>
-      </w:r>
-      <w:r>
-        <w:t xml:space="preserve">poco</w:t>
-      </w:r>
-      <w:r>
-        <w:t xml:space="preserve">”</w:t>
+        <w:t xml:space="preserve">“poco”</w:t>
       </w:r>
       <w:r>
         <w:t xml:space="preserve">, con tres nueves y buen backup basta.</w:t>
@@ -1689,8 +1558,8 @@
         </w:pict>
       </w:r>
     </w:p>
-    <w:bookmarkEnd w:id="37"/>
-    <w:bookmarkStart w:id="38" w:name="dónde-se-esconden-los-spofs"/>
+    <w:bookmarkEnd w:id="26"/>
+    <w:bookmarkStart w:id="27" w:name="dónde-se-esconden-los-spofs"/>
     <w:p>
       <w:pPr>
         <w:pStyle w:val="Heading2"/>
@@ -1711,7 +1580,6 @@
       <w:tblPr>
         <w:tblStyle w:val="Table"/>
         <w:tblW w:type="pct" w:w="5000"/>
-        <w:jc w:val="left"/>
         <w:tblLayout w:type="fixed"/>
         <w:tblLook w:firstRow="1" w:lastRow="0" w:firstColumn="0" w:lastColumn="0" w:noHBand="0" w:noVBand="0" w:val="0020"/>
       </w:tblPr>
@@ -1729,7 +1597,6 @@
           <w:p>
             <w:pPr>
               <w:pStyle w:val="Compact"/>
-              <w:jc w:val="left"/>
             </w:pPr>
             <w:r>
               <w:t xml:space="preserve">Capa</w:t>
@@ -1741,7 +1608,6 @@
           <w:p>
             <w:pPr>
               <w:pStyle w:val="Compact"/>
-              <w:jc w:val="left"/>
             </w:pPr>
             <w:r>
               <w:t xml:space="preserve">SPOF típico</w:t>
@@ -1753,7 +1619,6 @@
           <w:p>
             <w:pPr>
               <w:pStyle w:val="Compact"/>
-              <w:jc w:val="left"/>
             </w:pPr>
             <w:r>
               <w:t xml:space="preserve">Plan B</w:t>
@@ -1767,7 +1632,6 @@
           <w:p>
             <w:pPr>
               <w:pStyle w:val="Compact"/>
-              <w:jc w:val="left"/>
             </w:pPr>
             <w:r>
               <w:t xml:space="preserve">Física</w:t>
@@ -1779,7 +1643,6 @@
           <w:p>
             <w:pPr>
               <w:pStyle w:val="Compact"/>
-              <w:jc w:val="left"/>
             </w:pPr>
             <w:r>
               <w:t xml:space="preserve">Un cable, un conector, un latiguillo que pisa la silla</w:t>
@@ -1791,7 +1654,6 @@
           <w:p>
             <w:pPr>
               <w:pStyle w:val="Compact"/>
-              <w:jc w:val="left"/>
             </w:pPr>
             <w:r>
               <w:t xml:space="preserve">Cables duplicados, EtherChannel</w:t>
@@ -1805,7 +1667,6 @@
           <w:p>
             <w:pPr>
               <w:pStyle w:val="Compact"/>
-              <w:jc w:val="left"/>
             </w:pPr>
             <w:r>
               <w:t xml:space="preserve">Enlace</w:t>
@@ -1817,7 +1678,6 @@
           <w:p>
             <w:pPr>
               <w:pStyle w:val="Compact"/>
-              <w:jc w:val="left"/>
             </w:pPr>
             <w:r>
               <w:t xml:space="preserve">Un único uplink del switch de planta</w:t>
@@ -1829,7 +1689,6 @@
           <w:p>
             <w:pPr>
               <w:pStyle w:val="Compact"/>
-              <w:jc w:val="left"/>
             </w:pPr>
             <w:r>
               <w:t xml:space="preserve">Dos uplinks a switches distintos</w:t>
@@ -1843,7 +1702,6 @@
           <w:p>
             <w:pPr>
               <w:pStyle w:val="Compact"/>
-              <w:jc w:val="left"/>
             </w:pPr>
             <w:r>
               <w:t xml:space="preserve">Equipo</w:t>
@@ -1855,7 +1713,6 @@
           <w:p>
             <w:pPr>
               <w:pStyle w:val="Compact"/>
-              <w:jc w:val="left"/>
             </w:pPr>
             <w:r>
               <w:t xml:space="preserve">El switch de distribución (si muere, muere la planta)</w:t>
@@ -1867,7 +1724,6 @@
           <w:p>
             <w:pPr>
               <w:pStyle w:val="Compact"/>
-              <w:jc w:val="left"/>
             </w:pPr>
             <w:r>
               <w:t xml:space="preserve">Stacking o dos switches paralelos</w:t>
@@ -1881,7 +1737,6 @@
           <w:p>
             <w:pPr>
               <w:pStyle w:val="Compact"/>
-              <w:jc w:val="left"/>
             </w:pPr>
             <w:r>
               <w:t xml:space="preserve">Gateway</w:t>
@@ -1893,7 +1748,6 @@
           <w:p>
             <w:pPr>
               <w:pStyle w:val="Compact"/>
-              <w:jc w:val="left"/>
             </w:pPr>
             <w:r>
               <w:t xml:space="preserve">El router que da salida (si muere, nadie navega)</w:t>
@@ -1905,7 +1759,6 @@
           <w:p>
             <w:pPr>
               <w:pStyle w:val="Compact"/>
-              <w:jc w:val="left"/>
             </w:pPr>
             <w:r>
               <w:t xml:space="preserve">HSRP/VRRP</w:t>
@@ -1919,7 +1772,6 @@
           <w:p>
             <w:pPr>
               <w:pStyle w:val="Compact"/>
-              <w:jc w:val="left"/>
             </w:pPr>
             <w:r>
               <w:t xml:space="preserve">Ruta</w:t>
@@ -1931,7 +1783,6 @@
           <w:p>
             <w:pPr>
               <w:pStyle w:val="Compact"/>
-              <w:jc w:val="left"/>
             </w:pPr>
             <w:r>
               <w:t xml:space="preserve">La única salida a Internet</w:t>
@@ -1943,7 +1794,6 @@
           <w:p>
             <w:pPr>
               <w:pStyle w:val="Compact"/>
-              <w:jc w:val="left"/>
             </w:pPr>
             <w:r>
               <w:t xml:space="preserve">Dos ISPs con rutas flotantes</w:t>
@@ -1957,7 +1807,6 @@
           <w:p>
             <w:pPr>
               <w:pStyle w:val="Compact"/>
-              <w:jc w:val="left"/>
             </w:pPr>
             <w:r>
               <w:t xml:space="preserve">Servicio</w:t>
@@ -1969,7 +1818,6 @@
           <w:p>
             <w:pPr>
               <w:pStyle w:val="Compact"/>
-              <w:jc w:val="left"/>
             </w:pPr>
             <w:r>
               <w:t xml:space="preserve">Un solo servidor DHCP/DNS</w:t>
@@ -1981,7 +1829,6 @@
           <w:p>
             <w:pPr>
               <w:pStyle w:val="Compact"/>
-              <w:jc w:val="left"/>
             </w:pPr>
             <w:r>
               <w:t xml:space="preserve">Servidor secundario, DHCP failover</w:t>
@@ -1995,7 +1842,6 @@
           <w:p>
             <w:pPr>
               <w:pStyle w:val="Compact"/>
-              <w:jc w:val="left"/>
             </w:pPr>
             <w:r>
               <w:t xml:space="preserve">Eléctrica</w:t>
@@ -2007,7 +1853,6 @@
           <w:p>
             <w:pPr>
               <w:pStyle w:val="Compact"/>
-              <w:jc w:val="left"/>
             </w:pPr>
             <w:r>
               <w:t xml:space="preserve">El único circuito, un solo SAI</w:t>
@@ -2019,7 +1864,6 @@
           <w:p>
             <w:pPr>
               <w:pStyle w:val="Compact"/>
-              <w:jc w:val="left"/>
             </w:pPr>
             <w:r>
               <w:t xml:space="preserve">Doble alimentación, SAI, generador</w:t>
@@ -2033,7 +1877,6 @@
           <w:p>
             <w:pPr>
               <w:pStyle w:val="Compact"/>
-              <w:jc w:val="left"/>
             </w:pPr>
             <w:r>
               <w:t xml:space="preserve">Humana</w:t>
@@ -2045,25 +1888,17 @@
           <w:p>
             <w:pPr>
               <w:pStyle w:val="Compact"/>
-              <w:jc w:val="left"/>
-            </w:pPr>
-            <w:r>
-              <w:t xml:space="preserve">“</w:t>
-            </w:r>
-            <w:r>
-              <w:t xml:space="preserve">La config solo la sabe quien la hizo</w:t>
-            </w:r>
-            <w:r>
-              <w:t xml:space="preserve">”</w:t>
-            </w:r>
-          </w:p>
-        </w:tc>
-        <w:tc>
-          <w:tcPr/>
-          <w:p>
-            <w:pPr>
-              <w:pStyle w:val="Compact"/>
-              <w:jc w:val="left"/>
+            </w:pPr>
+            <w:r>
+              <w:t xml:space="preserve">“La config solo la sabe quien la hizo”</w:t>
+            </w:r>
+          </w:p>
+        </w:tc>
+        <w:tc>
+          <w:tcPr/>
+          <w:p>
+            <w:pPr>
+              <w:pStyle w:val="Compact"/>
             </w:pPr>
             <w:r>
               <w:t xml:space="preserve">Documentación + backups de configuración</w:t>
@@ -2116,8 +1951,8 @@
         </w:pict>
       </w:r>
     </w:p>
-    <w:bookmarkEnd w:id="38"/>
-    <w:bookmarkStart w:id="39" w:name="X51e64f3d9de2a7db89cd1e49374354707011b52"/>
+    <w:bookmarkEnd w:id="27"/>
+    <w:bookmarkStart w:id="28" w:name="X51e64f3d9de2a7db89cd1e49374354707011b52"/>
     <w:p>
       <w:pPr>
         <w:pStyle w:val="Heading2"/>
@@ -2219,13 +2054,7 @@
         <w:t xml:space="preserve"> </w:t>
       </w:r>
       <w:r>
-        <w:t xml:space="preserve">“</w:t>
-      </w:r>
-      <w:r>
-        <w:t xml:space="preserve">HA</w:t>
-      </w:r>
-      <w:r>
-        <w:t xml:space="preserve">”</w:t>
+        <w:t xml:space="preserve">“HA”</w:t>
       </w:r>
       <w:r>
         <w:t xml:space="preserve"> </w:t>
@@ -2260,8 +2089,8 @@
         </w:pict>
       </w:r>
     </w:p>
-    <w:bookmarkEnd w:id="39"/>
-    <w:bookmarkStart w:id="40" w:name="Xbf717e0044977e8ad9d95e2cb9ad758427cca17"/>
+    <w:bookmarkEnd w:id="28"/>
+    <w:bookmarkStart w:id="32" w:name="Xbf717e0044977e8ad9d95e2cb9ad758427cca17"/>
     <w:p>
       <w:pPr>
         <w:pStyle w:val="Heading2"/>
@@ -2293,67 +2122,66 @@
     </w:p>
     <w:p>
       <w:pPr>
-        <w:pStyle w:val="SourceCode"/>
-      </w:pPr>
-      <w:r>
-        <w:rPr>
-          <w:rStyle w:val="VerbatimChar"/>
-        </w:rPr>
-        <w:t xml:space="preserve">              [Router R1]───[Router R2]      ← HSRP (gateway virtual)</w:t>
-      </w:r>
-      <w:r>
-        <w:br/>
-      </w:r>
-      <w:r>
-        <w:rPr>
-          <w:rStyle w:val="VerbatimChar"/>
-        </w:rPr>
-        <w:t xml:space="preserve">                   │              │</w:t>
-      </w:r>
-      <w:r>
-        <w:br/>
-      </w:r>
-      <w:r>
-        <w:rPr>
-          <w:rStyle w:val="VerbatimChar"/>
-        </w:rPr>
-        <w:t xml:space="preserve">              [Switch SW1]───[Switch SW2]     ← stack o dos equipos</w:t>
-      </w:r>
-      <w:r>
-        <w:br/>
-      </w:r>
-      <w:r>
-        <w:rPr>
-          <w:rStyle w:val="VerbatimChar"/>
-        </w:rPr>
-        <w:t xml:space="preserve">                ║ (EtherChannel) ║</w:t>
-      </w:r>
-      <w:r>
-        <w:br/>
-      </w:r>
-      <w:r>
-        <w:rPr>
-          <w:rStyle w:val="VerbatimChar"/>
-        </w:rPr>
-        <w:t xml:space="preserve">              [Switch SW3]───[Switch SW4]     ← acceso, doble uplink</w:t>
-      </w:r>
-      <w:r>
-        <w:br/>
-      </w:r>
-      <w:r>
-        <w:rPr>
-          <w:rStyle w:val="VerbatimChar"/>
-        </w:rPr>
-        <w:t xml:space="preserve">                 │              │</w:t>
-      </w:r>
-      <w:r>
-        <w:br/>
-      </w:r>
-      <w:r>
-        <w:rPr>
-          <w:rStyle w:val="VerbatimChar"/>
-        </w:rPr>
-        <w:t xml:space="preserve">               PCs            PCs             ← cada PC, dos caminos</w:t>
+        <w:pStyle w:val="CaptionedFigure"/>
+      </w:pPr>
+      <w:r>
+        <w:drawing>
+          <wp:inline>
+            <wp:extent cx="5334000" cy="3792184"/>
+            <wp:effectExtent b="0" l="0" r="0" t="0"/>
+            <wp:docPr descr="Redundancia por capas: R1-R2 (HSRP), SW1-SW2 (stack), SW3-SW4 con doble uplink a PCs" title="" id="30" name="Picture"/>
+            <a:graphic>
+              <a:graphicData uri="http://schemas.openxmlformats.org/drawingml/2006/picture">
+                <pic:pic>
+                  <pic:nvPicPr>
+                    <pic:cNvPr descr="public/diagrams/u13-redundancia-capas.svg" id="31" name="Picture"/>
+                    <pic:cNvPicPr>
+                      <a:picLocks noChangeArrowheads="1" noChangeAspect="1"/>
+                    </pic:cNvPicPr>
+                  </pic:nvPicPr>
+                  <pic:blipFill>
+                    <a:blip>
+                      <a:extLst>
+                        <a:ext uri="{28A0092B-C50C-407E-A947-70E740481C1C}">
+                          <a14:useLocalDpi xmlns:a14="http://schemas.microsoft.com/office/drawing/2010/main" val="0"/>
+                        </a:ext>
+                        <a:ext uri="{96DAC541-7B7A-43D3-8B79-37D633B846F1}">
+                          <asvg:svgBlip xmlns:asvg="http://schemas.microsoft.com/office/drawing/2016/SVG/main" r:embed="rId29"/>
+                        </a:ext>
+                      </a:extLst>
+                    </a:blip>
+                    <a:stretch>
+                      <a:fillRect/>
+                    </a:stretch>
+                  </pic:blipFill>
+                  <pic:spPr bwMode="auto">
+                    <a:xfrm>
+                      <a:off x="0" y="0"/>
+                      <a:ext cx="5334000" cy="3792184"/>
+                    </a:xfrm>
+                    <a:prstGeom prst="rect">
+                      <a:avLst/>
+                    </a:prstGeom>
+                    <a:noFill/>
+                    <a:ln w="9525">
+                      <a:noFill/>
+                      <a:headEnd/>
+                      <a:tailEnd/>
+                    </a:ln>
+                  </pic:spPr>
+                </pic:pic>
+              </a:graphicData>
+            </a:graphic>
+          </wp:inline>
+        </w:drawing>
+      </w:r>
+    </w:p>
+    <w:p>
+      <w:pPr>
+        <w:pStyle w:val="ImageCaption"/>
+      </w:pPr>
+      <w:r>
+        <w:t xml:space="preserve">Redundancia por capas: R1-R2 (HSRP), SW1-SW2 (stack), SW3-SW4 con doble uplink a PCs</w:t>
       </w:r>
     </w:p>
     <w:p>
@@ -2454,7 +2282,7 @@
       <w:r>
         <w:t xml:space="preserve"> </w:t>
       </w:r>
-      <w:hyperlink r:id="rId22">
+      <w:hyperlink r:id="rId11">
         <w:r>
           <w:rPr>
             <w:rStyle w:val="Hyperlink"/>
@@ -2468,7 +2296,7 @@
       <w:r>
         <w:t xml:space="preserve"> </w:t>
       </w:r>
-      <w:hyperlink r:id="rId23">
+      <w:hyperlink r:id="rId12">
         <w:r>
           <w:rPr>
             <w:rStyle w:val="Hyperlink"/>
@@ -2482,7 +2310,7 @@
       <w:r>
         <w:t xml:space="preserve"> </w:t>
       </w:r>
-      <w:hyperlink r:id="rId24">
+      <w:hyperlink r:id="rId13">
         <w:r>
           <w:rPr>
             <w:rStyle w:val="Hyperlink"/>
@@ -2496,7 +2324,7 @@
       <w:r>
         <w:t xml:space="preserve"> </w:t>
       </w:r>
-      <w:hyperlink r:id="rId25">
+      <w:hyperlink r:id="rId14">
         <w:r>
           <w:rPr>
             <w:rStyle w:val="Hyperlink"/>
@@ -2513,7 +2341,7 @@
       <w:r>
         <w:t xml:space="preserve"> </w:t>
       </w:r>
-      <w:hyperlink r:id="rId27">
+      <w:hyperlink r:id="rId16">
         <w:r>
           <w:rPr>
             <w:rStyle w:val="Hyperlink"/>
@@ -2532,8 +2360,8 @@
         </w:pict>
       </w:r>
     </w:p>
-    <w:bookmarkEnd w:id="40"/>
-    <w:bookmarkStart w:id="41" w:name="Xa3c71687b1848e40beee2532e7a17a2028dbb36"/>
+    <w:bookmarkEnd w:id="32"/>
+    <w:bookmarkStart w:id="33" w:name="Xa3c71687b1848e40beee2532e7a17a2028dbb36"/>
     <w:p>
       <w:pPr>
         <w:pStyle w:val="Heading2"/>
@@ -2545,13 +2373,7 @@
         <w:t xml:space="preserve"> </w:t>
       </w:r>
       <w:r>
-        <w:t xml:space="preserve">“</w:t>
-      </w:r>
-      <w:r>
-        <w:t xml:space="preserve">No necesito redundancia, mi equipo nunca falla</w:t>
-      </w:r>
-      <w:r>
-        <w:t xml:space="preserve">”</w:t>
+        <w:t xml:space="preserve">“No necesito redundancia, mi equipo nunca falla”</w:t>
       </w:r>
     </w:p>
     <w:p>
@@ -2611,13 +2433,7 @@
         <w:t xml:space="preserve"> </w:t>
       </w:r>
       <w:r>
-        <w:t xml:space="preserve">“</w:t>
-      </w:r>
-      <w:r>
-        <w:t xml:space="preserve">redundancia</w:t>
-      </w:r>
-      <w:r>
-        <w:t xml:space="preserve">”</w:t>
+        <w:t xml:space="preserve">“redundancia”</w:t>
       </w:r>
       <w:r>
         <w:t xml:space="preserve"> </w:t>
@@ -2660,13 +2476,7 @@
         <w:t xml:space="preserve"> </w:t>
       </w:r>
       <w:r>
-        <w:t xml:space="preserve">“</w:t>
-      </w:r>
-      <w:r>
-        <w:t xml:space="preserve">¿si ESTO muere, qué deja de funcionar?</w:t>
-      </w:r>
-      <w:r>
-        <w:t xml:space="preserve">”</w:t>
+        <w:t xml:space="preserve">“¿si ESTO muere, qué deja de funcionar?”</w:t>
       </w:r>
       <w:r>
         <w:t xml:space="preserve"> </w:t>
@@ -2682,8 +2492,8 @@
         </w:pict>
       </w:r>
     </w:p>
-    <w:bookmarkEnd w:id="41"/>
-    <w:bookmarkStart w:id="42" w:name="mini-chequeo"/>
+    <w:bookmarkEnd w:id="33"/>
+    <w:bookmarkStart w:id="34" w:name="mini-chequeo"/>
     <w:p>
       <w:pPr>
         <w:pStyle w:val="Heading2"/>
@@ -2865,8 +2675,8 @@
         </w:pict>
       </w:r>
     </w:p>
-    <w:bookmarkEnd w:id="42"/>
-    <w:bookmarkStart w:id="43" w:name="resumen-en-3-frases"/>
+    <w:bookmarkEnd w:id="34"/>
+    <w:bookmarkStart w:id="35" w:name="resumen-en-3-frases"/>
     <w:p>
       <w:pPr>
         <w:pStyle w:val="Heading2"/>
@@ -2934,13 +2744,7 @@
         <w:t xml:space="preserve"> </w:t>
       </w:r>
       <w:r>
-        <w:t xml:space="preserve">“</w:t>
-      </w:r>
-      <w:r>
-        <w:t xml:space="preserve">¿si esto muere, qué deja de funcionar?</w:t>
-      </w:r>
-      <w:r>
-        <w:t xml:space="preserve">”</w:t>
+        <w:t xml:space="preserve">“¿si esto muere, qué deja de funcionar?”</w:t>
       </w:r>
       <w:r>
         <w:t xml:space="preserve"> </w:t>
@@ -2974,8 +2778,8 @@
         <w:t xml:space="preserve">: detección automática, conmutación sin manos y procedimientos documentados.</w:t>
       </w:r>
     </w:p>
-    <w:bookmarkEnd w:id="43"/>
-    <w:bookmarkStart w:id="45" w:name="vocabulario-rápido"/>
+    <w:bookmarkEnd w:id="35"/>
+    <w:bookmarkStart w:id="37" w:name="vocabulario-rápido"/>
     <w:p>
       <w:pPr>
         <w:pStyle w:val="Heading2"/>
@@ -2988,7 +2792,6 @@
       <w:tblPr>
         <w:tblStyle w:val="Table"/>
         <w:tblW w:type="auto" w:w="0"/>
-        <w:jc w:val="left"/>
         <w:tblLook w:firstRow="1" w:lastRow="0" w:firstColumn="0" w:lastColumn="0" w:noHBand="0" w:noVBand="0" w:val="0020"/>
       </w:tblPr>
       <w:tblGrid>
@@ -3004,7 +2807,6 @@
           <w:p>
             <w:pPr>
               <w:pStyle w:val="Compact"/>
-              <w:jc w:val="left"/>
             </w:pPr>
             <w:r>
               <w:t xml:space="preserve">Término</w:t>
@@ -3016,7 +2818,6 @@
           <w:p>
             <w:pPr>
               <w:pStyle w:val="Compact"/>
-              <w:jc w:val="left"/>
             </w:pPr>
             <w:r>
               <w:t xml:space="preserve">Idea general</w:t>
@@ -3030,7 +2831,6 @@
           <w:p>
             <w:pPr>
               <w:pStyle w:val="Compact"/>
-              <w:jc w:val="left"/>
             </w:pPr>
             <w:r>
               <w:t xml:space="preserve">SPOF</w:t>
@@ -3042,7 +2842,6 @@
           <w:p>
             <w:pPr>
               <w:pStyle w:val="Compact"/>
-              <w:jc w:val="left"/>
             </w:pPr>
             <w:r>
               <w:t xml:space="preserve">Punto único de fallo</w:t>
@@ -3056,7 +2855,6 @@
           <w:p>
             <w:pPr>
               <w:pStyle w:val="Compact"/>
-              <w:jc w:val="left"/>
             </w:pPr>
             <w:r>
               <w:t xml:space="preserve">Nueves</w:t>
@@ -3068,7 +2866,6 @@
           <w:p>
             <w:pPr>
               <w:pStyle w:val="Compact"/>
-              <w:jc w:val="left"/>
             </w:pPr>
             <w:r>
               <w:t xml:space="preserve">Decimales de disponibilidad (99,99 %…)</w:t>
@@ -3082,7 +2879,6 @@
           <w:p>
             <w:pPr>
               <w:pStyle w:val="Compact"/>
-              <w:jc w:val="left"/>
             </w:pPr>
             <w:r>
               <w:t xml:space="preserve">MTBF / MTTR</w:t>
@@ -3094,7 +2890,6 @@
           <w:p>
             <w:pPr>
               <w:pStyle w:val="Compact"/>
-              <w:jc w:val="left"/>
             </w:pPr>
             <w:r>
               <w:t xml:space="preserve">Tiempo entre fallos / tiempo de reparación</w:t>
@@ -3108,7 +2903,6 @@
           <w:p>
             <w:pPr>
               <w:pStyle w:val="Compact"/>
-              <w:jc w:val="left"/>
             </w:pPr>
             <w:r>
               <w:t xml:space="preserve">Failover</w:t>
@@ -3120,7 +2914,6 @@
           <w:p>
             <w:pPr>
               <w:pStyle w:val="Compact"/>
-              <w:jc w:val="left"/>
             </w:pPr>
             <w:r>
               <w:t xml:space="preserve">Conmutación automática al plan B</w:t>
@@ -3134,7 +2927,6 @@
           <w:p>
             <w:pPr>
               <w:pStyle w:val="Compact"/>
-              <w:jc w:val="left"/>
             </w:pPr>
             <w:r>
               <w:t xml:space="preserve">Redundancia N+1</w:t>
@@ -3146,7 +2938,6 @@
           <w:p>
             <w:pPr>
               <w:pStyle w:val="Compact"/>
-              <w:jc w:val="left"/>
             </w:pPr>
             <w:r>
               <w:t xml:space="preserve">Un equipo de repuesto por encima del mínimo</w:t>
@@ -3172,7 +2963,7 @@
       <w:r>
         <w:t xml:space="preserve"> </w:t>
       </w:r>
-      <w:hyperlink r:id="rId44">
+      <w:hyperlink r:id="rId36">
         <w:r>
           <w:rPr>
             <w:rStyle w:val="Hyperlink"/>
@@ -3199,7 +2990,7 @@
       <w:r>
         <w:t xml:space="preserve"> </w:t>
       </w:r>
-      <w:hyperlink r:id="rId44">
+      <w:hyperlink r:id="rId36">
         <w:r>
           <w:rPr>
             <w:rStyle w:val="Hyperlink"/>
@@ -3226,7 +3017,7 @@
       <w:r>
         <w:t xml:space="preserve"> </w:t>
       </w:r>
-      <w:hyperlink r:id="rId22">
+      <w:hyperlink r:id="rId11">
         <w:r>
           <w:rPr>
             <w:rStyle w:val="Hyperlink"/>
@@ -3235,9 +3026,9 @@
         </w:r>
       </w:hyperlink>
     </w:p>
-    <w:bookmarkEnd w:id="45"/>
-    <w:bookmarkEnd w:id="46"/>
-    <w:bookmarkStart w:id="56" w:name="stp-redundancia-sin-bucles"/>
+    <w:bookmarkEnd w:id="37"/>
+    <w:bookmarkEnd w:id="38"/>
+    <w:bookmarkStart w:id="48" w:name="stp-redundancia-sin-bucles"/>
     <w:p>
       <w:pPr>
         <w:pStyle w:val="Heading1"/>
@@ -3301,7 +3092,7 @@
         </w:pict>
       </w:r>
     </w:p>
-    <w:bookmarkStart w:id="48" w:name="la-idea-en-una-frase-1"/>
+    <w:bookmarkStart w:id="40" w:name="la-idea-en-una-frase-1"/>
     <w:p>
       <w:pPr>
         <w:pStyle w:val="Heading2"/>
@@ -3344,7 +3135,7 @@
       <w:r>
         <w:t xml:space="preserve"> </w:t>
       </w:r>
-      <w:hyperlink r:id="rId47">
+      <w:hyperlink r:id="rId39">
         <w:r>
           <w:rPr>
             <w:rStyle w:val="Hyperlink"/>
@@ -3366,8 +3157,8 @@
         </w:pict>
       </w:r>
     </w:p>
-    <w:bookmarkEnd w:id="48"/>
-    <w:bookmarkStart w:id="49" w:name="X027de219e95e8fdabd29f79c2505ca623511a5f"/>
+    <w:bookmarkEnd w:id="40"/>
+    <w:bookmarkStart w:id="41" w:name="X027de219e95e8fdabd29f79c2505ca623511a5f"/>
     <w:p>
       <w:pPr>
         <w:pStyle w:val="Heading2"/>
@@ -3483,8 +3274,8 @@
         </w:pict>
       </w:r>
     </w:p>
-    <w:bookmarkEnd w:id="49"/>
-    <w:bookmarkStart w:id="50" w:name="Xb43944adcfeed94aa2c41396c0cda5394485d97"/>
+    <w:bookmarkEnd w:id="41"/>
+    <w:bookmarkStart w:id="42" w:name="Xb43944adcfeed94aa2c41396c0cda5394485d97"/>
     <w:p>
       <w:pPr>
         <w:pStyle w:val="Heading2"/>
@@ -3613,8 +3404,8 @@
         </w:pict>
       </w:r>
     </w:p>
-    <w:bookmarkEnd w:id="50"/>
-    <w:bookmarkStart w:id="51" w:name="las-protecciones-que-un-diseño-ha-exige"/>
+    <w:bookmarkEnd w:id="42"/>
+    <w:bookmarkStart w:id="43" w:name="las-protecciones-que-un-diseño-ha-exige"/>
     <w:p>
       <w:pPr>
         <w:pStyle w:val="Heading2"/>
@@ -3627,7 +3418,6 @@
       <w:tblPr>
         <w:tblStyle w:val="Table"/>
         <w:tblW w:type="pct" w:w="5000"/>
-        <w:jc w:val="left"/>
         <w:tblLayout w:type="fixed"/>
         <w:tblLook w:firstRow="1" w:lastRow="0" w:firstColumn="0" w:lastColumn="0" w:noHBand="0" w:noVBand="0" w:val="0020"/>
       </w:tblPr>
@@ -3645,7 +3435,6 @@
           <w:p>
             <w:pPr>
               <w:pStyle w:val="Compact"/>
-              <w:jc w:val="left"/>
             </w:pPr>
             <w:r>
               <w:t xml:space="preserve">Protección</w:t>
@@ -3657,7 +3446,6 @@
           <w:p>
             <w:pPr>
               <w:pStyle w:val="Compact"/>
-              <w:jc w:val="left"/>
             </w:pPr>
             <w:r>
               <w:t xml:space="preserve">Dónde</w:t>
@@ -3669,7 +3457,6 @@
           <w:p>
             <w:pPr>
               <w:pStyle w:val="Compact"/>
-              <w:jc w:val="left"/>
             </w:pPr>
             <w:r>
               <w:t xml:space="preserve">Qué hace</w:t>
@@ -3683,7 +3470,6 @@
           <w:p>
             <w:pPr>
               <w:pStyle w:val="Compact"/>
-              <w:jc w:val="left"/>
             </w:pPr>
             <w:r>
               <w:rPr>
@@ -3699,7 +3485,6 @@
           <w:p>
             <w:pPr>
               <w:pStyle w:val="Compact"/>
-              <w:jc w:val="left"/>
             </w:pPr>
             <w:r>
               <w:t xml:space="preserve">Puertos hacia PCs</w:t>
@@ -3711,7 +3496,6 @@
           <w:p>
             <w:pPr>
               <w:pStyle w:val="Compact"/>
-              <w:jc w:val="left"/>
             </w:pPr>
             <w:r>
               <w:t xml:space="preserve">Salta listening/learning: el PC navega al segundo</w:t>
@@ -3725,7 +3509,6 @@
           <w:p>
             <w:pPr>
               <w:pStyle w:val="Compact"/>
-              <w:jc w:val="left"/>
             </w:pPr>
             <w:r>
               <w:rPr>
@@ -3741,7 +3524,6 @@
           <w:p>
             <w:pPr>
               <w:pStyle w:val="Compact"/>
-              <w:jc w:val="left"/>
             </w:pPr>
             <w:r>
               <w:t xml:space="preserve">Puertos con PortFast</w:t>
@@ -3753,7 +3535,6 @@
           <w:p>
             <w:pPr>
               <w:pStyle w:val="Compact"/>
-              <w:jc w:val="left"/>
             </w:pPr>
             <w:r>
               <w:t xml:space="preserve">Si llega una BPDU (¿alguien coló un switch?), el puerto cae</w:t>
@@ -3767,7 +3548,6 @@
           <w:p>
             <w:pPr>
               <w:pStyle w:val="Compact"/>
-              <w:jc w:val="left"/>
             </w:pPr>
             <w:r>
               <w:rPr>
@@ -3783,7 +3563,6 @@
           <w:p>
             <w:pPr>
               <w:pStyle w:val="Compact"/>
-              <w:jc w:val="left"/>
             </w:pPr>
             <w:r>
               <w:t xml:space="preserve">Puertos hacia accesos</w:t>
@@ -3795,7 +3574,6 @@
           <w:p>
             <w:pPr>
               <w:pStyle w:val="Compact"/>
-              <w:jc w:val="left"/>
             </w:pPr>
             <w:r>
               <w:t xml:space="preserve">Impide que un switch ajeno se proclame root</w:t>
@@ -3809,7 +3587,6 @@
           <w:p>
             <w:pPr>
               <w:pStyle w:val="Compact"/>
-              <w:jc w:val="left"/>
             </w:pPr>
             <w:r>
               <w:rPr>
@@ -3825,7 +3602,6 @@
           <w:p>
             <w:pPr>
               <w:pStyle w:val="Compact"/>
-              <w:jc w:val="left"/>
             </w:pPr>
             <w:r>
               <w:t xml:space="preserve">Puertos bloqueados por diseño</w:t>
@@ -3837,7 +3613,6 @@
           <w:p>
             <w:pPr>
               <w:pStyle w:val="Compact"/>
-              <w:jc w:val="left"/>
             </w:pPr>
             <w:r>
               <w:t xml:space="preserve">Si dejan de llegar BPDUs por un unidireccional, bloquea en vez de abrir</w:t>
@@ -3940,8 +3715,8 @@
         </w:pict>
       </w:r>
     </w:p>
-    <w:bookmarkEnd w:id="51"/>
-    <w:bookmarkStart w:id="52" w:name="convergencia-rstp-y-el-detalle-del-edge"/>
+    <w:bookmarkEnd w:id="43"/>
+    <w:bookmarkStart w:id="44" w:name="convergencia-rstp-y-el-detalle-del-edge"/>
     <w:p>
       <w:pPr>
         <w:pStyle w:val="Heading2"/>
@@ -3954,7 +3729,6 @@
       <w:tblPr>
         <w:tblStyle w:val="Table"/>
         <w:tblW w:type="pct" w:w="5000"/>
-        <w:jc w:val="left"/>
         <w:tblLayout w:type="fixed"/>
         <w:tblLook w:firstRow="1" w:lastRow="0" w:firstColumn="0" w:lastColumn="0" w:noHBand="0" w:noVBand="0" w:val="0020"/>
       </w:tblPr>
@@ -3972,7 +3746,6 @@
           <w:p>
             <w:pPr>
               <w:pStyle w:val="Compact"/>
-              <w:jc w:val="left"/>
             </w:pPr>
             <w:r>
               <w:t xml:space="preserve">Protocolo</w:t>
@@ -3984,7 +3757,6 @@
           <w:p>
             <w:pPr>
               <w:pStyle w:val="Compact"/>
-              <w:jc w:val="left"/>
             </w:pPr>
             <w:r>
               <w:t xml:space="preserve">Convergencia típica</w:t>
@@ -3996,7 +3768,6 @@
           <w:p>
             <w:pPr>
               <w:pStyle w:val="Compact"/>
-              <w:jc w:val="left"/>
             </w:pPr>
             <w:r>
               <w:t xml:space="preserve">Nota</w:t>
@@ -4010,7 +3781,6 @@
           <w:p>
             <w:pPr>
               <w:pStyle w:val="Compact"/>
-              <w:jc w:val="left"/>
             </w:pPr>
             <w:r>
               <w:t xml:space="preserve">STP (802.1D)</w:t>
@@ -4022,7 +3792,6 @@
           <w:p>
             <w:pPr>
               <w:pStyle w:val="Compact"/>
-              <w:jc w:val="left"/>
             </w:pPr>
             <w:r>
               <w:t xml:space="preserve">30-50 s</w:t>
@@ -4034,7 +3803,6 @@
           <w:p>
             <w:pPr>
               <w:pStyle w:val="Compact"/>
-              <w:jc w:val="left"/>
             </w:pPr>
             <w:r>
               <w:t xml:space="preserve">Eterno en voz/vídeo</w:t>
@@ -4048,7 +3816,6 @@
           <w:p>
             <w:pPr>
               <w:pStyle w:val="Compact"/>
-              <w:jc w:val="left"/>
             </w:pPr>
             <w:r>
               <w:t xml:space="preserve">RSTP (802.1w)</w:t>
@@ -4060,7 +3827,6 @@
           <w:p>
             <w:pPr>
               <w:pStyle w:val="Compact"/>
-              <w:jc w:val="left"/>
             </w:pPr>
             <w:r>
               <w:t xml:space="preserve">&lt; 10 s</w:t>
@@ -4072,7 +3838,6 @@
           <w:p>
             <w:pPr>
               <w:pStyle w:val="Compact"/>
-              <w:jc w:val="left"/>
             </w:pPr>
             <w:r>
               <w:t xml:space="preserve">Negocia con el vecino (proposal/agreement)</w:t>
@@ -4086,7 +3851,6 @@
           <w:p>
             <w:pPr>
               <w:pStyle w:val="Compact"/>
-              <w:jc w:val="left"/>
             </w:pPr>
             <w:r>
               <w:t xml:space="preserve">MSTP (802.1s)</w:t>
@@ -4098,7 +3862,6 @@
           <w:p>
             <w:pPr>
               <w:pStyle w:val="Compact"/>
-              <w:jc w:val="left"/>
             </w:pPr>
             <w:r>
               <w:t xml:space="preserve">Como RSTP</w:t>
@@ -4110,7 +3873,6 @@
           <w:p>
             <w:pPr>
               <w:pStyle w:val="Compact"/>
-              <w:jc w:val="left"/>
             </w:pPr>
             <w:r>
               <w:t xml:space="preserve">Varias instancias VLAN en un solo proceso</w:t>
@@ -4150,8 +3912,8 @@
         </w:pict>
       </w:r>
     </w:p>
-    <w:bookmarkEnd w:id="52"/>
-    <w:bookmarkStart w:id="53" w:name="mini-chequeo-1"/>
+    <w:bookmarkEnd w:id="44"/>
+    <w:bookmarkStart w:id="45" w:name="mini-chequeo-1"/>
     <w:p>
       <w:pPr>
         <w:pStyle w:val="Heading2"/>
@@ -4175,13 +3937,7 @@
         <w:t xml:space="preserve"> </w:t>
       </w:r>
       <w:r>
-        <w:t xml:space="preserve">“</w:t>
-      </w:r>
-      <w:r>
-        <w:t xml:space="preserve">por defecto</w:t>
-      </w:r>
-      <w:r>
-        <w:t xml:space="preserve">”</w:t>
+        <w:t xml:space="preserve">“por defecto”</w:t>
       </w:r>
       <w:r>
         <w:t xml:space="preserve"> </w:t>
@@ -4287,13 +4043,7 @@
         <w:t xml:space="preserve"> </w:t>
       </w:r>
       <w:r>
-        <w:t xml:space="preserve">“</w:t>
-      </w:r>
-      <w:r>
-        <w:t xml:space="preserve">pirata</w:t>
-      </w:r>
-      <w:r>
-        <w:t xml:space="preserve">”</w:t>
+        <w:t xml:space="preserve">“pirata”</w:t>
       </w:r>
       <w:r>
         <w:t xml:space="preserve"> </w:t>
@@ -4345,13 +4095,7 @@
         <w:t xml:space="preserve"> </w:t>
       </w:r>
       <w:r>
-        <w:t xml:space="preserve">“</w:t>
-      </w:r>
-      <w:r>
-        <w:t xml:space="preserve">ganador</w:t>
-      </w:r>
-      <w:r>
-        <w:t xml:space="preserve">”</w:t>
+        <w:t xml:space="preserve">“ganador”</w:t>
       </w:r>
       <w:r>
         <w:t xml:space="preserve"> </w:t>
@@ -4367,8 +4111,8 @@
         </w:pict>
       </w:r>
     </w:p>
-    <w:bookmarkEnd w:id="53"/>
-    <w:bookmarkStart w:id="54" w:name="resumen-en-3-frases-1"/>
+    <w:bookmarkEnd w:id="45"/>
+    <w:bookmarkStart w:id="46" w:name="resumen-en-3-frases-1"/>
     <w:p>
       <w:pPr>
         <w:pStyle w:val="Heading2"/>
@@ -4458,8 +4202,8 @@
         <w:t xml:space="preserve">, la conmutación tras un fallo baja a segundos: imprescindible en voz y vídeo.</w:t>
       </w:r>
     </w:p>
-    <w:bookmarkEnd w:id="54"/>
-    <w:bookmarkStart w:id="55" w:name="vocabulario-rápido-1"/>
+    <w:bookmarkEnd w:id="46"/>
+    <w:bookmarkStart w:id="47" w:name="vocabulario-rápido-1"/>
     <w:p>
       <w:pPr>
         <w:pStyle w:val="Heading2"/>
@@ -4472,7 +4216,6 @@
       <w:tblPr>
         <w:tblStyle w:val="Table"/>
         <w:tblW w:type="auto" w:w="0"/>
-        <w:jc w:val="left"/>
         <w:tblLook w:firstRow="1" w:lastRow="0" w:firstColumn="0" w:lastColumn="0" w:noHBand="0" w:noVBand="0" w:val="0020"/>
       </w:tblPr>
       <w:tblGrid>
@@ -4488,7 +4231,6 @@
           <w:p>
             <w:pPr>
               <w:pStyle w:val="Compact"/>
-              <w:jc w:val="left"/>
             </w:pPr>
             <w:r>
               <w:t xml:space="preserve">Término</w:t>
@@ -4500,7 +4242,6 @@
           <w:p>
             <w:pPr>
               <w:pStyle w:val="Compact"/>
-              <w:jc w:val="left"/>
             </w:pPr>
             <w:r>
               <w:t xml:space="preserve">Idea general</w:t>
@@ -4514,7 +4255,6 @@
           <w:p>
             <w:pPr>
               <w:pStyle w:val="Compact"/>
-              <w:jc w:val="left"/>
             </w:pPr>
             <w:r>
               <w:t xml:space="preserve">Root primary/secondary</w:t>
@@ -4526,7 +4266,6 @@
           <w:p>
             <w:pPr>
               <w:pStyle w:val="Compact"/>
-              <w:jc w:val="left"/>
             </w:pPr>
             <w:r>
               <w:t xml:space="preserve">Root bridge y respaldo planeados</w:t>
@@ -4540,7 +4279,6 @@
           <w:p>
             <w:pPr>
               <w:pStyle w:val="Compact"/>
-              <w:jc w:val="left"/>
             </w:pPr>
             <w:r>
               <w:t xml:space="preserve">PortFast/Edge</w:t>
@@ -4552,7 +4290,6 @@
           <w:p>
             <w:pPr>
               <w:pStyle w:val="Compact"/>
-              <w:jc w:val="left"/>
             </w:pPr>
             <w:r>
               <w:t xml:space="preserve">Puerto de usuario a forwarding directo</w:t>
@@ -4566,7 +4303,6 @@
           <w:p>
             <w:pPr>
               <w:pStyle w:val="Compact"/>
-              <w:jc w:val="left"/>
             </w:pPr>
             <w:r>
               <w:t xml:space="preserve">BPDU Guard</w:t>
@@ -4578,7 +4314,6 @@
           <w:p>
             <w:pPr>
               <w:pStyle w:val="Compact"/>
-              <w:jc w:val="left"/>
             </w:pPr>
             <w:r>
               <w:t xml:space="preserve">Mata el puerto si recibe BPDU</w:t>
@@ -4592,7 +4327,6 @@
           <w:p>
             <w:pPr>
               <w:pStyle w:val="Compact"/>
-              <w:jc w:val="left"/>
             </w:pPr>
             <w:r>
               <w:t xml:space="preserve">Root Guard</w:t>
@@ -4604,7 +4338,6 @@
           <w:p>
             <w:pPr>
               <w:pStyle w:val="Compact"/>
-              <w:jc w:val="left"/>
             </w:pPr>
             <w:r>
               <w:t xml:space="preserve">Bloquea pretensiones de root ajenas</w:t>
@@ -4618,7 +4351,6 @@
           <w:p>
             <w:pPr>
               <w:pStyle w:val="Compact"/>
-              <w:jc w:val="left"/>
             </w:pPr>
             <w:r>
               <w:t xml:space="preserve">Convergencia</w:t>
@@ -4630,7 +4362,6 @@
           <w:p>
             <w:pPr>
               <w:pStyle w:val="Compact"/>
-              <w:jc w:val="left"/>
             </w:pPr>
             <w:r>
               <w:t xml:space="preserve">Tiempo hasta que la red se reordena tras un fallo</w:t>
@@ -4656,7 +4387,7 @@
       <w:r>
         <w:t xml:space="preserve"> </w:t>
       </w:r>
-      <w:hyperlink r:id="rId44">
+      <w:hyperlink r:id="rId36">
         <w:r>
           <w:rPr>
             <w:rStyle w:val="Hyperlink"/>
@@ -4683,7 +4414,7 @@
       <w:r>
         <w:t xml:space="preserve"> </w:t>
       </w:r>
-      <w:hyperlink r:id="rId21">
+      <w:hyperlink r:id="rId10">
         <w:r>
           <w:rPr>
             <w:rStyle w:val="Hyperlink"/>
@@ -4710,7 +4441,7 @@
       <w:r>
         <w:t xml:space="preserve"> </w:t>
       </w:r>
-      <w:hyperlink r:id="rId23">
+      <w:hyperlink r:id="rId12">
         <w:r>
           <w:rPr>
             <w:rStyle w:val="Hyperlink"/>
@@ -4719,9 +4450,9 @@
         </w:r>
       </w:hyperlink>
     </w:p>
-    <w:bookmarkEnd w:id="55"/>
-    <w:bookmarkEnd w:id="56"/>
-    <w:bookmarkStart w:id="66" w:name="etherchannel"/>
+    <w:bookmarkEnd w:id="47"/>
+    <w:bookmarkEnd w:id="48"/>
+    <w:bookmarkStart w:id="61" w:name="etherchannel"/>
     <w:p>
       <w:pPr>
         <w:pStyle w:val="Heading1"/>
@@ -4785,7 +4516,7 @@
         </w:pict>
       </w:r>
     </w:p>
-    <w:bookmarkStart w:id="57" w:name="la-idea-en-una-frase-2"/>
+    <w:bookmarkStart w:id="49" w:name="la-idea-en-una-frase-2"/>
     <w:p>
       <w:pPr>
         <w:pStyle w:val="Heading2"/>
@@ -4819,8 +4550,8 @@
         </w:pict>
       </w:r>
     </w:p>
-    <w:bookmarkEnd w:id="57"/>
-    <w:bookmarkStart w:id="58" w:name="por-qué-no-basta-con-poner-más-cables"/>
+    <w:bookmarkEnd w:id="49"/>
+    <w:bookmarkStart w:id="53" w:name="por-qué-no-basta-con-poner-más-cables"/>
     <w:p>
       <w:pPr>
         <w:pStyle w:val="Heading2"/>
@@ -4832,13 +4563,7 @@
         <w:t xml:space="preserve"> </w:t>
       </w:r>
       <w:r>
-        <w:t xml:space="preserve">“</w:t>
-      </w:r>
-      <w:r>
-        <w:t xml:space="preserve">poner más cables</w:t>
-      </w:r>
-      <w:r>
-        <w:t xml:space="preserve">”</w:t>
+        <w:t xml:space="preserve">“poner más cables”</w:t>
       </w:r>
       <w:r>
         <w:t xml:space="preserve">?</w:t>
@@ -4951,40 +4676,66 @@
     </w:p>
     <w:p>
       <w:pPr>
-        <w:pStyle w:val="SourceCode"/>
-      </w:pPr>
-      <w:r>
-        <w:rPr>
-          <w:rStyle w:val="VerbatimChar"/>
-        </w:rPr>
-        <w:t xml:space="preserve">Sin EtherChannel:                Con EtherChannel (Po1):</w:t>
-      </w:r>
-      <w:r>
-        <w:br/>
-      </w:r>
-      <w:r>
-        <w:rPr>
-          <w:rStyle w:val="VerbatimChar"/>
-        </w:rPr>
-        <w:t xml:space="preserve">  SW1 ══════ SW2  (activo)        SW1 ══════ SW2  ┐</w:t>
-      </w:r>
-      <w:r>
-        <w:br/>
-      </w:r>
-      <w:r>
-        <w:rPr>
-          <w:rStyle w:val="VerbatimChar"/>
-        </w:rPr>
-        <w:t xml:space="preserve">  SW1 ────── SW2  (bloqueado)     SW1 ══════ SW2  ├─ 2 Gbps lógicos</w:t>
-      </w:r>
-      <w:r>
-        <w:br/>
-      </w:r>
-      <w:r>
-        <w:rPr>
-          <w:rStyle w:val="VerbatimChar"/>
-        </w:rPr>
-        <w:t xml:space="preserve">                                  SW1 ══════ SW2  ┘  y a prueba de cables</w:t>
+        <w:pStyle w:val="CaptionedFigure"/>
+      </w:pPr>
+      <w:r>
+        <w:drawing>
+          <wp:inline>
+            <wp:extent cx="5334000" cy="4285865"/>
+            <wp:effectExtent b="0" l="0" r="0" t="0"/>
+            <wp:docPr descr="Sin EtherChannel: un enlace activo y otro bloqueado por STP. Con Po1: un solo enlace lógico" title="" id="51" name="Picture"/>
+            <a:graphic>
+              <a:graphicData uri="http://schemas.openxmlformats.org/drawingml/2006/picture">
+                <pic:pic>
+                  <pic:nvPicPr>
+                    <pic:cNvPr descr="public/diagrams/u13-etherchannel.svg" id="52" name="Picture"/>
+                    <pic:cNvPicPr>
+                      <a:picLocks noChangeArrowheads="1" noChangeAspect="1"/>
+                    </pic:cNvPicPr>
+                  </pic:nvPicPr>
+                  <pic:blipFill>
+                    <a:blip>
+                      <a:extLst>
+                        <a:ext uri="{28A0092B-C50C-407E-A947-70E740481C1C}">
+                          <a14:useLocalDpi xmlns:a14="http://schemas.microsoft.com/office/drawing/2010/main" val="0"/>
+                        </a:ext>
+                        <a:ext uri="{96DAC541-7B7A-43D3-8B79-37D633B846F1}">
+                          <asvg:svgBlip xmlns:asvg="http://schemas.microsoft.com/office/drawing/2016/SVG/main" r:embed="rId50"/>
+                        </a:ext>
+                      </a:extLst>
+                    </a:blip>
+                    <a:stretch>
+                      <a:fillRect/>
+                    </a:stretch>
+                  </pic:blipFill>
+                  <pic:spPr bwMode="auto">
+                    <a:xfrm>
+                      <a:off x="0" y="0"/>
+                      <a:ext cx="5334000" cy="4285865"/>
+                    </a:xfrm>
+                    <a:prstGeom prst="rect">
+                      <a:avLst/>
+                    </a:prstGeom>
+                    <a:noFill/>
+                    <a:ln w="9525">
+                      <a:noFill/>
+                      <a:headEnd/>
+                      <a:tailEnd/>
+                    </a:ln>
+                  </pic:spPr>
+                </pic:pic>
+              </a:graphicData>
+            </a:graphic>
+          </wp:inline>
+        </w:drawing>
+      </w:r>
+    </w:p>
+    <w:p>
+      <w:pPr>
+        <w:pStyle w:val="ImageCaption"/>
+      </w:pPr>
+      <w:r>
+        <w:t xml:space="preserve">Sin EtherChannel: un enlace activo y otro bloqueado por STP. Con Po1: un solo enlace lógico</w:t>
       </w:r>
     </w:p>
     <w:p>
@@ -4994,8 +4745,8 @@
         </w:pict>
       </w:r>
     </w:p>
-    <w:bookmarkEnd w:id="58"/>
-    <w:bookmarkStart w:id="59" w:name="los-protocolos-de-negociación"/>
+    <w:bookmarkEnd w:id="53"/>
+    <w:bookmarkStart w:id="54" w:name="los-protocolos-de-negociación"/>
     <w:p>
       <w:pPr>
         <w:pStyle w:val="Heading2"/>
@@ -5008,7 +4759,6 @@
       <w:tblPr>
         <w:tblStyle w:val="Table"/>
         <w:tblW w:type="pct" w:w="5000"/>
-        <w:jc w:val="left"/>
         <w:tblLayout w:type="fixed"/>
         <w:tblLook w:firstRow="1" w:lastRow="0" w:firstColumn="0" w:lastColumn="0" w:noHBand="0" w:noVBand="0" w:val="0020"/>
       </w:tblPr>
@@ -5026,7 +4776,6 @@
           <w:p>
             <w:pPr>
               <w:pStyle w:val="Compact"/>
-              <w:jc w:val="left"/>
             </w:pPr>
             <w:r>
               <w:t xml:space="preserve">Modo</w:t>
@@ -5038,7 +4787,6 @@
           <w:p>
             <w:pPr>
               <w:pStyle w:val="Compact"/>
-              <w:jc w:val="left"/>
             </w:pPr>
             <w:r>
               <w:t xml:space="preserve">Protocolo</w:t>
@@ -5050,7 +4798,6 @@
           <w:p>
             <w:pPr>
               <w:pStyle w:val="Compact"/>
-              <w:jc w:val="left"/>
             </w:pPr>
             <w:r>
               <w:t xml:space="preserve">Qué hace</w:t>
@@ -5064,7 +4811,6 @@
           <w:p>
             <w:pPr>
               <w:pStyle w:val="Compact"/>
-              <w:jc w:val="left"/>
             </w:pPr>
             <w:r>
               <w:rPr>
@@ -5079,7 +4825,6 @@
           <w:p>
             <w:pPr>
               <w:pStyle w:val="Compact"/>
-              <w:jc w:val="left"/>
             </w:pPr>
             <w:r>
               <w:t xml:space="preserve">Ninguno</w:t>
@@ -5091,7 +4836,6 @@
           <w:p>
             <w:pPr>
               <w:pStyle w:val="Compact"/>
-              <w:jc w:val="left"/>
             </w:pPr>
             <w:r>
               <w:t xml:space="preserve">Fuerza el canal a lo bruto (sin negociación)</w:t>
@@ -5105,7 +4849,6 @@
           <w:p>
             <w:pPr>
               <w:pStyle w:val="Compact"/>
-              <w:jc w:val="left"/>
             </w:pPr>
             <w:r>
               <w:rPr>
@@ -5135,7 +4878,6 @@
           <w:p>
             <w:pPr>
               <w:pStyle w:val="Compact"/>
-              <w:jc w:val="left"/>
             </w:pPr>
             <w:r>
               <w:rPr>
@@ -5157,7 +4899,6 @@
           <w:p>
             <w:pPr>
               <w:pStyle w:val="Compact"/>
-              <w:jc w:val="left"/>
             </w:pPr>
             <w:r>
               <w:t xml:space="preserve">Inicia la negociación / solo responde</w:t>
@@ -5171,7 +4912,6 @@
           <w:p>
             <w:pPr>
               <w:pStyle w:val="Compact"/>
-              <w:jc w:val="left"/>
             </w:pPr>
             <w:r>
               <w:rPr>
@@ -5201,7 +4941,6 @@
           <w:p>
             <w:pPr>
               <w:pStyle w:val="Compact"/>
-              <w:jc w:val="left"/>
             </w:pPr>
             <w:r>
               <w:rPr>
@@ -5223,7 +4962,6 @@
           <w:p>
             <w:pPr>
               <w:pStyle w:val="Compact"/>
-              <w:jc w:val="left"/>
             </w:pPr>
             <w:r>
               <w:t xml:space="preserve">Inicia / solo responde</w:t>
@@ -5387,13 +5125,7 @@
         <w:t xml:space="preserve"> </w:t>
       </w:r>
       <w:r>
-        <w:t xml:space="preserve">“</w:t>
-      </w:r>
-      <w:r>
-        <w:t xml:space="preserve">suspended</w:t>
-      </w:r>
-      <w:r>
-        <w:t xml:space="preserve">”</w:t>
+        <w:t xml:space="preserve">“suspended”</w:t>
       </w:r>
       <w:r>
         <w:t xml:space="preserve"> </w:t>
@@ -5405,13 +5137,7 @@
         <w:t xml:space="preserve"> </w:t>
       </w:r>
       <w:r>
-        <w:t xml:space="preserve">“</w:t>
-      </w:r>
-      <w:r>
-        <w:t xml:space="preserve">I</w:t>
-      </w:r>
-      <w:r>
-        <w:t xml:space="preserve">”</w:t>
+        <w:t xml:space="preserve">“I”</w:t>
       </w:r>
       <w:r>
         <w:t xml:space="preserve">: individual). Diagnóstico:</w:t>
@@ -5436,8 +5162,8 @@
         </w:pict>
       </w:r>
     </w:p>
-    <w:bookmarkEnd w:id="59"/>
-    <w:bookmarkStart w:id="60" w:name="balanceo-el-hash-no-divide-reparte"/>
+    <w:bookmarkEnd w:id="54"/>
+    <w:bookmarkStart w:id="55" w:name="balanceo-el-hash-no-divide-reparte"/>
     <w:p>
       <w:pPr>
         <w:pStyle w:val="Heading2"/>
@@ -5498,7 +5224,6 @@
       <w:tblPr>
         <w:tblStyle w:val="Table"/>
         <w:tblW w:type="pct" w:w="5000"/>
-        <w:jc w:val="left"/>
         <w:tblLayout w:type="fixed"/>
         <w:tblLook w:firstRow="1" w:lastRow="0" w:firstColumn="0" w:lastColumn="0" w:noHBand="0" w:noVBand="0" w:val="0020"/>
       </w:tblPr>
@@ -5516,7 +5241,6 @@
           <w:p>
             <w:pPr>
               <w:pStyle w:val="Compact"/>
-              <w:jc w:val="left"/>
             </w:pPr>
             <w:r>
               <w:t xml:space="preserve">Método</w:t>
@@ -5528,7 +5252,6 @@
           <w:p>
             <w:pPr>
               <w:pStyle w:val="Compact"/>
-              <w:jc w:val="left"/>
             </w:pPr>
             <w:r>
               <w:t xml:space="preserve">Qué mira</w:t>
@@ -5540,7 +5263,6 @@
           <w:p>
             <w:pPr>
               <w:pStyle w:val="Compact"/>
-              <w:jc w:val="left"/>
             </w:pPr>
             <w:r>
               <w:t xml:space="preserve">Cuándo conviene</w:t>
@@ -5554,7 +5276,6 @@
           <w:p>
             <w:pPr>
               <w:pStyle w:val="Compact"/>
-              <w:jc w:val="left"/>
             </w:pPr>
             <w:r>
               <w:rPr>
@@ -5584,7 +5305,6 @@
           <w:p>
             <w:pPr>
               <w:pStyle w:val="Compact"/>
-              <w:jc w:val="left"/>
             </w:pPr>
             <w:r>
               <w:t xml:space="preserve">MACs</w:t>
@@ -5596,7 +5316,6 @@
           <w:p>
             <w:pPr>
               <w:pStyle w:val="Compact"/>
-              <w:jc w:val="left"/>
             </w:pPr>
             <w:r>
               <w:t xml:space="preserve">Tráfico entre muchos equipos variados</w:t>
@@ -5610,7 +5329,6 @@
           <w:p>
             <w:pPr>
               <w:pStyle w:val="Compact"/>
-              <w:jc w:val="left"/>
             </w:pPr>
             <w:r>
               <w:rPr>
@@ -5625,7 +5343,6 @@
           <w:p>
             <w:pPr>
               <w:pStyle w:val="Compact"/>
-              <w:jc w:val="left"/>
             </w:pPr>
             <w:r>
               <w:t xml:space="preserve">IPs origen+destino</w:t>
@@ -5637,7 +5354,6 @@
           <w:p>
             <w:pPr>
               <w:pStyle w:val="Compact"/>
-              <w:jc w:val="left"/>
             </w:pPr>
             <w:r>
               <w:t xml:space="preserve">El clásico entre switches/routers</w:t>
@@ -5651,7 +5367,6 @@
           <w:p>
             <w:pPr>
               <w:pStyle w:val="Compact"/>
-              <w:jc w:val="left"/>
             </w:pPr>
             <w:r>
               <w:rPr>
@@ -5666,7 +5381,6 @@
           <w:p>
             <w:pPr>
               <w:pStyle w:val="Compact"/>
-              <w:jc w:val="left"/>
             </w:pPr>
             <w:r>
               <w:t xml:space="preserve">IPs + puertos TCP/UDP</w:t>
@@ -5678,7 +5392,6 @@
           <w:p>
             <w:pPr>
               <w:pStyle w:val="Compact"/>
-              <w:jc w:val="left"/>
             </w:pPr>
             <w:r>
               <w:t xml:space="preserve">Un servidor que recibe de muchos clientes</w:t>
@@ -5698,13 +5411,7 @@
         <w:t xml:space="preserve"> </w:t>
       </w:r>
       <w:r>
-        <w:t xml:space="preserve">“</w:t>
-      </w:r>
-      <w:r>
-        <w:t xml:space="preserve">el canal no funciona</w:t>
-      </w:r>
-      <w:r>
-        <w:t xml:space="preserve">”</w:t>
+        <w:t xml:space="preserve">“el canal no funciona”</w:t>
       </w:r>
       <w:r>
         <w:t xml:space="preserve">. No es que no funcione: es que</w:t>
@@ -5730,8 +5437,8 @@
         </w:pict>
       </w:r>
     </w:p>
-    <w:bookmarkEnd w:id="60"/>
-    <w:bookmarkStart w:id="61" w:name="verificación"/>
+    <w:bookmarkEnd w:id="55"/>
+    <w:bookmarkStart w:id="56" w:name="verificación"/>
     <w:p>
       <w:pPr>
         <w:pStyle w:val="Heading2"/>
@@ -5744,7 +5451,6 @@
       <w:tblPr>
         <w:tblStyle w:val="Table"/>
         <w:tblW w:type="pct" w:w="5000"/>
-        <w:jc w:val="left"/>
         <w:tblLayout w:type="fixed"/>
         <w:tblLook w:firstRow="1" w:lastRow="0" w:firstColumn="0" w:lastColumn="0" w:noHBand="0" w:noVBand="0" w:val="0020"/>
       </w:tblPr>
@@ -5761,7 +5467,6 @@
           <w:p>
             <w:pPr>
               <w:pStyle w:val="Compact"/>
-              <w:jc w:val="left"/>
             </w:pPr>
             <w:r>
               <w:t xml:space="preserve">Comando</w:t>
@@ -5773,7 +5478,6 @@
           <w:p>
             <w:pPr>
               <w:pStyle w:val="Compact"/>
-              <w:jc w:val="left"/>
             </w:pPr>
             <w:r>
               <w:t xml:space="preserve">Qué te cuenta</w:t>
@@ -5787,7 +5491,6 @@
           <w:p>
             <w:pPr>
               <w:pStyle w:val="Compact"/>
-              <w:jc w:val="left"/>
             </w:pPr>
             <w:r>
               <w:rPr>
@@ -5802,7 +5505,6 @@
           <w:p>
             <w:pPr>
               <w:pStyle w:val="Compact"/>
-              <w:jc w:val="left"/>
             </w:pPr>
             <w:r>
               <w:t xml:space="preserve">Grupo, protocolo y estado de cada miembro (SU = en uso, P = activo en el canal)</w:t>
@@ -5816,7 +5518,6 @@
           <w:p>
             <w:pPr>
               <w:pStyle w:val="Compact"/>
-              <w:jc w:val="left"/>
             </w:pPr>
             <w:r>
               <w:rPr>
@@ -5831,7 +5532,6 @@
           <w:p>
             <w:pPr>
               <w:pStyle w:val="Compact"/>
-              <w:jc w:val="left"/>
             </w:pPr>
             <w:r>
               <w:t xml:space="preserve">Método de hash configurado</w:t>
@@ -5845,7 +5545,6 @@
           <w:p>
             <w:pPr>
               <w:pStyle w:val="Compact"/>
-              <w:jc w:val="left"/>
             </w:pPr>
             <w:r>
               <w:rPr>
@@ -5860,7 +5559,6 @@
           <w:p>
             <w:pPr>
               <w:pStyle w:val="Compact"/>
-              <w:jc w:val="left"/>
             </w:pPr>
             <w:r>
               <w:t xml:space="preserve">El</w:t>
@@ -5869,13 +5567,7 @@
               <w:t xml:space="preserve"> </w:t>
             </w:r>
             <w:r>
-              <w:t xml:space="preserve">“</w:t>
-            </w:r>
-            <w:r>
-              <w:t xml:space="preserve">enlace gigante</w:t>
-            </w:r>
-            <w:r>
-              <w:t xml:space="preserve">”</w:t>
+              <w:t xml:space="preserve">“enlace gigante”</w:t>
             </w:r>
             <w:r>
               <w:t xml:space="preserve"> </w:t>
@@ -5892,7 +5584,6 @@
           <w:p>
             <w:pPr>
               <w:pStyle w:val="Compact"/>
-              <w:jc w:val="left"/>
             </w:pPr>
             <w:r>
               <w:rPr>
@@ -5907,7 +5598,6 @@
           <w:p>
             <w:pPr>
               <w:pStyle w:val="Compact"/>
-              <w:jc w:val="left"/>
             </w:pPr>
             <w:r>
               <w:t xml:space="preserve">El Po como un único enlace (sin puertos bloqueados)</w:t>
@@ -6031,8 +5721,8 @@
         </w:pict>
       </w:r>
     </w:p>
-    <w:bookmarkEnd w:id="61"/>
-    <w:bookmarkStart w:id="62" w:name="Xe1307bfb1026975bf0d020516e60d4ba9c649a8"/>
+    <w:bookmarkEnd w:id="56"/>
+    <w:bookmarkStart w:id="57" w:name="Xe1307bfb1026975bf0d020516e60d4ba9c649a8"/>
     <w:p>
       <w:pPr>
         <w:pStyle w:val="Heading2"/>
@@ -6044,13 +5734,7 @@
         <w:t xml:space="preserve"> </w:t>
       </w:r>
       <w:r>
-        <w:t xml:space="preserve">“</w:t>
-      </w:r>
-      <w:r>
-        <w:t xml:space="preserve">Duplicamos el cable y el canal sigue a 1 Gbps</w:t>
-      </w:r>
-      <w:r>
-        <w:t xml:space="preserve">”</w:t>
+        <w:t xml:space="preserve">“Duplicamos el cable y el canal sigue a 1 Gbps”</w:t>
       </w:r>
     </w:p>
     <w:p>
@@ -6204,8 +5888,8 @@
         </w:pict>
       </w:r>
     </w:p>
-    <w:bookmarkEnd w:id="62"/>
-    <w:bookmarkStart w:id="63" w:name="mini-chequeo-2"/>
+    <w:bookmarkEnd w:id="57"/>
+    <w:bookmarkStart w:id="58" w:name="mini-chequeo-2"/>
     <w:p>
       <w:pPr>
         <w:pStyle w:val="Heading2"/>
@@ -6422,13 +6106,7 @@
         <w:t xml:space="preserve"> </w:t>
       </w:r>
       <w:r>
-        <w:t xml:space="preserve">“</w:t>
-      </w:r>
-      <w:r>
-        <w:t xml:space="preserve">trocea</w:t>
-      </w:r>
-      <w:r>
-        <w:t xml:space="preserve">”</w:t>
+        <w:t xml:space="preserve">“trocea”</w:t>
       </w:r>
       <w:r>
         <w:t xml:space="preserve"> </w:t>
@@ -6549,8 +6227,8 @@
         </w:pict>
       </w:r>
     </w:p>
-    <w:bookmarkEnd w:id="63"/>
-    <w:bookmarkStart w:id="64" w:name="resumen-en-3-frases-2"/>
+    <w:bookmarkEnd w:id="58"/>
+    <w:bookmarkStart w:id="59" w:name="resumen-en-3-frases-2"/>
     <w:p>
       <w:pPr>
         <w:pStyle w:val="Heading2"/>
@@ -6684,8 +6362,8 @@
         <w:t xml:space="preserve">en todos o no ha pasado nada.</w:t>
       </w:r>
     </w:p>
-    <w:bookmarkEnd w:id="64"/>
-    <w:bookmarkStart w:id="65" w:name="vocabulario-rápido-2"/>
+    <w:bookmarkEnd w:id="59"/>
+    <w:bookmarkStart w:id="60" w:name="vocabulario-rápido-2"/>
     <w:p>
       <w:pPr>
         <w:pStyle w:val="Heading2"/>
@@ -6698,7 +6376,6 @@
       <w:tblPr>
         <w:tblStyle w:val="Table"/>
         <w:tblW w:type="auto" w:w="0"/>
-        <w:jc w:val="left"/>
         <w:tblLook w:firstRow="1" w:lastRow="0" w:firstColumn="0" w:lastColumn="0" w:noHBand="0" w:noVBand="0" w:val="0020"/>
       </w:tblPr>
       <w:tblGrid>
@@ -6714,7 +6391,6 @@
           <w:p>
             <w:pPr>
               <w:pStyle w:val="Compact"/>
-              <w:jc w:val="left"/>
             </w:pPr>
             <w:r>
               <w:t xml:space="preserve">Término</w:t>
@@ -6726,7 +6402,6 @@
           <w:p>
             <w:pPr>
               <w:pStyle w:val="Compact"/>
-              <w:jc w:val="left"/>
             </w:pPr>
             <w:r>
               <w:t xml:space="preserve">Idea general</w:t>
@@ -6740,7 +6415,6 @@
           <w:p>
             <w:pPr>
               <w:pStyle w:val="Compact"/>
-              <w:jc w:val="left"/>
             </w:pPr>
             <w:r>
               <w:t xml:space="preserve">Port-channel</w:t>
@@ -6752,7 +6426,6 @@
           <w:p>
             <w:pPr>
               <w:pStyle w:val="Compact"/>
-              <w:jc w:val="left"/>
             </w:pPr>
             <w:r>
               <w:t xml:space="preserve">El enlace lógico agrupado</w:t>
@@ -6766,7 +6439,6 @@
           <w:p>
             <w:pPr>
               <w:pStyle w:val="Compact"/>
-              <w:jc w:val="left"/>
             </w:pPr>
             <w:r>
               <w:t xml:space="preserve">LACP / PAgP</w:t>
@@ -6778,7 +6450,6 @@
           <w:p>
             <w:pPr>
               <w:pStyle w:val="Compact"/>
-              <w:jc w:val="left"/>
             </w:pPr>
             <w:r>
               <w:t xml:space="preserve">Protocolos de negociación (estándar / Cisco)</w:t>
@@ -6792,7 +6463,6 @@
           <w:p>
             <w:pPr>
               <w:pStyle w:val="Compact"/>
-              <w:jc w:val="left"/>
             </w:pPr>
             <w:r>
               <w:t xml:space="preserve">Hash de balanceo</w:t>
@@ -6804,7 +6474,6 @@
           <w:p>
             <w:pPr>
               <w:pStyle w:val="Compact"/>
-              <w:jc w:val="left"/>
             </w:pPr>
             <w:r>
               <w:t xml:space="preserve">Cómo se reparten los flujos entre cables</w:t>
@@ -6818,7 +6487,6 @@
           <w:p>
             <w:pPr>
               <w:pStyle w:val="Compact"/>
-              <w:jc w:val="left"/>
             </w:pPr>
             <w:r>
               <w:t xml:space="preserve">SU / P</w:t>
@@ -6830,7 +6498,6 @@
           <w:p>
             <w:pPr>
               <w:pStyle w:val="Compact"/>
-              <w:jc w:val="left"/>
             </w:pPr>
             <w:r>
               <w:t xml:space="preserve">Estados de canal y miembros sanos</w:t>
@@ -6844,7 +6511,6 @@
           <w:p>
             <w:pPr>
               <w:pStyle w:val="Compact"/>
-              <w:jc w:val="left"/>
             </w:pPr>
             <w:r>
               <w:t xml:space="preserve">Member</w:t>
@@ -6856,7 +6522,6 @@
           <w:p>
             <w:pPr>
               <w:pStyle w:val="Compact"/>
-              <w:jc w:val="left"/>
             </w:pPr>
             <w:r>
               <w:t xml:space="preserve">Cada cable físico del grupo</w:t>
@@ -6882,7 +6547,7 @@
       <w:r>
         <w:t xml:space="preserve"> </w:t>
       </w:r>
-      <w:hyperlink r:id="rId44">
+      <w:hyperlink r:id="rId36">
         <w:r>
           <w:rPr>
             <w:rStyle w:val="Hyperlink"/>
@@ -6909,7 +6574,7 @@
       <w:r>
         <w:t xml:space="preserve"> </w:t>
       </w:r>
-      <w:hyperlink r:id="rId22">
+      <w:hyperlink r:id="rId11">
         <w:r>
           <w:rPr>
             <w:rStyle w:val="Hyperlink"/>
@@ -6936,7 +6601,7 @@
       <w:r>
         <w:t xml:space="preserve"> </w:t>
       </w:r>
-      <w:hyperlink r:id="rId24">
+      <w:hyperlink r:id="rId13">
         <w:r>
           <w:rPr>
             <w:rStyle w:val="Hyperlink"/>
@@ -6945,9 +6610,9 @@
         </w:r>
       </w:hyperlink>
     </w:p>
-    <w:bookmarkEnd w:id="65"/>
-    <w:bookmarkEnd w:id="66"/>
-    <w:bookmarkStart w:id="76" w:name="stacking-y-chassis-virtuales"/>
+    <w:bookmarkEnd w:id="60"/>
+    <w:bookmarkEnd w:id="61"/>
+    <w:bookmarkStart w:id="74" w:name="stacking-y-chassis-virtuales"/>
     <w:p>
       <w:pPr>
         <w:pStyle w:val="Heading1"/>
@@ -7011,7 +6676,7 @@
         </w:pict>
       </w:r>
     </w:p>
-    <w:bookmarkStart w:id="67" w:name="la-idea-en-una-frase-3"/>
+    <w:bookmarkStart w:id="62" w:name="la-idea-en-una-frase-3"/>
     <w:p>
       <w:pPr>
         <w:pStyle w:val="Heading2"/>
@@ -7051,8 +6716,8 @@
         </w:pict>
       </w:r>
     </w:p>
-    <w:bookmarkEnd w:id="67"/>
-    <w:bookmarkStart w:id="68" w:name="X6321f3e07e6727add977f938148f53dae095042"/>
+    <w:bookmarkEnd w:id="62"/>
+    <w:bookmarkStart w:id="66" w:name="X6321f3e07e6727add977f938148f53dae095042"/>
     <w:p>
       <w:pPr>
         <w:pStyle w:val="Heading2"/>
@@ -7064,13 +6729,7 @@
         <w:t xml:space="preserve"> </w:t>
       </w:r>
       <w:r>
-        <w:t xml:space="preserve">“</w:t>
-      </w:r>
-      <w:r>
-        <w:t xml:space="preserve">dos switches paralelos</w:t>
-      </w:r>
-      <w:r>
-        <w:t xml:space="preserve">”</w:t>
+        <w:t xml:space="preserve">“dos switches paralelos”</w:t>
       </w:r>
       <w:r>
         <w:t xml:space="preserve"> </w:t>
@@ -7177,13 +6836,7 @@
         <w:t xml:space="preserve"> </w:t>
       </w:r>
       <w:r>
-        <w:t xml:space="preserve">“</w:t>
-      </w:r>
-      <w:r>
-        <w:t xml:space="preserve">un switch</w:t>
-      </w:r>
-      <w:r>
-        <w:t xml:space="preserve">”</w:t>
+        <w:t xml:space="preserve">“un switch”</w:t>
       </w:r>
       <w:r>
         <w:t xml:space="preserve"> </w:t>
@@ -7194,67 +6847,66 @@
     </w:p>
     <w:p>
       <w:pPr>
-        <w:pStyle w:val="SourceCode"/>
-      </w:pPr>
-      <w:r>
-        <w:rPr>
-          <w:rStyle w:val="VerbatimChar"/>
-        </w:rPr>
-        <w:t xml:space="preserve">        STACK (un solo switch lógico)</w:t>
-      </w:r>
-      <w:r>
-        <w:br/>
-      </w:r>
-      <w:r>
-        <w:rPr>
-          <w:rStyle w:val="VerbatimChar"/>
-        </w:rPr>
-        <w:t xml:space="preserve">   ┌──────────────────────────────────┐</w:t>
-      </w:r>
-      <w:r>
-        <w:br/>
-      </w:r>
-      <w:r>
-        <w:rPr>
-          <w:rStyle w:val="VerbatimChar"/>
-        </w:rPr>
-        <w:t xml:space="preserve">   │  [SW-1] ⇄ [SW-2] ⇄ [SW-3]        │  ← enlaces de stack (anillo)</w:t>
-      </w:r>
-      <w:r>
-        <w:br/>
-      </w:r>
-      <w:r>
-        <w:rPr>
-          <w:rStyle w:val="VerbatimChar"/>
-        </w:rPr>
-        <w:t xml:space="preserve">   │  master ─ member ─ member        │</w:t>
-      </w:r>
-      <w:r>
-        <w:br/>
-      </w:r>
-      <w:r>
-        <w:rPr>
-          <w:rStyle w:val="VerbatimChar"/>
-        </w:rPr>
-        <w:t xml:space="preserve">   └──────────────────────────────────┘</w:t>
-      </w:r>
-      <w:r>
-        <w:br/>
-      </w:r>
-      <w:r>
-        <w:rPr>
-          <w:rStyle w:val="VerbatimChar"/>
-        </w:rPr>
-        <w:t xml:space="preserve">      │           │          │</w:t>
-      </w:r>
-      <w:r>
-        <w:br/>
-      </w:r>
-      <w:r>
-        <w:rPr>
-          <w:rStyle w:val="VerbatimChar"/>
-        </w:rPr>
-        <w:t xml:space="preserve">    acceso      acceso     acceso        ← cada puerto es "del stack"</w:t>
+        <w:pStyle w:val="CaptionedFigure"/>
+      </w:pPr>
+      <w:r>
+        <w:drawing>
+          <wp:inline>
+            <wp:extent cx="5334000" cy="4908946"/>
+            <wp:effectExtent b="0" l="0" r="0" t="0"/>
+            <wp:docPr descr="Anillo de stack: SW-1 master con SW-2 y SW-3 members unidos por enlaces de stack" title="" id="64" name="Picture"/>
+            <a:graphic>
+              <a:graphicData uri="http://schemas.openxmlformats.org/drawingml/2006/picture">
+                <pic:pic>
+                  <pic:nvPicPr>
+                    <pic:cNvPr descr="public/diagrams/u13-stacking.svg" id="65" name="Picture"/>
+                    <pic:cNvPicPr>
+                      <a:picLocks noChangeArrowheads="1" noChangeAspect="1"/>
+                    </pic:cNvPicPr>
+                  </pic:nvPicPr>
+                  <pic:blipFill>
+                    <a:blip>
+                      <a:extLst>
+                        <a:ext uri="{28A0092B-C50C-407E-A947-70E740481C1C}">
+                          <a14:useLocalDpi xmlns:a14="http://schemas.microsoft.com/office/drawing/2010/main" val="0"/>
+                        </a:ext>
+                        <a:ext uri="{96DAC541-7B7A-43D3-8B79-37D633B846F1}">
+                          <asvg:svgBlip xmlns:asvg="http://schemas.microsoft.com/office/drawing/2016/SVG/main" r:embed="rId63"/>
+                        </a:ext>
+                      </a:extLst>
+                    </a:blip>
+                    <a:stretch>
+                      <a:fillRect/>
+                    </a:stretch>
+                  </pic:blipFill>
+                  <pic:spPr bwMode="auto">
+                    <a:xfrm>
+                      <a:off x="0" y="0"/>
+                      <a:ext cx="5334000" cy="4908946"/>
+                    </a:xfrm>
+                    <a:prstGeom prst="rect">
+                      <a:avLst/>
+                    </a:prstGeom>
+                    <a:noFill/>
+                    <a:ln w="9525">
+                      <a:noFill/>
+                      <a:headEnd/>
+                      <a:tailEnd/>
+                    </a:ln>
+                  </pic:spPr>
+                </pic:pic>
+              </a:graphicData>
+            </a:graphic>
+          </wp:inline>
+        </w:drawing>
+      </w:r>
+    </w:p>
+    <w:p>
+      <w:pPr>
+        <w:pStyle w:val="ImageCaption"/>
+      </w:pPr>
+      <w:r>
+        <w:t xml:space="preserve">Anillo de stack: SW-1 master con SW-2 y SW-3 members unidos por enlaces de stack</w:t>
       </w:r>
     </w:p>
     <w:p>
@@ -7264,8 +6916,8 @@
         </w:pict>
       </w:r>
     </w:p>
-    <w:bookmarkEnd w:id="68"/>
-    <w:bookmarkStart w:id="69" w:name="conceptos-del-stack"/>
+    <w:bookmarkEnd w:id="66"/>
+    <w:bookmarkStart w:id="67" w:name="conceptos-del-stack"/>
     <w:p>
       <w:pPr>
         <w:pStyle w:val="Heading2"/>
@@ -7278,7 +6930,6 @@
       <w:tblPr>
         <w:tblStyle w:val="Table"/>
         <w:tblW w:type="pct" w:w="5000"/>
-        <w:jc w:val="left"/>
         <w:tblLayout w:type="fixed"/>
         <w:tblLook w:firstRow="1" w:lastRow="0" w:firstColumn="0" w:lastColumn="0" w:noHBand="0" w:noVBand="0" w:val="0020"/>
       </w:tblPr>
@@ -7295,7 +6946,6 @@
           <w:p>
             <w:pPr>
               <w:pStyle w:val="Compact"/>
-              <w:jc w:val="left"/>
             </w:pPr>
             <w:r>
               <w:t xml:space="preserve">Concepto</w:t>
@@ -7307,7 +6957,6 @@
           <w:p>
             <w:pPr>
               <w:pStyle w:val="Compact"/>
-              <w:jc w:val="left"/>
             </w:pPr>
             <w:r>
               <w:t xml:space="preserve">Qué es</w:t>
@@ -7321,7 +6970,6 @@
           <w:p>
             <w:pPr>
               <w:pStyle w:val="Compact"/>
-              <w:jc w:val="left"/>
             </w:pPr>
             <w:r>
               <w:rPr>
@@ -7337,7 +6985,6 @@
           <w:p>
             <w:pPr>
               <w:pStyle w:val="Compact"/>
-              <w:jc w:val="left"/>
             </w:pPr>
             <w:r>
               <w:t xml:space="preserve">El cerebro: ejecuta el plano de control y la gestión (elección por prioridad + antigüedad)</w:t>
@@ -7351,7 +6998,6 @@
           <w:p>
             <w:pPr>
               <w:pStyle w:val="Compact"/>
-              <w:jc w:val="left"/>
             </w:pPr>
             <w:r>
               <w:rPr>
@@ -7367,7 +7013,6 @@
           <w:p>
             <w:pPr>
               <w:pStyle w:val="Compact"/>
-              <w:jc w:val="left"/>
             </w:pPr>
             <w:r>
               <w:t xml:space="preserve">Miembro controlado por el master (con sus propios puertos)</w:t>
@@ -7381,7 +7026,6 @@
           <w:p>
             <w:pPr>
               <w:pStyle w:val="Compact"/>
-              <w:jc w:val="left"/>
             </w:pPr>
             <w:r>
               <w:rPr>
@@ -7397,7 +7041,6 @@
           <w:p>
             <w:pPr>
               <w:pStyle w:val="Compact"/>
-              <w:jc w:val="left"/>
             </w:pPr>
             <w:r>
               <w:t xml:space="preserve">En algunos modelos, respaldo caliente del master</w:t>
@@ -7411,7 +7054,6 @@
           <w:p>
             <w:pPr>
               <w:pStyle w:val="Compact"/>
-              <w:jc w:val="left"/>
             </w:pPr>
             <w:r>
               <w:rPr>
@@ -7427,7 +7069,6 @@
           <w:p>
             <w:pPr>
               <w:pStyle w:val="Compact"/>
-              <w:jc w:val="left"/>
             </w:pPr>
             <w:r>
               <w:t xml:space="preserve">Los cables/buses dedicados que unen los miembros; en serio, forman un</w:t>
@@ -7451,7 +7092,6 @@
           <w:p>
             <w:pPr>
               <w:pStyle w:val="Compact"/>
-              <w:jc w:val="left"/>
             </w:pPr>
             <w:r>
               <w:rPr>
@@ -7467,7 +7107,6 @@
           <w:p>
             <w:pPr>
               <w:pStyle w:val="Compact"/>
-              <w:jc w:val="left"/>
             </w:pPr>
             <w:r>
               <w:t xml:space="preserve">Si un enlace de stack muere, el anillo cierra por el otro lado y el stack no se rompe</w:t>
@@ -7481,7 +7120,6 @@
           <w:p>
             <w:pPr>
               <w:pStyle w:val="Compact"/>
-              <w:jc w:val="left"/>
             </w:pPr>
             <w:r>
               <w:rPr>
@@ -7497,7 +7135,6 @@
           <w:p>
             <w:pPr>
               <w:pStyle w:val="Compact"/>
-              <w:jc w:val="left"/>
             </w:pPr>
             <w:r>
               <w:t xml:space="preserve">Implementaciones de la misma idea según fabricante</w:t>
@@ -7573,13 +7210,7 @@
         <w:t xml:space="preserve"> </w:t>
       </w:r>
       <w:r>
-        <w:t xml:space="preserve">“</w:t>
-      </w:r>
-      <w:r>
-        <w:t xml:space="preserve">el que arrancó antes</w:t>
-      </w:r>
-      <w:r>
-        <w:t xml:space="preserve">”</w:t>
+        <w:t xml:space="preserve">“el que arrancó antes”</w:t>
       </w:r>
       <w:r>
         <w:t xml:space="preserve">.</w:t>
@@ -7663,8 +7294,8 @@
         </w:pict>
       </w:r>
     </w:p>
-    <w:bookmarkEnd w:id="69"/>
-    <w:bookmarkStart w:id="70" w:name="X3397cc00db8d4ff0ce6e1d4d7edf4c4fd5f7e11"/>
+    <w:bookmarkEnd w:id="67"/>
+    <w:bookmarkStart w:id="68" w:name="X3397cc00db8d4ff0ce6e1d4d7edf4c4fd5f7e11"/>
     <w:p>
       <w:pPr>
         <w:pStyle w:val="Heading2"/>
@@ -7684,13 +7315,7 @@
         <w:t xml:space="preserve"> </w:t>
       </w:r>
       <w:r>
-        <w:t xml:space="preserve">“</w:t>
-      </w:r>
-      <w:r>
-        <w:t xml:space="preserve">varias cajas, un cerebro</w:t>
-      </w:r>
-      <w:r>
-        <w:t xml:space="preserve">”</w:t>
+        <w:t xml:space="preserve">“varias cajas, un cerebro”</w:t>
       </w:r>
       <w:r>
         <w:t xml:space="preserve"> </w:t>
@@ -7703,7 +7328,6 @@
       <w:tblPr>
         <w:tblStyle w:val="Table"/>
         <w:tblW w:type="pct" w:w="5000"/>
-        <w:jc w:val="left"/>
         <w:tblLayout w:type="fixed"/>
         <w:tblLook w:firstRow="1" w:lastRow="0" w:firstColumn="0" w:lastColumn="0" w:noHBand="0" w:noVBand="0" w:val="0020"/>
       </w:tblPr>
@@ -7721,7 +7345,6 @@
           <w:p>
             <w:pPr>
               <w:pStyle w:val="Compact"/>
-              <w:jc w:val="left"/>
             </w:pPr>
             <w:r>
               <w:t xml:space="preserve">Implementación</w:t>
@@ -7733,7 +7356,6 @@
           <w:p>
             <w:pPr>
               <w:pStyle w:val="Compact"/>
-              <w:jc w:val="left"/>
             </w:pPr>
             <w:r>
               <w:t xml:space="preserve">Fabricante</w:t>
@@ -7745,7 +7367,6 @@
           <w:p>
             <w:pPr>
               <w:pStyle w:val="Compact"/>
-              <w:jc w:val="left"/>
             </w:pPr>
             <w:r>
               <w:t xml:space="preserve">Qué une</w:t>
@@ -7759,7 +7380,6 @@
           <w:p>
             <w:pPr>
               <w:pStyle w:val="Compact"/>
-              <w:jc w:val="left"/>
             </w:pPr>
             <w:r>
               <w:rPr>
@@ -7781,7 +7401,6 @@
           <w:p>
             <w:pPr>
               <w:pStyle w:val="Compact"/>
-              <w:jc w:val="left"/>
             </w:pPr>
             <w:r>
               <w:t xml:space="preserve">Cisco (Catalyst acceso)</w:t>
@@ -7793,7 +7412,6 @@
           <w:p>
             <w:pPr>
               <w:pStyle w:val="Compact"/>
-              <w:jc w:val="left"/>
             </w:pPr>
             <w:r>
               <w:t xml:space="preserve">Switches apilables con cables/buses de stack</w:t>
@@ -7807,7 +7425,6 @@
           <w:p>
             <w:pPr>
               <w:pStyle w:val="Compact"/>
-              <w:jc w:val="left"/>
             </w:pPr>
             <w:r>
               <w:rPr>
@@ -7823,7 +7440,6 @@
           <w:p>
             <w:pPr>
               <w:pStyle w:val="Compact"/>
-              <w:jc w:val="left"/>
             </w:pPr>
             <w:r>
               <w:t xml:space="preserve">Cisco (núcleo)</w:t>
@@ -7835,7 +7451,6 @@
           <w:p>
             <w:pPr>
               <w:pStyle w:val="Compact"/>
-              <w:jc w:val="left"/>
             </w:pPr>
             <w:r>
               <w:t xml:space="preserve">Dos chasis grandes como uno lógico</w:t>
@@ -7849,7 +7464,6 @@
           <w:p>
             <w:pPr>
               <w:pStyle w:val="Compact"/>
-              <w:jc w:val="left"/>
             </w:pPr>
             <w:r>
               <w:rPr>
@@ -7865,7 +7479,6 @@
           <w:p>
             <w:pPr>
               <w:pStyle w:val="Compact"/>
-              <w:jc w:val="left"/>
             </w:pPr>
             <w:r>
               <w:t xml:space="preserve">Arista/Nexus, otros</w:t>
@@ -7877,7 +7490,6 @@
           <w:p>
             <w:pPr>
               <w:pStyle w:val="Compact"/>
-              <w:jc w:val="left"/>
             </w:pPr>
             <w:r>
               <w:t xml:space="preserve">Dos switches que parecen uno para los equipos conectados</w:t>
@@ -7891,7 +7503,6 @@
           <w:p>
             <w:pPr>
               <w:pStyle w:val="Compact"/>
-              <w:jc w:val="left"/>
             </w:pPr>
             <w:r>
               <w:rPr>
@@ -7907,7 +7518,6 @@
           <w:p>
             <w:pPr>
               <w:pStyle w:val="Compact"/>
-              <w:jc w:val="left"/>
             </w:pPr>
             <w:r>
               <w:t xml:space="preserve">HPE/H3C</w:t>
@@ -7919,7 +7529,6 @@
           <w:p>
             <w:pPr>
               <w:pStyle w:val="Compact"/>
-              <w:jc w:val="left"/>
             </w:pPr>
             <w:r>
               <w:t xml:space="preserve">Sabor propio de stacking</w:t>
@@ -7939,13 +7548,7 @@
         <w:t xml:space="preserve"> </w:t>
       </w:r>
       <w:r>
-        <w:t xml:space="preserve">“</w:t>
-      </w:r>
-      <w:r>
-        <w:t xml:space="preserve">real</w:t>
-      </w:r>
-      <w:r>
-        <w:t xml:space="preserve">”</w:t>
+        <w:t xml:space="preserve">“real”</w:t>
       </w:r>
       <w:r>
         <w:t xml:space="preserve"> </w:t>
@@ -7990,8 +7593,8 @@
         </w:pict>
       </w:r>
     </w:p>
-    <w:bookmarkEnd w:id="70"/>
-    <w:bookmarkStart w:id="71" w:name="X0842bad2b1f9f43e0c1a6ad5beec58de5496d75"/>
+    <w:bookmarkEnd w:id="68"/>
+    <w:bookmarkStart w:id="69" w:name="X0842bad2b1f9f43e0c1a6ad5beec58de5496d75"/>
     <w:p>
       <w:pPr>
         <w:pStyle w:val="Heading2"/>
@@ -8024,7 +7627,6 @@
       <w:tblPr>
         <w:tblStyle w:val="Table"/>
         <w:tblW w:type="pct" w:w="5000"/>
-        <w:jc w:val="left"/>
         <w:tblLayout w:type="fixed"/>
         <w:tblLook w:firstRow="1" w:lastRow="0" w:firstColumn="0" w:lastColumn="0" w:noHBand="0" w:noVBand="0" w:val="0020"/>
       </w:tblPr>
@@ -8041,7 +7643,6 @@
           <w:p>
             <w:pPr>
               <w:pStyle w:val="Compact"/>
-              <w:jc w:val="left"/>
             </w:pPr>
             <w:r>
               <w:t xml:space="preserve">Comando</w:t>
@@ -8053,7 +7654,6 @@
           <w:p>
             <w:pPr>
               <w:pStyle w:val="Compact"/>
-              <w:jc w:val="left"/>
             </w:pPr>
             <w:r>
               <w:t xml:space="preserve">Qué te cuenta</w:t>
@@ -8067,7 +7667,6 @@
           <w:p>
             <w:pPr>
               <w:pStyle w:val="Compact"/>
-              <w:jc w:val="left"/>
             </w:pPr>
             <w:r>
               <w:rPr>
@@ -8082,7 +7681,6 @@
           <w:p>
             <w:pPr>
               <w:pStyle w:val="Compact"/>
-              <w:jc w:val="left"/>
             </w:pPr>
             <w:r>
               <w:t xml:space="preserve">Miembros, roles (Master/Member/Standby), prioridades, estado</w:t>
@@ -8096,7 +7694,6 @@
           <w:p>
             <w:pPr>
               <w:pStyle w:val="Compact"/>
-              <w:jc w:val="left"/>
             </w:pPr>
             <w:r>
               <w:rPr>
@@ -8111,7 +7708,6 @@
           <w:p>
             <w:pPr>
               <w:pStyle w:val="Compact"/>
-              <w:jc w:val="left"/>
             </w:pPr>
             <w:r>
               <w:t xml:space="preserve">Estado de los enlaces de stack</w:t>
@@ -8125,7 +7721,6 @@
           <w:p>
             <w:pPr>
               <w:pStyle w:val="Compact"/>
-              <w:jc w:val="left"/>
             </w:pPr>
             <w:r>
               <w:rPr>
@@ -8140,7 +7735,6 @@
           <w:p>
             <w:pPr>
               <w:pStyle w:val="Compact"/>
-              <w:jc w:val="left"/>
             </w:pPr>
             <w:r>
               <w:t xml:space="preserve">Tráfico por el anillo</w:t>
@@ -8154,7 +7748,6 @@
           <w:p>
             <w:pPr>
               <w:pStyle w:val="Compact"/>
-              <w:jc w:val="left"/>
             </w:pPr>
             <w:r>
               <w:rPr>
@@ -8169,7 +7762,6 @@
           <w:p>
             <w:pPr>
               <w:pStyle w:val="Compact"/>
-              <w:jc w:val="left"/>
             </w:pPr>
             <w:r>
               <w:t xml:space="preserve">Modelo de cada miembro y versión del stack</w:t>
@@ -8223,8 +7815,8 @@
         </w:pict>
       </w:r>
     </w:p>
-    <w:bookmarkEnd w:id="71"/>
-    <w:bookmarkStart w:id="72" w:name="X332429e1be0178ab09e27ab9512ebf3ca2bdf4e"/>
+    <w:bookmarkEnd w:id="69"/>
+    <w:bookmarkStart w:id="70" w:name="X332429e1be0178ab09e27ab9512ebf3ca2bdf4e"/>
     <w:p>
       <w:pPr>
         <w:pStyle w:val="Heading2"/>
@@ -8236,13 +7828,7 @@
         <w:t xml:space="preserve"> </w:t>
       </w:r>
       <w:r>
-        <w:t xml:space="preserve">“</w:t>
-      </w:r>
-      <w:r>
-        <w:t xml:space="preserve">Tenemos dos switches en paralelo, somos redundantes</w:t>
-      </w:r>
-      <w:r>
-        <w:t xml:space="preserve">”</w:t>
+        <w:t xml:space="preserve">“Tenemos dos switches en paralelo, somos redundantes”</w:t>
       </w:r>
     </w:p>
     <w:p>
@@ -8302,13 +7888,7 @@
         <w:t xml:space="preserve"> </w:t>
       </w:r>
       <w:r>
-        <w:t xml:space="preserve">“</w:t>
-      </w:r>
-      <w:r>
-        <w:t xml:space="preserve">compré dos y los apilé en el rack</w:t>
-      </w:r>
-      <w:r>
-        <w:t xml:space="preserve">”</w:t>
+        <w:t xml:space="preserve">“compré dos y los apilé en el rack”</w:t>
       </w:r>
       <w:r>
         <w:t xml:space="preserve"> </w:t>
@@ -8355,8 +7935,8 @@
         </w:pict>
       </w:r>
     </w:p>
-    <w:bookmarkEnd w:id="72"/>
-    <w:bookmarkStart w:id="73" w:name="mini-chequeo-3"/>
+    <w:bookmarkEnd w:id="70"/>
+    <w:bookmarkStart w:id="71" w:name="mini-chequeo-3"/>
     <w:p>
       <w:pPr>
         <w:pStyle w:val="Heading2"/>
@@ -8553,8 +8133,8 @@
         </w:pict>
       </w:r>
     </w:p>
-    <w:bookmarkEnd w:id="73"/>
-    <w:bookmarkStart w:id="74" w:name="resumen-en-3-frases-3"/>
+    <w:bookmarkEnd w:id="71"/>
+    <w:bookmarkStart w:id="72" w:name="resumen-en-3-frases-3"/>
     <w:p>
       <w:pPr>
         <w:pStyle w:val="Heading2"/>
@@ -8628,8 +8208,8 @@
         <w:t xml:space="preserve">Stack + EtherChannel repartido + HSRP es la receta clásica del núcleo tolerante a fallos.</w:t>
       </w:r>
     </w:p>
-    <w:bookmarkEnd w:id="74"/>
-    <w:bookmarkStart w:id="75" w:name="vocabulario-rápido-3"/>
+    <w:bookmarkEnd w:id="72"/>
+    <w:bookmarkStart w:id="73" w:name="vocabulario-rápido-3"/>
     <w:p>
       <w:pPr>
         <w:pStyle w:val="Heading2"/>
@@ -8642,7 +8222,6 @@
       <w:tblPr>
         <w:tblStyle w:val="Table"/>
         <w:tblW w:type="auto" w:w="0"/>
-        <w:jc w:val="left"/>
         <w:tblLook w:firstRow="1" w:lastRow="0" w:firstColumn="0" w:lastColumn="0" w:noHBand="0" w:noVBand="0" w:val="0020"/>
       </w:tblPr>
       <w:tblGrid>
@@ -8658,7 +8237,6 @@
           <w:p>
             <w:pPr>
               <w:pStyle w:val="Compact"/>
-              <w:jc w:val="left"/>
             </w:pPr>
             <w:r>
               <w:t xml:space="preserve">Término</w:t>
@@ -8670,7 +8248,6 @@
           <w:p>
             <w:pPr>
               <w:pStyle w:val="Compact"/>
-              <w:jc w:val="left"/>
             </w:pPr>
             <w:r>
               <w:t xml:space="preserve">Idea general</w:t>
@@ -8684,7 +8261,6 @@
           <w:p>
             <w:pPr>
               <w:pStyle w:val="Compact"/>
-              <w:jc w:val="left"/>
             </w:pPr>
             <w:r>
               <w:t xml:space="preserve">Master / Member</w:t>
@@ -8696,7 +8272,6 @@
           <w:p>
             <w:pPr>
               <w:pStyle w:val="Compact"/>
-              <w:jc w:val="left"/>
             </w:pPr>
             <w:r>
               <w:t xml:space="preserve">Cerebro del stack / miembros controlados</w:t>
@@ -8710,7 +8285,6 @@
           <w:p>
             <w:pPr>
               <w:pStyle w:val="Compact"/>
-              <w:jc w:val="left"/>
             </w:pPr>
             <w:r>
               <w:t xml:space="preserve">Enlace de stack</w:t>
@@ -8722,7 +8296,6 @@
           <w:p>
             <w:pPr>
               <w:pStyle w:val="Compact"/>
-              <w:jc w:val="left"/>
             </w:pPr>
             <w:r>
               <w:t xml:space="preserve">Cable/bús dedicado entre miembros</w:t>
@@ -8736,7 +8309,6 @@
           <w:p>
             <w:pPr>
               <w:pStyle w:val="Compact"/>
-              <w:jc w:val="left"/>
             </w:pPr>
             <w:r>
               <w:t xml:space="preserve">Anillo</w:t>
@@ -8748,7 +8320,6 @@
           <w:p>
             <w:pPr>
               <w:pStyle w:val="Compact"/>
-              <w:jc w:val="left"/>
             </w:pPr>
             <w:r>
               <w:t xml:space="preserve">Cableado de stack que sobrevive a un enlace roto</w:t>
@@ -8762,7 +8333,6 @@
           <w:p>
             <w:pPr>
               <w:pStyle w:val="Compact"/>
-              <w:jc w:val="left"/>
             </w:pPr>
             <w:r>
               <w:t xml:space="preserve">VSS / MLAG</w:t>
@@ -8774,7 +8344,6 @@
           <w:p>
             <w:pPr>
               <w:pStyle w:val="Compact"/>
-              <w:jc w:val="left"/>
             </w:pPr>
             <w:r>
               <w:t xml:space="preserve">Sabores de</w:t>
@@ -8783,13 +8352,7 @@
               <w:t xml:space="preserve"> </w:t>
             </w:r>
             <w:r>
-              <w:t xml:space="preserve">“</w:t>
-            </w:r>
-            <w:r>
-              <w:t xml:space="preserve">varias cajas, un switch lógico</w:t>
-            </w:r>
-            <w:r>
-              <w:t xml:space="preserve">”</w:t>
+              <w:t xml:space="preserve">“varias cajas, un switch lógico”</w:t>
             </w:r>
           </w:p>
         </w:tc>
@@ -8800,7 +8363,6 @@
           <w:p>
             <w:pPr>
               <w:pStyle w:val="Compact"/>
-              <w:jc w:val="left"/>
             </w:pPr>
             <w:r>
               <w:t xml:space="preserve">Provisioning</w:t>
@@ -8812,7 +8374,6 @@
           <w:p>
             <w:pPr>
               <w:pStyle w:val="Compact"/>
-              <w:jc w:val="left"/>
             </w:pPr>
             <w:r>
               <w:t xml:space="preserve">Dar de alta un miembro con config anticipada</w:t>
@@ -8838,7 +8399,7 @@
       <w:r>
         <w:t xml:space="preserve"> </w:t>
       </w:r>
-      <w:hyperlink r:id="rId44">
+      <w:hyperlink r:id="rId36">
         <w:r>
           <w:rPr>
             <w:rStyle w:val="Hyperlink"/>
@@ -8865,7 +8426,7 @@
       <w:r>
         <w:t xml:space="preserve"> </w:t>
       </w:r>
-      <w:hyperlink r:id="rId23">
+      <w:hyperlink r:id="rId12">
         <w:r>
           <w:rPr>
             <w:rStyle w:val="Hyperlink"/>
@@ -8892,7 +8453,7 @@
       <w:r>
         <w:t xml:space="preserve"> </w:t>
       </w:r>
-      <w:hyperlink r:id="rId25">
+      <w:hyperlink r:id="rId14">
         <w:r>
           <w:rPr>
             <w:rStyle w:val="Hyperlink"/>
@@ -8901,9 +8462,9 @@
         </w:r>
       </w:hyperlink>
     </w:p>
-    <w:bookmarkEnd w:id="75"/>
-    <w:bookmarkEnd w:id="76"/>
-    <w:bookmarkStart w:id="86" w:name="fhrp-el-gateway-redundante"/>
+    <w:bookmarkEnd w:id="73"/>
+    <w:bookmarkEnd w:id="74"/>
+    <w:bookmarkStart w:id="87" w:name="fhrp-el-gateway-redundante"/>
     <w:p>
       <w:pPr>
         <w:pStyle w:val="Heading1"/>
@@ -8967,7 +8528,7 @@
         </w:pict>
       </w:r>
     </w:p>
-    <w:bookmarkStart w:id="77" w:name="la-idea-en-una-frase-4"/>
+    <w:bookmarkStart w:id="75" w:name="la-idea-en-una-frase-4"/>
     <w:p>
       <w:pPr>
         <w:pStyle w:val="Heading2"/>
@@ -9033,8 +8594,8 @@
         </w:pict>
       </w:r>
     </w:p>
-    <w:bookmarkEnd w:id="77"/>
-    <w:bookmarkStart w:id="78" w:name="el-problema-el-gateway-es-un-spof"/>
+    <w:bookmarkEnd w:id="75"/>
+    <w:bookmarkStart w:id="76" w:name="el-problema-el-gateway-es-un-spof"/>
     <w:p>
       <w:pPr>
         <w:pStyle w:val="Heading2"/>
@@ -9132,8 +8693,8 @@
         </w:pict>
       </w:r>
     </w:p>
-    <w:bookmarkEnd w:id="78"/>
-    <w:bookmarkStart w:id="79" w:name="el-truco-ip-virtual-mac-virtual"/>
+    <w:bookmarkEnd w:id="76"/>
+    <w:bookmarkStart w:id="80" w:name="el-truco-ip-virtual-mac-virtual"/>
     <w:p>
       <w:pPr>
         <w:pStyle w:val="Heading2"/>
@@ -9144,76 +8705,66 @@
     </w:p>
     <w:p>
       <w:pPr>
-        <w:pStyle w:val="SourceCode"/>
-      </w:pPr>
-      <w:r>
-        <w:rPr>
-          <w:rStyle w:val="VerbatimChar"/>
-        </w:rPr>
-        <w:t xml:space="preserve">                 clientes (gateway = 192.168.1.1)</w:t>
-      </w:r>
-      <w:r>
-        <w:br/>
-      </w:r>
-      <w:r>
-        <w:rPr>
-          <w:rStyle w:val="VerbatimChar"/>
-        </w:rPr>
-        <w:t xml:space="preserve">                          │</w:t>
-      </w:r>
-      <w:r>
-        <w:br/>
-      </w:r>
-      <w:r>
-        <w:rPr>
-          <w:rStyle w:val="VerbatimChar"/>
-        </w:rPr>
-        <w:t xml:space="preserve">        ┌─────────────────┴─────────────────┐</w:t>
-      </w:r>
-      <w:r>
-        <w:br/>
-      </w:r>
-      <w:r>
-        <w:rPr>
-          <w:rStyle w:val="VerbatimChar"/>
-        </w:rPr>
-        <w:t xml:space="preserve">        │         IP virtual: 192.168.1.1   │</w:t>
-      </w:r>
-      <w:r>
-        <w:br/>
-      </w:r>
-      <w:r>
-        <w:rPr>
-          <w:rStyle w:val="VerbatimChar"/>
-        </w:rPr>
-        <w:t xml:space="preserve">        │         MAC virtual: 0000.0c07.ac01│</w:t>
-      </w:r>
-      <w:r>
-        <w:br/>
-      </w:r>
-      <w:r>
-        <w:rPr>
-          <w:rStyle w:val="VerbatimChar"/>
-        </w:rPr>
-        <w:t xml:space="preserve">        ├─────────────────┬─────────────────┤</w:t>
-      </w:r>
-      <w:r>
-        <w:br/>
-      </w:r>
-      <w:r>
-        <w:rPr>
-          <w:rStyle w:val="VerbatimChar"/>
-        </w:rPr>
-        <w:t xml:space="preserve">   [R1 ACTIVO]        [R2 RESPALDO]</w:t>
-      </w:r>
-      <w:r>
-        <w:br/>
-      </w:r>
-      <w:r>
-        <w:rPr>
-          <w:rStyle w:val="VerbatimChar"/>
-        </w:rPr>
-        <w:t xml:space="preserve">   IP real .2         IP real .3</w:t>
+        <w:pStyle w:val="CaptionedFigure"/>
+      </w:pPr>
+      <w:r>
+        <w:drawing>
+          <wp:inline>
+            <wp:extent cx="5334000" cy="5477676"/>
+            <wp:effectExtent b="0" l="0" r="0" t="0"/>
+            <wp:docPr descr="Clientes con gateway 192.168.1.1 → IP virtual compartida por R1 activo (.2) y R2 respaldo (.3)" title="" id="78" name="Picture"/>
+            <a:graphic>
+              <a:graphicData uri="http://schemas.openxmlformats.org/drawingml/2006/picture">
+                <pic:pic>
+                  <pic:nvPicPr>
+                    <pic:cNvPr descr="public/diagrams/u13-fhrp.svg" id="79" name="Picture"/>
+                    <pic:cNvPicPr>
+                      <a:picLocks noChangeArrowheads="1" noChangeAspect="1"/>
+                    </pic:cNvPicPr>
+                  </pic:nvPicPr>
+                  <pic:blipFill>
+                    <a:blip>
+                      <a:extLst>
+                        <a:ext uri="{28A0092B-C50C-407E-A947-70E740481C1C}">
+                          <a14:useLocalDpi xmlns:a14="http://schemas.microsoft.com/office/drawing/2010/main" val="0"/>
+                        </a:ext>
+                        <a:ext uri="{96DAC541-7B7A-43D3-8B79-37D633B846F1}">
+                          <asvg:svgBlip xmlns:asvg="http://schemas.microsoft.com/office/drawing/2016/SVG/main" r:embed="rId77"/>
+                        </a:ext>
+                      </a:extLst>
+                    </a:blip>
+                    <a:stretch>
+                      <a:fillRect/>
+                    </a:stretch>
+                  </pic:blipFill>
+                  <pic:spPr bwMode="auto">
+                    <a:xfrm>
+                      <a:off x="0" y="0"/>
+                      <a:ext cx="5334000" cy="5477676"/>
+                    </a:xfrm>
+                    <a:prstGeom prst="rect">
+                      <a:avLst/>
+                    </a:prstGeom>
+                    <a:noFill/>
+                    <a:ln w="9525">
+                      <a:noFill/>
+                      <a:headEnd/>
+                      <a:tailEnd/>
+                    </a:ln>
+                  </pic:spPr>
+                </pic:pic>
+              </a:graphicData>
+            </a:graphic>
+          </wp:inline>
+        </w:drawing>
+      </w:r>
+    </w:p>
+    <w:p>
+      <w:pPr>
+        <w:pStyle w:val="ImageCaption"/>
+      </w:pPr>
+      <w:r>
+        <w:t xml:space="preserve">Clientes con gateway 192.168.1.1 → IP virtual compartida por R1 activo (.2) y R2 respaldo (.3)</w:t>
       </w:r>
     </w:p>
     <w:p>
@@ -9300,13 +8851,7 @@
         <w:t xml:space="preserve"> </w:t>
       </w:r>
       <w:r>
-        <w:t xml:space="preserve">“</w:t>
-      </w:r>
-      <w:r>
-        <w:t xml:space="preserve">vive</w:t>
-      </w:r>
-      <w:r>
-        <w:t xml:space="preserve">”</w:t>
+        <w:t xml:space="preserve">“vive”</w:t>
       </w:r>
       <w:r>
         <w:t xml:space="preserve"> </w:t>
@@ -9367,8 +8912,8 @@
         </w:pict>
       </w:r>
     </w:p>
-    <w:bookmarkEnd w:id="79"/>
-    <w:bookmarkStart w:id="80" w:name="los-tres-fhrp-que-debes-conocer"/>
+    <w:bookmarkEnd w:id="80"/>
+    <w:bookmarkStart w:id="81" w:name="los-tres-fhrp-que-debes-conocer"/>
     <w:p>
       <w:pPr>
         <w:pStyle w:val="Heading2"/>
@@ -9381,7 +8926,6 @@
       <w:tblPr>
         <w:tblStyle w:val="Table"/>
         <w:tblW w:type="pct" w:w="5000"/>
-        <w:jc w:val="left"/>
         <w:tblLayout w:type="fixed"/>
         <w:tblLook w:firstRow="1" w:lastRow="0" w:firstColumn="0" w:lastColumn="0" w:noHBand="0" w:noVBand="0" w:val="0020"/>
       </w:tblPr>
@@ -9400,7 +8944,6 @@
           <w:p>
             <w:pPr>
               <w:pStyle w:val="Compact"/>
-              <w:jc w:val="left"/>
             </w:pPr>
             <w:r>
               <w:t xml:space="preserve">Protocolo</w:t>
@@ -9412,7 +8955,6 @@
           <w:p>
             <w:pPr>
               <w:pStyle w:val="Compact"/>
-              <w:jc w:val="left"/>
             </w:pPr>
             <w:r>
               <w:t xml:space="preserve">Origen</w:t>
@@ -9424,7 +8966,6 @@
           <w:p>
             <w:pPr>
               <w:pStyle w:val="Compact"/>
-              <w:jc w:val="left"/>
             </w:pPr>
             <w:r>
               <w:t xml:space="preserve">Términos</w:t>
@@ -9436,7 +8977,6 @@
           <w:p>
             <w:pPr>
               <w:pStyle w:val="Compact"/>
-              <w:jc w:val="left"/>
             </w:pPr>
             <w:r>
               <w:t xml:space="preserve">Detalle</w:t>
@@ -9450,7 +8990,6 @@
           <w:p>
             <w:pPr>
               <w:pStyle w:val="Compact"/>
-              <w:jc w:val="left"/>
             </w:pPr>
             <w:r>
               <w:rPr>
@@ -9466,7 +9005,6 @@
           <w:p>
             <w:pPr>
               <w:pStyle w:val="Compact"/>
-              <w:jc w:val="left"/>
             </w:pPr>
             <w:r>
               <w:t xml:space="preserve">Cisco</w:t>
@@ -9478,7 +9016,6 @@
           <w:p>
             <w:pPr>
               <w:pStyle w:val="Compact"/>
-              <w:jc w:val="left"/>
             </w:pPr>
             <w:r>
               <w:t xml:space="preserve">Activo/Standby</w:t>
@@ -9490,7 +9027,6 @@
           <w:p>
             <w:pPr>
               <w:pStyle w:val="Compact"/>
-              <w:jc w:val="left"/>
             </w:pPr>
             <w:r>
               <w:t xml:space="preserve">El clásico; multi-grupo, prioridades, preempt</w:t>
@@ -9504,7 +9040,6 @@
           <w:p>
             <w:pPr>
               <w:pStyle w:val="Compact"/>
-              <w:jc w:val="left"/>
             </w:pPr>
             <w:r>
               <w:rPr>
@@ -9520,7 +9055,6 @@
           <w:p>
             <w:pPr>
               <w:pStyle w:val="Compact"/>
-              <w:jc w:val="left"/>
             </w:pPr>
             <w:r>
               <w:t xml:space="preserve">Estándar (RFC)</w:t>
@@ -9532,7 +9066,6 @@
           <w:p>
             <w:pPr>
               <w:pStyle w:val="Compact"/>
-              <w:jc w:val="left"/>
             </w:pPr>
             <w:r>
               <w:t xml:space="preserve">Master/Backup</w:t>
@@ -9544,7 +9077,6 @@
           <w:p>
             <w:pPr>
               <w:pStyle w:val="Compact"/>
-              <w:jc w:val="left"/>
             </w:pPr>
             <w:r>
               <w:t xml:space="preserve">Puede usar la IP real del router como virtual</w:t>
@@ -9558,7 +9090,6 @@
           <w:p>
             <w:pPr>
               <w:pStyle w:val="Compact"/>
-              <w:jc w:val="left"/>
             </w:pPr>
             <w:r>
               <w:rPr>
@@ -9574,7 +9105,6 @@
           <w:p>
             <w:pPr>
               <w:pStyle w:val="Compact"/>
-              <w:jc w:val="left"/>
             </w:pPr>
             <w:r>
               <w:t xml:space="preserve">Cisco</w:t>
@@ -9586,7 +9116,6 @@
           <w:p>
             <w:pPr>
               <w:pStyle w:val="Compact"/>
-              <w:jc w:val="left"/>
             </w:pPr>
             <w:r>
               <w:t xml:space="preserve">AVG/AVF</w:t>
@@ -9598,7 +9127,6 @@
           <w:p>
             <w:pPr>
               <w:pStyle w:val="Compact"/>
-              <w:jc w:val="left"/>
             </w:pPr>
             <w:r>
               <w:t xml:space="preserve">Balancea: varios routers atienden tráfico a la vez</w:t>
@@ -9706,13 +9234,7 @@
         <w:t xml:space="preserve"> </w:t>
       </w:r>
       <w:r>
-        <w:t xml:space="preserve">“</w:t>
-      </w:r>
-      <w:r>
-        <w:t xml:space="preserve">hola</w:t>
-      </w:r>
-      <w:r>
-        <w:t xml:space="preserve">”</w:t>
+        <w:t xml:space="preserve">“hola”</w:t>
       </w:r>
       <w:r>
         <w:t xml:space="preserve"> </w:t>
@@ -9738,8 +9260,8 @@
         </w:pict>
       </w:r>
     </w:p>
-    <w:bookmarkEnd w:id="80"/>
-    <w:bookmarkStart w:id="81" w:name="X4fd6f6802c8dde050a14aab1e58b0218691b420"/>
+    <w:bookmarkEnd w:id="81"/>
+    <w:bookmarkStart w:id="82" w:name="X4fd6f6802c8dde050a14aab1e58b0218691b420"/>
     <w:p>
       <w:pPr>
         <w:pStyle w:val="Heading2"/>
@@ -9871,8 +9393,8 @@
         </w:pict>
       </w:r>
     </w:p>
-    <w:bookmarkEnd w:id="81"/>
-    <w:bookmarkStart w:id="82" w:name="verificación-1"/>
+    <w:bookmarkEnd w:id="82"/>
+    <w:bookmarkStart w:id="83" w:name="verificación-1"/>
     <w:p>
       <w:pPr>
         <w:pStyle w:val="Heading2"/>
@@ -9885,7 +9407,6 @@
       <w:tblPr>
         <w:tblStyle w:val="Table"/>
         <w:tblW w:type="pct" w:w="5000"/>
-        <w:jc w:val="left"/>
         <w:tblLayout w:type="fixed"/>
         <w:tblLook w:firstRow="1" w:lastRow="0" w:firstColumn="0" w:lastColumn="0" w:noHBand="0" w:noVBand="0" w:val="0020"/>
       </w:tblPr>
@@ -9902,7 +9423,6 @@
           <w:p>
             <w:pPr>
               <w:pStyle w:val="Compact"/>
-              <w:jc w:val="left"/>
             </w:pPr>
             <w:r>
               <w:t xml:space="preserve">Comando</w:t>
@@ -9914,7 +9434,6 @@
           <w:p>
             <w:pPr>
               <w:pStyle w:val="Compact"/>
-              <w:jc w:val="left"/>
             </w:pPr>
             <w:r>
               <w:t xml:space="preserve">Qué te cuenta</w:t>
@@ -9928,7 +9447,6 @@
           <w:p>
             <w:pPr>
               <w:pStyle w:val="Compact"/>
-              <w:jc w:val="left"/>
             </w:pPr>
             <w:r>
               <w:rPr>
@@ -9943,7 +9461,6 @@
           <w:p>
             <w:pPr>
               <w:pStyle w:val="Compact"/>
-              <w:jc w:val="left"/>
             </w:pPr>
             <w:r>
               <w:t xml:space="preserve">Grupos, IP virtual, quién es Active y quién Standby, prioridades</w:t>
@@ -9957,7 +9474,6 @@
           <w:p>
             <w:pPr>
               <w:pStyle w:val="Compact"/>
-              <w:jc w:val="left"/>
             </w:pPr>
             <w:r>
               <w:rPr>
@@ -9972,7 +9488,6 @@
           <w:p>
             <w:pPr>
               <w:pStyle w:val="Compact"/>
-              <w:jc w:val="left"/>
             </w:pPr>
             <w:r>
               <w:t xml:space="preserve">Detalle: temporizadores, preempt, MAC virtual</w:t>
@@ -9986,7 +9501,6 @@
           <w:p>
             <w:pPr>
               <w:pStyle w:val="Compact"/>
-              <w:jc w:val="left"/>
             </w:pPr>
             <w:r>
               <w:rPr>
@@ -10001,7 +9515,6 @@
           <w:p>
             <w:pPr>
               <w:pStyle w:val="Compact"/>
-              <w:jc w:val="left"/>
             </w:pPr>
             <w:r>
               <w:t xml:space="preserve">El diálogo de hellos y transiciones (con cuidado)</w:t>
@@ -10108,8 +9621,8 @@
         </w:pict>
       </w:r>
     </w:p>
-    <w:bookmarkEnd w:id="82"/>
-    <w:bookmarkStart w:id="83" w:name="mini-chequeo-4"/>
+    <w:bookmarkEnd w:id="83"/>
+    <w:bookmarkStart w:id="84" w:name="mini-chequeo-4"/>
     <w:p>
       <w:pPr>
         <w:pStyle w:val="Heading2"/>
@@ -10133,13 +9646,7 @@
         <w:t xml:space="preserve"> </w:t>
       </w:r>
       <w:r>
-        <w:t xml:space="preserve">“</w:t>
-      </w:r>
-      <w:r>
-        <w:t xml:space="preserve">a mano</w:t>
-      </w:r>
-      <w:r>
-        <w:t xml:space="preserve">”</w:t>
+        <w:t xml:space="preserve">“a mano”</w:t>
       </w:r>
       <w:r>
         <w:t xml:space="preserve"> </w:t>
@@ -10305,8 +9812,8 @@
         </w:pict>
       </w:r>
     </w:p>
-    <w:bookmarkEnd w:id="83"/>
-    <w:bookmarkStart w:id="84" w:name="resumen-en-3-frases-4"/>
+    <w:bookmarkEnd w:id="84"/>
+    <w:bookmarkStart w:id="85" w:name="resumen-en-3-frases-4"/>
     <w:p>
       <w:pPr>
         <w:pStyle w:val="Heading2"/>
@@ -10456,8 +9963,8 @@
         <w:t xml:space="preserve">es tu termómetro.</w:t>
       </w:r>
     </w:p>
-    <w:bookmarkEnd w:id="84"/>
-    <w:bookmarkStart w:id="85" w:name="vocabulario-rápido-4"/>
+    <w:bookmarkEnd w:id="85"/>
+    <w:bookmarkStart w:id="86" w:name="vocabulario-rápido-4"/>
     <w:p>
       <w:pPr>
         <w:pStyle w:val="Heading2"/>
@@ -10470,7 +9977,6 @@
       <w:tblPr>
         <w:tblStyle w:val="Table"/>
         <w:tblW w:type="auto" w:w="0"/>
-        <w:jc w:val="left"/>
         <w:tblLook w:firstRow="1" w:lastRow="0" w:firstColumn="0" w:lastColumn="0" w:noHBand="0" w:noVBand="0" w:val="0020"/>
       </w:tblPr>
       <w:tblGrid>
@@ -10486,7 +9992,6 @@
           <w:p>
             <w:pPr>
               <w:pStyle w:val="Compact"/>
-              <w:jc w:val="left"/>
             </w:pPr>
             <w:r>
               <w:t xml:space="preserve">Término</w:t>
@@ -10498,7 +10003,6 @@
           <w:p>
             <w:pPr>
               <w:pStyle w:val="Compact"/>
-              <w:jc w:val="left"/>
             </w:pPr>
             <w:r>
               <w:t xml:space="preserve">Idea general</w:t>
@@ -10512,7 +10016,6 @@
           <w:p>
             <w:pPr>
               <w:pStyle w:val="Compact"/>
-              <w:jc w:val="left"/>
             </w:pPr>
             <w:r>
               <w:t xml:space="preserve">IP virtual</w:t>
@@ -10524,7 +10027,6 @@
           <w:p>
             <w:pPr>
               <w:pStyle w:val="Compact"/>
-              <w:jc w:val="left"/>
             </w:pPr>
             <w:r>
               <w:t xml:space="preserve">La</w:t>
@@ -10533,13 +10035,7 @@
               <w:t xml:space="preserve"> </w:t>
             </w:r>
             <w:r>
-              <w:t xml:space="preserve">“</w:t>
-            </w:r>
-            <w:r>
-              <w:t xml:space="preserve">IP del gateway</w:t>
-            </w:r>
-            <w:r>
-              <w:t xml:space="preserve">”</w:t>
+              <w:t xml:space="preserve">“IP del gateway”</w:t>
             </w:r>
             <w:r>
               <w:t xml:space="preserve"> </w:t>
@@ -10556,7 +10052,6 @@
           <w:p>
             <w:pPr>
               <w:pStyle w:val="Compact"/>
-              <w:jc w:val="left"/>
             </w:pPr>
             <w:r>
               <w:t xml:space="preserve">MAC virtual</w:t>
@@ -10568,7 +10063,6 @@
           <w:p>
             <w:pPr>
               <w:pStyle w:val="Compact"/>
-              <w:jc w:val="left"/>
             </w:pPr>
             <w:r>
               <w:t xml:space="preserve">Dirección de capa 2 estable durante la conmutación</w:t>
@@ -10582,7 +10076,6 @@
           <w:p>
             <w:pPr>
               <w:pStyle w:val="Compact"/>
-              <w:jc w:val="left"/>
             </w:pPr>
             <w:r>
               <w:t xml:space="preserve">Active/Standby</w:t>
@@ -10594,7 +10087,6 @@
           <w:p>
             <w:pPr>
               <w:pStyle w:val="Compact"/>
-              <w:jc w:val="left"/>
             </w:pPr>
             <w:r>
               <w:t xml:space="preserve">Roles HSRP (Master/Backup en VRRP)</w:t>
@@ -10608,7 +10100,6 @@
           <w:p>
             <w:pPr>
               <w:pStyle w:val="Compact"/>
-              <w:jc w:val="left"/>
             </w:pPr>
             <w:r>
               <w:t xml:space="preserve">Preempt</w:t>
@@ -10620,7 +10111,6 @@
           <w:p>
             <w:pPr>
               <w:pStyle w:val="Compact"/>
-              <w:jc w:val="left"/>
             </w:pPr>
             <w:r>
               <w:t xml:space="preserve">Recuperación del rol al volver el mejor</w:t>
@@ -10634,7 +10124,6 @@
           <w:p>
             <w:pPr>
               <w:pStyle w:val="Compact"/>
-              <w:jc w:val="left"/>
             </w:pPr>
             <w:r>
               <w:t xml:space="preserve">Gratuitous ARP</w:t>
@@ -10646,7 +10135,6 @@
           <w:p>
             <w:pPr>
               <w:pStyle w:val="Compact"/>
-              <w:jc w:val="left"/>
             </w:pPr>
             <w:r>
               <w:t xml:space="preserve">Anuncio para refrescar tablas ARP al conmutar</w:t>
@@ -10672,7 +10160,7 @@
       <w:r>
         <w:t xml:space="preserve"> </w:t>
       </w:r>
-      <w:hyperlink r:id="rId44">
+      <w:hyperlink r:id="rId36">
         <w:r>
           <w:rPr>
             <w:rStyle w:val="Hyperlink"/>
@@ -10699,7 +10187,7 @@
       <w:r>
         <w:t xml:space="preserve"> </w:t>
       </w:r>
-      <w:hyperlink r:id="rId24">
+      <w:hyperlink r:id="rId13">
         <w:r>
           <w:rPr>
             <w:rStyle w:val="Hyperlink"/>
@@ -10726,7 +10214,7 @@
       <w:r>
         <w:t xml:space="preserve"> </w:t>
       </w:r>
-      <w:hyperlink r:id="rId26">
+      <w:hyperlink r:id="rId15">
         <w:r>
           <w:rPr>
             <w:rStyle w:val="Hyperlink"/>
@@ -10735,9 +10223,9 @@
         </w:r>
       </w:hyperlink>
     </w:p>
-    <w:bookmarkEnd w:id="85"/>
     <w:bookmarkEnd w:id="86"/>
-    <w:bookmarkStart w:id="98" w:name="hsrp-en-cisco"/>
+    <w:bookmarkEnd w:id="87"/>
+    <w:bookmarkStart w:id="99" w:name="hsrp-en-cisco"/>
     <w:p>
       <w:pPr>
         <w:pStyle w:val="Heading1"/>
@@ -10801,7 +10289,7 @@
         </w:pict>
       </w:r>
     </w:p>
-    <w:bookmarkStart w:id="87" w:name="la-idea-en-una-frase-5"/>
+    <w:bookmarkStart w:id="88" w:name="la-idea-en-una-frase-5"/>
     <w:p>
       <w:pPr>
         <w:pStyle w:val="Heading2"/>
@@ -10825,8 +10313,8 @@
         </w:pict>
       </w:r>
     </w:p>
-    <w:bookmarkEnd w:id="87"/>
-    <w:bookmarkStart w:id="90" w:name="escenario-base"/>
+    <w:bookmarkEnd w:id="88"/>
+    <w:bookmarkStart w:id="91" w:name="escenario-base"/>
     <w:p>
       <w:pPr>
         <w:pStyle w:val="Heading2"/>
@@ -10908,7 +10396,7 @@
         <w:t xml:space="preserve">        salida a Internet (WANs propias en cada router)</w:t>
       </w:r>
     </w:p>
-    <w:bookmarkStart w:id="88" w:name="configuración-de-r1-activo-deseado"/>
+    <w:bookmarkStart w:id="89" w:name="configuración-de-r1-activo-deseado"/>
     <w:p>
       <w:pPr>
         <w:pStyle w:val="Heading3"/>
@@ -10973,8 +10461,8 @@
         <w:t xml:space="preserve">R1(config-if)# standby 1 preempt</w:t>
       </w:r>
     </w:p>
-    <w:bookmarkEnd w:id="88"/>
-    <w:bookmarkStart w:id="89" w:name="configuración-de-r2-respaldo"/>
+    <w:bookmarkEnd w:id="89"/>
+    <w:bookmarkStart w:id="90" w:name="configuración-de-r2-respaldo"/>
     <w:p>
       <w:pPr>
         <w:pStyle w:val="Heading3"/>
@@ -11033,7 +10521,6 @@
       <w:tblPr>
         <w:tblStyle w:val="Table"/>
         <w:tblW w:type="pct" w:w="5000"/>
-        <w:jc w:val="left"/>
         <w:tblLayout w:type="fixed"/>
         <w:tblLook w:firstRow="1" w:lastRow="0" w:firstColumn="0" w:lastColumn="0" w:noHBand="0" w:noVBand="0" w:val="0020"/>
       </w:tblPr>
@@ -11050,7 +10537,6 @@
           <w:p>
             <w:pPr>
               <w:pStyle w:val="Compact"/>
-              <w:jc w:val="left"/>
             </w:pPr>
             <w:r>
               <w:t xml:space="preserve">Comando</w:t>
@@ -11062,7 +10548,6 @@
           <w:p>
             <w:pPr>
               <w:pStyle w:val="Compact"/>
-              <w:jc w:val="left"/>
             </w:pPr>
             <w:r>
               <w:t xml:space="preserve">Para qué</w:t>
@@ -11076,7 +10561,6 @@
           <w:p>
             <w:pPr>
               <w:pStyle w:val="Compact"/>
-              <w:jc w:val="left"/>
             </w:pPr>
             <w:r>
               <w:rPr>
@@ -11091,7 +10575,6 @@
           <w:p>
             <w:pPr>
               <w:pStyle w:val="Compact"/>
-              <w:jc w:val="left"/>
             </w:pPr>
             <w:r>
               <w:t xml:space="preserve">HSRPv2: soporta más grupos e IPv6; el habilitado por defecto en equipos modernos</w:t>
@@ -11105,7 +10588,6 @@
           <w:p>
             <w:pPr>
               <w:pStyle w:val="Compact"/>
-              <w:jc w:val="left"/>
             </w:pPr>
             <w:r>
               <w:rPr>
@@ -11120,7 +10602,6 @@
           <w:p>
             <w:pPr>
               <w:pStyle w:val="Compact"/>
-              <w:jc w:val="left"/>
             </w:pPr>
             <w:r>
               <w:t xml:space="preserve">El grupo 1 comparte esa</w:t>
@@ -11144,7 +10625,6 @@
           <w:p>
             <w:pPr>
               <w:pStyle w:val="Compact"/>
-              <w:jc w:val="left"/>
             </w:pPr>
             <w:r>
               <w:rPr>
@@ -11159,7 +10639,6 @@
           <w:p>
             <w:pPr>
               <w:pStyle w:val="Compact"/>
-              <w:jc w:val="left"/>
             </w:pPr>
             <w:r>
               <w:t xml:space="preserve">Mayor prioridad = mejor candidato a activo (100 por defecto)</w:t>
@@ -11173,7 +10652,6 @@
           <w:p>
             <w:pPr>
               <w:pStyle w:val="Compact"/>
-              <w:jc w:val="left"/>
             </w:pPr>
             <w:r>
               <w:rPr>
@@ -11188,7 +10666,6 @@
           <w:p>
             <w:pPr>
               <w:pStyle w:val="Compact"/>
-              <w:jc w:val="left"/>
             </w:pPr>
             <w:r>
               <w:t xml:space="preserve">Si R1 vuelve tras caerse, recupera el rol de activo</w:t>
@@ -11256,9 +10733,9 @@
         </w:pict>
       </w:r>
     </w:p>
-    <w:bookmarkEnd w:id="89"/>
     <w:bookmarkEnd w:id="90"/>
-    <w:bookmarkStart w:id="91" w:name="Xa7754a88dc9194b044d87d1b243d2c8cab852d4"/>
+    <w:bookmarkEnd w:id="91"/>
+    <w:bookmarkStart w:id="92" w:name="Xa7754a88dc9194b044d87d1b243d2c8cab852d4"/>
     <w:p>
       <w:pPr>
         <w:pStyle w:val="Heading2"/>
@@ -11357,13 +10834,7 @@
         <w:t xml:space="preserve"> </w:t>
       </w:r>
       <w:r>
-        <w:t xml:space="preserve">“</w:t>
-      </w:r>
-      <w:r>
-        <w:t xml:space="preserve">HSRP montado</w:t>
-      </w:r>
-      <w:r>
-        <w:t xml:space="preserve">”</w:t>
+        <w:t xml:space="preserve">“HSRP montado”</w:t>
       </w:r>
       <w:r>
         <w:t xml:space="preserve"> </w:t>
@@ -11375,13 +10846,7 @@
         <w:t xml:space="preserve"> </w:t>
       </w:r>
       <w:r>
-        <w:t xml:space="preserve">“</w:t>
-      </w:r>
-      <w:r>
-        <w:t xml:space="preserve">HSRP pensado</w:t>
-      </w:r>
-      <w:r>
-        <w:t xml:space="preserve">”</w:t>
+        <w:t xml:space="preserve">“HSRP pensado”</w:t>
       </w:r>
       <w:r>
         <w:t xml:space="preserve">.</w:t>
@@ -11394,8 +10859,8 @@
         </w:pict>
       </w:r>
     </w:p>
-    <w:bookmarkEnd w:id="91"/>
-    <w:bookmarkStart w:id="92" w:name="Xdd98457097dc8106df5d93fe68d4d096f2c8b5b"/>
+    <w:bookmarkEnd w:id="92"/>
+    <w:bookmarkStart w:id="93" w:name="Xdd98457097dc8106df5d93fe68d4d096f2c8b5b"/>
     <w:p>
       <w:pPr>
         <w:pStyle w:val="Heading2"/>
@@ -11548,8 +11013,8 @@
         </w:pict>
       </w:r>
     </w:p>
-    <w:bookmarkEnd w:id="92"/>
-    <w:bookmarkStart w:id="93" w:name="verificación-y-prueba-de-fuego"/>
+    <w:bookmarkEnd w:id="93"/>
+    <w:bookmarkStart w:id="94" w:name="verificación-y-prueba-de-fuego"/>
     <w:p>
       <w:pPr>
         <w:pStyle w:val="Heading2"/>
@@ -11674,7 +11139,6 @@
       <w:tblPr>
         <w:tblStyle w:val="Table"/>
         <w:tblW w:type="pct" w:w="5000"/>
-        <w:jc w:val="left"/>
         <w:tblLayout w:type="fixed"/>
         <w:tblLook w:firstRow="1" w:lastRow="0" w:firstColumn="0" w:lastColumn="0" w:noHBand="0" w:noVBand="0" w:val="0020"/>
       </w:tblPr>
@@ -11691,7 +11155,6 @@
           <w:p>
             <w:pPr>
               <w:pStyle w:val="Compact"/>
-              <w:jc w:val="left"/>
             </w:pPr>
             <w:r>
               <w:t xml:space="preserve">Comando</w:t>
@@ -11703,7 +11166,6 @@
           <w:p>
             <w:pPr>
               <w:pStyle w:val="Compact"/>
-              <w:jc w:val="left"/>
             </w:pPr>
             <w:r>
               <w:t xml:space="preserve">Qué aporta</w:t>
@@ -11717,7 +11179,6 @@
           <w:p>
             <w:pPr>
               <w:pStyle w:val="Compact"/>
-              <w:jc w:val="left"/>
             </w:pPr>
             <w:r>
               <w:rPr>
@@ -11732,7 +11193,6 @@
           <w:p>
             <w:pPr>
               <w:pStyle w:val="Compact"/>
-              <w:jc w:val="left"/>
             </w:pPr>
             <w:r>
               <w:t xml:space="preserve">Estado de roles por grupo (Active/Standby)</w:t>
@@ -11746,7 +11206,6 @@
           <w:p>
             <w:pPr>
               <w:pStyle w:val="Compact"/>
-              <w:jc w:val="left"/>
             </w:pPr>
             <w:r>
               <w:rPr>
@@ -11761,7 +11220,6 @@
           <w:p>
             <w:pPr>
               <w:pStyle w:val="Compact"/>
-              <w:jc w:val="left"/>
             </w:pPr>
             <w:r>
               <w:t xml:space="preserve">Temporizadores, preempt, MAC virtual, tracking</w:t>
@@ -11775,7 +11233,6 @@
           <w:p>
             <w:pPr>
               <w:pStyle w:val="Compact"/>
-              <w:jc w:val="left"/>
             </w:pPr>
             <w:r>
               <w:rPr>
@@ -11790,7 +11247,6 @@
           <w:p>
             <w:pPr>
               <w:pStyle w:val="Compact"/>
-              <w:jc w:val="left"/>
             </w:pPr>
             <w:r>
               <w:t xml:space="preserve">Transiciones en vivo</w:t>
@@ -11804,7 +11260,6 @@
           <w:p>
             <w:pPr>
               <w:pStyle w:val="Compact"/>
-              <w:jc w:val="left"/>
             </w:pPr>
             <w:r>
               <w:rPr>
@@ -11819,7 +11274,6 @@
           <w:p>
             <w:pPr>
               <w:pStyle w:val="Compact"/>
-              <w:jc w:val="left"/>
             </w:pPr>
             <w:r>
               <w:t xml:space="preserve">La MAC virtual</w:t>
@@ -11844,8 +11298,8 @@
         </w:pict>
       </w:r>
     </w:p>
-    <w:bookmarkEnd w:id="93"/>
-    <w:bookmarkStart w:id="94" w:name="X7c759e517614fa5d6e7955db2bceef95d034e29"/>
+    <w:bookmarkEnd w:id="94"/>
+    <w:bookmarkStart w:id="95" w:name="X7c759e517614fa5d6e7955db2bceef95d034e29"/>
     <w:p>
       <w:pPr>
         <w:pStyle w:val="Heading2"/>
@@ -11857,13 +11311,7 @@
         <w:t xml:space="preserve"> </w:t>
       </w:r>
       <w:r>
-        <w:t xml:space="preserve">“</w:t>
-      </w:r>
-      <w:r>
-        <w:t xml:space="preserve">Tengo HSRP, ya soy redundante</w:t>
-      </w:r>
-      <w:r>
-        <w:t xml:space="preserve">”</w:t>
+        <w:t xml:space="preserve">“Tengo HSRP, ya soy redundante”</w:t>
       </w:r>
     </w:p>
     <w:p>
@@ -11905,13 +11353,7 @@
         <w:t xml:space="preserve"> </w:t>
       </w:r>
       <w:r>
-        <w:t xml:space="preserve">“</w:t>
-      </w:r>
-      <w:r>
-        <w:t xml:space="preserve">saludando</w:t>
-      </w:r>
-      <w:r>
-        <w:t xml:space="preserve">”</w:t>
+        <w:t xml:space="preserve">“saludando”</w:t>
       </w:r>
       <w:r>
         <w:t xml:space="preserve"> </w:t>
@@ -11976,8 +11418,8 @@
         </w:pict>
       </w:r>
     </w:p>
-    <w:bookmarkEnd w:id="94"/>
-    <w:bookmarkStart w:id="95" w:name="mini-chequeo-5"/>
+    <w:bookmarkEnd w:id="95"/>
+    <w:bookmarkStart w:id="96" w:name="mini-chequeo-5"/>
     <w:p>
       <w:pPr>
         <w:pStyle w:val="Heading2"/>
@@ -12096,13 +11538,7 @@
         <w:t xml:space="preserve"> </w:t>
       </w:r>
       <w:r>
-        <w:t xml:space="preserve">“</w:t>
-      </w:r>
-      <w:r>
-        <w:t xml:space="preserve">elegancia</w:t>
-      </w:r>
-      <w:r>
-        <w:t xml:space="preserve">”</w:t>
+        <w:t xml:space="preserve">“elegancia”</w:t>
       </w:r>
       <w:r>
         <w:t xml:space="preserve">.</w:t>
@@ -12183,8 +11619,8 @@
         </w:pict>
       </w:r>
     </w:p>
-    <w:bookmarkEnd w:id="95"/>
-    <w:bookmarkStart w:id="96" w:name="resumen-en-3-frases-5"/>
+    <w:bookmarkEnd w:id="96"/>
+    <w:bookmarkStart w:id="97" w:name="resumen-en-3-frases-5"/>
     <w:p>
       <w:pPr>
         <w:pStyle w:val="Heading2"/>
@@ -12306,8 +11742,8 @@
         <w:t xml:space="preserve">(un Active, un Standby) y prueba de fuego con ping continuo apagando al activo.</w:t>
       </w:r>
     </w:p>
-    <w:bookmarkEnd w:id="96"/>
-    <w:bookmarkStart w:id="97" w:name="vocabulario-rápido-5"/>
+    <w:bookmarkEnd w:id="97"/>
+    <w:bookmarkStart w:id="98" w:name="vocabulario-rápido-5"/>
     <w:p>
       <w:pPr>
         <w:pStyle w:val="Heading2"/>
@@ -12320,7 +11756,6 @@
       <w:tblPr>
         <w:tblStyle w:val="Table"/>
         <w:tblW w:type="auto" w:w="0"/>
-        <w:jc w:val="left"/>
         <w:tblLook w:firstRow="1" w:lastRow="0" w:firstColumn="0" w:lastColumn="0" w:noHBand="0" w:noVBand="0" w:val="0020"/>
       </w:tblPr>
       <w:tblGrid>
@@ -12336,7 +11771,6 @@
           <w:p>
             <w:pPr>
               <w:pStyle w:val="Compact"/>
-              <w:jc w:val="left"/>
             </w:pPr>
             <w:r>
               <w:t xml:space="preserve">Término</w:t>
@@ -12348,7 +11782,6 @@
           <w:p>
             <w:pPr>
               <w:pStyle w:val="Compact"/>
-              <w:jc w:val="left"/>
             </w:pPr>
             <w:r>
               <w:t xml:space="preserve">Idea general</w:t>
@@ -12362,7 +11795,6 @@
           <w:p>
             <w:pPr>
               <w:pStyle w:val="Compact"/>
-              <w:jc w:val="left"/>
             </w:pPr>
             <w:r>
               <w:t xml:space="preserve">Grupo HSRP</w:t>
@@ -12374,7 +11806,6 @@
           <w:p>
             <w:pPr>
               <w:pStyle w:val="Compact"/>
-              <w:jc w:val="left"/>
             </w:pPr>
             <w:r>
               <w:t xml:space="preserve">La instancia (1, 2…) que comparte una IP virtual</w:t>
@@ -12388,7 +11819,6 @@
           <w:p>
             <w:pPr>
               <w:pStyle w:val="Compact"/>
-              <w:jc w:val="left"/>
             </w:pPr>
             <w:r>
               <w:t xml:space="preserve">Prioridad / Preempt</w:t>
@@ -12400,7 +11830,6 @@
           <w:p>
             <w:pPr>
               <w:pStyle w:val="Compact"/>
-              <w:jc w:val="left"/>
             </w:pPr>
             <w:r>
               <w:t xml:space="preserve">Quién merece servir / quién recupera</w:t>
@@ -12414,7 +11843,6 @@
           <w:p>
             <w:pPr>
               <w:pStyle w:val="Compact"/>
-              <w:jc w:val="left"/>
             </w:pPr>
             <w:r>
               <w:t xml:space="preserve">Track + decrement</w:t>
@@ -12426,7 +11854,6 @@
           <w:p>
             <w:pPr>
               <w:pStyle w:val="Compact"/>
-              <w:jc w:val="left"/>
             </w:pPr>
             <w:r>
               <w:t xml:space="preserve">Vigilar un interfaz y penalizar la prioridad</w:t>
@@ -12440,7 +11867,6 @@
           <w:p>
             <w:pPr>
               <w:pStyle w:val="Compact"/>
-              <w:jc w:val="left"/>
             </w:pPr>
             <w:r>
               <w:t xml:space="preserve">HSRPv2</w:t>
@@ -12452,7 +11878,6 @@
           <w:p>
             <w:pPr>
               <w:pStyle w:val="Compact"/>
-              <w:jc w:val="left"/>
             </w:pPr>
             <w:r>
               <w:t xml:space="preserve">Versión moderna: más grupos, IPv6, multicast mejor</w:t>
@@ -12466,7 +11891,6 @@
           <w:p>
             <w:pPr>
               <w:pStyle w:val="Compact"/>
-              <w:jc w:val="left"/>
             </w:pPr>
             <w:r>
               <w:t xml:space="preserve">MAC virtual 0000.0c07.acXX</w:t>
@@ -12478,7 +11902,6 @@
           <w:p>
             <w:pPr>
               <w:pStyle w:val="Compact"/>
-              <w:jc w:val="left"/>
             </w:pPr>
             <w:r>
               <w:t xml:space="preserve">La</w:t>
@@ -12487,13 +11910,7 @@
               <w:t xml:space="preserve"> </w:t>
             </w:r>
             <w:r>
-              <w:t xml:space="preserve">“</w:t>
-            </w:r>
-            <w:r>
-              <w:t xml:space="preserve">dirección fija</w:t>
-            </w:r>
-            <w:r>
-              <w:t xml:space="preserve">”</w:t>
+              <w:t xml:space="preserve">“dirección fija”</w:t>
             </w:r>
             <w:r>
               <w:t xml:space="preserve"> </w:t>
@@ -12522,7 +11939,7 @@
       <w:r>
         <w:t xml:space="preserve"> </w:t>
       </w:r>
-      <w:hyperlink r:id="rId44">
+      <w:hyperlink r:id="rId36">
         <w:r>
           <w:rPr>
             <w:rStyle w:val="Hyperlink"/>
@@ -12549,7 +11966,7 @@
       <w:r>
         <w:t xml:space="preserve"> </w:t>
       </w:r>
-      <w:hyperlink r:id="rId25">
+      <w:hyperlink r:id="rId14">
         <w:r>
           <w:rPr>
             <w:rStyle w:val="Hyperlink"/>
@@ -12576,7 +11993,7 @@
       <w:r>
         <w:t xml:space="preserve"> </w:t>
       </w:r>
-      <w:hyperlink r:id="rId27">
+      <w:hyperlink r:id="rId16">
         <w:r>
           <w:rPr>
             <w:rStyle w:val="Hyperlink"/>
@@ -12585,9 +12002,9 @@
         </w:r>
       </w:hyperlink>
     </w:p>
-    <w:bookmarkEnd w:id="97"/>
     <w:bookmarkEnd w:id="98"/>
-    <w:bookmarkStart w:id="110" w:name="redundancia-en-capa-3"/>
+    <w:bookmarkEnd w:id="99"/>
+    <w:bookmarkStart w:id="111" w:name="redundancia-en-capa-3"/>
     <w:p>
       <w:pPr>
         <w:pStyle w:val="Heading1"/>
@@ -12651,7 +12068,7 @@
         </w:pict>
       </w:r>
     </w:p>
-    <w:bookmarkStart w:id="99" w:name="la-idea-en-una-frase-6"/>
+    <w:bookmarkStart w:id="100" w:name="la-idea-en-una-frase-6"/>
     <w:p>
       <w:pPr>
         <w:pStyle w:val="Heading2"/>
@@ -12739,8 +12156,8 @@
         </w:pict>
       </w:r>
     </w:p>
-    <w:bookmarkEnd w:id="99"/>
-    <w:bookmarkStart w:id="101" w:name="rutas-flotantes-la-ruta-de-emergencia"/>
+    <w:bookmarkEnd w:id="100"/>
+    <w:bookmarkStart w:id="102" w:name="rutas-flotantes-la-ruta-de-emergencia"/>
     <w:p>
       <w:pPr>
         <w:pStyle w:val="Heading2"/>
@@ -12759,7 +12176,7 @@
       <w:r>
         <w:t xml:space="preserve"> </w:t>
       </w:r>
-      <w:hyperlink r:id="rId100">
+      <w:hyperlink r:id="rId101">
         <w:r>
           <w:rPr>
             <w:rStyle w:val="Hyperlink"/>
@@ -12919,13 +12336,7 @@
         <w:t xml:space="preserve"> </w:t>
       </w:r>
       <w:r>
-        <w:t xml:space="preserve">“</w:t>
-      </w:r>
-      <w:r>
-        <w:t xml:space="preserve">detrás</w:t>
-      </w:r>
-      <w:r>
-        <w:t xml:space="preserve">”</w:t>
+        <w:t xml:space="preserve">“detrás”</w:t>
       </w:r>
       <w:r>
         <w:t xml:space="preserve"> </w:t>
@@ -12941,8 +12352,8 @@
         </w:pict>
       </w:r>
     </w:p>
-    <w:bookmarkEnd w:id="101"/>
-    <w:bookmarkStart w:id="102" w:name="ecmp-varias-rutas-activas-a-la-vez"/>
+    <w:bookmarkEnd w:id="102"/>
+    <w:bookmarkStart w:id="103" w:name="ecmp-varias-rutas-activas-a-la-vez"/>
     <w:p>
       <w:pPr>
         <w:pStyle w:val="Heading2"/>
@@ -13031,7 +12442,6 @@
       <w:tblPr>
         <w:tblStyle w:val="Table"/>
         <w:tblW w:type="pct" w:w="5000"/>
-        <w:jc w:val="left"/>
         <w:tblLayout w:type="fixed"/>
         <w:tblLook w:firstRow="1" w:lastRow="0" w:firstColumn="0" w:lastColumn="0" w:noHBand="0" w:noVBand="0" w:val="0020"/>
       </w:tblPr>
@@ -13057,7 +12467,6 @@
           <w:p>
             <w:pPr>
               <w:pStyle w:val="Compact"/>
-              <w:jc w:val="left"/>
             </w:pPr>
             <w:r>
               <w:t xml:space="preserve">Ruta flotante</w:t>
@@ -13069,7 +12478,6 @@
           <w:p>
             <w:pPr>
               <w:pStyle w:val="Compact"/>
-              <w:jc w:val="left"/>
             </w:pPr>
             <w:r>
               <w:t xml:space="preserve">ECMP</w:t>
@@ -13083,7 +12491,6 @@
           <w:p>
             <w:pPr>
               <w:pStyle w:val="Compact"/>
-              <w:jc w:val="left"/>
             </w:pPr>
             <w:r>
               <w:t xml:space="preserve">Uso normal</w:t>
@@ -13095,7 +12502,6 @@
           <w:p>
             <w:pPr>
               <w:pStyle w:val="Compact"/>
-              <w:jc w:val="left"/>
             </w:pPr>
             <w:r>
               <w:t xml:space="preserve">Solo la primaria</w:t>
@@ -13107,7 +12513,6 @@
           <w:p>
             <w:pPr>
               <w:pStyle w:val="Compact"/>
-              <w:jc w:val="left"/>
             </w:pPr>
             <w:r>
               <w:t xml:space="preserve">Las dos a la vez</w:t>
@@ -13121,7 +12526,6 @@
           <w:p>
             <w:pPr>
               <w:pStyle w:val="Compact"/>
-              <w:jc w:val="left"/>
             </w:pPr>
             <w:r>
               <w:t xml:space="preserve">Al fallar una</w:t>
@@ -13133,7 +12537,6 @@
           <w:p>
             <w:pPr>
               <w:pStyle w:val="Compact"/>
-              <w:jc w:val="left"/>
             </w:pPr>
             <w:r>
               <w:t xml:space="preserve">Se activa la dormida</w:t>
@@ -13145,7 +12548,6 @@
           <w:p>
             <w:pPr>
               <w:pStyle w:val="Compact"/>
-              <w:jc w:val="left"/>
             </w:pPr>
             <w:r>
               <w:t xml:space="preserve">Se quita la muerta, sigue la otra</w:t>
@@ -13159,7 +12561,6 @@
           <w:p>
             <w:pPr>
               <w:pStyle w:val="Compact"/>
-              <w:jc w:val="left"/>
             </w:pPr>
             <w:r>
               <w:t xml:space="preserve">Ancho de banda</w:t>
@@ -13171,7 +12572,6 @@
           <w:p>
             <w:pPr>
               <w:pStyle w:val="Compact"/>
-              <w:jc w:val="left"/>
             </w:pPr>
             <w:r>
               <w:t xml:space="preserve">Reserva</w:t>
@@ -13180,22 +12580,15 @@
               <w:t xml:space="preserve"> </w:t>
             </w:r>
             <w:r>
-              <w:t xml:space="preserve">“</w:t>
-            </w:r>
-            <w:r>
-              <w:t xml:space="preserve">muda</w:t>
-            </w:r>
-            <w:r>
-              <w:t xml:space="preserve">”</w:t>
-            </w:r>
-          </w:p>
-        </w:tc>
-        <w:tc>
-          <w:tcPr/>
-          <w:p>
-            <w:pPr>
-              <w:pStyle w:val="Compact"/>
-              <w:jc w:val="left"/>
+              <w:t xml:space="preserve">“muda”</w:t>
+            </w:r>
+          </w:p>
+        </w:tc>
+        <w:tc>
+          <w:tcPr/>
+          <w:p>
+            <w:pPr>
+              <w:pStyle w:val="Compact"/>
             </w:pPr>
             <w:r>
               <w:t xml:space="preserve">Aprovechas ambos enlaces</w:t>
@@ -13209,7 +12602,6 @@
           <w:p>
             <w:pPr>
               <w:pStyle w:val="Compact"/>
-              <w:jc w:val="left"/>
             </w:pPr>
             <w:r>
               <w:t xml:space="preserve">¿Cuándo?</w:t>
@@ -13221,7 +12613,6 @@
           <w:p>
             <w:pPr>
               <w:pStyle w:val="Compact"/>
-              <w:jc w:val="left"/>
             </w:pPr>
             <w:r>
               <w:t xml:space="preserve">ISP principal + respaldo barato/peor</w:t>
@@ -13233,7 +12624,6 @@
           <w:p>
             <w:pPr>
               <w:pStyle w:val="Compact"/>
-              <w:jc w:val="left"/>
             </w:pPr>
             <w:r>
               <w:t xml:space="preserve">Dos ISPs de calidad similar</w:t>
@@ -13270,8 +12660,8 @@
         </w:pict>
       </w:r>
     </w:p>
-    <w:bookmarkEnd w:id="102"/>
-    <w:bookmarkStart w:id="103" w:name="X7440b0be4bb04c9355c80434539287861721764"/>
+    <w:bookmarkEnd w:id="103"/>
+    <w:bookmarkStart w:id="104" w:name="X7440b0be4bb04c9355c80434539287861721764"/>
     <w:p>
       <w:pPr>
         <w:pStyle w:val="Heading2"/>
@@ -13291,13 +12681,7 @@
         <w:t xml:space="preserve"> </w:t>
       </w:r>
       <w:r>
-        <w:t xml:space="preserve">“</w:t>
-      </w:r>
-      <w:r>
-        <w:t xml:space="preserve">el enlace está arriba pero Internet no llega</w:t>
-      </w:r>
-      <w:r>
-        <w:t xml:space="preserve">”</w:t>
+        <w:t xml:space="preserve">“el enlace está arriba pero Internet no llega”</w:t>
       </w:r>
       <w:r>
         <w:t xml:space="preserve"> </w:t>
@@ -13483,13 +12867,7 @@
         <w:t xml:space="preserve"> </w:t>
       </w:r>
       <w:r>
-        <w:t xml:space="preserve">“</w:t>
-      </w:r>
-      <w:r>
-        <w:t xml:space="preserve">análisis de vida</w:t>
-      </w:r>
-      <w:r>
-        <w:t xml:space="preserve">”</w:t>
+        <w:t xml:space="preserve">“análisis de vida”</w:t>
       </w:r>
       <w:r>
         <w:t xml:space="preserve"> </w:t>
@@ -13505,8 +12883,8 @@
         </w:pict>
       </w:r>
     </w:p>
-    <w:bookmarkEnd w:id="103"/>
-    <w:bookmarkStart w:id="104" w:name="Xa3e02727c846d31dbab18735ac814432282afce"/>
+    <w:bookmarkEnd w:id="104"/>
+    <w:bookmarkStart w:id="105" w:name="Xa3e02727c846d31dbab18735ac814432282afce"/>
     <w:p>
       <w:pPr>
         <w:pStyle w:val="Heading2"/>
@@ -13614,8 +12992,8 @@
         </w:pict>
       </w:r>
     </w:p>
-    <w:bookmarkEnd w:id="104"/>
-    <w:bookmarkStart w:id="105" w:name="verificación-2"/>
+    <w:bookmarkEnd w:id="105"/>
+    <w:bookmarkStart w:id="106" w:name="verificación-2"/>
     <w:p>
       <w:pPr>
         <w:pStyle w:val="Heading2"/>
@@ -13628,7 +13006,6 @@
       <w:tblPr>
         <w:tblStyle w:val="Table"/>
         <w:tblW w:type="pct" w:w="5000"/>
-        <w:jc w:val="left"/>
         <w:tblLayout w:type="fixed"/>
         <w:tblLook w:firstRow="1" w:lastRow="0" w:firstColumn="0" w:lastColumn="0" w:noHBand="0" w:noVBand="0" w:val="0020"/>
       </w:tblPr>
@@ -13645,7 +13022,6 @@
           <w:p>
             <w:pPr>
               <w:pStyle w:val="Compact"/>
-              <w:jc w:val="left"/>
             </w:pPr>
             <w:r>
               <w:t xml:space="preserve">Comando</w:t>
@@ -13657,7 +13033,6 @@
           <w:p>
             <w:pPr>
               <w:pStyle w:val="Compact"/>
-              <w:jc w:val="left"/>
             </w:pPr>
             <w:r>
               <w:t xml:space="preserve">Qué aporta</w:t>
@@ -13671,7 +13046,6 @@
           <w:p>
             <w:pPr>
               <w:pStyle w:val="Compact"/>
-              <w:jc w:val="left"/>
             </w:pPr>
             <w:r>
               <w:rPr>
@@ -13686,7 +13060,6 @@
           <w:p>
             <w:pPr>
               <w:pStyle w:val="Compact"/>
-              <w:jc w:val="left"/>
             </w:pPr>
             <w:r>
               <w:t xml:space="preserve">Qué rutas están en tabla (y cuáles no: las flotantes dormidas)</w:t>
@@ -13700,7 +13073,6 @@
           <w:p>
             <w:pPr>
               <w:pStyle w:val="Compact"/>
-              <w:jc w:val="left"/>
             </w:pPr>
             <w:r>
               <w:rPr>
@@ -13715,7 +13087,6 @@
           <w:p>
             <w:pPr>
               <w:pStyle w:val="Compact"/>
-              <w:jc w:val="left"/>
             </w:pPr>
             <w:r>
               <w:t xml:space="preserve">Estado del track y qué vigila</w:t>
@@ -13729,7 +13100,6 @@
           <w:p>
             <w:pPr>
               <w:pStyle w:val="Compact"/>
-              <w:jc w:val="left"/>
             </w:pPr>
             <w:r>
               <w:rPr>
@@ -13744,7 +13114,6 @@
           <w:p>
             <w:pPr>
               <w:pStyle w:val="Compact"/>
-              <w:jc w:val="left"/>
             </w:pPr>
             <w:r>
               <w:t xml:space="preserve">Éxitos/fallos del sondeo y última respuesta</w:t>
@@ -13758,7 +13127,6 @@
           <w:p>
             <w:pPr>
               <w:pStyle w:val="Compact"/>
-              <w:jc w:val="left"/>
             </w:pPr>
             <w:r>
               <w:rPr>
@@ -13773,7 +13141,6 @@
           <w:p>
             <w:pPr>
               <w:pStyle w:val="Compact"/>
-              <w:jc w:val="left"/>
             </w:pPr>
             <w:r>
               <w:t xml:space="preserve">Inserciones/retiros de rutas en vivo (¡cuidado en producción!)</w:t>
@@ -13836,8 +13203,8 @@
         </w:pict>
       </w:r>
     </w:p>
-    <w:bookmarkEnd w:id="105"/>
-    <w:bookmarkStart w:id="106" w:name="X2e271d392c455ddd8e78c428934de3e340e9512"/>
+    <w:bookmarkEnd w:id="106"/>
+    <w:bookmarkStart w:id="107" w:name="X2e271d392c455ddd8e78c428934de3e340e9512"/>
     <w:p>
       <w:pPr>
         <w:pStyle w:val="Heading2"/>
@@ -13849,13 +13216,7 @@
         <w:t xml:space="preserve"> </w:t>
       </w:r>
       <w:r>
-        <w:t xml:space="preserve">“</w:t>
-      </w:r>
-      <w:r>
-        <w:t xml:space="preserve">Tengo dos ISPs con rutas flotantes, no se me cae Internet</w:t>
-      </w:r>
-      <w:r>
-        <w:t xml:space="preserve">”</w:t>
+        <w:t xml:space="preserve">“Tengo dos ISPs con rutas flotantes, no se me cae Internet”</w:t>
       </w:r>
     </w:p>
     <w:p>
@@ -13963,8 +13324,8 @@
         </w:pict>
       </w:r>
     </w:p>
-    <w:bookmarkEnd w:id="106"/>
-    <w:bookmarkStart w:id="107" w:name="mini-chequeo-6"/>
+    <w:bookmarkEnd w:id="107"/>
+    <w:bookmarkStart w:id="108" w:name="mini-chequeo-6"/>
     <w:p>
       <w:pPr>
         <w:pStyle w:val="Heading2"/>
@@ -14099,13 +13460,7 @@
         <w:t xml:space="preserve"> </w:t>
       </w:r>
       <w:r>
-        <w:t xml:space="preserve">“</w:t>
-      </w:r>
-      <w:r>
-        <w:t xml:space="preserve">más allá del cable</w:t>
-      </w:r>
-      <w:r>
-        <w:t xml:space="preserve">”</w:t>
+        <w:t xml:space="preserve">“más allá del cable”</w:t>
       </w:r>
       <w:r>
         <w:t xml:space="preserve">: interfaz arriba pero el ISP sin salida (o su router muerto). IP SLA hace ping de verdad a un destino por ese camino y el track retira la ruta cuando el sondeo falla.</w:t>
@@ -14160,8 +13515,8 @@
         </w:pict>
       </w:r>
     </w:p>
-    <w:bookmarkEnd w:id="107"/>
-    <w:bookmarkStart w:id="108" w:name="resumen-en-3-frases-6"/>
+    <w:bookmarkEnd w:id="108"/>
+    <w:bookmarkStart w:id="109" w:name="resumen-en-3-frases-6"/>
     <w:p>
       <w:pPr>
         <w:pStyle w:val="Heading2"/>
@@ -14233,13 +13588,7 @@
         <w:t xml:space="preserve"> </w:t>
       </w:r>
       <w:r>
-        <w:t xml:space="preserve">“</w:t>
-      </w:r>
-      <w:r>
-        <w:t xml:space="preserve">invisibles</w:t>
-      </w:r>
-      <w:r>
-        <w:t xml:space="preserve">”</w:t>
+        <w:t xml:space="preserve">“invisibles”</w:t>
       </w:r>
       <w:r>
         <w:t xml:space="preserve">.</w:t>
@@ -14257,8 +13606,8 @@
         <w:t xml:space="preserve">Dentro de la red, OSPF ya es redundancia; en el borde, estáticos inteligentes: flotantes + SLA.</w:t>
       </w:r>
     </w:p>
-    <w:bookmarkEnd w:id="108"/>
-    <w:bookmarkStart w:id="109" w:name="vocabulario-rápido-6"/>
+    <w:bookmarkEnd w:id="109"/>
+    <w:bookmarkStart w:id="110" w:name="vocabulario-rápido-6"/>
     <w:p>
       <w:pPr>
         <w:pStyle w:val="Heading2"/>
@@ -14271,7 +13620,6 @@
       <w:tblPr>
         <w:tblStyle w:val="Table"/>
         <w:tblW w:type="auto" w:w="0"/>
-        <w:jc w:val="left"/>
         <w:tblLook w:firstRow="1" w:lastRow="0" w:firstColumn="0" w:lastColumn="0" w:noHBand="0" w:noVBand="0" w:val="0020"/>
       </w:tblPr>
       <w:tblGrid>
@@ -14287,7 +13635,6 @@
           <w:p>
             <w:pPr>
               <w:pStyle w:val="Compact"/>
-              <w:jc w:val="left"/>
             </w:pPr>
             <w:r>
               <w:t xml:space="preserve">Término</w:t>
@@ -14299,7 +13646,6 @@
           <w:p>
             <w:pPr>
               <w:pStyle w:val="Compact"/>
-              <w:jc w:val="left"/>
             </w:pPr>
             <w:r>
               <w:t xml:space="preserve">Idea general</w:t>
@@ -14313,7 +13659,6 @@
           <w:p>
             <w:pPr>
               <w:pStyle w:val="Compact"/>
-              <w:jc w:val="left"/>
             </w:pPr>
             <w:r>
               <w:t xml:space="preserve">Ruta flotante</w:t>
@@ -14325,7 +13670,6 @@
           <w:p>
             <w:pPr>
               <w:pStyle w:val="Compact"/>
-              <w:jc w:val="left"/>
             </w:pPr>
             <w:r>
               <w:t xml:space="preserve">Ruta con AD alta que espera en la sombra</w:t>
@@ -14339,7 +13683,6 @@
           <w:p>
             <w:pPr>
               <w:pStyle w:val="Compact"/>
-              <w:jc w:val="left"/>
             </w:pPr>
             <w:r>
               <w:t xml:space="preserve">ECMP</w:t>
@@ -14351,7 +13694,6 @@
           <w:p>
             <w:pPr>
               <w:pStyle w:val="Compact"/>
-              <w:jc w:val="left"/>
             </w:pPr>
             <w:r>
               <w:t xml:space="preserve">Rutas de igual coste usadas a la vez</w:t>
@@ -14365,7 +13707,6 @@
           <w:p>
             <w:pPr>
               <w:pStyle w:val="Compact"/>
-              <w:jc w:val="left"/>
             </w:pPr>
             <w:r>
               <w:t xml:space="preserve">AD</w:t>
@@ -14377,7 +13718,6 @@
           <w:p>
             <w:pPr>
               <w:pStyle w:val="Compact"/>
-              <w:jc w:val="left"/>
             </w:pPr>
             <w:r>
               <w:t xml:space="preserve">Distancia administrativa: la confianza en una fuente de rutas</w:t>
@@ -14391,7 +13731,6 @@
           <w:p>
             <w:pPr>
               <w:pStyle w:val="Compact"/>
-              <w:jc w:val="left"/>
             </w:pPr>
             <w:r>
               <w:t xml:space="preserve">IP SLA</w:t>
@@ -14403,7 +13742,6 @@
           <w:p>
             <w:pPr>
               <w:pStyle w:val="Compact"/>
-              <w:jc w:val="left"/>
             </w:pPr>
             <w:r>
               <w:t xml:space="preserve">Sondeos activos (ping, jitter…) programados en IOS</w:t>
@@ -14417,7 +13755,6 @@
           <w:p>
             <w:pPr>
               <w:pStyle w:val="Compact"/>
-              <w:jc w:val="left"/>
             </w:pPr>
             <w:r>
               <w:t xml:space="preserve">Track</w:t>
@@ -14429,7 +13766,6 @@
           <w:p>
             <w:pPr>
               <w:pStyle w:val="Compact"/>
-              <w:jc w:val="left"/>
             </w:pPr>
             <w:r>
               <w:t xml:space="preserve">Enlaza el estado de un sondeo a una ruta/FHRP</w:t>
@@ -14455,7 +13791,7 @@
       <w:r>
         <w:t xml:space="preserve"> </w:t>
       </w:r>
-      <w:hyperlink r:id="rId44">
+      <w:hyperlink r:id="rId36">
         <w:r>
           <w:rPr>
             <w:rStyle w:val="Hyperlink"/>
@@ -14482,7 +13818,7 @@
       <w:r>
         <w:t xml:space="preserve"> </w:t>
       </w:r>
-      <w:hyperlink r:id="rId26">
+      <w:hyperlink r:id="rId15">
         <w:r>
           <w:rPr>
             <w:rStyle w:val="Hyperlink"/>
@@ -14509,7 +13845,7 @@
       <w:r>
         <w:t xml:space="preserve"> </w:t>
       </w:r>
-      <w:hyperlink r:id="rId28">
+      <w:hyperlink r:id="rId17">
         <w:r>
           <w:rPr>
             <w:rStyle w:val="Hyperlink"/>
@@ -14518,9 +13854,9 @@
         </w:r>
       </w:hyperlink>
     </w:p>
-    <w:bookmarkEnd w:id="109"/>
     <w:bookmarkEnd w:id="110"/>
-    <w:bookmarkStart w:id="121" w:name="plan-de-continuidad"/>
+    <w:bookmarkEnd w:id="111"/>
+    <w:bookmarkStart w:id="122" w:name="plan-de-continuidad"/>
     <w:p>
       <w:pPr>
         <w:pStyle w:val="Heading1"/>
@@ -14584,7 +13920,7 @@
         </w:pict>
       </w:r>
     </w:p>
-    <w:bookmarkStart w:id="111" w:name="la-idea-en-una-frase-7"/>
+    <w:bookmarkStart w:id="112" w:name="la-idea-en-una-frase-7"/>
     <w:p>
       <w:pPr>
         <w:pStyle w:val="Heading2"/>
@@ -14624,8 +13960,8 @@
         </w:pict>
       </w:r>
     </w:p>
-    <w:bookmarkEnd w:id="111"/>
-    <w:bookmarkStart w:id="112" w:name="el-mapa-de-continuidad-en-4-capas"/>
+    <w:bookmarkEnd w:id="112"/>
+    <w:bookmarkStart w:id="113" w:name="el-mapa-de-continuidad-en-4-capas"/>
     <w:p>
       <w:pPr>
         <w:pStyle w:val="Heading2"/>
@@ -14638,7 +13974,6 @@
       <w:tblPr>
         <w:tblStyle w:val="Table"/>
         <w:tblW w:type="pct" w:w="5000"/>
-        <w:jc w:val="left"/>
         <w:tblLayout w:type="fixed"/>
         <w:tblLook w:firstRow="1" w:lastRow="0" w:firstColumn="0" w:lastColumn="0" w:noHBand="0" w:noVBand="0" w:val="0020"/>
       </w:tblPr>
@@ -14656,7 +13991,6 @@
           <w:p>
             <w:pPr>
               <w:pStyle w:val="Compact"/>
-              <w:jc w:val="left"/>
             </w:pPr>
             <w:r>
               <w:t xml:space="preserve">Capa</w:t>
@@ -14668,7 +14002,6 @@
           <w:p>
             <w:pPr>
               <w:pStyle w:val="Compact"/>
-              <w:jc w:val="left"/>
             </w:pPr>
             <w:r>
               <w:t xml:space="preserve">Pregunta</w:t>
@@ -14680,7 +14013,6 @@
           <w:p>
             <w:pPr>
               <w:pStyle w:val="Compact"/>
-              <w:jc w:val="left"/>
             </w:pPr>
             <w:r>
               <w:t xml:space="preserve">Herramientas</w:t>
@@ -14694,7 +14026,6 @@
           <w:p>
             <w:pPr>
               <w:pStyle w:val="Compact"/>
-              <w:jc w:val="left"/>
             </w:pPr>
             <w:r>
               <w:rPr>
@@ -14710,7 +14041,6 @@
           <w:p>
             <w:pPr>
               <w:pStyle w:val="Compact"/>
-              <w:jc w:val="left"/>
             </w:pPr>
             <w:r>
               <w:t xml:space="preserve">¿Qué SPOFs puedo eliminar con diseño?</w:t>
@@ -14722,7 +14052,6 @@
           <w:p>
             <w:pPr>
               <w:pStyle w:val="Compact"/>
-              <w:jc w:val="left"/>
             </w:pPr>
             <w:r>
               <w:t xml:space="preserve">Todo lo de los puntos 2-7 (STP, EtherChannel, stack, HSRP, rutas)</w:t>
@@ -14736,7 +14065,6 @@
           <w:p>
             <w:pPr>
               <w:pStyle w:val="Compact"/>
-              <w:jc w:val="left"/>
             </w:pPr>
             <w:r>
               <w:rPr>
@@ -14752,7 +14080,6 @@
           <w:p>
             <w:pPr>
               <w:pStyle w:val="Compact"/>
-              <w:jc w:val="left"/>
             </w:pPr>
             <w:r>
               <w:t xml:space="preserve">Cuando algo muere, ¿continúa el servicio solo?</w:t>
@@ -14764,7 +14091,6 @@
           <w:p>
             <w:pPr>
               <w:pStyle w:val="Compact"/>
-              <w:jc w:val="left"/>
             </w:pPr>
             <w:r>
               <w:t xml:space="preserve">Failover automático, alimentación redundante (SAI), segunda línea</w:t>
@@ -14778,7 +14104,6 @@
           <w:p>
             <w:pPr>
               <w:pStyle w:val="Compact"/>
-              <w:jc w:val="left"/>
             </w:pPr>
             <w:r>
               <w:rPr>
@@ -14794,7 +14119,6 @@
           <w:p>
             <w:pPr>
               <w:pStyle w:val="Compact"/>
-              <w:jc w:val="left"/>
             </w:pPr>
             <w:r>
               <w:t xml:space="preserve">Si hay que rehacer algo, ¿cuánto tarda y quién sabe cómo?</w:t>
@@ -14806,7 +14130,6 @@
           <w:p>
             <w:pPr>
               <w:pStyle w:val="Compact"/>
-              <w:jc w:val="left"/>
             </w:pPr>
             <w:r>
               <w:t xml:space="preserve">Backups de configuración, imágenes de equipos, procedimientos</w:t>
@@ -14820,7 +14143,6 @@
           <w:p>
             <w:pPr>
               <w:pStyle w:val="Compact"/>
-              <w:jc w:val="left"/>
             </w:pPr>
             <w:r>
               <w:rPr>
@@ -14836,7 +14158,6 @@
           <w:p>
             <w:pPr>
               <w:pStyle w:val="Compact"/>
-              <w:jc w:val="left"/>
             </w:pPr>
             <w:r>
               <w:t xml:space="preserve">¿El incidente dejó documentación y ajustes?</w:t>
@@ -14848,7 +14169,6 @@
           <w:p>
             <w:pPr>
               <w:pStyle w:val="Compact"/>
-              <w:jc w:val="left"/>
             </w:pPr>
             <w:r>
               <w:t xml:space="preserve">Post-mortem, actualización del mapa y del plan</w:t>
@@ -14888,8 +14208,8 @@
         </w:pict>
       </w:r>
     </w:p>
-    <w:bookmarkEnd w:id="112"/>
-    <w:bookmarkStart w:id="113" w:name="X56a0e62459b0656c8f74bfb769f53fc7f9214e4"/>
+    <w:bookmarkEnd w:id="113"/>
+    <w:bookmarkStart w:id="114" w:name="X56a0e62459b0656c8f74bfb769f53fc7f9214e4"/>
     <w:p>
       <w:pPr>
         <w:pStyle w:val="Heading2"/>
@@ -14926,7 +14246,6 @@
       <w:tblPr>
         <w:tblStyle w:val="Table"/>
         <w:tblW w:type="pct" w:w="5000"/>
-        <w:jc w:val="left"/>
         <w:tblLayout w:type="fixed"/>
         <w:tblLook w:firstRow="1" w:lastRow="0" w:firstColumn="0" w:lastColumn="0" w:noHBand="0" w:noVBand="0" w:val="0020"/>
       </w:tblPr>
@@ -14944,7 +14263,6 @@
           <w:p>
             <w:pPr>
               <w:pStyle w:val="Compact"/>
-              <w:jc w:val="left"/>
             </w:pPr>
             <w:r>
               <w:t xml:space="preserve">Método</w:t>
@@ -14956,7 +14274,6 @@
           <w:p>
             <w:pPr>
               <w:pStyle w:val="Compact"/>
-              <w:jc w:val="left"/>
             </w:pPr>
             <w:r>
               <w:t xml:space="preserve">Cómo</w:t>
@@ -14968,7 +14285,6 @@
           <w:p>
             <w:pPr>
               <w:pStyle w:val="Compact"/>
-              <w:jc w:val="left"/>
             </w:pPr>
             <w:r>
               <w:t xml:space="preserve">Cuándo usarlo</w:t>
@@ -14982,7 +14298,6 @@
           <w:p>
             <w:pPr>
               <w:pStyle w:val="Compact"/>
-              <w:jc w:val="left"/>
             </w:pPr>
             <w:r>
               <w:t xml:space="preserve">Local (</w:t>
@@ -15003,7 +14318,6 @@
           <w:p>
             <w:pPr>
               <w:pStyle w:val="Compact"/>
-              <w:jc w:val="left"/>
             </w:pPr>
             <w:r>
               <w:t xml:space="preserve">Guarda en NVRAM</w:t>
@@ -15015,7 +14329,6 @@
           <w:p>
             <w:pPr>
               <w:pStyle w:val="Compact"/>
-              <w:jc w:val="left"/>
             </w:pPr>
             <w:r>
               <w:t xml:space="preserve">Siempre, mínimo vital</w:t>
@@ -15029,7 +14342,6 @@
           <w:p>
             <w:pPr>
               <w:pStyle w:val="Compact"/>
-              <w:jc w:val="left"/>
             </w:pPr>
             <w:r>
               <w:t xml:space="preserve">Copia a TFTP/SCP</w:t>
@@ -15041,7 +14353,6 @@
           <w:p>
             <w:pPr>
               <w:pStyle w:val="Compact"/>
-              <w:jc w:val="left"/>
             </w:pPr>
             <w:r>
               <w:rPr>
@@ -15056,7 +14367,6 @@
           <w:p>
             <w:pPr>
               <w:pStyle w:val="Compact"/>
-              <w:jc w:val="left"/>
             </w:pPr>
             <w:r>
               <w:t xml:space="preserve">Antes y después de cada cambio</w:t>
@@ -15070,7 +14380,6 @@
           <w:p>
             <w:pPr>
               <w:pStyle w:val="Compact"/>
-              <w:jc w:val="left"/>
             </w:pPr>
             <w:r>
               <w:t xml:space="preserve">Programado</w:t>
@@ -15082,7 +14391,6 @@
           <w:p>
             <w:pPr>
               <w:pStyle w:val="Compact"/>
-              <w:jc w:val="left"/>
             </w:pPr>
             <w:r>
               <w:rPr>
@@ -15103,7 +14411,6 @@
           <w:p>
             <w:pPr>
               <w:pStyle w:val="Compact"/>
-              <w:jc w:val="left"/>
             </w:pPr>
             <w:r>
               <w:t xml:space="preserve">Redes medianas y grandes</w:t>
@@ -15117,7 +14424,6 @@
           <w:p>
             <w:pPr>
               <w:pStyle w:val="Compact"/>
-              <w:jc w:val="left"/>
             </w:pPr>
             <w:r>
               <w:t xml:space="preserve">Git interno</w:t>
@@ -15129,7 +14435,6 @@
           <w:p>
             <w:pPr>
               <w:pStyle w:val="Compact"/>
-              <w:jc w:val="left"/>
             </w:pPr>
             <w:r>
               <w:t xml:space="preserve">Repositorio con las configs</w:t>
@@ -15141,7 +14446,6 @@
           <w:p>
             <w:pPr>
               <w:pStyle w:val="Compact"/>
-              <w:jc w:val="left"/>
             </w:pPr>
             <w:r>
               <w:t xml:space="preserve">La forma moderna: histórico y diff</w:t>
@@ -15206,13 +14510,7 @@
         <w:t xml:space="preserve"> </w:t>
       </w:r>
       <w:r>
-        <w:t xml:space="preserve">“</w:t>
-      </w:r>
-      <w:r>
-        <w:t xml:space="preserve">respaldo antes de tocar</w:t>
-      </w:r>
-      <w:r>
-        <w:t xml:space="preserve">”</w:t>
+        <w:t xml:space="preserve">“respaldo antes de tocar”</w:t>
       </w:r>
       <w:r>
         <w:t xml:space="preserve"> </w:t>
@@ -15228,8 +14526,8 @@
         </w:pict>
       </w:r>
     </w:p>
-    <w:bookmarkEnd w:id="113"/>
-    <w:bookmarkStart w:id="114" w:name="documentación-el-mapa-que-te-salvará"/>
+    <w:bookmarkEnd w:id="114"/>
+    <w:bookmarkStart w:id="115" w:name="documentación-el-mapa-que-te-salvará"/>
     <w:p>
       <w:pPr>
         <w:pStyle w:val="Heading2"/>
@@ -15397,8 +14695,8 @@
         </w:pict>
       </w:r>
     </w:p>
-    <w:bookmarkEnd w:id="114"/>
-    <w:bookmarkStart w:id="115" w:name="X0302da224ad5ced575b64e8012e1a63ae997367"/>
+    <w:bookmarkEnd w:id="115"/>
+    <w:bookmarkStart w:id="116" w:name="X0302da224ad5ced575b64e8012e1a63ae997367"/>
     <w:p>
       <w:pPr>
         <w:pStyle w:val="Heading2"/>
@@ -15549,13 +14847,7 @@
         <w:t xml:space="preserve"> </w:t>
       </w:r>
       <w:r>
-        <w:t xml:space="preserve">“</w:t>
-      </w:r>
-      <w:r>
-        <w:t xml:space="preserve">probado</w:t>
-      </w:r>
-      <w:r>
-        <w:t xml:space="preserve">”</w:t>
+        <w:t xml:space="preserve">“probado”</w:t>
       </w:r>
       <w:r>
         <w:t xml:space="preserve"> </w:t>
@@ -15571,8 +14863,8 @@
         </w:pict>
       </w:r>
     </w:p>
-    <w:bookmarkEnd w:id="115"/>
-    <w:bookmarkStart w:id="116" w:name="Xf2e878572f939d2e35b6ef5e4f53cf669f267de"/>
+    <w:bookmarkEnd w:id="116"/>
+    <w:bookmarkStart w:id="117" w:name="Xf2e878572f939d2e35b6ef5e4f53cf669f267de"/>
     <w:p>
       <w:pPr>
         <w:pStyle w:val="Heading2"/>
@@ -15680,8 +14972,8 @@
         </w:pict>
       </w:r>
     </w:p>
-    <w:bookmarkEnd w:id="116"/>
-    <w:bookmarkStart w:id="117" w:name="X3c66638d35156eed6c5766edd7ead9730337d05"/>
+    <w:bookmarkEnd w:id="117"/>
+    <w:bookmarkStart w:id="118" w:name="X3c66638d35156eed6c5766edd7ead9730337d05"/>
     <w:p>
       <w:pPr>
         <w:pStyle w:val="Heading2"/>
@@ -15693,13 +14985,7 @@
         <w:t xml:space="preserve"> </w:t>
       </w:r>
       <w:r>
-        <w:t xml:space="preserve">“</w:t>
-      </w:r>
-      <w:r>
-        <w:t xml:space="preserve">La configuración está en el propio equipo, para qué copiarla</w:t>
-      </w:r>
-      <w:r>
-        <w:t xml:space="preserve">”</w:t>
+        <w:t xml:space="preserve">“La configuración está en el propio equipo, para qué copiarla”</w:t>
       </w:r>
     </w:p>
     <w:p>
@@ -15768,13 +15054,7 @@
         <w:t xml:space="preserve"> </w:t>
       </w:r>
       <w:r>
-        <w:t xml:space="preserve">“</w:t>
-      </w:r>
-      <w:r>
-        <w:t xml:space="preserve">algún día</w:t>
-      </w:r>
-      <w:r>
-        <w:t xml:space="preserve">”</w:t>
+        <w:t xml:space="preserve">“algún día”</w:t>
       </w:r>
       <w:r>
         <w:t xml:space="preserve">.</w:t>
@@ -15805,8 +15085,8 @@
         </w:pict>
       </w:r>
     </w:p>
-    <w:bookmarkEnd w:id="117"/>
-    <w:bookmarkStart w:id="118" w:name="mini-chequeo-7"/>
+    <w:bookmarkEnd w:id="118"/>
+    <w:bookmarkStart w:id="119" w:name="mini-chequeo-7"/>
     <w:p>
       <w:pPr>
         <w:pStyle w:val="Heading2"/>
@@ -15854,13 +15134,7 @@
         <w:t xml:space="preserve"> </w:t>
       </w:r>
       <w:r>
-        <w:t xml:space="preserve">“</w:t>
-      </w:r>
-      <w:r>
-        <w:t xml:space="preserve">teórico</w:t>
-      </w:r>
-      <w:r>
-        <w:t xml:space="preserve">”</w:t>
+        <w:t xml:space="preserve">“teórico”</w:t>
       </w:r>
       <w:r>
         <w:t xml:space="preserve"> </w:t>
@@ -15884,13 +15158,7 @@
         <w:t xml:space="preserve"> </w:t>
       </w:r>
       <w:r>
-        <w:t xml:space="preserve">“</w:t>
-      </w:r>
-      <w:r>
-        <w:t xml:space="preserve">test de la taquilla</w:t>
-      </w:r>
-      <w:r>
-        <w:t xml:space="preserve">”</w:t>
+        <w:t xml:space="preserve">“test de la taquilla”</w:t>
       </w:r>
       <w:r>
         <w:t xml:space="preserve"> </w:t>
@@ -16033,8 +15301,8 @@
         </w:pict>
       </w:r>
     </w:p>
-    <w:bookmarkEnd w:id="118"/>
-    <w:bookmarkStart w:id="119" w:name="resumen-en-3-frases-7"/>
+    <w:bookmarkEnd w:id="119"/>
+    <w:bookmarkStart w:id="120" w:name="resumen-en-3-frases-7"/>
     <w:p>
       <w:pPr>
         <w:pStyle w:val="Heading2"/>
@@ -16108,8 +15376,8 @@
         <w:t xml:space="preserve">es una hipótesis; mide tu MTTR real y documenta el post-mortem.</w:t>
       </w:r>
     </w:p>
-    <w:bookmarkEnd w:id="119"/>
-    <w:bookmarkStart w:id="120" w:name="vocabulario-rápido-7"/>
+    <w:bookmarkEnd w:id="120"/>
+    <w:bookmarkStart w:id="121" w:name="vocabulario-rápido-7"/>
     <w:p>
       <w:pPr>
         <w:pStyle w:val="Heading2"/>
@@ -16122,7 +15390,6 @@
       <w:tblPr>
         <w:tblStyle w:val="Table"/>
         <w:tblW w:type="auto" w:w="0"/>
-        <w:jc w:val="left"/>
         <w:tblLook w:firstRow="1" w:lastRow="0" w:firstColumn="0" w:lastColumn="0" w:noHBand="0" w:noVBand="0" w:val="0020"/>
       </w:tblPr>
       <w:tblGrid>
@@ -16138,7 +15405,6 @@
           <w:p>
             <w:pPr>
               <w:pStyle w:val="Compact"/>
-              <w:jc w:val="left"/>
             </w:pPr>
             <w:r>
               <w:t xml:space="preserve">Término</w:t>
@@ -16150,7 +15416,6 @@
           <w:p>
             <w:pPr>
               <w:pStyle w:val="Compact"/>
-              <w:jc w:val="left"/>
             </w:pPr>
             <w:r>
               <w:t xml:space="preserve">Idea general</w:t>
@@ -16164,7 +15429,6 @@
           <w:p>
             <w:pPr>
               <w:pStyle w:val="Compact"/>
-              <w:jc w:val="left"/>
             </w:pPr>
             <w:r>
               <w:t xml:space="preserve">Continuidad</w:t>
@@ -16176,7 +15440,6 @@
           <w:p>
             <w:pPr>
               <w:pStyle w:val="Compact"/>
-              <w:jc w:val="left"/>
             </w:pPr>
             <w:r>
               <w:t xml:space="preserve">Capacidad de seguir operando durante y tras un fallo</w:t>
@@ -16190,7 +15453,6 @@
           <w:p>
             <w:pPr>
               <w:pStyle w:val="Compact"/>
-              <w:jc w:val="left"/>
             </w:pPr>
             <w:r>
               <w:t xml:space="preserve">Post-mortem</w:t>
@@ -16202,7 +15464,6 @@
           <w:p>
             <w:pPr>
               <w:pStyle w:val="Compact"/>
-              <w:jc w:val="left"/>
             </w:pPr>
             <w:r>
               <w:t xml:space="preserve">Análisis documentado tras un incidente</w:t>
@@ -16216,7 +15477,6 @@
           <w:p>
             <w:pPr>
               <w:pStyle w:val="Compact"/>
-              <w:jc w:val="left"/>
             </w:pPr>
             <w:r>
               <w:t xml:space="preserve">Ventana de mantenimiento</w:t>
@@ -16228,7 +15488,6 @@
           <w:p>
             <w:pPr>
               <w:pStyle w:val="Compact"/>
-              <w:jc w:val="left"/>
             </w:pPr>
             <w:r>
               <w:t xml:space="preserve">Franja acordada para cambios y simulacros</w:t>
@@ -16242,7 +15501,6 @@
           <w:p>
             <w:pPr>
               <w:pStyle w:val="Compact"/>
-              <w:jc w:val="left"/>
             </w:pPr>
             <w:r>
               <w:t xml:space="preserve">Vuelta atrás (rollback)</w:t>
@@ -16254,7 +15512,6 @@
           <w:p>
             <w:pPr>
               <w:pStyle w:val="Compact"/>
-              <w:jc w:val="left"/>
             </w:pPr>
             <w:r>
               <w:t xml:space="preserve">Plan para deshacer un cambio</w:t>
@@ -16268,7 +15525,6 @@
           <w:p>
             <w:pPr>
               <w:pStyle w:val="Compact"/>
-              <w:jc w:val="left"/>
             </w:pPr>
             <w:r>
               <w:t xml:space="preserve">TFTP/SCP</w:t>
@@ -16280,7 +15536,6 @@
           <w:p>
             <w:pPr>
               <w:pStyle w:val="Compact"/>
-              <w:jc w:val="left"/>
             </w:pPr>
             <w:r>
               <w:t xml:space="preserve">Transporte clásico de configs e imágenes</w:t>
@@ -16306,7 +15561,7 @@
       <w:r>
         <w:t xml:space="preserve"> </w:t>
       </w:r>
-      <w:hyperlink r:id="rId44">
+      <w:hyperlink r:id="rId36">
         <w:r>
           <w:rPr>
             <w:rStyle w:val="Hyperlink"/>
@@ -16333,7 +15588,7 @@
       <w:r>
         <w:t xml:space="preserve"> </w:t>
       </w:r>
-      <w:hyperlink r:id="rId27">
+      <w:hyperlink r:id="rId16">
         <w:r>
           <w:rPr>
             <w:rStyle w:val="Hyperlink"/>
@@ -16360,7 +15615,7 @@
       <w:r>
         <w:t xml:space="preserve"> </w:t>
       </w:r>
-      <w:hyperlink r:id="rId29">
+      <w:hyperlink r:id="rId18">
         <w:r>
           <w:rPr>
             <w:rStyle w:val="Hyperlink"/>
@@ -16369,9 +15624,9 @@
         </w:r>
       </w:hyperlink>
     </w:p>
-    <w:bookmarkEnd w:id="120"/>
     <w:bookmarkEnd w:id="121"/>
-    <w:bookmarkStart w:id="134" w:name="cierre-consolida-lo-aprendido"/>
+    <w:bookmarkEnd w:id="122"/>
+    <w:bookmarkStart w:id="135" w:name="cierre-consolida-lo-aprendido"/>
     <w:p>
       <w:pPr>
         <w:pStyle w:val="Heading1"/>
@@ -16445,7 +15700,7 @@
       <w:r>
         <w:t xml:space="preserve"> </w:t>
       </w:r>
-      <w:hyperlink r:id="rId28">
+      <w:hyperlink r:id="rId17">
         <w:r>
           <w:rPr>
             <w:rStyle w:val="Hyperlink"/>
@@ -16467,7 +15722,7 @@
         </w:pict>
       </w:r>
     </w:p>
-    <w:bookmarkStart w:id="122" w:name="sé-el-paquete"/>
+    <w:bookmarkStart w:id="123" w:name="sé-el-paquete"/>
     <w:p>
       <w:pPr>
         <w:pStyle w:val="Heading2"/>
@@ -16557,13 +15812,7 @@
         <w:t xml:space="preserve"> </w:t>
       </w:r>
       <w:r>
-        <w:t xml:space="preserve">“</w:t>
-      </w:r>
-      <w:r>
-        <w:t xml:space="preserve">a tirones</w:t>
-      </w:r>
-      <w:r>
-        <w:t xml:space="preserve">”</w:t>
+        <w:t xml:space="preserve">“a tirones”</w:t>
       </w:r>
       <w:r>
         <w:t xml:space="preserve"> </w:t>
@@ -16681,8 +15930,8 @@
         </w:pict>
       </w:r>
     </w:p>
-    <w:bookmarkEnd w:id="122"/>
-    <w:bookmarkStart w:id="123" w:name="fireside-chat-redundancia-vs-complejidad"/>
+    <w:bookmarkEnd w:id="123"/>
+    <w:bookmarkStart w:id="124" w:name="fireside-chat-redundancia-vs-complejidad"/>
     <w:p>
       <w:pPr>
         <w:pStyle w:val="Heading2"/>
@@ -16742,13 +15991,7 @@
         <w:t xml:space="preserve"> </w:t>
       </w:r>
       <w:r>
-        <w:t xml:space="preserve">“</w:t>
-      </w:r>
-      <w:r>
-        <w:t xml:space="preserve">estamos cambiando la redundancia</w:t>
-      </w:r>
-      <w:r>
-        <w:t xml:space="preserve">”</w:t>
+        <w:t xml:space="preserve">“estamos cambiando la redundancia”</w:t>
       </w:r>
       <w:r>
         <w:t xml:space="preserve">?</w:t>
@@ -16869,8 +16112,8 @@
         </w:pict>
       </w:r>
     </w:p>
-    <w:bookmarkEnd w:id="123"/>
-    <w:bookmarkStart w:id="124" w:name="quién-soy"/>
+    <w:bookmarkEnd w:id="124"/>
+    <w:bookmarkStart w:id="125" w:name="quién-soy"/>
     <w:p>
       <w:pPr>
         <w:pStyle w:val="Heading2"/>
@@ -17038,8 +16281,8 @@
         </w:pict>
       </w:r>
     </w:p>
-    <w:bookmarkEnd w:id="124"/>
-    <w:bookmarkStart w:id="125" w:name="Xbeed955c19c2afaa36db3d99878bb05c8a4896f"/>
+    <w:bookmarkEnd w:id="125"/>
+    <w:bookmarkStart w:id="126" w:name="Xbeed955c19c2afaa36db3d99878bb05c8a4896f"/>
     <w:p>
       <w:pPr>
         <w:pStyle w:val="Heading2"/>
@@ -17051,13 +16294,7 @@
         <w:t xml:space="preserve"> </w:t>
       </w:r>
       <w:r>
-        <w:t xml:space="preserve">“</w:t>
-      </w:r>
-      <w:r>
-        <w:t xml:space="preserve">Compramos dos routers, somos redundantes</w:t>
-      </w:r>
-      <w:r>
-        <w:t xml:space="preserve">”</w:t>
+        <w:t xml:space="preserve">“Compramos dos routers, somos redundantes”</w:t>
       </w:r>
     </w:p>
     <w:p>
@@ -17152,8 +16389,8 @@
         </w:pict>
       </w:r>
     </w:p>
-    <w:bookmarkEnd w:id="125"/>
-    <w:bookmarkStart w:id="126" w:name="X2ba0a59d005fdda4b65d6841edbb4d1cbd6802f"/>
+    <w:bookmarkEnd w:id="126"/>
+    <w:bookmarkStart w:id="127" w:name="X2ba0a59d005fdda4b65d6841edbb4d1cbd6802f"/>
     <w:p>
       <w:pPr>
         <w:pStyle w:val="Heading2"/>
@@ -17229,13 +16466,7 @@
         <w:t xml:space="preserve"> </w:t>
       </w:r>
       <w:r>
-        <w:t xml:space="preserve">“</w:t>
-      </w:r>
-      <w:r>
-        <w:t xml:space="preserve">Internet</w:t>
-      </w:r>
-      <w:r>
-        <w:t xml:space="preserve">”</w:t>
+        <w:t xml:space="preserve">“Internet”</w:t>
       </w:r>
       <w:r>
         <w:t xml:space="preserve">).</w:t>
@@ -17462,8 +16693,8 @@
         </w:pict>
       </w:r>
     </w:p>
-    <w:bookmarkEnd w:id="126"/>
-    <w:bookmarkStart w:id="127" w:name="logros-de-esta-unidad"/>
+    <w:bookmarkEnd w:id="127"/>
+    <w:bookmarkStart w:id="128" w:name="logros-de-esta-unidad"/>
     <w:p>
       <w:pPr>
         <w:pStyle w:val="Heading2"/>
@@ -17476,7 +16707,6 @@
       <w:tblPr>
         <w:tblStyle w:val="Table"/>
         <w:tblW w:type="pct" w:w="5000"/>
-        <w:jc w:val="left"/>
         <w:tblLayout w:type="fixed"/>
         <w:tblLook w:firstRow="1" w:lastRow="0" w:firstColumn="0" w:lastColumn="0" w:noHBand="0" w:noVBand="0" w:val="0020"/>
       </w:tblPr>
@@ -17493,7 +16723,6 @@
           <w:p>
             <w:pPr>
               <w:pStyle w:val="Compact"/>
-              <w:jc w:val="left"/>
             </w:pPr>
             <w:r>
               <w:t xml:space="preserve">Logro</w:t>
@@ -17505,7 +16734,6 @@
           <w:p>
             <w:pPr>
               <w:pStyle w:val="Compact"/>
-              <w:jc w:val="left"/>
             </w:pPr>
             <w:r>
               <w:t xml:space="preserve">Cómo conseguirlo</w:t>
@@ -17519,7 +16747,6 @@
           <w:p>
             <w:pPr>
               <w:pStyle w:val="Compact"/>
-              <w:jc w:val="left"/>
             </w:pPr>
             <w:r>
               <w:t xml:space="preserve">🏅</w:t>
@@ -17541,7 +16768,6 @@
           <w:p>
             <w:pPr>
               <w:pStyle w:val="Compact"/>
-              <w:jc w:val="left"/>
             </w:pPr>
             <w:r>
               <w:t xml:space="preserve">Mapear tu red (casa, aula) y listar todos sus puntos únicos de fallo</w:t>
@@ -17555,7 +16781,6 @@
           <w:p>
             <w:pPr>
               <w:pStyle w:val="Compact"/>
-              <w:jc w:val="left"/>
             </w:pPr>
             <w:r>
               <w:t xml:space="preserve">🏅</w:t>
@@ -17577,7 +16802,6 @@
           <w:p>
             <w:pPr>
               <w:pStyle w:val="Compact"/>
-              <w:jc w:val="left"/>
             </w:pPr>
             <w:r>
               <w:t xml:space="preserve">HSRP con conmutación probada: menos de 3 pings perdidos</w:t>
@@ -17591,7 +16815,6 @@
           <w:p>
             <w:pPr>
               <w:pStyle w:val="Compact"/>
-              <w:jc w:val="left"/>
             </w:pPr>
             <w:r>
               <w:t xml:space="preserve">🏅</w:t>
@@ -17613,7 +16836,6 @@
           <w:p>
             <w:pPr>
               <w:pStyle w:val="Compact"/>
-              <w:jc w:val="left"/>
             </w:pPr>
             <w:r>
               <w:t xml:space="preserve">EtherChannel con LACP, verificado y con prueba de cable roto</w:t>
@@ -17627,7 +16849,6 @@
           <w:p>
             <w:pPr>
               <w:pStyle w:val="Compact"/>
-              <w:jc w:val="left"/>
             </w:pPr>
             <w:r>
               <w:t xml:space="preserve">🏅</w:t>
@@ -17649,7 +16870,6 @@
           <w:p>
             <w:pPr>
               <w:pStyle w:val="Compact"/>
-              <w:jc w:val="left"/>
             </w:pPr>
             <w:r>
               <w:t xml:space="preserve">IP SLA montado y simulacro de</w:t>
@@ -17658,13 +16878,7 @@
               <w:t xml:space="preserve"> </w:t>
             </w:r>
             <w:r>
-              <w:t xml:space="preserve">“</w:t>
-            </w:r>
-            <w:r>
-              <w:t xml:space="preserve">ISP arriba pero sin salida</w:t>
-            </w:r>
-            <w:r>
-              <w:t xml:space="preserve">”</w:t>
+              <w:t xml:space="preserve">“ISP arriba pero sin salida”</w:t>
             </w:r>
           </w:p>
         </w:tc>
@@ -17677,8 +16891,8 @@
         </w:pict>
       </w:r>
     </w:p>
-    <w:bookmarkEnd w:id="127"/>
-    <w:bookmarkStart w:id="128" w:name="atrévete-a-pensar"/>
+    <w:bookmarkEnd w:id="128"/>
+    <w:bookmarkStart w:id="129" w:name="atrévete-a-pensar"/>
     <w:p>
       <w:pPr>
         <w:pStyle w:val="Heading2"/>
@@ -17845,13 +17059,7 @@
         <w:t xml:space="preserve"> </w:t>
       </w:r>
       <w:r>
-        <w:t xml:space="preserve">“</w:t>
-      </w:r>
-      <w:r>
-        <w:t xml:space="preserve">enlace arriba pero sin salida</w:t>
-      </w:r>
-      <w:r>
-        <w:t xml:space="preserve">”</w:t>
+        <w:t xml:space="preserve">“enlace arriba pero sin salida”</w:t>
       </w:r>
       <w:r>
         <w:t xml:space="preserve"> </w:t>
@@ -17879,8 +17087,8 @@
         </w:pict>
       </w:r>
     </w:p>
-    <w:bookmarkEnd w:id="128"/>
-    <w:bookmarkStart w:id="129" w:name="crucigrama-de-bits"/>
+    <w:bookmarkEnd w:id="129"/>
+    <w:bookmarkStart w:id="130" w:name="crucigrama-de-bits"/>
     <w:p>
       <w:pPr>
         <w:pStyle w:val="Heading2"/>
@@ -18026,8 +17234,8 @@
         </w:pict>
       </w:r>
     </w:p>
-    <w:bookmarkEnd w:id="129"/>
-    <w:bookmarkStart w:id="130" w:name="preguntas-de-entrevista-de-trabajo"/>
+    <w:bookmarkEnd w:id="130"/>
+    <w:bookmarkStart w:id="131" w:name="preguntas-de-entrevista-de-trabajo"/>
     <w:p>
       <w:pPr>
         <w:pStyle w:val="Heading2"/>
@@ -18049,21 +17257,7 @@
           <w:b/>
           <w:bCs/>
         </w:rPr>
-        <w:t xml:space="preserve">“</w:t>
-      </w:r>
-      <w:r>
-        <w:rPr>
-          <w:b/>
-          <w:bCs/>
-        </w:rPr>
-        <w:t xml:space="preserve">¿Qué es para ti una red de alta disponibilidad y por dónde empezarías a mejorarla?</w:t>
-      </w:r>
-      <w:r>
-        <w:rPr>
-          <w:b/>
-          <w:bCs/>
-        </w:rPr>
-        <w:t xml:space="preserve">”</w:t>
+        <w:t xml:space="preserve">“¿Qué es para ti una red de alta disponibilidad y por dónde empezarías a mejorarla?”</w:t>
       </w:r>
     </w:p>
     <w:p>
@@ -18079,21 +17273,7 @@
           <w:b/>
           <w:bCs/>
         </w:rPr>
-        <w:t xml:space="preserve">“</w:t>
-      </w:r>
-      <w:r>
-        <w:rPr>
-          <w:b/>
-          <w:bCs/>
-        </w:rPr>
-        <w:t xml:space="preserve">Explícame HSRP como si yo fuera el responsable de negocio.</w:t>
-      </w:r>
-      <w:r>
-        <w:rPr>
-          <w:b/>
-          <w:bCs/>
-        </w:rPr>
-        <w:t xml:space="preserve">”</w:t>
+        <w:t xml:space="preserve">“Explícame HSRP como si yo fuera el responsable de negocio.”</w:t>
       </w:r>
     </w:p>
     <w:p>
@@ -18109,21 +17289,7 @@
           <w:b/>
           <w:bCs/>
         </w:rPr>
-        <w:t xml:space="preserve">“</w:t>
-      </w:r>
-      <w:r>
-        <w:rPr>
-          <w:b/>
-          <w:bCs/>
-        </w:rPr>
-        <w:t xml:space="preserve">Tenemos un enlace principal y uno de respaldo al mismo operador. ¿Es redundancia?</w:t>
-      </w:r>
-      <w:r>
-        <w:rPr>
-          <w:b/>
-          <w:bCs/>
-        </w:rPr>
-        <w:t xml:space="preserve">”</w:t>
+        <w:t xml:space="preserve">“Tenemos un enlace principal y uno de respaldo al mismo operador. ¿Es redundancia?”</w:t>
       </w:r>
     </w:p>
     <w:p>
@@ -18139,21 +17305,7 @@
           <w:b/>
           <w:bCs/>
         </w:rPr>
-        <w:t xml:space="preserve">“</w:t>
-      </w:r>
-      <w:r>
-        <w:rPr>
-          <w:b/>
-          <w:bCs/>
-        </w:rPr>
-        <w:t xml:space="preserve">¿Qué es una ruta flotante y cuándo te has visto obligado a usar IP SLA?</w:t>
-      </w:r>
-      <w:r>
-        <w:rPr>
-          <w:b/>
-          <w:bCs/>
-        </w:rPr>
-        <w:t xml:space="preserve">”</w:t>
+        <w:t xml:space="preserve">“¿Qué es una ruta flotante y cuándo te has visto obligado a usar IP SLA?”</w:t>
       </w:r>
     </w:p>
     <w:p>
@@ -18169,21 +17321,7 @@
           <w:b/>
           <w:bCs/>
         </w:rPr>
-        <w:t xml:space="preserve">“</w:t>
-      </w:r>
-      <w:r>
-        <w:rPr>
-          <w:b/>
-          <w:bCs/>
-        </w:rPr>
-        <w:t xml:space="preserve">La noche del sábado se murió el switch de distribución. Cuenta cómo sería tu noche ideal y tu noche realista.</w:t>
-      </w:r>
-      <w:r>
-        <w:rPr>
-          <w:b/>
-          <w:bCs/>
-        </w:rPr>
-        <w:t xml:space="preserve">”</w:t>
+        <w:t xml:space="preserve">“La noche del sábado se murió el switch de distribución. Cuenta cómo sería tu noche ideal y tu noche realista.”</w:t>
       </w:r>
     </w:p>
     <w:p>
@@ -18213,13 +17351,7 @@
         <w:t xml:space="preserve"> </w:t>
       </w:r>
       <w:r>
-        <w:t xml:space="preserve">“</w:t>
-      </w:r>
-      <w:r>
-        <w:t xml:space="preserve">dos routers comparten la misma IP de puerta de salida; si uno muere, el otro la atiende sin que nadie note nada</w:t>
-      </w:r>
-      <w:r>
-        <w:t xml:space="preserve">”</w:t>
+        <w:t xml:space="preserve">“dos routers comparten la misma IP de puerta de salida; si uno muere, el otro la atiende sin que nadie note nada”</w:t>
       </w:r>
       <w:r>
         <w:t xml:space="preserve"> </w:t>
@@ -18244,13 +17376,7 @@
         <w:t xml:space="preserve"> </w:t>
       </w:r>
       <w:r>
-        <w:t xml:space="preserve">“</w:t>
-      </w:r>
-      <w:r>
-        <w:t xml:space="preserve">todo perfecto</w:t>
-      </w:r>
-      <w:r>
-        <w:t xml:space="preserve">”</w:t>
+        <w:t xml:space="preserve">“todo perfecto”</w:t>
       </w:r>
       <w:r>
         <w:t xml:space="preserve"> </w:t>
@@ -18266,8 +17392,8 @@
         </w:pict>
       </w:r>
     </w:p>
-    <w:bookmarkEnd w:id="130"/>
-    <w:bookmarkStart w:id="131" w:name="no-hay-preguntas-tontas"/>
+    <w:bookmarkEnd w:id="131"/>
+    <w:bookmarkStart w:id="132" w:name="no-hay-preguntas-tontas"/>
     <w:p>
       <w:pPr>
         <w:pStyle w:val="Heading2"/>
@@ -18305,21 +17431,7 @@
           <w:b/>
           <w:bCs/>
         </w:rPr>
-        <w:t xml:space="preserve">“</w:t>
-      </w:r>
-      <w:r>
-        <w:rPr>
-          <w:b/>
-          <w:bCs/>
-        </w:rPr>
-        <w:t xml:space="preserve">suficiente</w:t>
-      </w:r>
-      <w:r>
-        <w:rPr>
-          <w:b/>
-          <w:bCs/>
-        </w:rPr>
-        <w:t xml:space="preserve">”</w:t>
+        <w:t xml:space="preserve">“suficiente”</w:t>
       </w:r>
       <w:r>
         <w:rPr>
@@ -18340,13 +17452,7 @@
         <w:t xml:space="preserve"> </w:t>
       </w:r>
       <w:r>
-        <w:t xml:space="preserve">“</w:t>
-      </w:r>
-      <w:r>
-        <w:t xml:space="preserve">Suficiente</w:t>
-      </w:r>
-      <w:r>
-        <w:t xml:space="preserve">”</w:t>
+        <w:t xml:space="preserve">“Suficiente”</w:t>
       </w:r>
       <w:r>
         <w:t xml:space="preserve"> </w:t>
@@ -18459,8 +17565,8 @@
         </w:pict>
       </w:r>
     </w:p>
-    <w:bookmarkEnd w:id="131"/>
-    <w:bookmarkStart w:id="132" w:name="poscréditos"/>
+    <w:bookmarkEnd w:id="132"/>
+    <w:bookmarkStart w:id="133" w:name="poscréditos"/>
     <w:p>
       <w:pPr>
         <w:pStyle w:val="Heading2"/>
@@ -18484,21 +17590,7 @@
           <w:i/>
           <w:iCs/>
         </w:rPr>
-        <w:t xml:space="preserve">“</w:t>
-      </w:r>
-      <w:r>
-        <w:rPr>
-          <w:i/>
-          <w:iCs/>
-        </w:rPr>
-        <w:t xml:space="preserve">Doce unidades para llegar a la conclusión más aburrida del mundo: las redes funcionan cuando están diseñadas, documentadas y ensayadas. El resto es plegaria. Ahora, fuera de mi consola, que tienes boletines.</w:t>
-      </w:r>
-      <w:r>
-        <w:rPr>
-          <w:i/>
-          <w:iCs/>
-        </w:rPr>
-        <w:t xml:space="preserve">”</w:t>
+        <w:t xml:space="preserve">“Doce unidades para llegar a la conclusión más aburrida del mundo: las redes funcionan cuando están diseñadas, documentadas y ensayadas. El resto es plegaria. Ahora, fuera de mi consola, que tienes boletines.”</w:t>
       </w:r>
     </w:p>
     <w:p>
@@ -18522,13 +17614,7 @@
         <w:t xml:space="preserve"> </w:t>
       </w:r>
       <w:r>
-        <w:t xml:space="preserve">“</w:t>
-      </w:r>
-      <w:r>
-        <w:t xml:space="preserve">la red no se cayó</w:t>
-      </w:r>
-      <w:r>
-        <w:t xml:space="preserve">”</w:t>
+        <w:t xml:space="preserve">“la red no se cayó”</w:t>
       </w:r>
       <w:r>
         <w:t xml:space="preserve">, sonríe: nadie notó que hiciste bien tu trabajo. Eso es alta disponibilidad.</w:t>
@@ -18541,8 +17627,8 @@
         </w:pict>
       </w:r>
     </w:p>
-    <w:bookmarkEnd w:id="132"/>
-    <w:bookmarkStart w:id="133" w:name="Xdad55e1e1f1e166fb5f17ee2f14384bff3d8ce5"/>
+    <w:bookmarkEnd w:id="133"/>
+    <w:bookmarkStart w:id="134" w:name="Xdad55e1e1f1e166fb5f17ee2f14384bff3d8ce5"/>
     <w:p>
       <w:pPr>
         <w:pStyle w:val="Heading2"/>
@@ -18555,7 +17641,6 @@
       <w:tblPr>
         <w:tblStyle w:val="Table"/>
         <w:tblW w:type="pct" w:w="5000"/>
-        <w:jc w:val="left"/>
         <w:tblLayout w:type="fixed"/>
         <w:tblLook w:firstRow="1" w:lastRow="0" w:firstColumn="0" w:lastColumn="0" w:noHBand="0" w:noVBand="0" w:val="0020"/>
       </w:tblPr>
@@ -18573,7 +17658,6 @@
           <w:p>
             <w:pPr>
               <w:pStyle w:val="Compact"/>
-              <w:jc w:val="left"/>
             </w:pPr>
             <w:r>
               <w:t xml:space="preserve">CE</w:t>
@@ -18585,7 +17669,6 @@
           <w:p>
             <w:pPr>
               <w:pStyle w:val="Compact"/>
-              <w:jc w:val="left"/>
             </w:pPr>
             <w:r>
               <w:t xml:space="preserve">Criterio</w:t>
@@ -18597,7 +17680,6 @@
           <w:p>
             <w:pPr>
               <w:pStyle w:val="Compact"/>
-              <w:jc w:val="left"/>
             </w:pPr>
             <w:r>
               <w:t xml:space="preserve">Cubierto</w:t>
@@ -18611,7 +17693,6 @@
           <w:p>
             <w:pPr>
               <w:pStyle w:val="Compact"/>
-              <w:jc w:val="left"/>
             </w:pPr>
             <w:r>
               <w:t xml:space="preserve">RA3</w:t>
@@ -18623,7 +17704,6 @@
           <w:p>
             <w:pPr>
               <w:pStyle w:val="Compact"/>
-              <w:jc w:val="left"/>
             </w:pPr>
             <w:r>
               <w:t xml:space="preserve">Administra conmutadores estableciendo opciones de configuración para su integración en la red</w:t>
@@ -18635,7 +17715,6 @@
           <w:p>
             <w:pPr>
               <w:pStyle w:val="Compact"/>
-              <w:jc w:val="left"/>
             </w:pPr>
             <w:r>
               <w:t xml:space="preserve">✅ Puntos 2, 3 y 4 + ⚡ Laboratorio (punto 9)</w:t>
@@ -18649,7 +17728,6 @@
           <w:p>
             <w:pPr>
               <w:pStyle w:val="Compact"/>
-              <w:jc w:val="left"/>
             </w:pPr>
             <w:r>
               <w:t xml:space="preserve">RA5</w:t>
@@ -18661,7 +17739,6 @@
           <w:p>
             <w:pPr>
               <w:pStyle w:val="Compact"/>
-              <w:jc w:val="left"/>
             </w:pPr>
             <w:r>
               <w:t xml:space="preserve">Configura redes locales virtuales identificando su campo de aplicación</w:t>
@@ -18673,7 +17750,6 @@
           <w:p>
             <w:pPr>
               <w:pStyle w:val="Compact"/>
-              <w:jc w:val="left"/>
             </w:pPr>
             <w:r>
               <w:t xml:space="preserve">✅ Puntos 2, 5 y 6 (STP por VLAN y gateways por VLAN)</w:t>
@@ -18687,7 +17763,6 @@
           <w:p>
             <w:pPr>
               <w:pStyle w:val="Compact"/>
-              <w:jc w:val="left"/>
             </w:pPr>
             <w:r>
               <w:t xml:space="preserve">RA6</w:t>
@@ -18699,7 +17774,6 @@
           <w:p>
             <w:pPr>
               <w:pStyle w:val="Compact"/>
-              <w:jc w:val="left"/>
             </w:pPr>
             <w:r>
               <w:t xml:space="preserve">Realiza tareas avanzadas de administración de red analizando y utilizando protocolos dinámicos de encaminamiento</w:t>
@@ -18711,7 +17785,6 @@
           <w:p>
             <w:pPr>
               <w:pStyle w:val="Compact"/>
-              <w:jc w:val="left"/>
             </w:pPr>
             <w:r>
               <w:t xml:space="preserve">✅ Punto 7 (redundancia con OSPF) + 🧠 Atrévete a pensar (punto 9)</w:t>
@@ -18725,7 +17798,6 @@
           <w:p>
             <w:pPr>
               <w:pStyle w:val="Compact"/>
-              <w:jc w:val="left"/>
             </w:pPr>
             <w:r>
               <w:t xml:space="preserve">RA1</w:t>
@@ -18737,7 +17809,6 @@
           <w:p>
             <w:pPr>
               <w:pStyle w:val="Compact"/>
-              <w:jc w:val="left"/>
             </w:pPr>
             <w:r>
               <w:t xml:space="preserve">Reconoce la estructura de las redes de datos identificando sus elementos y principios de funcionamiento</w:t>
@@ -18749,7 +17820,6 @@
           <w:p>
             <w:pPr>
               <w:pStyle w:val="Compact"/>
-              <w:jc w:val="left"/>
             </w:pPr>
             <w:r>
               <w:t xml:space="preserve">✅ Puntos 1 y 8 + 💬 Entrevista (punto 9)</w:t>
@@ -18799,7 +17869,7 @@
       <w:r>
         <w:t xml:space="preserve"> </w:t>
       </w:r>
-      <w:hyperlink r:id="rId44">
+      <w:hyperlink r:id="rId36">
         <w:r>
           <w:rPr>
             <w:rStyle w:val="Hyperlink"/>
@@ -18826,7 +17896,7 @@
       <w:r>
         <w:t xml:space="preserve"> </w:t>
       </w:r>
-      <w:hyperlink r:id="rId28">
+      <w:hyperlink r:id="rId17">
         <w:r>
           <w:rPr>
             <w:rStyle w:val="Hyperlink"/>
@@ -18867,9 +17937,13 @@
         <w:t xml:space="preserve">🏁</w:t>
       </w:r>
     </w:p>
-    <w:bookmarkEnd w:id="133"/>
     <w:bookmarkEnd w:id="134"/>
-    <w:sectPr/>
+    <w:bookmarkEnd w:id="135"/>
+    <w:sectPr>
+      <w:footnotePr>
+        <w:numRestart w:val="eachSect"/>
+      </w:footnotePr>
+    </w:sectPr>
   </w:body>
 </w:document>
 </file>
@@ -18907,7 +17981,7 @@
       <w:lvlText w:val=" "/>
       <w:lvlJc w:val="left"/>
       <w:pPr>
-        <w:ind w:left="720" w:hanging="480"/>
+        <w:ind w:left="720" w:hanging="360"/>
       </w:pPr>
     </w:lvl>
     <w:lvl w:ilvl="1">
@@ -18915,7 +17989,7 @@
       <w:lvlText w:val=" "/>
       <w:lvlJc w:val="left"/>
       <w:pPr>
-        <w:ind w:left="1440" w:hanging="480"/>
+        <w:ind w:left="1440" w:hanging="360"/>
       </w:pPr>
     </w:lvl>
     <w:lvl w:ilvl="2">
@@ -18923,7 +17997,7 @@
       <w:lvlText w:val=" "/>
       <w:lvlJc w:val="left"/>
       <w:pPr>
-        <w:ind w:left="2160" w:hanging="480"/>
+        <w:ind w:left="2160" w:hanging="360"/>
       </w:pPr>
     </w:lvl>
     <w:lvl w:ilvl="3">
@@ -18931,7 +18005,7 @@
       <w:lvlText w:val=" "/>
       <w:lvlJc w:val="left"/>
       <w:pPr>
-        <w:ind w:left="2880" w:hanging="480"/>
+        <w:ind w:left="2880" w:hanging="360"/>
       </w:pPr>
     </w:lvl>
     <w:lvl w:ilvl="4">
@@ -18939,7 +18013,7 @@
       <w:lvlText w:val=" "/>
       <w:lvlJc w:val="left"/>
       <w:pPr>
-        <w:ind w:left="3600" w:hanging="480"/>
+        <w:ind w:left="3600" w:hanging="360"/>
       </w:pPr>
     </w:lvl>
     <w:lvl w:ilvl="5">
@@ -18947,7 +18021,7 @@
       <w:lvlText w:val=" "/>
       <w:lvlJc w:val="left"/>
       <w:pPr>
-        <w:ind w:left="4320" w:hanging="480"/>
+        <w:ind w:left="4320" w:hanging="360"/>
       </w:pPr>
     </w:lvl>
     <w:lvl w:ilvl="6">
@@ -18955,7 +18029,7 @@
       <w:lvlText w:val=" "/>
       <w:lvlJc w:val="left"/>
       <w:pPr>
-        <w:ind w:left="5040" w:hanging="480"/>
+        <w:ind w:left="5040" w:hanging="360"/>
       </w:pPr>
     </w:lvl>
     <w:lvl w:ilvl="7">
@@ -18963,7 +18037,7 @@
       <w:lvlText w:val=" "/>
       <w:lvlJc w:val="left"/>
       <w:pPr>
-        <w:ind w:left="5760" w:hanging="480"/>
+        <w:ind w:left="5760" w:hanging="360"/>
       </w:pPr>
     </w:lvl>
     <w:lvl w:ilvl="8">
@@ -18971,7 +18045,7 @@
       <w:lvlText w:val=" "/>
       <w:lvlJc w:val="left"/>
       <w:pPr>
-        <w:ind w:left="6480" w:hanging="480"/>
+        <w:ind w:left="6480" w:hanging="360"/>
       </w:pPr>
     </w:lvl>
   </w:abstractNum>
@@ -18980,75 +18054,102 @@
     <w:multiLevelType w:val="multilevel"/>
     <w:lvl w:ilvl="0">
       <w:numFmt w:val="bullet"/>
-      <w:lvlText w:val="•"/>
+      <w:lvlText w:val=""/>
       <w:lvlJc w:val="left"/>
       <w:pPr>
-        <w:ind w:left="720" w:hanging="480"/>
-      </w:pPr>
+        <w:ind w:left="720" w:hanging="360"/>
+      </w:pPr>
+      <w:rPr>
+        <w:rFonts w:ascii="Symbol" w:hAnsi="Symbol" w:cs="Symbol" w:hint="default"/>
+      </w:rPr>
     </w:lvl>
     <w:lvl w:ilvl="1">
       <w:numFmt w:val="bullet"/>
-      <w:lvlText w:val="–"/>
+      <w:lvlText w:val="o"/>
       <w:lvlJc w:val="left"/>
       <w:pPr>
-        <w:ind w:left="1440" w:hanging="480"/>
-      </w:pPr>
+        <w:ind w:left="1440" w:hanging="360"/>
+      </w:pPr>
+      <w:rPr>
+        <w:rFonts w:ascii="Courier New" w:hAnsi="Courier New" w:cs="Courier New" w:hint="default"/>
+      </w:rPr>
     </w:lvl>
     <w:lvl w:ilvl="2">
       <w:numFmt w:val="bullet"/>
-      <w:lvlText w:val="•"/>
+      <w:lvlText w:val=""/>
       <w:lvlJc w:val="left"/>
       <w:pPr>
-        <w:ind w:left="2160" w:hanging="480"/>
-      </w:pPr>
+        <w:ind w:left="2160" w:hanging="360"/>
+      </w:pPr>
+      <w:rPr>
+        <w:rFonts w:ascii="Wingdings" w:hAnsi="Wingdings" w:cs="Wingdings" w:hint="default"/>
+      </w:rPr>
     </w:lvl>
     <w:lvl w:ilvl="3">
       <w:numFmt w:val="bullet"/>
-      <w:lvlText w:val="–"/>
+      <w:lvlText w:val=""/>
       <w:lvlJc w:val="left"/>
       <w:pPr>
-        <w:ind w:left="2880" w:hanging="480"/>
-      </w:pPr>
+        <w:ind w:left="2880" w:hanging="360"/>
+      </w:pPr>
+      <w:rPr>
+        <w:rFonts w:ascii="Symbol" w:hAnsi="Symbol" w:cs="Symbol" w:hint="default"/>
+      </w:rPr>
     </w:lvl>
     <w:lvl w:ilvl="4">
       <w:numFmt w:val="bullet"/>
-      <w:lvlText w:val="•"/>
+      <w:lvlText w:val="o"/>
       <w:lvlJc w:val="left"/>
       <w:pPr>
-        <w:ind w:left="3600" w:hanging="480"/>
-      </w:pPr>
+        <w:ind w:left="3600" w:hanging="360"/>
+      </w:pPr>
+      <w:rPr>
+        <w:rFonts w:ascii="Courier New" w:hAnsi="Courier New" w:cs="Courier New" w:hint="default"/>
+      </w:rPr>
     </w:lvl>
     <w:lvl w:ilvl="5">
       <w:numFmt w:val="bullet"/>
-      <w:lvlText w:val="–"/>
+      <w:lvlText w:val=""/>
       <w:lvlJc w:val="left"/>
       <w:pPr>
-        <w:ind w:left="4320" w:hanging="480"/>
-      </w:pPr>
+        <w:ind w:left="4320" w:hanging="360"/>
+      </w:pPr>
+      <w:rPr>
+        <w:rFonts w:ascii="Wingdings" w:hAnsi="Wingdings" w:cs="Wingdings" w:hint="default"/>
+      </w:rPr>
     </w:lvl>
     <w:lvl w:ilvl="6">
       <w:numFmt w:val="bullet"/>
-      <w:lvlText w:val="•"/>
+      <w:lvlText w:val=""/>
       <w:lvlJc w:val="left"/>
       <w:pPr>
-        <w:ind w:left="5040" w:hanging="480"/>
-      </w:pPr>
+        <w:ind w:left="5040" w:hanging="360"/>
+      </w:pPr>
+      <w:rPr>
+        <w:rFonts w:ascii="Symbol" w:hAnsi="Symbol" w:cs="Symbol" w:hint="default"/>
+      </w:rPr>
     </w:lvl>
     <w:lvl w:ilvl="7">
       <w:numFmt w:val="bullet"/>
-      <w:lvlText w:val="–"/>
+      <w:lvlText w:val="o"/>
       <w:lvlJc w:val="left"/>
       <w:pPr>
-        <w:ind w:left="5760" w:hanging="480"/>
-      </w:pPr>
+        <w:ind w:left="5760" w:hanging="360"/>
+      </w:pPr>
+      <w:rPr>
+        <w:rFonts w:ascii="Courier New" w:hAnsi="Courier New" w:cs="Courier New" w:hint="default"/>
+      </w:rPr>
     </w:lvl>
     <w:lvl w:ilvl="8">
       <w:numFmt w:val="bullet"/>
-      <w:lvlText w:val="•"/>
+      <w:lvlText w:val=""/>
       <w:lvlJc w:val="left"/>
       <w:pPr>
-        <w:ind w:left="6480" w:hanging="480"/>
-      </w:pPr>
+        <w:ind w:left="6480" w:hanging="360"/>
+      </w:pPr>
+      <w:rPr>
+        <w:rFonts w:ascii="Wingdings" w:hAnsi="Wingdings" w:cs="Wingdings" w:hint="default"/>
+      </w:rPr>
     </w:lvl>
   </w:abstractNum>
   <w:abstractNum w:abstractNumId="99411">
@@ -19060,7 +18161,7 @@
       <w:lvlText w:val="%1."/>
       <w:lvlJc w:val="left"/>
       <w:pPr>
-        <w:ind w:left="720" w:hanging="480"/>
+        <w:ind w:left="720" w:hanging="360"/>
       </w:pPr>
     </w:lvl>
     <w:lvl w:ilvl="1">
@@ -19069,7 +18170,7 @@
       <w:lvlText w:val="%2."/>
       <w:lvlJc w:val="left"/>
       <w:pPr>
-        <w:ind w:left="1440" w:hanging="480"/>
+        <w:ind w:left="1440" w:hanging="360"/>
       </w:pPr>
     </w:lvl>
     <w:lvl w:ilvl="2">
@@ -19078,7 +18179,7 @@
       <w:lvlText w:val="%3."/>
       <w:lvlJc w:val="left"/>
       <w:pPr>
-        <w:ind w:left="2160" w:hanging="480"/>
+        <w:ind w:left="2160" w:hanging="360"/>
       </w:pPr>
     </w:lvl>
     <w:lvl w:ilvl="3">
@@ -19087,7 +18188,7 @@
       <w:lvlText w:val="%4."/>
       <w:lvlJc w:val="left"/>
       <w:pPr>
-        <w:ind w:left="2880" w:hanging="480"/>
+        <w:ind w:left="2880" w:hanging="360"/>
       </w:pPr>
     </w:lvl>
     <w:lvl w:ilvl="4">
@@ -19096,7 +18197,7 @@
       <w:lvlText w:val="%5."/>
       <w:lvlJc w:val="left"/>
       <w:pPr>
-        <w:ind w:left="3600" w:hanging="480"/>
+        <w:ind w:left="3600" w:hanging="360"/>
       </w:pPr>
     </w:lvl>
     <w:lvl w:ilvl="5">
@@ -19105,7 +18206,7 @@
       <w:lvlText w:val="%6."/>
       <w:lvlJc w:val="left"/>
       <w:pPr>
-        <w:ind w:left="4320" w:hanging="480"/>
+        <w:ind w:left="4320" w:hanging="360"/>
       </w:pPr>
     </w:lvl>
     <w:lvl w:ilvl="6">
@@ -19114,7 +18215,7 @@
       <w:lvlText w:val="%7."/>
       <w:lvlJc w:val="left"/>
       <w:pPr>
-        <w:ind w:left="5040" w:hanging="480"/>
+        <w:ind w:left="5040" w:hanging="360"/>
       </w:pPr>
     </w:lvl>
     <w:lvl w:ilvl="7">
@@ -19123,7 +18224,7 @@
       <w:lvlText w:val="%8."/>
       <w:lvlJc w:val="left"/>
       <w:pPr>
-        <w:ind w:left="5760" w:hanging="480"/>
+        <w:ind w:left="5760" w:hanging="360"/>
       </w:pPr>
     </w:lvl>
     <w:lvl w:ilvl="8">
@@ -19132,7 +18233,7 @@
       <w:lvlText w:val="%9."/>
       <w:lvlJc w:val="left"/>
       <w:pPr>
-        <w:ind w:left="6480" w:hanging="480"/>
+        <w:ind w:left="6480" w:hanging="360"/>
       </w:pPr>
     </w:lvl>
   </w:abstractNum>
@@ -20044,10 +19145,10 @@
   <w:docDefaults>
     <w:rPrDefault>
       <w:rPr>
-        <w:rFonts w:asciiTheme="minorHAnsi" w:cstheme="minorBidi" w:eastAsiaTheme="minorHAnsi" w:hAnsiTheme="minorHAnsi"/>
+        <w:rFonts w:asciiTheme="minorHAnsi" w:cstheme="minorBidi" w:eastAsiaTheme="minorEastAsia" w:hAnsiTheme="minorHAnsi"/>
         <w:sz w:val="24"/>
         <w:szCs w:val="24"/>
-        <w:lang w:bidi="ar-SA" w:eastAsia="en-US" w:val="es-ES"/>
+        <w:lang w:bidi="ar-SA" w:eastAsia="zh-CN" w:val="es-ES"/>
       </w:rPr>
     </w:rPrDefault>
     <w:pPrDefault>
@@ -20088,57 +19189,94 @@
     <w:name w:val="Title"/>
     <w:basedOn w:val="Normal"/>
     <w:next w:val="BodyText"/>
+    <w:link w:val="TitleChar"/>
+    <w:uiPriority w:val="10"/>
     <w:qFormat/>
+    <w:rsid w:val="00A10FD9"/>
     <w:pPr>
-      <w:keepNext/>
-      <w:keepLines/>
-      <w:spacing w:after="240" w:before="480"/>
+      <w:spacing w:after="80" w:line="240" w:lineRule="auto"/>
+      <w:contextualSpacing/>
       <w:jc w:val="center"/>
     </w:pPr>
     <w:rPr>
       <w:rFonts w:asciiTheme="majorHAnsi" w:cstheme="majorBidi" w:eastAsiaTheme="majorEastAsia" w:hAnsiTheme="majorHAnsi"/>
-      <w:b/>
-      <w:bCs/>
-      <w:color w:themeColor="accent1" w:themeShade="B5" w:val="345A8A"/>
-      <w:sz w:val="36"/>
-      <w:szCs w:val="36"/>
+      <w:sz w:val="56"/>
+      <w:szCs w:val="56"/>
+    </w:rPr>
+  </w:style>
+  <w:style w:customStyle="1" w:styleId="TitleChar" w:type="character">
+    <w:name w:val="Title Char"/>
+    <w:basedOn w:val="DefaultParagraphFont"/>
+    <w:link w:val="Title"/>
+    <w:uiPriority w:val="10"/>
+    <w:rsid w:val="00A10FD9"/>
+    <w:rPr>
+      <w:rFonts w:asciiTheme="majorHAnsi" w:cstheme="majorBidi" w:eastAsiaTheme="majorEastAsia" w:hAnsiTheme="majorHAnsi"/>
+      <w:sz w:val="56"/>
+      <w:szCs w:val="56"/>
     </w:rPr>
   </w:style>
   <w:style w:styleId="Subtitle" w:type="paragraph">
     <w:name w:val="Subtitle"/>
     <w:basedOn w:val="Title"/>
     <w:next w:val="BodyText"/>
+    <w:link w:val="SubtitleChar"/>
+    <w:uiPriority w:val="11"/>
     <w:qFormat/>
+    <w:rsid w:val="00A10FD9"/>
     <w:pPr>
-      <w:keepNext/>
-      <w:keepLines/>
-      <w:spacing w:after="240" w:before="240"/>
-      <w:jc w:val="center"/>
+      <w:numPr>
+        <w:ilvl w:val="1"/>
+      </w:numPr>
     </w:pPr>
     <w:rPr>
-      <w:sz w:val="30"/>
-      <w:szCs w:val="30"/>
+      <w:rFonts w:cstheme="majorBidi" w:eastAsiaTheme="majorEastAsia"/>
+      <w:spacing w:val="15"/>
+      <w:sz w:val="28"/>
+      <w:szCs w:val="28"/>
+    </w:rPr>
+  </w:style>
+  <w:style w:customStyle="1" w:styleId="SubtitleChar" w:type="character">
+    <w:name w:val="Subtitle Char"/>
+    <w:basedOn w:val="DefaultParagraphFont"/>
+    <w:link w:val="Subtitle"/>
+    <w:uiPriority w:val="11"/>
+    <w:rsid w:val="00A10FD9"/>
+    <w:rPr>
+      <w:rFonts w:cstheme="majorBidi" w:eastAsiaTheme="majorEastAsia"/>
+      <w:color w:themeColor="text1" w:themeTint="A6" w:val="595959"/>
+      <w:spacing w:val="15"/>
+      <w:sz w:val="28"/>
+      <w:szCs w:val="28"/>
     </w:rPr>
   </w:style>
   <w:style w:customStyle="1" w:styleId="Author" w:type="paragraph">
     <w:name w:val="Author"/>
+    <w:basedOn w:val="Title"/>
     <w:next w:val="BodyText"/>
     <w:qFormat/>
     <w:pPr>
       <w:keepNext/>
       <w:keepLines/>
-      <w:jc w:val="center"/>
     </w:pPr>
+    <w:rPr>
+      <w:sz w:val="24"/>
+      <w:szCs w:val="24"/>
+    </w:rPr>
   </w:style>
   <w:style w:styleId="Date" w:type="paragraph">
     <w:name w:val="Date"/>
+    <w:basedOn w:val="Title"/>
     <w:next w:val="BodyText"/>
     <w:qFormat/>
     <w:pPr>
       <w:keepNext/>
       <w:keepLines/>
-      <w:jc w:val="center"/>
     </w:pPr>
+    <w:rPr>
+      <w:sz w:val="24"/>
+      <w:szCs w:val="24"/>
+    </w:rPr>
   </w:style>
   <w:style w:customStyle="1" w:styleId="AbstractTitle" w:type="paragraph">
     <w:name w:val="Abstract Title"/>
@@ -20153,7 +19291,6 @@
     </w:pPr>
     <w:rPr>
       <w:b/>
-      <w:color w:val="345A8A"/>
       <w:sz w:val="20"/>
       <w:szCs w:val="20"/>
     </w:rPr>
@@ -20182,191 +19319,321 @@
     <w:rPr/>
   </w:style>
   <w:style w:styleId="Heading1" w:type="paragraph">
-    <w:name w:val="Heading 1"/>
+    <w:name w:val="heading 1"/>
     <w:basedOn w:val="Normal"/>
     <w:next w:val="BodyText"/>
+    <w:link w:val="Heading1Char"/>
     <w:uiPriority w:val="9"/>
     <w:qFormat/>
+    <w:rsid w:val="00A10FD9"/>
     <w:pPr>
       <w:keepNext/>
       <w:keepLines/>
-      <w:spacing w:after="0" w:before="480"/>
+      <w:spacing w:after="80" w:before="360"/>
       <w:outlineLvl w:val="0"/>
     </w:pPr>
     <w:rPr>
       <w:rFonts w:asciiTheme="majorHAnsi" w:cstheme="majorBidi" w:eastAsiaTheme="majorEastAsia" w:hAnsiTheme="majorHAnsi"/>
-      <w:b/>
-      <w:bCs/>
-      <w:color w:themeColor="accent1" w:val="4F81BD"/>
+      <w:color w:themeColor="accent1" w:themeShade="BF" w:val="0F4761"/>
+      <w:sz w:val="40"/>
+      <w:szCs w:val="40"/>
+    </w:rPr>
+  </w:style>
+  <w:style w:styleId="Heading2" w:type="paragraph">
+    <w:name w:val="heading 2"/>
+    <w:basedOn w:val="Normal"/>
+    <w:next w:val="BodyText"/>
+    <w:link w:val="Heading2Char"/>
+    <w:uiPriority w:val="9"/>
+    <w:semiHidden/>
+    <w:unhideWhenUsed/>
+    <w:qFormat/>
+    <w:rsid w:val="00A10FD9"/>
+    <w:pPr>
+      <w:keepNext/>
+      <w:keepLines/>
+      <w:spacing w:after="80" w:before="160"/>
+      <w:outlineLvl w:val="1"/>
+    </w:pPr>
+    <w:rPr>
+      <w:rFonts w:asciiTheme="majorHAnsi" w:cstheme="majorBidi" w:eastAsiaTheme="majorEastAsia" w:hAnsiTheme="majorHAnsi"/>
+      <w:color w:themeColor="accent1" w:themeShade="BF" w:val="0F4761"/>
       <w:sz w:val="32"/>
       <w:szCs w:val="32"/>
     </w:rPr>
   </w:style>
-  <w:style w:styleId="Heading2" w:type="paragraph">
-    <w:name w:val="Heading 2"/>
+  <w:style w:styleId="Heading3" w:type="paragraph">
+    <w:name w:val="heading 3"/>
     <w:basedOn w:val="Normal"/>
     <w:next w:val="BodyText"/>
+    <w:link w:val="Heading3Char"/>
     <w:uiPriority w:val="9"/>
+    <w:semiHidden/>
     <w:unhideWhenUsed/>
     <w:qFormat/>
+    <w:rsid w:val="00A10FD9"/>
     <w:pPr>
       <w:keepNext/>
       <w:keepLines/>
-      <w:spacing w:after="0" w:before="200"/>
-      <w:outlineLvl w:val="1"/>
+      <w:spacing w:after="80" w:before="160"/>
+      <w:outlineLvl w:val="2"/>
     </w:pPr>
     <w:rPr>
-      <w:rFonts w:asciiTheme="majorHAnsi" w:cstheme="majorBidi" w:eastAsiaTheme="majorEastAsia" w:hAnsiTheme="majorHAnsi"/>
-      <w:b/>
-      <w:bCs/>
-      <w:color w:themeColor="accent1" w:val="4F81BD"/>
+      <w:rFonts w:cstheme="majorBidi" w:eastAsiaTheme="majorEastAsia"/>
+      <w:color w:themeColor="accent1" w:themeShade="BF" w:val="0F4761"/>
       <w:sz w:val="28"/>
       <w:szCs w:val="28"/>
     </w:rPr>
   </w:style>
-  <w:style w:styleId="Heading3" w:type="paragraph">
-    <w:name w:val="Heading 3"/>
+  <w:style w:styleId="Heading4" w:type="paragraph">
+    <w:name w:val="heading 4"/>
     <w:basedOn w:val="Normal"/>
     <w:next w:val="BodyText"/>
+    <w:link w:val="Heading4Char"/>
     <w:uiPriority w:val="9"/>
+    <w:semiHidden/>
     <w:unhideWhenUsed/>
     <w:qFormat/>
+    <w:rsid w:val="00A10FD9"/>
     <w:pPr>
       <w:keepNext/>
       <w:keepLines/>
-      <w:spacing w:after="0" w:before="200"/>
-      <w:outlineLvl w:val="2"/>
+      <w:spacing w:after="40" w:before="80"/>
+      <w:outlineLvl w:val="3"/>
     </w:pPr>
     <w:rPr>
-      <w:rFonts w:asciiTheme="majorHAnsi" w:cstheme="majorBidi" w:eastAsiaTheme="majorEastAsia" w:hAnsiTheme="majorHAnsi"/>
-      <w:b/>
-      <w:bCs/>
-      <w:color w:themeColor="accent1" w:val="4F81BD"/>
-      <w:sz w:val="24"/>
-      <w:szCs w:val="24"/>
+      <w:rFonts w:cstheme="majorBidi" w:eastAsiaTheme="majorEastAsia"/>
+      <w:i/>
+      <w:iCs/>
+      <w:color w:themeColor="accent1" w:themeShade="BF" w:val="0F4761"/>
     </w:rPr>
   </w:style>
-  <w:style w:styleId="Heading4" w:type="paragraph">
-    <w:name w:val="Heading 4"/>
+  <w:style w:styleId="Heading5" w:type="paragraph">
+    <w:name w:val="heading 5"/>
     <w:basedOn w:val="Normal"/>
     <w:next w:val="BodyText"/>
+    <w:link w:val="Heading5Char"/>
     <w:uiPriority w:val="9"/>
+    <w:semiHidden/>
     <w:unhideWhenUsed/>
     <w:qFormat/>
+    <w:rsid w:val="00A10FD9"/>
     <w:pPr>
       <w:keepNext/>
       <w:keepLines/>
-      <w:spacing w:after="0" w:before="200"/>
-      <w:outlineLvl w:val="3"/>
+      <w:spacing w:after="40" w:before="80"/>
+      <w:outlineLvl w:val="4"/>
     </w:pPr>
     <w:rPr>
-      <w:rFonts w:asciiTheme="majorHAnsi" w:cstheme="majorBidi" w:eastAsiaTheme="majorEastAsia" w:hAnsiTheme="majorHAnsi"/>
-      <w:bCs/>
-      <w:i/>
-      <w:color w:themeColor="accent1" w:val="4F81BD"/>
-      <w:sz w:val="24"/>
-      <w:szCs w:val="24"/>
+      <w:rFonts w:cstheme="majorBidi" w:eastAsiaTheme="majorEastAsia"/>
+      <w:color w:themeColor="accent1" w:themeShade="BF" w:val="0F4761"/>
     </w:rPr>
   </w:style>
-  <w:style w:styleId="Heading5" w:type="paragraph">
-    <w:name w:val="Heading 5"/>
+  <w:style w:styleId="Heading6" w:type="paragraph">
+    <w:name w:val="heading 6"/>
     <w:basedOn w:val="Normal"/>
     <w:next w:val="BodyText"/>
+    <w:link w:val="Heading6Char"/>
     <w:uiPriority w:val="9"/>
+    <w:semiHidden/>
     <w:unhideWhenUsed/>
     <w:qFormat/>
+    <w:rsid w:val="00A10FD9"/>
     <w:pPr>
       <w:keepNext/>
       <w:keepLines/>
-      <w:spacing w:after="0" w:before="200"/>
-      <w:outlineLvl w:val="4"/>
+      <w:spacing w:after="0" w:before="40"/>
+      <w:outlineLvl w:val="5"/>
     </w:pPr>
     <w:rPr>
-      <w:rFonts w:asciiTheme="majorHAnsi" w:cstheme="majorBidi" w:eastAsiaTheme="majorEastAsia" w:hAnsiTheme="majorHAnsi"/>
+      <w:rFonts w:cstheme="majorBidi" w:eastAsiaTheme="majorEastAsia"/>
+      <w:i/>
       <w:iCs/>
-      <w:color w:themeColor="accent1" w:val="4F81BD"/>
-      <w:sz w:val="24"/>
-      <w:szCs w:val="24"/>
+      <w:color w:themeColor="text1" w:themeTint="A6" w:val="595959"/>
     </w:rPr>
   </w:style>
-  <w:style w:styleId="Heading6" w:type="paragraph">
-    <w:name w:val="Heading 6"/>
+  <w:style w:styleId="Heading7" w:type="paragraph">
+    <w:name w:val="heading 7"/>
     <w:basedOn w:val="Normal"/>
     <w:next w:val="BodyText"/>
+    <w:link w:val="Heading7Char"/>
     <w:uiPriority w:val="9"/>
+    <w:semiHidden/>
     <w:unhideWhenUsed/>
     <w:qFormat/>
+    <w:rsid w:val="00A10FD9"/>
     <w:pPr>
       <w:keepNext/>
       <w:keepLines/>
-      <w:spacing w:after="0" w:before="200"/>
-      <w:outlineLvl w:val="5"/>
+      <w:spacing w:after="0" w:before="40"/>
+      <w:outlineLvl w:val="6"/>
     </w:pPr>
     <w:rPr>
-      <w:rFonts w:asciiTheme="majorHAnsi" w:cstheme="majorBidi" w:eastAsiaTheme="majorEastAsia" w:hAnsiTheme="majorHAnsi"/>
-      <w:color w:themeColor="accent1" w:val="4F81BD"/>
-      <w:sz w:val="24"/>
-      <w:szCs w:val="24"/>
+      <w:rFonts w:cstheme="majorBidi" w:eastAsiaTheme="majorEastAsia"/>
+      <w:color w:themeColor="text1" w:themeTint="A6" w:val="595959"/>
     </w:rPr>
   </w:style>
-  <w:style w:styleId="Heading7" w:type="paragraph">
-    <w:name w:val="Heading 7"/>
+  <w:style w:styleId="Heading8" w:type="paragraph">
+    <w:name w:val="heading 8"/>
     <w:basedOn w:val="Normal"/>
     <w:next w:val="BodyText"/>
+    <w:link w:val="Heading8Char"/>
     <w:uiPriority w:val="9"/>
+    <w:semiHidden/>
     <w:unhideWhenUsed/>
     <w:qFormat/>
+    <w:rsid w:val="00A10FD9"/>
     <w:pPr>
       <w:keepNext/>
       <w:keepLines/>
-      <w:spacing w:after="0" w:before="200"/>
-      <w:outlineLvl w:val="6"/>
+      <w:spacing w:after="0"/>
+      <w:outlineLvl w:val="7"/>
     </w:pPr>
     <w:rPr>
-      <w:rFonts w:asciiTheme="majorHAnsi" w:cstheme="majorBidi" w:eastAsiaTheme="majorEastAsia" w:hAnsiTheme="majorHAnsi"/>
-      <w:color w:themeColor="accent1" w:val="4F81BD"/>
-      <w:sz w:val="24"/>
-      <w:szCs w:val="24"/>
+      <w:rFonts w:cstheme="majorBidi" w:eastAsiaTheme="majorEastAsia"/>
+      <w:i/>
+      <w:iCs/>
+      <w:color w:themeColor="text1" w:themeTint="D8" w:val="272727"/>
     </w:rPr>
   </w:style>
-  <w:style w:styleId="Heading8" w:type="paragraph">
-    <w:name w:val="Heading 8"/>
+  <w:style w:styleId="Heading9" w:type="paragraph">
+    <w:name w:val="heading 9"/>
     <w:basedOn w:val="Normal"/>
     <w:next w:val="BodyText"/>
+    <w:link w:val="Heading9Char"/>
     <w:uiPriority w:val="9"/>
+    <w:semiHidden/>
     <w:unhideWhenUsed/>
     <w:qFormat/>
+    <w:rsid w:val="00A10FD9"/>
     <w:pPr>
       <w:keepNext/>
       <w:keepLines/>
-      <w:spacing w:after="0" w:before="200"/>
-      <w:outlineLvl w:val="7"/>
-    </w:pPr>
-    <w:rPr>
-      <w:rFonts w:asciiTheme="majorHAnsi" w:cstheme="majorBidi" w:eastAsiaTheme="majorEastAsia" w:hAnsiTheme="majorHAnsi"/>
-      <w:color w:themeColor="accent1" w:val="4F81BD"/>
-      <w:sz w:val="24"/>
-      <w:szCs w:val="24"/>
-    </w:rPr>
-  </w:style>
-  <w:style w:styleId="Heading9" w:type="paragraph">
-    <w:name w:val="Heading 9"/>
-    <w:basedOn w:val="Normal"/>
-    <w:next w:val="BodyText"/>
-    <w:uiPriority w:val="9"/>
-    <w:unhideWhenUsed/>
-    <w:qFormat/>
-    <w:pPr>
-      <w:keepNext/>
-      <w:keepLines/>
-      <w:spacing w:after="0" w:before="200"/>
+      <w:spacing w:after="0"/>
       <w:outlineLvl w:val="8"/>
     </w:pPr>
     <w:rPr>
+      <w:rFonts w:cstheme="majorBidi" w:eastAsiaTheme="majorEastAsia"/>
+      <w:color w:themeColor="text1" w:themeTint="D8" w:val="272727"/>
+    </w:rPr>
+  </w:style>
+  <w:style w:customStyle="1" w:styleId="Heading1Char" w:type="character">
+    <w:name w:val="Heading 1 Char"/>
+    <w:basedOn w:val="DefaultParagraphFont"/>
+    <w:link w:val="Heading1"/>
+    <w:uiPriority w:val="9"/>
+    <w:rsid w:val="00A10FD9"/>
+    <w:rPr>
       <w:rFonts w:asciiTheme="majorHAnsi" w:cstheme="majorBidi" w:eastAsiaTheme="majorEastAsia" w:hAnsiTheme="majorHAnsi"/>
-      <w:color w:themeColor="accent1" w:val="4F81BD"/>
-      <w:sz w:val="24"/>
-      <w:szCs w:val="24"/>
+      <w:color w:themeColor="accent1" w:themeShade="BF" w:val="0F4761"/>
+      <w:sz w:val="40"/>
+      <w:szCs w:val="40"/>
+    </w:rPr>
+  </w:style>
+  <w:style w:customStyle="1" w:styleId="Heading2Char" w:type="character">
+    <w:name w:val="Heading 2 Char"/>
+    <w:basedOn w:val="DefaultParagraphFont"/>
+    <w:link w:val="Heading2"/>
+    <w:uiPriority w:val="9"/>
+    <w:semiHidden/>
+    <w:rsid w:val="00A10FD9"/>
+    <w:rPr>
+      <w:rFonts w:asciiTheme="majorHAnsi" w:cstheme="majorBidi" w:eastAsiaTheme="majorEastAsia" w:hAnsiTheme="majorHAnsi"/>
+      <w:color w:themeColor="accent1" w:themeShade="BF" w:val="0F4761"/>
+      <w:sz w:val="32"/>
+      <w:szCs w:val="32"/>
+    </w:rPr>
+  </w:style>
+  <w:style w:customStyle="1" w:styleId="Heading3Char" w:type="character">
+    <w:name w:val="Heading 3 Char"/>
+    <w:basedOn w:val="DefaultParagraphFont"/>
+    <w:link w:val="Heading3"/>
+    <w:uiPriority w:val="9"/>
+    <w:semiHidden/>
+    <w:rsid w:val="00A10FD9"/>
+    <w:rPr>
+      <w:rFonts w:cstheme="majorBidi" w:eastAsiaTheme="majorEastAsia"/>
+      <w:color w:themeColor="accent1" w:themeShade="BF" w:val="0F4761"/>
+      <w:sz w:val="28"/>
+      <w:szCs w:val="28"/>
+    </w:rPr>
+  </w:style>
+  <w:style w:customStyle="1" w:styleId="Heading4Char" w:type="character">
+    <w:name w:val="Heading 4 Char"/>
+    <w:basedOn w:val="DefaultParagraphFont"/>
+    <w:link w:val="Heading4"/>
+    <w:uiPriority w:val="9"/>
+    <w:semiHidden/>
+    <w:rsid w:val="00A10FD9"/>
+    <w:rPr>
+      <w:rFonts w:cstheme="majorBidi" w:eastAsiaTheme="majorEastAsia"/>
+      <w:i/>
+      <w:iCs/>
+      <w:color w:themeColor="accent1" w:themeShade="BF" w:val="0F4761"/>
+    </w:rPr>
+  </w:style>
+  <w:style w:customStyle="1" w:styleId="Heading5Char" w:type="character">
+    <w:name w:val="Heading 5 Char"/>
+    <w:basedOn w:val="DefaultParagraphFont"/>
+    <w:link w:val="Heading5"/>
+    <w:uiPriority w:val="9"/>
+    <w:semiHidden/>
+    <w:rsid w:val="00A10FD9"/>
+    <w:rPr>
+      <w:rFonts w:cstheme="majorBidi" w:eastAsiaTheme="majorEastAsia"/>
+      <w:color w:themeColor="accent1" w:themeShade="BF" w:val="0F4761"/>
+    </w:rPr>
+  </w:style>
+  <w:style w:customStyle="1" w:styleId="Heading6Char" w:type="character">
+    <w:name w:val="Heading 6 Char"/>
+    <w:basedOn w:val="DefaultParagraphFont"/>
+    <w:link w:val="Heading6"/>
+    <w:uiPriority w:val="9"/>
+    <w:semiHidden/>
+    <w:rsid w:val="00A10FD9"/>
+    <w:rPr>
+      <w:rFonts w:cstheme="majorBidi" w:eastAsiaTheme="majorEastAsia"/>
+      <w:i/>
+      <w:iCs/>
+      <w:color w:themeColor="text1" w:themeTint="A6" w:val="595959"/>
+    </w:rPr>
+  </w:style>
+  <w:style w:customStyle="1" w:styleId="Heading7Char" w:type="character">
+    <w:name w:val="Heading 7 Char"/>
+    <w:basedOn w:val="DefaultParagraphFont"/>
+    <w:link w:val="Heading7"/>
+    <w:uiPriority w:val="9"/>
+    <w:semiHidden/>
+    <w:rsid w:val="00A10FD9"/>
+    <w:rPr>
+      <w:rFonts w:cstheme="majorBidi" w:eastAsiaTheme="majorEastAsia"/>
+      <w:color w:themeColor="text1" w:themeTint="A6" w:val="595959"/>
+    </w:rPr>
+  </w:style>
+  <w:style w:customStyle="1" w:styleId="Heading8Char" w:type="character">
+    <w:name w:val="Heading 8 Char"/>
+    <w:basedOn w:val="DefaultParagraphFont"/>
+    <w:link w:val="Heading8"/>
+    <w:uiPriority w:val="9"/>
+    <w:semiHidden/>
+    <w:rsid w:val="00A10FD9"/>
+    <w:rPr>
+      <w:rFonts w:cstheme="majorBidi" w:eastAsiaTheme="majorEastAsia"/>
+      <w:i/>
+      <w:iCs/>
+      <w:color w:themeColor="text1" w:themeTint="D8" w:val="272727"/>
+    </w:rPr>
+  </w:style>
+  <w:style w:customStyle="1" w:styleId="Heading9Char" w:type="character">
+    <w:name w:val="Heading 9 Char"/>
+    <w:basedOn w:val="DefaultParagraphFont"/>
+    <w:link w:val="Heading9"/>
+    <w:uiPriority w:val="9"/>
+    <w:semiHidden/>
+    <w:rsid w:val="00A10FD9"/>
+    <w:rPr>
+      <w:rFonts w:cstheme="majorBidi" w:eastAsiaTheme="majorEastAsia"/>
+      <w:color w:themeColor="text1" w:themeTint="D8" w:val="272727"/>
     </w:rPr>
   </w:style>
   <w:style w:styleId="BlockText" w:type="paragraph">
@@ -20391,8 +19658,8 @@
   </w:style>
   <w:style w:styleId="FootnoteBlockText" w:type="paragraph">
     <w:name w:val="Footnote Block Text"/>
-    <w:basedOn w:val="Footnote Text"/>
-    <w:next w:val="Footnote Text"/>
+    <w:basedOn w:val="FootnoteText"/>
+    <w:next w:val="FootnoteText"/>
     <w:uiPriority w:val="9"/>
     <w:unhideWhenUsed/>
     <w:qFormat/>
@@ -20422,13 +19689,6 @@
       </w:tblCellMar>
     </w:tblPr>
     <w:tblStylePr w:type="firstRow">
-      <w:tblPr>
-        <w:jc w:val="left"/>
-        <w:tblInd w:type="dxa" w:w="0"/>
-      </w:tblPr>
-      <w:trPr>
-        <w:jc w:val="left"/>
-      </w:trPr>
       <w:tcPr>
         <w:tcBorders>
           <w:bottom w:val="single"/>
@@ -20784,44 +20044,44 @@
         <a:sysClr val="window" lastClr="FFFFFF"/>
       </a:lt1>
       <a:dk2>
-        <a:srgbClr val="1F497D"/>
+        <a:srgbClr val="0E2841"/>
       </a:dk2>
       <a:lt2>
-        <a:srgbClr val="EEECE1"/>
+        <a:srgbClr val="E8E8E8"/>
       </a:lt2>
       <a:accent1>
-        <a:srgbClr val="4F81BD"/>
+        <a:srgbClr val="156082"/>
       </a:accent1>
       <a:accent2>
-        <a:srgbClr val="C0504D"/>
+        <a:srgbClr val="E97132"/>
       </a:accent2>
       <a:accent3>
-        <a:srgbClr val="9BBB59"/>
+        <a:srgbClr val="196B24"/>
       </a:accent3>
       <a:accent4>
-        <a:srgbClr val="8064A2"/>
+        <a:srgbClr val="0F9ED5"/>
       </a:accent4>
       <a:accent5>
-        <a:srgbClr val="4BACC6"/>
+        <a:srgbClr val="A02B93"/>
       </a:accent5>
       <a:accent6>
-        <a:srgbClr val="F79646"/>
+        <a:srgbClr val="4EA72E"/>
       </a:accent6>
       <a:hlink>
-        <a:srgbClr val="0000FF"/>
+        <a:srgbClr val="467886"/>
       </a:hlink>
       <a:folHlink>
-        <a:srgbClr val="800080"/>
+        <a:srgbClr val="96607D"/>
       </a:folHlink>
     </a:clrScheme>
     <a:fontScheme name="Office">
       <a:majorFont>
-        <a:latin typeface="Calibri"/>
+        <a:latin typeface="Aptos Display" panose="02110004020202020204"/>
         <a:ea typeface=""/>
         <a:cs typeface=""/>
-        <a:font script="Jpan" typeface="ＭＳ ゴシック"/>
+        <a:font script="Jpan" typeface="游ゴシック Light"/>
         <a:font script="Hang" typeface="맑은 고딕"/>
-        <a:font script="Hans" typeface="宋体"/>
+        <a:font script="Hans" typeface="等线 Light"/>
         <a:font script="Hant" typeface="新細明體"/>
         <a:font script="Arab" typeface="Times New Roman"/>
         <a:font script="Hebr" typeface="Times New Roman"/>
@@ -20848,14 +20108,32 @@
         <a:font script="Mong" typeface="Mongolian Baiti"/>
         <a:font script="Viet" typeface="Times New Roman"/>
         <a:font script="Uigh" typeface="Microsoft Uighur"/>
+        <a:font script="Geor" typeface="Sylfaen"/>
+        <a:font script="Armn" typeface="Arial"/>
+        <a:font script="Bugi" typeface="Leelawadee UI"/>
+        <a:font script="Bopo" typeface="Microsoft JhengHei"/>
+        <a:font script="Java" typeface="Javanese Text"/>
+        <a:font script="Lisu" typeface="Segoe UI"/>
+        <a:font script="Mymr" typeface="Myanmar Text"/>
+        <a:font script="Nkoo" typeface="Ebrima"/>
+        <a:font script="Olck" typeface="Nirmala UI"/>
+        <a:font script="Osma" typeface="Ebrima"/>
+        <a:font script="Phag" typeface="Phagspa"/>
+        <a:font script="Syrn" typeface="Estrangelo Edessa"/>
+        <a:font script="Syrj" typeface="Estrangelo Edessa"/>
+        <a:font script="Syre" typeface="Estrangelo Edessa"/>
+        <a:font script="Sora" typeface="Nirmala UI"/>
+        <a:font script="Tale" typeface="Microsoft Tai Le"/>
+        <a:font script="Talu" typeface="Microsoft New Tai Lue"/>
+        <a:font script="Tfng" typeface="Ebrima"/>
       </a:majorFont>
       <a:minorFont>
-        <a:latin typeface="Cambria"/>
+        <a:latin typeface="Aptos" panose="02110004020202020204"/>
         <a:ea typeface=""/>
         <a:cs typeface=""/>
-        <a:font script="Jpan" typeface="ＭＳ 明朝"/>
+        <a:font script="Jpan" typeface="游明朝"/>
         <a:font script="Hang" typeface="맑은 고딕"/>
-        <a:font script="Hans" typeface="宋体"/>
+        <a:font script="Hans" typeface="等线"/>
         <a:font script="Hant" typeface="新細明體"/>
         <a:font script="Arab" typeface="Arial"/>
         <a:font script="Hebr" typeface="Arial"/>
@@ -20882,6 +20160,24 @@
         <a:font script="Mong" typeface="Mongolian Baiti"/>
         <a:font script="Viet" typeface="Arial"/>
         <a:font script="Uigh" typeface="Microsoft Uighur"/>
+        <a:font script="Geor" typeface="Sylfaen"/>
+        <a:font script="Armn" typeface="Arial"/>
+        <a:font script="Bugi" typeface="Leelawadee UI"/>
+        <a:font script="Bopo" typeface="Microsoft JhengHei"/>
+        <a:font script="Java" typeface="Javanese Text"/>
+        <a:font script="Lisu" typeface="Segoe UI"/>
+        <a:font script="Mymr" typeface="Myanmar Text"/>
+        <a:font script="Nkoo" typeface="Ebrima"/>
+        <a:font script="Olck" typeface="Nirmala UI"/>
+        <a:font script="Osma" typeface="Ebrima"/>
+        <a:font script="Phag" typeface="Phagspa"/>
+        <a:font script="Syrn" typeface="Estrangelo Edessa"/>
+        <a:font script="Syrj" typeface="Estrangelo Edessa"/>
+        <a:font script="Syre" typeface="Estrangelo Edessa"/>
+        <a:font script="Sora" typeface="Nirmala UI"/>
+        <a:font script="Tale" typeface="Microsoft Tai Le"/>
+        <a:font script="Talu" typeface="Microsoft New Tai Lue"/>
+        <a:font script="Tfng" typeface="Ebrima"/>
       </a:minorFont>
     </a:fontScheme>
     <a:fmtScheme name="Office">
@@ -20893,200 +20189,141 @@
           <a:gsLst>
             <a:gs pos="0">
               <a:schemeClr val="phClr">
-                <a:tint val="50000"/>
-                <a:satMod val="300000"/>
+                <a:lumMod val="110000"/>
+                <a:satMod val="105000"/>
+                <a:tint val="67000"/>
               </a:schemeClr>
             </a:gs>
-            <a:gs pos="35000">
+            <a:gs pos="50000">
               <a:schemeClr val="phClr">
-                <a:tint val="37000"/>
-                <a:satMod val="300000"/>
+                <a:lumMod val="105000"/>
+                <a:satMod val="103000"/>
+                <a:tint val="73000"/>
               </a:schemeClr>
             </a:gs>
             <a:gs pos="100000">
               <a:schemeClr val="phClr">
-                <a:tint val="15000"/>
-                <a:satMod val="350000"/>
+                <a:lumMod val="105000"/>
+                <a:satMod val="109000"/>
+                <a:tint val="81000"/>
               </a:schemeClr>
             </a:gs>
           </a:gsLst>
-          <a:lin ang="16200000" scaled="1"/>
+          <a:lin ang="5400000" scaled="0"/>
         </a:gradFill>
         <a:gradFill rotWithShape="1">
           <a:gsLst>
             <a:gs pos="0">
               <a:schemeClr val="phClr">
-                <a:tint val="100000"/>
+                <a:satMod val="103000"/>
+                <a:lumMod val="102000"/>
+                <a:tint val="94000"/>
+              </a:schemeClr>
+            </a:gs>
+            <a:gs pos="50000">
+              <a:schemeClr val="phClr">
+                <a:satMod val="110000"/>
+                <a:lumMod val="100000"/>
                 <a:shade val="100000"/>
-                <a:satMod val="130000"/>
               </a:schemeClr>
             </a:gs>
             <a:gs pos="100000">
               <a:schemeClr val="phClr">
-                <a:tint val="50000"/>
-                <a:shade val="100000"/>
-                <a:satMod val="350000"/>
+                <a:lumMod val="99000"/>
+                <a:satMod val="120000"/>
+                <a:shade val="78000"/>
               </a:schemeClr>
             </a:gs>
           </a:gsLst>
-          <a:lin ang="16200000" scaled="0"/>
+          <a:lin ang="5400000" scaled="0"/>
         </a:gradFill>
       </a:fillStyleLst>
       <a:lnStyleLst>
-        <a:ln w="9525" cap="flat" cmpd="sng" algn="ctr">
-          <a:solidFill>
-            <a:schemeClr val="phClr">
-              <a:shade val="95000"/>
-              <a:satMod val="105000"/>
-            </a:schemeClr>
-          </a:solidFill>
-          <a:prstDash val="solid"/>
-        </a:ln>
-        <a:ln w="25400" cap="flat" cmpd="sng" algn="ctr">
+        <a:ln w="6350" cap="flat" cmpd="sng" algn="ctr">
           <a:solidFill>
             <a:schemeClr val="phClr"/>
           </a:solidFill>
           <a:prstDash val="solid"/>
+          <a:miter lim="800000"/>
         </a:ln>
-        <a:ln w="38100" cap="flat" cmpd="sng" algn="ctr">
+        <a:ln w="12700" cap="flat" cmpd="sng" algn="ctr">
           <a:solidFill>
             <a:schemeClr val="phClr"/>
           </a:solidFill>
           <a:prstDash val="solid"/>
+          <a:miter lim="800000"/>
+        </a:ln>
+        <a:ln w="19050" cap="flat" cmpd="sng" algn="ctr">
+          <a:solidFill>
+            <a:schemeClr val="phClr"/>
+          </a:solidFill>
+          <a:prstDash val="solid"/>
+          <a:miter lim="800000"/>
         </a:ln>
       </a:lnStyleLst>
       <a:effectStyleLst>
         <a:effectStyle>
+          <a:effectLst/>
+        </a:effectStyle>
+        <a:effectStyle>
+          <a:effectLst/>
+        </a:effectStyle>
+        <a:effectStyle>
           <a:effectLst>
-            <a:outerShdw blurRad="40000" dist="20000" dir="5400000" rotWithShape="0">
+            <a:outerShdw blurRad="57150" dist="19050" dir="5400000" algn="ctr" rotWithShape="0">
               <a:srgbClr val="000000">
-                <a:alpha val="38000"/>
+                <a:alpha val="63000"/>
               </a:srgbClr>
             </a:outerShdw>
           </a:effectLst>
-        </a:effectStyle>
-        <a:effectStyle>
-          <a:effectLst>
-            <a:outerShdw blurRad="40000" dist="23000" dir="5400000" rotWithShape="0">
-              <a:srgbClr val="000000">
-                <a:alpha val="35000"/>
-              </a:srgbClr>
-            </a:outerShdw>
-          </a:effectLst>
-        </a:effectStyle>
-        <a:effectStyle>
-          <a:effectLst>
-            <a:outerShdw blurRad="40000" dist="23000" dir="5400000" rotWithShape="0">
-              <a:srgbClr val="000000">
-                <a:alpha val="35000"/>
-              </a:srgbClr>
-            </a:outerShdw>
-          </a:effectLst>
-          <a:scene3d>
-            <a:camera prst="orthographicFront">
-              <a:rot lat="0" lon="0" rev="0"/>
-            </a:camera>
-            <a:lightRig rig="threePt" dir="t">
-              <a:rot lat="0" lon="0" rev="1200000"/>
-            </a:lightRig>
-          </a:scene3d>
-          <a:sp3d>
-            <a:bevelT w="63500" h="25400"/>
-          </a:sp3d>
         </a:effectStyle>
       </a:effectStyleLst>
       <a:bgFillStyleLst>
         <a:solidFill>
           <a:schemeClr val="phClr"/>
         </a:solidFill>
+        <a:solidFill>
+          <a:schemeClr val="phClr">
+            <a:tint val="95000"/>
+            <a:satMod val="170000"/>
+          </a:schemeClr>
+        </a:solidFill>
         <a:gradFill rotWithShape="1">
           <a:gsLst>
             <a:gs pos="0">
               <a:schemeClr val="phClr">
-                <a:tint val="40000"/>
-                <a:satMod val="350000"/>
+                <a:tint val="93000"/>
+                <a:satMod val="150000"/>
+                <a:shade val="98000"/>
+                <a:lumMod val="102000"/>
               </a:schemeClr>
             </a:gs>
-            <a:gs pos="40000">
+            <a:gs pos="50000">
               <a:schemeClr val="phClr">
-                <a:tint val="45000"/>
-                <a:shade val="99000"/>
-                <a:satMod val="350000"/>
+                <a:tint val="98000"/>
+                <a:satMod val="130000"/>
+                <a:shade val="90000"/>
+                <a:lumMod val="103000"/>
               </a:schemeClr>
             </a:gs>
             <a:gs pos="100000">
               <a:schemeClr val="phClr">
-                <a:shade val="20000"/>
-                <a:satMod val="255000"/>
+                <a:shade val="63000"/>
+                <a:satMod val="120000"/>
               </a:schemeClr>
             </a:gs>
           </a:gsLst>
-          <a:path path="circle">
-            <a:fillToRect l="50000" t="-80000" r="50000" b="180000"/>
-          </a:path>
-        </a:gradFill>
-        <a:gradFill rotWithShape="1">
-          <a:gsLst>
-            <a:gs pos="0">
-              <a:schemeClr val="phClr">
-                <a:tint val="80000"/>
-                <a:satMod val="300000"/>
-              </a:schemeClr>
-            </a:gs>
-            <a:gs pos="100000">
-              <a:schemeClr val="phClr">
-                <a:shade val="30000"/>
-                <a:satMod val="200000"/>
-              </a:schemeClr>
-            </a:gs>
-          </a:gsLst>
-          <a:path path="circle">
-            <a:fillToRect l="50000" t="50000" r="50000" b="50000"/>
-          </a:path>
+          <a:lin ang="5400000" scaled="0"/>
         </a:gradFill>
       </a:bgFillStyleLst>
     </a:fmtScheme>
   </a:themeElements>
-  <a:objectDefaults>
-    <a:spDef>
-      <a:spPr/>
-      <a:bodyPr/>
-      <a:lstStyle/>
-      <a:style>
-        <a:lnRef idx="1">
-          <a:schemeClr val="accent1"/>
-        </a:lnRef>
-        <a:fillRef idx="3">
-          <a:schemeClr val="accent1"/>
-        </a:fillRef>
-        <a:effectRef idx="2">
-          <a:schemeClr val="accent1"/>
-        </a:effectRef>
-        <a:fontRef idx="minor">
-          <a:schemeClr val="lt1"/>
-        </a:fontRef>
-      </a:style>
-    </a:spDef>
-    <a:lnDef>
-      <a:spPr/>
-      <a:bodyPr/>
-      <a:lstStyle/>
-      <a:style>
-        <a:lnRef idx="2">
-          <a:schemeClr val="accent1"/>
-        </a:lnRef>
-        <a:fillRef idx="0">
-          <a:schemeClr val="accent1"/>
-        </a:fillRef>
-        <a:effectRef idx="1">
-          <a:schemeClr val="accent1"/>
-        </a:effectRef>
-        <a:fontRef idx="minor">
-          <a:schemeClr val="tx1"/>
-        </a:fontRef>
-      </a:style>
-    </a:lnDef>
-  </a:objectDefaults>
+  <a:objectDefaults/>
   <a:extraClrSchemeLst/>
+  <a:extLst>
+    <a:ext uri="{05A4C25C-085E-4340-85A3-A5531E510DB2}">
+      <thm15:themeFamily xmlns:thm15="http://schemas.microsoft.com/office/thememl/2012/main" name="Office Theme" id="{2E142A2C-CD16-42D6-873A-C26D2A0506FA}" vid="{1BDDFF52-6CD6-40A5-AB3C-68EB2F1E4D0A}"/>
+    </a:ext>
+  </a:extLst>
 </a:theme>
 </file>
--- a/docx/13-alta-disponibilidad/13-alta-disponibilidad.docx
+++ b/docx/13-alta-disponibilidad/13-alta-disponibilidad.docx
@@ -28,7 +28,7 @@
         </w:p>
       </w:sdtContent>
     </w:sdt>
-    <w:bookmarkStart w:id="24" w:name="alta-disponibilidad-y-redundancia"/>
+    <w:bookmarkStart w:id="35" w:name="alta-disponibilidad-y-redundancia"/>
     <w:p>
       <w:pPr>
         <w:pStyle w:val="Heading1"/>
@@ -169,7 +169,7 @@
         </w:pict>
       </w:r>
     </w:p>
-    <w:bookmarkStart w:id="9" w:name="objetivo-de-la-unidad"/>
+    <w:bookmarkStart w:id="20" w:name="objetivo-de-la-unidad"/>
     <w:p>
       <w:pPr>
         <w:pStyle w:val="Heading2"/>
@@ -201,7 +201,13 @@
         <w:t xml:space="preserve"> </w:t>
       </w:r>
       <w:r>
-        <w:t xml:space="preserve">“nueves”</w:t>
+        <w:t xml:space="preserve">“</w:t>
+      </w:r>
+      <w:r>
+        <w:t xml:space="preserve">nueves</w:t>
+      </w:r>
+      <w:r>
+        <w:t xml:space="preserve">”</w:t>
       </w:r>
       <w:r>
         <w:t xml:space="preserve">), SPOFs y el coste real del tiempo de parada.</w:t>
@@ -286,8 +292,8 @@
         </w:pict>
       </w:r>
     </w:p>
-    <w:bookmarkEnd w:id="9"/>
-    <w:bookmarkStart w:id="19" w:name="mapa-de-la-unidad"/>
+    <w:bookmarkEnd w:id="20"/>
+    <w:bookmarkStart w:id="30" w:name="mapa-de-la-unidad"/>
     <w:p>
       <w:pPr>
         <w:pStyle w:val="Heading2"/>
@@ -300,6 +306,7 @@
       <w:tblPr>
         <w:tblStyle w:val="Table"/>
         <w:tblW w:type="pct" w:w="5000"/>
+        <w:jc w:val="left"/>
         <w:tblLayout w:type="fixed"/>
         <w:tblLook w:firstRow="1" w:lastRow="0" w:firstColumn="0" w:lastColumn="0" w:noHBand="0" w:noVBand="0" w:val="0020"/>
       </w:tblPr>
@@ -317,6 +324,7 @@
           <w:p>
             <w:pPr>
               <w:pStyle w:val="Compact"/>
+              <w:jc w:val="left"/>
             </w:pPr>
             <w:r>
               <w:t xml:space="preserve">Punto</w:t>
@@ -328,6 +336,7 @@
           <w:p>
             <w:pPr>
               <w:pStyle w:val="Compact"/>
+              <w:jc w:val="left"/>
             </w:pPr>
             <w:r>
               <w:t xml:space="preserve">Qué aprenderás</w:t>
@@ -339,6 +348,7 @@
           <w:p>
             <w:pPr>
               <w:pStyle w:val="Compact"/>
+              <w:jc w:val="left"/>
             </w:pPr>
             <w:r>
               <w:t xml:space="preserve">Nivel</w:t>
@@ -352,8 +362,9 @@
           <w:p>
             <w:pPr>
               <w:pStyle w:val="Compact"/>
-            </w:pPr>
-            <w:hyperlink r:id="rId10">
+              <w:jc w:val="left"/>
+            </w:pPr>
+            <w:hyperlink r:id="rId21">
               <w:r>
                 <w:rPr>
                   <w:rStyle w:val="Hyperlink"/>
@@ -368,6 +379,7 @@
           <w:p>
             <w:pPr>
               <w:pStyle w:val="Compact"/>
+              <w:jc w:val="left"/>
             </w:pPr>
             <w:r>
               <w:t xml:space="preserve">Los nueves, el coste del parón y los puntos únicos de fallo</w:t>
@@ -379,6 +391,7 @@
           <w:p>
             <w:pPr>
               <w:pStyle w:val="Compact"/>
+              <w:jc w:val="left"/>
             </w:pPr>
             <w:r>
               <w:t xml:space="preserve">Todos</w:t>
@@ -392,8 +405,9 @@
           <w:p>
             <w:pPr>
               <w:pStyle w:val="Compact"/>
-            </w:pPr>
-            <w:hyperlink r:id="rId11">
+              <w:jc w:val="left"/>
+            </w:pPr>
+            <w:hyperlink r:id="rId22">
               <w:r>
                 <w:rPr>
                   <w:rStyle w:val="Hyperlink"/>
@@ -408,6 +422,7 @@
           <w:p>
             <w:pPr>
               <w:pStyle w:val="Compact"/>
+              <w:jc w:val="left"/>
             </w:pPr>
             <w:r>
               <w:t xml:space="preserve">Recap de switching con ojos de HA: diseño y protecciones</w:t>
@@ -419,6 +434,7 @@
           <w:p>
             <w:pPr>
               <w:pStyle w:val="Compact"/>
+              <w:jc w:val="left"/>
             </w:pPr>
             <w:r>
               <w:t xml:space="preserve">Todos</w:t>
@@ -432,8 +448,9 @@
           <w:p>
             <w:pPr>
               <w:pStyle w:val="Compact"/>
-            </w:pPr>
-            <w:hyperlink r:id="rId12">
+              <w:jc w:val="left"/>
+            </w:pPr>
+            <w:hyperlink r:id="rId23">
               <w:r>
                 <w:rPr>
                   <w:rStyle w:val="Hyperlink"/>
@@ -448,6 +465,7 @@
           <w:p>
             <w:pPr>
               <w:pStyle w:val="Compact"/>
+              <w:jc w:val="left"/>
             </w:pPr>
             <w:r>
               <w:t xml:space="preserve">LACP, PAgP, balanceo y verificación</w:t>
@@ -459,6 +477,7 @@
           <w:p>
             <w:pPr>
               <w:pStyle w:val="Compact"/>
+              <w:jc w:val="left"/>
             </w:pPr>
             <w:r>
               <w:t xml:space="preserve">Todos</w:t>
@@ -472,8 +491,9 @@
           <w:p>
             <w:pPr>
               <w:pStyle w:val="Compact"/>
-            </w:pPr>
-            <w:hyperlink r:id="rId13">
+              <w:jc w:val="left"/>
+            </w:pPr>
+            <w:hyperlink r:id="rId24">
               <w:r>
                 <w:rPr>
                   <w:rStyle w:val="Hyperlink"/>
@@ -488,6 +508,7 @@
           <w:p>
             <w:pPr>
               <w:pStyle w:val="Compact"/>
+              <w:jc w:val="left"/>
             </w:pPr>
             <w:r>
               <w:t xml:space="preserve">StackWise, VSS, MLAG: varios equipos, un cerebro</w:t>
@@ -499,6 +520,7 @@
           <w:p>
             <w:pPr>
               <w:pStyle w:val="Compact"/>
+              <w:jc w:val="left"/>
             </w:pPr>
             <w:r>
               <w:t xml:space="preserve">Clave</w:t>
@@ -512,8 +534,9 @@
           <w:p>
             <w:pPr>
               <w:pStyle w:val="Compact"/>
-            </w:pPr>
-            <w:hyperlink r:id="rId14">
+              <w:jc w:val="left"/>
+            </w:pPr>
+            <w:hyperlink r:id="rId25">
               <w:r>
                 <w:rPr>
                   <w:rStyle w:val="Hyperlink"/>
@@ -528,6 +551,7 @@
           <w:p>
             <w:pPr>
               <w:pStyle w:val="Compact"/>
+              <w:jc w:val="left"/>
             </w:pPr>
             <w:r>
               <w:t xml:space="preserve">HSRP, VRRP, GLBP: la IP virtual</w:t>
@@ -539,6 +563,7 @@
           <w:p>
             <w:pPr>
               <w:pStyle w:val="Compact"/>
+              <w:jc w:val="left"/>
             </w:pPr>
             <w:r>
               <w:t xml:space="preserve">Clave</w:t>
@@ -552,8 +577,9 @@
           <w:p>
             <w:pPr>
               <w:pStyle w:val="Compact"/>
-            </w:pPr>
-            <w:hyperlink r:id="rId15">
+              <w:jc w:val="left"/>
+            </w:pPr>
+            <w:hyperlink r:id="rId26">
               <w:r>
                 <w:rPr>
                   <w:rStyle w:val="Hyperlink"/>
@@ -568,6 +594,7 @@
           <w:p>
             <w:pPr>
               <w:pStyle w:val="Compact"/>
+              <w:jc w:val="left"/>
             </w:pPr>
             <w:r>
               <w:t xml:space="preserve">Configuración, prioridades, preempt y verificación</w:t>
@@ -579,6 +606,7 @@
           <w:p>
             <w:pPr>
               <w:pStyle w:val="Compact"/>
+              <w:jc w:val="left"/>
             </w:pPr>
             <w:r>
               <w:t xml:space="preserve">Avanzado</w:t>
@@ -592,8 +620,9 @@
           <w:p>
             <w:pPr>
               <w:pStyle w:val="Compact"/>
-            </w:pPr>
-            <w:hyperlink r:id="rId16">
+              <w:jc w:val="left"/>
+            </w:pPr>
+            <w:hyperlink r:id="rId27">
               <w:r>
                 <w:rPr>
                   <w:rStyle w:val="Hyperlink"/>
@@ -608,6 +637,7 @@
           <w:p>
             <w:pPr>
               <w:pStyle w:val="Compact"/>
+              <w:jc w:val="left"/>
             </w:pPr>
             <w:r>
               <w:t xml:space="preserve">Rutas flotantes, ECMP, IP SLA y tracking</w:t>
@@ -619,6 +649,7 @@
           <w:p>
             <w:pPr>
               <w:pStyle w:val="Compact"/>
+              <w:jc w:val="left"/>
             </w:pPr>
             <w:r>
               <w:t xml:space="preserve">Avanzado</w:t>
@@ -632,8 +663,9 @@
           <w:p>
             <w:pPr>
               <w:pStyle w:val="Compact"/>
-            </w:pPr>
-            <w:hyperlink r:id="rId17">
+              <w:jc w:val="left"/>
+            </w:pPr>
+            <w:hyperlink r:id="rId28">
               <w:r>
                 <w:rPr>
                   <w:rStyle w:val="Hyperlink"/>
@@ -648,6 +680,7 @@
           <w:p>
             <w:pPr>
               <w:pStyle w:val="Compact"/>
+              <w:jc w:val="left"/>
             </w:pPr>
             <w:r>
               <w:t xml:space="preserve">Backups, servicios duplicados, documentación</w:t>
@@ -659,6 +692,7 @@
           <w:p>
             <w:pPr>
               <w:pStyle w:val="Compact"/>
+              <w:jc w:val="left"/>
             </w:pPr>
             <w:r>
               <w:t xml:space="preserve">Todos</w:t>
@@ -672,8 +706,9 @@
           <w:p>
             <w:pPr>
               <w:pStyle w:val="Compact"/>
-            </w:pPr>
-            <w:hyperlink r:id="rId18">
+              <w:jc w:val="left"/>
+            </w:pPr>
+            <w:hyperlink r:id="rId29">
               <w:r>
                 <w:rPr>
                   <w:rStyle w:val="Hyperlink"/>
@@ -688,6 +723,7 @@
           <w:p>
             <w:pPr>
               <w:pStyle w:val="Compact"/>
+              <w:jc w:val="left"/>
             </w:pPr>
             <w:r>
               <w:t xml:space="preserve">Sé el Paquete, Fireside, Laboratorio, Crucigrama…</w:t>
@@ -699,6 +735,7 @@
           <w:p>
             <w:pPr>
               <w:pStyle w:val="Compact"/>
+              <w:jc w:val="left"/>
             </w:pPr>
             <w:r>
               <w:t xml:space="preserve">Todos</w:t>
@@ -738,8 +775,8 @@
         </w:pict>
       </w:r>
     </w:p>
-    <w:bookmarkEnd w:id="19"/>
-    <w:bookmarkStart w:id="20" w:name="boletines-de-la-unidad"/>
+    <w:bookmarkEnd w:id="30"/>
+    <w:bookmarkStart w:id="31" w:name="boletines-de-la-unidad"/>
     <w:p>
       <w:pPr>
         <w:pStyle w:val="Heading2"/>
@@ -789,8 +826,8 @@
         </w:pict>
       </w:r>
     </w:p>
-    <w:bookmarkEnd w:id="20"/>
-    <w:bookmarkStart w:id="21" w:name="X5739bd94f88a279f0927958c34cafeb15b0bb08"/>
+    <w:bookmarkEnd w:id="31"/>
+    <w:bookmarkStart w:id="32" w:name="X5739bd94f88a279f0927958c34cafeb15b0bb08"/>
     <w:p>
       <w:pPr>
         <w:pStyle w:val="Heading2"/>
@@ -803,6 +840,7 @@
       <w:tblPr>
         <w:tblStyle w:val="Table"/>
         <w:tblW w:type="pct" w:w="5000"/>
+        <w:jc w:val="left"/>
         <w:tblLayout w:type="fixed"/>
         <w:tblLook w:firstRow="1" w:lastRow="0" w:firstColumn="0" w:lastColumn="0" w:noHBand="0" w:noVBand="0" w:val="0020"/>
       </w:tblPr>
@@ -820,6 +858,7 @@
           <w:p>
             <w:pPr>
               <w:pStyle w:val="Compact"/>
+              <w:jc w:val="left"/>
             </w:pPr>
             <w:r>
               <w:t xml:space="preserve">CE</w:t>
@@ -831,6 +870,7 @@
           <w:p>
             <w:pPr>
               <w:pStyle w:val="Compact"/>
+              <w:jc w:val="left"/>
             </w:pPr>
             <w:r>
               <w:t xml:space="preserve">Criterio</w:t>
@@ -842,6 +882,7 @@
           <w:p>
             <w:pPr>
               <w:pStyle w:val="Compact"/>
+              <w:jc w:val="left"/>
             </w:pPr>
             <w:r>
               <w:t xml:space="preserve">Dónde se cubre</w:t>
@@ -855,6 +896,7 @@
           <w:p>
             <w:pPr>
               <w:pStyle w:val="Compact"/>
+              <w:jc w:val="left"/>
             </w:pPr>
             <w:r>
               <w:t xml:space="preserve">RA3</w:t>
@@ -866,6 +908,7 @@
           <w:p>
             <w:pPr>
               <w:pStyle w:val="Compact"/>
+              <w:jc w:val="left"/>
             </w:pPr>
             <w:r>
               <w:t xml:space="preserve">Administra conmutadores estableciendo opciones de configuración para su integración en la red</w:t>
@@ -877,6 +920,7 @@
           <w:p>
             <w:pPr>
               <w:pStyle w:val="Compact"/>
+              <w:jc w:val="left"/>
             </w:pPr>
             <w:r>
               <w:t xml:space="preserve">✅ Puntos 2, 3 y 4 + ⚡ Laboratorio (punto 9)</w:t>
@@ -890,6 +934,7 @@
           <w:p>
             <w:pPr>
               <w:pStyle w:val="Compact"/>
+              <w:jc w:val="left"/>
             </w:pPr>
             <w:r>
               <w:t xml:space="preserve">RA5</w:t>
@@ -901,6 +946,7 @@
           <w:p>
             <w:pPr>
               <w:pStyle w:val="Compact"/>
+              <w:jc w:val="left"/>
             </w:pPr>
             <w:r>
               <w:t xml:space="preserve">Configura redes locales virtuales identificando su campo de aplicación</w:t>
@@ -912,6 +958,7 @@
           <w:p>
             <w:pPr>
               <w:pStyle w:val="Compact"/>
+              <w:jc w:val="left"/>
             </w:pPr>
             <w:r>
               <w:t xml:space="preserve">✅ Puntos 2, 5 y 6 (STP por VLAN y gateways por VLAN)</w:t>
@@ -925,6 +972,7 @@
           <w:p>
             <w:pPr>
               <w:pStyle w:val="Compact"/>
+              <w:jc w:val="left"/>
             </w:pPr>
             <w:r>
               <w:t xml:space="preserve">RA6</w:t>
@@ -936,6 +984,7 @@
           <w:p>
             <w:pPr>
               <w:pStyle w:val="Compact"/>
+              <w:jc w:val="left"/>
             </w:pPr>
             <w:r>
               <w:t xml:space="preserve">Realiza tareas avanzadas de administración de red analizando y utilizando protocolos dinámicos de encaminamiento</w:t>
@@ -947,6 +996,7 @@
           <w:p>
             <w:pPr>
               <w:pStyle w:val="Compact"/>
+              <w:jc w:val="left"/>
             </w:pPr>
             <w:r>
               <w:t xml:space="preserve">✅ Punto 7 (redundancia con OSPF) + 🧠 Atrévete a pensar (punto 9)</w:t>
@@ -960,6 +1010,7 @@
           <w:p>
             <w:pPr>
               <w:pStyle w:val="Compact"/>
+              <w:jc w:val="left"/>
             </w:pPr>
             <w:r>
               <w:t xml:space="preserve">RA1</w:t>
@@ -971,6 +1022,7 @@
           <w:p>
             <w:pPr>
               <w:pStyle w:val="Compact"/>
+              <w:jc w:val="left"/>
             </w:pPr>
             <w:r>
               <w:t xml:space="preserve">Reconoce la estructura de las redes de datos identificando sus elementos y principios de funcionamiento</w:t>
@@ -982,6 +1034,7 @@
           <w:p>
             <w:pPr>
               <w:pStyle w:val="Compact"/>
+              <w:jc w:val="left"/>
             </w:pPr>
             <w:r>
               <w:t xml:space="preserve">✅ Puntos 1 y 8 + 💬 Entrevista (punto 9)</w:t>
@@ -1021,8 +1074,8 @@
         </w:pict>
       </w:r>
     </w:p>
-    <w:bookmarkEnd w:id="21"/>
-    <w:bookmarkStart w:id="23" w:name="por-dónde-empiezo"/>
+    <w:bookmarkEnd w:id="32"/>
+    <w:bookmarkStart w:id="34" w:name="por-dónde-empiezo"/>
     <w:p>
       <w:pPr>
         <w:pStyle w:val="Heading2"/>
@@ -1045,7 +1098,7 @@
       <w:r>
         <w:t xml:space="preserve"> </w:t>
       </w:r>
-      <w:hyperlink r:id="rId22">
+      <w:hyperlink r:id="rId33">
         <w:r>
           <w:rPr>
             <w:rStyle w:val="Hyperlink"/>
@@ -1071,7 +1124,7 @@
       <w:r>
         <w:t xml:space="preserve"> </w:t>
       </w:r>
-      <w:hyperlink r:id="rId14">
+      <w:hyperlink r:id="rId25">
         <w:r>
           <w:rPr>
             <w:rStyle w:val="Hyperlink"/>
@@ -1100,7 +1153,7 @@
       <w:r>
         <w:t xml:space="preserve"> </w:t>
       </w:r>
-      <w:hyperlink r:id="rId10">
+      <w:hyperlink r:id="rId21">
         <w:r>
           <w:rPr>
             <w:rStyle w:val="Hyperlink"/>
@@ -1119,9 +1172,9 @@
         <w:t xml:space="preserve">⏭️ Al acabar la unidad… enhorabuena: has llegado al final del curso. 🏁</w:t>
       </w:r>
     </w:p>
-    <w:bookmarkEnd w:id="23"/>
-    <w:bookmarkEnd w:id="24"/>
-    <w:bookmarkStart w:id="38" w:name="disponibilidad-y-spofs"/>
+    <w:bookmarkEnd w:id="34"/>
+    <w:bookmarkEnd w:id="35"/>
+    <w:bookmarkStart w:id="49" w:name="disponibilidad-y-spofs"/>
     <w:p>
       <w:pPr>
         <w:pStyle w:val="Heading1"/>
@@ -1185,7 +1238,7 @@
         </w:pict>
       </w:r>
     </w:p>
-    <w:bookmarkStart w:id="25" w:name="la-idea-en-una-frase"/>
+    <w:bookmarkStart w:id="36" w:name="la-idea-en-una-frase"/>
     <w:p>
       <w:pPr>
         <w:pStyle w:val="Heading2"/>
@@ -1221,7 +1274,13 @@
         <w:t xml:space="preserve"> </w:t>
       </w:r>
       <w:r>
-        <w:t xml:space="preserve">“nueves”</w:t>
+        <w:t xml:space="preserve">“</w:t>
+      </w:r>
+      <w:r>
+        <w:t xml:space="preserve">nueves</w:t>
+      </w:r>
+      <w:r>
+        <w:t xml:space="preserve">”</w:t>
       </w:r>
       <w:r>
         <w:t xml:space="preserve">) y se pierde por los</w:t>
@@ -1260,8 +1319,8 @@
         </w:pict>
       </w:r>
     </w:p>
-    <w:bookmarkEnd w:id="25"/>
-    <w:bookmarkStart w:id="26" w:name="X3825d0035791b48c418174db89fc7ddd3281d47"/>
+    <w:bookmarkEnd w:id="36"/>
+    <w:bookmarkStart w:id="37" w:name="X3825d0035791b48c418174db89fc7ddd3281d47"/>
     <w:p>
       <w:pPr>
         <w:pStyle w:val="Heading2"/>
@@ -1274,6 +1333,7 @@
       <w:tblPr>
         <w:tblStyle w:val="Table"/>
         <w:tblW w:type="auto" w:w="0"/>
+        <w:jc w:val="left"/>
         <w:tblLook w:firstRow="1" w:lastRow="0" w:firstColumn="0" w:lastColumn="0" w:noHBand="0" w:noVBand="0" w:val="0020"/>
       </w:tblPr>
       <w:tblGrid>
@@ -1290,6 +1350,7 @@
           <w:p>
             <w:pPr>
               <w:pStyle w:val="Compact"/>
+              <w:jc w:val="left"/>
             </w:pPr>
             <w:r>
               <w:t xml:space="preserve">Disponibilidad</w:t>
@@ -1301,6 +1362,7 @@
           <w:p>
             <w:pPr>
               <w:pStyle w:val="Compact"/>
+              <w:jc w:val="left"/>
             </w:pPr>
             <w:r>
               <w:t xml:space="preserve">Alias</w:t>
@@ -1312,6 +1374,7 @@
           <w:p>
             <w:pPr>
               <w:pStyle w:val="Compact"/>
+              <w:jc w:val="left"/>
             </w:pPr>
             <w:r>
               <w:t xml:space="preserve">Parada al año</w:t>
@@ -1325,6 +1388,7 @@
           <w:p>
             <w:pPr>
               <w:pStyle w:val="Compact"/>
+              <w:jc w:val="left"/>
             </w:pPr>
             <w:r>
               <w:t xml:space="preserve">99 %</w:t>
@@ -1336,17 +1400,25 @@
           <w:p>
             <w:pPr>
               <w:pStyle w:val="Compact"/>
-            </w:pPr>
-            <w:r>
-              <w:t xml:space="preserve">“dos nueves”</w:t>
-            </w:r>
-          </w:p>
-        </w:tc>
-        <w:tc>
-          <w:tcPr/>
-          <w:p>
-            <w:pPr>
-              <w:pStyle w:val="Compact"/>
+              <w:jc w:val="left"/>
+            </w:pPr>
+            <w:r>
+              <w:t xml:space="preserve">“</w:t>
+            </w:r>
+            <w:r>
+              <w:t xml:space="preserve">dos nueves</w:t>
+            </w:r>
+            <w:r>
+              <w:t xml:space="preserve">”</w:t>
+            </w:r>
+          </w:p>
+        </w:tc>
+        <w:tc>
+          <w:tcPr/>
+          <w:p>
+            <w:pPr>
+              <w:pStyle w:val="Compact"/>
+              <w:jc w:val="left"/>
             </w:pPr>
             <w:r>
               <w:t xml:space="preserve">3,65 días</w:t>
@@ -1360,6 +1432,7 @@
           <w:p>
             <w:pPr>
               <w:pStyle w:val="Compact"/>
+              <w:jc w:val="left"/>
             </w:pPr>
             <w:r>
               <w:t xml:space="preserve">99,9 %</w:t>
@@ -1371,17 +1444,25 @@
           <w:p>
             <w:pPr>
               <w:pStyle w:val="Compact"/>
-            </w:pPr>
-            <w:r>
-              <w:t xml:space="preserve">“tres nueves”</w:t>
-            </w:r>
-          </w:p>
-        </w:tc>
-        <w:tc>
-          <w:tcPr/>
-          <w:p>
-            <w:pPr>
-              <w:pStyle w:val="Compact"/>
+              <w:jc w:val="left"/>
+            </w:pPr>
+            <w:r>
+              <w:t xml:space="preserve">“</w:t>
+            </w:r>
+            <w:r>
+              <w:t xml:space="preserve">tres nueves</w:t>
+            </w:r>
+            <w:r>
+              <w:t xml:space="preserve">”</w:t>
+            </w:r>
+          </w:p>
+        </w:tc>
+        <w:tc>
+          <w:tcPr/>
+          <w:p>
+            <w:pPr>
+              <w:pStyle w:val="Compact"/>
+              <w:jc w:val="left"/>
             </w:pPr>
             <w:r>
               <w:t xml:space="preserve">8,8 horas</w:t>
@@ -1395,6 +1476,7 @@
           <w:p>
             <w:pPr>
               <w:pStyle w:val="Compact"/>
+              <w:jc w:val="left"/>
             </w:pPr>
             <w:r>
               <w:t xml:space="preserve">99,99 %</w:t>
@@ -1406,17 +1488,25 @@
           <w:p>
             <w:pPr>
               <w:pStyle w:val="Compact"/>
-            </w:pPr>
-            <w:r>
-              <w:t xml:space="preserve">“cuatro nueves”</w:t>
-            </w:r>
-          </w:p>
-        </w:tc>
-        <w:tc>
-          <w:tcPr/>
-          <w:p>
-            <w:pPr>
-              <w:pStyle w:val="Compact"/>
+              <w:jc w:val="left"/>
+            </w:pPr>
+            <w:r>
+              <w:t xml:space="preserve">“</w:t>
+            </w:r>
+            <w:r>
+              <w:t xml:space="preserve">cuatro nueves</w:t>
+            </w:r>
+            <w:r>
+              <w:t xml:space="preserve">”</w:t>
+            </w:r>
+          </w:p>
+        </w:tc>
+        <w:tc>
+          <w:tcPr/>
+          <w:p>
+            <w:pPr>
+              <w:pStyle w:val="Compact"/>
+              <w:jc w:val="left"/>
             </w:pPr>
             <w:r>
               <w:t xml:space="preserve">52,6 minutos</w:t>
@@ -1430,6 +1520,7 @@
           <w:p>
             <w:pPr>
               <w:pStyle w:val="Compact"/>
+              <w:jc w:val="left"/>
             </w:pPr>
             <w:r>
               <w:t xml:space="preserve">99,999 %</w:t>
@@ -1441,17 +1532,25 @@
           <w:p>
             <w:pPr>
               <w:pStyle w:val="Compact"/>
-            </w:pPr>
-            <w:r>
-              <w:t xml:space="preserve">“cinco nueves”</w:t>
-            </w:r>
-          </w:p>
-        </w:tc>
-        <w:tc>
-          <w:tcPr/>
-          <w:p>
-            <w:pPr>
-              <w:pStyle w:val="Compact"/>
+              <w:jc w:val="left"/>
+            </w:pPr>
+            <w:r>
+              <w:t xml:space="preserve">“</w:t>
+            </w:r>
+            <w:r>
+              <w:t xml:space="preserve">cinco nueves</w:t>
+            </w:r>
+            <w:r>
+              <w:t xml:space="preserve">”</w:t>
+            </w:r>
+          </w:p>
+        </w:tc>
+        <w:tc>
+          <w:tcPr/>
+          <w:p>
+            <w:pPr>
+              <w:pStyle w:val="Compact"/>
+              <w:jc w:val="left"/>
             </w:pPr>
             <w:r>
               <w:t xml:space="preserve">5,3 minutos</w:t>
@@ -1471,7 +1570,13 @@
         <w:t xml:space="preserve"> </w:t>
       </w:r>
       <w:r>
-        <w:t xml:space="preserve">“nueve”</w:t>
+        <w:t xml:space="preserve">“</w:t>
+      </w:r>
+      <w:r>
+        <w:t xml:space="preserve">nueve</w:t>
+      </w:r>
+      <w:r>
+        <w:t xml:space="preserve">”</w:t>
       </w:r>
       <w:r>
         <w:t xml:space="preserve"> </w:t>
@@ -1483,7 +1588,13 @@
         <w:t xml:space="preserve"> </w:t>
       </w:r>
       <w:r>
-        <w:t xml:space="preserve">“¿cómo consigo cinco nueves?”</w:t>
+        <w:t xml:space="preserve">“</w:t>
+      </w:r>
+      <w:r>
+        <w:t xml:space="preserve">¿cómo consigo cinco nueves?</w:t>
+      </w:r>
+      <w:r>
+        <w:t xml:space="preserve">”</w:t>
       </w:r>
       <w:r>
         <w:t xml:space="preserve"> </w:t>
@@ -1499,7 +1610,21 @@
           <w:b/>
           <w:bCs/>
         </w:rPr>
-        <w:t xml:space="preserve">“¿cuánto cuesta cada hora parada en MI negocio?”</w:t>
+        <w:t xml:space="preserve">“</w:t>
+      </w:r>
+      <w:r>
+        <w:rPr>
+          <w:b/>
+          <w:bCs/>
+        </w:rPr>
+        <w:t xml:space="preserve">¿cuánto cuesta cada hora parada en MI negocio?</w:t>
+      </w:r>
+      <w:r>
+        <w:rPr>
+          <w:b/>
+          <w:bCs/>
+        </w:rPr>
+        <w:t xml:space="preserve">”</w:t>
       </w:r>
       <w:r>
         <w:t xml:space="preserve">: si la respuesta es</w:t>
@@ -1508,7 +1633,13 @@
         <w:t xml:space="preserve"> </w:t>
       </w:r>
       <w:r>
-        <w:t xml:space="preserve">“poco”</w:t>
+        <w:t xml:space="preserve">“</w:t>
+      </w:r>
+      <w:r>
+        <w:t xml:space="preserve">poco</w:t>
+      </w:r>
+      <w:r>
+        <w:t xml:space="preserve">”</w:t>
       </w:r>
       <w:r>
         <w:t xml:space="preserve">, con tres nueves y buen backup basta.</w:t>
@@ -1558,8 +1689,8 @@
         </w:pict>
       </w:r>
     </w:p>
-    <w:bookmarkEnd w:id="26"/>
-    <w:bookmarkStart w:id="27" w:name="dónde-se-esconden-los-spofs"/>
+    <w:bookmarkEnd w:id="37"/>
+    <w:bookmarkStart w:id="38" w:name="dónde-se-esconden-los-spofs"/>
     <w:p>
       <w:pPr>
         <w:pStyle w:val="Heading2"/>
@@ -1580,6 +1711,7 @@
       <w:tblPr>
         <w:tblStyle w:val="Table"/>
         <w:tblW w:type="pct" w:w="5000"/>
+        <w:jc w:val="left"/>
         <w:tblLayout w:type="fixed"/>
         <w:tblLook w:firstRow="1" w:lastRow="0" w:firstColumn="0" w:lastColumn="0" w:noHBand="0" w:noVBand="0" w:val="0020"/>
       </w:tblPr>
@@ -1597,6 +1729,7 @@
           <w:p>
             <w:pPr>
               <w:pStyle w:val="Compact"/>
+              <w:jc w:val="left"/>
             </w:pPr>
             <w:r>
               <w:t xml:space="preserve">Capa</w:t>
@@ -1608,6 +1741,7 @@
           <w:p>
             <w:pPr>
               <w:pStyle w:val="Compact"/>
+              <w:jc w:val="left"/>
             </w:pPr>
             <w:r>
               <w:t xml:space="preserve">SPOF típico</w:t>
@@ -1619,6 +1753,7 @@
           <w:p>
             <w:pPr>
               <w:pStyle w:val="Compact"/>
+              <w:jc w:val="left"/>
             </w:pPr>
             <w:r>
               <w:t xml:space="preserve">Plan B</w:t>
@@ -1632,6 +1767,7 @@
           <w:p>
             <w:pPr>
               <w:pStyle w:val="Compact"/>
+              <w:jc w:val="left"/>
             </w:pPr>
             <w:r>
               <w:t xml:space="preserve">Física</w:t>
@@ -1643,6 +1779,7 @@
           <w:p>
             <w:pPr>
               <w:pStyle w:val="Compact"/>
+              <w:jc w:val="left"/>
             </w:pPr>
             <w:r>
               <w:t xml:space="preserve">Un cable, un conector, un latiguillo que pisa la silla</w:t>
@@ -1654,6 +1791,7 @@
           <w:p>
             <w:pPr>
               <w:pStyle w:val="Compact"/>
+              <w:jc w:val="left"/>
             </w:pPr>
             <w:r>
               <w:t xml:space="preserve">Cables duplicados, EtherChannel</w:t>
@@ -1667,6 +1805,7 @@
           <w:p>
             <w:pPr>
               <w:pStyle w:val="Compact"/>
+              <w:jc w:val="left"/>
             </w:pPr>
             <w:r>
               <w:t xml:space="preserve">Enlace</w:t>
@@ -1678,6 +1817,7 @@
           <w:p>
             <w:pPr>
               <w:pStyle w:val="Compact"/>
+              <w:jc w:val="left"/>
             </w:pPr>
             <w:r>
               <w:t xml:space="preserve">Un único uplink del switch de planta</w:t>
@@ -1689,6 +1829,7 @@
           <w:p>
             <w:pPr>
               <w:pStyle w:val="Compact"/>
+              <w:jc w:val="left"/>
             </w:pPr>
             <w:r>
               <w:t xml:space="preserve">Dos uplinks a switches distintos</w:t>
@@ -1702,6 +1843,7 @@
           <w:p>
             <w:pPr>
               <w:pStyle w:val="Compact"/>
+              <w:jc w:val="left"/>
             </w:pPr>
             <w:r>
               <w:t xml:space="preserve">Equipo</w:t>
@@ -1713,6 +1855,7 @@
           <w:p>
             <w:pPr>
               <w:pStyle w:val="Compact"/>
+              <w:jc w:val="left"/>
             </w:pPr>
             <w:r>
               <w:t xml:space="preserve">El switch de distribución (si muere, muere la planta)</w:t>
@@ -1724,6 +1867,7 @@
           <w:p>
             <w:pPr>
               <w:pStyle w:val="Compact"/>
+              <w:jc w:val="left"/>
             </w:pPr>
             <w:r>
               <w:t xml:space="preserve">Stacking o dos switches paralelos</w:t>
@@ -1737,6 +1881,7 @@
           <w:p>
             <w:pPr>
               <w:pStyle w:val="Compact"/>
+              <w:jc w:val="left"/>
             </w:pPr>
             <w:r>
               <w:t xml:space="preserve">Gateway</w:t>
@@ -1748,6 +1893,7 @@
           <w:p>
             <w:pPr>
               <w:pStyle w:val="Compact"/>
+              <w:jc w:val="left"/>
             </w:pPr>
             <w:r>
               <w:t xml:space="preserve">El router que da salida (si muere, nadie navega)</w:t>
@@ -1759,6 +1905,7 @@
           <w:p>
             <w:pPr>
               <w:pStyle w:val="Compact"/>
+              <w:jc w:val="left"/>
             </w:pPr>
             <w:r>
               <w:t xml:space="preserve">HSRP/VRRP</w:t>
@@ -1772,6 +1919,7 @@
           <w:p>
             <w:pPr>
               <w:pStyle w:val="Compact"/>
+              <w:jc w:val="left"/>
             </w:pPr>
             <w:r>
               <w:t xml:space="preserve">Ruta</w:t>
@@ -1783,6 +1931,7 @@
           <w:p>
             <w:pPr>
               <w:pStyle w:val="Compact"/>
+              <w:jc w:val="left"/>
             </w:pPr>
             <w:r>
               <w:t xml:space="preserve">La única salida a Internet</w:t>
@@ -1794,6 +1943,7 @@
           <w:p>
             <w:pPr>
               <w:pStyle w:val="Compact"/>
+              <w:jc w:val="left"/>
             </w:pPr>
             <w:r>
               <w:t xml:space="preserve">Dos ISPs con rutas flotantes</w:t>
@@ -1807,6 +1957,7 @@
           <w:p>
             <w:pPr>
               <w:pStyle w:val="Compact"/>
+              <w:jc w:val="left"/>
             </w:pPr>
             <w:r>
               <w:t xml:space="preserve">Servicio</w:t>
@@ -1818,6 +1969,7 @@
           <w:p>
             <w:pPr>
               <w:pStyle w:val="Compact"/>
+              <w:jc w:val="left"/>
             </w:pPr>
             <w:r>
               <w:t xml:space="preserve">Un solo servidor DHCP/DNS</w:t>
@@ -1829,6 +1981,7 @@
           <w:p>
             <w:pPr>
               <w:pStyle w:val="Compact"/>
+              <w:jc w:val="left"/>
             </w:pPr>
             <w:r>
               <w:t xml:space="preserve">Servidor secundario, DHCP failover</w:t>
@@ -1842,6 +1995,7 @@
           <w:p>
             <w:pPr>
               <w:pStyle w:val="Compact"/>
+              <w:jc w:val="left"/>
             </w:pPr>
             <w:r>
               <w:t xml:space="preserve">Eléctrica</w:t>
@@ -1853,6 +2007,7 @@
           <w:p>
             <w:pPr>
               <w:pStyle w:val="Compact"/>
+              <w:jc w:val="left"/>
             </w:pPr>
             <w:r>
               <w:t xml:space="preserve">El único circuito, un solo SAI</w:t>
@@ -1864,6 +2019,7 @@
           <w:p>
             <w:pPr>
               <w:pStyle w:val="Compact"/>
+              <w:jc w:val="left"/>
             </w:pPr>
             <w:r>
               <w:t xml:space="preserve">Doble alimentación, SAI, generador</w:t>
@@ -1877,6 +2033,7 @@
           <w:p>
             <w:pPr>
               <w:pStyle w:val="Compact"/>
+              <w:jc w:val="left"/>
             </w:pPr>
             <w:r>
               <w:t xml:space="preserve">Humana</w:t>
@@ -1888,17 +2045,25 @@
           <w:p>
             <w:pPr>
               <w:pStyle w:val="Compact"/>
-            </w:pPr>
-            <w:r>
-              <w:t xml:space="preserve">“La config solo la sabe quien la hizo”</w:t>
-            </w:r>
-          </w:p>
-        </w:tc>
-        <w:tc>
-          <w:tcPr/>
-          <w:p>
-            <w:pPr>
-              <w:pStyle w:val="Compact"/>
+              <w:jc w:val="left"/>
+            </w:pPr>
+            <w:r>
+              <w:t xml:space="preserve">“</w:t>
+            </w:r>
+            <w:r>
+              <w:t xml:space="preserve">La config solo la sabe quien la hizo</w:t>
+            </w:r>
+            <w:r>
+              <w:t xml:space="preserve">”</w:t>
+            </w:r>
+          </w:p>
+        </w:tc>
+        <w:tc>
+          <w:tcPr/>
+          <w:p>
+            <w:pPr>
+              <w:pStyle w:val="Compact"/>
+              <w:jc w:val="left"/>
             </w:pPr>
             <w:r>
               <w:t xml:space="preserve">Documentación + backups de configuración</w:t>
@@ -1951,8 +2116,8 @@
         </w:pict>
       </w:r>
     </w:p>
-    <w:bookmarkEnd w:id="27"/>
-    <w:bookmarkStart w:id="28" w:name="X51e64f3d9de2a7db89cd1e49374354707011b52"/>
+    <w:bookmarkEnd w:id="38"/>
+    <w:bookmarkStart w:id="39" w:name="X51e64f3d9de2a7db89cd1e49374354707011b52"/>
     <w:p>
       <w:pPr>
         <w:pStyle w:val="Heading2"/>
@@ -2054,7 +2219,13 @@
         <w:t xml:space="preserve"> </w:t>
       </w:r>
       <w:r>
-        <w:t xml:space="preserve">“HA”</w:t>
+        <w:t xml:space="preserve">“</w:t>
+      </w:r>
+      <w:r>
+        <w:t xml:space="preserve">HA</w:t>
+      </w:r>
+      <w:r>
+        <w:t xml:space="preserve">”</w:t>
       </w:r>
       <w:r>
         <w:t xml:space="preserve"> </w:t>
@@ -2089,8 +2260,8 @@
         </w:pict>
       </w:r>
     </w:p>
-    <w:bookmarkEnd w:id="28"/>
-    <w:bookmarkStart w:id="32" w:name="Xbf717e0044977e8ad9d95e2cb9ad758427cca17"/>
+    <w:bookmarkEnd w:id="39"/>
+    <w:bookmarkStart w:id="43" w:name="Xbf717e0044977e8ad9d95e2cb9ad758427cca17"/>
     <w:p>
       <w:pPr>
         <w:pStyle w:val="Heading2"/>
@@ -2129,12 +2300,12 @@
           <wp:inline>
             <wp:extent cx="5334000" cy="3792184"/>
             <wp:effectExtent b="0" l="0" r="0" t="0"/>
-            <wp:docPr descr="Redundancia por capas: R1-R2 (HSRP), SW1-SW2 (stack), SW3-SW4 con doble uplink a PCs" title="" id="30" name="Picture"/>
+            <wp:docPr descr="Redundancia por capas: R1-R2 (HSRP), SW1-SW2 (stack), SW3-SW4 con doble uplink a PCs" title="" id="41" name="Picture"/>
             <a:graphic>
               <a:graphicData uri="http://schemas.openxmlformats.org/drawingml/2006/picture">
                 <pic:pic>
                   <pic:nvPicPr>
-                    <pic:cNvPr descr="public/diagrams/u13-redundancia-capas.svg" id="31" name="Picture"/>
+                    <pic:cNvPr descr="public/diagrams/u13-redundancia-capas.svg" id="42" name="Picture"/>
                     <pic:cNvPicPr>
                       <a:picLocks noChangeArrowheads="1" noChangeAspect="1"/>
                     </pic:cNvPicPr>
@@ -2146,7 +2317,7 @@
                           <a14:useLocalDpi xmlns:a14="http://schemas.microsoft.com/office/drawing/2010/main" val="0"/>
                         </a:ext>
                         <a:ext uri="{96DAC541-7B7A-43D3-8B79-37D633B846F1}">
-                          <asvg:svgBlip xmlns:asvg="http://schemas.microsoft.com/office/drawing/2016/SVG/main" r:embed="rId29"/>
+                          <asvg:svgBlip xmlns:asvg="http://schemas.microsoft.com/office/drawing/2016/SVG/main" r:embed="rId40"/>
                         </a:ext>
                       </a:extLst>
                     </a:blip>
@@ -2282,7 +2453,7 @@
       <w:r>
         <w:t xml:space="preserve"> </w:t>
       </w:r>
-      <w:hyperlink r:id="rId11">
+      <w:hyperlink r:id="rId22">
         <w:r>
           <w:rPr>
             <w:rStyle w:val="Hyperlink"/>
@@ -2296,7 +2467,7 @@
       <w:r>
         <w:t xml:space="preserve"> </w:t>
       </w:r>
-      <w:hyperlink r:id="rId12">
+      <w:hyperlink r:id="rId23">
         <w:r>
           <w:rPr>
             <w:rStyle w:val="Hyperlink"/>
@@ -2310,7 +2481,7 @@
       <w:r>
         <w:t xml:space="preserve"> </w:t>
       </w:r>
-      <w:hyperlink r:id="rId13">
+      <w:hyperlink r:id="rId24">
         <w:r>
           <w:rPr>
             <w:rStyle w:val="Hyperlink"/>
@@ -2324,7 +2495,7 @@
       <w:r>
         <w:t xml:space="preserve"> </w:t>
       </w:r>
-      <w:hyperlink r:id="rId14">
+      <w:hyperlink r:id="rId25">
         <w:r>
           <w:rPr>
             <w:rStyle w:val="Hyperlink"/>
@@ -2341,7 +2512,7 @@
       <w:r>
         <w:t xml:space="preserve"> </w:t>
       </w:r>
-      <w:hyperlink r:id="rId16">
+      <w:hyperlink r:id="rId27">
         <w:r>
           <w:rPr>
             <w:rStyle w:val="Hyperlink"/>
@@ -2360,8 +2531,8 @@
         </w:pict>
       </w:r>
     </w:p>
-    <w:bookmarkEnd w:id="32"/>
-    <w:bookmarkStart w:id="33" w:name="Xa3c71687b1848e40beee2532e7a17a2028dbb36"/>
+    <w:bookmarkEnd w:id="43"/>
+    <w:bookmarkStart w:id="44" w:name="Xa3c71687b1848e40beee2532e7a17a2028dbb36"/>
     <w:p>
       <w:pPr>
         <w:pStyle w:val="Heading2"/>
@@ -2373,7 +2544,13 @@
         <w:t xml:space="preserve"> </w:t>
       </w:r>
       <w:r>
-        <w:t xml:space="preserve">“No necesito redundancia, mi equipo nunca falla”</w:t>
+        <w:t xml:space="preserve">“</w:t>
+      </w:r>
+      <w:r>
+        <w:t xml:space="preserve">No necesito redundancia, mi equipo nunca falla</w:t>
+      </w:r>
+      <w:r>
+        <w:t xml:space="preserve">”</w:t>
       </w:r>
     </w:p>
     <w:p>
@@ -2433,7 +2610,13 @@
         <w:t xml:space="preserve"> </w:t>
       </w:r>
       <w:r>
-        <w:t xml:space="preserve">“redundancia”</w:t>
+        <w:t xml:space="preserve">“</w:t>
+      </w:r>
+      <w:r>
+        <w:t xml:space="preserve">redundancia</w:t>
+      </w:r>
+      <w:r>
+        <w:t xml:space="preserve">”</w:t>
       </w:r>
       <w:r>
         <w:t xml:space="preserve"> </w:t>
@@ -2476,7 +2659,13 @@
         <w:t xml:space="preserve"> </w:t>
       </w:r>
       <w:r>
-        <w:t xml:space="preserve">“¿si ESTO muere, qué deja de funcionar?”</w:t>
+        <w:t xml:space="preserve">“</w:t>
+      </w:r>
+      <w:r>
+        <w:t xml:space="preserve">¿si ESTO muere, qué deja de funcionar?</w:t>
+      </w:r>
+      <w:r>
+        <w:t xml:space="preserve">”</w:t>
       </w:r>
       <w:r>
         <w:t xml:space="preserve"> </w:t>
@@ -2492,8 +2681,8 @@
         </w:pict>
       </w:r>
     </w:p>
-    <w:bookmarkEnd w:id="33"/>
-    <w:bookmarkStart w:id="34" w:name="mini-chequeo"/>
+    <w:bookmarkEnd w:id="44"/>
+    <w:bookmarkStart w:id="45" w:name="mini-chequeo"/>
     <w:p>
       <w:pPr>
         <w:pStyle w:val="Heading2"/>
@@ -2675,8 +2864,8 @@
         </w:pict>
       </w:r>
     </w:p>
-    <w:bookmarkEnd w:id="34"/>
-    <w:bookmarkStart w:id="35" w:name="resumen-en-3-frases"/>
+    <w:bookmarkEnd w:id="45"/>
+    <w:bookmarkStart w:id="46" w:name="resumen-en-3-frases"/>
     <w:p>
       <w:pPr>
         <w:pStyle w:val="Heading2"/>
@@ -2744,7 +2933,13 @@
         <w:t xml:space="preserve"> </w:t>
       </w:r>
       <w:r>
-        <w:t xml:space="preserve">“¿si esto muere, qué deja de funcionar?”</w:t>
+        <w:t xml:space="preserve">“</w:t>
+      </w:r>
+      <w:r>
+        <w:t xml:space="preserve">¿si esto muere, qué deja de funcionar?</w:t>
+      </w:r>
+      <w:r>
+        <w:t xml:space="preserve">”</w:t>
       </w:r>
       <w:r>
         <w:t xml:space="preserve"> </w:t>
@@ -2778,8 +2973,8 @@
         <w:t xml:space="preserve">: detección automática, conmutación sin manos y procedimientos documentados.</w:t>
       </w:r>
     </w:p>
-    <w:bookmarkEnd w:id="35"/>
-    <w:bookmarkStart w:id="37" w:name="vocabulario-rápido"/>
+    <w:bookmarkEnd w:id="46"/>
+    <w:bookmarkStart w:id="48" w:name="vocabulario-rápido"/>
     <w:p>
       <w:pPr>
         <w:pStyle w:val="Heading2"/>
@@ -2792,6 +2987,7 @@
       <w:tblPr>
         <w:tblStyle w:val="Table"/>
         <w:tblW w:type="auto" w:w="0"/>
+        <w:jc w:val="left"/>
         <w:tblLook w:firstRow="1" w:lastRow="0" w:firstColumn="0" w:lastColumn="0" w:noHBand="0" w:noVBand="0" w:val="0020"/>
       </w:tblPr>
       <w:tblGrid>
@@ -2807,6 +3003,7 @@
           <w:p>
             <w:pPr>
               <w:pStyle w:val="Compact"/>
+              <w:jc w:val="left"/>
             </w:pPr>
             <w:r>
               <w:t xml:space="preserve">Término</w:t>
@@ -2818,6 +3015,7 @@
           <w:p>
             <w:pPr>
               <w:pStyle w:val="Compact"/>
+              <w:jc w:val="left"/>
             </w:pPr>
             <w:r>
               <w:t xml:space="preserve">Idea general</w:t>
@@ -2831,6 +3029,7 @@
           <w:p>
             <w:pPr>
               <w:pStyle w:val="Compact"/>
+              <w:jc w:val="left"/>
             </w:pPr>
             <w:r>
               <w:t xml:space="preserve">SPOF</w:t>
@@ -2842,6 +3041,7 @@
           <w:p>
             <w:pPr>
               <w:pStyle w:val="Compact"/>
+              <w:jc w:val="left"/>
             </w:pPr>
             <w:r>
               <w:t xml:space="preserve">Punto único de fallo</w:t>
@@ -2855,6 +3055,7 @@
           <w:p>
             <w:pPr>
               <w:pStyle w:val="Compact"/>
+              <w:jc w:val="left"/>
             </w:pPr>
             <w:r>
               <w:t xml:space="preserve">Nueves</w:t>
@@ -2866,6 +3067,7 @@
           <w:p>
             <w:pPr>
               <w:pStyle w:val="Compact"/>
+              <w:jc w:val="left"/>
             </w:pPr>
             <w:r>
               <w:t xml:space="preserve">Decimales de disponibilidad (99,99 %…)</w:t>
@@ -2879,6 +3081,7 @@
           <w:p>
             <w:pPr>
               <w:pStyle w:val="Compact"/>
+              <w:jc w:val="left"/>
             </w:pPr>
             <w:r>
               <w:t xml:space="preserve">MTBF / MTTR</w:t>
@@ -2890,6 +3093,7 @@
           <w:p>
             <w:pPr>
               <w:pStyle w:val="Compact"/>
+              <w:jc w:val="left"/>
             </w:pPr>
             <w:r>
               <w:t xml:space="preserve">Tiempo entre fallos / tiempo de reparación</w:t>
@@ -2903,6 +3107,7 @@
           <w:p>
             <w:pPr>
               <w:pStyle w:val="Compact"/>
+              <w:jc w:val="left"/>
             </w:pPr>
             <w:r>
               <w:t xml:space="preserve">Failover</w:t>
@@ -2914,6 +3119,7 @@
           <w:p>
             <w:pPr>
               <w:pStyle w:val="Compact"/>
+              <w:jc w:val="left"/>
             </w:pPr>
             <w:r>
               <w:t xml:space="preserve">Conmutación automática al plan B</w:t>
@@ -2927,6 +3133,7 @@
           <w:p>
             <w:pPr>
               <w:pStyle w:val="Compact"/>
+              <w:jc w:val="left"/>
             </w:pPr>
             <w:r>
               <w:t xml:space="preserve">Redundancia N+1</w:t>
@@ -2938,6 +3145,7 @@
           <w:p>
             <w:pPr>
               <w:pStyle w:val="Compact"/>
+              <w:jc w:val="left"/>
             </w:pPr>
             <w:r>
               <w:t xml:space="preserve">Un equipo de repuesto por encima del mínimo</w:t>
@@ -2963,7 +3171,7 @@
       <w:r>
         <w:t xml:space="preserve"> </w:t>
       </w:r>
-      <w:hyperlink r:id="rId36">
+      <w:hyperlink r:id="rId47">
         <w:r>
           <w:rPr>
             <w:rStyle w:val="Hyperlink"/>
@@ -2990,7 +3198,7 @@
       <w:r>
         <w:t xml:space="preserve"> </w:t>
       </w:r>
-      <w:hyperlink r:id="rId36">
+      <w:hyperlink r:id="rId47">
         <w:r>
           <w:rPr>
             <w:rStyle w:val="Hyperlink"/>
@@ -3017,7 +3225,7 @@
       <w:r>
         <w:t xml:space="preserve"> </w:t>
       </w:r>
-      <w:hyperlink r:id="rId11">
+      <w:hyperlink r:id="rId22">
         <w:r>
           <w:rPr>
             <w:rStyle w:val="Hyperlink"/>
@@ -3026,9 +3234,9 @@
         </w:r>
       </w:hyperlink>
     </w:p>
-    <w:bookmarkEnd w:id="37"/>
-    <w:bookmarkEnd w:id="38"/>
-    <w:bookmarkStart w:id="48" w:name="stp-redundancia-sin-bucles"/>
+    <w:bookmarkEnd w:id="48"/>
+    <w:bookmarkEnd w:id="49"/>
+    <w:bookmarkStart w:id="62" w:name="stp-redundancia-sin-bucles"/>
     <w:p>
       <w:pPr>
         <w:pStyle w:val="Heading1"/>
@@ -3092,7 +3300,7 @@
         </w:pict>
       </w:r>
     </w:p>
-    <w:bookmarkStart w:id="40" w:name="la-idea-en-una-frase-1"/>
+    <w:bookmarkStart w:id="51" w:name="la-idea-en-una-frase-1"/>
     <w:p>
       <w:pPr>
         <w:pStyle w:val="Heading2"/>
@@ -3135,7 +3343,7 @@
       <w:r>
         <w:t xml:space="preserve"> </w:t>
       </w:r>
-      <w:hyperlink r:id="rId39">
+      <w:hyperlink r:id="rId50">
         <w:r>
           <w:rPr>
             <w:rStyle w:val="Hyperlink"/>
@@ -3157,8 +3365,8 @@
         </w:pict>
       </w:r>
     </w:p>
-    <w:bookmarkEnd w:id="40"/>
-    <w:bookmarkStart w:id="41" w:name="X027de219e95e8fdabd29f79c2505ca623511a5f"/>
+    <w:bookmarkEnd w:id="51"/>
+    <w:bookmarkStart w:id="52" w:name="X027de219e95e8fdabd29f79c2505ca623511a5f"/>
     <w:p>
       <w:pPr>
         <w:pStyle w:val="Heading2"/>
@@ -3274,8 +3482,8 @@
         </w:pict>
       </w:r>
     </w:p>
-    <w:bookmarkEnd w:id="41"/>
-    <w:bookmarkStart w:id="42" w:name="Xb43944adcfeed94aa2c41396c0cda5394485d97"/>
+    <w:bookmarkEnd w:id="52"/>
+    <w:bookmarkStart w:id="56" w:name="Xb43944adcfeed94aa2c41396c0cda5394485d97"/>
     <w:p>
       <w:pPr>
         <w:pStyle w:val="Heading2"/>
@@ -3286,45 +3494,71 @@
     </w:p>
     <w:p>
       <w:pPr>
-        <w:pStyle w:val="SourceCode"/>
-      </w:pPr>
-      <w:r>
-        <w:rPr>
-          <w:rStyle w:val="VerbatimChar"/>
-        </w:rPr>
-        <w:t xml:space="preserve">        SW-Dist-1 ══════════ SW-Dist-2</w:t>
-      </w:r>
-      <w:r>
-        <w:br/>
-      </w:r>
-      <w:r>
-        <w:rPr>
-          <w:rStyle w:val="VerbatimChar"/>
-        </w:rPr>
-        <w:t xml:space="preserve">             │   \           /  │</w:t>
-      </w:r>
-      <w:r>
-        <w:br/>
-      </w:r>
-      <w:r>
-        <w:rPr>
-          <w:rStyle w:val="VerbatimChar"/>
-        </w:rPr>
-        <w:t xml:space="preserve">             │     \         /  │</w:t>
-      </w:r>
-      <w:r>
-        <w:br/>
-      </w:r>
-      <w:r>
-        <w:rPr>
-          <w:rStyle w:val="VerbatimChar"/>
-        </w:rPr>
-        <w:t xml:space="preserve">        [SW-Acceso-A]════════[SW-Acceso-B]   ← enlace redundante</w:t>
-      </w:r>
-    </w:p>
-    <w:p>
-      <w:pPr>
-        <w:pStyle w:val="FirstParagraph"/>
+        <w:pStyle w:val="CaptionedFigure"/>
+      </w:pPr>
+      <w:r>
+        <w:drawing>
+          <wp:inline>
+            <wp:extent cx="5334000" cy="3415470"/>
+            <wp:effectExtent b="0" l="0" r="0" t="0"/>
+            <wp:docPr descr="Redundancia con STP: cuatro switches con todos los enlaces físicos; el enlace SW-Dist-2 ↔ SW-Acceso-B queda bloqueado y el resto son caminos activos" title="" id="54" name="Picture"/>
+            <a:graphic>
+              <a:graphicData uri="http://schemas.openxmlformats.org/drawingml/2006/picture">
+                <pic:pic>
+                  <pic:nvPicPr>
+                    <pic:cNvPr descr="public/diagrams/u13-stp-failover.svg" id="55" name="Picture"/>
+                    <pic:cNvPicPr>
+                      <a:picLocks noChangeArrowheads="1" noChangeAspect="1"/>
+                    </pic:cNvPicPr>
+                  </pic:nvPicPr>
+                  <pic:blipFill>
+                    <a:blip>
+                      <a:extLst>
+                        <a:ext uri="{28A0092B-C50C-407E-A947-70E740481C1C}">
+                          <a14:useLocalDpi xmlns:a14="http://schemas.microsoft.com/office/drawing/2010/main" val="0"/>
+                        </a:ext>
+                        <a:ext uri="{96DAC541-7B7A-43D3-8B79-37D633B846F1}">
+                          <asvg:svgBlip xmlns:asvg="http://schemas.microsoft.com/office/drawing/2016/SVG/main" r:embed="rId53"/>
+                        </a:ext>
+                      </a:extLst>
+                    </a:blip>
+                    <a:stretch>
+                      <a:fillRect/>
+                    </a:stretch>
+                  </pic:blipFill>
+                  <pic:spPr bwMode="auto">
+                    <a:xfrm>
+                      <a:off x="0" y="0"/>
+                      <a:ext cx="5334000" cy="3415470"/>
+                    </a:xfrm>
+                    <a:prstGeom prst="rect">
+                      <a:avLst/>
+                    </a:prstGeom>
+                    <a:noFill/>
+                    <a:ln w="9525">
+                      <a:noFill/>
+                      <a:headEnd/>
+                      <a:tailEnd/>
+                    </a:ln>
+                  </pic:spPr>
+                </pic:pic>
+              </a:graphicData>
+            </a:graphic>
+          </wp:inline>
+        </w:drawing>
+      </w:r>
+    </w:p>
+    <w:p>
+      <w:pPr>
+        <w:pStyle w:val="ImageCaption"/>
+      </w:pPr>
+      <w:r>
+        <w:t xml:space="preserve">Redundancia con STP: cuatro switches con todos los enlaces físicos; el enlace SW-Dist-2 ↔ SW-Acceso-B queda bloqueado y el resto son caminos activos</w:t>
+      </w:r>
+    </w:p>
+    <w:p>
+      <w:pPr>
+        <w:pStyle w:val="BodyText"/>
       </w:pPr>
       <w:r>
         <w:t xml:space="preserve">Con dos caminos entre distribución y acceso, STP bloquea uno (por ejemplo, el enlace SW-Acceso-B ↔ SW-Dist-2). Cuando el cable SW-Acceso-A ↔ SW-Dist-1 muere:</w:t>
@@ -3404,8 +3638,8 @@
         </w:pict>
       </w:r>
     </w:p>
-    <w:bookmarkEnd w:id="42"/>
-    <w:bookmarkStart w:id="43" w:name="las-protecciones-que-un-diseño-ha-exige"/>
+    <w:bookmarkEnd w:id="56"/>
+    <w:bookmarkStart w:id="57" w:name="las-protecciones-que-un-diseño-ha-exige"/>
     <w:p>
       <w:pPr>
         <w:pStyle w:val="Heading2"/>
@@ -3418,6 +3652,7 @@
       <w:tblPr>
         <w:tblStyle w:val="Table"/>
         <w:tblW w:type="pct" w:w="5000"/>
+        <w:jc w:val="left"/>
         <w:tblLayout w:type="fixed"/>
         <w:tblLook w:firstRow="1" w:lastRow="0" w:firstColumn="0" w:lastColumn="0" w:noHBand="0" w:noVBand="0" w:val="0020"/>
       </w:tblPr>
@@ -3435,6 +3670,7 @@
           <w:p>
             <w:pPr>
               <w:pStyle w:val="Compact"/>
+              <w:jc w:val="left"/>
             </w:pPr>
             <w:r>
               <w:t xml:space="preserve">Protección</w:t>
@@ -3446,6 +3682,7 @@
           <w:p>
             <w:pPr>
               <w:pStyle w:val="Compact"/>
+              <w:jc w:val="left"/>
             </w:pPr>
             <w:r>
               <w:t xml:space="preserve">Dónde</w:t>
@@ -3457,6 +3694,7 @@
           <w:p>
             <w:pPr>
               <w:pStyle w:val="Compact"/>
+              <w:jc w:val="left"/>
             </w:pPr>
             <w:r>
               <w:t xml:space="preserve">Qué hace</w:t>
@@ -3470,6 +3708,7 @@
           <w:p>
             <w:pPr>
               <w:pStyle w:val="Compact"/>
+              <w:jc w:val="left"/>
             </w:pPr>
             <w:r>
               <w:rPr>
@@ -3485,6 +3724,7 @@
           <w:p>
             <w:pPr>
               <w:pStyle w:val="Compact"/>
+              <w:jc w:val="left"/>
             </w:pPr>
             <w:r>
               <w:t xml:space="preserve">Puertos hacia PCs</w:t>
@@ -3496,6 +3736,7 @@
           <w:p>
             <w:pPr>
               <w:pStyle w:val="Compact"/>
+              <w:jc w:val="left"/>
             </w:pPr>
             <w:r>
               <w:t xml:space="preserve">Salta listening/learning: el PC navega al segundo</w:t>
@@ -3509,6 +3750,7 @@
           <w:p>
             <w:pPr>
               <w:pStyle w:val="Compact"/>
+              <w:jc w:val="left"/>
             </w:pPr>
             <w:r>
               <w:rPr>
@@ -3524,6 +3766,7 @@
           <w:p>
             <w:pPr>
               <w:pStyle w:val="Compact"/>
+              <w:jc w:val="left"/>
             </w:pPr>
             <w:r>
               <w:t xml:space="preserve">Puertos con PortFast</w:t>
@@ -3535,6 +3778,7 @@
           <w:p>
             <w:pPr>
               <w:pStyle w:val="Compact"/>
+              <w:jc w:val="left"/>
             </w:pPr>
             <w:r>
               <w:t xml:space="preserve">Si llega una BPDU (¿alguien coló un switch?), el puerto cae</w:t>
@@ -3548,6 +3792,7 @@
           <w:p>
             <w:pPr>
               <w:pStyle w:val="Compact"/>
+              <w:jc w:val="left"/>
             </w:pPr>
             <w:r>
               <w:rPr>
@@ -3563,6 +3808,7 @@
           <w:p>
             <w:pPr>
               <w:pStyle w:val="Compact"/>
+              <w:jc w:val="left"/>
             </w:pPr>
             <w:r>
               <w:t xml:space="preserve">Puertos hacia accesos</w:t>
@@ -3574,6 +3820,7 @@
           <w:p>
             <w:pPr>
               <w:pStyle w:val="Compact"/>
+              <w:jc w:val="left"/>
             </w:pPr>
             <w:r>
               <w:t xml:space="preserve">Impide que un switch ajeno se proclame root</w:t>
@@ -3587,6 +3834,7 @@
           <w:p>
             <w:pPr>
               <w:pStyle w:val="Compact"/>
+              <w:jc w:val="left"/>
             </w:pPr>
             <w:r>
               <w:rPr>
@@ -3602,6 +3850,7 @@
           <w:p>
             <w:pPr>
               <w:pStyle w:val="Compact"/>
+              <w:jc w:val="left"/>
             </w:pPr>
             <w:r>
               <w:t xml:space="preserve">Puertos bloqueados por diseño</w:t>
@@ -3613,6 +3862,7 @@
           <w:p>
             <w:pPr>
               <w:pStyle w:val="Compact"/>
+              <w:jc w:val="left"/>
             </w:pPr>
             <w:r>
               <w:t xml:space="preserve">Si dejan de llegar BPDUs por un unidireccional, bloquea en vez de abrir</w:t>
@@ -3715,8 +3965,8 @@
         </w:pict>
       </w:r>
     </w:p>
-    <w:bookmarkEnd w:id="43"/>
-    <w:bookmarkStart w:id="44" w:name="convergencia-rstp-y-el-detalle-del-edge"/>
+    <w:bookmarkEnd w:id="57"/>
+    <w:bookmarkStart w:id="58" w:name="convergencia-rstp-y-el-detalle-del-edge"/>
     <w:p>
       <w:pPr>
         <w:pStyle w:val="Heading2"/>
@@ -3729,6 +3979,7 @@
       <w:tblPr>
         <w:tblStyle w:val="Table"/>
         <w:tblW w:type="pct" w:w="5000"/>
+        <w:jc w:val="left"/>
         <w:tblLayout w:type="fixed"/>
         <w:tblLook w:firstRow="1" w:lastRow="0" w:firstColumn="0" w:lastColumn="0" w:noHBand="0" w:noVBand="0" w:val="0020"/>
       </w:tblPr>
@@ -3746,6 +3997,7 @@
           <w:p>
             <w:pPr>
               <w:pStyle w:val="Compact"/>
+              <w:jc w:val="left"/>
             </w:pPr>
             <w:r>
               <w:t xml:space="preserve">Protocolo</w:t>
@@ -3757,6 +4009,7 @@
           <w:p>
             <w:pPr>
               <w:pStyle w:val="Compact"/>
+              <w:jc w:val="left"/>
             </w:pPr>
             <w:r>
               <w:t xml:space="preserve">Convergencia típica</w:t>
@@ -3768,6 +4021,7 @@
           <w:p>
             <w:pPr>
               <w:pStyle w:val="Compact"/>
+              <w:jc w:val="left"/>
             </w:pPr>
             <w:r>
               <w:t xml:space="preserve">Nota</w:t>
@@ -3781,6 +4035,7 @@
           <w:p>
             <w:pPr>
               <w:pStyle w:val="Compact"/>
+              <w:jc w:val="left"/>
             </w:pPr>
             <w:r>
               <w:t xml:space="preserve">STP (802.1D)</w:t>
@@ -3792,6 +4047,7 @@
           <w:p>
             <w:pPr>
               <w:pStyle w:val="Compact"/>
+              <w:jc w:val="left"/>
             </w:pPr>
             <w:r>
               <w:t xml:space="preserve">30-50 s</w:t>
@@ -3803,6 +4059,7 @@
           <w:p>
             <w:pPr>
               <w:pStyle w:val="Compact"/>
+              <w:jc w:val="left"/>
             </w:pPr>
             <w:r>
               <w:t xml:space="preserve">Eterno en voz/vídeo</w:t>
@@ -3816,6 +4073,7 @@
           <w:p>
             <w:pPr>
               <w:pStyle w:val="Compact"/>
+              <w:jc w:val="left"/>
             </w:pPr>
             <w:r>
               <w:t xml:space="preserve">RSTP (802.1w)</w:t>
@@ -3827,6 +4085,7 @@
           <w:p>
             <w:pPr>
               <w:pStyle w:val="Compact"/>
+              <w:jc w:val="left"/>
             </w:pPr>
             <w:r>
               <w:t xml:space="preserve">&lt; 10 s</w:t>
@@ -3838,6 +4097,7 @@
           <w:p>
             <w:pPr>
               <w:pStyle w:val="Compact"/>
+              <w:jc w:val="left"/>
             </w:pPr>
             <w:r>
               <w:t xml:space="preserve">Negocia con el vecino (proposal/agreement)</w:t>
@@ -3851,6 +4111,7 @@
           <w:p>
             <w:pPr>
               <w:pStyle w:val="Compact"/>
+              <w:jc w:val="left"/>
             </w:pPr>
             <w:r>
               <w:t xml:space="preserve">MSTP (802.1s)</w:t>
@@ -3862,6 +4123,7 @@
           <w:p>
             <w:pPr>
               <w:pStyle w:val="Compact"/>
+              <w:jc w:val="left"/>
             </w:pPr>
             <w:r>
               <w:t xml:space="preserve">Como RSTP</w:t>
@@ -3873,6 +4135,7 @@
           <w:p>
             <w:pPr>
               <w:pStyle w:val="Compact"/>
+              <w:jc w:val="left"/>
             </w:pPr>
             <w:r>
               <w:t xml:space="preserve">Varias instancias VLAN en un solo proceso</w:t>
@@ -3912,8 +4175,8 @@
         </w:pict>
       </w:r>
     </w:p>
-    <w:bookmarkEnd w:id="44"/>
-    <w:bookmarkStart w:id="45" w:name="mini-chequeo-1"/>
+    <w:bookmarkEnd w:id="58"/>
+    <w:bookmarkStart w:id="59" w:name="mini-chequeo-1"/>
     <w:p>
       <w:pPr>
         <w:pStyle w:val="Heading2"/>
@@ -3937,7 +4200,13 @@
         <w:t xml:space="preserve"> </w:t>
       </w:r>
       <w:r>
-        <w:t xml:space="preserve">“por defecto”</w:t>
+        <w:t xml:space="preserve">“</w:t>
+      </w:r>
+      <w:r>
+        <w:t xml:space="preserve">por defecto</w:t>
+      </w:r>
+      <w:r>
+        <w:t xml:space="preserve">”</w:t>
       </w:r>
       <w:r>
         <w:t xml:space="preserve"> </w:t>
@@ -4043,7 +4312,13 @@
         <w:t xml:space="preserve"> </w:t>
       </w:r>
       <w:r>
-        <w:t xml:space="preserve">“pirata”</w:t>
+        <w:t xml:space="preserve">“</w:t>
+      </w:r>
+      <w:r>
+        <w:t xml:space="preserve">pirata</w:t>
+      </w:r>
+      <w:r>
+        <w:t xml:space="preserve">”</w:t>
       </w:r>
       <w:r>
         <w:t xml:space="preserve"> </w:t>
@@ -4095,7 +4370,13 @@
         <w:t xml:space="preserve"> </w:t>
       </w:r>
       <w:r>
-        <w:t xml:space="preserve">“ganador”</w:t>
+        <w:t xml:space="preserve">“</w:t>
+      </w:r>
+      <w:r>
+        <w:t xml:space="preserve">ganador</w:t>
+      </w:r>
+      <w:r>
+        <w:t xml:space="preserve">”</w:t>
       </w:r>
       <w:r>
         <w:t xml:space="preserve"> </w:t>
@@ -4111,8 +4392,8 @@
         </w:pict>
       </w:r>
     </w:p>
-    <w:bookmarkEnd w:id="45"/>
-    <w:bookmarkStart w:id="46" w:name="resumen-en-3-frases-1"/>
+    <w:bookmarkEnd w:id="59"/>
+    <w:bookmarkStart w:id="60" w:name="resumen-en-3-frases-1"/>
     <w:p>
       <w:pPr>
         <w:pStyle w:val="Heading2"/>
@@ -4202,8 +4483,8 @@
         <w:t xml:space="preserve">, la conmutación tras un fallo baja a segundos: imprescindible en voz y vídeo.</w:t>
       </w:r>
     </w:p>
-    <w:bookmarkEnd w:id="46"/>
-    <w:bookmarkStart w:id="47" w:name="vocabulario-rápido-1"/>
+    <w:bookmarkEnd w:id="60"/>
+    <w:bookmarkStart w:id="61" w:name="vocabulario-rápido-1"/>
     <w:p>
       <w:pPr>
         <w:pStyle w:val="Heading2"/>
@@ -4216,6 +4497,7 @@
       <w:tblPr>
         <w:tblStyle w:val="Table"/>
         <w:tblW w:type="auto" w:w="0"/>
+        <w:jc w:val="left"/>
         <w:tblLook w:firstRow="1" w:lastRow="0" w:firstColumn="0" w:lastColumn="0" w:noHBand="0" w:noVBand="0" w:val="0020"/>
       </w:tblPr>
       <w:tblGrid>
@@ -4231,6 +4513,7 @@
           <w:p>
             <w:pPr>
               <w:pStyle w:val="Compact"/>
+              <w:jc w:val="left"/>
             </w:pPr>
             <w:r>
               <w:t xml:space="preserve">Término</w:t>
@@ -4242,6 +4525,7 @@
           <w:p>
             <w:pPr>
               <w:pStyle w:val="Compact"/>
+              <w:jc w:val="left"/>
             </w:pPr>
             <w:r>
               <w:t xml:space="preserve">Idea general</w:t>
@@ -4255,6 +4539,7 @@
           <w:p>
             <w:pPr>
               <w:pStyle w:val="Compact"/>
+              <w:jc w:val="left"/>
             </w:pPr>
             <w:r>
               <w:t xml:space="preserve">Root primary/secondary</w:t>
@@ -4266,6 +4551,7 @@
           <w:p>
             <w:pPr>
               <w:pStyle w:val="Compact"/>
+              <w:jc w:val="left"/>
             </w:pPr>
             <w:r>
               <w:t xml:space="preserve">Root bridge y respaldo planeados</w:t>
@@ -4279,6 +4565,7 @@
           <w:p>
             <w:pPr>
               <w:pStyle w:val="Compact"/>
+              <w:jc w:val="left"/>
             </w:pPr>
             <w:r>
               <w:t xml:space="preserve">PortFast/Edge</w:t>
@@ -4290,6 +4577,7 @@
           <w:p>
             <w:pPr>
               <w:pStyle w:val="Compact"/>
+              <w:jc w:val="left"/>
             </w:pPr>
             <w:r>
               <w:t xml:space="preserve">Puerto de usuario a forwarding directo</w:t>
@@ -4303,6 +4591,7 @@
           <w:p>
             <w:pPr>
               <w:pStyle w:val="Compact"/>
+              <w:jc w:val="left"/>
             </w:pPr>
             <w:r>
               <w:t xml:space="preserve">BPDU Guard</w:t>
@@ -4314,6 +4603,7 @@
           <w:p>
             <w:pPr>
               <w:pStyle w:val="Compact"/>
+              <w:jc w:val="left"/>
             </w:pPr>
             <w:r>
               <w:t xml:space="preserve">Mata el puerto si recibe BPDU</w:t>
@@ -4327,6 +4617,7 @@
           <w:p>
             <w:pPr>
               <w:pStyle w:val="Compact"/>
+              <w:jc w:val="left"/>
             </w:pPr>
             <w:r>
               <w:t xml:space="preserve">Root Guard</w:t>
@@ -4338,6 +4629,7 @@
           <w:p>
             <w:pPr>
               <w:pStyle w:val="Compact"/>
+              <w:jc w:val="left"/>
             </w:pPr>
             <w:r>
               <w:t xml:space="preserve">Bloquea pretensiones de root ajenas</w:t>
@@ -4351,6 +4643,7 @@
           <w:p>
             <w:pPr>
               <w:pStyle w:val="Compact"/>
+              <w:jc w:val="left"/>
             </w:pPr>
             <w:r>
               <w:t xml:space="preserve">Convergencia</w:t>
@@ -4362,6 +4655,7 @@
           <w:p>
             <w:pPr>
               <w:pStyle w:val="Compact"/>
+              <w:jc w:val="left"/>
             </w:pPr>
             <w:r>
               <w:t xml:space="preserve">Tiempo hasta que la red se reordena tras un fallo</w:t>
@@ -4387,7 +4681,7 @@
       <w:r>
         <w:t xml:space="preserve"> </w:t>
       </w:r>
-      <w:hyperlink r:id="rId36">
+      <w:hyperlink r:id="rId47">
         <w:r>
           <w:rPr>
             <w:rStyle w:val="Hyperlink"/>
@@ -4414,7 +4708,7 @@
       <w:r>
         <w:t xml:space="preserve"> </w:t>
       </w:r>
-      <w:hyperlink r:id="rId10">
+      <w:hyperlink r:id="rId21">
         <w:r>
           <w:rPr>
             <w:rStyle w:val="Hyperlink"/>
@@ -4441,7 +4735,7 @@
       <w:r>
         <w:t xml:space="preserve"> </w:t>
       </w:r>
-      <w:hyperlink r:id="rId12">
+      <w:hyperlink r:id="rId23">
         <w:r>
           <w:rPr>
             <w:rStyle w:val="Hyperlink"/>
@@ -4450,9 +4744,9 @@
         </w:r>
       </w:hyperlink>
     </w:p>
-    <w:bookmarkEnd w:id="47"/>
-    <w:bookmarkEnd w:id="48"/>
-    <w:bookmarkStart w:id="61" w:name="etherchannel"/>
+    <w:bookmarkEnd w:id="61"/>
+    <w:bookmarkEnd w:id="62"/>
+    <w:bookmarkStart w:id="75" w:name="etherchannel"/>
     <w:p>
       <w:pPr>
         <w:pStyle w:val="Heading1"/>
@@ -4516,7 +4810,7 @@
         </w:pict>
       </w:r>
     </w:p>
-    <w:bookmarkStart w:id="49" w:name="la-idea-en-una-frase-2"/>
+    <w:bookmarkStart w:id="63" w:name="la-idea-en-una-frase-2"/>
     <w:p>
       <w:pPr>
         <w:pStyle w:val="Heading2"/>
@@ -4550,8 +4844,8 @@
         </w:pict>
       </w:r>
     </w:p>
-    <w:bookmarkEnd w:id="49"/>
-    <w:bookmarkStart w:id="53" w:name="por-qué-no-basta-con-poner-más-cables"/>
+    <w:bookmarkEnd w:id="63"/>
+    <w:bookmarkStart w:id="67" w:name="por-qué-no-basta-con-poner-más-cables"/>
     <w:p>
       <w:pPr>
         <w:pStyle w:val="Heading2"/>
@@ -4563,7 +4857,13 @@
         <w:t xml:space="preserve"> </w:t>
       </w:r>
       <w:r>
-        <w:t xml:space="preserve">“poner más cables”</w:t>
+        <w:t xml:space="preserve">“</w:t>
+      </w:r>
+      <w:r>
+        <w:t xml:space="preserve">poner más cables</w:t>
+      </w:r>
+      <w:r>
+        <w:t xml:space="preserve">”</w:t>
       </w:r>
       <w:r>
         <w:t xml:space="preserve">?</w:t>
@@ -4683,12 +4983,12 @@
           <wp:inline>
             <wp:extent cx="5334000" cy="4285865"/>
             <wp:effectExtent b="0" l="0" r="0" t="0"/>
-            <wp:docPr descr="Sin EtherChannel: un enlace activo y otro bloqueado por STP. Con Po1: un solo enlace lógico" title="" id="51" name="Picture"/>
+            <wp:docPr descr="Sin EtherChannel: un enlace activo y otro bloqueado por STP. Con Po1: un solo enlace lógico" title="" id="65" name="Picture"/>
             <a:graphic>
               <a:graphicData uri="http://schemas.openxmlformats.org/drawingml/2006/picture">
                 <pic:pic>
                   <pic:nvPicPr>
-                    <pic:cNvPr descr="public/diagrams/u13-etherchannel.svg" id="52" name="Picture"/>
+                    <pic:cNvPr descr="public/diagrams/u13-etherchannel.svg" id="66" name="Picture"/>
                     <pic:cNvPicPr>
                       <a:picLocks noChangeArrowheads="1" noChangeAspect="1"/>
                     </pic:cNvPicPr>
@@ -4700,7 +5000,7 @@
                           <a14:useLocalDpi xmlns:a14="http://schemas.microsoft.com/office/drawing/2010/main" val="0"/>
                         </a:ext>
                         <a:ext uri="{96DAC541-7B7A-43D3-8B79-37D633B846F1}">
-                          <asvg:svgBlip xmlns:asvg="http://schemas.microsoft.com/office/drawing/2016/SVG/main" r:embed="rId50"/>
+                          <asvg:svgBlip xmlns:asvg="http://schemas.microsoft.com/office/drawing/2016/SVG/main" r:embed="rId64"/>
                         </a:ext>
                       </a:extLst>
                     </a:blip>
@@ -4745,8 +5045,8 @@
         </w:pict>
       </w:r>
     </w:p>
-    <w:bookmarkEnd w:id="53"/>
-    <w:bookmarkStart w:id="54" w:name="los-protocolos-de-negociación"/>
+    <w:bookmarkEnd w:id="67"/>
+    <w:bookmarkStart w:id="68" w:name="los-protocolos-de-negociación"/>
     <w:p>
       <w:pPr>
         <w:pStyle w:val="Heading2"/>
@@ -4759,6 +5059,7 @@
       <w:tblPr>
         <w:tblStyle w:val="Table"/>
         <w:tblW w:type="pct" w:w="5000"/>
+        <w:jc w:val="left"/>
         <w:tblLayout w:type="fixed"/>
         <w:tblLook w:firstRow="1" w:lastRow="0" w:firstColumn="0" w:lastColumn="0" w:noHBand="0" w:noVBand="0" w:val="0020"/>
       </w:tblPr>
@@ -4776,6 +5077,7 @@
           <w:p>
             <w:pPr>
               <w:pStyle w:val="Compact"/>
+              <w:jc w:val="left"/>
             </w:pPr>
             <w:r>
               <w:t xml:space="preserve">Modo</w:t>
@@ -4787,6 +5089,7 @@
           <w:p>
             <w:pPr>
               <w:pStyle w:val="Compact"/>
+              <w:jc w:val="left"/>
             </w:pPr>
             <w:r>
               <w:t xml:space="preserve">Protocolo</w:t>
@@ -4798,6 +5101,7 @@
           <w:p>
             <w:pPr>
               <w:pStyle w:val="Compact"/>
+              <w:jc w:val="left"/>
             </w:pPr>
             <w:r>
               <w:t xml:space="preserve">Qué hace</w:t>
@@ -4811,6 +5115,7 @@
           <w:p>
             <w:pPr>
               <w:pStyle w:val="Compact"/>
+              <w:jc w:val="left"/>
             </w:pPr>
             <w:r>
               <w:rPr>
@@ -4825,6 +5130,7 @@
           <w:p>
             <w:pPr>
               <w:pStyle w:val="Compact"/>
+              <w:jc w:val="left"/>
             </w:pPr>
             <w:r>
               <w:t xml:space="preserve">Ninguno</w:t>
@@ -4836,6 +5142,7 @@
           <w:p>
             <w:pPr>
               <w:pStyle w:val="Compact"/>
+              <w:jc w:val="left"/>
             </w:pPr>
             <w:r>
               <w:t xml:space="preserve">Fuerza el canal a lo bruto (sin negociación)</w:t>
@@ -4849,6 +5156,7 @@
           <w:p>
             <w:pPr>
               <w:pStyle w:val="Compact"/>
+              <w:jc w:val="left"/>
             </w:pPr>
             <w:r>
               <w:rPr>
@@ -4878,6 +5186,7 @@
           <w:p>
             <w:pPr>
               <w:pStyle w:val="Compact"/>
+              <w:jc w:val="left"/>
             </w:pPr>
             <w:r>
               <w:rPr>
@@ -4899,6 +5208,7 @@
           <w:p>
             <w:pPr>
               <w:pStyle w:val="Compact"/>
+              <w:jc w:val="left"/>
             </w:pPr>
             <w:r>
               <w:t xml:space="preserve">Inicia la negociación / solo responde</w:t>
@@ -4912,6 +5222,7 @@
           <w:p>
             <w:pPr>
               <w:pStyle w:val="Compact"/>
+              <w:jc w:val="left"/>
             </w:pPr>
             <w:r>
               <w:rPr>
@@ -4941,6 +5252,7 @@
           <w:p>
             <w:pPr>
               <w:pStyle w:val="Compact"/>
+              <w:jc w:val="left"/>
             </w:pPr>
             <w:r>
               <w:rPr>
@@ -4962,6 +5274,7 @@
           <w:p>
             <w:pPr>
               <w:pStyle w:val="Compact"/>
+              <w:jc w:val="left"/>
             </w:pPr>
             <w:r>
               <w:t xml:space="preserve">Inicia / solo responde</w:t>
@@ -5125,7 +5438,13 @@
         <w:t xml:space="preserve"> </w:t>
       </w:r>
       <w:r>
-        <w:t xml:space="preserve">“suspended”</w:t>
+        <w:t xml:space="preserve">“</w:t>
+      </w:r>
+      <w:r>
+        <w:t xml:space="preserve">suspended</w:t>
+      </w:r>
+      <w:r>
+        <w:t xml:space="preserve">”</w:t>
       </w:r>
       <w:r>
         <w:t xml:space="preserve"> </w:t>
@@ -5137,7 +5456,13 @@
         <w:t xml:space="preserve"> </w:t>
       </w:r>
       <w:r>
-        <w:t xml:space="preserve">“I”</w:t>
+        <w:t xml:space="preserve">“</w:t>
+      </w:r>
+      <w:r>
+        <w:t xml:space="preserve">I</w:t>
+      </w:r>
+      <w:r>
+        <w:t xml:space="preserve">”</w:t>
       </w:r>
       <w:r>
         <w:t xml:space="preserve">: individual). Diagnóstico:</w:t>
@@ -5162,8 +5487,8 @@
         </w:pict>
       </w:r>
     </w:p>
-    <w:bookmarkEnd w:id="54"/>
-    <w:bookmarkStart w:id="55" w:name="balanceo-el-hash-no-divide-reparte"/>
+    <w:bookmarkEnd w:id="68"/>
+    <w:bookmarkStart w:id="69" w:name="balanceo-el-hash-no-divide-reparte"/>
     <w:p>
       <w:pPr>
         <w:pStyle w:val="Heading2"/>
@@ -5224,6 +5549,7 @@
       <w:tblPr>
         <w:tblStyle w:val="Table"/>
         <w:tblW w:type="pct" w:w="5000"/>
+        <w:jc w:val="left"/>
         <w:tblLayout w:type="fixed"/>
         <w:tblLook w:firstRow="1" w:lastRow="0" w:firstColumn="0" w:lastColumn="0" w:noHBand="0" w:noVBand="0" w:val="0020"/>
       </w:tblPr>
@@ -5241,6 +5567,7 @@
           <w:p>
             <w:pPr>
               <w:pStyle w:val="Compact"/>
+              <w:jc w:val="left"/>
             </w:pPr>
             <w:r>
               <w:t xml:space="preserve">Método</w:t>
@@ -5252,6 +5579,7 @@
           <w:p>
             <w:pPr>
               <w:pStyle w:val="Compact"/>
+              <w:jc w:val="left"/>
             </w:pPr>
             <w:r>
               <w:t xml:space="preserve">Qué mira</w:t>
@@ -5263,6 +5591,7 @@
           <w:p>
             <w:pPr>
               <w:pStyle w:val="Compact"/>
+              <w:jc w:val="left"/>
             </w:pPr>
             <w:r>
               <w:t xml:space="preserve">Cuándo conviene</w:t>
@@ -5276,6 +5605,7 @@
           <w:p>
             <w:pPr>
               <w:pStyle w:val="Compact"/>
+              <w:jc w:val="left"/>
             </w:pPr>
             <w:r>
               <w:rPr>
@@ -5305,6 +5635,7 @@
           <w:p>
             <w:pPr>
               <w:pStyle w:val="Compact"/>
+              <w:jc w:val="left"/>
             </w:pPr>
             <w:r>
               <w:t xml:space="preserve">MACs</w:t>
@@ -5316,6 +5647,7 @@
           <w:p>
             <w:pPr>
               <w:pStyle w:val="Compact"/>
+              <w:jc w:val="left"/>
             </w:pPr>
             <w:r>
               <w:t xml:space="preserve">Tráfico entre muchos equipos variados</w:t>
@@ -5329,6 +5661,7 @@
           <w:p>
             <w:pPr>
               <w:pStyle w:val="Compact"/>
+              <w:jc w:val="left"/>
             </w:pPr>
             <w:r>
               <w:rPr>
@@ -5343,6 +5676,7 @@
           <w:p>
             <w:pPr>
               <w:pStyle w:val="Compact"/>
+              <w:jc w:val="left"/>
             </w:pPr>
             <w:r>
               <w:t xml:space="preserve">IPs origen+destino</w:t>
@@ -5354,6 +5688,7 @@
           <w:p>
             <w:pPr>
               <w:pStyle w:val="Compact"/>
+              <w:jc w:val="left"/>
             </w:pPr>
             <w:r>
               <w:t xml:space="preserve">El clásico entre switches/routers</w:t>
@@ -5367,6 +5702,7 @@
           <w:p>
             <w:pPr>
               <w:pStyle w:val="Compact"/>
+              <w:jc w:val="left"/>
             </w:pPr>
             <w:r>
               <w:rPr>
@@ -5381,6 +5717,7 @@
           <w:p>
             <w:pPr>
               <w:pStyle w:val="Compact"/>
+              <w:jc w:val="left"/>
             </w:pPr>
             <w:r>
               <w:t xml:space="preserve">IPs + puertos TCP/UDP</w:t>
@@ -5392,6 +5729,7 @@
           <w:p>
             <w:pPr>
               <w:pStyle w:val="Compact"/>
+              <w:jc w:val="left"/>
             </w:pPr>
             <w:r>
               <w:t xml:space="preserve">Un servidor que recibe de muchos clientes</w:t>
@@ -5411,7 +5749,13 @@
         <w:t xml:space="preserve"> </w:t>
       </w:r>
       <w:r>
-        <w:t xml:space="preserve">“el canal no funciona”</w:t>
+        <w:t xml:space="preserve">“</w:t>
+      </w:r>
+      <w:r>
+        <w:t xml:space="preserve">el canal no funciona</w:t>
+      </w:r>
+      <w:r>
+        <w:t xml:space="preserve">”</w:t>
       </w:r>
       <w:r>
         <w:t xml:space="preserve">. No es que no funcione: es que</w:t>
@@ -5437,8 +5781,8 @@
         </w:pict>
       </w:r>
     </w:p>
-    <w:bookmarkEnd w:id="55"/>
-    <w:bookmarkStart w:id="56" w:name="verificación"/>
+    <w:bookmarkEnd w:id="69"/>
+    <w:bookmarkStart w:id="70" w:name="verificación"/>
     <w:p>
       <w:pPr>
         <w:pStyle w:val="Heading2"/>
@@ -5451,6 +5795,7 @@
       <w:tblPr>
         <w:tblStyle w:val="Table"/>
         <w:tblW w:type="pct" w:w="5000"/>
+        <w:jc w:val="left"/>
         <w:tblLayout w:type="fixed"/>
         <w:tblLook w:firstRow="1" w:lastRow="0" w:firstColumn="0" w:lastColumn="0" w:noHBand="0" w:noVBand="0" w:val="0020"/>
       </w:tblPr>
@@ -5467,6 +5812,7 @@
           <w:p>
             <w:pPr>
               <w:pStyle w:val="Compact"/>
+              <w:jc w:val="left"/>
             </w:pPr>
             <w:r>
               <w:t xml:space="preserve">Comando</w:t>
@@ -5478,6 +5824,7 @@
           <w:p>
             <w:pPr>
               <w:pStyle w:val="Compact"/>
+              <w:jc w:val="left"/>
             </w:pPr>
             <w:r>
               <w:t xml:space="preserve">Qué te cuenta</w:t>
@@ -5491,6 +5838,7 @@
           <w:p>
             <w:pPr>
               <w:pStyle w:val="Compact"/>
+              <w:jc w:val="left"/>
             </w:pPr>
             <w:r>
               <w:rPr>
@@ -5505,6 +5853,7 @@
           <w:p>
             <w:pPr>
               <w:pStyle w:val="Compact"/>
+              <w:jc w:val="left"/>
             </w:pPr>
             <w:r>
               <w:t xml:space="preserve">Grupo, protocolo y estado de cada miembro (SU = en uso, P = activo en el canal)</w:t>
@@ -5518,6 +5867,7 @@
           <w:p>
             <w:pPr>
               <w:pStyle w:val="Compact"/>
+              <w:jc w:val="left"/>
             </w:pPr>
             <w:r>
               <w:rPr>
@@ -5532,6 +5882,7 @@
           <w:p>
             <w:pPr>
               <w:pStyle w:val="Compact"/>
+              <w:jc w:val="left"/>
             </w:pPr>
             <w:r>
               <w:t xml:space="preserve">Método de hash configurado</w:t>
@@ -5545,6 +5896,7 @@
           <w:p>
             <w:pPr>
               <w:pStyle w:val="Compact"/>
+              <w:jc w:val="left"/>
             </w:pPr>
             <w:r>
               <w:rPr>
@@ -5559,6 +5911,7 @@
           <w:p>
             <w:pPr>
               <w:pStyle w:val="Compact"/>
+              <w:jc w:val="left"/>
             </w:pPr>
             <w:r>
               <w:t xml:space="preserve">El</w:t>
@@ -5567,7 +5920,13 @@
               <w:t xml:space="preserve"> </w:t>
             </w:r>
             <w:r>
-              <w:t xml:space="preserve">“enlace gigante”</w:t>
+              <w:t xml:space="preserve">“</w:t>
+            </w:r>
+            <w:r>
+              <w:t xml:space="preserve">enlace gigante</w:t>
+            </w:r>
+            <w:r>
+              <w:t xml:space="preserve">”</w:t>
             </w:r>
             <w:r>
               <w:t xml:space="preserve"> </w:t>
@@ -5584,6 +5943,7 @@
           <w:p>
             <w:pPr>
               <w:pStyle w:val="Compact"/>
+              <w:jc w:val="left"/>
             </w:pPr>
             <w:r>
               <w:rPr>
@@ -5598,6 +5958,7 @@
           <w:p>
             <w:pPr>
               <w:pStyle w:val="Compact"/>
+              <w:jc w:val="left"/>
             </w:pPr>
             <w:r>
               <w:t xml:space="preserve">El Po como un único enlace (sin puertos bloqueados)</w:t>
@@ -5721,8 +6082,8 @@
         </w:pict>
       </w:r>
     </w:p>
-    <w:bookmarkEnd w:id="56"/>
-    <w:bookmarkStart w:id="57" w:name="Xe1307bfb1026975bf0d020516e60d4ba9c649a8"/>
+    <w:bookmarkEnd w:id="70"/>
+    <w:bookmarkStart w:id="71" w:name="Xe1307bfb1026975bf0d020516e60d4ba9c649a8"/>
     <w:p>
       <w:pPr>
         <w:pStyle w:val="Heading2"/>
@@ -5734,7 +6095,13 @@
         <w:t xml:space="preserve"> </w:t>
       </w:r>
       <w:r>
-        <w:t xml:space="preserve">“Duplicamos el cable y el canal sigue a 1 Gbps”</w:t>
+        <w:t xml:space="preserve">“</w:t>
+      </w:r>
+      <w:r>
+        <w:t xml:space="preserve">Duplicamos el cable y el canal sigue a 1 Gbps</w:t>
+      </w:r>
+      <w:r>
+        <w:t xml:space="preserve">”</w:t>
       </w:r>
     </w:p>
     <w:p>
@@ -5888,8 +6255,8 @@
         </w:pict>
       </w:r>
     </w:p>
-    <w:bookmarkEnd w:id="57"/>
-    <w:bookmarkStart w:id="58" w:name="mini-chequeo-2"/>
+    <w:bookmarkEnd w:id="71"/>
+    <w:bookmarkStart w:id="72" w:name="mini-chequeo-2"/>
     <w:p>
       <w:pPr>
         <w:pStyle w:val="Heading2"/>
@@ -6106,7 +6473,13 @@
         <w:t xml:space="preserve"> </w:t>
       </w:r>
       <w:r>
-        <w:t xml:space="preserve">“trocea”</w:t>
+        <w:t xml:space="preserve">“</w:t>
+      </w:r>
+      <w:r>
+        <w:t xml:space="preserve">trocea</w:t>
+      </w:r>
+      <w:r>
+        <w:t xml:space="preserve">”</w:t>
       </w:r>
       <w:r>
         <w:t xml:space="preserve"> </w:t>
@@ -6227,8 +6600,8 @@
         </w:pict>
       </w:r>
     </w:p>
-    <w:bookmarkEnd w:id="58"/>
-    <w:bookmarkStart w:id="59" w:name="resumen-en-3-frases-2"/>
+    <w:bookmarkEnd w:id="72"/>
+    <w:bookmarkStart w:id="73" w:name="resumen-en-3-frases-2"/>
     <w:p>
       <w:pPr>
         <w:pStyle w:val="Heading2"/>
@@ -6362,8 +6735,8 @@
         <w:t xml:space="preserve">en todos o no ha pasado nada.</w:t>
       </w:r>
     </w:p>
-    <w:bookmarkEnd w:id="59"/>
-    <w:bookmarkStart w:id="60" w:name="vocabulario-rápido-2"/>
+    <w:bookmarkEnd w:id="73"/>
+    <w:bookmarkStart w:id="74" w:name="vocabulario-rápido-2"/>
     <w:p>
       <w:pPr>
         <w:pStyle w:val="Heading2"/>
@@ -6376,6 +6749,7 @@
       <w:tblPr>
         <w:tblStyle w:val="Table"/>
         <w:tblW w:type="auto" w:w="0"/>
+        <w:jc w:val="left"/>
         <w:tblLook w:firstRow="1" w:lastRow="0" w:firstColumn="0" w:lastColumn="0" w:noHBand="0" w:noVBand="0" w:val="0020"/>
       </w:tblPr>
       <w:tblGrid>
@@ -6391,6 +6765,7 @@
           <w:p>
             <w:pPr>
               <w:pStyle w:val="Compact"/>
+              <w:jc w:val="left"/>
             </w:pPr>
             <w:r>
               <w:t xml:space="preserve">Término</w:t>
@@ -6402,6 +6777,7 @@
           <w:p>
             <w:pPr>
               <w:pStyle w:val="Compact"/>
+              <w:jc w:val="left"/>
             </w:pPr>
             <w:r>
               <w:t xml:space="preserve">Idea general</w:t>
@@ -6415,6 +6791,7 @@
           <w:p>
             <w:pPr>
               <w:pStyle w:val="Compact"/>
+              <w:jc w:val="left"/>
             </w:pPr>
             <w:r>
               <w:t xml:space="preserve">Port-channel</w:t>
@@ -6426,6 +6803,7 @@
           <w:p>
             <w:pPr>
               <w:pStyle w:val="Compact"/>
+              <w:jc w:val="left"/>
             </w:pPr>
             <w:r>
               <w:t xml:space="preserve">El enlace lógico agrupado</w:t>
@@ -6439,6 +6817,7 @@
           <w:p>
             <w:pPr>
               <w:pStyle w:val="Compact"/>
+              <w:jc w:val="left"/>
             </w:pPr>
             <w:r>
               <w:t xml:space="preserve">LACP / PAgP</w:t>
@@ -6450,6 +6829,7 @@
           <w:p>
             <w:pPr>
               <w:pStyle w:val="Compact"/>
+              <w:jc w:val="left"/>
             </w:pPr>
             <w:r>
               <w:t xml:space="preserve">Protocolos de negociación (estándar / Cisco)</w:t>
@@ -6463,6 +6843,7 @@
           <w:p>
             <w:pPr>
               <w:pStyle w:val="Compact"/>
+              <w:jc w:val="left"/>
             </w:pPr>
             <w:r>
               <w:t xml:space="preserve">Hash de balanceo</w:t>
@@ -6474,6 +6855,7 @@
           <w:p>
             <w:pPr>
               <w:pStyle w:val="Compact"/>
+              <w:jc w:val="left"/>
             </w:pPr>
             <w:r>
               <w:t xml:space="preserve">Cómo se reparten los flujos entre cables</w:t>
@@ -6487,6 +6869,7 @@
           <w:p>
             <w:pPr>
               <w:pStyle w:val="Compact"/>
+              <w:jc w:val="left"/>
             </w:pPr>
             <w:r>
               <w:t xml:space="preserve">SU / P</w:t>
@@ -6498,6 +6881,7 @@
           <w:p>
             <w:pPr>
               <w:pStyle w:val="Compact"/>
+              <w:jc w:val="left"/>
             </w:pPr>
             <w:r>
               <w:t xml:space="preserve">Estados de canal y miembros sanos</w:t>
@@ -6511,6 +6895,7 @@
           <w:p>
             <w:pPr>
               <w:pStyle w:val="Compact"/>
+              <w:jc w:val="left"/>
             </w:pPr>
             <w:r>
               <w:t xml:space="preserve">Member</w:t>
@@ -6522,6 +6907,7 @@
           <w:p>
             <w:pPr>
               <w:pStyle w:val="Compact"/>
+              <w:jc w:val="left"/>
             </w:pPr>
             <w:r>
               <w:t xml:space="preserve">Cada cable físico del grupo</w:t>
@@ -6547,7 +6933,7 @@
       <w:r>
         <w:t xml:space="preserve"> </w:t>
       </w:r>
-      <w:hyperlink r:id="rId36">
+      <w:hyperlink r:id="rId47">
         <w:r>
           <w:rPr>
             <w:rStyle w:val="Hyperlink"/>
@@ -6574,7 +6960,7 @@
       <w:r>
         <w:t xml:space="preserve"> </w:t>
       </w:r>
-      <w:hyperlink r:id="rId11">
+      <w:hyperlink r:id="rId22">
         <w:r>
           <w:rPr>
             <w:rStyle w:val="Hyperlink"/>
@@ -6601,7 +6987,7 @@
       <w:r>
         <w:t xml:space="preserve"> </w:t>
       </w:r>
-      <w:hyperlink r:id="rId13">
+      <w:hyperlink r:id="rId24">
         <w:r>
           <w:rPr>
             <w:rStyle w:val="Hyperlink"/>
@@ -6610,9 +6996,9 @@
         </w:r>
       </w:hyperlink>
     </w:p>
-    <w:bookmarkEnd w:id="60"/>
-    <w:bookmarkEnd w:id="61"/>
-    <w:bookmarkStart w:id="74" w:name="stacking-y-chassis-virtuales"/>
+    <w:bookmarkEnd w:id="74"/>
+    <w:bookmarkEnd w:id="75"/>
+    <w:bookmarkStart w:id="88" w:name="stacking-y-chassis-virtuales"/>
     <w:p>
       <w:pPr>
         <w:pStyle w:val="Heading1"/>
@@ -6676,7 +7062,7 @@
         </w:pict>
       </w:r>
     </w:p>
-    <w:bookmarkStart w:id="62" w:name="la-idea-en-una-frase-3"/>
+    <w:bookmarkStart w:id="76" w:name="la-idea-en-una-frase-3"/>
     <w:p>
       <w:pPr>
         <w:pStyle w:val="Heading2"/>
@@ -6716,8 +7102,8 @@
         </w:pict>
       </w:r>
     </w:p>
-    <w:bookmarkEnd w:id="62"/>
-    <w:bookmarkStart w:id="66" w:name="X6321f3e07e6727add977f938148f53dae095042"/>
+    <w:bookmarkEnd w:id="76"/>
+    <w:bookmarkStart w:id="80" w:name="X6321f3e07e6727add977f938148f53dae095042"/>
     <w:p>
       <w:pPr>
         <w:pStyle w:val="Heading2"/>
@@ -6729,7 +7115,13 @@
         <w:t xml:space="preserve"> </w:t>
       </w:r>
       <w:r>
-        <w:t xml:space="preserve">“dos switches paralelos”</w:t>
+        <w:t xml:space="preserve">“</w:t>
+      </w:r>
+      <w:r>
+        <w:t xml:space="preserve">dos switches paralelos</w:t>
+      </w:r>
+      <w:r>
+        <w:t xml:space="preserve">”</w:t>
       </w:r>
       <w:r>
         <w:t xml:space="preserve"> </w:t>
@@ -6836,7 +7228,13 @@
         <w:t xml:space="preserve"> </w:t>
       </w:r>
       <w:r>
-        <w:t xml:space="preserve">“un switch”</w:t>
+        <w:t xml:space="preserve">“</w:t>
+      </w:r>
+      <w:r>
+        <w:t xml:space="preserve">un switch</w:t>
+      </w:r>
+      <w:r>
+        <w:t xml:space="preserve">”</w:t>
       </w:r>
       <w:r>
         <w:t xml:space="preserve"> </w:t>
@@ -6854,12 +7252,12 @@
           <wp:inline>
             <wp:extent cx="5334000" cy="4908946"/>
             <wp:effectExtent b="0" l="0" r="0" t="0"/>
-            <wp:docPr descr="Anillo de stack: SW-1 master con SW-2 y SW-3 members unidos por enlaces de stack" title="" id="64" name="Picture"/>
+            <wp:docPr descr="Anillo de stack: SW-1 master con SW-2 y SW-3 members unidos por enlaces de stack" title="" id="78" name="Picture"/>
             <a:graphic>
               <a:graphicData uri="http://schemas.openxmlformats.org/drawingml/2006/picture">
                 <pic:pic>
                   <pic:nvPicPr>
-                    <pic:cNvPr descr="public/diagrams/u13-stacking.svg" id="65" name="Picture"/>
+                    <pic:cNvPr descr="public/diagrams/u13-stacking.svg" id="79" name="Picture"/>
                     <pic:cNvPicPr>
                       <a:picLocks noChangeArrowheads="1" noChangeAspect="1"/>
                     </pic:cNvPicPr>
@@ -6871,7 +7269,7 @@
                           <a14:useLocalDpi xmlns:a14="http://schemas.microsoft.com/office/drawing/2010/main" val="0"/>
                         </a:ext>
                         <a:ext uri="{96DAC541-7B7A-43D3-8B79-37D633B846F1}">
-                          <asvg:svgBlip xmlns:asvg="http://schemas.microsoft.com/office/drawing/2016/SVG/main" r:embed="rId63"/>
+                          <asvg:svgBlip xmlns:asvg="http://schemas.microsoft.com/office/drawing/2016/SVG/main" r:embed="rId77"/>
                         </a:ext>
                       </a:extLst>
                     </a:blip>
@@ -6916,8 +7314,8 @@
         </w:pict>
       </w:r>
     </w:p>
-    <w:bookmarkEnd w:id="66"/>
-    <w:bookmarkStart w:id="67" w:name="conceptos-del-stack"/>
+    <w:bookmarkEnd w:id="80"/>
+    <w:bookmarkStart w:id="81" w:name="conceptos-del-stack"/>
     <w:p>
       <w:pPr>
         <w:pStyle w:val="Heading2"/>
@@ -6930,6 +7328,7 @@
       <w:tblPr>
         <w:tblStyle w:val="Table"/>
         <w:tblW w:type="pct" w:w="5000"/>
+        <w:jc w:val="left"/>
         <w:tblLayout w:type="fixed"/>
         <w:tblLook w:firstRow="1" w:lastRow="0" w:firstColumn="0" w:lastColumn="0" w:noHBand="0" w:noVBand="0" w:val="0020"/>
       </w:tblPr>
@@ -6946,6 +7345,7 @@
           <w:p>
             <w:pPr>
               <w:pStyle w:val="Compact"/>
+              <w:jc w:val="left"/>
             </w:pPr>
             <w:r>
               <w:t xml:space="preserve">Concepto</w:t>
@@ -6957,6 +7357,7 @@
           <w:p>
             <w:pPr>
               <w:pStyle w:val="Compact"/>
+              <w:jc w:val="left"/>
             </w:pPr>
             <w:r>
               <w:t xml:space="preserve">Qué es</w:t>
@@ -6970,6 +7371,7 @@
           <w:p>
             <w:pPr>
               <w:pStyle w:val="Compact"/>
+              <w:jc w:val="left"/>
             </w:pPr>
             <w:r>
               <w:rPr>
@@ -6985,6 +7387,7 @@
           <w:p>
             <w:pPr>
               <w:pStyle w:val="Compact"/>
+              <w:jc w:val="left"/>
             </w:pPr>
             <w:r>
               <w:t xml:space="preserve">El cerebro: ejecuta el plano de control y la gestión (elección por prioridad + antigüedad)</w:t>
@@ -6998,6 +7401,7 @@
           <w:p>
             <w:pPr>
               <w:pStyle w:val="Compact"/>
+              <w:jc w:val="left"/>
             </w:pPr>
             <w:r>
               <w:rPr>
@@ -7013,6 +7417,7 @@
           <w:p>
             <w:pPr>
               <w:pStyle w:val="Compact"/>
+              <w:jc w:val="left"/>
             </w:pPr>
             <w:r>
               <w:t xml:space="preserve">Miembro controlado por el master (con sus propios puertos)</w:t>
@@ -7026,6 +7431,7 @@
           <w:p>
             <w:pPr>
               <w:pStyle w:val="Compact"/>
+              <w:jc w:val="left"/>
             </w:pPr>
             <w:r>
               <w:rPr>
@@ -7041,6 +7447,7 @@
           <w:p>
             <w:pPr>
               <w:pStyle w:val="Compact"/>
+              <w:jc w:val="left"/>
             </w:pPr>
             <w:r>
               <w:t xml:space="preserve">En algunos modelos, respaldo caliente del master</w:t>
@@ -7054,6 +7461,7 @@
           <w:p>
             <w:pPr>
               <w:pStyle w:val="Compact"/>
+              <w:jc w:val="left"/>
             </w:pPr>
             <w:r>
               <w:rPr>
@@ -7069,6 +7477,7 @@
           <w:p>
             <w:pPr>
               <w:pStyle w:val="Compact"/>
+              <w:jc w:val="left"/>
             </w:pPr>
             <w:r>
               <w:t xml:space="preserve">Los cables/buses dedicados que unen los miembros; en serio, forman un</w:t>
@@ -7092,6 +7501,7 @@
           <w:p>
             <w:pPr>
               <w:pStyle w:val="Compact"/>
+              <w:jc w:val="left"/>
             </w:pPr>
             <w:r>
               <w:rPr>
@@ -7107,6 +7517,7 @@
           <w:p>
             <w:pPr>
               <w:pStyle w:val="Compact"/>
+              <w:jc w:val="left"/>
             </w:pPr>
             <w:r>
               <w:t xml:space="preserve">Si un enlace de stack muere, el anillo cierra por el otro lado y el stack no se rompe</w:t>
@@ -7120,6 +7531,7 @@
           <w:p>
             <w:pPr>
               <w:pStyle w:val="Compact"/>
+              <w:jc w:val="left"/>
             </w:pPr>
             <w:r>
               <w:rPr>
@@ -7135,6 +7547,7 @@
           <w:p>
             <w:pPr>
               <w:pStyle w:val="Compact"/>
+              <w:jc w:val="left"/>
             </w:pPr>
             <w:r>
               <w:t xml:space="preserve">Implementaciones de la misma idea según fabricante</w:t>
@@ -7210,7 +7623,13 @@
         <w:t xml:space="preserve"> </w:t>
       </w:r>
       <w:r>
-        <w:t xml:space="preserve">“el que arrancó antes”</w:t>
+        <w:t xml:space="preserve">“</w:t>
+      </w:r>
+      <w:r>
+        <w:t xml:space="preserve">el que arrancó antes</w:t>
+      </w:r>
+      <w:r>
+        <w:t xml:space="preserve">”</w:t>
       </w:r>
       <w:r>
         <w:t xml:space="preserve">.</w:t>
@@ -7294,8 +7713,8 @@
         </w:pict>
       </w:r>
     </w:p>
-    <w:bookmarkEnd w:id="67"/>
-    <w:bookmarkStart w:id="68" w:name="X3397cc00db8d4ff0ce6e1d4d7edf4c4fd5f7e11"/>
+    <w:bookmarkEnd w:id="81"/>
+    <w:bookmarkStart w:id="82" w:name="X3397cc00db8d4ff0ce6e1d4d7edf4c4fd5f7e11"/>
     <w:p>
       <w:pPr>
         <w:pStyle w:val="Heading2"/>
@@ -7315,7 +7734,13 @@
         <w:t xml:space="preserve"> </w:t>
       </w:r>
       <w:r>
-        <w:t xml:space="preserve">“varias cajas, un cerebro”</w:t>
+        <w:t xml:space="preserve">“</w:t>
+      </w:r>
+      <w:r>
+        <w:t xml:space="preserve">varias cajas, un cerebro</w:t>
+      </w:r>
+      <w:r>
+        <w:t xml:space="preserve">”</w:t>
       </w:r>
       <w:r>
         <w:t xml:space="preserve"> </w:t>
@@ -7328,6 +7753,7 @@
       <w:tblPr>
         <w:tblStyle w:val="Table"/>
         <w:tblW w:type="pct" w:w="5000"/>
+        <w:jc w:val="left"/>
         <w:tblLayout w:type="fixed"/>
         <w:tblLook w:firstRow="1" w:lastRow="0" w:firstColumn="0" w:lastColumn="0" w:noHBand="0" w:noVBand="0" w:val="0020"/>
       </w:tblPr>
@@ -7345,6 +7771,7 @@
           <w:p>
             <w:pPr>
               <w:pStyle w:val="Compact"/>
+              <w:jc w:val="left"/>
             </w:pPr>
             <w:r>
               <w:t xml:space="preserve">Implementación</w:t>
@@ -7356,6 +7783,7 @@
           <w:p>
             <w:pPr>
               <w:pStyle w:val="Compact"/>
+              <w:jc w:val="left"/>
             </w:pPr>
             <w:r>
               <w:t xml:space="preserve">Fabricante</w:t>
@@ -7367,6 +7795,7 @@
           <w:p>
             <w:pPr>
               <w:pStyle w:val="Compact"/>
+              <w:jc w:val="left"/>
             </w:pPr>
             <w:r>
               <w:t xml:space="preserve">Qué une</w:t>
@@ -7380,6 +7809,7 @@
           <w:p>
             <w:pPr>
               <w:pStyle w:val="Compact"/>
+              <w:jc w:val="left"/>
             </w:pPr>
             <w:r>
               <w:rPr>
@@ -7401,6 +7831,7 @@
           <w:p>
             <w:pPr>
               <w:pStyle w:val="Compact"/>
+              <w:jc w:val="left"/>
             </w:pPr>
             <w:r>
               <w:t xml:space="preserve">Cisco (Catalyst acceso)</w:t>
@@ -7412,6 +7843,7 @@
           <w:p>
             <w:pPr>
               <w:pStyle w:val="Compact"/>
+              <w:jc w:val="left"/>
             </w:pPr>
             <w:r>
               <w:t xml:space="preserve">Switches apilables con cables/buses de stack</w:t>
@@ -7425,6 +7857,7 @@
           <w:p>
             <w:pPr>
               <w:pStyle w:val="Compact"/>
+              <w:jc w:val="left"/>
             </w:pPr>
             <w:r>
               <w:rPr>
@@ -7440,6 +7873,7 @@
           <w:p>
             <w:pPr>
               <w:pStyle w:val="Compact"/>
+              <w:jc w:val="left"/>
             </w:pPr>
             <w:r>
               <w:t xml:space="preserve">Cisco (núcleo)</w:t>
@@ -7451,6 +7885,7 @@
           <w:p>
             <w:pPr>
               <w:pStyle w:val="Compact"/>
+              <w:jc w:val="left"/>
             </w:pPr>
             <w:r>
               <w:t xml:space="preserve">Dos chasis grandes como uno lógico</w:t>
@@ -7464,6 +7899,7 @@
           <w:p>
             <w:pPr>
               <w:pStyle w:val="Compact"/>
+              <w:jc w:val="left"/>
             </w:pPr>
             <w:r>
               <w:rPr>
@@ -7479,6 +7915,7 @@
           <w:p>
             <w:pPr>
               <w:pStyle w:val="Compact"/>
+              <w:jc w:val="left"/>
             </w:pPr>
             <w:r>
               <w:t xml:space="preserve">Arista/Nexus, otros</w:t>
@@ -7490,6 +7927,7 @@
           <w:p>
             <w:pPr>
               <w:pStyle w:val="Compact"/>
+              <w:jc w:val="left"/>
             </w:pPr>
             <w:r>
               <w:t xml:space="preserve">Dos switches que parecen uno para los equipos conectados</w:t>
@@ -7503,6 +7941,7 @@
           <w:p>
             <w:pPr>
               <w:pStyle w:val="Compact"/>
+              <w:jc w:val="left"/>
             </w:pPr>
             <w:r>
               <w:rPr>
@@ -7518,6 +7957,7 @@
           <w:p>
             <w:pPr>
               <w:pStyle w:val="Compact"/>
+              <w:jc w:val="left"/>
             </w:pPr>
             <w:r>
               <w:t xml:space="preserve">HPE/H3C</w:t>
@@ -7529,6 +7969,7 @@
           <w:p>
             <w:pPr>
               <w:pStyle w:val="Compact"/>
+              <w:jc w:val="left"/>
             </w:pPr>
             <w:r>
               <w:t xml:space="preserve">Sabor propio de stacking</w:t>
@@ -7548,7 +7989,13 @@
         <w:t xml:space="preserve"> </w:t>
       </w:r>
       <w:r>
-        <w:t xml:space="preserve">“real”</w:t>
+        <w:t xml:space="preserve">“</w:t>
+      </w:r>
+      <w:r>
+        <w:t xml:space="preserve">real</w:t>
+      </w:r>
+      <w:r>
+        <w:t xml:space="preserve">”</w:t>
       </w:r>
       <w:r>
         <w:t xml:space="preserve"> </w:t>
@@ -7593,8 +8040,8 @@
         </w:pict>
       </w:r>
     </w:p>
-    <w:bookmarkEnd w:id="68"/>
-    <w:bookmarkStart w:id="69" w:name="X0842bad2b1f9f43e0c1a6ad5beec58de5496d75"/>
+    <w:bookmarkEnd w:id="82"/>
+    <w:bookmarkStart w:id="83" w:name="X0842bad2b1f9f43e0c1a6ad5beec58de5496d75"/>
     <w:p>
       <w:pPr>
         <w:pStyle w:val="Heading2"/>
@@ -7627,6 +8074,7 @@
       <w:tblPr>
         <w:tblStyle w:val="Table"/>
         <w:tblW w:type="pct" w:w="5000"/>
+        <w:jc w:val="left"/>
         <w:tblLayout w:type="fixed"/>
         <w:tblLook w:firstRow="1" w:lastRow="0" w:firstColumn="0" w:lastColumn="0" w:noHBand="0" w:noVBand="0" w:val="0020"/>
       </w:tblPr>
@@ -7643,6 +8091,7 @@
           <w:p>
             <w:pPr>
               <w:pStyle w:val="Compact"/>
+              <w:jc w:val="left"/>
             </w:pPr>
             <w:r>
               <w:t xml:space="preserve">Comando</w:t>
@@ -7654,6 +8103,7 @@
           <w:p>
             <w:pPr>
               <w:pStyle w:val="Compact"/>
+              <w:jc w:val="left"/>
             </w:pPr>
             <w:r>
               <w:t xml:space="preserve">Qué te cuenta</w:t>
@@ -7667,6 +8117,7 @@
           <w:p>
             <w:pPr>
               <w:pStyle w:val="Compact"/>
+              <w:jc w:val="left"/>
             </w:pPr>
             <w:r>
               <w:rPr>
@@ -7681,6 +8132,7 @@
           <w:p>
             <w:pPr>
               <w:pStyle w:val="Compact"/>
+              <w:jc w:val="left"/>
             </w:pPr>
             <w:r>
               <w:t xml:space="preserve">Miembros, roles (Master/Member/Standby), prioridades, estado</w:t>
@@ -7694,6 +8146,7 @@
           <w:p>
             <w:pPr>
               <w:pStyle w:val="Compact"/>
+              <w:jc w:val="left"/>
             </w:pPr>
             <w:r>
               <w:rPr>
@@ -7708,6 +8161,7 @@
           <w:p>
             <w:pPr>
               <w:pStyle w:val="Compact"/>
+              <w:jc w:val="left"/>
             </w:pPr>
             <w:r>
               <w:t xml:space="preserve">Estado de los enlaces de stack</w:t>
@@ -7721,6 +8175,7 @@
           <w:p>
             <w:pPr>
               <w:pStyle w:val="Compact"/>
+              <w:jc w:val="left"/>
             </w:pPr>
             <w:r>
               <w:rPr>
@@ -7735,6 +8190,7 @@
           <w:p>
             <w:pPr>
               <w:pStyle w:val="Compact"/>
+              <w:jc w:val="left"/>
             </w:pPr>
             <w:r>
               <w:t xml:space="preserve">Tráfico por el anillo</w:t>
@@ -7748,6 +8204,7 @@
           <w:p>
             <w:pPr>
               <w:pStyle w:val="Compact"/>
+              <w:jc w:val="left"/>
             </w:pPr>
             <w:r>
               <w:rPr>
@@ -7762,6 +8219,7 @@
           <w:p>
             <w:pPr>
               <w:pStyle w:val="Compact"/>
+              <w:jc w:val="left"/>
             </w:pPr>
             <w:r>
               <w:t xml:space="preserve">Modelo de cada miembro y versión del stack</w:t>
@@ -7815,8 +8273,8 @@
         </w:pict>
       </w:r>
     </w:p>
-    <w:bookmarkEnd w:id="69"/>
-    <w:bookmarkStart w:id="70" w:name="X332429e1be0178ab09e27ab9512ebf3ca2bdf4e"/>
+    <w:bookmarkEnd w:id="83"/>
+    <w:bookmarkStart w:id="84" w:name="X332429e1be0178ab09e27ab9512ebf3ca2bdf4e"/>
     <w:p>
       <w:pPr>
         <w:pStyle w:val="Heading2"/>
@@ -7828,7 +8286,13 @@
         <w:t xml:space="preserve"> </w:t>
       </w:r>
       <w:r>
-        <w:t xml:space="preserve">“Tenemos dos switches en paralelo, somos redundantes”</w:t>
+        <w:t xml:space="preserve">“</w:t>
+      </w:r>
+      <w:r>
+        <w:t xml:space="preserve">Tenemos dos switches en paralelo, somos redundantes</w:t>
+      </w:r>
+      <w:r>
+        <w:t xml:space="preserve">”</w:t>
       </w:r>
     </w:p>
     <w:p>
@@ -7888,7 +8352,13 @@
         <w:t xml:space="preserve"> </w:t>
       </w:r>
       <w:r>
-        <w:t xml:space="preserve">“compré dos y los apilé en el rack”</w:t>
+        <w:t xml:space="preserve">“</w:t>
+      </w:r>
+      <w:r>
+        <w:t xml:space="preserve">compré dos y los apilé en el rack</w:t>
+      </w:r>
+      <w:r>
+        <w:t xml:space="preserve">”</w:t>
       </w:r>
       <w:r>
         <w:t xml:space="preserve"> </w:t>
@@ -7935,8 +8405,8 @@
         </w:pict>
       </w:r>
     </w:p>
-    <w:bookmarkEnd w:id="70"/>
-    <w:bookmarkStart w:id="71" w:name="mini-chequeo-3"/>
+    <w:bookmarkEnd w:id="84"/>
+    <w:bookmarkStart w:id="85" w:name="mini-chequeo-3"/>
     <w:p>
       <w:pPr>
         <w:pStyle w:val="Heading2"/>
@@ -8133,8 +8603,8 @@
         </w:pict>
       </w:r>
     </w:p>
-    <w:bookmarkEnd w:id="71"/>
-    <w:bookmarkStart w:id="72" w:name="resumen-en-3-frases-3"/>
+    <w:bookmarkEnd w:id="85"/>
+    <w:bookmarkStart w:id="86" w:name="resumen-en-3-frases-3"/>
     <w:p>
       <w:pPr>
         <w:pStyle w:val="Heading2"/>
@@ -8208,8 +8678,8 @@
         <w:t xml:space="preserve">Stack + EtherChannel repartido + HSRP es la receta clásica del núcleo tolerante a fallos.</w:t>
       </w:r>
     </w:p>
-    <w:bookmarkEnd w:id="72"/>
-    <w:bookmarkStart w:id="73" w:name="vocabulario-rápido-3"/>
+    <w:bookmarkEnd w:id="86"/>
+    <w:bookmarkStart w:id="87" w:name="vocabulario-rápido-3"/>
     <w:p>
       <w:pPr>
         <w:pStyle w:val="Heading2"/>
@@ -8222,6 +8692,7 @@
       <w:tblPr>
         <w:tblStyle w:val="Table"/>
         <w:tblW w:type="auto" w:w="0"/>
+        <w:jc w:val="left"/>
         <w:tblLook w:firstRow="1" w:lastRow="0" w:firstColumn="0" w:lastColumn="0" w:noHBand="0" w:noVBand="0" w:val="0020"/>
       </w:tblPr>
       <w:tblGrid>
@@ -8237,6 +8708,7 @@
           <w:p>
             <w:pPr>
               <w:pStyle w:val="Compact"/>
+              <w:jc w:val="left"/>
             </w:pPr>
             <w:r>
               <w:t xml:space="preserve">Término</w:t>
@@ -8248,6 +8720,7 @@
           <w:p>
             <w:pPr>
               <w:pStyle w:val="Compact"/>
+              <w:jc w:val="left"/>
             </w:pPr>
             <w:r>
               <w:t xml:space="preserve">Idea general</w:t>
@@ -8261,6 +8734,7 @@
           <w:p>
             <w:pPr>
               <w:pStyle w:val="Compact"/>
+              <w:jc w:val="left"/>
             </w:pPr>
             <w:r>
               <w:t xml:space="preserve">Master / Member</w:t>
@@ -8272,6 +8746,7 @@
           <w:p>
             <w:pPr>
               <w:pStyle w:val="Compact"/>
+              <w:jc w:val="left"/>
             </w:pPr>
             <w:r>
               <w:t xml:space="preserve">Cerebro del stack / miembros controlados</w:t>
@@ -8285,6 +8760,7 @@
           <w:p>
             <w:pPr>
               <w:pStyle w:val="Compact"/>
+              <w:jc w:val="left"/>
             </w:pPr>
             <w:r>
               <w:t xml:space="preserve">Enlace de stack</w:t>
@@ -8296,6 +8772,7 @@
           <w:p>
             <w:pPr>
               <w:pStyle w:val="Compact"/>
+              <w:jc w:val="left"/>
             </w:pPr>
             <w:r>
               <w:t xml:space="preserve">Cable/bús dedicado entre miembros</w:t>
@@ -8309,6 +8786,7 @@
           <w:p>
             <w:pPr>
               <w:pStyle w:val="Compact"/>
+              <w:jc w:val="left"/>
             </w:pPr>
             <w:r>
               <w:t xml:space="preserve">Anillo</w:t>
@@ -8320,6 +8798,7 @@
           <w:p>
             <w:pPr>
               <w:pStyle w:val="Compact"/>
+              <w:jc w:val="left"/>
             </w:pPr>
             <w:r>
               <w:t xml:space="preserve">Cableado de stack que sobrevive a un enlace roto</w:t>
@@ -8333,6 +8812,7 @@
           <w:p>
             <w:pPr>
               <w:pStyle w:val="Compact"/>
+              <w:jc w:val="left"/>
             </w:pPr>
             <w:r>
               <w:t xml:space="preserve">VSS / MLAG</w:t>
@@ -8344,6 +8824,7 @@
           <w:p>
             <w:pPr>
               <w:pStyle w:val="Compact"/>
+              <w:jc w:val="left"/>
             </w:pPr>
             <w:r>
               <w:t xml:space="preserve">Sabores de</w:t>
@@ -8352,7 +8833,13 @@
               <w:t xml:space="preserve"> </w:t>
             </w:r>
             <w:r>
-              <w:t xml:space="preserve">“varias cajas, un switch lógico”</w:t>
+              <w:t xml:space="preserve">“</w:t>
+            </w:r>
+            <w:r>
+              <w:t xml:space="preserve">varias cajas, un switch lógico</w:t>
+            </w:r>
+            <w:r>
+              <w:t xml:space="preserve">”</w:t>
             </w:r>
           </w:p>
         </w:tc>
@@ -8363,6 +8850,7 @@
           <w:p>
             <w:pPr>
               <w:pStyle w:val="Compact"/>
+              <w:jc w:val="left"/>
             </w:pPr>
             <w:r>
               <w:t xml:space="preserve">Provisioning</w:t>
@@ -8374,6 +8862,7 @@
           <w:p>
             <w:pPr>
               <w:pStyle w:val="Compact"/>
+              <w:jc w:val="left"/>
             </w:pPr>
             <w:r>
               <w:t xml:space="preserve">Dar de alta un miembro con config anticipada</w:t>
@@ -8399,7 +8888,7 @@
       <w:r>
         <w:t xml:space="preserve"> </w:t>
       </w:r>
-      <w:hyperlink r:id="rId36">
+      <w:hyperlink r:id="rId47">
         <w:r>
           <w:rPr>
             <w:rStyle w:val="Hyperlink"/>
@@ -8426,7 +8915,7 @@
       <w:r>
         <w:t xml:space="preserve"> </w:t>
       </w:r>
-      <w:hyperlink r:id="rId12">
+      <w:hyperlink r:id="rId23">
         <w:r>
           <w:rPr>
             <w:rStyle w:val="Hyperlink"/>
@@ -8453,7 +8942,7 @@
       <w:r>
         <w:t xml:space="preserve"> </w:t>
       </w:r>
-      <w:hyperlink r:id="rId14">
+      <w:hyperlink r:id="rId25">
         <w:r>
           <w:rPr>
             <w:rStyle w:val="Hyperlink"/>
@@ -8462,9 +8951,9 @@
         </w:r>
       </w:hyperlink>
     </w:p>
-    <w:bookmarkEnd w:id="73"/>
-    <w:bookmarkEnd w:id="74"/>
-    <w:bookmarkStart w:id="87" w:name="fhrp-el-gateway-redundante"/>
+    <w:bookmarkEnd w:id="87"/>
+    <w:bookmarkEnd w:id="88"/>
+    <w:bookmarkStart w:id="101" w:name="fhrp-el-gateway-redundante"/>
     <w:p>
       <w:pPr>
         <w:pStyle w:val="Heading1"/>
@@ -8528,7 +9017,7 @@
         </w:pict>
       </w:r>
     </w:p>
-    <w:bookmarkStart w:id="75" w:name="la-idea-en-una-frase-4"/>
+    <w:bookmarkStart w:id="89" w:name="la-idea-en-una-frase-4"/>
     <w:p>
       <w:pPr>
         <w:pStyle w:val="Heading2"/>
@@ -8594,8 +9083,8 @@
         </w:pict>
       </w:r>
     </w:p>
-    <w:bookmarkEnd w:id="75"/>
-    <w:bookmarkStart w:id="76" w:name="el-problema-el-gateway-es-un-spof"/>
+    <w:bookmarkEnd w:id="89"/>
+    <w:bookmarkStart w:id="90" w:name="el-problema-el-gateway-es-un-spof"/>
     <w:p>
       <w:pPr>
         <w:pStyle w:val="Heading2"/>
@@ -8693,8 +9182,8 @@
         </w:pict>
       </w:r>
     </w:p>
-    <w:bookmarkEnd w:id="76"/>
-    <w:bookmarkStart w:id="80" w:name="el-truco-ip-virtual-mac-virtual"/>
+    <w:bookmarkEnd w:id="90"/>
+    <w:bookmarkStart w:id="94" w:name="el-truco-ip-virtual-mac-virtual"/>
     <w:p>
       <w:pPr>
         <w:pStyle w:val="Heading2"/>
@@ -8712,12 +9201,12 @@
           <wp:inline>
             <wp:extent cx="5334000" cy="5477676"/>
             <wp:effectExtent b="0" l="0" r="0" t="0"/>
-            <wp:docPr descr="Clientes con gateway 192.168.1.1 → IP virtual compartida por R1 activo (.2) y R2 respaldo (.3)" title="" id="78" name="Picture"/>
+            <wp:docPr descr="Clientes con gateway 192.168.1.1 → IP virtual compartida por R1 activo (.2) y R2 respaldo (.3)" title="" id="92" name="Picture"/>
             <a:graphic>
               <a:graphicData uri="http://schemas.openxmlformats.org/drawingml/2006/picture">
                 <pic:pic>
                   <pic:nvPicPr>
-                    <pic:cNvPr descr="public/diagrams/u13-fhrp.svg" id="79" name="Picture"/>
+                    <pic:cNvPr descr="public/diagrams/u13-fhrp.svg" id="93" name="Picture"/>
                     <pic:cNvPicPr>
                       <a:picLocks noChangeArrowheads="1" noChangeAspect="1"/>
                     </pic:cNvPicPr>
@@ -8729,7 +9218,7 @@
                           <a14:useLocalDpi xmlns:a14="http://schemas.microsoft.com/office/drawing/2010/main" val="0"/>
                         </a:ext>
                         <a:ext uri="{96DAC541-7B7A-43D3-8B79-37D633B846F1}">
-                          <asvg:svgBlip xmlns:asvg="http://schemas.microsoft.com/office/drawing/2016/SVG/main" r:embed="rId77"/>
+                          <asvg:svgBlip xmlns:asvg="http://schemas.microsoft.com/office/drawing/2016/SVG/main" r:embed="rId91"/>
                         </a:ext>
                       </a:extLst>
                     </a:blip>
@@ -8851,7 +9340,13 @@
         <w:t xml:space="preserve"> </w:t>
       </w:r>
       <w:r>
-        <w:t xml:space="preserve">“vive”</w:t>
+        <w:t xml:space="preserve">“</w:t>
+      </w:r>
+      <w:r>
+        <w:t xml:space="preserve">vive</w:t>
+      </w:r>
+      <w:r>
+        <w:t xml:space="preserve">”</w:t>
       </w:r>
       <w:r>
         <w:t xml:space="preserve"> </w:t>
@@ -8912,8 +9407,8 @@
         </w:pict>
       </w:r>
     </w:p>
-    <w:bookmarkEnd w:id="80"/>
-    <w:bookmarkStart w:id="81" w:name="los-tres-fhrp-que-debes-conocer"/>
+    <w:bookmarkEnd w:id="94"/>
+    <w:bookmarkStart w:id="95" w:name="los-tres-fhrp-que-debes-conocer"/>
     <w:p>
       <w:pPr>
         <w:pStyle w:val="Heading2"/>
@@ -8926,6 +9421,7 @@
       <w:tblPr>
         <w:tblStyle w:val="Table"/>
         <w:tblW w:type="pct" w:w="5000"/>
+        <w:jc w:val="left"/>
         <w:tblLayout w:type="fixed"/>
         <w:tblLook w:firstRow="1" w:lastRow="0" w:firstColumn="0" w:lastColumn="0" w:noHBand="0" w:noVBand="0" w:val="0020"/>
       </w:tblPr>
@@ -8944,6 +9440,7 @@
           <w:p>
             <w:pPr>
               <w:pStyle w:val="Compact"/>
+              <w:jc w:val="left"/>
             </w:pPr>
             <w:r>
               <w:t xml:space="preserve">Protocolo</w:t>
@@ -8955,6 +9452,7 @@
           <w:p>
             <w:pPr>
               <w:pStyle w:val="Compact"/>
+              <w:jc w:val="left"/>
             </w:pPr>
             <w:r>
               <w:t xml:space="preserve">Origen</w:t>
@@ -8966,6 +9464,7 @@
           <w:p>
             <w:pPr>
               <w:pStyle w:val="Compact"/>
+              <w:jc w:val="left"/>
             </w:pPr>
             <w:r>
               <w:t xml:space="preserve">Términos</w:t>
@@ -8977,6 +9476,7 @@
           <w:p>
             <w:pPr>
               <w:pStyle w:val="Compact"/>
+              <w:jc w:val="left"/>
             </w:pPr>
             <w:r>
               <w:t xml:space="preserve">Detalle</w:t>
@@ -8990,6 +9490,7 @@
           <w:p>
             <w:pPr>
               <w:pStyle w:val="Compact"/>
+              <w:jc w:val="left"/>
             </w:pPr>
             <w:r>
               <w:rPr>
@@ -9005,6 +9506,7 @@
           <w:p>
             <w:pPr>
               <w:pStyle w:val="Compact"/>
+              <w:jc w:val="left"/>
             </w:pPr>
             <w:r>
               <w:t xml:space="preserve">Cisco</w:t>
@@ -9016,6 +9518,7 @@
           <w:p>
             <w:pPr>
               <w:pStyle w:val="Compact"/>
+              <w:jc w:val="left"/>
             </w:pPr>
             <w:r>
               <w:t xml:space="preserve">Activo/Standby</w:t>
@@ -9027,6 +9530,7 @@
           <w:p>
             <w:pPr>
               <w:pStyle w:val="Compact"/>
+              <w:jc w:val="left"/>
             </w:pPr>
             <w:r>
               <w:t xml:space="preserve">El clásico; multi-grupo, prioridades, preempt</w:t>
@@ -9040,6 +9544,7 @@
           <w:p>
             <w:pPr>
               <w:pStyle w:val="Compact"/>
+              <w:jc w:val="left"/>
             </w:pPr>
             <w:r>
               <w:rPr>
@@ -9055,6 +9560,7 @@
           <w:p>
             <w:pPr>
               <w:pStyle w:val="Compact"/>
+              <w:jc w:val="left"/>
             </w:pPr>
             <w:r>
               <w:t xml:space="preserve">Estándar (RFC)</w:t>
@@ -9066,6 +9572,7 @@
           <w:p>
             <w:pPr>
               <w:pStyle w:val="Compact"/>
+              <w:jc w:val="left"/>
             </w:pPr>
             <w:r>
               <w:t xml:space="preserve">Master/Backup</w:t>
@@ -9077,6 +9584,7 @@
           <w:p>
             <w:pPr>
               <w:pStyle w:val="Compact"/>
+              <w:jc w:val="left"/>
             </w:pPr>
             <w:r>
               <w:t xml:space="preserve">Puede usar la IP real del router como virtual</w:t>
@@ -9090,6 +9598,7 @@
           <w:p>
             <w:pPr>
               <w:pStyle w:val="Compact"/>
+              <w:jc w:val="left"/>
             </w:pPr>
             <w:r>
               <w:rPr>
@@ -9105,6 +9614,7 @@
           <w:p>
             <w:pPr>
               <w:pStyle w:val="Compact"/>
+              <w:jc w:val="left"/>
             </w:pPr>
             <w:r>
               <w:t xml:space="preserve">Cisco</w:t>
@@ -9116,6 +9626,7 @@
           <w:p>
             <w:pPr>
               <w:pStyle w:val="Compact"/>
+              <w:jc w:val="left"/>
             </w:pPr>
             <w:r>
               <w:t xml:space="preserve">AVG/AVF</w:t>
@@ -9127,6 +9638,7 @@
           <w:p>
             <w:pPr>
               <w:pStyle w:val="Compact"/>
+              <w:jc w:val="left"/>
             </w:pPr>
             <w:r>
               <w:t xml:space="preserve">Balancea: varios routers atienden tráfico a la vez</w:t>
@@ -9234,7 +9746,13 @@
         <w:t xml:space="preserve"> </w:t>
       </w:r>
       <w:r>
-        <w:t xml:space="preserve">“hola”</w:t>
+        <w:t xml:space="preserve">“</w:t>
+      </w:r>
+      <w:r>
+        <w:t xml:space="preserve">hola</w:t>
+      </w:r>
+      <w:r>
+        <w:t xml:space="preserve">”</w:t>
       </w:r>
       <w:r>
         <w:t xml:space="preserve"> </w:t>
@@ -9260,8 +9778,8 @@
         </w:pict>
       </w:r>
     </w:p>
-    <w:bookmarkEnd w:id="81"/>
-    <w:bookmarkStart w:id="82" w:name="X4fd6f6802c8dde050a14aab1e58b0218691b420"/>
+    <w:bookmarkEnd w:id="95"/>
+    <w:bookmarkStart w:id="96" w:name="X4fd6f6802c8dde050a14aab1e58b0218691b420"/>
     <w:p>
       <w:pPr>
         <w:pStyle w:val="Heading2"/>
@@ -9393,8 +9911,8 @@
         </w:pict>
       </w:r>
     </w:p>
-    <w:bookmarkEnd w:id="82"/>
-    <w:bookmarkStart w:id="83" w:name="verificación-1"/>
+    <w:bookmarkEnd w:id="96"/>
+    <w:bookmarkStart w:id="97" w:name="verificación-1"/>
     <w:p>
       <w:pPr>
         <w:pStyle w:val="Heading2"/>
@@ -9407,6 +9925,7 @@
       <w:tblPr>
         <w:tblStyle w:val="Table"/>
         <w:tblW w:type="pct" w:w="5000"/>
+        <w:jc w:val="left"/>
         <w:tblLayout w:type="fixed"/>
         <w:tblLook w:firstRow="1" w:lastRow="0" w:firstColumn="0" w:lastColumn="0" w:noHBand="0" w:noVBand="0" w:val="0020"/>
       </w:tblPr>
@@ -9423,6 +9942,7 @@
           <w:p>
             <w:pPr>
               <w:pStyle w:val="Compact"/>
+              <w:jc w:val="left"/>
             </w:pPr>
             <w:r>
               <w:t xml:space="preserve">Comando</w:t>
@@ -9434,6 +9954,7 @@
           <w:p>
             <w:pPr>
               <w:pStyle w:val="Compact"/>
+              <w:jc w:val="left"/>
             </w:pPr>
             <w:r>
               <w:t xml:space="preserve">Qué te cuenta</w:t>
@@ -9447,6 +9968,7 @@
           <w:p>
             <w:pPr>
               <w:pStyle w:val="Compact"/>
+              <w:jc w:val="left"/>
             </w:pPr>
             <w:r>
               <w:rPr>
@@ -9461,6 +9983,7 @@
           <w:p>
             <w:pPr>
               <w:pStyle w:val="Compact"/>
+              <w:jc w:val="left"/>
             </w:pPr>
             <w:r>
               <w:t xml:space="preserve">Grupos, IP virtual, quién es Active y quién Standby, prioridades</w:t>
@@ -9474,6 +9997,7 @@
           <w:p>
             <w:pPr>
               <w:pStyle w:val="Compact"/>
+              <w:jc w:val="left"/>
             </w:pPr>
             <w:r>
               <w:rPr>
@@ -9488,6 +10012,7 @@
           <w:p>
             <w:pPr>
               <w:pStyle w:val="Compact"/>
+              <w:jc w:val="left"/>
             </w:pPr>
             <w:r>
               <w:t xml:space="preserve">Detalle: temporizadores, preempt, MAC virtual</w:t>
@@ -9501,6 +10026,7 @@
           <w:p>
             <w:pPr>
               <w:pStyle w:val="Compact"/>
+              <w:jc w:val="left"/>
             </w:pPr>
             <w:r>
               <w:rPr>
@@ -9515,6 +10041,7 @@
           <w:p>
             <w:pPr>
               <w:pStyle w:val="Compact"/>
+              <w:jc w:val="left"/>
             </w:pPr>
             <w:r>
               <w:t xml:space="preserve">El diálogo de hellos y transiciones (con cuidado)</w:t>
@@ -9621,8 +10148,8 @@
         </w:pict>
       </w:r>
     </w:p>
-    <w:bookmarkEnd w:id="83"/>
-    <w:bookmarkStart w:id="84" w:name="mini-chequeo-4"/>
+    <w:bookmarkEnd w:id="97"/>
+    <w:bookmarkStart w:id="98" w:name="mini-chequeo-4"/>
     <w:p>
       <w:pPr>
         <w:pStyle w:val="Heading2"/>
@@ -9646,7 +10173,13 @@
         <w:t xml:space="preserve"> </w:t>
       </w:r>
       <w:r>
-        <w:t xml:space="preserve">“a mano”</w:t>
+        <w:t xml:space="preserve">“</w:t>
+      </w:r>
+      <w:r>
+        <w:t xml:space="preserve">a mano</w:t>
+      </w:r>
+      <w:r>
+        <w:t xml:space="preserve">”</w:t>
       </w:r>
       <w:r>
         <w:t xml:space="preserve"> </w:t>
@@ -9812,8 +10345,8 @@
         </w:pict>
       </w:r>
     </w:p>
-    <w:bookmarkEnd w:id="84"/>
-    <w:bookmarkStart w:id="85" w:name="resumen-en-3-frases-4"/>
+    <w:bookmarkEnd w:id="98"/>
+    <w:bookmarkStart w:id="99" w:name="resumen-en-3-frases-4"/>
     <w:p>
       <w:pPr>
         <w:pStyle w:val="Heading2"/>
@@ -9963,8 +10496,8 @@
         <w:t xml:space="preserve">es tu termómetro.</w:t>
       </w:r>
     </w:p>
-    <w:bookmarkEnd w:id="85"/>
-    <w:bookmarkStart w:id="86" w:name="vocabulario-rápido-4"/>
+    <w:bookmarkEnd w:id="99"/>
+    <w:bookmarkStart w:id="100" w:name="vocabulario-rápido-4"/>
     <w:p>
       <w:pPr>
         <w:pStyle w:val="Heading2"/>
@@ -9977,6 +10510,7 @@
       <w:tblPr>
         <w:tblStyle w:val="Table"/>
         <w:tblW w:type="auto" w:w="0"/>
+        <w:jc w:val="left"/>
         <w:tblLook w:firstRow="1" w:lastRow="0" w:firstColumn="0" w:lastColumn="0" w:noHBand="0" w:noVBand="0" w:val="0020"/>
       </w:tblPr>
       <w:tblGrid>
@@ -9992,6 +10526,7 @@
           <w:p>
             <w:pPr>
               <w:pStyle w:val="Compact"/>
+              <w:jc w:val="left"/>
             </w:pPr>
             <w:r>
               <w:t xml:space="preserve">Término</w:t>
@@ -10003,6 +10538,7 @@
           <w:p>
             <w:pPr>
               <w:pStyle w:val="Compact"/>
+              <w:jc w:val="left"/>
             </w:pPr>
             <w:r>
               <w:t xml:space="preserve">Idea general</w:t>
@@ -10016,6 +10552,7 @@
           <w:p>
             <w:pPr>
               <w:pStyle w:val="Compact"/>
+              <w:jc w:val="left"/>
             </w:pPr>
             <w:r>
               <w:t xml:space="preserve">IP virtual</w:t>
@@ -10027,6 +10564,7 @@
           <w:p>
             <w:pPr>
               <w:pStyle w:val="Compact"/>
+              <w:jc w:val="left"/>
             </w:pPr>
             <w:r>
               <w:t xml:space="preserve">La</w:t>
@@ -10035,7 +10573,13 @@
               <w:t xml:space="preserve"> </w:t>
             </w:r>
             <w:r>
-              <w:t xml:space="preserve">“IP del gateway”</w:t>
+              <w:t xml:space="preserve">“</w:t>
+            </w:r>
+            <w:r>
+              <w:t xml:space="preserve">IP del gateway</w:t>
+            </w:r>
+            <w:r>
+              <w:t xml:space="preserve">”</w:t>
             </w:r>
             <w:r>
               <w:t xml:space="preserve"> </w:t>
@@ -10052,6 +10596,7 @@
           <w:p>
             <w:pPr>
               <w:pStyle w:val="Compact"/>
+              <w:jc w:val="left"/>
             </w:pPr>
             <w:r>
               <w:t xml:space="preserve">MAC virtual</w:t>
@@ -10063,6 +10608,7 @@
           <w:p>
             <w:pPr>
               <w:pStyle w:val="Compact"/>
+              <w:jc w:val="left"/>
             </w:pPr>
             <w:r>
               <w:t xml:space="preserve">Dirección de capa 2 estable durante la conmutación</w:t>
@@ -10076,6 +10622,7 @@
           <w:p>
             <w:pPr>
               <w:pStyle w:val="Compact"/>
+              <w:jc w:val="left"/>
             </w:pPr>
             <w:r>
               <w:t xml:space="preserve">Active/Standby</w:t>
@@ -10087,6 +10634,7 @@
           <w:p>
             <w:pPr>
               <w:pStyle w:val="Compact"/>
+              <w:jc w:val="left"/>
             </w:pPr>
             <w:r>
               <w:t xml:space="preserve">Roles HSRP (Master/Backup en VRRP)</w:t>
@@ -10100,6 +10648,7 @@
           <w:p>
             <w:pPr>
               <w:pStyle w:val="Compact"/>
+              <w:jc w:val="left"/>
             </w:pPr>
             <w:r>
               <w:t xml:space="preserve">Preempt</w:t>
@@ -10111,6 +10660,7 @@
           <w:p>
             <w:pPr>
               <w:pStyle w:val="Compact"/>
+              <w:jc w:val="left"/>
             </w:pPr>
             <w:r>
               <w:t xml:space="preserve">Recuperación del rol al volver el mejor</w:t>
@@ -10124,6 +10674,7 @@
           <w:p>
             <w:pPr>
               <w:pStyle w:val="Compact"/>
+              <w:jc w:val="left"/>
             </w:pPr>
             <w:r>
               <w:t xml:space="preserve">Gratuitous ARP</w:t>
@@ -10135,6 +10686,7 @@
           <w:p>
             <w:pPr>
               <w:pStyle w:val="Compact"/>
+              <w:jc w:val="left"/>
             </w:pPr>
             <w:r>
               <w:t xml:space="preserve">Anuncio para refrescar tablas ARP al conmutar</w:t>
@@ -10160,7 +10712,7 @@
       <w:r>
         <w:t xml:space="preserve"> </w:t>
       </w:r>
-      <w:hyperlink r:id="rId36">
+      <w:hyperlink r:id="rId47">
         <w:r>
           <w:rPr>
             <w:rStyle w:val="Hyperlink"/>
@@ -10187,7 +10739,7 @@
       <w:r>
         <w:t xml:space="preserve"> </w:t>
       </w:r>
-      <w:hyperlink r:id="rId13">
+      <w:hyperlink r:id="rId24">
         <w:r>
           <w:rPr>
             <w:rStyle w:val="Hyperlink"/>
@@ -10214,7 +10766,7 @@
       <w:r>
         <w:t xml:space="preserve"> </w:t>
       </w:r>
-      <w:hyperlink r:id="rId15">
+      <w:hyperlink r:id="rId26">
         <w:r>
           <w:rPr>
             <w:rStyle w:val="Hyperlink"/>
@@ -10223,9 +10775,9 @@
         </w:r>
       </w:hyperlink>
     </w:p>
-    <w:bookmarkEnd w:id="86"/>
-    <w:bookmarkEnd w:id="87"/>
-    <w:bookmarkStart w:id="99" w:name="hsrp-en-cisco"/>
+    <w:bookmarkEnd w:id="100"/>
+    <w:bookmarkEnd w:id="101"/>
+    <w:bookmarkStart w:id="115" w:name="hsrp-en-cisco"/>
     <w:p>
       <w:pPr>
         <w:pStyle w:val="Heading1"/>
@@ -10289,7 +10841,7 @@
         </w:pict>
       </w:r>
     </w:p>
-    <w:bookmarkStart w:id="88" w:name="la-idea-en-una-frase-5"/>
+    <w:bookmarkStart w:id="102" w:name="la-idea-en-una-frase-5"/>
     <w:p>
       <w:pPr>
         <w:pStyle w:val="Heading2"/>
@@ -10313,8 +10865,8 @@
         </w:pict>
       </w:r>
     </w:p>
-    <w:bookmarkEnd w:id="88"/>
-    <w:bookmarkStart w:id="91" w:name="escenario-base"/>
+    <w:bookmarkEnd w:id="102"/>
+    <w:bookmarkStart w:id="107" w:name="escenario-base"/>
     <w:p>
       <w:pPr>
         <w:pStyle w:val="Heading2"/>
@@ -10333,13 +10885,86 @@
     </w:p>
     <w:p>
       <w:pPr>
+        <w:pStyle w:val="CaptionedFigure"/>
+      </w:pPr>
+      <w:r>
+        <w:drawing>
+          <wp:inline>
+            <wp:extent cx="5334000" cy="5477676"/>
+            <wp:effectExtent b="0" l="0" r="0" t="0"/>
+            <wp:docPr descr="Escenario HSRP: R1 activo (.2) y R2 respaldo (.3) comparten la IP virtual 192.168.1.1; los clientes la usan de gateway sin cambiar nada" title="" id="103" name="Picture"/>
+            <a:graphic>
+              <a:graphicData uri="http://schemas.openxmlformats.org/drawingml/2006/picture">
+                <pic:pic>
+                  <pic:nvPicPr>
+                    <pic:cNvPr descr="public/diagrams/u13-fhrp.svg" id="104" name="Picture"/>
+                    <pic:cNvPicPr>
+                      <a:picLocks noChangeArrowheads="1" noChangeAspect="1"/>
+                    </pic:cNvPicPr>
+                  </pic:nvPicPr>
+                  <pic:blipFill>
+                    <a:blip>
+                      <a:extLst>
+                        <a:ext uri="{28A0092B-C50C-407E-A947-70E740481C1C}">
+                          <a14:useLocalDpi xmlns:a14="http://schemas.microsoft.com/office/drawing/2010/main" val="0"/>
+                        </a:ext>
+                        <a:ext uri="{96DAC541-7B7A-43D3-8B79-37D633B846F1}">
+                          <asvg:svgBlip xmlns:asvg="http://schemas.microsoft.com/office/drawing/2016/SVG/main" r:embed="rId91"/>
+                        </a:ext>
+                      </a:extLst>
+                    </a:blip>
+                    <a:stretch>
+                      <a:fillRect/>
+                    </a:stretch>
+                  </pic:blipFill>
+                  <pic:spPr bwMode="auto">
+                    <a:xfrm>
+                      <a:off x="0" y="0"/>
+                      <a:ext cx="5334000" cy="5477676"/>
+                    </a:xfrm>
+                    <a:prstGeom prst="rect">
+                      <a:avLst/>
+                    </a:prstGeom>
+                    <a:noFill/>
+                    <a:ln w="9525">
+                      <a:noFill/>
+                      <a:headEnd/>
+                      <a:tailEnd/>
+                    </a:ln>
+                  </pic:spPr>
+                </pic:pic>
+              </a:graphicData>
+            </a:graphic>
+          </wp:inline>
+        </w:drawing>
+      </w:r>
+    </w:p>
+    <w:p>
+      <w:pPr>
+        <w:pStyle w:val="ImageCaption"/>
+      </w:pPr>
+      <w:r>
+        <w:t xml:space="preserve">Escenario HSRP: R1 activo (.2) y R2 respaldo (.3) comparten la IP virtual 192.168.1.1; los clientes la usan de gateway sin cambiar nada</w:t>
+      </w:r>
+    </w:p>
+    <w:bookmarkStart w:id="105" w:name="configuración-de-r1-activo-deseado"/>
+    <w:p>
+      <w:pPr>
+        <w:pStyle w:val="Heading3"/>
+      </w:pPr>
+      <w:r>
+        <w:t xml:space="preserve">Configuración de R1 (activo deseado)</w:t>
+      </w:r>
+    </w:p>
+    <w:p>
+      <w:pPr>
         <w:pStyle w:val="SourceCode"/>
       </w:pPr>
       <w:r>
         <w:rPr>
           <w:rStyle w:val="VerbatimChar"/>
         </w:rPr>
-        <w:t xml:space="preserve">        [R1] .2   ← activo (prioridad 110, preempt)</w:t>
+        <w:t xml:space="preserve">R1(config)# interface gigabitEthernet 0/0</w:t>
       </w:r>
       <w:r>
         <w:br/>
@@ -10348,7 +10973,7 @@
         <w:rPr>
           <w:rStyle w:val="VerbatimChar"/>
         </w:rPr>
-        <w:t xml:space="preserve">           │</w:t>
+        <w:t xml:space="preserve">R1(config-if)# ip address 192.168.1.2 255.255.255.0</w:t>
       </w:r>
       <w:r>
         <w:br/>
@@ -10357,7 +10982,7 @@
         <w:rPr>
           <w:rStyle w:val="VerbatimChar"/>
         </w:rPr>
-        <w:t xml:space="preserve">   ── switch ──  clientes (gateway: 192.168.1.1 = IP virtual)</w:t>
+        <w:t xml:space="preserve">R1(config-if)# standby version 2</w:t>
       </w:r>
       <w:r>
         <w:br/>
@@ -10366,7 +10991,7 @@
         <w:rPr>
           <w:rStyle w:val="VerbatimChar"/>
         </w:rPr>
-        <w:t xml:space="preserve">           │</w:t>
+        <w:t xml:space="preserve">R1(config-if)# standby 1 ip 192.168.1.1</w:t>
       </w:r>
       <w:r>
         <w:br/>
@@ -10375,7 +11000,7 @@
         <w:rPr>
           <w:rStyle w:val="VerbatimChar"/>
         </w:rPr>
-        <w:t xml:space="preserve">        [R2] .3   ← standby (prioridad por defecto 100)</w:t>
+        <w:t xml:space="preserve">R1(config-if)# standby 1 priority 110</w:t>
       </w:r>
       <w:r>
         <w:br/>
@@ -10384,85 +11009,11 @@
         <w:rPr>
           <w:rStyle w:val="VerbatimChar"/>
         </w:rPr>
-        <w:t xml:space="preserve">           │</w:t>
-      </w:r>
-      <w:r>
-        <w:br/>
-      </w:r>
-      <w:r>
-        <w:rPr>
-          <w:rStyle w:val="VerbatimChar"/>
-        </w:rPr>
-        <w:t xml:space="preserve">        salida a Internet (WANs propias en cada router)</w:t>
-      </w:r>
-    </w:p>
-    <w:bookmarkStart w:id="89" w:name="configuración-de-r1-activo-deseado"/>
-    <w:p>
-      <w:pPr>
-        <w:pStyle w:val="Heading3"/>
-      </w:pPr>
-      <w:r>
-        <w:t xml:space="preserve">Configuración de R1 (activo deseado)</w:t>
-      </w:r>
-    </w:p>
-    <w:p>
-      <w:pPr>
-        <w:pStyle w:val="SourceCode"/>
-      </w:pPr>
-      <w:r>
-        <w:rPr>
-          <w:rStyle w:val="VerbatimChar"/>
-        </w:rPr>
-        <w:t xml:space="preserve">R1(config)# interface gigabitEthernet 0/0</w:t>
-      </w:r>
-      <w:r>
-        <w:br/>
-      </w:r>
-      <w:r>
-        <w:rPr>
-          <w:rStyle w:val="VerbatimChar"/>
-        </w:rPr>
-        <w:t xml:space="preserve">R1(config-if)# ip address 192.168.1.2 255.255.255.0</w:t>
-      </w:r>
-      <w:r>
-        <w:br/>
-      </w:r>
-      <w:r>
-        <w:rPr>
-          <w:rStyle w:val="VerbatimChar"/>
-        </w:rPr>
-        <w:t xml:space="preserve">R1(config-if)# standby version 2</w:t>
-      </w:r>
-      <w:r>
-        <w:br/>
-      </w:r>
-      <w:r>
-        <w:rPr>
-          <w:rStyle w:val="VerbatimChar"/>
-        </w:rPr>
-        <w:t xml:space="preserve">R1(config-if)# standby 1 ip 192.168.1.1</w:t>
-      </w:r>
-      <w:r>
-        <w:br/>
-      </w:r>
-      <w:r>
-        <w:rPr>
-          <w:rStyle w:val="VerbatimChar"/>
-        </w:rPr>
-        <w:t xml:space="preserve">R1(config-if)# standby 1 priority 110</w:t>
-      </w:r>
-      <w:r>
-        <w:br/>
-      </w:r>
-      <w:r>
-        <w:rPr>
-          <w:rStyle w:val="VerbatimChar"/>
-        </w:rPr>
         <w:t xml:space="preserve">R1(config-if)# standby 1 preempt</w:t>
       </w:r>
     </w:p>
-    <w:bookmarkEnd w:id="89"/>
-    <w:bookmarkStart w:id="90" w:name="configuración-de-r2-respaldo"/>
+    <w:bookmarkEnd w:id="105"/>
+    <w:bookmarkStart w:id="106" w:name="configuración-de-r2-respaldo"/>
     <w:p>
       <w:pPr>
         <w:pStyle w:val="Heading3"/>
@@ -10521,6 +11072,7 @@
       <w:tblPr>
         <w:tblStyle w:val="Table"/>
         <w:tblW w:type="pct" w:w="5000"/>
+        <w:jc w:val="left"/>
         <w:tblLayout w:type="fixed"/>
         <w:tblLook w:firstRow="1" w:lastRow="0" w:firstColumn="0" w:lastColumn="0" w:noHBand="0" w:noVBand="0" w:val="0020"/>
       </w:tblPr>
@@ -10537,6 +11089,7 @@
           <w:p>
             <w:pPr>
               <w:pStyle w:val="Compact"/>
+              <w:jc w:val="left"/>
             </w:pPr>
             <w:r>
               <w:t xml:space="preserve">Comando</w:t>
@@ -10548,6 +11101,7 @@
           <w:p>
             <w:pPr>
               <w:pStyle w:val="Compact"/>
+              <w:jc w:val="left"/>
             </w:pPr>
             <w:r>
               <w:t xml:space="preserve">Para qué</w:t>
@@ -10561,6 +11115,7 @@
           <w:p>
             <w:pPr>
               <w:pStyle w:val="Compact"/>
+              <w:jc w:val="left"/>
             </w:pPr>
             <w:r>
               <w:rPr>
@@ -10575,6 +11130,7 @@
           <w:p>
             <w:pPr>
               <w:pStyle w:val="Compact"/>
+              <w:jc w:val="left"/>
             </w:pPr>
             <w:r>
               <w:t xml:space="preserve">HSRPv2: soporta más grupos e IPv6; el habilitado por defecto en equipos modernos</w:t>
@@ -10588,6 +11144,7 @@
           <w:p>
             <w:pPr>
               <w:pStyle w:val="Compact"/>
+              <w:jc w:val="left"/>
             </w:pPr>
             <w:r>
               <w:rPr>
@@ -10602,6 +11159,7 @@
           <w:p>
             <w:pPr>
               <w:pStyle w:val="Compact"/>
+              <w:jc w:val="left"/>
             </w:pPr>
             <w:r>
               <w:t xml:space="preserve">El grupo 1 comparte esa</w:t>
@@ -10625,6 +11183,7 @@
           <w:p>
             <w:pPr>
               <w:pStyle w:val="Compact"/>
+              <w:jc w:val="left"/>
             </w:pPr>
             <w:r>
               <w:rPr>
@@ -10639,6 +11198,7 @@
           <w:p>
             <w:pPr>
               <w:pStyle w:val="Compact"/>
+              <w:jc w:val="left"/>
             </w:pPr>
             <w:r>
               <w:t xml:space="preserve">Mayor prioridad = mejor candidato a activo (100 por defecto)</w:t>
@@ -10652,6 +11212,7 @@
           <w:p>
             <w:pPr>
               <w:pStyle w:val="Compact"/>
+              <w:jc w:val="left"/>
             </w:pPr>
             <w:r>
               <w:rPr>
@@ -10666,6 +11227,7 @@
           <w:p>
             <w:pPr>
               <w:pStyle w:val="Compact"/>
+              <w:jc w:val="left"/>
             </w:pPr>
             <w:r>
               <w:t xml:space="preserve">Si R1 vuelve tras caerse, recupera el rol de activo</w:t>
@@ -10733,9 +11295,9 @@
         </w:pict>
       </w:r>
     </w:p>
-    <w:bookmarkEnd w:id="90"/>
-    <w:bookmarkEnd w:id="91"/>
-    <w:bookmarkStart w:id="92" w:name="Xa7754a88dc9194b044d87d1b243d2c8cab852d4"/>
+    <w:bookmarkEnd w:id="106"/>
+    <w:bookmarkEnd w:id="107"/>
+    <w:bookmarkStart w:id="108" w:name="Xa7754a88dc9194b044d87d1b243d2c8cab852d4"/>
     <w:p>
       <w:pPr>
         <w:pStyle w:val="Heading2"/>
@@ -10834,7 +11396,13 @@
         <w:t xml:space="preserve"> </w:t>
       </w:r>
       <w:r>
-        <w:t xml:space="preserve">“HSRP montado”</w:t>
+        <w:t xml:space="preserve">“</w:t>
+      </w:r>
+      <w:r>
+        <w:t xml:space="preserve">HSRP montado</w:t>
+      </w:r>
+      <w:r>
+        <w:t xml:space="preserve">”</w:t>
       </w:r>
       <w:r>
         <w:t xml:space="preserve"> </w:t>
@@ -10846,7 +11414,13 @@
         <w:t xml:space="preserve"> </w:t>
       </w:r>
       <w:r>
-        <w:t xml:space="preserve">“HSRP pensado”</w:t>
+        <w:t xml:space="preserve">“</w:t>
+      </w:r>
+      <w:r>
+        <w:t xml:space="preserve">HSRP pensado</w:t>
+      </w:r>
+      <w:r>
+        <w:t xml:space="preserve">”</w:t>
       </w:r>
       <w:r>
         <w:t xml:space="preserve">.</w:t>
@@ -10859,8 +11433,8 @@
         </w:pict>
       </w:r>
     </w:p>
-    <w:bookmarkEnd w:id="92"/>
-    <w:bookmarkStart w:id="93" w:name="Xdd98457097dc8106df5d93fe68d4d096f2c8b5b"/>
+    <w:bookmarkEnd w:id="108"/>
+    <w:bookmarkStart w:id="109" w:name="Xdd98457097dc8106df5d93fe68d4d096f2c8b5b"/>
     <w:p>
       <w:pPr>
         <w:pStyle w:val="Heading2"/>
@@ -11013,8 +11587,8 @@
         </w:pict>
       </w:r>
     </w:p>
-    <w:bookmarkEnd w:id="93"/>
-    <w:bookmarkStart w:id="94" w:name="verificación-y-prueba-de-fuego"/>
+    <w:bookmarkEnd w:id="109"/>
+    <w:bookmarkStart w:id="110" w:name="verificación-y-prueba-de-fuego"/>
     <w:p>
       <w:pPr>
         <w:pStyle w:val="Heading2"/>
@@ -11139,6 +11713,7 @@
       <w:tblPr>
         <w:tblStyle w:val="Table"/>
         <w:tblW w:type="pct" w:w="5000"/>
+        <w:jc w:val="left"/>
         <w:tblLayout w:type="fixed"/>
         <w:tblLook w:firstRow="1" w:lastRow="0" w:firstColumn="0" w:lastColumn="0" w:noHBand="0" w:noVBand="0" w:val="0020"/>
       </w:tblPr>
@@ -11155,6 +11730,7 @@
           <w:p>
             <w:pPr>
               <w:pStyle w:val="Compact"/>
+              <w:jc w:val="left"/>
             </w:pPr>
             <w:r>
               <w:t xml:space="preserve">Comando</w:t>
@@ -11166,6 +11742,7 @@
           <w:p>
             <w:pPr>
               <w:pStyle w:val="Compact"/>
+              <w:jc w:val="left"/>
             </w:pPr>
             <w:r>
               <w:t xml:space="preserve">Qué aporta</w:t>
@@ -11179,6 +11756,7 @@
           <w:p>
             <w:pPr>
               <w:pStyle w:val="Compact"/>
+              <w:jc w:val="left"/>
             </w:pPr>
             <w:r>
               <w:rPr>
@@ -11193,6 +11771,7 @@
           <w:p>
             <w:pPr>
               <w:pStyle w:val="Compact"/>
+              <w:jc w:val="left"/>
             </w:pPr>
             <w:r>
               <w:t xml:space="preserve">Estado de roles por grupo (Active/Standby)</w:t>
@@ -11206,6 +11785,7 @@
           <w:p>
             <w:pPr>
               <w:pStyle w:val="Compact"/>
+              <w:jc w:val="left"/>
             </w:pPr>
             <w:r>
               <w:rPr>
@@ -11220,6 +11800,7 @@
           <w:p>
             <w:pPr>
               <w:pStyle w:val="Compact"/>
+              <w:jc w:val="left"/>
             </w:pPr>
             <w:r>
               <w:t xml:space="preserve">Temporizadores, preempt, MAC virtual, tracking</w:t>
@@ -11233,6 +11814,7 @@
           <w:p>
             <w:pPr>
               <w:pStyle w:val="Compact"/>
+              <w:jc w:val="left"/>
             </w:pPr>
             <w:r>
               <w:rPr>
@@ -11247,6 +11829,7 @@
           <w:p>
             <w:pPr>
               <w:pStyle w:val="Compact"/>
+              <w:jc w:val="left"/>
             </w:pPr>
             <w:r>
               <w:t xml:space="preserve">Transiciones en vivo</w:t>
@@ -11260,6 +11843,7 @@
           <w:p>
             <w:pPr>
               <w:pStyle w:val="Compact"/>
+              <w:jc w:val="left"/>
             </w:pPr>
             <w:r>
               <w:rPr>
@@ -11274,6 +11858,7 @@
           <w:p>
             <w:pPr>
               <w:pStyle w:val="Compact"/>
+              <w:jc w:val="left"/>
             </w:pPr>
             <w:r>
               <w:t xml:space="preserve">La MAC virtual</w:t>
@@ -11298,8 +11883,8 @@
         </w:pict>
       </w:r>
     </w:p>
-    <w:bookmarkEnd w:id="94"/>
-    <w:bookmarkStart w:id="95" w:name="X7c759e517614fa5d6e7955db2bceef95d034e29"/>
+    <w:bookmarkEnd w:id="110"/>
+    <w:bookmarkStart w:id="111" w:name="X7c759e517614fa5d6e7955db2bceef95d034e29"/>
     <w:p>
       <w:pPr>
         <w:pStyle w:val="Heading2"/>
@@ -11311,7 +11896,13 @@
         <w:t xml:space="preserve"> </w:t>
       </w:r>
       <w:r>
-        <w:t xml:space="preserve">“Tengo HSRP, ya soy redundante”</w:t>
+        <w:t xml:space="preserve">“</w:t>
+      </w:r>
+      <w:r>
+        <w:t xml:space="preserve">Tengo HSRP, ya soy redundante</w:t>
+      </w:r>
+      <w:r>
+        <w:t xml:space="preserve">”</w:t>
       </w:r>
     </w:p>
     <w:p>
@@ -11353,7 +11944,13 @@
         <w:t xml:space="preserve"> </w:t>
       </w:r>
       <w:r>
-        <w:t xml:space="preserve">“saludando”</w:t>
+        <w:t xml:space="preserve">“</w:t>
+      </w:r>
+      <w:r>
+        <w:t xml:space="preserve">saludando</w:t>
+      </w:r>
+      <w:r>
+        <w:t xml:space="preserve">”</w:t>
       </w:r>
       <w:r>
         <w:t xml:space="preserve"> </w:t>
@@ -11418,8 +12015,8 @@
         </w:pict>
       </w:r>
     </w:p>
-    <w:bookmarkEnd w:id="95"/>
-    <w:bookmarkStart w:id="96" w:name="mini-chequeo-5"/>
+    <w:bookmarkEnd w:id="111"/>
+    <w:bookmarkStart w:id="112" w:name="mini-chequeo-5"/>
     <w:p>
       <w:pPr>
         <w:pStyle w:val="Heading2"/>
@@ -11538,7 +12135,13 @@
         <w:t xml:space="preserve"> </w:t>
       </w:r>
       <w:r>
-        <w:t xml:space="preserve">“elegancia”</w:t>
+        <w:t xml:space="preserve">“</w:t>
+      </w:r>
+      <w:r>
+        <w:t xml:space="preserve">elegancia</w:t>
+      </w:r>
+      <w:r>
+        <w:t xml:space="preserve">”</w:t>
       </w:r>
       <w:r>
         <w:t xml:space="preserve">.</w:t>
@@ -11619,8 +12222,8 @@
         </w:pict>
       </w:r>
     </w:p>
-    <w:bookmarkEnd w:id="96"/>
-    <w:bookmarkStart w:id="97" w:name="resumen-en-3-frases-5"/>
+    <w:bookmarkEnd w:id="112"/>
+    <w:bookmarkStart w:id="113" w:name="resumen-en-3-frases-5"/>
     <w:p>
       <w:pPr>
         <w:pStyle w:val="Heading2"/>
@@ -11742,8 +12345,8 @@
         <w:t xml:space="preserve">(un Active, un Standby) y prueba de fuego con ping continuo apagando al activo.</w:t>
       </w:r>
     </w:p>
-    <w:bookmarkEnd w:id="97"/>
-    <w:bookmarkStart w:id="98" w:name="vocabulario-rápido-5"/>
+    <w:bookmarkEnd w:id="113"/>
+    <w:bookmarkStart w:id="114" w:name="vocabulario-rápido-5"/>
     <w:p>
       <w:pPr>
         <w:pStyle w:val="Heading2"/>
@@ -11756,6 +12359,7 @@
       <w:tblPr>
         <w:tblStyle w:val="Table"/>
         <w:tblW w:type="auto" w:w="0"/>
+        <w:jc w:val="left"/>
         <w:tblLook w:firstRow="1" w:lastRow="0" w:firstColumn="0" w:lastColumn="0" w:noHBand="0" w:noVBand="0" w:val="0020"/>
       </w:tblPr>
       <w:tblGrid>
@@ -11771,6 +12375,7 @@
           <w:p>
             <w:pPr>
               <w:pStyle w:val="Compact"/>
+              <w:jc w:val="left"/>
             </w:pPr>
             <w:r>
               <w:t xml:space="preserve">Término</w:t>
@@ -11782,6 +12387,7 @@
           <w:p>
             <w:pPr>
               <w:pStyle w:val="Compact"/>
+              <w:jc w:val="left"/>
             </w:pPr>
             <w:r>
               <w:t xml:space="preserve">Idea general</w:t>
@@ -11795,6 +12401,7 @@
           <w:p>
             <w:pPr>
               <w:pStyle w:val="Compact"/>
+              <w:jc w:val="left"/>
             </w:pPr>
             <w:r>
               <w:t xml:space="preserve">Grupo HSRP</w:t>
@@ -11806,6 +12413,7 @@
           <w:p>
             <w:pPr>
               <w:pStyle w:val="Compact"/>
+              <w:jc w:val="left"/>
             </w:pPr>
             <w:r>
               <w:t xml:space="preserve">La instancia (1, 2…) que comparte una IP virtual</w:t>
@@ -11819,6 +12427,7 @@
           <w:p>
             <w:pPr>
               <w:pStyle w:val="Compact"/>
+              <w:jc w:val="left"/>
             </w:pPr>
             <w:r>
               <w:t xml:space="preserve">Prioridad / Preempt</w:t>
@@ -11830,6 +12439,7 @@
           <w:p>
             <w:pPr>
               <w:pStyle w:val="Compact"/>
+              <w:jc w:val="left"/>
             </w:pPr>
             <w:r>
               <w:t xml:space="preserve">Quién merece servir / quién recupera</w:t>
@@ -11843,6 +12453,7 @@
           <w:p>
             <w:pPr>
               <w:pStyle w:val="Compact"/>
+              <w:jc w:val="left"/>
             </w:pPr>
             <w:r>
               <w:t xml:space="preserve">Track + decrement</w:t>
@@ -11854,6 +12465,7 @@
           <w:p>
             <w:pPr>
               <w:pStyle w:val="Compact"/>
+              <w:jc w:val="left"/>
             </w:pPr>
             <w:r>
               <w:t xml:space="preserve">Vigilar un interfaz y penalizar la prioridad</w:t>
@@ -11867,6 +12479,7 @@
           <w:p>
             <w:pPr>
               <w:pStyle w:val="Compact"/>
+              <w:jc w:val="left"/>
             </w:pPr>
             <w:r>
               <w:t xml:space="preserve">HSRPv2</w:t>
@@ -11878,6 +12491,7 @@
           <w:p>
             <w:pPr>
               <w:pStyle w:val="Compact"/>
+              <w:jc w:val="left"/>
             </w:pPr>
             <w:r>
               <w:t xml:space="preserve">Versión moderna: más grupos, IPv6, multicast mejor</w:t>
@@ -11891,6 +12505,7 @@
           <w:p>
             <w:pPr>
               <w:pStyle w:val="Compact"/>
+              <w:jc w:val="left"/>
             </w:pPr>
             <w:r>
               <w:t xml:space="preserve">MAC virtual 0000.0c07.acXX</w:t>
@@ -11902,6 +12517,7 @@
           <w:p>
             <w:pPr>
               <w:pStyle w:val="Compact"/>
+              <w:jc w:val="left"/>
             </w:pPr>
             <w:r>
               <w:t xml:space="preserve">La</w:t>
@@ -11910,7 +12526,13 @@
               <w:t xml:space="preserve"> </w:t>
             </w:r>
             <w:r>
-              <w:t xml:space="preserve">“dirección fija”</w:t>
+              <w:t xml:space="preserve">“</w:t>
+            </w:r>
+            <w:r>
+              <w:t xml:space="preserve">dirección fija</w:t>
+            </w:r>
+            <w:r>
+              <w:t xml:space="preserve">”</w:t>
             </w:r>
             <w:r>
               <w:t xml:space="preserve"> </w:t>
@@ -11939,7 +12561,7 @@
       <w:r>
         <w:t xml:space="preserve"> </w:t>
       </w:r>
-      <w:hyperlink r:id="rId36">
+      <w:hyperlink r:id="rId47">
         <w:r>
           <w:rPr>
             <w:rStyle w:val="Hyperlink"/>
@@ -11966,7 +12588,7 @@
       <w:r>
         <w:t xml:space="preserve"> </w:t>
       </w:r>
-      <w:hyperlink r:id="rId14">
+      <w:hyperlink r:id="rId25">
         <w:r>
           <w:rPr>
             <w:rStyle w:val="Hyperlink"/>
@@ -11993,7 +12615,7 @@
       <w:r>
         <w:t xml:space="preserve"> </w:t>
       </w:r>
-      <w:hyperlink r:id="rId16">
+      <w:hyperlink r:id="rId27">
         <w:r>
           <w:rPr>
             <w:rStyle w:val="Hyperlink"/>
@@ -12002,9 +12624,9 @@
         </w:r>
       </w:hyperlink>
     </w:p>
-    <w:bookmarkEnd w:id="98"/>
-    <w:bookmarkEnd w:id="99"/>
-    <w:bookmarkStart w:id="111" w:name="redundancia-en-capa-3"/>
+    <w:bookmarkEnd w:id="114"/>
+    <w:bookmarkEnd w:id="115"/>
+    <w:bookmarkStart w:id="127" w:name="redundancia-en-capa-3"/>
     <w:p>
       <w:pPr>
         <w:pStyle w:val="Heading1"/>
@@ -12068,7 +12690,7 @@
         </w:pict>
       </w:r>
     </w:p>
-    <w:bookmarkStart w:id="100" w:name="la-idea-en-una-frase-6"/>
+    <w:bookmarkStart w:id="116" w:name="la-idea-en-una-frase-6"/>
     <w:p>
       <w:pPr>
         <w:pStyle w:val="Heading2"/>
@@ -12156,8 +12778,8 @@
         </w:pict>
       </w:r>
     </w:p>
-    <w:bookmarkEnd w:id="100"/>
-    <w:bookmarkStart w:id="102" w:name="rutas-flotantes-la-ruta-de-emergencia"/>
+    <w:bookmarkEnd w:id="116"/>
+    <w:bookmarkStart w:id="118" w:name="rutas-flotantes-la-ruta-de-emergencia"/>
     <w:p>
       <w:pPr>
         <w:pStyle w:val="Heading2"/>
@@ -12176,7 +12798,7 @@
       <w:r>
         <w:t xml:space="preserve"> </w:t>
       </w:r>
-      <w:hyperlink r:id="rId101">
+      <w:hyperlink r:id="rId117">
         <w:r>
           <w:rPr>
             <w:rStyle w:val="Hyperlink"/>
@@ -12336,7 +12958,13 @@
         <w:t xml:space="preserve"> </w:t>
       </w:r>
       <w:r>
-        <w:t xml:space="preserve">“detrás”</w:t>
+        <w:t xml:space="preserve">“</w:t>
+      </w:r>
+      <w:r>
+        <w:t xml:space="preserve">detrás</w:t>
+      </w:r>
+      <w:r>
+        <w:t xml:space="preserve">”</w:t>
       </w:r>
       <w:r>
         <w:t xml:space="preserve"> </w:t>
@@ -12352,8 +12980,8 @@
         </w:pict>
       </w:r>
     </w:p>
-    <w:bookmarkEnd w:id="102"/>
-    <w:bookmarkStart w:id="103" w:name="ecmp-varias-rutas-activas-a-la-vez"/>
+    <w:bookmarkEnd w:id="118"/>
+    <w:bookmarkStart w:id="119" w:name="ecmp-varias-rutas-activas-a-la-vez"/>
     <w:p>
       <w:pPr>
         <w:pStyle w:val="Heading2"/>
@@ -12442,6 +13070,7 @@
       <w:tblPr>
         <w:tblStyle w:val="Table"/>
         <w:tblW w:type="pct" w:w="5000"/>
+        <w:jc w:val="left"/>
         <w:tblLayout w:type="fixed"/>
         <w:tblLook w:firstRow="1" w:lastRow="0" w:firstColumn="0" w:lastColumn="0" w:noHBand="0" w:noVBand="0" w:val="0020"/>
       </w:tblPr>
@@ -12467,6 +13096,7 @@
           <w:p>
             <w:pPr>
               <w:pStyle w:val="Compact"/>
+              <w:jc w:val="left"/>
             </w:pPr>
             <w:r>
               <w:t xml:space="preserve">Ruta flotante</w:t>
@@ -12478,6 +13108,7 @@
           <w:p>
             <w:pPr>
               <w:pStyle w:val="Compact"/>
+              <w:jc w:val="left"/>
             </w:pPr>
             <w:r>
               <w:t xml:space="preserve">ECMP</w:t>
@@ -12491,6 +13122,7 @@
           <w:p>
             <w:pPr>
               <w:pStyle w:val="Compact"/>
+              <w:jc w:val="left"/>
             </w:pPr>
             <w:r>
               <w:t xml:space="preserve">Uso normal</w:t>
@@ -12502,6 +13134,7 @@
           <w:p>
             <w:pPr>
               <w:pStyle w:val="Compact"/>
+              <w:jc w:val="left"/>
             </w:pPr>
             <w:r>
               <w:t xml:space="preserve">Solo la primaria</w:t>
@@ -12513,6 +13146,7 @@
           <w:p>
             <w:pPr>
               <w:pStyle w:val="Compact"/>
+              <w:jc w:val="left"/>
             </w:pPr>
             <w:r>
               <w:t xml:space="preserve">Las dos a la vez</w:t>
@@ -12526,6 +13160,7 @@
           <w:p>
             <w:pPr>
               <w:pStyle w:val="Compact"/>
+              <w:jc w:val="left"/>
             </w:pPr>
             <w:r>
               <w:t xml:space="preserve">Al fallar una</w:t>
@@ -12537,6 +13172,7 @@
           <w:p>
             <w:pPr>
               <w:pStyle w:val="Compact"/>
+              <w:jc w:val="left"/>
             </w:pPr>
             <w:r>
               <w:t xml:space="preserve">Se activa la dormida</w:t>
@@ -12548,6 +13184,7 @@
           <w:p>
             <w:pPr>
               <w:pStyle w:val="Compact"/>
+              <w:jc w:val="left"/>
             </w:pPr>
             <w:r>
               <w:t xml:space="preserve">Se quita la muerta, sigue la otra</w:t>
@@ -12561,6 +13198,7 @@
           <w:p>
             <w:pPr>
               <w:pStyle w:val="Compact"/>
+              <w:jc w:val="left"/>
             </w:pPr>
             <w:r>
               <w:t xml:space="preserve">Ancho de banda</w:t>
@@ -12572,6 +13210,7 @@
           <w:p>
             <w:pPr>
               <w:pStyle w:val="Compact"/>
+              <w:jc w:val="left"/>
             </w:pPr>
             <w:r>
               <w:t xml:space="preserve">Reserva</w:t>
@@ -12580,15 +13219,22 @@
               <w:t xml:space="preserve"> </w:t>
             </w:r>
             <w:r>
-              <w:t xml:space="preserve">“muda”</w:t>
-            </w:r>
-          </w:p>
-        </w:tc>
-        <w:tc>
-          <w:tcPr/>
-          <w:p>
-            <w:pPr>
-              <w:pStyle w:val="Compact"/>
+              <w:t xml:space="preserve">“</w:t>
+            </w:r>
+            <w:r>
+              <w:t xml:space="preserve">muda</w:t>
+            </w:r>
+            <w:r>
+              <w:t xml:space="preserve">”</w:t>
+            </w:r>
+          </w:p>
+        </w:tc>
+        <w:tc>
+          <w:tcPr/>
+          <w:p>
+            <w:pPr>
+              <w:pStyle w:val="Compact"/>
+              <w:jc w:val="left"/>
             </w:pPr>
             <w:r>
               <w:t xml:space="preserve">Aprovechas ambos enlaces</w:t>
@@ -12602,6 +13248,7 @@
           <w:p>
             <w:pPr>
               <w:pStyle w:val="Compact"/>
+              <w:jc w:val="left"/>
             </w:pPr>
             <w:r>
               <w:t xml:space="preserve">¿Cuándo?</w:t>
@@ -12613,6 +13260,7 @@
           <w:p>
             <w:pPr>
               <w:pStyle w:val="Compact"/>
+              <w:jc w:val="left"/>
             </w:pPr>
             <w:r>
               <w:t xml:space="preserve">ISP principal + respaldo barato/peor</w:t>
@@ -12624,6 +13272,7 @@
           <w:p>
             <w:pPr>
               <w:pStyle w:val="Compact"/>
+              <w:jc w:val="left"/>
             </w:pPr>
             <w:r>
               <w:t xml:space="preserve">Dos ISPs de calidad similar</w:t>
@@ -12660,8 +13309,8 @@
         </w:pict>
       </w:r>
     </w:p>
-    <w:bookmarkEnd w:id="103"/>
-    <w:bookmarkStart w:id="104" w:name="X7440b0be4bb04c9355c80434539287861721764"/>
+    <w:bookmarkEnd w:id="119"/>
+    <w:bookmarkStart w:id="120" w:name="X7440b0be4bb04c9355c80434539287861721764"/>
     <w:p>
       <w:pPr>
         <w:pStyle w:val="Heading2"/>
@@ -12681,7 +13330,13 @@
         <w:t xml:space="preserve"> </w:t>
       </w:r>
       <w:r>
-        <w:t xml:space="preserve">“el enlace está arriba pero Internet no llega”</w:t>
+        <w:t xml:space="preserve">“</w:t>
+      </w:r>
+      <w:r>
+        <w:t xml:space="preserve">el enlace está arriba pero Internet no llega</w:t>
+      </w:r>
+      <w:r>
+        <w:t xml:space="preserve">”</w:t>
       </w:r>
       <w:r>
         <w:t xml:space="preserve"> </w:t>
@@ -12867,7 +13522,13 @@
         <w:t xml:space="preserve"> </w:t>
       </w:r>
       <w:r>
-        <w:t xml:space="preserve">“análisis de vida”</w:t>
+        <w:t xml:space="preserve">“</w:t>
+      </w:r>
+      <w:r>
+        <w:t xml:space="preserve">análisis de vida</w:t>
+      </w:r>
+      <w:r>
+        <w:t xml:space="preserve">”</w:t>
       </w:r>
       <w:r>
         <w:t xml:space="preserve"> </w:t>
@@ -12883,8 +13544,8 @@
         </w:pict>
       </w:r>
     </w:p>
-    <w:bookmarkEnd w:id="104"/>
-    <w:bookmarkStart w:id="105" w:name="Xa3e02727c846d31dbab18735ac814432282afce"/>
+    <w:bookmarkEnd w:id="120"/>
+    <w:bookmarkStart w:id="121" w:name="Xa3e02727c846d31dbab18735ac814432282afce"/>
     <w:p>
       <w:pPr>
         <w:pStyle w:val="Heading2"/>
@@ -12992,8 +13653,8 @@
         </w:pict>
       </w:r>
     </w:p>
-    <w:bookmarkEnd w:id="105"/>
-    <w:bookmarkStart w:id="106" w:name="verificación-2"/>
+    <w:bookmarkEnd w:id="121"/>
+    <w:bookmarkStart w:id="122" w:name="verificación-2"/>
     <w:p>
       <w:pPr>
         <w:pStyle w:val="Heading2"/>
@@ -13006,6 +13667,7 @@
       <w:tblPr>
         <w:tblStyle w:val="Table"/>
         <w:tblW w:type="pct" w:w="5000"/>
+        <w:jc w:val="left"/>
         <w:tblLayout w:type="fixed"/>
         <w:tblLook w:firstRow="1" w:lastRow="0" w:firstColumn="0" w:lastColumn="0" w:noHBand="0" w:noVBand="0" w:val="0020"/>
       </w:tblPr>
@@ -13022,6 +13684,7 @@
           <w:p>
             <w:pPr>
               <w:pStyle w:val="Compact"/>
+              <w:jc w:val="left"/>
             </w:pPr>
             <w:r>
               <w:t xml:space="preserve">Comando</w:t>
@@ -13033,6 +13696,7 @@
           <w:p>
             <w:pPr>
               <w:pStyle w:val="Compact"/>
+              <w:jc w:val="left"/>
             </w:pPr>
             <w:r>
               <w:t xml:space="preserve">Qué aporta</w:t>
@@ -13046,6 +13710,7 @@
           <w:p>
             <w:pPr>
               <w:pStyle w:val="Compact"/>
+              <w:jc w:val="left"/>
             </w:pPr>
             <w:r>
               <w:rPr>
@@ -13060,6 +13725,7 @@
           <w:p>
             <w:pPr>
               <w:pStyle w:val="Compact"/>
+              <w:jc w:val="left"/>
             </w:pPr>
             <w:r>
               <w:t xml:space="preserve">Qué rutas están en tabla (y cuáles no: las flotantes dormidas)</w:t>
@@ -13073,6 +13739,7 @@
           <w:p>
             <w:pPr>
               <w:pStyle w:val="Compact"/>
+              <w:jc w:val="left"/>
             </w:pPr>
             <w:r>
               <w:rPr>
@@ -13087,6 +13754,7 @@
           <w:p>
             <w:pPr>
               <w:pStyle w:val="Compact"/>
+              <w:jc w:val="left"/>
             </w:pPr>
             <w:r>
               <w:t xml:space="preserve">Estado del track y qué vigila</w:t>
@@ -13100,6 +13768,7 @@
           <w:p>
             <w:pPr>
               <w:pStyle w:val="Compact"/>
+              <w:jc w:val="left"/>
             </w:pPr>
             <w:r>
               <w:rPr>
@@ -13114,6 +13783,7 @@
           <w:p>
             <w:pPr>
               <w:pStyle w:val="Compact"/>
+              <w:jc w:val="left"/>
             </w:pPr>
             <w:r>
               <w:t xml:space="preserve">Éxitos/fallos del sondeo y última respuesta</w:t>
@@ -13127,6 +13797,7 @@
           <w:p>
             <w:pPr>
               <w:pStyle w:val="Compact"/>
+              <w:jc w:val="left"/>
             </w:pPr>
             <w:r>
               <w:rPr>
@@ -13141,6 +13812,7 @@
           <w:p>
             <w:pPr>
               <w:pStyle w:val="Compact"/>
+              <w:jc w:val="left"/>
             </w:pPr>
             <w:r>
               <w:t xml:space="preserve">Inserciones/retiros de rutas en vivo (¡cuidado en producción!)</w:t>
@@ -13203,8 +13875,8 @@
         </w:pict>
       </w:r>
     </w:p>
-    <w:bookmarkEnd w:id="106"/>
-    <w:bookmarkStart w:id="107" w:name="X2e271d392c455ddd8e78c428934de3e340e9512"/>
+    <w:bookmarkEnd w:id="122"/>
+    <w:bookmarkStart w:id="123" w:name="X2e271d392c455ddd8e78c428934de3e340e9512"/>
     <w:p>
       <w:pPr>
         <w:pStyle w:val="Heading2"/>
@@ -13216,7 +13888,13 @@
         <w:t xml:space="preserve"> </w:t>
       </w:r>
       <w:r>
-        <w:t xml:space="preserve">“Tengo dos ISPs con rutas flotantes, no se me cae Internet”</w:t>
+        <w:t xml:space="preserve">“</w:t>
+      </w:r>
+      <w:r>
+        <w:t xml:space="preserve">Tengo dos ISPs con rutas flotantes, no se me cae Internet</w:t>
+      </w:r>
+      <w:r>
+        <w:t xml:space="preserve">”</w:t>
       </w:r>
     </w:p>
     <w:p>
@@ -13324,8 +14002,8 @@
         </w:pict>
       </w:r>
     </w:p>
-    <w:bookmarkEnd w:id="107"/>
-    <w:bookmarkStart w:id="108" w:name="mini-chequeo-6"/>
+    <w:bookmarkEnd w:id="123"/>
+    <w:bookmarkStart w:id="124" w:name="mini-chequeo-6"/>
     <w:p>
       <w:pPr>
         <w:pStyle w:val="Heading2"/>
@@ -13460,7 +14138,13 @@
         <w:t xml:space="preserve"> </w:t>
       </w:r>
       <w:r>
-        <w:t xml:space="preserve">“más allá del cable”</w:t>
+        <w:t xml:space="preserve">“</w:t>
+      </w:r>
+      <w:r>
+        <w:t xml:space="preserve">más allá del cable</w:t>
+      </w:r>
+      <w:r>
+        <w:t xml:space="preserve">”</w:t>
       </w:r>
       <w:r>
         <w:t xml:space="preserve">: interfaz arriba pero el ISP sin salida (o su router muerto). IP SLA hace ping de verdad a un destino por ese camino y el track retira la ruta cuando el sondeo falla.</w:t>
@@ -13515,8 +14199,8 @@
         </w:pict>
       </w:r>
     </w:p>
-    <w:bookmarkEnd w:id="108"/>
-    <w:bookmarkStart w:id="109" w:name="resumen-en-3-frases-6"/>
+    <w:bookmarkEnd w:id="124"/>
+    <w:bookmarkStart w:id="125" w:name="resumen-en-3-frases-6"/>
     <w:p>
       <w:pPr>
         <w:pStyle w:val="Heading2"/>
@@ -13588,7 +14272,13 @@
         <w:t xml:space="preserve"> </w:t>
       </w:r>
       <w:r>
-        <w:t xml:space="preserve">“invisibles”</w:t>
+        <w:t xml:space="preserve">“</w:t>
+      </w:r>
+      <w:r>
+        <w:t xml:space="preserve">invisibles</w:t>
+      </w:r>
+      <w:r>
+        <w:t xml:space="preserve">”</w:t>
       </w:r>
       <w:r>
         <w:t xml:space="preserve">.</w:t>
@@ -13606,8 +14296,8 @@
         <w:t xml:space="preserve">Dentro de la red, OSPF ya es redundancia; en el borde, estáticos inteligentes: flotantes + SLA.</w:t>
       </w:r>
     </w:p>
-    <w:bookmarkEnd w:id="109"/>
-    <w:bookmarkStart w:id="110" w:name="vocabulario-rápido-6"/>
+    <w:bookmarkEnd w:id="125"/>
+    <w:bookmarkStart w:id="126" w:name="vocabulario-rápido-6"/>
     <w:p>
       <w:pPr>
         <w:pStyle w:val="Heading2"/>
@@ -13620,6 +14310,7 @@
       <w:tblPr>
         <w:tblStyle w:val="Table"/>
         <w:tblW w:type="auto" w:w="0"/>
+        <w:jc w:val="left"/>
         <w:tblLook w:firstRow="1" w:lastRow="0" w:firstColumn="0" w:lastColumn="0" w:noHBand="0" w:noVBand="0" w:val="0020"/>
       </w:tblPr>
       <w:tblGrid>
@@ -13635,6 +14326,7 @@
           <w:p>
             <w:pPr>
               <w:pStyle w:val="Compact"/>
+              <w:jc w:val="left"/>
             </w:pPr>
             <w:r>
               <w:t xml:space="preserve">Término</w:t>
@@ -13646,6 +14338,7 @@
           <w:p>
             <w:pPr>
               <w:pStyle w:val="Compact"/>
+              <w:jc w:val="left"/>
             </w:pPr>
             <w:r>
               <w:t xml:space="preserve">Idea general</w:t>
@@ -13659,6 +14352,7 @@
           <w:p>
             <w:pPr>
               <w:pStyle w:val="Compact"/>
+              <w:jc w:val="left"/>
             </w:pPr>
             <w:r>
               <w:t xml:space="preserve">Ruta flotante</w:t>
@@ -13670,6 +14364,7 @@
           <w:p>
             <w:pPr>
               <w:pStyle w:val="Compact"/>
+              <w:jc w:val="left"/>
             </w:pPr>
             <w:r>
               <w:t xml:space="preserve">Ruta con AD alta que espera en la sombra</w:t>
@@ -13683,6 +14378,7 @@
           <w:p>
             <w:pPr>
               <w:pStyle w:val="Compact"/>
+              <w:jc w:val="left"/>
             </w:pPr>
             <w:r>
               <w:t xml:space="preserve">ECMP</w:t>
@@ -13694,6 +14390,7 @@
           <w:p>
             <w:pPr>
               <w:pStyle w:val="Compact"/>
+              <w:jc w:val="left"/>
             </w:pPr>
             <w:r>
               <w:t xml:space="preserve">Rutas de igual coste usadas a la vez</w:t>
@@ -13707,6 +14404,7 @@
           <w:p>
             <w:pPr>
               <w:pStyle w:val="Compact"/>
+              <w:jc w:val="left"/>
             </w:pPr>
             <w:r>
               <w:t xml:space="preserve">AD</w:t>
@@ -13718,6 +14416,7 @@
           <w:p>
             <w:pPr>
               <w:pStyle w:val="Compact"/>
+              <w:jc w:val="left"/>
             </w:pPr>
             <w:r>
               <w:t xml:space="preserve">Distancia administrativa: la confianza en una fuente de rutas</w:t>
@@ -13731,6 +14430,7 @@
           <w:p>
             <w:pPr>
               <w:pStyle w:val="Compact"/>
+              <w:jc w:val="left"/>
             </w:pPr>
             <w:r>
               <w:t xml:space="preserve">IP SLA</w:t>
@@ -13742,6 +14442,7 @@
           <w:p>
             <w:pPr>
               <w:pStyle w:val="Compact"/>
+              <w:jc w:val="left"/>
             </w:pPr>
             <w:r>
               <w:t xml:space="preserve">Sondeos activos (ping, jitter…) programados en IOS</w:t>
@@ -13755,6 +14456,7 @@
           <w:p>
             <w:pPr>
               <w:pStyle w:val="Compact"/>
+              <w:jc w:val="left"/>
             </w:pPr>
             <w:r>
               <w:t xml:space="preserve">Track</w:t>
@@ -13766,6 +14468,7 @@
           <w:p>
             <w:pPr>
               <w:pStyle w:val="Compact"/>
+              <w:jc w:val="left"/>
             </w:pPr>
             <w:r>
               <w:t xml:space="preserve">Enlaza el estado de un sondeo a una ruta/FHRP</w:t>
@@ -13791,7 +14494,7 @@
       <w:r>
         <w:t xml:space="preserve"> </w:t>
       </w:r>
-      <w:hyperlink r:id="rId36">
+      <w:hyperlink r:id="rId47">
         <w:r>
           <w:rPr>
             <w:rStyle w:val="Hyperlink"/>
@@ -13818,7 +14521,7 @@
       <w:r>
         <w:t xml:space="preserve"> </w:t>
       </w:r>
-      <w:hyperlink r:id="rId15">
+      <w:hyperlink r:id="rId26">
         <w:r>
           <w:rPr>
             <w:rStyle w:val="Hyperlink"/>
@@ -13845,7 +14548,7 @@
       <w:r>
         <w:t xml:space="preserve"> </w:t>
       </w:r>
-      <w:hyperlink r:id="rId17">
+      <w:hyperlink r:id="rId28">
         <w:r>
           <w:rPr>
             <w:rStyle w:val="Hyperlink"/>
@@ -13854,9 +14557,9 @@
         </w:r>
       </w:hyperlink>
     </w:p>
-    <w:bookmarkEnd w:id="110"/>
-    <w:bookmarkEnd w:id="111"/>
-    <w:bookmarkStart w:id="122" w:name="plan-de-continuidad"/>
+    <w:bookmarkEnd w:id="126"/>
+    <w:bookmarkEnd w:id="127"/>
+    <w:bookmarkStart w:id="138" w:name="plan-de-continuidad"/>
     <w:p>
       <w:pPr>
         <w:pStyle w:val="Heading1"/>
@@ -13920,7 +14623,7 @@
         </w:pict>
       </w:r>
     </w:p>
-    <w:bookmarkStart w:id="112" w:name="la-idea-en-una-frase-7"/>
+    <w:bookmarkStart w:id="128" w:name="la-idea-en-una-frase-7"/>
     <w:p>
       <w:pPr>
         <w:pStyle w:val="Heading2"/>
@@ -13960,8 +14663,8 @@
         </w:pict>
       </w:r>
     </w:p>
-    <w:bookmarkEnd w:id="112"/>
-    <w:bookmarkStart w:id="113" w:name="el-mapa-de-continuidad-en-4-capas"/>
+    <w:bookmarkEnd w:id="128"/>
+    <w:bookmarkStart w:id="129" w:name="el-mapa-de-continuidad-en-4-capas"/>
     <w:p>
       <w:pPr>
         <w:pStyle w:val="Heading2"/>
@@ -13974,6 +14677,7 @@
       <w:tblPr>
         <w:tblStyle w:val="Table"/>
         <w:tblW w:type="pct" w:w="5000"/>
+        <w:jc w:val="left"/>
         <w:tblLayout w:type="fixed"/>
         <w:tblLook w:firstRow="1" w:lastRow="0" w:firstColumn="0" w:lastColumn="0" w:noHBand="0" w:noVBand="0" w:val="0020"/>
       </w:tblPr>
@@ -13991,6 +14695,7 @@
           <w:p>
             <w:pPr>
               <w:pStyle w:val="Compact"/>
+              <w:jc w:val="left"/>
             </w:pPr>
             <w:r>
               <w:t xml:space="preserve">Capa</w:t>
@@ -14002,6 +14707,7 @@
           <w:p>
             <w:pPr>
               <w:pStyle w:val="Compact"/>
+              <w:jc w:val="left"/>
             </w:pPr>
             <w:r>
               <w:t xml:space="preserve">Pregunta</w:t>
@@ -14013,6 +14719,7 @@
           <w:p>
             <w:pPr>
               <w:pStyle w:val="Compact"/>
+              <w:jc w:val="left"/>
             </w:pPr>
             <w:r>
               <w:t xml:space="preserve">Herramientas</w:t>
@@ -14026,6 +14733,7 @@
           <w:p>
             <w:pPr>
               <w:pStyle w:val="Compact"/>
+              <w:jc w:val="left"/>
             </w:pPr>
             <w:r>
               <w:rPr>
@@ -14041,6 +14749,7 @@
           <w:p>
             <w:pPr>
               <w:pStyle w:val="Compact"/>
+              <w:jc w:val="left"/>
             </w:pPr>
             <w:r>
               <w:t xml:space="preserve">¿Qué SPOFs puedo eliminar con diseño?</w:t>
@@ -14052,6 +14761,7 @@
           <w:p>
             <w:pPr>
               <w:pStyle w:val="Compact"/>
+              <w:jc w:val="left"/>
             </w:pPr>
             <w:r>
               <w:t xml:space="preserve">Todo lo de los puntos 2-7 (STP, EtherChannel, stack, HSRP, rutas)</w:t>
@@ -14065,6 +14775,7 @@
           <w:p>
             <w:pPr>
               <w:pStyle w:val="Compact"/>
+              <w:jc w:val="left"/>
             </w:pPr>
             <w:r>
               <w:rPr>
@@ -14080,6 +14791,7 @@
           <w:p>
             <w:pPr>
               <w:pStyle w:val="Compact"/>
+              <w:jc w:val="left"/>
             </w:pPr>
             <w:r>
               <w:t xml:space="preserve">Cuando algo muere, ¿continúa el servicio solo?</w:t>
@@ -14091,6 +14803,7 @@
           <w:p>
             <w:pPr>
               <w:pStyle w:val="Compact"/>
+              <w:jc w:val="left"/>
             </w:pPr>
             <w:r>
               <w:t xml:space="preserve">Failover automático, alimentación redundante (SAI), segunda línea</w:t>
@@ -14104,6 +14817,7 @@
           <w:p>
             <w:pPr>
               <w:pStyle w:val="Compact"/>
+              <w:jc w:val="left"/>
             </w:pPr>
             <w:r>
               <w:rPr>
@@ -14119,6 +14833,7 @@
           <w:p>
             <w:pPr>
               <w:pStyle w:val="Compact"/>
+              <w:jc w:val="left"/>
             </w:pPr>
             <w:r>
               <w:t xml:space="preserve">Si hay que rehacer algo, ¿cuánto tarda y quién sabe cómo?</w:t>
@@ -14130,6 +14845,7 @@
           <w:p>
             <w:pPr>
               <w:pStyle w:val="Compact"/>
+              <w:jc w:val="left"/>
             </w:pPr>
             <w:r>
               <w:t xml:space="preserve">Backups de configuración, imágenes de equipos, procedimientos</w:t>
@@ -14143,6 +14859,7 @@
           <w:p>
             <w:pPr>
               <w:pStyle w:val="Compact"/>
+              <w:jc w:val="left"/>
             </w:pPr>
             <w:r>
               <w:rPr>
@@ -14158,6 +14875,7 @@
           <w:p>
             <w:pPr>
               <w:pStyle w:val="Compact"/>
+              <w:jc w:val="left"/>
             </w:pPr>
             <w:r>
               <w:t xml:space="preserve">¿El incidente dejó documentación y ajustes?</w:t>
@@ -14169,6 +14887,7 @@
           <w:p>
             <w:pPr>
               <w:pStyle w:val="Compact"/>
+              <w:jc w:val="left"/>
             </w:pPr>
             <w:r>
               <w:t xml:space="preserve">Post-mortem, actualización del mapa y del plan</w:t>
@@ -14208,8 +14927,8 @@
         </w:pict>
       </w:r>
     </w:p>
-    <w:bookmarkEnd w:id="113"/>
-    <w:bookmarkStart w:id="114" w:name="X56a0e62459b0656c8f74bfb769f53fc7f9214e4"/>
+    <w:bookmarkEnd w:id="129"/>
+    <w:bookmarkStart w:id="130" w:name="X56a0e62459b0656c8f74bfb769f53fc7f9214e4"/>
     <w:p>
       <w:pPr>
         <w:pStyle w:val="Heading2"/>
@@ -14246,6 +14965,7 @@
       <w:tblPr>
         <w:tblStyle w:val="Table"/>
         <w:tblW w:type="pct" w:w="5000"/>
+        <w:jc w:val="left"/>
         <w:tblLayout w:type="fixed"/>
         <w:tblLook w:firstRow="1" w:lastRow="0" w:firstColumn="0" w:lastColumn="0" w:noHBand="0" w:noVBand="0" w:val="0020"/>
       </w:tblPr>
@@ -14263,6 +14983,7 @@
           <w:p>
             <w:pPr>
               <w:pStyle w:val="Compact"/>
+              <w:jc w:val="left"/>
             </w:pPr>
             <w:r>
               <w:t xml:space="preserve">Método</w:t>
@@ -14274,6 +14995,7 @@
           <w:p>
             <w:pPr>
               <w:pStyle w:val="Compact"/>
+              <w:jc w:val="left"/>
             </w:pPr>
             <w:r>
               <w:t xml:space="preserve">Cómo</w:t>
@@ -14285,6 +15007,7 @@
           <w:p>
             <w:pPr>
               <w:pStyle w:val="Compact"/>
+              <w:jc w:val="left"/>
             </w:pPr>
             <w:r>
               <w:t xml:space="preserve">Cuándo usarlo</w:t>
@@ -14298,6 +15021,7 @@
           <w:p>
             <w:pPr>
               <w:pStyle w:val="Compact"/>
+              <w:jc w:val="left"/>
             </w:pPr>
             <w:r>
               <w:t xml:space="preserve">Local (</w:t>
@@ -14318,6 +15042,7 @@
           <w:p>
             <w:pPr>
               <w:pStyle w:val="Compact"/>
+              <w:jc w:val="left"/>
             </w:pPr>
             <w:r>
               <w:t xml:space="preserve">Guarda en NVRAM</w:t>
@@ -14329,6 +15054,7 @@
           <w:p>
             <w:pPr>
               <w:pStyle w:val="Compact"/>
+              <w:jc w:val="left"/>
             </w:pPr>
             <w:r>
               <w:t xml:space="preserve">Siempre, mínimo vital</w:t>
@@ -14342,6 +15068,7 @@
           <w:p>
             <w:pPr>
               <w:pStyle w:val="Compact"/>
+              <w:jc w:val="left"/>
             </w:pPr>
             <w:r>
               <w:t xml:space="preserve">Copia a TFTP/SCP</w:t>
@@ -14353,6 +15080,7 @@
           <w:p>
             <w:pPr>
               <w:pStyle w:val="Compact"/>
+              <w:jc w:val="left"/>
             </w:pPr>
             <w:r>
               <w:rPr>
@@ -14367,6 +15095,7 @@
           <w:p>
             <w:pPr>
               <w:pStyle w:val="Compact"/>
+              <w:jc w:val="left"/>
             </w:pPr>
             <w:r>
               <w:t xml:space="preserve">Antes y después de cada cambio</w:t>
@@ -14380,6 +15109,7 @@
           <w:p>
             <w:pPr>
               <w:pStyle w:val="Compact"/>
+              <w:jc w:val="left"/>
             </w:pPr>
             <w:r>
               <w:t xml:space="preserve">Programado</w:t>
@@ -14391,6 +15121,7 @@
           <w:p>
             <w:pPr>
               <w:pStyle w:val="Compact"/>
+              <w:jc w:val="left"/>
             </w:pPr>
             <w:r>
               <w:rPr>
@@ -14411,6 +15142,7 @@
           <w:p>
             <w:pPr>
               <w:pStyle w:val="Compact"/>
+              <w:jc w:val="left"/>
             </w:pPr>
             <w:r>
               <w:t xml:space="preserve">Redes medianas y grandes</w:t>
@@ -14424,6 +15156,7 @@
           <w:p>
             <w:pPr>
               <w:pStyle w:val="Compact"/>
+              <w:jc w:val="left"/>
             </w:pPr>
             <w:r>
               <w:t xml:space="preserve">Git interno</w:t>
@@ -14435,6 +15168,7 @@
           <w:p>
             <w:pPr>
               <w:pStyle w:val="Compact"/>
+              <w:jc w:val="left"/>
             </w:pPr>
             <w:r>
               <w:t xml:space="preserve">Repositorio con las configs</w:t>
@@ -14446,6 +15180,7 @@
           <w:p>
             <w:pPr>
               <w:pStyle w:val="Compact"/>
+              <w:jc w:val="left"/>
             </w:pPr>
             <w:r>
               <w:t xml:space="preserve">La forma moderna: histórico y diff</w:t>
@@ -14510,7 +15245,13 @@
         <w:t xml:space="preserve"> </w:t>
       </w:r>
       <w:r>
-        <w:t xml:space="preserve">“respaldo antes de tocar”</w:t>
+        <w:t xml:space="preserve">“</w:t>
+      </w:r>
+      <w:r>
+        <w:t xml:space="preserve">respaldo antes de tocar</w:t>
+      </w:r>
+      <w:r>
+        <w:t xml:space="preserve">”</w:t>
       </w:r>
       <w:r>
         <w:t xml:space="preserve"> </w:t>
@@ -14526,8 +15267,8 @@
         </w:pict>
       </w:r>
     </w:p>
-    <w:bookmarkEnd w:id="114"/>
-    <w:bookmarkStart w:id="115" w:name="documentación-el-mapa-que-te-salvará"/>
+    <w:bookmarkEnd w:id="130"/>
+    <w:bookmarkStart w:id="131" w:name="documentación-el-mapa-que-te-salvará"/>
     <w:p>
       <w:pPr>
         <w:pStyle w:val="Heading2"/>
@@ -14695,8 +15436,8 @@
         </w:pict>
       </w:r>
     </w:p>
-    <w:bookmarkEnd w:id="115"/>
-    <w:bookmarkStart w:id="116" w:name="X0302da224ad5ced575b64e8012e1a63ae997367"/>
+    <w:bookmarkEnd w:id="131"/>
+    <w:bookmarkStart w:id="132" w:name="X0302da224ad5ced575b64e8012e1a63ae997367"/>
     <w:p>
       <w:pPr>
         <w:pStyle w:val="Heading2"/>
@@ -14847,7 +15588,13 @@
         <w:t xml:space="preserve"> </w:t>
       </w:r>
       <w:r>
-        <w:t xml:space="preserve">“probado”</w:t>
+        <w:t xml:space="preserve">“</w:t>
+      </w:r>
+      <w:r>
+        <w:t xml:space="preserve">probado</w:t>
+      </w:r>
+      <w:r>
+        <w:t xml:space="preserve">”</w:t>
       </w:r>
       <w:r>
         <w:t xml:space="preserve"> </w:t>
@@ -14863,8 +15610,8 @@
         </w:pict>
       </w:r>
     </w:p>
-    <w:bookmarkEnd w:id="116"/>
-    <w:bookmarkStart w:id="117" w:name="Xf2e878572f939d2e35b6ef5e4f53cf669f267de"/>
+    <w:bookmarkEnd w:id="132"/>
+    <w:bookmarkStart w:id="133" w:name="Xf2e878572f939d2e35b6ef5e4f53cf669f267de"/>
     <w:p>
       <w:pPr>
         <w:pStyle w:val="Heading2"/>
@@ -14972,8 +15719,8 @@
         </w:pict>
       </w:r>
     </w:p>
-    <w:bookmarkEnd w:id="117"/>
-    <w:bookmarkStart w:id="118" w:name="X3c66638d35156eed6c5766edd7ead9730337d05"/>
+    <w:bookmarkEnd w:id="133"/>
+    <w:bookmarkStart w:id="134" w:name="X3c66638d35156eed6c5766edd7ead9730337d05"/>
     <w:p>
       <w:pPr>
         <w:pStyle w:val="Heading2"/>
@@ -14985,7 +15732,13 @@
         <w:t xml:space="preserve"> </w:t>
       </w:r>
       <w:r>
-        <w:t xml:space="preserve">“La configuración está en el propio equipo, para qué copiarla”</w:t>
+        <w:t xml:space="preserve">“</w:t>
+      </w:r>
+      <w:r>
+        <w:t xml:space="preserve">La configuración está en el propio equipo, para qué copiarla</w:t>
+      </w:r>
+      <w:r>
+        <w:t xml:space="preserve">”</w:t>
       </w:r>
     </w:p>
     <w:p>
@@ -15054,7 +15807,13 @@
         <w:t xml:space="preserve"> </w:t>
       </w:r>
       <w:r>
-        <w:t xml:space="preserve">“algún día”</w:t>
+        <w:t xml:space="preserve">“</w:t>
+      </w:r>
+      <w:r>
+        <w:t xml:space="preserve">algún día</w:t>
+      </w:r>
+      <w:r>
+        <w:t xml:space="preserve">”</w:t>
       </w:r>
       <w:r>
         <w:t xml:space="preserve">.</w:t>
@@ -15085,8 +15844,8 @@
         </w:pict>
       </w:r>
     </w:p>
-    <w:bookmarkEnd w:id="118"/>
-    <w:bookmarkStart w:id="119" w:name="mini-chequeo-7"/>
+    <w:bookmarkEnd w:id="134"/>
+    <w:bookmarkStart w:id="135" w:name="mini-chequeo-7"/>
     <w:p>
       <w:pPr>
         <w:pStyle w:val="Heading2"/>
@@ -15134,7 +15893,13 @@
         <w:t xml:space="preserve"> </w:t>
       </w:r>
       <w:r>
-        <w:t xml:space="preserve">“teórico”</w:t>
+        <w:t xml:space="preserve">“</w:t>
+      </w:r>
+      <w:r>
+        <w:t xml:space="preserve">teórico</w:t>
+      </w:r>
+      <w:r>
+        <w:t xml:space="preserve">”</w:t>
       </w:r>
       <w:r>
         <w:t xml:space="preserve"> </w:t>
@@ -15158,7 +15923,13 @@
         <w:t xml:space="preserve"> </w:t>
       </w:r>
       <w:r>
-        <w:t xml:space="preserve">“test de la taquilla”</w:t>
+        <w:t xml:space="preserve">“</w:t>
+      </w:r>
+      <w:r>
+        <w:t xml:space="preserve">test de la taquilla</w:t>
+      </w:r>
+      <w:r>
+        <w:t xml:space="preserve">”</w:t>
       </w:r>
       <w:r>
         <w:t xml:space="preserve"> </w:t>
@@ -15301,8 +16072,8 @@
         </w:pict>
       </w:r>
     </w:p>
-    <w:bookmarkEnd w:id="119"/>
-    <w:bookmarkStart w:id="120" w:name="resumen-en-3-frases-7"/>
+    <w:bookmarkEnd w:id="135"/>
+    <w:bookmarkStart w:id="136" w:name="resumen-en-3-frases-7"/>
     <w:p>
       <w:pPr>
         <w:pStyle w:val="Heading2"/>
@@ -15376,8 +16147,8 @@
         <w:t xml:space="preserve">es una hipótesis; mide tu MTTR real y documenta el post-mortem.</w:t>
       </w:r>
     </w:p>
-    <w:bookmarkEnd w:id="120"/>
-    <w:bookmarkStart w:id="121" w:name="vocabulario-rápido-7"/>
+    <w:bookmarkEnd w:id="136"/>
+    <w:bookmarkStart w:id="137" w:name="vocabulario-rápido-7"/>
     <w:p>
       <w:pPr>
         <w:pStyle w:val="Heading2"/>
@@ -15390,6 +16161,7 @@
       <w:tblPr>
         <w:tblStyle w:val="Table"/>
         <w:tblW w:type="auto" w:w="0"/>
+        <w:jc w:val="left"/>
         <w:tblLook w:firstRow="1" w:lastRow="0" w:firstColumn="0" w:lastColumn="0" w:noHBand="0" w:noVBand="0" w:val="0020"/>
       </w:tblPr>
       <w:tblGrid>
@@ -15405,6 +16177,7 @@
           <w:p>
             <w:pPr>
               <w:pStyle w:val="Compact"/>
+              <w:jc w:val="left"/>
             </w:pPr>
             <w:r>
               <w:t xml:space="preserve">Término</w:t>
@@ -15416,6 +16189,7 @@
           <w:p>
             <w:pPr>
               <w:pStyle w:val="Compact"/>
+              <w:jc w:val="left"/>
             </w:pPr>
             <w:r>
               <w:t xml:space="preserve">Idea general</w:t>
@@ -15429,6 +16203,7 @@
           <w:p>
             <w:pPr>
               <w:pStyle w:val="Compact"/>
+              <w:jc w:val="left"/>
             </w:pPr>
             <w:r>
               <w:t xml:space="preserve">Continuidad</w:t>
@@ -15440,6 +16215,7 @@
           <w:p>
             <w:pPr>
               <w:pStyle w:val="Compact"/>
+              <w:jc w:val="left"/>
             </w:pPr>
             <w:r>
               <w:t xml:space="preserve">Capacidad de seguir operando durante y tras un fallo</w:t>
@@ -15453,6 +16229,7 @@
           <w:p>
             <w:pPr>
               <w:pStyle w:val="Compact"/>
+              <w:jc w:val="left"/>
             </w:pPr>
             <w:r>
               <w:t xml:space="preserve">Post-mortem</w:t>
@@ -15464,6 +16241,7 @@
           <w:p>
             <w:pPr>
               <w:pStyle w:val="Compact"/>
+              <w:jc w:val="left"/>
             </w:pPr>
             <w:r>
               <w:t xml:space="preserve">Análisis documentado tras un incidente</w:t>
@@ -15477,6 +16255,7 @@
           <w:p>
             <w:pPr>
               <w:pStyle w:val="Compact"/>
+              <w:jc w:val="left"/>
             </w:pPr>
             <w:r>
               <w:t xml:space="preserve">Ventana de mantenimiento</w:t>
@@ -15488,6 +16267,7 @@
           <w:p>
             <w:pPr>
               <w:pStyle w:val="Compact"/>
+              <w:jc w:val="left"/>
             </w:pPr>
             <w:r>
               <w:t xml:space="preserve">Franja acordada para cambios y simulacros</w:t>
@@ -15501,6 +16281,7 @@
           <w:p>
             <w:pPr>
               <w:pStyle w:val="Compact"/>
+              <w:jc w:val="left"/>
             </w:pPr>
             <w:r>
               <w:t xml:space="preserve">Vuelta atrás (rollback)</w:t>
@@ -15512,6 +16293,7 @@
           <w:p>
             <w:pPr>
               <w:pStyle w:val="Compact"/>
+              <w:jc w:val="left"/>
             </w:pPr>
             <w:r>
               <w:t xml:space="preserve">Plan para deshacer un cambio</w:t>
@@ -15525,6 +16307,7 @@
           <w:p>
             <w:pPr>
               <w:pStyle w:val="Compact"/>
+              <w:jc w:val="left"/>
             </w:pPr>
             <w:r>
               <w:t xml:space="preserve">TFTP/SCP</w:t>
@@ -15536,6 +16319,7 @@
           <w:p>
             <w:pPr>
               <w:pStyle w:val="Compact"/>
+              <w:jc w:val="left"/>
             </w:pPr>
             <w:r>
               <w:t xml:space="preserve">Transporte clásico de configs e imágenes</w:t>
@@ -15561,7 +16345,7 @@
       <w:r>
         <w:t xml:space="preserve"> </w:t>
       </w:r>
-      <w:hyperlink r:id="rId36">
+      <w:hyperlink r:id="rId47">
         <w:r>
           <w:rPr>
             <w:rStyle w:val="Hyperlink"/>
@@ -15588,7 +16372,7 @@
       <w:r>
         <w:t xml:space="preserve"> </w:t>
       </w:r>
-      <w:hyperlink r:id="rId16">
+      <w:hyperlink r:id="rId27">
         <w:r>
           <w:rPr>
             <w:rStyle w:val="Hyperlink"/>
@@ -15615,7 +16399,7 @@
       <w:r>
         <w:t xml:space="preserve"> </w:t>
       </w:r>
-      <w:hyperlink r:id="rId18">
+      <w:hyperlink r:id="rId29">
         <w:r>
           <w:rPr>
             <w:rStyle w:val="Hyperlink"/>
@@ -15624,9 +16408,9 @@
         </w:r>
       </w:hyperlink>
     </w:p>
-    <w:bookmarkEnd w:id="121"/>
-    <w:bookmarkEnd w:id="122"/>
-    <w:bookmarkStart w:id="135" w:name="cierre-consolida-lo-aprendido"/>
+    <w:bookmarkEnd w:id="137"/>
+    <w:bookmarkEnd w:id="138"/>
+    <w:bookmarkStart w:id="151" w:name="cierre-consolida-lo-aprendido"/>
     <w:p>
       <w:pPr>
         <w:pStyle w:val="Heading1"/>
@@ -15700,7 +16484,7 @@
       <w:r>
         <w:t xml:space="preserve"> </w:t>
       </w:r>
-      <w:hyperlink r:id="rId17">
+      <w:hyperlink r:id="rId28">
         <w:r>
           <w:rPr>
             <w:rStyle w:val="Hyperlink"/>
@@ -15722,7 +16506,7 @@
         </w:pict>
       </w:r>
     </w:p>
-    <w:bookmarkStart w:id="123" w:name="sé-el-paquete"/>
+    <w:bookmarkStart w:id="139" w:name="sé-el-paquete"/>
     <w:p>
       <w:pPr>
         <w:pStyle w:val="Heading2"/>
@@ -15812,7 +16596,13 @@
         <w:t xml:space="preserve"> </w:t>
       </w:r>
       <w:r>
-        <w:t xml:space="preserve">“a tirones”</w:t>
+        <w:t xml:space="preserve">“</w:t>
+      </w:r>
+      <w:r>
+        <w:t xml:space="preserve">a tirones</w:t>
+      </w:r>
+      <w:r>
+        <w:t xml:space="preserve">”</w:t>
       </w:r>
       <w:r>
         <w:t xml:space="preserve"> </w:t>
@@ -15930,8 +16720,8 @@
         </w:pict>
       </w:r>
     </w:p>
-    <w:bookmarkEnd w:id="123"/>
-    <w:bookmarkStart w:id="124" w:name="fireside-chat-redundancia-vs-complejidad"/>
+    <w:bookmarkEnd w:id="139"/>
+    <w:bookmarkStart w:id="140" w:name="fireside-chat-redundancia-vs-complejidad"/>
     <w:p>
       <w:pPr>
         <w:pStyle w:val="Heading2"/>
@@ -15991,7 +16781,13 @@
         <w:t xml:space="preserve"> </w:t>
       </w:r>
       <w:r>
-        <w:t xml:space="preserve">“estamos cambiando la redundancia”</w:t>
+        <w:t xml:space="preserve">“</w:t>
+      </w:r>
+      <w:r>
+        <w:t xml:space="preserve">estamos cambiando la redundancia</w:t>
+      </w:r>
+      <w:r>
+        <w:t xml:space="preserve">”</w:t>
       </w:r>
       <w:r>
         <w:t xml:space="preserve">?</w:t>
@@ -16112,8 +16908,8 @@
         </w:pict>
       </w:r>
     </w:p>
-    <w:bookmarkEnd w:id="124"/>
-    <w:bookmarkStart w:id="125" w:name="quién-soy"/>
+    <w:bookmarkEnd w:id="140"/>
+    <w:bookmarkStart w:id="141" w:name="quién-soy"/>
     <w:p>
       <w:pPr>
         <w:pStyle w:val="Heading2"/>
@@ -16281,8 +17077,8 @@
         </w:pict>
       </w:r>
     </w:p>
-    <w:bookmarkEnd w:id="125"/>
-    <w:bookmarkStart w:id="126" w:name="Xbeed955c19c2afaa36db3d99878bb05c8a4896f"/>
+    <w:bookmarkEnd w:id="141"/>
+    <w:bookmarkStart w:id="142" w:name="Xbeed955c19c2afaa36db3d99878bb05c8a4896f"/>
     <w:p>
       <w:pPr>
         <w:pStyle w:val="Heading2"/>
@@ -16294,7 +17090,13 @@
         <w:t xml:space="preserve"> </w:t>
       </w:r>
       <w:r>
-        <w:t xml:space="preserve">“Compramos dos routers, somos redundantes”</w:t>
+        <w:t xml:space="preserve">“</w:t>
+      </w:r>
+      <w:r>
+        <w:t xml:space="preserve">Compramos dos routers, somos redundantes</w:t>
+      </w:r>
+      <w:r>
+        <w:t xml:space="preserve">”</w:t>
       </w:r>
     </w:p>
     <w:p>
@@ -16389,8 +17191,8 @@
         </w:pict>
       </w:r>
     </w:p>
-    <w:bookmarkEnd w:id="126"/>
-    <w:bookmarkStart w:id="127" w:name="X2ba0a59d005fdda4b65d6841edbb4d1cbd6802f"/>
+    <w:bookmarkEnd w:id="142"/>
+    <w:bookmarkStart w:id="143" w:name="X2ba0a59d005fdda4b65d6841edbb4d1cbd6802f"/>
     <w:p>
       <w:pPr>
         <w:pStyle w:val="Heading2"/>
@@ -16466,7 +17268,13 @@
         <w:t xml:space="preserve"> </w:t>
       </w:r>
       <w:r>
-        <w:t xml:space="preserve">“Internet”</w:t>
+        <w:t xml:space="preserve">“</w:t>
+      </w:r>
+      <w:r>
+        <w:t xml:space="preserve">Internet</w:t>
+      </w:r>
+      <w:r>
+        <w:t xml:space="preserve">”</w:t>
       </w:r>
       <w:r>
         <w:t xml:space="preserve">).</w:t>
@@ -16693,8 +17501,8 @@
         </w:pict>
       </w:r>
     </w:p>
-    <w:bookmarkEnd w:id="127"/>
-    <w:bookmarkStart w:id="128" w:name="logros-de-esta-unidad"/>
+    <w:bookmarkEnd w:id="143"/>
+    <w:bookmarkStart w:id="144" w:name="logros-de-esta-unidad"/>
     <w:p>
       <w:pPr>
         <w:pStyle w:val="Heading2"/>
@@ -16707,6 +17515,7 @@
       <w:tblPr>
         <w:tblStyle w:val="Table"/>
         <w:tblW w:type="pct" w:w="5000"/>
+        <w:jc w:val="left"/>
         <w:tblLayout w:type="fixed"/>
         <w:tblLook w:firstRow="1" w:lastRow="0" w:firstColumn="0" w:lastColumn="0" w:noHBand="0" w:noVBand="0" w:val="0020"/>
       </w:tblPr>
@@ -16723,6 +17532,7 @@
           <w:p>
             <w:pPr>
               <w:pStyle w:val="Compact"/>
+              <w:jc w:val="left"/>
             </w:pPr>
             <w:r>
               <w:t xml:space="preserve">Logro</w:t>
@@ -16734,6 +17544,7 @@
           <w:p>
             <w:pPr>
               <w:pStyle w:val="Compact"/>
+              <w:jc w:val="left"/>
             </w:pPr>
             <w:r>
               <w:t xml:space="preserve">Cómo conseguirlo</w:t>
@@ -16747,6 +17558,7 @@
           <w:p>
             <w:pPr>
               <w:pStyle w:val="Compact"/>
+              <w:jc w:val="left"/>
             </w:pPr>
             <w:r>
               <w:t xml:space="preserve">🏅</w:t>
@@ -16768,6 +17580,7 @@
           <w:p>
             <w:pPr>
               <w:pStyle w:val="Compact"/>
+              <w:jc w:val="left"/>
             </w:pPr>
             <w:r>
               <w:t xml:space="preserve">Mapear tu red (casa, aula) y listar todos sus puntos únicos de fallo</w:t>
@@ -16781,6 +17594,7 @@
           <w:p>
             <w:pPr>
               <w:pStyle w:val="Compact"/>
+              <w:jc w:val="left"/>
             </w:pPr>
             <w:r>
               <w:t xml:space="preserve">🏅</w:t>
@@ -16802,6 +17616,7 @@
           <w:p>
             <w:pPr>
               <w:pStyle w:val="Compact"/>
+              <w:jc w:val="left"/>
             </w:pPr>
             <w:r>
               <w:t xml:space="preserve">HSRP con conmutación probada: menos de 3 pings perdidos</w:t>
@@ -16815,6 +17630,7 @@
           <w:p>
             <w:pPr>
               <w:pStyle w:val="Compact"/>
+              <w:jc w:val="left"/>
             </w:pPr>
             <w:r>
               <w:t xml:space="preserve">🏅</w:t>
@@ -16836,6 +17652,7 @@
           <w:p>
             <w:pPr>
               <w:pStyle w:val="Compact"/>
+              <w:jc w:val="left"/>
             </w:pPr>
             <w:r>
               <w:t xml:space="preserve">EtherChannel con LACP, verificado y con prueba de cable roto</w:t>
@@ -16849,6 +17666,7 @@
           <w:p>
             <w:pPr>
               <w:pStyle w:val="Compact"/>
+              <w:jc w:val="left"/>
             </w:pPr>
             <w:r>
               <w:t xml:space="preserve">🏅</w:t>
@@ -16870,6 +17688,7 @@
           <w:p>
             <w:pPr>
               <w:pStyle w:val="Compact"/>
+              <w:jc w:val="left"/>
             </w:pPr>
             <w:r>
               <w:t xml:space="preserve">IP SLA montado y simulacro de</w:t>
@@ -16878,7 +17697,13 @@
               <w:t xml:space="preserve"> </w:t>
             </w:r>
             <w:r>
-              <w:t xml:space="preserve">“ISP arriba pero sin salida”</w:t>
+              <w:t xml:space="preserve">“</w:t>
+            </w:r>
+            <w:r>
+              <w:t xml:space="preserve">ISP arriba pero sin salida</w:t>
+            </w:r>
+            <w:r>
+              <w:t xml:space="preserve">”</w:t>
             </w:r>
           </w:p>
         </w:tc>
@@ -16891,8 +17716,8 @@
         </w:pict>
       </w:r>
     </w:p>
-    <w:bookmarkEnd w:id="128"/>
-    <w:bookmarkStart w:id="129" w:name="atrévete-a-pensar"/>
+    <w:bookmarkEnd w:id="144"/>
+    <w:bookmarkStart w:id="145" w:name="atrévete-a-pensar"/>
     <w:p>
       <w:pPr>
         <w:pStyle w:val="Heading2"/>
@@ -17059,7 +17884,13 @@
         <w:t xml:space="preserve"> </w:t>
       </w:r>
       <w:r>
-        <w:t xml:space="preserve">“enlace arriba pero sin salida”</w:t>
+        <w:t xml:space="preserve">“</w:t>
+      </w:r>
+      <w:r>
+        <w:t xml:space="preserve">enlace arriba pero sin salida</w:t>
+      </w:r>
+      <w:r>
+        <w:t xml:space="preserve">”</w:t>
       </w:r>
       <w:r>
         <w:t xml:space="preserve"> </w:t>
@@ -17087,8 +17918,8 @@
         </w:pict>
       </w:r>
     </w:p>
-    <w:bookmarkEnd w:id="129"/>
-    <w:bookmarkStart w:id="130" w:name="crucigrama-de-bits"/>
+    <w:bookmarkEnd w:id="145"/>
+    <w:bookmarkStart w:id="146" w:name="crucigrama-de-bits"/>
     <w:p>
       <w:pPr>
         <w:pStyle w:val="Heading2"/>
@@ -17234,8 +18065,8 @@
         </w:pict>
       </w:r>
     </w:p>
-    <w:bookmarkEnd w:id="130"/>
-    <w:bookmarkStart w:id="131" w:name="preguntas-de-entrevista-de-trabajo"/>
+    <w:bookmarkEnd w:id="146"/>
+    <w:bookmarkStart w:id="147" w:name="preguntas-de-entrevista-de-trabajo"/>
     <w:p>
       <w:pPr>
         <w:pStyle w:val="Heading2"/>
@@ -17257,7 +18088,21 @@
           <w:b/>
           <w:bCs/>
         </w:rPr>
-        <w:t xml:space="preserve">“¿Qué es para ti una red de alta disponibilidad y por dónde empezarías a mejorarla?”</w:t>
+        <w:t xml:space="preserve">“</w:t>
+      </w:r>
+      <w:r>
+        <w:rPr>
+          <w:b/>
+          <w:bCs/>
+        </w:rPr>
+        <w:t xml:space="preserve">¿Qué es para ti una red de alta disponibilidad y por dónde empezarías a mejorarla?</w:t>
+      </w:r>
+      <w:r>
+        <w:rPr>
+          <w:b/>
+          <w:bCs/>
+        </w:rPr>
+        <w:t xml:space="preserve">”</w:t>
       </w:r>
     </w:p>
     <w:p>
@@ -17273,7 +18118,21 @@
           <w:b/>
           <w:bCs/>
         </w:rPr>
-        <w:t xml:space="preserve">“Explícame HSRP como si yo fuera el responsable de negocio.”</w:t>
+        <w:t xml:space="preserve">“</w:t>
+      </w:r>
+      <w:r>
+        <w:rPr>
+          <w:b/>
+          <w:bCs/>
+        </w:rPr>
+        <w:t xml:space="preserve">Explícame HSRP como si yo fuera el responsable de negocio.</w:t>
+      </w:r>
+      <w:r>
+        <w:rPr>
+          <w:b/>
+          <w:bCs/>
+        </w:rPr>
+        <w:t xml:space="preserve">”</w:t>
       </w:r>
     </w:p>
     <w:p>
@@ -17289,7 +18148,21 @@
           <w:b/>
           <w:bCs/>
         </w:rPr>
-        <w:t xml:space="preserve">“Tenemos un enlace principal y uno de respaldo al mismo operador. ¿Es redundancia?”</w:t>
+        <w:t xml:space="preserve">“</w:t>
+      </w:r>
+      <w:r>
+        <w:rPr>
+          <w:b/>
+          <w:bCs/>
+        </w:rPr>
+        <w:t xml:space="preserve">Tenemos un enlace principal y uno de respaldo al mismo operador. ¿Es redundancia?</w:t>
+      </w:r>
+      <w:r>
+        <w:rPr>
+          <w:b/>
+          <w:bCs/>
+        </w:rPr>
+        <w:t xml:space="preserve">”</w:t>
       </w:r>
     </w:p>
     <w:p>
@@ -17305,7 +18178,21 @@
           <w:b/>
           <w:bCs/>
         </w:rPr>
-        <w:t xml:space="preserve">“¿Qué es una ruta flotante y cuándo te has visto obligado a usar IP SLA?”</w:t>
+        <w:t xml:space="preserve">“</w:t>
+      </w:r>
+      <w:r>
+        <w:rPr>
+          <w:b/>
+          <w:bCs/>
+        </w:rPr>
+        <w:t xml:space="preserve">¿Qué es una ruta flotante y cuándo te has visto obligado a usar IP SLA?</w:t>
+      </w:r>
+      <w:r>
+        <w:rPr>
+          <w:b/>
+          <w:bCs/>
+        </w:rPr>
+        <w:t xml:space="preserve">”</w:t>
       </w:r>
     </w:p>
     <w:p>
@@ -17321,7 +18208,21 @@
           <w:b/>
           <w:bCs/>
         </w:rPr>
-        <w:t xml:space="preserve">“La noche del sábado se murió el switch de distribución. Cuenta cómo sería tu noche ideal y tu noche realista.”</w:t>
+        <w:t xml:space="preserve">“</w:t>
+      </w:r>
+      <w:r>
+        <w:rPr>
+          <w:b/>
+          <w:bCs/>
+        </w:rPr>
+        <w:t xml:space="preserve">La noche del sábado se murió el switch de distribución. Cuenta cómo sería tu noche ideal y tu noche realista.</w:t>
+      </w:r>
+      <w:r>
+        <w:rPr>
+          <w:b/>
+          <w:bCs/>
+        </w:rPr>
+        <w:t xml:space="preserve">”</w:t>
       </w:r>
     </w:p>
     <w:p>
@@ -17351,7 +18252,13 @@
         <w:t xml:space="preserve"> </w:t>
       </w:r>
       <w:r>
-        <w:t xml:space="preserve">“dos routers comparten la misma IP de puerta de salida; si uno muere, el otro la atiende sin que nadie note nada”</w:t>
+        <w:t xml:space="preserve">“</w:t>
+      </w:r>
+      <w:r>
+        <w:t xml:space="preserve">dos routers comparten la misma IP de puerta de salida; si uno muere, el otro la atiende sin que nadie note nada</w:t>
+      </w:r>
+      <w:r>
+        <w:t xml:space="preserve">”</w:t>
       </w:r>
       <w:r>
         <w:t xml:space="preserve"> </w:t>
@@ -17376,7 +18283,13 @@
         <w:t xml:space="preserve"> </w:t>
       </w:r>
       <w:r>
-        <w:t xml:space="preserve">“todo perfecto”</w:t>
+        <w:t xml:space="preserve">“</w:t>
+      </w:r>
+      <w:r>
+        <w:t xml:space="preserve">todo perfecto</w:t>
+      </w:r>
+      <w:r>
+        <w:t xml:space="preserve">”</w:t>
       </w:r>
       <w:r>
         <w:t xml:space="preserve"> </w:t>
@@ -17392,8 +18305,8 @@
         </w:pict>
       </w:r>
     </w:p>
-    <w:bookmarkEnd w:id="131"/>
-    <w:bookmarkStart w:id="132" w:name="no-hay-preguntas-tontas"/>
+    <w:bookmarkEnd w:id="147"/>
+    <w:bookmarkStart w:id="148" w:name="no-hay-preguntas-tontas"/>
     <w:p>
       <w:pPr>
         <w:pStyle w:val="Heading2"/>
@@ -17431,7 +18344,21 @@
           <w:b/>
           <w:bCs/>
         </w:rPr>
-        <w:t xml:space="preserve">“suficiente”</w:t>
+        <w:t xml:space="preserve">“</w:t>
+      </w:r>
+      <w:r>
+        <w:rPr>
+          <w:b/>
+          <w:bCs/>
+        </w:rPr>
+        <w:t xml:space="preserve">suficiente</w:t>
+      </w:r>
+      <w:r>
+        <w:rPr>
+          <w:b/>
+          <w:bCs/>
+        </w:rPr>
+        <w:t xml:space="preserve">”</w:t>
       </w:r>
       <w:r>
         <w:rPr>
@@ -17452,7 +18379,13 @@
         <w:t xml:space="preserve"> </w:t>
       </w:r>
       <w:r>
-        <w:t xml:space="preserve">“Suficiente”</w:t>
+        <w:t xml:space="preserve">“</w:t>
+      </w:r>
+      <w:r>
+        <w:t xml:space="preserve">Suficiente</w:t>
+      </w:r>
+      <w:r>
+        <w:t xml:space="preserve">”</w:t>
       </w:r>
       <w:r>
         <w:t xml:space="preserve"> </w:t>
@@ -17565,8 +18498,8 @@
         </w:pict>
       </w:r>
     </w:p>
-    <w:bookmarkEnd w:id="132"/>
-    <w:bookmarkStart w:id="133" w:name="poscréditos"/>
+    <w:bookmarkEnd w:id="148"/>
+    <w:bookmarkStart w:id="149" w:name="poscréditos"/>
     <w:p>
       <w:pPr>
         <w:pStyle w:val="Heading2"/>
@@ -17590,7 +18523,21 @@
           <w:i/>
           <w:iCs/>
         </w:rPr>
-        <w:t xml:space="preserve">“Doce unidades para llegar a la conclusión más aburrida del mundo: las redes funcionan cuando están diseñadas, documentadas y ensayadas. El resto es plegaria. Ahora, fuera de mi consola, que tienes boletines.”</w:t>
+        <w:t xml:space="preserve">“</w:t>
+      </w:r>
+      <w:r>
+        <w:rPr>
+          <w:i/>
+          <w:iCs/>
+        </w:rPr>
+        <w:t xml:space="preserve">Doce unidades para llegar a la conclusión más aburrida del mundo: las redes funcionan cuando están diseñadas, documentadas y ensayadas. El resto es plegaria. Ahora, fuera de mi consola, que tienes boletines.</w:t>
+      </w:r>
+      <w:r>
+        <w:rPr>
+          <w:i/>
+          <w:iCs/>
+        </w:rPr>
+        <w:t xml:space="preserve">”</w:t>
       </w:r>
     </w:p>
     <w:p>
@@ -17614,7 +18561,13 @@
         <w:t xml:space="preserve"> </w:t>
       </w:r>
       <w:r>
-        <w:t xml:space="preserve">“la red no se cayó”</w:t>
+        <w:t xml:space="preserve">“</w:t>
+      </w:r>
+      <w:r>
+        <w:t xml:space="preserve">la red no se cayó</w:t>
+      </w:r>
+      <w:r>
+        <w:t xml:space="preserve">”</w:t>
       </w:r>
       <w:r>
         <w:t xml:space="preserve">, sonríe: nadie notó que hiciste bien tu trabajo. Eso es alta disponibilidad.</w:t>
@@ -17627,8 +18580,8 @@
         </w:pict>
       </w:r>
     </w:p>
-    <w:bookmarkEnd w:id="133"/>
-    <w:bookmarkStart w:id="134" w:name="Xdad55e1e1f1e166fb5f17ee2f14384bff3d8ce5"/>
+    <w:bookmarkEnd w:id="149"/>
+    <w:bookmarkStart w:id="150" w:name="Xdad55e1e1f1e166fb5f17ee2f14384bff3d8ce5"/>
     <w:p>
       <w:pPr>
         <w:pStyle w:val="Heading2"/>
@@ -17641,6 +18594,7 @@
       <w:tblPr>
         <w:tblStyle w:val="Table"/>
         <w:tblW w:type="pct" w:w="5000"/>
+        <w:jc w:val="left"/>
         <w:tblLayout w:type="fixed"/>
         <w:tblLook w:firstRow="1" w:lastRow="0" w:firstColumn="0" w:lastColumn="0" w:noHBand="0" w:noVBand="0" w:val="0020"/>
       </w:tblPr>
@@ -17658,6 +18612,7 @@
           <w:p>
             <w:pPr>
               <w:pStyle w:val="Compact"/>
+              <w:jc w:val="left"/>
             </w:pPr>
             <w:r>
               <w:t xml:space="preserve">CE</w:t>
@@ -17669,6 +18624,7 @@
           <w:p>
             <w:pPr>
               <w:pStyle w:val="Compact"/>
+              <w:jc w:val="left"/>
             </w:pPr>
             <w:r>
               <w:t xml:space="preserve">Criterio</w:t>
@@ -17680,6 +18636,7 @@
           <w:p>
             <w:pPr>
               <w:pStyle w:val="Compact"/>
+              <w:jc w:val="left"/>
             </w:pPr>
             <w:r>
               <w:t xml:space="preserve">Cubierto</w:t>
@@ -17693,6 +18650,7 @@
           <w:p>
             <w:pPr>
               <w:pStyle w:val="Compact"/>
+              <w:jc w:val="left"/>
             </w:pPr>
             <w:r>
               <w:t xml:space="preserve">RA3</w:t>
@@ -17704,6 +18662,7 @@
           <w:p>
             <w:pPr>
               <w:pStyle w:val="Compact"/>
+              <w:jc w:val="left"/>
             </w:pPr>
             <w:r>
               <w:t xml:space="preserve">Administra conmutadores estableciendo opciones de configuración para su integración en la red</w:t>
@@ -17715,6 +18674,7 @@
           <w:p>
             <w:pPr>
               <w:pStyle w:val="Compact"/>
+              <w:jc w:val="left"/>
             </w:pPr>
             <w:r>
               <w:t xml:space="preserve">✅ Puntos 2, 3 y 4 + ⚡ Laboratorio (punto 9)</w:t>
@@ -17728,6 +18688,7 @@
           <w:p>
             <w:pPr>
               <w:pStyle w:val="Compact"/>
+              <w:jc w:val="left"/>
             </w:pPr>
             <w:r>
               <w:t xml:space="preserve">RA5</w:t>
@@ -17739,6 +18700,7 @@
           <w:p>
             <w:pPr>
               <w:pStyle w:val="Compact"/>
+              <w:jc w:val="left"/>
             </w:pPr>
             <w:r>
               <w:t xml:space="preserve">Configura redes locales virtuales identificando su campo de aplicación</w:t>
@@ -17750,6 +18712,7 @@
           <w:p>
             <w:pPr>
               <w:pStyle w:val="Compact"/>
+              <w:jc w:val="left"/>
             </w:pPr>
             <w:r>
               <w:t xml:space="preserve">✅ Puntos 2, 5 y 6 (STP por VLAN y gateways por VLAN)</w:t>
@@ -17763,6 +18726,7 @@
           <w:p>
             <w:pPr>
               <w:pStyle w:val="Compact"/>
+              <w:jc w:val="left"/>
             </w:pPr>
             <w:r>
               <w:t xml:space="preserve">RA6</w:t>
@@ -17774,6 +18738,7 @@
           <w:p>
             <w:pPr>
               <w:pStyle w:val="Compact"/>
+              <w:jc w:val="left"/>
             </w:pPr>
             <w:r>
               <w:t xml:space="preserve">Realiza tareas avanzadas de administración de red analizando y utilizando protocolos dinámicos de encaminamiento</w:t>
@@ -17785,6 +18750,7 @@
           <w:p>
             <w:pPr>
               <w:pStyle w:val="Compact"/>
+              <w:jc w:val="left"/>
             </w:pPr>
             <w:r>
               <w:t xml:space="preserve">✅ Punto 7 (redundancia con OSPF) + 🧠 Atrévete a pensar (punto 9)</w:t>
@@ -17798,6 +18764,7 @@
           <w:p>
             <w:pPr>
               <w:pStyle w:val="Compact"/>
+              <w:jc w:val="left"/>
             </w:pPr>
             <w:r>
               <w:t xml:space="preserve">RA1</w:t>
@@ -17809,6 +18776,7 @@
           <w:p>
             <w:pPr>
               <w:pStyle w:val="Compact"/>
+              <w:jc w:val="left"/>
             </w:pPr>
             <w:r>
               <w:t xml:space="preserve">Reconoce la estructura de las redes de datos identificando sus elementos y principios de funcionamiento</w:t>
@@ -17820,6 +18788,7 @@
           <w:p>
             <w:pPr>
               <w:pStyle w:val="Compact"/>
+              <w:jc w:val="left"/>
             </w:pPr>
             <w:r>
               <w:t xml:space="preserve">✅ Puntos 1 y 8 + 💬 Entrevista (punto 9)</w:t>
@@ -17869,7 +18838,7 @@
       <w:r>
         <w:t xml:space="preserve"> </w:t>
       </w:r>
-      <w:hyperlink r:id="rId36">
+      <w:hyperlink r:id="rId47">
         <w:r>
           <w:rPr>
             <w:rStyle w:val="Hyperlink"/>
@@ -17896,7 +18865,7 @@
       <w:r>
         <w:t xml:space="preserve"> </w:t>
       </w:r>
-      <w:hyperlink r:id="rId17">
+      <w:hyperlink r:id="rId28">
         <w:r>
           <w:rPr>
             <w:rStyle w:val="Hyperlink"/>
@@ -17937,13 +18906,9 @@
         <w:t xml:space="preserve">🏁</w:t>
       </w:r>
     </w:p>
-    <w:bookmarkEnd w:id="134"/>
-    <w:bookmarkEnd w:id="135"/>
-    <w:sectPr>
-      <w:footnotePr>
-        <w:numRestart w:val="eachSect"/>
-      </w:footnotePr>
-    </w:sectPr>
+    <w:bookmarkEnd w:id="150"/>
+    <w:bookmarkEnd w:id="151"/>
+    <w:sectPr/>
   </w:body>
 </w:document>
 </file>
@@ -17981,7 +18946,7 @@
       <w:lvlText w:val=" "/>
       <w:lvlJc w:val="left"/>
       <w:pPr>
-        <w:ind w:left="720" w:hanging="360"/>
+        <w:ind w:left="720" w:hanging="480"/>
       </w:pPr>
     </w:lvl>
     <w:lvl w:ilvl="1">
@@ -17989,7 +18954,7 @@
       <w:lvlText w:val=" "/>
       <w:lvlJc w:val="left"/>
       <w:pPr>
-        <w:ind w:left="1440" w:hanging="360"/>
+        <w:ind w:left="1440" w:hanging="480"/>
       </w:pPr>
     </w:lvl>
     <w:lvl w:ilvl="2">
@@ -17997,7 +18962,7 @@
       <w:lvlText w:val=" "/>
       <w:lvlJc w:val="left"/>
       <w:pPr>
-        <w:ind w:left="2160" w:hanging="360"/>
+        <w:ind w:left="2160" w:hanging="480"/>
       </w:pPr>
     </w:lvl>
     <w:lvl w:ilvl="3">
@@ -18005,7 +18970,7 @@
       <w:lvlText w:val=" "/>
       <w:lvlJc w:val="left"/>
       <w:pPr>
-        <w:ind w:left="2880" w:hanging="360"/>
+        <w:ind w:left="2880" w:hanging="480"/>
       </w:pPr>
     </w:lvl>
     <w:lvl w:ilvl="4">
@@ -18013,7 +18978,7 @@
       <w:lvlText w:val=" "/>
       <w:lvlJc w:val="left"/>
       <w:pPr>
-        <w:ind w:left="3600" w:hanging="360"/>
+        <w:ind w:left="3600" w:hanging="480"/>
       </w:pPr>
     </w:lvl>
     <w:lvl w:ilvl="5">
@@ -18021,7 +18986,7 @@
       <w:lvlText w:val=" "/>
       <w:lvlJc w:val="left"/>
       <w:pPr>
-        <w:ind w:left="4320" w:hanging="360"/>
+        <w:ind w:left="4320" w:hanging="480"/>
       </w:pPr>
     </w:lvl>
     <w:lvl w:ilvl="6">
@@ -18029,7 +18994,7 @@
       <w:lvlText w:val=" "/>
       <w:lvlJc w:val="left"/>
       <w:pPr>
-        <w:ind w:left="5040" w:hanging="360"/>
+        <w:ind w:left="5040" w:hanging="480"/>
       </w:pPr>
     </w:lvl>
     <w:lvl w:ilvl="7">
@@ -18037,7 +19002,7 @@
       <w:lvlText w:val=" "/>
       <w:lvlJc w:val="left"/>
       <w:pPr>
-        <w:ind w:left="5760" w:hanging="360"/>
+        <w:ind w:left="5760" w:hanging="480"/>
       </w:pPr>
     </w:lvl>
     <w:lvl w:ilvl="8">
@@ -18045,7 +19010,7 @@
       <w:lvlText w:val=" "/>
       <w:lvlJc w:val="left"/>
       <w:pPr>
-        <w:ind w:left="6480" w:hanging="360"/>
+        <w:ind w:left="6480" w:hanging="480"/>
       </w:pPr>
     </w:lvl>
   </w:abstractNum>
@@ -18054,102 +19019,75 @@
     <w:multiLevelType w:val="multilevel"/>
     <w:lvl w:ilvl="0">
       <w:numFmt w:val="bullet"/>
-      <w:lvlText w:val=""/>
+      <w:lvlText w:val="•"/>
       <w:lvlJc w:val="left"/>
       <w:pPr>
-        <w:ind w:left="720" w:hanging="360"/>
-      </w:pPr>
-      <w:rPr>
-        <w:rFonts w:ascii="Symbol" w:hAnsi="Symbol" w:cs="Symbol" w:hint="default"/>
-      </w:rPr>
+        <w:ind w:left="720" w:hanging="480"/>
+      </w:pPr>
     </w:lvl>
     <w:lvl w:ilvl="1">
       <w:numFmt w:val="bullet"/>
-      <w:lvlText w:val="o"/>
+      <w:lvlText w:val="–"/>
       <w:lvlJc w:val="left"/>
       <w:pPr>
-        <w:ind w:left="1440" w:hanging="360"/>
-      </w:pPr>
-      <w:rPr>
-        <w:rFonts w:ascii="Courier New" w:hAnsi="Courier New" w:cs="Courier New" w:hint="default"/>
-      </w:rPr>
+        <w:ind w:left="1440" w:hanging="480"/>
+      </w:pPr>
     </w:lvl>
     <w:lvl w:ilvl="2">
       <w:numFmt w:val="bullet"/>
-      <w:lvlText w:val=""/>
+      <w:lvlText w:val="•"/>
       <w:lvlJc w:val="left"/>
       <w:pPr>
-        <w:ind w:left="2160" w:hanging="360"/>
-      </w:pPr>
-      <w:rPr>
-        <w:rFonts w:ascii="Wingdings" w:hAnsi="Wingdings" w:cs="Wingdings" w:hint="default"/>
-      </w:rPr>
+        <w:ind w:left="2160" w:hanging="480"/>
+      </w:pPr>
     </w:lvl>
     <w:lvl w:ilvl="3">
       <w:numFmt w:val="bullet"/>
-      <w:lvlText w:val=""/>
+      <w:lvlText w:val="–"/>
       <w:lvlJc w:val="left"/>
       <w:pPr>
-        <w:ind w:left="2880" w:hanging="360"/>
-      </w:pPr>
-      <w:rPr>
-        <w:rFonts w:ascii="Symbol" w:hAnsi="Symbol" w:cs="Symbol" w:hint="default"/>
-      </w:rPr>
+        <w:ind w:left="2880" w:hanging="480"/>
+      </w:pPr>
     </w:lvl>
     <w:lvl w:ilvl="4">
       <w:numFmt w:val="bullet"/>
-      <w:lvlText w:val="o"/>
+      <w:lvlText w:val="•"/>
       <w:lvlJc w:val="left"/>
       <w:pPr>
-        <w:ind w:left="3600" w:hanging="360"/>
-      </w:pPr>
-      <w:rPr>
-        <w:rFonts w:ascii="Courier New" w:hAnsi="Courier New" w:cs="Courier New" w:hint="default"/>
-      </w:rPr>
+        <w:ind w:left="3600" w:hanging="480"/>
+      </w:pPr>
     </w:lvl>
     <w:lvl w:ilvl="5">
       <w:numFmt w:val="bullet"/>
-      <w:lvlText w:val=""/>
+      <w:lvlText w:val="–"/>
       <w:lvlJc w:val="left"/>
       <w:pPr>
-        <w:ind w:left="4320" w:hanging="360"/>
-      </w:pPr>
-      <w:rPr>
-        <w:rFonts w:ascii="Wingdings" w:hAnsi="Wingdings" w:cs="Wingdings" w:hint="default"/>
-      </w:rPr>
+        <w:ind w:left="4320" w:hanging="480"/>
+      </w:pPr>
     </w:lvl>
     <w:lvl w:ilvl="6">
       <w:numFmt w:val="bullet"/>
-      <w:lvlText w:val=""/>
+      <w:lvlText w:val="•"/>
       <w:lvlJc w:val="left"/>
       <w:pPr>
-        <w:ind w:left="5040" w:hanging="360"/>
-      </w:pPr>
-      <w:rPr>
-        <w:rFonts w:ascii="Symbol" w:hAnsi="Symbol" w:cs="Symbol" w:hint="default"/>
-      </w:rPr>
+        <w:ind w:left="5040" w:hanging="480"/>
+      </w:pPr>
     </w:lvl>
     <w:lvl w:ilvl="7">
       <w:numFmt w:val="bullet"/>
-      <w:lvlText w:val="o"/>
+      <w:lvlText w:val="–"/>
       <w:lvlJc w:val="left"/>
       <w:pPr>
-        <w:ind w:left="5760" w:hanging="360"/>
-      </w:pPr>
-      <w:rPr>
-        <w:rFonts w:ascii="Courier New" w:hAnsi="Courier New" w:cs="Courier New" w:hint="default"/>
-      </w:rPr>
+        <w:ind w:left="5760" w:hanging="480"/>
+      </w:pPr>
     </w:lvl>
     <w:lvl w:ilvl="8">
       <w:numFmt w:val="bullet"/>
-      <w:lvlText w:val=""/>
+      <w:lvlText w:val="•"/>
       <w:lvlJc w:val="left"/>
       <w:pPr>
-        <w:ind w:left="6480" w:hanging="360"/>
-      </w:pPr>
-      <w:rPr>
-        <w:rFonts w:ascii="Wingdings" w:hAnsi="Wingdings" w:cs="Wingdings" w:hint="default"/>
-      </w:rPr>
+        <w:ind w:left="6480" w:hanging="480"/>
+      </w:pPr>
     </w:lvl>
   </w:abstractNum>
   <w:abstractNum w:abstractNumId="99411">
@@ -18161,7 +19099,7 @@
       <w:lvlText w:val="%1."/>
       <w:lvlJc w:val="left"/>
       <w:pPr>
-        <w:ind w:left="720" w:hanging="360"/>
+        <w:ind w:left="720" w:hanging="480"/>
       </w:pPr>
     </w:lvl>
     <w:lvl w:ilvl="1">
@@ -18170,7 +19108,7 @@
       <w:lvlText w:val="%2."/>
       <w:lvlJc w:val="left"/>
       <w:pPr>
-        <w:ind w:left="1440" w:hanging="360"/>
+        <w:ind w:left="1440" w:hanging="480"/>
       </w:pPr>
     </w:lvl>
     <w:lvl w:ilvl="2">
@@ -18179,7 +19117,7 @@
       <w:lvlText w:val="%3."/>
       <w:lvlJc w:val="left"/>
       <w:pPr>
-        <w:ind w:left="2160" w:hanging="360"/>
+        <w:ind w:left="2160" w:hanging="480"/>
       </w:pPr>
     </w:lvl>
     <w:lvl w:ilvl="3">
@@ -18188,7 +19126,7 @@
       <w:lvlText w:val="%4."/>
       <w:lvlJc w:val="left"/>
       <w:pPr>
-        <w:ind w:left="2880" w:hanging="360"/>
+        <w:ind w:left="2880" w:hanging="480"/>
       </w:pPr>
     </w:lvl>
     <w:lvl w:ilvl="4">
@@ -18197,7 +19135,7 @@
       <w:lvlText w:val="%5."/>
       <w:lvlJc w:val="left"/>
       <w:pPr>
-        <w:ind w:left="3600" w:hanging="360"/>
+        <w:ind w:left="3600" w:hanging="480"/>
       </w:pPr>
     </w:lvl>
     <w:lvl w:ilvl="5">
@@ -18206,7 +19144,7 @@
       <w:lvlText w:val="%6."/>
       <w:lvlJc w:val="left"/>
       <w:pPr>
-        <w:ind w:left="4320" w:hanging="360"/>
+        <w:ind w:left="4320" w:hanging="480"/>
       </w:pPr>
     </w:lvl>
     <w:lvl w:ilvl="6">
@@ -18215,7 +19153,7 @@
       <w:lvlText w:val="%7."/>
       <w:lvlJc w:val="left"/>
       <w:pPr>
-        <w:ind w:left="5040" w:hanging="360"/>
+        <w:ind w:left="5040" w:hanging="480"/>
       </w:pPr>
     </w:lvl>
     <w:lvl w:ilvl="7">
@@ -18224,7 +19162,7 @@
       <w:lvlText w:val="%8."/>
       <w:lvlJc w:val="left"/>
       <w:pPr>
-        <w:ind w:left="5760" w:hanging="360"/>
+        <w:ind w:left="5760" w:hanging="480"/>
       </w:pPr>
     </w:lvl>
     <w:lvl w:ilvl="8">
@@ -18233,7 +19171,7 @@
       <w:lvlText w:val="%9."/>
       <w:lvlJc w:val="left"/>
       <w:pPr>
-        <w:ind w:left="6480" w:hanging="360"/>
+        <w:ind w:left="6480" w:hanging="480"/>
       </w:pPr>
     </w:lvl>
   </w:abstractNum>
@@ -19145,10 +20083,10 @@
   <w:docDefaults>
     <w:rPrDefault>
       <w:rPr>
-        <w:rFonts w:asciiTheme="minorHAnsi" w:cstheme="minorBidi" w:eastAsiaTheme="minorEastAsia" w:hAnsiTheme="minorHAnsi"/>
+        <w:rFonts w:asciiTheme="minorHAnsi" w:cstheme="minorBidi" w:eastAsiaTheme="minorHAnsi" w:hAnsiTheme="minorHAnsi"/>
         <w:sz w:val="24"/>
         <w:szCs w:val="24"/>
-        <w:lang w:bidi="ar-SA" w:eastAsia="zh-CN" w:val="es-ES"/>
+        <w:lang w:bidi="ar-SA" w:eastAsia="en-US" w:val="es-ES"/>
       </w:rPr>
     </w:rPrDefault>
     <w:pPrDefault>
@@ -19189,94 +20127,57 @@
     <w:name w:val="Title"/>
     <w:basedOn w:val="Normal"/>
     <w:next w:val="BodyText"/>
-    <w:link w:val="TitleChar"/>
-    <w:uiPriority w:val="10"/>
     <w:qFormat/>
-    <w:rsid w:val="00A10FD9"/>
     <w:pPr>
-      <w:spacing w:after="80" w:line="240" w:lineRule="auto"/>
-      <w:contextualSpacing/>
+      <w:keepNext/>
+      <w:keepLines/>
+      <w:spacing w:after="240" w:before="480"/>
       <w:jc w:val="center"/>
     </w:pPr>
     <w:rPr>
       <w:rFonts w:asciiTheme="majorHAnsi" w:cstheme="majorBidi" w:eastAsiaTheme="majorEastAsia" w:hAnsiTheme="majorHAnsi"/>
-      <w:sz w:val="56"/>
-      <w:szCs w:val="56"/>
-    </w:rPr>
-  </w:style>
-  <w:style w:customStyle="1" w:styleId="TitleChar" w:type="character">
-    <w:name w:val="Title Char"/>
-    <w:basedOn w:val="DefaultParagraphFont"/>
-    <w:link w:val="Title"/>
-    <w:uiPriority w:val="10"/>
-    <w:rsid w:val="00A10FD9"/>
-    <w:rPr>
-      <w:rFonts w:asciiTheme="majorHAnsi" w:cstheme="majorBidi" w:eastAsiaTheme="majorEastAsia" w:hAnsiTheme="majorHAnsi"/>
-      <w:sz w:val="56"/>
-      <w:szCs w:val="56"/>
+      <w:b/>
+      <w:bCs/>
+      <w:color w:themeColor="accent1" w:themeShade="B5" w:val="345A8A"/>
+      <w:sz w:val="36"/>
+      <w:szCs w:val="36"/>
     </w:rPr>
   </w:style>
   <w:style w:styleId="Subtitle" w:type="paragraph">
     <w:name w:val="Subtitle"/>
     <w:basedOn w:val="Title"/>
     <w:next w:val="BodyText"/>
-    <w:link w:val="SubtitleChar"/>
-    <w:uiPriority w:val="11"/>
     <w:qFormat/>
-    <w:rsid w:val="00A10FD9"/>
     <w:pPr>
-      <w:numPr>
-        <w:ilvl w:val="1"/>
-      </w:numPr>
+      <w:keepNext/>
+      <w:keepLines/>
+      <w:spacing w:after="240" w:before="240"/>
+      <w:jc w:val="center"/>
     </w:pPr>
     <w:rPr>
-      <w:rFonts w:cstheme="majorBidi" w:eastAsiaTheme="majorEastAsia"/>
-      <w:spacing w:val="15"/>
-      <w:sz w:val="28"/>
-      <w:szCs w:val="28"/>
-    </w:rPr>
-  </w:style>
-  <w:style w:customStyle="1" w:styleId="SubtitleChar" w:type="character">
-    <w:name w:val="Subtitle Char"/>
-    <w:basedOn w:val="DefaultParagraphFont"/>
-    <w:link w:val="Subtitle"/>
-    <w:uiPriority w:val="11"/>
-    <w:rsid w:val="00A10FD9"/>
-    <w:rPr>
-      <w:rFonts w:cstheme="majorBidi" w:eastAsiaTheme="majorEastAsia"/>
-      <w:color w:themeColor="text1" w:themeTint="A6" w:val="595959"/>
-      <w:spacing w:val="15"/>
-      <w:sz w:val="28"/>
-      <w:szCs w:val="28"/>
+      <w:sz w:val="30"/>
+      <w:szCs w:val="30"/>
     </w:rPr>
   </w:style>
   <w:style w:customStyle="1" w:styleId="Author" w:type="paragraph">
     <w:name w:val="Author"/>
-    <w:basedOn w:val="Title"/>
     <w:next w:val="BodyText"/>
     <w:qFormat/>
     <w:pPr>
       <w:keepNext/>
       <w:keepLines/>
+      <w:jc w:val="center"/>
     </w:pPr>
-    <w:rPr>
-      <w:sz w:val="24"/>
-      <w:szCs w:val="24"/>
-    </w:rPr>
   </w:style>
   <w:style w:styleId="Date" w:type="paragraph">
     <w:name w:val="Date"/>
-    <w:basedOn w:val="Title"/>
     <w:next w:val="BodyText"/>
     <w:qFormat/>
     <w:pPr>
       <w:keepNext/>
       <w:keepLines/>
+      <w:jc w:val="center"/>
     </w:pPr>
-    <w:rPr>
-      <w:sz w:val="24"/>
-      <w:szCs w:val="24"/>
-    </w:rPr>
   </w:style>
   <w:style w:customStyle="1" w:styleId="AbstractTitle" w:type="paragraph">
     <w:name w:val="Abstract Title"/>
@@ -19291,6 +20192,7 @@
     </w:pPr>
     <w:rPr>
       <w:b/>
+      <w:color w:val="345A8A"/>
       <w:sz w:val="20"/>
       <w:szCs w:val="20"/>
     </w:rPr>
@@ -19319,321 +20221,191 @@
     <w:rPr/>
   </w:style>
   <w:style w:styleId="Heading1" w:type="paragraph">
-    <w:name w:val="heading 1"/>
+    <w:name w:val="Heading 1"/>
     <w:basedOn w:val="Normal"/>
     <w:next w:val="BodyText"/>
-    <w:link w:val="Heading1Char"/>
     <w:uiPriority w:val="9"/>
     <w:qFormat/>
-    <w:rsid w:val="00A10FD9"/>
     <w:pPr>
       <w:keepNext/>
       <w:keepLines/>
-      <w:spacing w:after="80" w:before="360"/>
+      <w:spacing w:after="0" w:before="480"/>
       <w:outlineLvl w:val="0"/>
     </w:pPr>
     <w:rPr>
       <w:rFonts w:asciiTheme="majorHAnsi" w:cstheme="majorBidi" w:eastAsiaTheme="majorEastAsia" w:hAnsiTheme="majorHAnsi"/>
-      <w:color w:themeColor="accent1" w:themeShade="BF" w:val="0F4761"/>
-      <w:sz w:val="40"/>
-      <w:szCs w:val="40"/>
+      <w:b/>
+      <w:bCs/>
+      <w:color w:themeColor="accent1" w:val="4F81BD"/>
+      <w:sz w:val="32"/>
+      <w:szCs w:val="32"/>
     </w:rPr>
   </w:style>
   <w:style w:styleId="Heading2" w:type="paragraph">
-    <w:name w:val="heading 2"/>
+    <w:name w:val="Heading 2"/>
     <w:basedOn w:val="Normal"/>
     <w:next w:val="BodyText"/>
-    <w:link w:val="Heading2Char"/>
     <w:uiPriority w:val="9"/>
-    <w:semiHidden/>
     <w:unhideWhenUsed/>
     <w:qFormat/>
-    <w:rsid w:val="00A10FD9"/>
     <w:pPr>
       <w:keepNext/>
       <w:keepLines/>
-      <w:spacing w:after="80" w:before="160"/>
+      <w:spacing w:after="0" w:before="200"/>
       <w:outlineLvl w:val="1"/>
     </w:pPr>
     <w:rPr>
       <w:rFonts w:asciiTheme="majorHAnsi" w:cstheme="majorBidi" w:eastAsiaTheme="majorEastAsia" w:hAnsiTheme="majorHAnsi"/>
-      <w:color w:themeColor="accent1" w:themeShade="BF" w:val="0F4761"/>
-      <w:sz w:val="32"/>
-      <w:szCs w:val="32"/>
-    </w:rPr>
-  </w:style>
-  <w:style w:styleId="Heading3" w:type="paragraph">
-    <w:name w:val="heading 3"/>
-    <w:basedOn w:val="Normal"/>
-    <w:next w:val="BodyText"/>
-    <w:link w:val="Heading3Char"/>
-    <w:uiPriority w:val="9"/>
-    <w:semiHidden/>
-    <w:unhideWhenUsed/>
-    <w:qFormat/>
-    <w:rsid w:val="00A10FD9"/>
-    <w:pPr>
-      <w:keepNext/>
-      <w:keepLines/>
-      <w:spacing w:after="80" w:before="160"/>
-      <w:outlineLvl w:val="2"/>
-    </w:pPr>
-    <w:rPr>
-      <w:rFonts w:cstheme="majorBidi" w:eastAsiaTheme="majorEastAsia"/>
-      <w:color w:themeColor="accent1" w:themeShade="BF" w:val="0F4761"/>
+      <w:b/>
+      <w:bCs/>
+      <w:color w:themeColor="accent1" w:val="4F81BD"/>
       <w:sz w:val="28"/>
       <w:szCs w:val="28"/>
     </w:rPr>
   </w:style>
-  <w:style w:styleId="Heading4" w:type="paragraph">
-    <w:name w:val="heading 4"/>
+  <w:style w:styleId="Heading3" w:type="paragraph">
+    <w:name w:val="Heading 3"/>
     <w:basedOn w:val="Normal"/>
     <w:next w:val="BodyText"/>
-    <w:link w:val="Heading4Char"/>
     <w:uiPriority w:val="9"/>
-    <w:semiHidden/>
     <w:unhideWhenUsed/>
     <w:qFormat/>
-    <w:rsid w:val="00A10FD9"/>
     <w:pPr>
       <w:keepNext/>
       <w:keepLines/>
-      <w:spacing w:after="40" w:before="80"/>
+      <w:spacing w:after="0" w:before="200"/>
+      <w:outlineLvl w:val="2"/>
+    </w:pPr>
+    <w:rPr>
+      <w:rFonts w:asciiTheme="majorHAnsi" w:cstheme="majorBidi" w:eastAsiaTheme="majorEastAsia" w:hAnsiTheme="majorHAnsi"/>
+      <w:b/>
+      <w:bCs/>
+      <w:color w:themeColor="accent1" w:val="4F81BD"/>
+      <w:sz w:val="24"/>
+      <w:szCs w:val="24"/>
+    </w:rPr>
+  </w:style>
+  <w:style w:styleId="Heading4" w:type="paragraph">
+    <w:name w:val="Heading 4"/>
+    <w:basedOn w:val="Normal"/>
+    <w:next w:val="BodyText"/>
+    <w:uiPriority w:val="9"/>
+    <w:unhideWhenUsed/>
+    <w:qFormat/>
+    <w:pPr>
+      <w:keepNext/>
+      <w:keepLines/>
+      <w:spacing w:after="0" w:before="200"/>
       <w:outlineLvl w:val="3"/>
     </w:pPr>
     <w:rPr>
-      <w:rFonts w:cstheme="majorBidi" w:eastAsiaTheme="majorEastAsia"/>
+      <w:rFonts w:asciiTheme="majorHAnsi" w:cstheme="majorBidi" w:eastAsiaTheme="majorEastAsia" w:hAnsiTheme="majorHAnsi"/>
+      <w:bCs/>
       <w:i/>
-      <w:iCs/>
-      <w:color w:themeColor="accent1" w:themeShade="BF" w:val="0F4761"/>
+      <w:color w:themeColor="accent1" w:val="4F81BD"/>
+      <w:sz w:val="24"/>
+      <w:szCs w:val="24"/>
     </w:rPr>
   </w:style>
   <w:style w:styleId="Heading5" w:type="paragraph">
-    <w:name w:val="heading 5"/>
+    <w:name w:val="Heading 5"/>
     <w:basedOn w:val="Normal"/>
     <w:next w:val="BodyText"/>
-    <w:link w:val="Heading5Char"/>
     <w:uiPriority w:val="9"/>
-    <w:semiHidden/>
     <w:unhideWhenUsed/>
     <w:qFormat/>
-    <w:rsid w:val="00A10FD9"/>
     <w:pPr>
       <w:keepNext/>
       <w:keepLines/>
-      <w:spacing w:after="40" w:before="80"/>
+      <w:spacing w:after="0" w:before="200"/>
       <w:outlineLvl w:val="4"/>
     </w:pPr>
     <w:rPr>
-      <w:rFonts w:cstheme="majorBidi" w:eastAsiaTheme="majorEastAsia"/>
-      <w:color w:themeColor="accent1" w:themeShade="BF" w:val="0F4761"/>
+      <w:rFonts w:asciiTheme="majorHAnsi" w:cstheme="majorBidi" w:eastAsiaTheme="majorEastAsia" w:hAnsiTheme="majorHAnsi"/>
+      <w:iCs/>
+      <w:color w:themeColor="accent1" w:val="4F81BD"/>
+      <w:sz w:val="24"/>
+      <w:szCs w:val="24"/>
     </w:rPr>
   </w:style>
   <w:style w:styleId="Heading6" w:type="paragraph">
-    <w:name w:val="heading 6"/>
+    <w:name w:val="Heading 6"/>
     <w:basedOn w:val="Normal"/>
     <w:next w:val="BodyText"/>
-    <w:link w:val="Heading6Char"/>
     <w:uiPriority w:val="9"/>
-    <w:semiHidden/>
     <w:unhideWhenUsed/>
     <w:qFormat/>
-    <w:rsid w:val="00A10FD9"/>
     <w:pPr>
       <w:keepNext/>
       <w:keepLines/>
-      <w:spacing w:after="0" w:before="40"/>
+      <w:spacing w:after="0" w:before="200"/>
       <w:outlineLvl w:val="5"/>
     </w:pPr>
     <w:rPr>
-      <w:rFonts w:cstheme="majorBidi" w:eastAsiaTheme="majorEastAsia"/>
-      <w:i/>
-      <w:iCs/>
-      <w:color w:themeColor="text1" w:themeTint="A6" w:val="595959"/>
+      <w:rFonts w:asciiTheme="majorHAnsi" w:cstheme="majorBidi" w:eastAsiaTheme="majorEastAsia" w:hAnsiTheme="majorHAnsi"/>
+      <w:color w:themeColor="accent1" w:val="4F81BD"/>
+      <w:sz w:val="24"/>
+      <w:szCs w:val="24"/>
     </w:rPr>
   </w:style>
   <w:style w:styleId="Heading7" w:type="paragraph">
-    <w:name w:val="heading 7"/>
+    <w:name w:val="Heading 7"/>
     <w:basedOn w:val="Normal"/>
     <w:next w:val="BodyText"/>
-    <w:link w:val="Heading7Char"/>
     <w:uiPriority w:val="9"/>
-    <w:semiHidden/>
     <w:unhideWhenUsed/>
     <w:qFormat/>
-    <w:rsid w:val="00A10FD9"/>
     <w:pPr>
       <w:keepNext/>
       <w:keepLines/>
-      <w:spacing w:after="0" w:before="40"/>
+      <w:spacing w:after="0" w:before="200"/>
       <w:outlineLvl w:val="6"/>
     </w:pPr>
     <w:rPr>
-      <w:rFonts w:cstheme="majorBidi" w:eastAsiaTheme="majorEastAsia"/>
-      <w:color w:themeColor="text1" w:themeTint="A6" w:val="595959"/>
+      <w:rFonts w:asciiTheme="majorHAnsi" w:cstheme="majorBidi" w:eastAsiaTheme="majorEastAsia" w:hAnsiTheme="majorHAnsi"/>
+      <w:color w:themeColor="accent1" w:val="4F81BD"/>
+      <w:sz w:val="24"/>
+      <w:szCs w:val="24"/>
     </w:rPr>
   </w:style>
   <w:style w:styleId="Heading8" w:type="paragraph">
-    <w:name w:val="heading 8"/>
+    <w:name w:val="Heading 8"/>
     <w:basedOn w:val="Normal"/>
     <w:next w:val="BodyText"/>
-    <w:link w:val="Heading8Char"/>
     <w:uiPriority w:val="9"/>
-    <w:semiHidden/>
     <w:unhideWhenUsed/>
     <w:qFormat/>
-    <w:rsid w:val="00A10FD9"/>
     <w:pPr>
       <w:keepNext/>
       <w:keepLines/>
-      <w:spacing w:after="0"/>
+      <w:spacing w:after="0" w:before="200"/>
       <w:outlineLvl w:val="7"/>
     </w:pPr>
     <w:rPr>
-      <w:rFonts w:cstheme="majorBidi" w:eastAsiaTheme="majorEastAsia"/>
-      <w:i/>
-      <w:iCs/>
-      <w:color w:themeColor="text1" w:themeTint="D8" w:val="272727"/>
+      <w:rFonts w:asciiTheme="majorHAnsi" w:cstheme="majorBidi" w:eastAsiaTheme="majorEastAsia" w:hAnsiTheme="majorHAnsi"/>
+      <w:color w:themeColor="accent1" w:val="4F81BD"/>
+      <w:sz w:val="24"/>
+      <w:szCs w:val="24"/>
     </w:rPr>
   </w:style>
   <w:style w:styleId="Heading9" w:type="paragraph">
-    <w:name w:val="heading 9"/>
+    <w:name w:val="Heading 9"/>
     <w:basedOn w:val="Normal"/>
     <w:next w:val="BodyText"/>
-    <w:link w:val="Heading9Char"/>
     <w:uiPriority w:val="9"/>
-    <w:semiHidden/>
     <w:unhideWhenUsed/>
     <w:qFormat/>
-    <w:rsid w:val="00A10FD9"/>
     <w:pPr>
       <w:keepNext/>
       <w:keepLines/>
-      <w:spacing w:after="0"/>
+      <w:spacing w:after="0" w:before="200"/>
       <w:outlineLvl w:val="8"/>
     </w:pPr>
     <w:rPr>
-      <w:rFonts w:cstheme="majorBidi" w:eastAsiaTheme="majorEastAsia"/>
-      <w:color w:themeColor="text1" w:themeTint="D8" w:val="272727"/>
-    </w:rPr>
-  </w:style>
-  <w:style w:customStyle="1" w:styleId="Heading1Char" w:type="character">
-    <w:name w:val="Heading 1 Char"/>
-    <w:basedOn w:val="DefaultParagraphFont"/>
-    <w:link w:val="Heading1"/>
-    <w:uiPriority w:val="9"/>
-    <w:rsid w:val="00A10FD9"/>
-    <w:rPr>
       <w:rFonts w:asciiTheme="majorHAnsi" w:cstheme="majorBidi" w:eastAsiaTheme="majorEastAsia" w:hAnsiTheme="majorHAnsi"/>
-      <w:color w:themeColor="accent1" w:themeShade="BF" w:val="0F4761"/>
-      <w:sz w:val="40"/>
-      <w:szCs w:val="40"/>
-    </w:rPr>
-  </w:style>
-  <w:style w:customStyle="1" w:styleId="Heading2Char" w:type="character">
-    <w:name w:val="Heading 2 Char"/>
-    <w:basedOn w:val="DefaultParagraphFont"/>
-    <w:link w:val="Heading2"/>
-    <w:uiPriority w:val="9"/>
-    <w:semiHidden/>
-    <w:rsid w:val="00A10FD9"/>
-    <w:rPr>
-      <w:rFonts w:asciiTheme="majorHAnsi" w:cstheme="majorBidi" w:eastAsiaTheme="majorEastAsia" w:hAnsiTheme="majorHAnsi"/>
-      <w:color w:themeColor="accent1" w:themeShade="BF" w:val="0F4761"/>
-      <w:sz w:val="32"/>
-      <w:szCs w:val="32"/>
-    </w:rPr>
-  </w:style>
-  <w:style w:customStyle="1" w:styleId="Heading3Char" w:type="character">
-    <w:name w:val="Heading 3 Char"/>
-    <w:basedOn w:val="DefaultParagraphFont"/>
-    <w:link w:val="Heading3"/>
-    <w:uiPriority w:val="9"/>
-    <w:semiHidden/>
-    <w:rsid w:val="00A10FD9"/>
-    <w:rPr>
-      <w:rFonts w:cstheme="majorBidi" w:eastAsiaTheme="majorEastAsia"/>
-      <w:color w:themeColor="accent1" w:themeShade="BF" w:val="0F4761"/>
-      <w:sz w:val="28"/>
-      <w:szCs w:val="28"/>
-    </w:rPr>
-  </w:style>
-  <w:style w:customStyle="1" w:styleId="Heading4Char" w:type="character">
-    <w:name w:val="Heading 4 Char"/>
-    <w:basedOn w:val="DefaultParagraphFont"/>
-    <w:link w:val="Heading4"/>
-    <w:uiPriority w:val="9"/>
-    <w:semiHidden/>
-    <w:rsid w:val="00A10FD9"/>
-    <w:rPr>
-      <w:rFonts w:cstheme="majorBidi" w:eastAsiaTheme="majorEastAsia"/>
-      <w:i/>
-      <w:iCs/>
-      <w:color w:themeColor="accent1" w:themeShade="BF" w:val="0F4761"/>
-    </w:rPr>
-  </w:style>
-  <w:style w:customStyle="1" w:styleId="Heading5Char" w:type="character">
-    <w:name w:val="Heading 5 Char"/>
-    <w:basedOn w:val="DefaultParagraphFont"/>
-    <w:link w:val="Heading5"/>
-    <w:uiPriority w:val="9"/>
-    <w:semiHidden/>
-    <w:rsid w:val="00A10FD9"/>
-    <w:rPr>
-      <w:rFonts w:cstheme="majorBidi" w:eastAsiaTheme="majorEastAsia"/>
-      <w:color w:themeColor="accent1" w:themeShade="BF" w:val="0F4761"/>
-    </w:rPr>
-  </w:style>
-  <w:style w:customStyle="1" w:styleId="Heading6Char" w:type="character">
-    <w:name w:val="Heading 6 Char"/>
-    <w:basedOn w:val="DefaultParagraphFont"/>
-    <w:link w:val="Heading6"/>
-    <w:uiPriority w:val="9"/>
-    <w:semiHidden/>
-    <w:rsid w:val="00A10FD9"/>
-    <w:rPr>
-      <w:rFonts w:cstheme="majorBidi" w:eastAsiaTheme="majorEastAsia"/>
-      <w:i/>
-      <w:iCs/>
-      <w:color w:themeColor="text1" w:themeTint="A6" w:val="595959"/>
-    </w:rPr>
-  </w:style>
-  <w:style w:customStyle="1" w:styleId="Heading7Char" w:type="character">
-    <w:name w:val="Heading 7 Char"/>
-    <w:basedOn w:val="DefaultParagraphFont"/>
-    <w:link w:val="Heading7"/>
-    <w:uiPriority w:val="9"/>
-    <w:semiHidden/>
-    <w:rsid w:val="00A10FD9"/>
-    <w:rPr>
-      <w:rFonts w:cstheme="majorBidi" w:eastAsiaTheme="majorEastAsia"/>
-      <w:color w:themeColor="text1" w:themeTint="A6" w:val="595959"/>
-    </w:rPr>
-  </w:style>
-  <w:style w:customStyle="1" w:styleId="Heading8Char" w:type="character">
-    <w:name w:val="Heading 8 Char"/>
-    <w:basedOn w:val="DefaultParagraphFont"/>
-    <w:link w:val="Heading8"/>
-    <w:uiPriority w:val="9"/>
-    <w:semiHidden/>
-    <w:rsid w:val="00A10FD9"/>
-    <w:rPr>
-      <w:rFonts w:cstheme="majorBidi" w:eastAsiaTheme="majorEastAsia"/>
-      <w:i/>
-      <w:iCs/>
-      <w:color w:themeColor="text1" w:themeTint="D8" w:val="272727"/>
-    </w:rPr>
-  </w:style>
-  <w:style w:customStyle="1" w:styleId="Heading9Char" w:type="character">
-    <w:name w:val="Heading 9 Char"/>
-    <w:basedOn w:val="DefaultParagraphFont"/>
-    <w:link w:val="Heading9"/>
-    <w:uiPriority w:val="9"/>
-    <w:semiHidden/>
-    <w:rsid w:val="00A10FD9"/>
-    <w:rPr>
-      <w:rFonts w:cstheme="majorBidi" w:eastAsiaTheme="majorEastAsia"/>
-      <w:color w:themeColor="text1" w:themeTint="D8" w:val="272727"/>
+      <w:color w:themeColor="accent1" w:val="4F81BD"/>
+      <w:sz w:val="24"/>
+      <w:szCs w:val="24"/>
     </w:rPr>
   </w:style>
   <w:style w:styleId="BlockText" w:type="paragraph">
@@ -19658,8 +20430,8 @@
   </w:style>
   <w:style w:styleId="FootnoteBlockText" w:type="paragraph">
     <w:name w:val="Footnote Block Text"/>
-    <w:basedOn w:val="FootnoteText"/>
-    <w:next w:val="FootnoteText"/>
+    <w:basedOn w:val="Footnote Text"/>
+    <w:next w:val="Footnote Text"/>
     <w:uiPriority w:val="9"/>
     <w:unhideWhenUsed/>
     <w:qFormat/>
@@ -19689,6 +20461,13 @@
       </w:tblCellMar>
     </w:tblPr>
     <w:tblStylePr w:type="firstRow">
+      <w:tblPr>
+        <w:jc w:val="left"/>
+        <w:tblInd w:type="dxa" w:w="0"/>
+      </w:tblPr>
+      <w:trPr>
+        <w:jc w:val="left"/>
+      </w:trPr>
       <w:tcPr>
         <w:tcBorders>
           <w:bottom w:val="single"/>
@@ -20044,44 +20823,44 @@
         <a:sysClr val="window" lastClr="FFFFFF"/>
       </a:lt1>
       <a:dk2>
-        <a:srgbClr val="0E2841"/>
+        <a:srgbClr val="1F497D"/>
       </a:dk2>
       <a:lt2>
-        <a:srgbClr val="E8E8E8"/>
+        <a:srgbClr val="EEECE1"/>
       </a:lt2>
       <a:accent1>
-        <a:srgbClr val="156082"/>
+        <a:srgbClr val="4F81BD"/>
       </a:accent1>
       <a:accent2>
-        <a:srgbClr val="E97132"/>
+        <a:srgbClr val="C0504D"/>
       </a:accent2>
       <a:accent3>
-        <a:srgbClr val="196B24"/>
+        <a:srgbClr val="9BBB59"/>
       </a:accent3>
       <a:accent4>
-        <a:srgbClr val="0F9ED5"/>
+        <a:srgbClr val="8064A2"/>
       </a:accent4>
       <a:accent5>
-        <a:srgbClr val="A02B93"/>
+        <a:srgbClr val="4BACC6"/>
       </a:accent5>
       <a:accent6>
-        <a:srgbClr val="4EA72E"/>
+        <a:srgbClr val="F79646"/>
       </a:accent6>
       <a:hlink>
-        <a:srgbClr val="467886"/>
+        <a:srgbClr val="0000FF"/>
       </a:hlink>
       <a:folHlink>
-        <a:srgbClr val="96607D"/>
+        <a:srgbClr val="800080"/>
       </a:folHlink>
     </a:clrScheme>
     <a:fontScheme name="Office">
       <a:majorFont>
-        <a:latin typeface="Aptos Display" panose="02110004020202020204"/>
+        <a:latin typeface="Calibri"/>
         <a:ea typeface=""/>
         <a:cs typeface=""/>
-        <a:font script="Jpan" typeface="游ゴシック Light"/>
+        <a:font script="Jpan" typeface="ＭＳ ゴシック"/>
         <a:font script="Hang" typeface="맑은 고딕"/>
-        <a:font script="Hans" typeface="等线 Light"/>
+        <a:font script="Hans" typeface="宋体"/>
         <a:font script="Hant" typeface="新細明體"/>
         <a:font script="Arab" typeface="Times New Roman"/>
         <a:font script="Hebr" typeface="Times New Roman"/>
@@ -20108,32 +20887,14 @@
         <a:font script="Mong" typeface="Mongolian Baiti"/>
         <a:font script="Viet" typeface="Times New Roman"/>
         <a:font script="Uigh" typeface="Microsoft Uighur"/>
-        <a:font script="Geor" typeface="Sylfaen"/>
-        <a:font script="Armn" typeface="Arial"/>
-        <a:font script="Bugi" typeface="Leelawadee UI"/>
-        <a:font script="Bopo" typeface="Microsoft JhengHei"/>
-        <a:font script="Java" typeface="Javanese Text"/>
-        <a:font script="Lisu" typeface="Segoe UI"/>
-        <a:font script="Mymr" typeface="Myanmar Text"/>
-        <a:font script="Nkoo" typeface="Ebrima"/>
-        <a:font script="Olck" typeface="Nirmala UI"/>
-        <a:font script="Osma" typeface="Ebrima"/>
-        <a:font script="Phag" typeface="Phagspa"/>
-        <a:font script="Syrn" typeface="Estrangelo Edessa"/>
-        <a:font script="Syrj" typeface="Estrangelo Edessa"/>
-        <a:font script="Syre" typeface="Estrangelo Edessa"/>
-        <a:font script="Sora" typeface="Nirmala UI"/>
-        <a:font script="Tale" typeface="Microsoft Tai Le"/>
-        <a:font script="Talu" typeface="Microsoft New Tai Lue"/>
-        <a:font script="Tfng" typeface="Ebrima"/>
       </a:majorFont>
       <a:minorFont>
-        <a:latin typeface="Aptos" panose="02110004020202020204"/>
+        <a:latin typeface="Cambria"/>
         <a:ea typeface=""/>
         <a:cs typeface=""/>
-        <a:font script="Jpan" typeface="游明朝"/>
+        <a:font script="Jpan" typeface="ＭＳ 明朝"/>
         <a:font script="Hang" typeface="맑은 고딕"/>
-        <a:font script="Hans" typeface="等线"/>
+        <a:font script="Hans" typeface="宋体"/>
         <a:font script="Hant" typeface="新細明體"/>
         <a:font script="Arab" typeface="Arial"/>
         <a:font script="Hebr" typeface="Arial"/>
@@ -20160,24 +20921,6 @@
         <a:font script="Mong" typeface="Mongolian Baiti"/>
         <a:font script="Viet" typeface="Arial"/>
         <a:font script="Uigh" typeface="Microsoft Uighur"/>
-        <a:font script="Geor" typeface="Sylfaen"/>
-        <a:font script="Armn" typeface="Arial"/>
-        <a:font script="Bugi" typeface="Leelawadee UI"/>
-        <a:font script="Bopo" typeface="Microsoft JhengHei"/>
-        <a:font script="Java" typeface="Javanese Text"/>
-        <a:font script="Lisu" typeface="Segoe UI"/>
-        <a:font script="Mymr" typeface="Myanmar Text"/>
-        <a:font script="Nkoo" typeface="Ebrima"/>
-        <a:font script="Olck" typeface="Nirmala UI"/>
-        <a:font script="Osma" typeface="Ebrima"/>
-        <a:font script="Phag" typeface="Phagspa"/>
-        <a:font script="Syrn" typeface="Estrangelo Edessa"/>
-        <a:font script="Syrj" typeface="Estrangelo Edessa"/>
-        <a:font script="Syre" typeface="Estrangelo Edessa"/>
-        <a:font script="Sora" typeface="Nirmala UI"/>
-        <a:font script="Tale" typeface="Microsoft Tai Le"/>
-        <a:font script="Talu" typeface="Microsoft New Tai Lue"/>
-        <a:font script="Tfng" typeface="Ebrima"/>
       </a:minorFont>
     </a:fontScheme>
     <a:fmtScheme name="Office">
@@ -20189,141 +20932,200 @@
           <a:gsLst>
             <a:gs pos="0">
               <a:schemeClr val="phClr">
-                <a:lumMod val="110000"/>
-                <a:satMod val="105000"/>
-                <a:tint val="67000"/>
+                <a:tint val="50000"/>
+                <a:satMod val="300000"/>
               </a:schemeClr>
             </a:gs>
-            <a:gs pos="50000">
+            <a:gs pos="35000">
               <a:schemeClr val="phClr">
-                <a:lumMod val="105000"/>
-                <a:satMod val="103000"/>
-                <a:tint val="73000"/>
+                <a:tint val="37000"/>
+                <a:satMod val="300000"/>
               </a:schemeClr>
             </a:gs>
             <a:gs pos="100000">
               <a:schemeClr val="phClr">
-                <a:lumMod val="105000"/>
-                <a:satMod val="109000"/>
-                <a:tint val="81000"/>
+                <a:tint val="15000"/>
+                <a:satMod val="350000"/>
               </a:schemeClr>
             </a:gs>
           </a:gsLst>
-          <a:lin ang="5400000" scaled="0"/>
+          <a:lin ang="16200000" scaled="1"/>
         </a:gradFill>
         <a:gradFill rotWithShape="1">
           <a:gsLst>
             <a:gs pos="0">
               <a:schemeClr val="phClr">
-                <a:satMod val="103000"/>
-                <a:lumMod val="102000"/>
-                <a:tint val="94000"/>
-              </a:schemeClr>
-            </a:gs>
-            <a:gs pos="50000">
-              <a:schemeClr val="phClr">
-                <a:satMod val="110000"/>
-                <a:lumMod val="100000"/>
+                <a:tint val="100000"/>
                 <a:shade val="100000"/>
+                <a:satMod val="130000"/>
               </a:schemeClr>
             </a:gs>
             <a:gs pos="100000">
               <a:schemeClr val="phClr">
-                <a:lumMod val="99000"/>
-                <a:satMod val="120000"/>
-                <a:shade val="78000"/>
+                <a:tint val="50000"/>
+                <a:shade val="100000"/>
+                <a:satMod val="350000"/>
               </a:schemeClr>
             </a:gs>
           </a:gsLst>
-          <a:lin ang="5400000" scaled="0"/>
+          <a:lin ang="16200000" scaled="0"/>
         </a:gradFill>
       </a:fillStyleLst>
       <a:lnStyleLst>
-        <a:ln w="6350" cap="flat" cmpd="sng" algn="ctr">
+        <a:ln w="9525" cap="flat" cmpd="sng" algn="ctr">
+          <a:solidFill>
+            <a:schemeClr val="phClr">
+              <a:shade val="95000"/>
+              <a:satMod val="105000"/>
+            </a:schemeClr>
+          </a:solidFill>
+          <a:prstDash val="solid"/>
+        </a:ln>
+        <a:ln w="25400" cap="flat" cmpd="sng" algn="ctr">
           <a:solidFill>
             <a:schemeClr val="phClr"/>
           </a:solidFill>
           <a:prstDash val="solid"/>
-          <a:miter lim="800000"/>
         </a:ln>
-        <a:ln w="12700" cap="flat" cmpd="sng" algn="ctr">
+        <a:ln w="38100" cap="flat" cmpd="sng" algn="ctr">
           <a:solidFill>
             <a:schemeClr val="phClr"/>
           </a:solidFill>
           <a:prstDash val="solid"/>
-          <a:miter lim="800000"/>
-        </a:ln>
-        <a:ln w="19050" cap="flat" cmpd="sng" algn="ctr">
-          <a:solidFill>
-            <a:schemeClr val="phClr"/>
-          </a:solidFill>
-          <a:prstDash val="solid"/>
-          <a:miter lim="800000"/>
         </a:ln>
       </a:lnStyleLst>
       <a:effectStyleLst>
         <a:effectStyle>
-          <a:effectLst/>
-        </a:effectStyle>
-        <a:effectStyle>
-          <a:effectLst/>
+          <a:effectLst>
+            <a:outerShdw blurRad="40000" dist="20000" dir="5400000" rotWithShape="0">
+              <a:srgbClr val="000000">
+                <a:alpha val="38000"/>
+              </a:srgbClr>
+            </a:outerShdw>
+          </a:effectLst>
         </a:effectStyle>
         <a:effectStyle>
           <a:effectLst>
-            <a:outerShdw blurRad="57150" dist="19050" dir="5400000" algn="ctr" rotWithShape="0">
+            <a:outerShdw blurRad="40000" dist="23000" dir="5400000" rotWithShape="0">
               <a:srgbClr val="000000">
-                <a:alpha val="63000"/>
+                <a:alpha val="35000"/>
               </a:srgbClr>
             </a:outerShdw>
           </a:effectLst>
+        </a:effectStyle>
+        <a:effectStyle>
+          <a:effectLst>
+            <a:outerShdw blurRad="40000" dist="23000" dir="5400000" rotWithShape="0">
+              <a:srgbClr val="000000">
+                <a:alpha val="35000"/>
+              </a:srgbClr>
+            </a:outerShdw>
+          </a:effectLst>
+          <a:scene3d>
+            <a:camera prst="orthographicFront">
+              <a:rot lat="0" lon="0" rev="0"/>
+            </a:camera>
+            <a:lightRig rig="threePt" dir="t">
+              <a:rot lat="0" lon="0" rev="1200000"/>
+            </a:lightRig>
+          </a:scene3d>
+          <a:sp3d>
+            <a:bevelT w="63500" h="25400"/>
+          </a:sp3d>
         </a:effectStyle>
       </a:effectStyleLst>
       <a:bgFillStyleLst>
         <a:solidFill>
           <a:schemeClr val="phClr"/>
         </a:solidFill>
-        <a:solidFill>
-          <a:schemeClr val="phClr">
-            <a:tint val="95000"/>
-            <a:satMod val="170000"/>
-          </a:schemeClr>
-        </a:solidFill>
         <a:gradFill rotWithShape="1">
           <a:gsLst>
             <a:gs pos="0">
               <a:schemeClr val="phClr">
-                <a:tint val="93000"/>
-                <a:satMod val="150000"/>
-                <a:shade val="98000"/>
-                <a:lumMod val="102000"/>
+                <a:tint val="40000"/>
+                <a:satMod val="350000"/>
               </a:schemeClr>
             </a:gs>
-            <a:gs pos="50000">
+            <a:gs pos="40000">
               <a:schemeClr val="phClr">
-                <a:tint val="98000"/>
-                <a:satMod val="130000"/>
-                <a:shade val="90000"/>
-                <a:lumMod val="103000"/>
+                <a:tint val="45000"/>
+                <a:shade val="99000"/>
+                <a:satMod val="350000"/>
               </a:schemeClr>
             </a:gs>
             <a:gs pos="100000">
               <a:schemeClr val="phClr">
-                <a:shade val="63000"/>
-                <a:satMod val="120000"/>
+                <a:shade val="20000"/>
+                <a:satMod val="255000"/>
               </a:schemeClr>
             </a:gs>
           </a:gsLst>
-          <a:lin ang="5400000" scaled="0"/>
+          <a:path path="circle">
+            <a:fillToRect l="50000" t="-80000" r="50000" b="180000"/>
+          </a:path>
+        </a:gradFill>
+        <a:gradFill rotWithShape="1">
+          <a:gsLst>
+            <a:gs pos="0">
+              <a:schemeClr val="phClr">
+                <a:tint val="80000"/>
+                <a:satMod val="300000"/>
+              </a:schemeClr>
+            </a:gs>
+            <a:gs pos="100000">
+              <a:schemeClr val="phClr">
+                <a:shade val="30000"/>
+                <a:satMod val="200000"/>
+              </a:schemeClr>
+            </a:gs>
+          </a:gsLst>
+          <a:path path="circle">
+            <a:fillToRect l="50000" t="50000" r="50000" b="50000"/>
+          </a:path>
         </a:gradFill>
       </a:bgFillStyleLst>
     </a:fmtScheme>
   </a:themeElements>
-  <a:objectDefaults/>
+  <a:objectDefaults>
+    <a:spDef>
+      <a:spPr/>
+      <a:bodyPr/>
+      <a:lstStyle/>
+      <a:style>
+        <a:lnRef idx="1">
+          <a:schemeClr val="accent1"/>
+        </a:lnRef>
+        <a:fillRef idx="3">
+          <a:schemeClr val="accent1"/>
+        </a:fillRef>
+        <a:effectRef idx="2">
+          <a:schemeClr val="accent1"/>
+        </a:effectRef>
+        <a:fontRef idx="minor">
+          <a:schemeClr val="lt1"/>
+        </a:fontRef>
+      </a:style>
+    </a:spDef>
+    <a:lnDef>
+      <a:spPr/>
+      <a:bodyPr/>
+      <a:lstStyle/>
+      <a:style>
+        <a:lnRef idx="2">
+          <a:schemeClr val="accent1"/>
+        </a:lnRef>
+        <a:fillRef idx="0">
+          <a:schemeClr val="accent1"/>
+        </a:fillRef>
+        <a:effectRef idx="1">
+          <a:schemeClr val="accent1"/>
+        </a:effectRef>
+        <a:fontRef idx="minor">
+          <a:schemeClr val="tx1"/>
+        </a:fontRef>
+      </a:style>
+    </a:lnDef>
+  </a:objectDefaults>
   <a:extraClrSchemeLst/>
-  <a:extLst>
-    <a:ext uri="{05A4C25C-085E-4340-85A3-A5531E510DB2}">
-      <thm15:themeFamily xmlns:thm15="http://schemas.microsoft.com/office/thememl/2012/main" name="Office Theme" id="{2E142A2C-CD16-42D6-873A-C26D2A0506FA}" vid="{1BDDFF52-6CD6-40A5-AB3C-68EB2F1E4D0A}"/>
-    </a:ext>
-  </a:extLst>
 </a:theme>
 </file>
--- a/docx/13-alta-disponibilidad/13-alta-disponibilidad.docx
+++ b/docx/13-alta-disponibilidad/13-alta-disponibilidad.docx
@@ -28,7 +28,7 @@
         </w:p>
       </w:sdtContent>
     </w:sdt>
-    <w:bookmarkStart w:id="35" w:name="alta-disponibilidad-y-redundancia"/>
+    <w:bookmarkStart w:id="24" w:name="alta-disponibilidad-y-redundancia"/>
     <w:p>
       <w:pPr>
         <w:pStyle w:val="Heading1"/>
@@ -169,7 +169,7 @@
         </w:pict>
       </w:r>
     </w:p>
-    <w:bookmarkStart w:id="20" w:name="objetivo-de-la-unidad"/>
+    <w:bookmarkStart w:id="9" w:name="objetivo-de-la-unidad"/>
     <w:p>
       <w:pPr>
         <w:pStyle w:val="Heading2"/>
@@ -201,13 +201,7 @@
         <w:t xml:space="preserve"> </w:t>
       </w:r>
       <w:r>
-        <w:t xml:space="preserve">“</w:t>
-      </w:r>
-      <w:r>
-        <w:t xml:space="preserve">nueves</w:t>
-      </w:r>
-      <w:r>
-        <w:t xml:space="preserve">”</w:t>
+        <w:t xml:space="preserve">“nueves”</w:t>
       </w:r>
       <w:r>
         <w:t xml:space="preserve">), SPOFs y el coste real del tiempo de parada.</w:t>
@@ -292,8 +286,8 @@
         </w:pict>
       </w:r>
     </w:p>
-    <w:bookmarkEnd w:id="20"/>
-    <w:bookmarkStart w:id="30" w:name="mapa-de-la-unidad"/>
+    <w:bookmarkEnd w:id="9"/>
+    <w:bookmarkStart w:id="19" w:name="mapa-de-la-unidad"/>
     <w:p>
       <w:pPr>
         <w:pStyle w:val="Heading2"/>
@@ -306,7 +300,6 @@
       <w:tblPr>
         <w:tblStyle w:val="Table"/>
         <w:tblW w:type="pct" w:w="5000"/>
-        <w:jc w:val="left"/>
         <w:tblLayout w:type="fixed"/>
         <w:tblLook w:firstRow="1" w:lastRow="0" w:firstColumn="0" w:lastColumn="0" w:noHBand="0" w:noVBand="0" w:val="0020"/>
       </w:tblPr>
@@ -324,7 +317,6 @@
           <w:p>
             <w:pPr>
               <w:pStyle w:val="Compact"/>
-              <w:jc w:val="left"/>
             </w:pPr>
             <w:r>
               <w:t xml:space="preserve">Punto</w:t>
@@ -336,7 +328,6 @@
           <w:p>
             <w:pPr>
               <w:pStyle w:val="Compact"/>
-              <w:jc w:val="left"/>
             </w:pPr>
             <w:r>
               <w:t xml:space="preserve">Qué aprenderás</w:t>
@@ -348,7 +339,6 @@
           <w:p>
             <w:pPr>
               <w:pStyle w:val="Compact"/>
-              <w:jc w:val="left"/>
             </w:pPr>
             <w:r>
               <w:t xml:space="preserve">Nivel</w:t>
@@ -362,9 +352,8 @@
           <w:p>
             <w:pPr>
               <w:pStyle w:val="Compact"/>
-              <w:jc w:val="left"/>
-            </w:pPr>
-            <w:hyperlink r:id="rId21">
+            </w:pPr>
+            <w:hyperlink r:id="rId10">
               <w:r>
                 <w:rPr>
                   <w:rStyle w:val="Hyperlink"/>
@@ -379,7 +368,6 @@
           <w:p>
             <w:pPr>
               <w:pStyle w:val="Compact"/>
-              <w:jc w:val="left"/>
             </w:pPr>
             <w:r>
               <w:t xml:space="preserve">Los nueves, el coste del parón y los puntos únicos de fallo</w:t>
@@ -391,7 +379,6 @@
           <w:p>
             <w:pPr>
               <w:pStyle w:val="Compact"/>
-              <w:jc w:val="left"/>
             </w:pPr>
             <w:r>
               <w:t xml:space="preserve">Todos</w:t>
@@ -405,9 +392,8 @@
           <w:p>
             <w:pPr>
               <w:pStyle w:val="Compact"/>
-              <w:jc w:val="left"/>
-            </w:pPr>
-            <w:hyperlink r:id="rId22">
+            </w:pPr>
+            <w:hyperlink r:id="rId11">
               <w:r>
                 <w:rPr>
                   <w:rStyle w:val="Hyperlink"/>
@@ -422,7 +408,6 @@
           <w:p>
             <w:pPr>
               <w:pStyle w:val="Compact"/>
-              <w:jc w:val="left"/>
             </w:pPr>
             <w:r>
               <w:t xml:space="preserve">Recap de switching con ojos de HA: diseño y protecciones</w:t>
@@ -434,7 +419,6 @@
           <w:p>
             <w:pPr>
               <w:pStyle w:val="Compact"/>
-              <w:jc w:val="left"/>
             </w:pPr>
             <w:r>
               <w:t xml:space="preserve">Todos</w:t>
@@ -448,9 +432,8 @@
           <w:p>
             <w:pPr>
               <w:pStyle w:val="Compact"/>
-              <w:jc w:val="left"/>
-            </w:pPr>
-            <w:hyperlink r:id="rId23">
+            </w:pPr>
+            <w:hyperlink r:id="rId12">
               <w:r>
                 <w:rPr>
                   <w:rStyle w:val="Hyperlink"/>
@@ -465,7 +448,6 @@
           <w:p>
             <w:pPr>
               <w:pStyle w:val="Compact"/>
-              <w:jc w:val="left"/>
             </w:pPr>
             <w:r>
               <w:t xml:space="preserve">LACP, PAgP, balanceo y verificación</w:t>
@@ -477,7 +459,6 @@
           <w:p>
             <w:pPr>
               <w:pStyle w:val="Compact"/>
-              <w:jc w:val="left"/>
             </w:pPr>
             <w:r>
               <w:t xml:space="preserve">Todos</w:t>
@@ -491,9 +472,8 @@
           <w:p>
             <w:pPr>
               <w:pStyle w:val="Compact"/>
-              <w:jc w:val="left"/>
-            </w:pPr>
-            <w:hyperlink r:id="rId24">
+            </w:pPr>
+            <w:hyperlink r:id="rId13">
               <w:r>
                 <w:rPr>
                   <w:rStyle w:val="Hyperlink"/>
@@ -508,7 +488,6 @@
           <w:p>
             <w:pPr>
               <w:pStyle w:val="Compact"/>
-              <w:jc w:val="left"/>
             </w:pPr>
             <w:r>
               <w:t xml:space="preserve">StackWise, VSS, MLAG: varios equipos, un cerebro</w:t>
@@ -520,7 +499,6 @@
           <w:p>
             <w:pPr>
               <w:pStyle w:val="Compact"/>
-              <w:jc w:val="left"/>
             </w:pPr>
             <w:r>
               <w:t xml:space="preserve">Clave</w:t>
@@ -534,9 +512,8 @@
           <w:p>
             <w:pPr>
               <w:pStyle w:val="Compact"/>
-              <w:jc w:val="left"/>
-            </w:pPr>
-            <w:hyperlink r:id="rId25">
+            </w:pPr>
+            <w:hyperlink r:id="rId14">
               <w:r>
                 <w:rPr>
                   <w:rStyle w:val="Hyperlink"/>
@@ -551,7 +528,6 @@
           <w:p>
             <w:pPr>
               <w:pStyle w:val="Compact"/>
-              <w:jc w:val="left"/>
             </w:pPr>
             <w:r>
               <w:t xml:space="preserve">HSRP, VRRP, GLBP: la IP virtual</w:t>
@@ -563,7 +539,6 @@
           <w:p>
             <w:pPr>
               <w:pStyle w:val="Compact"/>
-              <w:jc w:val="left"/>
             </w:pPr>
             <w:r>
               <w:t xml:space="preserve">Clave</w:t>
@@ -577,9 +552,8 @@
           <w:p>
             <w:pPr>
               <w:pStyle w:val="Compact"/>
-              <w:jc w:val="left"/>
-            </w:pPr>
-            <w:hyperlink r:id="rId26">
+            </w:pPr>
+            <w:hyperlink r:id="rId15">
               <w:r>
                 <w:rPr>
                   <w:rStyle w:val="Hyperlink"/>
@@ -594,7 +568,6 @@
           <w:p>
             <w:pPr>
               <w:pStyle w:val="Compact"/>
-              <w:jc w:val="left"/>
             </w:pPr>
             <w:r>
               <w:t xml:space="preserve">Configuración, prioridades, preempt y verificación</w:t>
@@ -606,7 +579,6 @@
           <w:p>
             <w:pPr>
               <w:pStyle w:val="Compact"/>
-              <w:jc w:val="left"/>
             </w:pPr>
             <w:r>
               <w:t xml:space="preserve">Avanzado</w:t>
@@ -620,9 +592,8 @@
           <w:p>
             <w:pPr>
               <w:pStyle w:val="Compact"/>
-              <w:jc w:val="left"/>
-            </w:pPr>
-            <w:hyperlink r:id="rId27">
+            </w:pPr>
+            <w:hyperlink r:id="rId16">
               <w:r>
                 <w:rPr>
                   <w:rStyle w:val="Hyperlink"/>
@@ -637,7 +608,6 @@
           <w:p>
             <w:pPr>
               <w:pStyle w:val="Compact"/>
-              <w:jc w:val="left"/>
             </w:pPr>
             <w:r>
               <w:t xml:space="preserve">Rutas flotantes, ECMP, IP SLA y tracking</w:t>
@@ -649,7 +619,6 @@
           <w:p>
             <w:pPr>
               <w:pStyle w:val="Compact"/>
-              <w:jc w:val="left"/>
             </w:pPr>
             <w:r>
               <w:t xml:space="preserve">Avanzado</w:t>
@@ -663,9 +632,8 @@
           <w:p>
             <w:pPr>
               <w:pStyle w:val="Compact"/>
-              <w:jc w:val="left"/>
-            </w:pPr>
-            <w:hyperlink r:id="rId28">
+            </w:pPr>
+            <w:hyperlink r:id="rId17">
               <w:r>
                 <w:rPr>
                   <w:rStyle w:val="Hyperlink"/>
@@ -680,7 +648,6 @@
           <w:p>
             <w:pPr>
               <w:pStyle w:val="Compact"/>
-              <w:jc w:val="left"/>
             </w:pPr>
             <w:r>
               <w:t xml:space="preserve">Backups, servicios duplicados, documentación</w:t>
@@ -692,7 +659,6 @@
           <w:p>
             <w:pPr>
               <w:pStyle w:val="Compact"/>
-              <w:jc w:val="left"/>
             </w:pPr>
             <w:r>
               <w:t xml:space="preserve">Todos</w:t>
@@ -706,9 +672,8 @@
           <w:p>
             <w:pPr>
               <w:pStyle w:val="Compact"/>
-              <w:jc w:val="left"/>
-            </w:pPr>
-            <w:hyperlink r:id="rId29">
+            </w:pPr>
+            <w:hyperlink r:id="rId18">
               <w:r>
                 <w:rPr>
                   <w:rStyle w:val="Hyperlink"/>
@@ -723,7 +688,6 @@
           <w:p>
             <w:pPr>
               <w:pStyle w:val="Compact"/>
-              <w:jc w:val="left"/>
             </w:pPr>
             <w:r>
               <w:t xml:space="preserve">Sé el Paquete, Fireside, Laboratorio, Crucigrama…</w:t>
@@ -735,7 +699,6 @@
           <w:p>
             <w:pPr>
               <w:pStyle w:val="Compact"/>
-              <w:jc w:val="left"/>
             </w:pPr>
             <w:r>
               <w:t xml:space="preserve">Todos</w:t>
@@ -775,8 +738,8 @@
         </w:pict>
       </w:r>
     </w:p>
-    <w:bookmarkEnd w:id="30"/>
-    <w:bookmarkStart w:id="31" w:name="boletines-de-la-unidad"/>
+    <w:bookmarkEnd w:id="19"/>
+    <w:bookmarkStart w:id="20" w:name="boletines-de-la-unidad"/>
     <w:p>
       <w:pPr>
         <w:pStyle w:val="Heading2"/>
@@ -826,8 +789,8 @@
         </w:pict>
       </w:r>
     </w:p>
-    <w:bookmarkEnd w:id="31"/>
-    <w:bookmarkStart w:id="32" w:name="X5739bd94f88a279f0927958c34cafeb15b0bb08"/>
+    <w:bookmarkEnd w:id="20"/>
+    <w:bookmarkStart w:id="21" w:name="X5739bd94f88a279f0927958c34cafeb15b0bb08"/>
     <w:p>
       <w:pPr>
         <w:pStyle w:val="Heading2"/>
@@ -840,7 +803,6 @@
       <w:tblPr>
         <w:tblStyle w:val="Table"/>
         <w:tblW w:type="pct" w:w="5000"/>
-        <w:jc w:val="left"/>
         <w:tblLayout w:type="fixed"/>
         <w:tblLook w:firstRow="1" w:lastRow="0" w:firstColumn="0" w:lastColumn="0" w:noHBand="0" w:noVBand="0" w:val="0020"/>
       </w:tblPr>
@@ -858,7 +820,6 @@
           <w:p>
             <w:pPr>
               <w:pStyle w:val="Compact"/>
-              <w:jc w:val="left"/>
             </w:pPr>
             <w:r>
               <w:t xml:space="preserve">CE</w:t>
@@ -870,7 +831,6 @@
           <w:p>
             <w:pPr>
               <w:pStyle w:val="Compact"/>
-              <w:jc w:val="left"/>
             </w:pPr>
             <w:r>
               <w:t xml:space="preserve">Criterio</w:t>
@@ -882,7 +842,6 @@
           <w:p>
             <w:pPr>
               <w:pStyle w:val="Compact"/>
-              <w:jc w:val="left"/>
             </w:pPr>
             <w:r>
               <w:t xml:space="preserve">Dónde se cubre</w:t>
@@ -896,7 +855,6 @@
           <w:p>
             <w:pPr>
               <w:pStyle w:val="Compact"/>
-              <w:jc w:val="left"/>
             </w:pPr>
             <w:r>
               <w:t xml:space="preserve">RA3</w:t>
@@ -908,7 +866,6 @@
           <w:p>
             <w:pPr>
               <w:pStyle w:val="Compact"/>
-              <w:jc w:val="left"/>
             </w:pPr>
             <w:r>
               <w:t xml:space="preserve">Administra conmutadores estableciendo opciones de configuración para su integración en la red</w:t>
@@ -920,7 +877,6 @@
           <w:p>
             <w:pPr>
               <w:pStyle w:val="Compact"/>
-              <w:jc w:val="left"/>
             </w:pPr>
             <w:r>
               <w:t xml:space="preserve">✅ Puntos 2, 3 y 4 + ⚡ Laboratorio (punto 9)</w:t>
@@ -934,7 +890,6 @@
           <w:p>
             <w:pPr>
               <w:pStyle w:val="Compact"/>
-              <w:jc w:val="left"/>
             </w:pPr>
             <w:r>
               <w:t xml:space="preserve">RA5</w:t>
@@ -946,7 +901,6 @@
           <w:p>
             <w:pPr>
               <w:pStyle w:val="Compact"/>
-              <w:jc w:val="left"/>
             </w:pPr>
             <w:r>
               <w:t xml:space="preserve">Configura redes locales virtuales identificando su campo de aplicación</w:t>
@@ -958,7 +912,6 @@
           <w:p>
             <w:pPr>
               <w:pStyle w:val="Compact"/>
-              <w:jc w:val="left"/>
             </w:pPr>
             <w:r>
               <w:t xml:space="preserve">✅ Puntos 2, 5 y 6 (STP por VLAN y gateways por VLAN)</w:t>
@@ -972,7 +925,6 @@
           <w:p>
             <w:pPr>
               <w:pStyle w:val="Compact"/>
-              <w:jc w:val="left"/>
             </w:pPr>
             <w:r>
               <w:t xml:space="preserve">RA6</w:t>
@@ -984,7 +936,6 @@
           <w:p>
             <w:pPr>
               <w:pStyle w:val="Compact"/>
-              <w:jc w:val="left"/>
             </w:pPr>
             <w:r>
               <w:t xml:space="preserve">Realiza tareas avanzadas de administración de red analizando y utilizando protocolos dinámicos de encaminamiento</w:t>
@@ -996,7 +947,6 @@
           <w:p>
             <w:pPr>
               <w:pStyle w:val="Compact"/>
-              <w:jc w:val="left"/>
             </w:pPr>
             <w:r>
               <w:t xml:space="preserve">✅ Punto 7 (redundancia con OSPF) + 🧠 Atrévete a pensar (punto 9)</w:t>
@@ -1010,7 +960,6 @@
           <w:p>
             <w:pPr>
               <w:pStyle w:val="Compact"/>
-              <w:jc w:val="left"/>
             </w:pPr>
             <w:r>
               <w:t xml:space="preserve">RA1</w:t>
@@ -1022,7 +971,6 @@
           <w:p>
             <w:pPr>
               <w:pStyle w:val="Compact"/>
-              <w:jc w:val="left"/>
             </w:pPr>
             <w:r>
               <w:t xml:space="preserve">Reconoce la estructura de las redes de datos identificando sus elementos y principios de funcionamiento</w:t>
@@ -1034,7 +982,6 @@
           <w:p>
             <w:pPr>
               <w:pStyle w:val="Compact"/>
-              <w:jc w:val="left"/>
             </w:pPr>
             <w:r>
               <w:t xml:space="preserve">✅ Puntos 1 y 8 + 💬 Entrevista (punto 9)</w:t>
@@ -1074,8 +1021,8 @@
         </w:pict>
       </w:r>
     </w:p>
-    <w:bookmarkEnd w:id="32"/>
-    <w:bookmarkStart w:id="34" w:name="por-dónde-empiezo"/>
+    <w:bookmarkEnd w:id="21"/>
+    <w:bookmarkStart w:id="23" w:name="por-dónde-empiezo"/>
     <w:p>
       <w:pPr>
         <w:pStyle w:val="Heading2"/>
@@ -1098,7 +1045,7 @@
       <w:r>
         <w:t xml:space="preserve"> </w:t>
       </w:r>
-      <w:hyperlink r:id="rId33">
+      <w:hyperlink r:id="rId22">
         <w:r>
           <w:rPr>
             <w:rStyle w:val="Hyperlink"/>
@@ -1124,7 +1071,7 @@
       <w:r>
         <w:t xml:space="preserve"> </w:t>
       </w:r>
-      <w:hyperlink r:id="rId25">
+      <w:hyperlink r:id="rId14">
         <w:r>
           <w:rPr>
             <w:rStyle w:val="Hyperlink"/>
@@ -1153,7 +1100,7 @@
       <w:r>
         <w:t xml:space="preserve"> </w:t>
       </w:r>
-      <w:hyperlink r:id="rId21">
+      <w:hyperlink r:id="rId10">
         <w:r>
           <w:rPr>
             <w:rStyle w:val="Hyperlink"/>
@@ -1172,9 +1119,9 @@
         <w:t xml:space="preserve">⏭️ Al acabar la unidad… enhorabuena: has llegado al final del curso. 🏁</w:t>
       </w:r>
     </w:p>
-    <w:bookmarkEnd w:id="34"/>
-    <w:bookmarkEnd w:id="35"/>
-    <w:bookmarkStart w:id="49" w:name="disponibilidad-y-spofs"/>
+    <w:bookmarkEnd w:id="23"/>
+    <w:bookmarkEnd w:id="24"/>
+    <w:bookmarkStart w:id="38" w:name="disponibilidad-y-spofs"/>
     <w:p>
       <w:pPr>
         <w:pStyle w:val="Heading1"/>
@@ -1238,7 +1185,7 @@
         </w:pict>
       </w:r>
     </w:p>
-    <w:bookmarkStart w:id="36" w:name="la-idea-en-una-frase"/>
+    <w:bookmarkStart w:id="25" w:name="la-idea-en-una-frase"/>
     <w:p>
       <w:pPr>
         <w:pStyle w:val="Heading2"/>
@@ -1274,13 +1221,7 @@
         <w:t xml:space="preserve"> </w:t>
       </w:r>
       <w:r>
-        <w:t xml:space="preserve">“</w:t>
-      </w:r>
-      <w:r>
-        <w:t xml:space="preserve">nueves</w:t>
-      </w:r>
-      <w:r>
-        <w:t xml:space="preserve">”</w:t>
+        <w:t xml:space="preserve">“nueves”</w:t>
       </w:r>
       <w:r>
         <w:t xml:space="preserve">) y se pierde por los</w:t>
@@ -1319,8 +1260,8 @@
         </w:pict>
       </w:r>
     </w:p>
-    <w:bookmarkEnd w:id="36"/>
-    <w:bookmarkStart w:id="37" w:name="X3825d0035791b48c418174db89fc7ddd3281d47"/>
+    <w:bookmarkEnd w:id="25"/>
+    <w:bookmarkStart w:id="26" w:name="X3825d0035791b48c418174db89fc7ddd3281d47"/>
     <w:p>
       <w:pPr>
         <w:pStyle w:val="Heading2"/>
@@ -1333,7 +1274,6 @@
       <w:tblPr>
         <w:tblStyle w:val="Table"/>
         <w:tblW w:type="auto" w:w="0"/>
-        <w:jc w:val="left"/>
         <w:tblLook w:firstRow="1" w:lastRow="0" w:firstColumn="0" w:lastColumn="0" w:noHBand="0" w:noVBand="0" w:val="0020"/>
       </w:tblPr>
       <w:tblGrid>
@@ -1350,7 +1290,6 @@
           <w:p>
             <w:pPr>
               <w:pStyle w:val="Compact"/>
-              <w:jc w:val="left"/>
             </w:pPr>
             <w:r>
               <w:t xml:space="preserve">Disponibilidad</w:t>
@@ -1362,7 +1301,6 @@
           <w:p>
             <w:pPr>
               <w:pStyle w:val="Compact"/>
-              <w:jc w:val="left"/>
             </w:pPr>
             <w:r>
               <w:t xml:space="preserve">Alias</w:t>
@@ -1374,7 +1312,6 @@
           <w:p>
             <w:pPr>
               <w:pStyle w:val="Compact"/>
-              <w:jc w:val="left"/>
             </w:pPr>
             <w:r>
               <w:t xml:space="preserve">Parada al año</w:t>
@@ -1388,7 +1325,6 @@
           <w:p>
             <w:pPr>
               <w:pStyle w:val="Compact"/>
-              <w:jc w:val="left"/>
             </w:pPr>
             <w:r>
               <w:t xml:space="preserve">99 %</w:t>
@@ -1400,25 +1336,17 @@
           <w:p>
             <w:pPr>
               <w:pStyle w:val="Compact"/>
-              <w:jc w:val="left"/>
-            </w:pPr>
-            <w:r>
-              <w:t xml:space="preserve">“</w:t>
-            </w:r>
-            <w:r>
-              <w:t xml:space="preserve">dos nueves</w:t>
-            </w:r>
-            <w:r>
-              <w:t xml:space="preserve">”</w:t>
-            </w:r>
-          </w:p>
-        </w:tc>
-        <w:tc>
-          <w:tcPr/>
-          <w:p>
-            <w:pPr>
-              <w:pStyle w:val="Compact"/>
-              <w:jc w:val="left"/>
+            </w:pPr>
+            <w:r>
+              <w:t xml:space="preserve">“dos nueves”</w:t>
+            </w:r>
+          </w:p>
+        </w:tc>
+        <w:tc>
+          <w:tcPr/>
+          <w:p>
+            <w:pPr>
+              <w:pStyle w:val="Compact"/>
             </w:pPr>
             <w:r>
               <w:t xml:space="preserve">3,65 días</w:t>
@@ -1432,7 +1360,6 @@
           <w:p>
             <w:pPr>
               <w:pStyle w:val="Compact"/>
-              <w:jc w:val="left"/>
             </w:pPr>
             <w:r>
               <w:t xml:space="preserve">99,9 %</w:t>
@@ -1444,25 +1371,17 @@
           <w:p>
             <w:pPr>
               <w:pStyle w:val="Compact"/>
-              <w:jc w:val="left"/>
-            </w:pPr>
-            <w:r>
-              <w:t xml:space="preserve">“</w:t>
-            </w:r>
-            <w:r>
-              <w:t xml:space="preserve">tres nueves</w:t>
-            </w:r>
-            <w:r>
-              <w:t xml:space="preserve">”</w:t>
-            </w:r>
-          </w:p>
-        </w:tc>
-        <w:tc>
-          <w:tcPr/>
-          <w:p>
-            <w:pPr>
-              <w:pStyle w:val="Compact"/>
-              <w:jc w:val="left"/>
+            </w:pPr>
+            <w:r>
+              <w:t xml:space="preserve">“tres nueves”</w:t>
+            </w:r>
+          </w:p>
+        </w:tc>
+        <w:tc>
+          <w:tcPr/>
+          <w:p>
+            <w:pPr>
+              <w:pStyle w:val="Compact"/>
             </w:pPr>
             <w:r>
               <w:t xml:space="preserve">8,8 horas</w:t>
@@ -1476,7 +1395,6 @@
           <w:p>
             <w:pPr>
               <w:pStyle w:val="Compact"/>
-              <w:jc w:val="left"/>
             </w:pPr>
             <w:r>
               <w:t xml:space="preserve">99,99 %</w:t>
@@ -1488,25 +1406,17 @@
           <w:p>
             <w:pPr>
               <w:pStyle w:val="Compact"/>
-              <w:jc w:val="left"/>
-            </w:pPr>
-            <w:r>
-              <w:t xml:space="preserve">“</w:t>
-            </w:r>
-            <w:r>
-              <w:t xml:space="preserve">cuatro nueves</w:t>
-            </w:r>
-            <w:r>
-              <w:t xml:space="preserve">”</w:t>
-            </w:r>
-          </w:p>
-        </w:tc>
-        <w:tc>
-          <w:tcPr/>
-          <w:p>
-            <w:pPr>
-              <w:pStyle w:val="Compact"/>
-              <w:jc w:val="left"/>
+            </w:pPr>
+            <w:r>
+              <w:t xml:space="preserve">“cuatro nueves”</w:t>
+            </w:r>
+          </w:p>
+        </w:tc>
+        <w:tc>
+          <w:tcPr/>
+          <w:p>
+            <w:pPr>
+              <w:pStyle w:val="Compact"/>
             </w:pPr>
             <w:r>
               <w:t xml:space="preserve">52,6 minutos</w:t>
@@ -1520,7 +1430,6 @@
           <w:p>
             <w:pPr>
               <w:pStyle w:val="Compact"/>
-              <w:jc w:val="left"/>
             </w:pPr>
             <w:r>
               <w:t xml:space="preserve">99,999 %</w:t>
@@ -1532,25 +1441,17 @@
           <w:p>
             <w:pPr>
               <w:pStyle w:val="Compact"/>
-              <w:jc w:val="left"/>
-            </w:pPr>
-            <w:r>
-              <w:t xml:space="preserve">“</w:t>
-            </w:r>
-            <w:r>
-              <w:t xml:space="preserve">cinco nueves</w:t>
-            </w:r>
-            <w:r>
-              <w:t xml:space="preserve">”</w:t>
-            </w:r>
-          </w:p>
-        </w:tc>
-        <w:tc>
-          <w:tcPr/>
-          <w:p>
-            <w:pPr>
-              <w:pStyle w:val="Compact"/>
-              <w:jc w:val="left"/>
+            </w:pPr>
+            <w:r>
+              <w:t xml:space="preserve">“cinco nueves”</w:t>
+            </w:r>
+          </w:p>
+        </w:tc>
+        <w:tc>
+          <w:tcPr/>
+          <w:p>
+            <w:pPr>
+              <w:pStyle w:val="Compact"/>
             </w:pPr>
             <w:r>
               <w:t xml:space="preserve">5,3 minutos</w:t>
@@ -1570,13 +1471,7 @@
         <w:t xml:space="preserve"> </w:t>
       </w:r>
       <w:r>
-        <w:t xml:space="preserve">“</w:t>
-      </w:r>
-      <w:r>
-        <w:t xml:space="preserve">nueve</w:t>
-      </w:r>
-      <w:r>
-        <w:t xml:space="preserve">”</w:t>
+        <w:t xml:space="preserve">“nueve”</w:t>
       </w:r>
       <w:r>
         <w:t xml:space="preserve"> </w:t>
@@ -1588,13 +1483,7 @@
         <w:t xml:space="preserve"> </w:t>
       </w:r>
       <w:r>
-        <w:t xml:space="preserve">“</w:t>
-      </w:r>
-      <w:r>
-        <w:t xml:space="preserve">¿cómo consigo cinco nueves?</w:t>
-      </w:r>
-      <w:r>
-        <w:t xml:space="preserve">”</w:t>
+        <w:t xml:space="preserve">“¿cómo consigo cinco nueves?”</w:t>
       </w:r>
       <w:r>
         <w:t xml:space="preserve"> </w:t>
@@ -1610,21 +1499,7 @@
           <w:b/>
           <w:bCs/>
         </w:rPr>
-        <w:t xml:space="preserve">“</w:t>
-      </w:r>
-      <w:r>
-        <w:rPr>
-          <w:b/>
-          <w:bCs/>
-        </w:rPr>
-        <w:t xml:space="preserve">¿cuánto cuesta cada hora parada en MI negocio?</w:t>
-      </w:r>
-      <w:r>
-        <w:rPr>
-          <w:b/>
-          <w:bCs/>
-        </w:rPr>
-        <w:t xml:space="preserve">”</w:t>
+        <w:t xml:space="preserve">“¿cuánto cuesta cada hora parada en MI negocio?”</w:t>
       </w:r>
       <w:r>
         <w:t xml:space="preserve">: si la respuesta es</w:t>
@@ -1633,13 +1508,7 @@
         <w:t xml:space="preserve"> </w:t>
       </w:r>
       <w:r>
-        <w:t xml:space="preserve">“</w:t>
-      </w:r>
-      <w:r>
-        <w:t xml:space="preserve">poco</w:t>
-      </w:r>
-      <w:r>
-        <w:t xml:space="preserve">”</w:t>
+        <w:t xml:space="preserve">“poco”</w:t>
       </w:r>
       <w:r>
         <w:t xml:space="preserve">, con tres nueves y buen backup basta.</w:t>
@@ -1689,8 +1558,8 @@
         </w:pict>
       </w:r>
     </w:p>
-    <w:bookmarkEnd w:id="37"/>
-    <w:bookmarkStart w:id="38" w:name="dónde-se-esconden-los-spofs"/>
+    <w:bookmarkEnd w:id="26"/>
+    <w:bookmarkStart w:id="27" w:name="dónde-se-esconden-los-spofs"/>
     <w:p>
       <w:pPr>
         <w:pStyle w:val="Heading2"/>
@@ -1711,7 +1580,6 @@
       <w:tblPr>
         <w:tblStyle w:val="Table"/>
         <w:tblW w:type="pct" w:w="5000"/>
-        <w:jc w:val="left"/>
         <w:tblLayout w:type="fixed"/>
         <w:tblLook w:firstRow="1" w:lastRow="0" w:firstColumn="0" w:lastColumn="0" w:noHBand="0" w:noVBand="0" w:val="0020"/>
       </w:tblPr>
@@ -1729,7 +1597,6 @@
           <w:p>
             <w:pPr>
               <w:pStyle w:val="Compact"/>
-              <w:jc w:val="left"/>
             </w:pPr>
             <w:r>
               <w:t xml:space="preserve">Capa</w:t>
@@ -1741,7 +1608,6 @@
           <w:p>
             <w:pPr>
               <w:pStyle w:val="Compact"/>
-              <w:jc w:val="left"/>
             </w:pPr>
             <w:r>
               <w:t xml:space="preserve">SPOF típico</w:t>
@@ -1753,7 +1619,6 @@
           <w:p>
             <w:pPr>
               <w:pStyle w:val="Compact"/>
-              <w:jc w:val="left"/>
             </w:pPr>
             <w:r>
               <w:t xml:space="preserve">Plan B</w:t>
@@ -1767,7 +1632,6 @@
           <w:p>
             <w:pPr>
               <w:pStyle w:val="Compact"/>
-              <w:jc w:val="left"/>
             </w:pPr>
             <w:r>
               <w:t xml:space="preserve">Física</w:t>
@@ -1779,7 +1643,6 @@
           <w:p>
             <w:pPr>
               <w:pStyle w:val="Compact"/>
-              <w:jc w:val="left"/>
             </w:pPr>
             <w:r>
               <w:t xml:space="preserve">Un cable, un conector, un latiguillo que pisa la silla</w:t>
@@ -1791,7 +1654,6 @@
           <w:p>
             <w:pPr>
               <w:pStyle w:val="Compact"/>
-              <w:jc w:val="left"/>
             </w:pPr>
             <w:r>
               <w:t xml:space="preserve">Cables duplicados, EtherChannel</w:t>
@@ -1805,7 +1667,6 @@
           <w:p>
             <w:pPr>
               <w:pStyle w:val="Compact"/>
-              <w:jc w:val="left"/>
             </w:pPr>
             <w:r>
               <w:t xml:space="preserve">Enlace</w:t>
@@ -1817,7 +1678,6 @@
           <w:p>
             <w:pPr>
               <w:pStyle w:val="Compact"/>
-              <w:jc w:val="left"/>
             </w:pPr>
             <w:r>
               <w:t xml:space="preserve">Un único uplink del switch de planta</w:t>
@@ -1829,7 +1689,6 @@
           <w:p>
             <w:pPr>
               <w:pStyle w:val="Compact"/>
-              <w:jc w:val="left"/>
             </w:pPr>
             <w:r>
               <w:t xml:space="preserve">Dos uplinks a switches distintos</w:t>
@@ -1843,7 +1702,6 @@
           <w:p>
             <w:pPr>
               <w:pStyle w:val="Compact"/>
-              <w:jc w:val="left"/>
             </w:pPr>
             <w:r>
               <w:t xml:space="preserve">Equipo</w:t>
@@ -1855,7 +1713,6 @@
           <w:p>
             <w:pPr>
               <w:pStyle w:val="Compact"/>
-              <w:jc w:val="left"/>
             </w:pPr>
             <w:r>
               <w:t xml:space="preserve">El switch de distribución (si muere, muere la planta)</w:t>
@@ -1867,7 +1724,6 @@
           <w:p>
             <w:pPr>
               <w:pStyle w:val="Compact"/>
-              <w:jc w:val="left"/>
             </w:pPr>
             <w:r>
               <w:t xml:space="preserve">Stacking o dos switches paralelos</w:t>
@@ -1881,7 +1737,6 @@
           <w:p>
             <w:pPr>
               <w:pStyle w:val="Compact"/>
-              <w:jc w:val="left"/>
             </w:pPr>
             <w:r>
               <w:t xml:space="preserve">Gateway</w:t>
@@ -1893,7 +1748,6 @@
           <w:p>
             <w:pPr>
               <w:pStyle w:val="Compact"/>
-              <w:jc w:val="left"/>
             </w:pPr>
             <w:r>
               <w:t xml:space="preserve">El router que da salida (si muere, nadie navega)</w:t>
@@ -1905,7 +1759,6 @@
           <w:p>
             <w:pPr>
               <w:pStyle w:val="Compact"/>
-              <w:jc w:val="left"/>
             </w:pPr>
             <w:r>
               <w:t xml:space="preserve">HSRP/VRRP</w:t>
@@ -1919,7 +1772,6 @@
           <w:p>
             <w:pPr>
               <w:pStyle w:val="Compact"/>
-              <w:jc w:val="left"/>
             </w:pPr>
             <w:r>
               <w:t xml:space="preserve">Ruta</w:t>
@@ -1931,7 +1783,6 @@
           <w:p>
             <w:pPr>
               <w:pStyle w:val="Compact"/>
-              <w:jc w:val="left"/>
             </w:pPr>
             <w:r>
               <w:t xml:space="preserve">La única salida a Internet</w:t>
@@ -1943,7 +1794,6 @@
           <w:p>
             <w:pPr>
               <w:pStyle w:val="Compact"/>
-              <w:jc w:val="left"/>
             </w:pPr>
             <w:r>
               <w:t xml:space="preserve">Dos ISPs con rutas flotantes</w:t>
@@ -1957,7 +1807,6 @@
           <w:p>
             <w:pPr>
               <w:pStyle w:val="Compact"/>
-              <w:jc w:val="left"/>
             </w:pPr>
             <w:r>
               <w:t xml:space="preserve">Servicio</w:t>
@@ -1969,7 +1818,6 @@
           <w:p>
             <w:pPr>
               <w:pStyle w:val="Compact"/>
-              <w:jc w:val="left"/>
             </w:pPr>
             <w:r>
               <w:t xml:space="preserve">Un solo servidor DHCP/DNS</w:t>
@@ -1981,7 +1829,6 @@
           <w:p>
             <w:pPr>
               <w:pStyle w:val="Compact"/>
-              <w:jc w:val="left"/>
             </w:pPr>
             <w:r>
               <w:t xml:space="preserve">Servidor secundario, DHCP failover</w:t>
@@ -1995,7 +1842,6 @@
           <w:p>
             <w:pPr>
               <w:pStyle w:val="Compact"/>
-              <w:jc w:val="left"/>
             </w:pPr>
             <w:r>
               <w:t xml:space="preserve">Eléctrica</w:t>
@@ -2007,7 +1853,6 @@
           <w:p>
             <w:pPr>
               <w:pStyle w:val="Compact"/>
-              <w:jc w:val="left"/>
             </w:pPr>
             <w:r>
               <w:t xml:space="preserve">El único circuito, un solo SAI</w:t>
@@ -2019,7 +1864,6 @@
           <w:p>
             <w:pPr>
               <w:pStyle w:val="Compact"/>
-              <w:jc w:val="left"/>
             </w:pPr>
             <w:r>
               <w:t xml:space="preserve">Doble alimentación, SAI, generador</w:t>
@@ -2033,7 +1877,6 @@
           <w:p>
             <w:pPr>
               <w:pStyle w:val="Compact"/>
-              <w:jc w:val="left"/>
             </w:pPr>
             <w:r>
               <w:t xml:space="preserve">Humana</w:t>
@@ -2045,25 +1888,17 @@
           <w:p>
             <w:pPr>
               <w:pStyle w:val="Compact"/>
-              <w:jc w:val="left"/>
-            </w:pPr>
-            <w:r>
-              <w:t xml:space="preserve">“</w:t>
-            </w:r>
-            <w:r>
-              <w:t xml:space="preserve">La config solo la sabe quien la hizo</w:t>
-            </w:r>
-            <w:r>
-              <w:t xml:space="preserve">”</w:t>
-            </w:r>
-          </w:p>
-        </w:tc>
-        <w:tc>
-          <w:tcPr/>
-          <w:p>
-            <w:pPr>
-              <w:pStyle w:val="Compact"/>
-              <w:jc w:val="left"/>
+            </w:pPr>
+            <w:r>
+              <w:t xml:space="preserve">“La config solo la sabe quien la hizo”</w:t>
+            </w:r>
+          </w:p>
+        </w:tc>
+        <w:tc>
+          <w:tcPr/>
+          <w:p>
+            <w:pPr>
+              <w:pStyle w:val="Compact"/>
             </w:pPr>
             <w:r>
               <w:t xml:space="preserve">Documentación + backups de configuración</w:t>
@@ -2116,8 +1951,8 @@
         </w:pict>
       </w:r>
     </w:p>
-    <w:bookmarkEnd w:id="38"/>
-    <w:bookmarkStart w:id="39" w:name="X51e64f3d9de2a7db89cd1e49374354707011b52"/>
+    <w:bookmarkEnd w:id="27"/>
+    <w:bookmarkStart w:id="28" w:name="X51e64f3d9de2a7db89cd1e49374354707011b52"/>
     <w:p>
       <w:pPr>
         <w:pStyle w:val="Heading2"/>
@@ -2219,13 +2054,7 @@
         <w:t xml:space="preserve"> </w:t>
       </w:r>
       <w:r>
-        <w:t xml:space="preserve">“</w:t>
-      </w:r>
-      <w:r>
-        <w:t xml:space="preserve">HA</w:t>
-      </w:r>
-      <w:r>
-        <w:t xml:space="preserve">”</w:t>
+        <w:t xml:space="preserve">“HA”</w:t>
       </w:r>
       <w:r>
         <w:t xml:space="preserve"> </w:t>
@@ -2260,8 +2089,8 @@
         </w:pict>
       </w:r>
     </w:p>
-    <w:bookmarkEnd w:id="39"/>
-    <w:bookmarkStart w:id="43" w:name="Xbf717e0044977e8ad9d95e2cb9ad758427cca17"/>
+    <w:bookmarkEnd w:id="28"/>
+    <w:bookmarkStart w:id="32" w:name="Xbf717e0044977e8ad9d95e2cb9ad758427cca17"/>
     <w:p>
       <w:pPr>
         <w:pStyle w:val="Heading2"/>
@@ -2300,12 +2129,12 @@
           <wp:inline>
             <wp:extent cx="5334000" cy="3792184"/>
             <wp:effectExtent b="0" l="0" r="0" t="0"/>
-            <wp:docPr descr="Redundancia por capas: R1-R2 (HSRP), SW1-SW2 (stack), SW3-SW4 con doble uplink a PCs" title="" id="41" name="Picture"/>
+            <wp:docPr descr="Redundancia por capas: R1-R2 (HSRP), SW1-SW2 (stack), SW3-SW4 con doble uplink a PCs" title="" id="30" name="Picture"/>
             <a:graphic>
               <a:graphicData uri="http://schemas.openxmlformats.org/drawingml/2006/picture">
                 <pic:pic>
                   <pic:nvPicPr>
-                    <pic:cNvPr descr="public/diagrams/u13-redundancia-capas.svg" id="42" name="Picture"/>
+                    <pic:cNvPr descr="public/diagrams/u13-redundancia-capas.svg" id="31" name="Picture"/>
                     <pic:cNvPicPr>
                       <a:picLocks noChangeArrowheads="1" noChangeAspect="1"/>
                     </pic:cNvPicPr>
@@ -2317,7 +2146,7 @@
                           <a14:useLocalDpi xmlns:a14="http://schemas.microsoft.com/office/drawing/2010/main" val="0"/>
                         </a:ext>
                         <a:ext uri="{96DAC541-7B7A-43D3-8B79-37D633B846F1}">
-                          <asvg:svgBlip xmlns:asvg="http://schemas.microsoft.com/office/drawing/2016/SVG/main" r:embed="rId40"/>
+                          <asvg:svgBlip xmlns:asvg="http://schemas.microsoft.com/office/drawing/2016/SVG/main" r:embed="rId29"/>
                         </a:ext>
                       </a:extLst>
                     </a:blip>
@@ -2453,7 +2282,7 @@
       <w:r>
         <w:t xml:space="preserve"> </w:t>
       </w:r>
-      <w:hyperlink r:id="rId22">
+      <w:hyperlink r:id="rId11">
         <w:r>
           <w:rPr>
             <w:rStyle w:val="Hyperlink"/>
@@ -2467,7 +2296,7 @@
       <w:r>
         <w:t xml:space="preserve"> </w:t>
       </w:r>
-      <w:hyperlink r:id="rId23">
+      <w:hyperlink r:id="rId12">
         <w:r>
           <w:rPr>
             <w:rStyle w:val="Hyperlink"/>
@@ -2481,7 +2310,7 @@
       <w:r>
         <w:t xml:space="preserve"> </w:t>
       </w:r>
-      <w:hyperlink r:id="rId24">
+      <w:hyperlink r:id="rId13">
         <w:r>
           <w:rPr>
             <w:rStyle w:val="Hyperlink"/>
@@ -2495,7 +2324,7 @@
       <w:r>
         <w:t xml:space="preserve"> </w:t>
       </w:r>
-      <w:hyperlink r:id="rId25">
+      <w:hyperlink r:id="rId14">
         <w:r>
           <w:rPr>
             <w:rStyle w:val="Hyperlink"/>
@@ -2512,7 +2341,7 @@
       <w:r>
         <w:t xml:space="preserve"> </w:t>
       </w:r>
-      <w:hyperlink r:id="rId27">
+      <w:hyperlink r:id="rId16">
         <w:r>
           <w:rPr>
             <w:rStyle w:val="Hyperlink"/>
@@ -2531,8 +2360,8 @@
         </w:pict>
       </w:r>
     </w:p>
-    <w:bookmarkEnd w:id="43"/>
-    <w:bookmarkStart w:id="44" w:name="Xa3c71687b1848e40beee2532e7a17a2028dbb36"/>
+    <w:bookmarkEnd w:id="32"/>
+    <w:bookmarkStart w:id="33" w:name="Xa3c71687b1848e40beee2532e7a17a2028dbb36"/>
     <w:p>
       <w:pPr>
         <w:pStyle w:val="Heading2"/>
@@ -2544,13 +2373,7 @@
         <w:t xml:space="preserve"> </w:t>
       </w:r>
       <w:r>
-        <w:t xml:space="preserve">“</w:t>
-      </w:r>
-      <w:r>
-        <w:t xml:space="preserve">No necesito redundancia, mi equipo nunca falla</w:t>
-      </w:r>
-      <w:r>
-        <w:t xml:space="preserve">”</w:t>
+        <w:t xml:space="preserve">“No necesito redundancia, mi equipo nunca falla”</w:t>
       </w:r>
     </w:p>
     <w:p>
@@ -2610,13 +2433,7 @@
         <w:t xml:space="preserve"> </w:t>
       </w:r>
       <w:r>
-        <w:t xml:space="preserve">“</w:t>
-      </w:r>
-      <w:r>
-        <w:t xml:space="preserve">redundancia</w:t>
-      </w:r>
-      <w:r>
-        <w:t xml:space="preserve">”</w:t>
+        <w:t xml:space="preserve">“redundancia”</w:t>
       </w:r>
       <w:r>
         <w:t xml:space="preserve"> </w:t>
@@ -2659,13 +2476,7 @@
         <w:t xml:space="preserve"> </w:t>
       </w:r>
       <w:r>
-        <w:t xml:space="preserve">“</w:t>
-      </w:r>
-      <w:r>
-        <w:t xml:space="preserve">¿si ESTO muere, qué deja de funcionar?</w:t>
-      </w:r>
-      <w:r>
-        <w:t xml:space="preserve">”</w:t>
+        <w:t xml:space="preserve">“¿si ESTO muere, qué deja de funcionar?”</w:t>
       </w:r>
       <w:r>
         <w:t xml:space="preserve"> </w:t>
@@ -2681,8 +2492,8 @@
         </w:pict>
       </w:r>
     </w:p>
-    <w:bookmarkEnd w:id="44"/>
-    <w:bookmarkStart w:id="45" w:name="mini-chequeo"/>
+    <w:bookmarkEnd w:id="33"/>
+    <w:bookmarkStart w:id="34" w:name="mini-chequeo"/>
     <w:p>
       <w:pPr>
         <w:pStyle w:val="Heading2"/>
@@ -2864,8 +2675,8 @@
         </w:pict>
       </w:r>
     </w:p>
-    <w:bookmarkEnd w:id="45"/>
-    <w:bookmarkStart w:id="46" w:name="resumen-en-3-frases"/>
+    <w:bookmarkEnd w:id="34"/>
+    <w:bookmarkStart w:id="35" w:name="resumen-en-3-frases"/>
     <w:p>
       <w:pPr>
         <w:pStyle w:val="Heading2"/>
@@ -2933,13 +2744,7 @@
         <w:t xml:space="preserve"> </w:t>
       </w:r>
       <w:r>
-        <w:t xml:space="preserve">“</w:t>
-      </w:r>
-      <w:r>
-        <w:t xml:space="preserve">¿si esto muere, qué deja de funcionar?</w:t>
-      </w:r>
-      <w:r>
-        <w:t xml:space="preserve">”</w:t>
+        <w:t xml:space="preserve">“¿si esto muere, qué deja de funcionar?”</w:t>
       </w:r>
       <w:r>
         <w:t xml:space="preserve"> </w:t>
@@ -2973,8 +2778,8 @@
         <w:t xml:space="preserve">: detección automática, conmutación sin manos y procedimientos documentados.</w:t>
       </w:r>
     </w:p>
-    <w:bookmarkEnd w:id="46"/>
-    <w:bookmarkStart w:id="48" w:name="vocabulario-rápido"/>
+    <w:bookmarkEnd w:id="35"/>
+    <w:bookmarkStart w:id="37" w:name="vocabulario-rápido"/>
     <w:p>
       <w:pPr>
         <w:pStyle w:val="Heading2"/>
@@ -2987,7 +2792,6 @@
       <w:tblPr>
         <w:tblStyle w:val="Table"/>
         <w:tblW w:type="auto" w:w="0"/>
-        <w:jc w:val="left"/>
         <w:tblLook w:firstRow="1" w:lastRow="0" w:firstColumn="0" w:lastColumn="0" w:noHBand="0" w:noVBand="0" w:val="0020"/>
       </w:tblPr>
       <w:tblGrid>
@@ -3003,7 +2807,6 @@
           <w:p>
             <w:pPr>
               <w:pStyle w:val="Compact"/>
-              <w:jc w:val="left"/>
             </w:pPr>
             <w:r>
               <w:t xml:space="preserve">Término</w:t>
@@ -3015,7 +2818,6 @@
           <w:p>
             <w:pPr>
               <w:pStyle w:val="Compact"/>
-              <w:jc w:val="left"/>
             </w:pPr>
             <w:r>
               <w:t xml:space="preserve">Idea general</w:t>
@@ -3029,7 +2831,6 @@
           <w:p>
             <w:pPr>
               <w:pStyle w:val="Compact"/>
-              <w:jc w:val="left"/>
             </w:pPr>
             <w:r>
               <w:t xml:space="preserve">SPOF</w:t>
@@ -3041,7 +2842,6 @@
           <w:p>
             <w:pPr>
               <w:pStyle w:val="Compact"/>
-              <w:jc w:val="left"/>
             </w:pPr>
             <w:r>
               <w:t xml:space="preserve">Punto único de fallo</w:t>
@@ -3055,7 +2855,6 @@
           <w:p>
             <w:pPr>
               <w:pStyle w:val="Compact"/>
-              <w:jc w:val="left"/>
             </w:pPr>
             <w:r>
               <w:t xml:space="preserve">Nueves</w:t>
@@ -3067,7 +2866,6 @@
           <w:p>
             <w:pPr>
               <w:pStyle w:val="Compact"/>
-              <w:jc w:val="left"/>
             </w:pPr>
             <w:r>
               <w:t xml:space="preserve">Decimales de disponibilidad (99,99 %…)</w:t>
@@ -3081,7 +2879,6 @@
           <w:p>
             <w:pPr>
               <w:pStyle w:val="Compact"/>
-              <w:jc w:val="left"/>
             </w:pPr>
             <w:r>
               <w:t xml:space="preserve">MTBF / MTTR</w:t>
@@ -3093,7 +2890,6 @@
           <w:p>
             <w:pPr>
               <w:pStyle w:val="Compact"/>
-              <w:jc w:val="left"/>
             </w:pPr>
             <w:r>
               <w:t xml:space="preserve">Tiempo entre fallos / tiempo de reparación</w:t>
@@ -3107,7 +2903,6 @@
           <w:p>
             <w:pPr>
               <w:pStyle w:val="Compact"/>
-              <w:jc w:val="left"/>
             </w:pPr>
             <w:r>
               <w:t xml:space="preserve">Failover</w:t>
@@ -3119,7 +2914,6 @@
           <w:p>
             <w:pPr>
               <w:pStyle w:val="Compact"/>
-              <w:jc w:val="left"/>
             </w:pPr>
             <w:r>
               <w:t xml:space="preserve">Conmutación automática al plan B</w:t>
@@ -3133,7 +2927,6 @@
           <w:p>
             <w:pPr>
               <w:pStyle w:val="Compact"/>
-              <w:jc w:val="left"/>
             </w:pPr>
             <w:r>
               <w:t xml:space="preserve">Redundancia N+1</w:t>
@@ -3145,7 +2938,6 @@
           <w:p>
             <w:pPr>
               <w:pStyle w:val="Compact"/>
-              <w:jc w:val="left"/>
             </w:pPr>
             <w:r>
               <w:t xml:space="preserve">Un equipo de repuesto por encima del mínimo</w:t>
@@ -3171,7 +2963,7 @@
       <w:r>
         <w:t xml:space="preserve"> </w:t>
       </w:r>
-      <w:hyperlink r:id="rId47">
+      <w:hyperlink r:id="rId36">
         <w:r>
           <w:rPr>
             <w:rStyle w:val="Hyperlink"/>
@@ -3198,7 +2990,7 @@
       <w:r>
         <w:t xml:space="preserve"> </w:t>
       </w:r>
-      <w:hyperlink r:id="rId47">
+      <w:hyperlink r:id="rId36">
         <w:r>
           <w:rPr>
             <w:rStyle w:val="Hyperlink"/>
@@ -3225,7 +3017,7 @@
       <w:r>
         <w:t xml:space="preserve"> </w:t>
       </w:r>
-      <w:hyperlink r:id="rId22">
+      <w:hyperlink r:id="rId11">
         <w:r>
           <w:rPr>
             <w:rStyle w:val="Hyperlink"/>
@@ -3234,9 +3026,9 @@
         </w:r>
       </w:hyperlink>
     </w:p>
-    <w:bookmarkEnd w:id="48"/>
-    <w:bookmarkEnd w:id="49"/>
-    <w:bookmarkStart w:id="62" w:name="stp-redundancia-sin-bucles"/>
+    <w:bookmarkEnd w:id="37"/>
+    <w:bookmarkEnd w:id="38"/>
+    <w:bookmarkStart w:id="51" w:name="stp-redundancia-sin-bucles"/>
     <w:p>
       <w:pPr>
         <w:pStyle w:val="Heading1"/>
@@ -3300,7 +3092,7 @@
         </w:pict>
       </w:r>
     </w:p>
-    <w:bookmarkStart w:id="51" w:name="la-idea-en-una-frase-1"/>
+    <w:bookmarkStart w:id="40" w:name="la-idea-en-una-frase-1"/>
     <w:p>
       <w:pPr>
         <w:pStyle w:val="Heading2"/>
@@ -3343,7 +3135,7 @@
       <w:r>
         <w:t xml:space="preserve"> </w:t>
       </w:r>
-      <w:hyperlink r:id="rId50">
+      <w:hyperlink r:id="rId39">
         <w:r>
           <w:rPr>
             <w:rStyle w:val="Hyperlink"/>
@@ -3365,8 +3157,8 @@
         </w:pict>
       </w:r>
     </w:p>
-    <w:bookmarkEnd w:id="51"/>
-    <w:bookmarkStart w:id="52" w:name="X027de219e95e8fdabd29f79c2505ca623511a5f"/>
+    <w:bookmarkEnd w:id="40"/>
+    <w:bookmarkStart w:id="41" w:name="X027de219e95e8fdabd29f79c2505ca623511a5f"/>
     <w:p>
       <w:pPr>
         <w:pStyle w:val="Heading2"/>
@@ -3482,8 +3274,8 @@
         </w:pict>
       </w:r>
     </w:p>
-    <w:bookmarkEnd w:id="52"/>
-    <w:bookmarkStart w:id="56" w:name="Xb43944adcfeed94aa2c41396c0cda5394485d97"/>
+    <w:bookmarkEnd w:id="41"/>
+    <w:bookmarkStart w:id="45" w:name="Xb43944adcfeed94aa2c41396c0cda5394485d97"/>
     <w:p>
       <w:pPr>
         <w:pStyle w:val="Heading2"/>
@@ -3501,12 +3293,12 @@
           <wp:inline>
             <wp:extent cx="5334000" cy="3415470"/>
             <wp:effectExtent b="0" l="0" r="0" t="0"/>
-            <wp:docPr descr="Redundancia con STP: cuatro switches con todos los enlaces físicos; el enlace SW-Dist-2 ↔ SW-Acceso-B queda bloqueado y el resto son caminos activos" title="" id="54" name="Picture"/>
+            <wp:docPr descr="Redundancia con STP: cuatro switches con todos los enlaces físicos; el enlace SW-Dist-2 ↔ SW-Acceso-B queda bloqueado y el resto son caminos activos" title="" id="43" name="Picture"/>
             <a:graphic>
               <a:graphicData uri="http://schemas.openxmlformats.org/drawingml/2006/picture">
                 <pic:pic>
                   <pic:nvPicPr>
-                    <pic:cNvPr descr="public/diagrams/u13-stp-failover.svg" id="55" name="Picture"/>
+                    <pic:cNvPr descr="public/diagrams/u13-stp-failover.svg" id="44" name="Picture"/>
                     <pic:cNvPicPr>
                       <a:picLocks noChangeArrowheads="1" noChangeAspect="1"/>
                     </pic:cNvPicPr>
@@ -3518,7 +3310,7 @@
                           <a14:useLocalDpi xmlns:a14="http://schemas.microsoft.com/office/drawing/2010/main" val="0"/>
                         </a:ext>
                         <a:ext uri="{96DAC541-7B7A-43D3-8B79-37D633B846F1}">
-                          <asvg:svgBlip xmlns:asvg="http://schemas.microsoft.com/office/drawing/2016/SVG/main" r:embed="rId53"/>
+                          <asvg:svgBlip xmlns:asvg="http://schemas.microsoft.com/office/drawing/2016/SVG/main" r:embed="rId42"/>
                         </a:ext>
                       </a:extLst>
                     </a:blip>
@@ -3638,8 +3430,8 @@
         </w:pict>
       </w:r>
     </w:p>
-    <w:bookmarkEnd w:id="56"/>
-    <w:bookmarkStart w:id="57" w:name="las-protecciones-que-un-diseño-ha-exige"/>
+    <w:bookmarkEnd w:id="45"/>
+    <w:bookmarkStart w:id="46" w:name="las-protecciones-que-un-diseño-ha-exige"/>
     <w:p>
       <w:pPr>
         <w:pStyle w:val="Heading2"/>
@@ -3652,7 +3444,6 @@
       <w:tblPr>
         <w:tblStyle w:val="Table"/>
         <w:tblW w:type="pct" w:w="5000"/>
-        <w:jc w:val="left"/>
         <w:tblLayout w:type="fixed"/>
         <w:tblLook w:firstRow="1" w:lastRow="0" w:firstColumn="0" w:lastColumn="0" w:noHBand="0" w:noVBand="0" w:val="0020"/>
       </w:tblPr>
@@ -3670,7 +3461,6 @@
           <w:p>
             <w:pPr>
               <w:pStyle w:val="Compact"/>
-              <w:jc w:val="left"/>
             </w:pPr>
             <w:r>
               <w:t xml:space="preserve">Protección</w:t>
@@ -3682,7 +3472,6 @@
           <w:p>
             <w:pPr>
               <w:pStyle w:val="Compact"/>
-              <w:jc w:val="left"/>
             </w:pPr>
             <w:r>
               <w:t xml:space="preserve">Dónde</w:t>
@@ -3694,7 +3483,6 @@
           <w:p>
             <w:pPr>
               <w:pStyle w:val="Compact"/>
-              <w:jc w:val="left"/>
             </w:pPr>
             <w:r>
               <w:t xml:space="preserve">Qué hace</w:t>
@@ -3708,7 +3496,6 @@
           <w:p>
             <w:pPr>
               <w:pStyle w:val="Compact"/>
-              <w:jc w:val="left"/>
             </w:pPr>
             <w:r>
               <w:rPr>
@@ -3724,7 +3511,6 @@
           <w:p>
             <w:pPr>
               <w:pStyle w:val="Compact"/>
-              <w:jc w:val="left"/>
             </w:pPr>
             <w:r>
               <w:t xml:space="preserve">Puertos hacia PCs</w:t>
@@ -3736,7 +3522,6 @@
           <w:p>
             <w:pPr>
               <w:pStyle w:val="Compact"/>
-              <w:jc w:val="left"/>
             </w:pPr>
             <w:r>
               <w:t xml:space="preserve">Salta listening/learning: el PC navega al segundo</w:t>
@@ -3750,7 +3535,6 @@
           <w:p>
             <w:pPr>
               <w:pStyle w:val="Compact"/>
-              <w:jc w:val="left"/>
             </w:pPr>
             <w:r>
               <w:rPr>
@@ -3766,7 +3550,6 @@
           <w:p>
             <w:pPr>
               <w:pStyle w:val="Compact"/>
-              <w:jc w:val="left"/>
             </w:pPr>
             <w:r>
               <w:t xml:space="preserve">Puertos con PortFast</w:t>
@@ -3778,7 +3561,6 @@
           <w:p>
             <w:pPr>
               <w:pStyle w:val="Compact"/>
-              <w:jc w:val="left"/>
             </w:pPr>
             <w:r>
               <w:t xml:space="preserve">Si llega una BPDU (¿alguien coló un switch?), el puerto cae</w:t>
@@ -3792,7 +3574,6 @@
           <w:p>
             <w:pPr>
               <w:pStyle w:val="Compact"/>
-              <w:jc w:val="left"/>
             </w:pPr>
             <w:r>
               <w:rPr>
@@ -3808,7 +3589,6 @@
           <w:p>
             <w:pPr>
               <w:pStyle w:val="Compact"/>
-              <w:jc w:val="left"/>
             </w:pPr>
             <w:r>
               <w:t xml:space="preserve">Puertos hacia accesos</w:t>
@@ -3820,7 +3600,6 @@
           <w:p>
             <w:pPr>
               <w:pStyle w:val="Compact"/>
-              <w:jc w:val="left"/>
             </w:pPr>
             <w:r>
               <w:t xml:space="preserve">Impide que un switch ajeno se proclame root</w:t>
@@ -3834,7 +3613,6 @@
           <w:p>
             <w:pPr>
               <w:pStyle w:val="Compact"/>
-              <w:jc w:val="left"/>
             </w:pPr>
             <w:r>
               <w:rPr>
@@ -3850,7 +3628,6 @@
           <w:p>
             <w:pPr>
               <w:pStyle w:val="Compact"/>
-              <w:jc w:val="left"/>
             </w:pPr>
             <w:r>
               <w:t xml:space="preserve">Puertos bloqueados por diseño</w:t>
@@ -3862,7 +3639,6 @@
           <w:p>
             <w:pPr>
               <w:pStyle w:val="Compact"/>
-              <w:jc w:val="left"/>
             </w:pPr>
             <w:r>
               <w:t xml:space="preserve">Si dejan de llegar BPDUs por un unidireccional, bloquea en vez de abrir</w:t>
@@ -3965,8 +3741,8 @@
         </w:pict>
       </w:r>
     </w:p>
-    <w:bookmarkEnd w:id="57"/>
-    <w:bookmarkStart w:id="58" w:name="convergencia-rstp-y-el-detalle-del-edge"/>
+    <w:bookmarkEnd w:id="46"/>
+    <w:bookmarkStart w:id="47" w:name="convergencia-rstp-y-el-detalle-del-edge"/>
     <w:p>
       <w:pPr>
         <w:pStyle w:val="Heading2"/>
@@ -3979,7 +3755,6 @@
       <w:tblPr>
         <w:tblStyle w:val="Table"/>
         <w:tblW w:type="pct" w:w="5000"/>
-        <w:jc w:val="left"/>
         <w:tblLayout w:type="fixed"/>
         <w:tblLook w:firstRow="1" w:lastRow="0" w:firstColumn="0" w:lastColumn="0" w:noHBand="0" w:noVBand="0" w:val="0020"/>
       </w:tblPr>
@@ -3997,7 +3772,6 @@
           <w:p>
             <w:pPr>
               <w:pStyle w:val="Compact"/>
-              <w:jc w:val="left"/>
             </w:pPr>
             <w:r>
               <w:t xml:space="preserve">Protocolo</w:t>
@@ -4009,7 +3783,6 @@
           <w:p>
             <w:pPr>
               <w:pStyle w:val="Compact"/>
-              <w:jc w:val="left"/>
             </w:pPr>
             <w:r>
               <w:t xml:space="preserve">Convergencia típica</w:t>
@@ -4021,7 +3794,6 @@
           <w:p>
             <w:pPr>
               <w:pStyle w:val="Compact"/>
-              <w:jc w:val="left"/>
             </w:pPr>
             <w:r>
               <w:t xml:space="preserve">Nota</w:t>
@@ -4035,7 +3807,6 @@
           <w:p>
             <w:pPr>
               <w:pStyle w:val="Compact"/>
-              <w:jc w:val="left"/>
             </w:pPr>
             <w:r>
               <w:t xml:space="preserve">STP (802.1D)</w:t>
@@ -4047,7 +3818,6 @@
           <w:p>
             <w:pPr>
               <w:pStyle w:val="Compact"/>
-              <w:jc w:val="left"/>
             </w:pPr>
             <w:r>
               <w:t xml:space="preserve">30-50 s</w:t>
@@ -4059,7 +3829,6 @@
           <w:p>
             <w:pPr>
               <w:pStyle w:val="Compact"/>
-              <w:jc w:val="left"/>
             </w:pPr>
             <w:r>
               <w:t xml:space="preserve">Eterno en voz/vídeo</w:t>
@@ -4073,7 +3842,6 @@
           <w:p>
             <w:pPr>
               <w:pStyle w:val="Compact"/>
-              <w:jc w:val="left"/>
             </w:pPr>
             <w:r>
               <w:t xml:space="preserve">RSTP (802.1w)</w:t>
@@ -4085,7 +3853,6 @@
           <w:p>
             <w:pPr>
               <w:pStyle w:val="Compact"/>
-              <w:jc w:val="left"/>
             </w:pPr>
             <w:r>
               <w:t xml:space="preserve">&lt; 10 s</w:t>
@@ -4097,7 +3864,6 @@
           <w:p>
             <w:pPr>
               <w:pStyle w:val="Compact"/>
-              <w:jc w:val="left"/>
             </w:pPr>
             <w:r>
               <w:t xml:space="preserve">Negocia con el vecino (proposal/agreement)</w:t>
@@ -4111,7 +3877,6 @@
           <w:p>
             <w:pPr>
               <w:pStyle w:val="Compact"/>
-              <w:jc w:val="left"/>
             </w:pPr>
             <w:r>
               <w:t xml:space="preserve">MSTP (802.1s)</w:t>
@@ -4123,7 +3888,6 @@
           <w:p>
             <w:pPr>
               <w:pStyle w:val="Compact"/>
-              <w:jc w:val="left"/>
             </w:pPr>
             <w:r>
               <w:t xml:space="preserve">Como RSTP</w:t>
@@ -4135,7 +3899,6 @@
           <w:p>
             <w:pPr>
               <w:pStyle w:val="Compact"/>
-              <w:jc w:val="left"/>
             </w:pPr>
             <w:r>
               <w:t xml:space="preserve">Varias instancias VLAN en un solo proceso</w:t>
@@ -4175,8 +3938,8 @@
         </w:pict>
       </w:r>
     </w:p>
-    <w:bookmarkEnd w:id="58"/>
-    <w:bookmarkStart w:id="59" w:name="mini-chequeo-1"/>
+    <w:bookmarkEnd w:id="47"/>
+    <w:bookmarkStart w:id="48" w:name="mini-chequeo-1"/>
     <w:p>
       <w:pPr>
         <w:pStyle w:val="Heading2"/>
@@ -4200,13 +3963,7 @@
         <w:t xml:space="preserve"> </w:t>
       </w:r>
       <w:r>
-        <w:t xml:space="preserve">“</w:t>
-      </w:r>
-      <w:r>
-        <w:t xml:space="preserve">por defecto</w:t>
-      </w:r>
-      <w:r>
-        <w:t xml:space="preserve">”</w:t>
+        <w:t xml:space="preserve">“por defecto”</w:t>
       </w:r>
       <w:r>
         <w:t xml:space="preserve"> </w:t>
@@ -4312,13 +4069,7 @@
         <w:t xml:space="preserve"> </w:t>
       </w:r>
       <w:r>
-        <w:t xml:space="preserve">“</w:t>
-      </w:r>
-      <w:r>
-        <w:t xml:space="preserve">pirata</w:t>
-      </w:r>
-      <w:r>
-        <w:t xml:space="preserve">”</w:t>
+        <w:t xml:space="preserve">“pirata”</w:t>
       </w:r>
       <w:r>
         <w:t xml:space="preserve"> </w:t>
@@ -4370,13 +4121,7 @@
         <w:t xml:space="preserve"> </w:t>
       </w:r>
       <w:r>
-        <w:t xml:space="preserve">“</w:t>
-      </w:r>
-      <w:r>
-        <w:t xml:space="preserve">ganador</w:t>
-      </w:r>
-      <w:r>
-        <w:t xml:space="preserve">”</w:t>
+        <w:t xml:space="preserve">“ganador”</w:t>
       </w:r>
       <w:r>
         <w:t xml:space="preserve"> </w:t>
@@ -4392,8 +4137,8 @@
         </w:pict>
       </w:r>
     </w:p>
-    <w:bookmarkEnd w:id="59"/>
-    <w:bookmarkStart w:id="60" w:name="resumen-en-3-frases-1"/>
+    <w:bookmarkEnd w:id="48"/>
+    <w:bookmarkStart w:id="49" w:name="resumen-en-3-frases-1"/>
     <w:p>
       <w:pPr>
         <w:pStyle w:val="Heading2"/>
@@ -4483,8 +4228,8 @@
         <w:t xml:space="preserve">, la conmutación tras un fallo baja a segundos: imprescindible en voz y vídeo.</w:t>
       </w:r>
     </w:p>
-    <w:bookmarkEnd w:id="60"/>
-    <w:bookmarkStart w:id="61" w:name="vocabulario-rápido-1"/>
+    <w:bookmarkEnd w:id="49"/>
+    <w:bookmarkStart w:id="50" w:name="vocabulario-rápido-1"/>
     <w:p>
       <w:pPr>
         <w:pStyle w:val="Heading2"/>
@@ -4497,7 +4242,6 @@
       <w:tblPr>
         <w:tblStyle w:val="Table"/>
         <w:tblW w:type="auto" w:w="0"/>
-        <w:jc w:val="left"/>
         <w:tblLook w:firstRow="1" w:lastRow="0" w:firstColumn="0" w:lastColumn="0" w:noHBand="0" w:noVBand="0" w:val="0020"/>
       </w:tblPr>
       <w:tblGrid>
@@ -4513,7 +4257,6 @@
           <w:p>
             <w:pPr>
               <w:pStyle w:val="Compact"/>
-              <w:jc w:val="left"/>
             </w:pPr>
             <w:r>
               <w:t xml:space="preserve">Término</w:t>
@@ -4525,7 +4268,6 @@
           <w:p>
             <w:pPr>
               <w:pStyle w:val="Compact"/>
-              <w:jc w:val="left"/>
             </w:pPr>
             <w:r>
               <w:t xml:space="preserve">Idea general</w:t>
@@ -4539,7 +4281,6 @@
           <w:p>
             <w:pPr>
               <w:pStyle w:val="Compact"/>
-              <w:jc w:val="left"/>
             </w:pPr>
             <w:r>
               <w:t xml:space="preserve">Root primary/secondary</w:t>
@@ -4551,7 +4292,6 @@
           <w:p>
             <w:pPr>
               <w:pStyle w:val="Compact"/>
-              <w:jc w:val="left"/>
             </w:pPr>
             <w:r>
               <w:t xml:space="preserve">Root bridge y respaldo planeados</w:t>
@@ -4565,7 +4305,6 @@
           <w:p>
             <w:pPr>
               <w:pStyle w:val="Compact"/>
-              <w:jc w:val="left"/>
             </w:pPr>
             <w:r>
               <w:t xml:space="preserve">PortFast/Edge</w:t>
@@ -4577,7 +4316,6 @@
           <w:p>
             <w:pPr>
               <w:pStyle w:val="Compact"/>
-              <w:jc w:val="left"/>
             </w:pPr>
             <w:r>
               <w:t xml:space="preserve">Puerto de usuario a forwarding directo</w:t>
@@ -4591,7 +4329,6 @@
           <w:p>
             <w:pPr>
               <w:pStyle w:val="Compact"/>
-              <w:jc w:val="left"/>
             </w:pPr>
             <w:r>
               <w:t xml:space="preserve">BPDU Guard</w:t>
@@ -4603,7 +4340,6 @@
           <w:p>
             <w:pPr>
               <w:pStyle w:val="Compact"/>
-              <w:jc w:val="left"/>
             </w:pPr>
             <w:r>
               <w:t xml:space="preserve">Mata el puerto si recibe BPDU</w:t>
@@ -4617,7 +4353,6 @@
           <w:p>
             <w:pPr>
               <w:pStyle w:val="Compact"/>
-              <w:jc w:val="left"/>
             </w:pPr>
             <w:r>
               <w:t xml:space="preserve">Root Guard</w:t>
@@ -4629,7 +4364,6 @@
           <w:p>
             <w:pPr>
               <w:pStyle w:val="Compact"/>
-              <w:jc w:val="left"/>
             </w:pPr>
             <w:r>
               <w:t xml:space="preserve">Bloquea pretensiones de root ajenas</w:t>
@@ -4643,7 +4377,6 @@
           <w:p>
             <w:pPr>
               <w:pStyle w:val="Compact"/>
-              <w:jc w:val="left"/>
             </w:pPr>
             <w:r>
               <w:t xml:space="preserve">Convergencia</w:t>
@@ -4655,7 +4388,6 @@
           <w:p>
             <w:pPr>
               <w:pStyle w:val="Compact"/>
-              <w:jc w:val="left"/>
             </w:pPr>
             <w:r>
               <w:t xml:space="preserve">Tiempo hasta que la red se reordena tras un fallo</w:t>
@@ -4681,7 +4413,7 @@
       <w:r>
         <w:t xml:space="preserve"> </w:t>
       </w:r>
-      <w:hyperlink r:id="rId47">
+      <w:hyperlink r:id="rId36">
         <w:r>
           <w:rPr>
             <w:rStyle w:val="Hyperlink"/>
@@ -4708,7 +4440,7 @@
       <w:r>
         <w:t xml:space="preserve"> </w:t>
       </w:r>
-      <w:hyperlink r:id="rId21">
+      <w:hyperlink r:id="rId10">
         <w:r>
           <w:rPr>
             <w:rStyle w:val="Hyperlink"/>
@@ -4735,7 +4467,7 @@
       <w:r>
         <w:t xml:space="preserve"> </w:t>
       </w:r>
-      <w:hyperlink r:id="rId23">
+      <w:hyperlink r:id="rId12">
         <w:r>
           <w:rPr>
             <w:rStyle w:val="Hyperlink"/>
@@ -4744,9 +4476,9 @@
         </w:r>
       </w:hyperlink>
     </w:p>
-    <w:bookmarkEnd w:id="61"/>
-    <w:bookmarkEnd w:id="62"/>
-    <w:bookmarkStart w:id="75" w:name="etherchannel"/>
+    <w:bookmarkEnd w:id="50"/>
+    <w:bookmarkEnd w:id="51"/>
+    <w:bookmarkStart w:id="64" w:name="etherchannel"/>
     <w:p>
       <w:pPr>
         <w:pStyle w:val="Heading1"/>
@@ -4810,7 +4542,7 @@
         </w:pict>
       </w:r>
     </w:p>
-    <w:bookmarkStart w:id="63" w:name="la-idea-en-una-frase-2"/>
+    <w:bookmarkStart w:id="52" w:name="la-idea-en-una-frase-2"/>
     <w:p>
       <w:pPr>
         <w:pStyle w:val="Heading2"/>
@@ -4844,8 +4576,8 @@
         </w:pict>
       </w:r>
     </w:p>
-    <w:bookmarkEnd w:id="63"/>
-    <w:bookmarkStart w:id="67" w:name="por-qué-no-basta-con-poner-más-cables"/>
+    <w:bookmarkEnd w:id="52"/>
+    <w:bookmarkStart w:id="56" w:name="por-qué-no-basta-con-poner-más-cables"/>
     <w:p>
       <w:pPr>
         <w:pStyle w:val="Heading2"/>
@@ -4857,13 +4589,7 @@
         <w:t xml:space="preserve"> </w:t>
       </w:r>
       <w:r>
-        <w:t xml:space="preserve">“</w:t>
-      </w:r>
-      <w:r>
-        <w:t xml:space="preserve">poner más cables</w:t>
-      </w:r>
-      <w:r>
-        <w:t xml:space="preserve">”</w:t>
+        <w:t xml:space="preserve">“poner más cables”</w:t>
       </w:r>
       <w:r>
         <w:t xml:space="preserve">?</w:t>
@@ -4983,12 +4709,12 @@
           <wp:inline>
             <wp:extent cx="5334000" cy="4285865"/>
             <wp:effectExtent b="0" l="0" r="0" t="0"/>
-            <wp:docPr descr="Sin EtherChannel: un enlace activo y otro bloqueado por STP. Con Po1: un solo enlace lógico" title="" id="65" name="Picture"/>
+            <wp:docPr descr="Sin EtherChannel: un enlace activo y otro bloqueado por STP. Con Po1: un solo enlace lógico" title="" id="54" name="Picture"/>
             <a:graphic>
               <a:graphicData uri="http://schemas.openxmlformats.org/drawingml/2006/picture">
                 <pic:pic>
                   <pic:nvPicPr>
-                    <pic:cNvPr descr="public/diagrams/u13-etherchannel.svg" id="66" name="Picture"/>
+                    <pic:cNvPr descr="public/diagrams/u13-etherchannel.svg" id="55" name="Picture"/>
                     <pic:cNvPicPr>
                       <a:picLocks noChangeArrowheads="1" noChangeAspect="1"/>
                     </pic:cNvPicPr>
@@ -5000,7 +4726,7 @@
                           <a14:useLocalDpi xmlns:a14="http://schemas.microsoft.com/office/drawing/2010/main" val="0"/>
                         </a:ext>
                         <a:ext uri="{96DAC541-7B7A-43D3-8B79-37D633B846F1}">
-                          <asvg:svgBlip xmlns:asvg="http://schemas.microsoft.com/office/drawing/2016/SVG/main" r:embed="rId64"/>
+                          <asvg:svgBlip xmlns:asvg="http://schemas.microsoft.com/office/drawing/2016/SVG/main" r:embed="rId53"/>
                         </a:ext>
                       </a:extLst>
                     </a:blip>
@@ -5045,8 +4771,8 @@
         </w:pict>
       </w:r>
     </w:p>
-    <w:bookmarkEnd w:id="67"/>
-    <w:bookmarkStart w:id="68" w:name="los-protocolos-de-negociación"/>
+    <w:bookmarkEnd w:id="56"/>
+    <w:bookmarkStart w:id="57" w:name="los-protocolos-de-negociación"/>
     <w:p>
       <w:pPr>
         <w:pStyle w:val="Heading2"/>
@@ -5059,7 +4785,6 @@
       <w:tblPr>
         <w:tblStyle w:val="Table"/>
         <w:tblW w:type="pct" w:w="5000"/>
-        <w:jc w:val="left"/>
         <w:tblLayout w:type="fixed"/>
         <w:tblLook w:firstRow="1" w:lastRow="0" w:firstColumn="0" w:lastColumn="0" w:noHBand="0" w:noVBand="0" w:val="0020"/>
       </w:tblPr>
@@ -5077,7 +4802,6 @@
           <w:p>
             <w:pPr>
               <w:pStyle w:val="Compact"/>
-              <w:jc w:val="left"/>
             </w:pPr>
             <w:r>
               <w:t xml:space="preserve">Modo</w:t>
@@ -5089,7 +4813,6 @@
           <w:p>
             <w:pPr>
               <w:pStyle w:val="Compact"/>
-              <w:jc w:val="left"/>
             </w:pPr>
             <w:r>
               <w:t xml:space="preserve">Protocolo</w:t>
@@ -5101,7 +4824,6 @@
           <w:p>
             <w:pPr>
               <w:pStyle w:val="Compact"/>
-              <w:jc w:val="left"/>
             </w:pPr>
             <w:r>
               <w:t xml:space="preserve">Qué hace</w:t>
@@ -5115,7 +4837,6 @@
           <w:p>
             <w:pPr>
               <w:pStyle w:val="Compact"/>
-              <w:jc w:val="left"/>
             </w:pPr>
             <w:r>
               <w:rPr>
@@ -5130,7 +4851,6 @@
           <w:p>
             <w:pPr>
               <w:pStyle w:val="Compact"/>
-              <w:jc w:val="left"/>
             </w:pPr>
             <w:r>
               <w:t xml:space="preserve">Ninguno</w:t>
@@ -5142,7 +4862,6 @@
           <w:p>
             <w:pPr>
               <w:pStyle w:val="Compact"/>
-              <w:jc w:val="left"/>
             </w:pPr>
             <w:r>
               <w:t xml:space="preserve">Fuerza el canal a lo bruto (sin negociación)</w:t>
@@ -5156,7 +4875,6 @@
           <w:p>
             <w:pPr>
               <w:pStyle w:val="Compact"/>
-              <w:jc w:val="left"/>
             </w:pPr>
             <w:r>
               <w:rPr>
@@ -5186,7 +4904,6 @@
           <w:p>
             <w:pPr>
               <w:pStyle w:val="Compact"/>
-              <w:jc w:val="left"/>
             </w:pPr>
             <w:r>
               <w:rPr>
@@ -5208,7 +4925,6 @@
           <w:p>
             <w:pPr>
               <w:pStyle w:val="Compact"/>
-              <w:jc w:val="left"/>
             </w:pPr>
             <w:r>
               <w:t xml:space="preserve">Inicia la negociación / solo responde</w:t>
@@ -5222,7 +4938,6 @@
           <w:p>
             <w:pPr>
               <w:pStyle w:val="Compact"/>
-              <w:jc w:val="left"/>
             </w:pPr>
             <w:r>
               <w:rPr>
@@ -5252,7 +4967,6 @@
           <w:p>
             <w:pPr>
               <w:pStyle w:val="Compact"/>
-              <w:jc w:val="left"/>
             </w:pPr>
             <w:r>
               <w:rPr>
@@ -5274,7 +4988,6 @@
           <w:p>
             <w:pPr>
               <w:pStyle w:val="Compact"/>
-              <w:jc w:val="left"/>
             </w:pPr>
             <w:r>
               <w:t xml:space="preserve">Inicia / solo responde</w:t>
@@ -5438,13 +5151,7 @@
         <w:t xml:space="preserve"> </w:t>
       </w:r>
       <w:r>
-        <w:t xml:space="preserve">“</w:t>
-      </w:r>
-      <w:r>
-        <w:t xml:space="preserve">suspended</w:t>
-      </w:r>
-      <w:r>
-        <w:t xml:space="preserve">”</w:t>
+        <w:t xml:space="preserve">“suspended”</w:t>
       </w:r>
       <w:r>
         <w:t xml:space="preserve"> </w:t>
@@ -5456,13 +5163,7 @@
         <w:t xml:space="preserve"> </w:t>
       </w:r>
       <w:r>
-        <w:t xml:space="preserve">“</w:t>
-      </w:r>
-      <w:r>
-        <w:t xml:space="preserve">I</w:t>
-      </w:r>
-      <w:r>
-        <w:t xml:space="preserve">”</w:t>
+        <w:t xml:space="preserve">“I”</w:t>
       </w:r>
       <w:r>
         <w:t xml:space="preserve">: individual). Diagnóstico:</w:t>
@@ -5487,8 +5188,8 @@
         </w:pict>
       </w:r>
     </w:p>
-    <w:bookmarkEnd w:id="68"/>
-    <w:bookmarkStart w:id="69" w:name="balanceo-el-hash-no-divide-reparte"/>
+    <w:bookmarkEnd w:id="57"/>
+    <w:bookmarkStart w:id="58" w:name="balanceo-el-hash-no-divide-reparte"/>
     <w:p>
       <w:pPr>
         <w:pStyle w:val="Heading2"/>
@@ -5549,7 +5250,6 @@
       <w:tblPr>
         <w:tblStyle w:val="Table"/>
         <w:tblW w:type="pct" w:w="5000"/>
-        <w:jc w:val="left"/>
         <w:tblLayout w:type="fixed"/>
         <w:tblLook w:firstRow="1" w:lastRow="0" w:firstColumn="0" w:lastColumn="0" w:noHBand="0" w:noVBand="0" w:val="0020"/>
       </w:tblPr>
@@ -5567,7 +5267,6 @@
           <w:p>
             <w:pPr>
               <w:pStyle w:val="Compact"/>
-              <w:jc w:val="left"/>
             </w:pPr>
             <w:r>
               <w:t xml:space="preserve">Método</w:t>
@@ -5579,7 +5278,6 @@
           <w:p>
             <w:pPr>
               <w:pStyle w:val="Compact"/>
-              <w:jc w:val="left"/>
             </w:pPr>
             <w:r>
               <w:t xml:space="preserve">Qué mira</w:t>
@@ -5591,7 +5289,6 @@
           <w:p>
             <w:pPr>
               <w:pStyle w:val="Compact"/>
-              <w:jc w:val="left"/>
             </w:pPr>
             <w:r>
               <w:t xml:space="preserve">Cuándo conviene</w:t>
@@ -5605,7 +5302,6 @@
           <w:p>
             <w:pPr>
               <w:pStyle w:val="Compact"/>
-              <w:jc w:val="left"/>
             </w:pPr>
             <w:r>
               <w:rPr>
@@ -5635,7 +5331,6 @@
           <w:p>
             <w:pPr>
               <w:pStyle w:val="Compact"/>
-              <w:jc w:val="left"/>
             </w:pPr>
             <w:r>
               <w:t xml:space="preserve">MACs</w:t>
@@ -5647,7 +5342,6 @@
           <w:p>
             <w:pPr>
               <w:pStyle w:val="Compact"/>
-              <w:jc w:val="left"/>
             </w:pPr>
             <w:r>
               <w:t xml:space="preserve">Tráfico entre muchos equipos variados</w:t>
@@ -5661,7 +5355,6 @@
           <w:p>
             <w:pPr>
               <w:pStyle w:val="Compact"/>
-              <w:jc w:val="left"/>
             </w:pPr>
             <w:r>
               <w:rPr>
@@ -5676,7 +5369,6 @@
           <w:p>
             <w:pPr>
               <w:pStyle w:val="Compact"/>
-              <w:jc w:val="left"/>
             </w:pPr>
             <w:r>
               <w:t xml:space="preserve">IPs origen+destino</w:t>
@@ -5688,7 +5380,6 @@
           <w:p>
             <w:pPr>
               <w:pStyle w:val="Compact"/>
-              <w:jc w:val="left"/>
             </w:pPr>
             <w:r>
               <w:t xml:space="preserve">El clásico entre switches/routers</w:t>
@@ -5702,7 +5393,6 @@
           <w:p>
             <w:pPr>
               <w:pStyle w:val="Compact"/>
-              <w:jc w:val="left"/>
             </w:pPr>
             <w:r>
               <w:rPr>
@@ -5717,7 +5407,6 @@
           <w:p>
             <w:pPr>
               <w:pStyle w:val="Compact"/>
-              <w:jc w:val="left"/>
             </w:pPr>
             <w:r>
               <w:t xml:space="preserve">IPs + puertos TCP/UDP</w:t>
@@ -5729,7 +5418,6 @@
           <w:p>
             <w:pPr>
               <w:pStyle w:val="Compact"/>
-              <w:jc w:val="left"/>
             </w:pPr>
             <w:r>
               <w:t xml:space="preserve">Un servidor que recibe de muchos clientes</w:t>
@@ -5749,13 +5437,7 @@
         <w:t xml:space="preserve"> </w:t>
       </w:r>
       <w:r>
-        <w:t xml:space="preserve">“</w:t>
-      </w:r>
-      <w:r>
-        <w:t xml:space="preserve">el canal no funciona</w:t>
-      </w:r>
-      <w:r>
-        <w:t xml:space="preserve">”</w:t>
+        <w:t xml:space="preserve">“el canal no funciona”</w:t>
       </w:r>
       <w:r>
         <w:t xml:space="preserve">. No es que no funcione: es que</w:t>
@@ -5781,8 +5463,8 @@
         </w:pict>
       </w:r>
     </w:p>
-    <w:bookmarkEnd w:id="69"/>
-    <w:bookmarkStart w:id="70" w:name="verificación"/>
+    <w:bookmarkEnd w:id="58"/>
+    <w:bookmarkStart w:id="59" w:name="verificación"/>
     <w:p>
       <w:pPr>
         <w:pStyle w:val="Heading2"/>
@@ -5795,7 +5477,6 @@
       <w:tblPr>
         <w:tblStyle w:val="Table"/>
         <w:tblW w:type="pct" w:w="5000"/>
-        <w:jc w:val="left"/>
         <w:tblLayout w:type="fixed"/>
         <w:tblLook w:firstRow="1" w:lastRow="0" w:firstColumn="0" w:lastColumn="0" w:noHBand="0" w:noVBand="0" w:val="0020"/>
       </w:tblPr>
@@ -5812,7 +5493,6 @@
           <w:p>
             <w:pPr>
               <w:pStyle w:val="Compact"/>
-              <w:jc w:val="left"/>
             </w:pPr>
             <w:r>
               <w:t xml:space="preserve">Comando</w:t>
@@ -5824,7 +5504,6 @@
           <w:p>
             <w:pPr>
               <w:pStyle w:val="Compact"/>
-              <w:jc w:val="left"/>
             </w:pPr>
             <w:r>
               <w:t xml:space="preserve">Qué te cuenta</w:t>
@@ -5838,7 +5517,6 @@
           <w:p>
             <w:pPr>
               <w:pStyle w:val="Compact"/>
-              <w:jc w:val="left"/>
             </w:pPr>
             <w:r>
               <w:rPr>
@@ -5853,7 +5531,6 @@
           <w:p>
             <w:pPr>
               <w:pStyle w:val="Compact"/>
-              <w:jc w:val="left"/>
             </w:pPr>
             <w:r>
               <w:t xml:space="preserve">Grupo, protocolo y estado de cada miembro (SU = en uso, P = activo en el canal)</w:t>
@@ -5867,7 +5544,6 @@
           <w:p>
             <w:pPr>
               <w:pStyle w:val="Compact"/>
-              <w:jc w:val="left"/>
             </w:pPr>
             <w:r>
               <w:rPr>
@@ -5882,7 +5558,6 @@
           <w:p>
             <w:pPr>
               <w:pStyle w:val="Compact"/>
-              <w:jc w:val="left"/>
             </w:pPr>
             <w:r>
               <w:t xml:space="preserve">Método de hash configurado</w:t>
@@ -5896,7 +5571,6 @@
           <w:p>
             <w:pPr>
               <w:pStyle w:val="Compact"/>
-              <w:jc w:val="left"/>
             </w:pPr>
             <w:r>
               <w:rPr>
@@ -5911,7 +5585,6 @@
           <w:p>
             <w:pPr>
               <w:pStyle w:val="Compact"/>
-              <w:jc w:val="left"/>
             </w:pPr>
             <w:r>
               <w:t xml:space="preserve">El</w:t>
@@ -5920,13 +5593,7 @@
               <w:t xml:space="preserve"> </w:t>
             </w:r>
             <w:r>
-              <w:t xml:space="preserve">“</w:t>
-            </w:r>
-            <w:r>
-              <w:t xml:space="preserve">enlace gigante</w:t>
-            </w:r>
-            <w:r>
-              <w:t xml:space="preserve">”</w:t>
+              <w:t xml:space="preserve">“enlace gigante”</w:t>
             </w:r>
             <w:r>
               <w:t xml:space="preserve"> </w:t>
@@ -5943,7 +5610,6 @@
           <w:p>
             <w:pPr>
               <w:pStyle w:val="Compact"/>
-              <w:jc w:val="left"/>
             </w:pPr>
             <w:r>
               <w:rPr>
@@ -5958,7 +5624,6 @@
           <w:p>
             <w:pPr>
               <w:pStyle w:val="Compact"/>
-              <w:jc w:val="left"/>
             </w:pPr>
             <w:r>
               <w:t xml:space="preserve">El Po como un único enlace (sin puertos bloqueados)</w:t>
@@ -6082,8 +5747,8 @@
         </w:pict>
       </w:r>
     </w:p>
-    <w:bookmarkEnd w:id="70"/>
-    <w:bookmarkStart w:id="71" w:name="Xe1307bfb1026975bf0d020516e60d4ba9c649a8"/>
+    <w:bookmarkEnd w:id="59"/>
+    <w:bookmarkStart w:id="60" w:name="Xe1307bfb1026975bf0d020516e60d4ba9c649a8"/>
     <w:p>
       <w:pPr>
         <w:pStyle w:val="Heading2"/>
@@ -6095,13 +5760,7 @@
         <w:t xml:space="preserve"> </w:t>
       </w:r>
       <w:r>
-        <w:t xml:space="preserve">“</w:t>
-      </w:r>
-      <w:r>
-        <w:t xml:space="preserve">Duplicamos el cable y el canal sigue a 1 Gbps</w:t>
-      </w:r>
-      <w:r>
-        <w:t xml:space="preserve">”</w:t>
+        <w:t xml:space="preserve">“Duplicamos el cable y el canal sigue a 1 Gbps”</w:t>
       </w:r>
     </w:p>
     <w:p>
@@ -6255,8 +5914,8 @@
         </w:pict>
       </w:r>
     </w:p>
-    <w:bookmarkEnd w:id="71"/>
-    <w:bookmarkStart w:id="72" w:name="mini-chequeo-2"/>
+    <w:bookmarkEnd w:id="60"/>
+    <w:bookmarkStart w:id="61" w:name="mini-chequeo-2"/>
     <w:p>
       <w:pPr>
         <w:pStyle w:val="Heading2"/>
@@ -6473,13 +6132,7 @@
         <w:t xml:space="preserve"> </w:t>
       </w:r>
       <w:r>
-        <w:t xml:space="preserve">“</w:t>
-      </w:r>
-      <w:r>
-        <w:t xml:space="preserve">trocea</w:t>
-      </w:r>
-      <w:r>
-        <w:t xml:space="preserve">”</w:t>
+        <w:t xml:space="preserve">“trocea”</w:t>
       </w:r>
       <w:r>
         <w:t xml:space="preserve"> </w:t>
@@ -6600,8 +6253,8 @@
         </w:pict>
       </w:r>
     </w:p>
-    <w:bookmarkEnd w:id="72"/>
-    <w:bookmarkStart w:id="73" w:name="resumen-en-3-frases-2"/>
+    <w:bookmarkEnd w:id="61"/>
+    <w:bookmarkStart w:id="62" w:name="resumen-en-3-frases-2"/>
     <w:p>
       <w:pPr>
         <w:pStyle w:val="Heading2"/>
@@ -6735,8 +6388,8 @@
         <w:t xml:space="preserve">en todos o no ha pasado nada.</w:t>
       </w:r>
     </w:p>
-    <w:bookmarkEnd w:id="73"/>
-    <w:bookmarkStart w:id="74" w:name="vocabulario-rápido-2"/>
+    <w:bookmarkEnd w:id="62"/>
+    <w:bookmarkStart w:id="63" w:name="vocabulario-rápido-2"/>
     <w:p>
       <w:pPr>
         <w:pStyle w:val="Heading2"/>
@@ -6749,7 +6402,6 @@
       <w:tblPr>
         <w:tblStyle w:val="Table"/>
         <w:tblW w:type="auto" w:w="0"/>
-        <w:jc w:val="left"/>
         <w:tblLook w:firstRow="1" w:lastRow="0" w:firstColumn="0" w:lastColumn="0" w:noHBand="0" w:noVBand="0" w:val="0020"/>
       </w:tblPr>
       <w:tblGrid>
@@ -6765,7 +6417,6 @@
           <w:p>
             <w:pPr>
               <w:pStyle w:val="Compact"/>
-              <w:jc w:val="left"/>
             </w:pPr>
             <w:r>
               <w:t xml:space="preserve">Término</w:t>
@@ -6777,7 +6428,6 @@
           <w:p>
             <w:pPr>
               <w:pStyle w:val="Compact"/>
-              <w:jc w:val="left"/>
             </w:pPr>
             <w:r>
               <w:t xml:space="preserve">Idea general</w:t>
@@ -6791,7 +6441,6 @@
           <w:p>
             <w:pPr>
               <w:pStyle w:val="Compact"/>
-              <w:jc w:val="left"/>
             </w:pPr>
             <w:r>
               <w:t xml:space="preserve">Port-channel</w:t>
@@ -6803,7 +6452,6 @@
           <w:p>
             <w:pPr>
               <w:pStyle w:val="Compact"/>
-              <w:jc w:val="left"/>
             </w:pPr>
             <w:r>
               <w:t xml:space="preserve">El enlace lógico agrupado</w:t>
@@ -6817,7 +6465,6 @@
           <w:p>
             <w:pPr>
               <w:pStyle w:val="Compact"/>
-              <w:jc w:val="left"/>
             </w:pPr>
             <w:r>
               <w:t xml:space="preserve">LACP / PAgP</w:t>
@@ -6829,7 +6476,6 @@
           <w:p>
             <w:pPr>
               <w:pStyle w:val="Compact"/>
-              <w:jc w:val="left"/>
             </w:pPr>
             <w:r>
               <w:t xml:space="preserve">Protocolos de negociación (estándar / Cisco)</w:t>
@@ -6843,7 +6489,6 @@
           <w:p>
             <w:pPr>
               <w:pStyle w:val="Compact"/>
-              <w:jc w:val="left"/>
             </w:pPr>
             <w:r>
               <w:t xml:space="preserve">Hash de balanceo</w:t>
@@ -6855,7 +6500,6 @@
           <w:p>
             <w:pPr>
               <w:pStyle w:val="Compact"/>
-              <w:jc w:val="left"/>
             </w:pPr>
             <w:r>
               <w:t xml:space="preserve">Cómo se reparten los flujos entre cables</w:t>
@@ -6869,7 +6513,6 @@
           <w:p>
             <w:pPr>
               <w:pStyle w:val="Compact"/>
-              <w:jc w:val="left"/>
             </w:pPr>
             <w:r>
               <w:t xml:space="preserve">SU / P</w:t>
@@ -6881,7 +6524,6 @@
           <w:p>
             <w:pPr>
               <w:pStyle w:val="Compact"/>
-              <w:jc w:val="left"/>
             </w:pPr>
             <w:r>
               <w:t xml:space="preserve">Estados de canal y miembros sanos</w:t>
@@ -6895,7 +6537,6 @@
           <w:p>
             <w:pPr>
               <w:pStyle w:val="Compact"/>
-              <w:jc w:val="left"/>
             </w:pPr>
             <w:r>
               <w:t xml:space="preserve">Member</w:t>
@@ -6907,7 +6548,6 @@
           <w:p>
             <w:pPr>
               <w:pStyle w:val="Compact"/>
-              <w:jc w:val="left"/>
             </w:pPr>
             <w:r>
               <w:t xml:space="preserve">Cada cable físico del grupo</w:t>
@@ -6933,7 +6573,7 @@
       <w:r>
         <w:t xml:space="preserve"> </w:t>
       </w:r>
-      <w:hyperlink r:id="rId47">
+      <w:hyperlink r:id="rId36">
         <w:r>
           <w:rPr>
             <w:rStyle w:val="Hyperlink"/>
@@ -6960,7 +6600,7 @@
       <w:r>
         <w:t xml:space="preserve"> </w:t>
       </w:r>
-      <w:hyperlink r:id="rId22">
+      <w:hyperlink r:id="rId11">
         <w:r>
           <w:rPr>
             <w:rStyle w:val="Hyperlink"/>
@@ -6987,7 +6627,7 @@
       <w:r>
         <w:t xml:space="preserve"> </w:t>
       </w:r>
-      <w:hyperlink r:id="rId24">
+      <w:hyperlink r:id="rId13">
         <w:r>
           <w:rPr>
             <w:rStyle w:val="Hyperlink"/>
@@ -6996,9 +6636,9 @@
         </w:r>
       </w:hyperlink>
     </w:p>
-    <w:bookmarkEnd w:id="74"/>
-    <w:bookmarkEnd w:id="75"/>
-    <w:bookmarkStart w:id="88" w:name="stacking-y-chassis-virtuales"/>
+    <w:bookmarkEnd w:id="63"/>
+    <w:bookmarkEnd w:id="64"/>
+    <w:bookmarkStart w:id="77" w:name="stacking-y-chassis-virtuales"/>
     <w:p>
       <w:pPr>
         <w:pStyle w:val="Heading1"/>
@@ -7062,7 +6702,7 @@
         </w:pict>
       </w:r>
     </w:p>
-    <w:bookmarkStart w:id="76" w:name="la-idea-en-una-frase-3"/>
+    <w:bookmarkStart w:id="65" w:name="la-idea-en-una-frase-3"/>
     <w:p>
       <w:pPr>
         <w:pStyle w:val="Heading2"/>
@@ -7102,8 +6742,8 @@
         </w:pict>
       </w:r>
     </w:p>
-    <w:bookmarkEnd w:id="76"/>
-    <w:bookmarkStart w:id="80" w:name="X6321f3e07e6727add977f938148f53dae095042"/>
+    <w:bookmarkEnd w:id="65"/>
+    <w:bookmarkStart w:id="69" w:name="X6321f3e07e6727add977f938148f53dae095042"/>
     <w:p>
       <w:pPr>
         <w:pStyle w:val="Heading2"/>
@@ -7115,13 +6755,7 @@
         <w:t xml:space="preserve"> </w:t>
       </w:r>
       <w:r>
-        <w:t xml:space="preserve">“</w:t>
-      </w:r>
-      <w:r>
-        <w:t xml:space="preserve">dos switches paralelos</w:t>
-      </w:r>
-      <w:r>
-        <w:t xml:space="preserve">”</w:t>
+        <w:t xml:space="preserve">“dos switches paralelos”</w:t>
       </w:r>
       <w:r>
         <w:t xml:space="preserve"> </w:t>
@@ -7228,13 +6862,7 @@
         <w:t xml:space="preserve"> </w:t>
       </w:r>
       <w:r>
-        <w:t xml:space="preserve">“</w:t>
-      </w:r>
-      <w:r>
-        <w:t xml:space="preserve">un switch</w:t>
-      </w:r>
-      <w:r>
-        <w:t xml:space="preserve">”</w:t>
+        <w:t xml:space="preserve">“un switch”</w:t>
       </w:r>
       <w:r>
         <w:t xml:space="preserve"> </w:t>
@@ -7252,12 +6880,12 @@
           <wp:inline>
             <wp:extent cx="5334000" cy="4908946"/>
             <wp:effectExtent b="0" l="0" r="0" t="0"/>
-            <wp:docPr descr="Anillo de stack: SW-1 master con SW-2 y SW-3 members unidos por enlaces de stack" title="" id="78" name="Picture"/>
+            <wp:docPr descr="Anillo de stack: SW-1 master con SW-2 y SW-3 members unidos por enlaces de stack" title="" id="67" name="Picture"/>
             <a:graphic>
               <a:graphicData uri="http://schemas.openxmlformats.org/drawingml/2006/picture">
                 <pic:pic>
                   <pic:nvPicPr>
-                    <pic:cNvPr descr="public/diagrams/u13-stacking.svg" id="79" name="Picture"/>
+                    <pic:cNvPr descr="public/diagrams/u13-stacking.svg" id="68" name="Picture"/>
                     <pic:cNvPicPr>
                       <a:picLocks noChangeArrowheads="1" noChangeAspect="1"/>
                     </pic:cNvPicPr>
@@ -7269,7 +6897,7 @@
                           <a14:useLocalDpi xmlns:a14="http://schemas.microsoft.com/office/drawing/2010/main" val="0"/>
                         </a:ext>
                         <a:ext uri="{96DAC541-7B7A-43D3-8B79-37D633B846F1}">
-                          <asvg:svgBlip xmlns:asvg="http://schemas.microsoft.com/office/drawing/2016/SVG/main" r:embed="rId77"/>
+                          <asvg:svgBlip xmlns:asvg="http://schemas.microsoft.com/office/drawing/2016/SVG/main" r:embed="rId66"/>
                         </a:ext>
                       </a:extLst>
                     </a:blip>
@@ -7314,8 +6942,8 @@
         </w:pict>
       </w:r>
     </w:p>
-    <w:bookmarkEnd w:id="80"/>
-    <w:bookmarkStart w:id="81" w:name="conceptos-del-stack"/>
+    <w:bookmarkEnd w:id="69"/>
+    <w:bookmarkStart w:id="70" w:name="conceptos-del-stack"/>
     <w:p>
       <w:pPr>
         <w:pStyle w:val="Heading2"/>
@@ -7328,7 +6956,6 @@
       <w:tblPr>
         <w:tblStyle w:val="Table"/>
         <w:tblW w:type="pct" w:w="5000"/>
-        <w:jc w:val="left"/>
         <w:tblLayout w:type="fixed"/>
         <w:tblLook w:firstRow="1" w:lastRow="0" w:firstColumn="0" w:lastColumn="0" w:noHBand="0" w:noVBand="0" w:val="0020"/>
       </w:tblPr>
@@ -7345,7 +6972,6 @@
           <w:p>
             <w:pPr>
               <w:pStyle w:val="Compact"/>
-              <w:jc w:val="left"/>
             </w:pPr>
             <w:r>
               <w:t xml:space="preserve">Concepto</w:t>
@@ -7357,7 +6983,6 @@
           <w:p>
             <w:pPr>
               <w:pStyle w:val="Compact"/>
-              <w:jc w:val="left"/>
             </w:pPr>
             <w:r>
               <w:t xml:space="preserve">Qué es</w:t>
@@ -7371,7 +6996,6 @@
           <w:p>
             <w:pPr>
               <w:pStyle w:val="Compact"/>
-              <w:jc w:val="left"/>
             </w:pPr>
             <w:r>
               <w:rPr>
@@ -7387,7 +7011,6 @@
           <w:p>
             <w:pPr>
               <w:pStyle w:val="Compact"/>
-              <w:jc w:val="left"/>
             </w:pPr>
             <w:r>
               <w:t xml:space="preserve">El cerebro: ejecuta el plano de control y la gestión (elección por prioridad + antigüedad)</w:t>
@@ -7401,7 +7024,6 @@
           <w:p>
             <w:pPr>
               <w:pStyle w:val="Compact"/>
-              <w:jc w:val="left"/>
             </w:pPr>
             <w:r>
               <w:rPr>
@@ -7417,7 +7039,6 @@
           <w:p>
             <w:pPr>
               <w:pStyle w:val="Compact"/>
-              <w:jc w:val="left"/>
             </w:pPr>
             <w:r>
               <w:t xml:space="preserve">Miembro controlado por el master (con sus propios puertos)</w:t>
@@ -7431,7 +7052,6 @@
           <w:p>
             <w:pPr>
               <w:pStyle w:val="Compact"/>
-              <w:jc w:val="left"/>
             </w:pPr>
             <w:r>
               <w:rPr>
@@ -7447,7 +7067,6 @@
           <w:p>
             <w:pPr>
               <w:pStyle w:val="Compact"/>
-              <w:jc w:val="left"/>
             </w:pPr>
             <w:r>
               <w:t xml:space="preserve">En algunos modelos, respaldo caliente del master</w:t>
@@ -7461,7 +7080,6 @@
           <w:p>
             <w:pPr>
               <w:pStyle w:val="Compact"/>
-              <w:jc w:val="left"/>
             </w:pPr>
             <w:r>
               <w:rPr>
@@ -7477,7 +7095,6 @@
           <w:p>
             <w:pPr>
               <w:pStyle w:val="Compact"/>
-              <w:jc w:val="left"/>
             </w:pPr>
             <w:r>
               <w:t xml:space="preserve">Los cables/buses dedicados que unen los miembros; en serio, forman un</w:t>
@@ -7501,7 +7118,6 @@
           <w:p>
             <w:pPr>
               <w:pStyle w:val="Compact"/>
-              <w:jc w:val="left"/>
             </w:pPr>
             <w:r>
               <w:rPr>
@@ -7517,7 +7133,6 @@
           <w:p>
             <w:pPr>
               <w:pStyle w:val="Compact"/>
-              <w:jc w:val="left"/>
             </w:pPr>
             <w:r>
               <w:t xml:space="preserve">Si un enlace de stack muere, el anillo cierra por el otro lado y el stack no se rompe</w:t>
@@ -7531,7 +7146,6 @@
           <w:p>
             <w:pPr>
               <w:pStyle w:val="Compact"/>
-              <w:jc w:val="left"/>
             </w:pPr>
             <w:r>
               <w:rPr>
@@ -7547,7 +7161,6 @@
           <w:p>
             <w:pPr>
               <w:pStyle w:val="Compact"/>
-              <w:jc w:val="left"/>
             </w:pPr>
             <w:r>
               <w:t xml:space="preserve">Implementaciones de la misma idea según fabricante</w:t>
@@ -7623,13 +7236,7 @@
         <w:t xml:space="preserve"> </w:t>
       </w:r>
       <w:r>
-        <w:t xml:space="preserve">“</w:t>
-      </w:r>
-      <w:r>
-        <w:t xml:space="preserve">el que arrancó antes</w:t>
-      </w:r>
-      <w:r>
-        <w:t xml:space="preserve">”</w:t>
+        <w:t xml:space="preserve">“el que arrancó antes”</w:t>
       </w:r>
       <w:r>
         <w:t xml:space="preserve">.</w:t>
@@ -7713,8 +7320,8 @@
         </w:pict>
       </w:r>
     </w:p>
-    <w:bookmarkEnd w:id="81"/>
-    <w:bookmarkStart w:id="82" w:name="X3397cc00db8d4ff0ce6e1d4d7edf4c4fd5f7e11"/>
+    <w:bookmarkEnd w:id="70"/>
+    <w:bookmarkStart w:id="71" w:name="X3397cc00db8d4ff0ce6e1d4d7edf4c4fd5f7e11"/>
     <w:p>
       <w:pPr>
         <w:pStyle w:val="Heading2"/>
@@ -7734,13 +7341,7 @@
         <w:t xml:space="preserve"> </w:t>
       </w:r>
       <w:r>
-        <w:t xml:space="preserve">“</w:t>
-      </w:r>
-      <w:r>
-        <w:t xml:space="preserve">varias cajas, un cerebro</w:t>
-      </w:r>
-      <w:r>
-        <w:t xml:space="preserve">”</w:t>
+        <w:t xml:space="preserve">“varias cajas, un cerebro”</w:t>
       </w:r>
       <w:r>
         <w:t xml:space="preserve"> </w:t>
@@ -7753,7 +7354,6 @@
       <w:tblPr>
         <w:tblStyle w:val="Table"/>
         <w:tblW w:type="pct" w:w="5000"/>
-        <w:jc w:val="left"/>
         <w:tblLayout w:type="fixed"/>
         <w:tblLook w:firstRow="1" w:lastRow="0" w:firstColumn="0" w:lastColumn="0" w:noHBand="0" w:noVBand="0" w:val="0020"/>
       </w:tblPr>
@@ -7771,7 +7371,6 @@
           <w:p>
             <w:pPr>
               <w:pStyle w:val="Compact"/>
-              <w:jc w:val="left"/>
             </w:pPr>
             <w:r>
               <w:t xml:space="preserve">Implementación</w:t>
@@ -7783,7 +7382,6 @@
           <w:p>
             <w:pPr>
               <w:pStyle w:val="Compact"/>
-              <w:jc w:val="left"/>
             </w:pPr>
             <w:r>
               <w:t xml:space="preserve">Fabricante</w:t>
@@ -7795,7 +7393,6 @@
           <w:p>
             <w:pPr>
               <w:pStyle w:val="Compact"/>
-              <w:jc w:val="left"/>
             </w:pPr>
             <w:r>
               <w:t xml:space="preserve">Qué une</w:t>
@@ -7809,7 +7406,6 @@
           <w:p>
             <w:pPr>
               <w:pStyle w:val="Compact"/>
-              <w:jc w:val="left"/>
             </w:pPr>
             <w:r>
               <w:rPr>
@@ -7831,7 +7427,6 @@
           <w:p>
             <w:pPr>
               <w:pStyle w:val="Compact"/>
-              <w:jc w:val="left"/>
             </w:pPr>
             <w:r>
               <w:t xml:space="preserve">Cisco (Catalyst acceso)</w:t>
@@ -7843,7 +7438,6 @@
           <w:p>
             <w:pPr>
               <w:pStyle w:val="Compact"/>
-              <w:jc w:val="left"/>
             </w:pPr>
             <w:r>
               <w:t xml:space="preserve">Switches apilables con cables/buses de stack</w:t>
@@ -7857,7 +7451,6 @@
           <w:p>
             <w:pPr>
               <w:pStyle w:val="Compact"/>
-              <w:jc w:val="left"/>
             </w:pPr>
             <w:r>
               <w:rPr>
@@ -7873,7 +7466,6 @@
           <w:p>
             <w:pPr>
               <w:pStyle w:val="Compact"/>
-              <w:jc w:val="left"/>
             </w:pPr>
             <w:r>
               <w:t xml:space="preserve">Cisco (núcleo)</w:t>
@@ -7885,7 +7477,6 @@
           <w:p>
             <w:pPr>
               <w:pStyle w:val="Compact"/>
-              <w:jc w:val="left"/>
             </w:pPr>
             <w:r>
               <w:t xml:space="preserve">Dos chasis grandes como uno lógico</w:t>
@@ -7899,7 +7490,6 @@
           <w:p>
             <w:pPr>
               <w:pStyle w:val="Compact"/>
-              <w:jc w:val="left"/>
             </w:pPr>
             <w:r>
               <w:rPr>
@@ -7915,7 +7505,6 @@
           <w:p>
             <w:pPr>
               <w:pStyle w:val="Compact"/>
-              <w:jc w:val="left"/>
             </w:pPr>
             <w:r>
               <w:t xml:space="preserve">Arista/Nexus, otros</w:t>
@@ -7927,7 +7516,6 @@
           <w:p>
             <w:pPr>
               <w:pStyle w:val="Compact"/>
-              <w:jc w:val="left"/>
             </w:pPr>
             <w:r>
               <w:t xml:space="preserve">Dos switches que parecen uno para los equipos conectados</w:t>
@@ -7941,7 +7529,6 @@
           <w:p>
             <w:pPr>
               <w:pStyle w:val="Compact"/>
-              <w:jc w:val="left"/>
             </w:pPr>
             <w:r>
               <w:rPr>
@@ -7957,7 +7544,6 @@
           <w:p>
             <w:pPr>
               <w:pStyle w:val="Compact"/>
-              <w:jc w:val="left"/>
             </w:pPr>
             <w:r>
               <w:t xml:space="preserve">HPE/H3C</w:t>
@@ -7969,7 +7555,6 @@
           <w:p>
             <w:pPr>
               <w:pStyle w:val="Compact"/>
-              <w:jc w:val="left"/>
             </w:pPr>
             <w:r>
               <w:t xml:space="preserve">Sabor propio de stacking</w:t>
@@ -7989,13 +7574,7 @@
         <w:t xml:space="preserve"> </w:t>
       </w:r>
       <w:r>
-        <w:t xml:space="preserve">“</w:t>
-      </w:r>
-      <w:r>
-        <w:t xml:space="preserve">real</w:t>
-      </w:r>
-      <w:r>
-        <w:t xml:space="preserve">”</w:t>
+        <w:t xml:space="preserve">“real”</w:t>
       </w:r>
       <w:r>
         <w:t xml:space="preserve"> </w:t>
@@ -8040,8 +7619,8 @@
         </w:pict>
       </w:r>
     </w:p>
-    <w:bookmarkEnd w:id="82"/>
-    <w:bookmarkStart w:id="83" w:name="X0842bad2b1f9f43e0c1a6ad5beec58de5496d75"/>
+    <w:bookmarkEnd w:id="71"/>
+    <w:bookmarkStart w:id="72" w:name="X0842bad2b1f9f43e0c1a6ad5beec58de5496d75"/>
     <w:p>
       <w:pPr>
         <w:pStyle w:val="Heading2"/>
@@ -8074,7 +7653,6 @@
       <w:tblPr>
         <w:tblStyle w:val="Table"/>
         <w:tblW w:type="pct" w:w="5000"/>
-        <w:jc w:val="left"/>
         <w:tblLayout w:type="fixed"/>
         <w:tblLook w:firstRow="1" w:lastRow="0" w:firstColumn="0" w:lastColumn="0" w:noHBand="0" w:noVBand="0" w:val="0020"/>
       </w:tblPr>
@@ -8091,7 +7669,6 @@
           <w:p>
             <w:pPr>
               <w:pStyle w:val="Compact"/>
-              <w:jc w:val="left"/>
             </w:pPr>
             <w:r>
               <w:t xml:space="preserve">Comando</w:t>
@@ -8103,7 +7680,6 @@
           <w:p>
             <w:pPr>
               <w:pStyle w:val="Compact"/>
-              <w:jc w:val="left"/>
             </w:pPr>
             <w:r>
               <w:t xml:space="preserve">Qué te cuenta</w:t>
@@ -8117,7 +7693,6 @@
           <w:p>
             <w:pPr>
               <w:pStyle w:val="Compact"/>
-              <w:jc w:val="left"/>
             </w:pPr>
             <w:r>
               <w:rPr>
@@ -8132,7 +7707,6 @@
           <w:p>
             <w:pPr>
               <w:pStyle w:val="Compact"/>
-              <w:jc w:val="left"/>
             </w:pPr>
             <w:r>
               <w:t xml:space="preserve">Miembros, roles (Master/Member/Standby), prioridades, estado</w:t>
@@ -8146,7 +7720,6 @@
           <w:p>
             <w:pPr>
               <w:pStyle w:val="Compact"/>
-              <w:jc w:val="left"/>
             </w:pPr>
             <w:r>
               <w:rPr>
@@ -8161,7 +7734,6 @@
           <w:p>
             <w:pPr>
               <w:pStyle w:val="Compact"/>
-              <w:jc w:val="left"/>
             </w:pPr>
             <w:r>
               <w:t xml:space="preserve">Estado de los enlaces de stack</w:t>
@@ -8175,7 +7747,6 @@
           <w:p>
             <w:pPr>
               <w:pStyle w:val="Compact"/>
-              <w:jc w:val="left"/>
             </w:pPr>
             <w:r>
               <w:rPr>
@@ -8190,7 +7761,6 @@
           <w:p>
             <w:pPr>
               <w:pStyle w:val="Compact"/>
-              <w:jc w:val="left"/>
             </w:pPr>
             <w:r>
               <w:t xml:space="preserve">Tráfico por el anillo</w:t>
@@ -8204,7 +7774,6 @@
           <w:p>
             <w:pPr>
               <w:pStyle w:val="Compact"/>
-              <w:jc w:val="left"/>
             </w:pPr>
             <w:r>
               <w:rPr>
@@ -8219,7 +7788,6 @@
           <w:p>
             <w:pPr>
               <w:pStyle w:val="Compact"/>
-              <w:jc w:val="left"/>
             </w:pPr>
             <w:r>
               <w:t xml:space="preserve">Modelo de cada miembro y versión del stack</w:t>
@@ -8273,8 +7841,8 @@
         </w:pict>
       </w:r>
     </w:p>
-    <w:bookmarkEnd w:id="83"/>
-    <w:bookmarkStart w:id="84" w:name="X332429e1be0178ab09e27ab9512ebf3ca2bdf4e"/>
+    <w:bookmarkEnd w:id="72"/>
+    <w:bookmarkStart w:id="73" w:name="X332429e1be0178ab09e27ab9512ebf3ca2bdf4e"/>
     <w:p>
       <w:pPr>
         <w:pStyle w:val="Heading2"/>
@@ -8286,13 +7854,7 @@
         <w:t xml:space="preserve"> </w:t>
       </w:r>
       <w:r>
-        <w:t xml:space="preserve">“</w:t>
-      </w:r>
-      <w:r>
-        <w:t xml:space="preserve">Tenemos dos switches en paralelo, somos redundantes</w:t>
-      </w:r>
-      <w:r>
-        <w:t xml:space="preserve">”</w:t>
+        <w:t xml:space="preserve">“Tenemos dos switches en paralelo, somos redundantes”</w:t>
       </w:r>
     </w:p>
     <w:p>
@@ -8352,13 +7914,7 @@
         <w:t xml:space="preserve"> </w:t>
       </w:r>
       <w:r>
-        <w:t xml:space="preserve">“</w:t>
-      </w:r>
-      <w:r>
-        <w:t xml:space="preserve">compré dos y los apilé en el rack</w:t>
-      </w:r>
-      <w:r>
-        <w:t xml:space="preserve">”</w:t>
+        <w:t xml:space="preserve">“compré dos y los apilé en el rack”</w:t>
       </w:r>
       <w:r>
         <w:t xml:space="preserve"> </w:t>
@@ -8405,8 +7961,8 @@
         </w:pict>
       </w:r>
     </w:p>
-    <w:bookmarkEnd w:id="84"/>
-    <w:bookmarkStart w:id="85" w:name="mini-chequeo-3"/>
+    <w:bookmarkEnd w:id="73"/>
+    <w:bookmarkStart w:id="74" w:name="mini-chequeo-3"/>
     <w:p>
       <w:pPr>
         <w:pStyle w:val="Heading2"/>
@@ -8603,8 +8159,8 @@
         </w:pict>
       </w:r>
     </w:p>
-    <w:bookmarkEnd w:id="85"/>
-    <w:bookmarkStart w:id="86" w:name="resumen-en-3-frases-3"/>
+    <w:bookmarkEnd w:id="74"/>
+    <w:bookmarkStart w:id="75" w:name="resumen-en-3-frases-3"/>
     <w:p>
       <w:pPr>
         <w:pStyle w:val="Heading2"/>
@@ -8678,8 +8234,8 @@
         <w:t xml:space="preserve">Stack + EtherChannel repartido + HSRP es la receta clásica del núcleo tolerante a fallos.</w:t>
       </w:r>
     </w:p>
-    <w:bookmarkEnd w:id="86"/>
-    <w:bookmarkStart w:id="87" w:name="vocabulario-rápido-3"/>
+    <w:bookmarkEnd w:id="75"/>
+    <w:bookmarkStart w:id="76" w:name="vocabulario-rápido-3"/>
     <w:p>
       <w:pPr>
         <w:pStyle w:val="Heading2"/>
@@ -8692,7 +8248,6 @@
       <w:tblPr>
         <w:tblStyle w:val="Table"/>
         <w:tblW w:type="auto" w:w="0"/>
-        <w:jc w:val="left"/>
         <w:tblLook w:firstRow="1" w:lastRow="0" w:firstColumn="0" w:lastColumn="0" w:noHBand="0" w:noVBand="0" w:val="0020"/>
       </w:tblPr>
       <w:tblGrid>
@@ -8708,7 +8263,6 @@
           <w:p>
             <w:pPr>
               <w:pStyle w:val="Compact"/>
-              <w:jc w:val="left"/>
             </w:pPr>
             <w:r>
               <w:t xml:space="preserve">Término</w:t>
@@ -8720,7 +8274,6 @@
           <w:p>
             <w:pPr>
               <w:pStyle w:val="Compact"/>
-              <w:jc w:val="left"/>
             </w:pPr>
             <w:r>
               <w:t xml:space="preserve">Idea general</w:t>
@@ -8734,7 +8287,6 @@
           <w:p>
             <w:pPr>
               <w:pStyle w:val="Compact"/>
-              <w:jc w:val="left"/>
             </w:pPr>
             <w:r>
               <w:t xml:space="preserve">Master / Member</w:t>
@@ -8746,7 +8298,6 @@
           <w:p>
             <w:pPr>
               <w:pStyle w:val="Compact"/>
-              <w:jc w:val="left"/>
             </w:pPr>
             <w:r>
               <w:t xml:space="preserve">Cerebro del stack / miembros controlados</w:t>
@@ -8760,7 +8311,6 @@
           <w:p>
             <w:pPr>
               <w:pStyle w:val="Compact"/>
-              <w:jc w:val="left"/>
             </w:pPr>
             <w:r>
               <w:t xml:space="preserve">Enlace de stack</w:t>
@@ -8772,7 +8322,6 @@
           <w:p>
             <w:pPr>
               <w:pStyle w:val="Compact"/>
-              <w:jc w:val="left"/>
             </w:pPr>
             <w:r>
               <w:t xml:space="preserve">Cable/bús dedicado entre miembros</w:t>
@@ -8786,7 +8335,6 @@
           <w:p>
             <w:pPr>
               <w:pStyle w:val="Compact"/>
-              <w:jc w:val="left"/>
             </w:pPr>
             <w:r>
               <w:t xml:space="preserve">Anillo</w:t>
@@ -8798,7 +8346,6 @@
           <w:p>
             <w:pPr>
               <w:pStyle w:val="Compact"/>
-              <w:jc w:val="left"/>
             </w:pPr>
             <w:r>
               <w:t xml:space="preserve">Cableado de stack que sobrevive a un enlace roto</w:t>
@@ -8812,7 +8359,6 @@
           <w:p>
             <w:pPr>
               <w:pStyle w:val="Compact"/>
-              <w:jc w:val="left"/>
             </w:pPr>
             <w:r>
               <w:t xml:space="preserve">VSS / MLAG</w:t>
@@ -8824,7 +8370,6 @@
           <w:p>
             <w:pPr>
               <w:pStyle w:val="Compact"/>
-              <w:jc w:val="left"/>
             </w:pPr>
             <w:r>
               <w:t xml:space="preserve">Sabores de</w:t>
@@ -8833,13 +8378,7 @@
               <w:t xml:space="preserve"> </w:t>
             </w:r>
             <w:r>
-              <w:t xml:space="preserve">“</w:t>
-            </w:r>
-            <w:r>
-              <w:t xml:space="preserve">varias cajas, un switch lógico</w:t>
-            </w:r>
-            <w:r>
-              <w:t xml:space="preserve">”</w:t>
+              <w:t xml:space="preserve">“varias cajas, un switch lógico”</w:t>
             </w:r>
           </w:p>
         </w:tc>
@@ -8850,7 +8389,6 @@
           <w:p>
             <w:pPr>
               <w:pStyle w:val="Compact"/>
-              <w:jc w:val="left"/>
             </w:pPr>
             <w:r>
               <w:t xml:space="preserve">Provisioning</w:t>
@@ -8862,7 +8400,6 @@
           <w:p>
             <w:pPr>
               <w:pStyle w:val="Compact"/>
-              <w:jc w:val="left"/>
             </w:pPr>
             <w:r>
               <w:t xml:space="preserve">Dar de alta un miembro con config anticipada</w:t>
@@ -8888,7 +8425,7 @@
       <w:r>
         <w:t xml:space="preserve"> </w:t>
       </w:r>
-      <w:hyperlink r:id="rId47">
+      <w:hyperlink r:id="rId36">
         <w:r>
           <w:rPr>
             <w:rStyle w:val="Hyperlink"/>
@@ -8915,7 +8452,7 @@
       <w:r>
         <w:t xml:space="preserve"> </w:t>
       </w:r>
-      <w:hyperlink r:id="rId23">
+      <w:hyperlink r:id="rId12">
         <w:r>
           <w:rPr>
             <w:rStyle w:val="Hyperlink"/>
@@ -8942,7 +8479,7 @@
       <w:r>
         <w:t xml:space="preserve"> </w:t>
       </w:r>
-      <w:hyperlink r:id="rId25">
+      <w:hyperlink r:id="rId14">
         <w:r>
           <w:rPr>
             <w:rStyle w:val="Hyperlink"/>
@@ -8951,9 +8488,9 @@
         </w:r>
       </w:hyperlink>
     </w:p>
-    <w:bookmarkEnd w:id="87"/>
-    <w:bookmarkEnd w:id="88"/>
-    <w:bookmarkStart w:id="101" w:name="fhrp-el-gateway-redundante"/>
+    <w:bookmarkEnd w:id="76"/>
+    <w:bookmarkEnd w:id="77"/>
+    <w:bookmarkStart w:id="90" w:name="fhrp-el-gateway-redundante"/>
     <w:p>
       <w:pPr>
         <w:pStyle w:val="Heading1"/>
@@ -9017,7 +8554,7 @@
         </w:pict>
       </w:r>
     </w:p>
-    <w:bookmarkStart w:id="89" w:name="la-idea-en-una-frase-4"/>
+    <w:bookmarkStart w:id="78" w:name="la-idea-en-una-frase-4"/>
     <w:p>
       <w:pPr>
         <w:pStyle w:val="Heading2"/>
@@ -9083,8 +8620,8 @@
         </w:pict>
       </w:r>
     </w:p>
-    <w:bookmarkEnd w:id="89"/>
-    <w:bookmarkStart w:id="90" w:name="el-problema-el-gateway-es-un-spof"/>
+    <w:bookmarkEnd w:id="78"/>
+    <w:bookmarkStart w:id="79" w:name="el-problema-el-gateway-es-un-spof"/>
     <w:p>
       <w:pPr>
         <w:pStyle w:val="Heading2"/>
@@ -9182,8 +8719,8 @@
         </w:pict>
       </w:r>
     </w:p>
-    <w:bookmarkEnd w:id="90"/>
-    <w:bookmarkStart w:id="94" w:name="el-truco-ip-virtual-mac-virtual"/>
+    <w:bookmarkEnd w:id="79"/>
+    <w:bookmarkStart w:id="83" w:name="el-truco-ip-virtual-mac-virtual"/>
     <w:p>
       <w:pPr>
         <w:pStyle w:val="Heading2"/>
@@ -9201,12 +8738,12 @@
           <wp:inline>
             <wp:extent cx="5334000" cy="5477676"/>
             <wp:effectExtent b="0" l="0" r="0" t="0"/>
-            <wp:docPr descr="Clientes con gateway 192.168.1.1 → IP virtual compartida por R1 activo (.2) y R2 respaldo (.3)" title="" id="92" name="Picture"/>
+            <wp:docPr descr="Clientes con gateway 192.168.1.1 → IP virtual compartida por R1 activo (.2) y R2 respaldo (.3)" title="" id="81" name="Picture"/>
             <a:graphic>
               <a:graphicData uri="http://schemas.openxmlformats.org/drawingml/2006/picture">
                 <pic:pic>
                   <pic:nvPicPr>
-                    <pic:cNvPr descr="public/diagrams/u13-fhrp.svg" id="93" name="Picture"/>
+                    <pic:cNvPr descr="public/diagrams/u13-fhrp.svg" id="82" name="Picture"/>
                     <pic:cNvPicPr>
                       <a:picLocks noChangeArrowheads="1" noChangeAspect="1"/>
                     </pic:cNvPicPr>
@@ -9218,7 +8755,7 @@
                           <a14:useLocalDpi xmlns:a14="http://schemas.microsoft.com/office/drawing/2010/main" val="0"/>
                         </a:ext>
                         <a:ext uri="{96DAC541-7B7A-43D3-8B79-37D633B846F1}">
-                          <asvg:svgBlip xmlns:asvg="http://schemas.microsoft.com/office/drawing/2016/SVG/main" r:embed="rId91"/>
+                          <asvg:svgBlip xmlns:asvg="http://schemas.microsoft.com/office/drawing/2016/SVG/main" r:embed="rId80"/>
                         </a:ext>
                       </a:extLst>
                     </a:blip>
@@ -9340,13 +8877,7 @@
         <w:t xml:space="preserve"> </w:t>
       </w:r>
       <w:r>
-        <w:t xml:space="preserve">“</w:t>
-      </w:r>
-      <w:r>
-        <w:t xml:space="preserve">vive</w:t>
-      </w:r>
-      <w:r>
-        <w:t xml:space="preserve">”</w:t>
+        <w:t xml:space="preserve">“vive”</w:t>
       </w:r>
       <w:r>
         <w:t xml:space="preserve"> </w:t>
@@ -9407,8 +8938,8 @@
         </w:pict>
       </w:r>
     </w:p>
-    <w:bookmarkEnd w:id="94"/>
-    <w:bookmarkStart w:id="95" w:name="los-tres-fhrp-que-debes-conocer"/>
+    <w:bookmarkEnd w:id="83"/>
+    <w:bookmarkStart w:id="84" w:name="los-tres-fhrp-que-debes-conocer"/>
     <w:p>
       <w:pPr>
         <w:pStyle w:val="Heading2"/>
@@ -9421,7 +8952,6 @@
       <w:tblPr>
         <w:tblStyle w:val="Table"/>
         <w:tblW w:type="pct" w:w="5000"/>
-        <w:jc w:val="left"/>
         <w:tblLayout w:type="fixed"/>
         <w:tblLook w:firstRow="1" w:lastRow="0" w:firstColumn="0" w:lastColumn="0" w:noHBand="0" w:noVBand="0" w:val="0020"/>
       </w:tblPr>
@@ -9440,7 +8970,6 @@
           <w:p>
             <w:pPr>
               <w:pStyle w:val="Compact"/>
-              <w:jc w:val="left"/>
             </w:pPr>
             <w:r>
               <w:t xml:space="preserve">Protocolo</w:t>
@@ -9452,7 +8981,6 @@
           <w:p>
             <w:pPr>
               <w:pStyle w:val="Compact"/>
-              <w:jc w:val="left"/>
             </w:pPr>
             <w:r>
               <w:t xml:space="preserve">Origen</w:t>
@@ -9464,7 +8992,6 @@
           <w:p>
             <w:pPr>
               <w:pStyle w:val="Compact"/>
-              <w:jc w:val="left"/>
             </w:pPr>
             <w:r>
               <w:t xml:space="preserve">Términos</w:t>
@@ -9476,7 +9003,6 @@
           <w:p>
             <w:pPr>
               <w:pStyle w:val="Compact"/>
-              <w:jc w:val="left"/>
             </w:pPr>
             <w:r>
               <w:t xml:space="preserve">Detalle</w:t>
@@ -9490,7 +9016,6 @@
           <w:p>
             <w:pPr>
               <w:pStyle w:val="Compact"/>
-              <w:jc w:val="left"/>
             </w:pPr>
             <w:r>
               <w:rPr>
@@ -9506,7 +9031,6 @@
           <w:p>
             <w:pPr>
               <w:pStyle w:val="Compact"/>
-              <w:jc w:val="left"/>
             </w:pPr>
             <w:r>
               <w:t xml:space="preserve">Cisco</w:t>
@@ -9518,7 +9042,6 @@
           <w:p>
             <w:pPr>
               <w:pStyle w:val="Compact"/>
-              <w:jc w:val="left"/>
             </w:pPr>
             <w:r>
               <w:t xml:space="preserve">Activo/Standby</w:t>
@@ -9530,7 +9053,6 @@
           <w:p>
             <w:pPr>
               <w:pStyle w:val="Compact"/>
-              <w:jc w:val="left"/>
             </w:pPr>
             <w:r>
               <w:t xml:space="preserve">El clásico; multi-grupo, prioridades, preempt</w:t>
@@ -9544,7 +9066,6 @@
           <w:p>
             <w:pPr>
               <w:pStyle w:val="Compact"/>
-              <w:jc w:val="left"/>
             </w:pPr>
             <w:r>
               <w:rPr>
@@ -9560,7 +9081,6 @@
           <w:p>
             <w:pPr>
               <w:pStyle w:val="Compact"/>
-              <w:jc w:val="left"/>
             </w:pPr>
             <w:r>
               <w:t xml:space="preserve">Estándar (RFC)</w:t>
@@ -9572,7 +9092,6 @@
           <w:p>
             <w:pPr>
               <w:pStyle w:val="Compact"/>
-              <w:jc w:val="left"/>
             </w:pPr>
             <w:r>
               <w:t xml:space="preserve">Master/Backup</w:t>
@@ -9584,7 +9103,6 @@
           <w:p>
             <w:pPr>
               <w:pStyle w:val="Compact"/>
-              <w:jc w:val="left"/>
             </w:pPr>
             <w:r>
               <w:t xml:space="preserve">Puede usar la IP real del router como virtual</w:t>
@@ -9598,7 +9116,6 @@
           <w:p>
             <w:pPr>
               <w:pStyle w:val="Compact"/>
-              <w:jc w:val="left"/>
             </w:pPr>
             <w:r>
               <w:rPr>
@@ -9614,7 +9131,6 @@
           <w:p>
             <w:pPr>
               <w:pStyle w:val="Compact"/>
-              <w:jc w:val="left"/>
             </w:pPr>
             <w:r>
               <w:t xml:space="preserve">Cisco</w:t>
@@ -9626,7 +9142,6 @@
           <w:p>
             <w:pPr>
               <w:pStyle w:val="Compact"/>
-              <w:jc w:val="left"/>
             </w:pPr>
             <w:r>
               <w:t xml:space="preserve">AVG/AVF</w:t>
@@ -9638,7 +9153,6 @@
           <w:p>
             <w:pPr>
               <w:pStyle w:val="Compact"/>
-              <w:jc w:val="left"/>
             </w:pPr>
             <w:r>
               <w:t xml:space="preserve">Balancea: varios routers atienden tráfico a la vez</w:t>
@@ -9746,13 +9260,7 @@
         <w:t xml:space="preserve"> </w:t>
       </w:r>
       <w:r>
-        <w:t xml:space="preserve">“</w:t>
-      </w:r>
-      <w:r>
-        <w:t xml:space="preserve">hola</w:t>
-      </w:r>
-      <w:r>
-        <w:t xml:space="preserve">”</w:t>
+        <w:t xml:space="preserve">“hola”</w:t>
       </w:r>
       <w:r>
         <w:t xml:space="preserve"> </w:t>
@@ -9778,8 +9286,8 @@
         </w:pict>
       </w:r>
     </w:p>
-    <w:bookmarkEnd w:id="95"/>
-    <w:bookmarkStart w:id="96" w:name="X4fd6f6802c8dde050a14aab1e58b0218691b420"/>
+    <w:bookmarkEnd w:id="84"/>
+    <w:bookmarkStart w:id="85" w:name="X4fd6f6802c8dde050a14aab1e58b0218691b420"/>
     <w:p>
       <w:pPr>
         <w:pStyle w:val="Heading2"/>
@@ -9911,8 +9419,8 @@
         </w:pict>
       </w:r>
     </w:p>
-    <w:bookmarkEnd w:id="96"/>
-    <w:bookmarkStart w:id="97" w:name="verificación-1"/>
+    <w:bookmarkEnd w:id="85"/>
+    <w:bookmarkStart w:id="86" w:name="verificación-1"/>
     <w:p>
       <w:pPr>
         <w:pStyle w:val="Heading2"/>
@@ -9925,7 +9433,6 @@
       <w:tblPr>
         <w:tblStyle w:val="Table"/>
         <w:tblW w:type="pct" w:w="5000"/>
-        <w:jc w:val="left"/>
         <w:tblLayout w:type="fixed"/>
         <w:tblLook w:firstRow="1" w:lastRow="0" w:firstColumn="0" w:lastColumn="0" w:noHBand="0" w:noVBand="0" w:val="0020"/>
       </w:tblPr>
@@ -9942,7 +9449,6 @@
           <w:p>
             <w:pPr>
               <w:pStyle w:val="Compact"/>
-              <w:jc w:val="left"/>
             </w:pPr>
             <w:r>
               <w:t xml:space="preserve">Comando</w:t>
@@ -9954,7 +9460,6 @@
           <w:p>
             <w:pPr>
               <w:pStyle w:val="Compact"/>
-              <w:jc w:val="left"/>
             </w:pPr>
             <w:r>
               <w:t xml:space="preserve">Qué te cuenta</w:t>
@@ -9968,7 +9473,6 @@
           <w:p>
             <w:pPr>
               <w:pStyle w:val="Compact"/>
-              <w:jc w:val="left"/>
             </w:pPr>
             <w:r>
               <w:rPr>
@@ -9983,7 +9487,6 @@
           <w:p>
             <w:pPr>
               <w:pStyle w:val="Compact"/>
-              <w:jc w:val="left"/>
             </w:pPr>
             <w:r>
               <w:t xml:space="preserve">Grupos, IP virtual, quién es Active y quién Standby, prioridades</w:t>
@@ -9997,7 +9500,6 @@
           <w:p>
             <w:pPr>
               <w:pStyle w:val="Compact"/>
-              <w:jc w:val="left"/>
             </w:pPr>
             <w:r>
               <w:rPr>
@@ -10012,7 +9514,6 @@
           <w:p>
             <w:pPr>
               <w:pStyle w:val="Compact"/>
-              <w:jc w:val="left"/>
             </w:pPr>
             <w:r>
               <w:t xml:space="preserve">Detalle: temporizadores, preempt, MAC virtual</w:t>
@@ -10026,7 +9527,6 @@
           <w:p>
             <w:pPr>
               <w:pStyle w:val="Compact"/>
-              <w:jc w:val="left"/>
             </w:pPr>
             <w:r>
               <w:rPr>
@@ -10041,7 +9541,6 @@
           <w:p>
             <w:pPr>
               <w:pStyle w:val="Compact"/>
-              <w:jc w:val="left"/>
             </w:pPr>
             <w:r>
               <w:t xml:space="preserve">El diálogo de hellos y transiciones (con cuidado)</w:t>
@@ -10148,8 +9647,8 @@
         </w:pict>
       </w:r>
     </w:p>
-    <w:bookmarkEnd w:id="97"/>
-    <w:bookmarkStart w:id="98" w:name="mini-chequeo-4"/>
+    <w:bookmarkEnd w:id="86"/>
+    <w:bookmarkStart w:id="87" w:name="mini-chequeo-4"/>
     <w:p>
       <w:pPr>
         <w:pStyle w:val="Heading2"/>
@@ -10173,13 +9672,7 @@
         <w:t xml:space="preserve"> </w:t>
       </w:r>
       <w:r>
-        <w:t xml:space="preserve">“</w:t>
-      </w:r>
-      <w:r>
-        <w:t xml:space="preserve">a mano</w:t>
-      </w:r>
-      <w:r>
-        <w:t xml:space="preserve">”</w:t>
+        <w:t xml:space="preserve">“a mano”</w:t>
       </w:r>
       <w:r>
         <w:t xml:space="preserve"> </w:t>
@@ -10345,8 +9838,8 @@
         </w:pict>
       </w:r>
     </w:p>
-    <w:bookmarkEnd w:id="98"/>
-    <w:bookmarkStart w:id="99" w:name="resumen-en-3-frases-4"/>
+    <w:bookmarkEnd w:id="87"/>
+    <w:bookmarkStart w:id="88" w:name="resumen-en-3-frases-4"/>
     <w:p>
       <w:pPr>
         <w:pStyle w:val="Heading2"/>
@@ -10496,8 +9989,8 @@
         <w:t xml:space="preserve">es tu termómetro.</w:t>
       </w:r>
     </w:p>
-    <w:bookmarkEnd w:id="99"/>
-    <w:bookmarkStart w:id="100" w:name="vocabulario-rápido-4"/>
+    <w:bookmarkEnd w:id="88"/>
+    <w:bookmarkStart w:id="89" w:name="vocabulario-rápido-4"/>
     <w:p>
       <w:pPr>
         <w:pStyle w:val="Heading2"/>
@@ -10510,7 +10003,6 @@
       <w:tblPr>
         <w:tblStyle w:val="Table"/>
         <w:tblW w:type="auto" w:w="0"/>
-        <w:jc w:val="left"/>
         <w:tblLook w:firstRow="1" w:lastRow="0" w:firstColumn="0" w:lastColumn="0" w:noHBand="0" w:noVBand="0" w:val="0020"/>
       </w:tblPr>
       <w:tblGrid>
@@ -10526,7 +10018,6 @@
           <w:p>
             <w:pPr>
               <w:pStyle w:val="Compact"/>
-              <w:jc w:val="left"/>
             </w:pPr>
             <w:r>
               <w:t xml:space="preserve">Término</w:t>
@@ -10538,7 +10029,6 @@
           <w:p>
             <w:pPr>
               <w:pStyle w:val="Compact"/>
-              <w:jc w:val="left"/>
             </w:pPr>
             <w:r>
               <w:t xml:space="preserve">Idea general</w:t>
@@ -10552,7 +10042,6 @@
           <w:p>
             <w:pPr>
               <w:pStyle w:val="Compact"/>
-              <w:jc w:val="left"/>
             </w:pPr>
             <w:r>
               <w:t xml:space="preserve">IP virtual</w:t>
@@ -10564,7 +10053,6 @@
           <w:p>
             <w:pPr>
               <w:pStyle w:val="Compact"/>
-              <w:jc w:val="left"/>
             </w:pPr>
             <w:r>
               <w:t xml:space="preserve">La</w:t>
@@ -10573,13 +10061,7 @@
               <w:t xml:space="preserve"> </w:t>
             </w:r>
             <w:r>
-              <w:t xml:space="preserve">“</w:t>
-            </w:r>
-            <w:r>
-              <w:t xml:space="preserve">IP del gateway</w:t>
-            </w:r>
-            <w:r>
-              <w:t xml:space="preserve">”</w:t>
+              <w:t xml:space="preserve">“IP del gateway”</w:t>
             </w:r>
             <w:r>
               <w:t xml:space="preserve"> </w:t>
@@ -10596,7 +10078,6 @@
           <w:p>
             <w:pPr>
               <w:pStyle w:val="Compact"/>
-              <w:jc w:val="left"/>
             </w:pPr>
             <w:r>
               <w:t xml:space="preserve">MAC virtual</w:t>
@@ -10608,7 +10089,6 @@
           <w:p>
             <w:pPr>
               <w:pStyle w:val="Compact"/>
-              <w:jc w:val="left"/>
             </w:pPr>
             <w:r>
               <w:t xml:space="preserve">Dirección de capa 2 estable durante la conmutación</w:t>
@@ -10622,7 +10102,6 @@
           <w:p>
             <w:pPr>
               <w:pStyle w:val="Compact"/>
-              <w:jc w:val="left"/>
             </w:pPr>
             <w:r>
               <w:t xml:space="preserve">Active/Standby</w:t>
@@ -10634,7 +10113,6 @@
           <w:p>
             <w:pPr>
               <w:pStyle w:val="Compact"/>
-              <w:jc w:val="left"/>
             </w:pPr>
             <w:r>
               <w:t xml:space="preserve">Roles HSRP (Master/Backup en VRRP)</w:t>
@@ -10648,7 +10126,6 @@
           <w:p>
             <w:pPr>
               <w:pStyle w:val="Compact"/>
-              <w:jc w:val="left"/>
             </w:pPr>
             <w:r>
               <w:t xml:space="preserve">Preempt</w:t>
@@ -10660,7 +10137,6 @@
           <w:p>
             <w:pPr>
               <w:pStyle w:val="Compact"/>
-              <w:jc w:val="left"/>
             </w:pPr>
             <w:r>
               <w:t xml:space="preserve">Recuperación del rol al volver el mejor</w:t>
@@ -10674,7 +10150,6 @@
           <w:p>
             <w:pPr>
               <w:pStyle w:val="Compact"/>
-              <w:jc w:val="left"/>
             </w:pPr>
             <w:r>
               <w:t xml:space="preserve">Gratuitous ARP</w:t>
@@ -10686,7 +10161,6 @@
           <w:p>
             <w:pPr>
               <w:pStyle w:val="Compact"/>
-              <w:jc w:val="left"/>
             </w:pPr>
             <w:r>
               <w:t xml:space="preserve">Anuncio para refrescar tablas ARP al conmutar</w:t>
@@ -10712,7 +10186,7 @@
       <w:r>
         <w:t xml:space="preserve"> </w:t>
       </w:r>
-      <w:hyperlink r:id="rId47">
+      <w:hyperlink r:id="rId36">
         <w:r>
           <w:rPr>
             <w:rStyle w:val="Hyperlink"/>
@@ -10739,7 +10213,7 @@
       <w:r>
         <w:t xml:space="preserve"> </w:t>
       </w:r>
-      <w:hyperlink r:id="rId24">
+      <w:hyperlink r:id="rId13">
         <w:r>
           <w:rPr>
             <w:rStyle w:val="Hyperlink"/>
@@ -10766,7 +10240,7 @@
       <w:r>
         <w:t xml:space="preserve"> </w:t>
       </w:r>
-      <w:hyperlink r:id="rId26">
+      <w:hyperlink r:id="rId15">
         <w:r>
           <w:rPr>
             <w:rStyle w:val="Hyperlink"/>
@@ -10775,9 +10249,9 @@
         </w:r>
       </w:hyperlink>
     </w:p>
-    <w:bookmarkEnd w:id="100"/>
-    <w:bookmarkEnd w:id="101"/>
-    <w:bookmarkStart w:id="115" w:name="hsrp-en-cisco"/>
+    <w:bookmarkEnd w:id="89"/>
+    <w:bookmarkEnd w:id="90"/>
+    <w:bookmarkStart w:id="104" w:name="hsrp-en-cisco"/>
     <w:p>
       <w:pPr>
         <w:pStyle w:val="Heading1"/>
@@ -10841,7 +10315,7 @@
         </w:pict>
       </w:r>
     </w:p>
-    <w:bookmarkStart w:id="102" w:name="la-idea-en-una-frase-5"/>
+    <w:bookmarkStart w:id="91" w:name="la-idea-en-una-frase-5"/>
     <w:p>
       <w:pPr>
         <w:pStyle w:val="Heading2"/>
@@ -10865,8 +10339,8 @@
         </w:pict>
       </w:r>
     </w:p>
-    <w:bookmarkEnd w:id="102"/>
-    <w:bookmarkStart w:id="107" w:name="escenario-base"/>
+    <w:bookmarkEnd w:id="91"/>
+    <w:bookmarkStart w:id="96" w:name="escenario-base"/>
     <w:p>
       <w:pPr>
         <w:pStyle w:val="Heading2"/>
@@ -10892,12 +10366,12 @@
           <wp:inline>
             <wp:extent cx="5334000" cy="5477676"/>
             <wp:effectExtent b="0" l="0" r="0" t="0"/>
-            <wp:docPr descr="Escenario HSRP: R1 activo (.2) y R2 respaldo (.3) comparten la IP virtual 192.168.1.1; los clientes la usan de gateway sin cambiar nada" title="" id="103" name="Picture"/>
+            <wp:docPr descr="Escenario HSRP: R1 activo (.2) y R2 respaldo (.3) comparten la IP virtual 192.168.1.1; los clientes la usan de gateway sin cambiar nada" title="" id="92" name="Picture"/>
             <a:graphic>
               <a:graphicData uri="http://schemas.openxmlformats.org/drawingml/2006/picture">
                 <pic:pic>
                   <pic:nvPicPr>
-                    <pic:cNvPr descr="public/diagrams/u13-fhrp.svg" id="104" name="Picture"/>
+                    <pic:cNvPr descr="public/diagrams/u13-fhrp.svg" id="93" name="Picture"/>
                     <pic:cNvPicPr>
                       <a:picLocks noChangeArrowheads="1" noChangeAspect="1"/>
                     </pic:cNvPicPr>
@@ -10909,7 +10383,7 @@
                           <a14:useLocalDpi xmlns:a14="http://schemas.microsoft.com/office/drawing/2010/main" val="0"/>
                         </a:ext>
                         <a:ext uri="{96DAC541-7B7A-43D3-8B79-37D633B846F1}">
-                          <asvg:svgBlip xmlns:asvg="http://schemas.microsoft.com/office/drawing/2016/SVG/main" r:embed="rId91"/>
+                          <asvg:svgBlip xmlns:asvg="http://schemas.microsoft.com/office/drawing/2016/SVG/main" r:embed="rId80"/>
                         </a:ext>
                       </a:extLst>
                     </a:blip>
@@ -10947,7 +10421,7 @@
         <w:t xml:space="preserve">Escenario HSRP: R1 activo (.2) y R2 respaldo (.3) comparten la IP virtual 192.168.1.1; los clientes la usan de gateway sin cambiar nada</w:t>
       </w:r>
     </w:p>
-    <w:bookmarkStart w:id="105" w:name="configuración-de-r1-activo-deseado"/>
+    <w:bookmarkStart w:id="94" w:name="configuración-de-r1-activo-deseado"/>
     <w:p>
       <w:pPr>
         <w:pStyle w:val="Heading3"/>
@@ -11012,8 +10486,8 @@
         <w:t xml:space="preserve">R1(config-if)# standby 1 preempt</w:t>
       </w:r>
     </w:p>
-    <w:bookmarkEnd w:id="105"/>
-    <w:bookmarkStart w:id="106" w:name="configuración-de-r2-respaldo"/>
+    <w:bookmarkEnd w:id="94"/>
+    <w:bookmarkStart w:id="95" w:name="configuración-de-r2-respaldo"/>
     <w:p>
       <w:pPr>
         <w:pStyle w:val="Heading3"/>
@@ -11072,7 +10546,6 @@
       <w:tblPr>
         <w:tblStyle w:val="Table"/>
         <w:tblW w:type="pct" w:w="5000"/>
-        <w:jc w:val="left"/>
         <w:tblLayout w:type="fixed"/>
         <w:tblLook w:firstRow="1" w:lastRow="0" w:firstColumn="0" w:lastColumn="0" w:noHBand="0" w:noVBand="0" w:val="0020"/>
       </w:tblPr>
@@ -11089,7 +10562,6 @@
           <w:p>
             <w:pPr>
               <w:pStyle w:val="Compact"/>
-              <w:jc w:val="left"/>
             </w:pPr>
             <w:r>
               <w:t xml:space="preserve">Comando</w:t>
@@ -11101,7 +10573,6 @@
           <w:p>
             <w:pPr>
               <w:pStyle w:val="Compact"/>
-              <w:jc w:val="left"/>
             </w:pPr>
             <w:r>
               <w:t xml:space="preserve">Para qué</w:t>
@@ -11115,7 +10586,6 @@
           <w:p>
             <w:pPr>
               <w:pStyle w:val="Compact"/>
-              <w:jc w:val="left"/>
             </w:pPr>
             <w:r>
               <w:rPr>
@@ -11130,7 +10600,6 @@
           <w:p>
             <w:pPr>
               <w:pStyle w:val="Compact"/>
-              <w:jc w:val="left"/>
             </w:pPr>
             <w:r>
               <w:t xml:space="preserve">HSRPv2: soporta más grupos e IPv6; el habilitado por defecto en equipos modernos</w:t>
@@ -11144,7 +10613,6 @@
           <w:p>
             <w:pPr>
               <w:pStyle w:val="Compact"/>
-              <w:jc w:val="left"/>
             </w:pPr>
             <w:r>
               <w:rPr>
@@ -11159,7 +10627,6 @@
           <w:p>
             <w:pPr>
               <w:pStyle w:val="Compact"/>
-              <w:jc w:val="left"/>
             </w:pPr>
             <w:r>
               <w:t xml:space="preserve">El grupo 1 comparte esa</w:t>
@@ -11183,7 +10650,6 @@
           <w:p>
             <w:pPr>
               <w:pStyle w:val="Compact"/>
-              <w:jc w:val="left"/>
             </w:pPr>
             <w:r>
               <w:rPr>
@@ -11198,7 +10664,6 @@
           <w:p>
             <w:pPr>
               <w:pStyle w:val="Compact"/>
-              <w:jc w:val="left"/>
             </w:pPr>
             <w:r>
               <w:t xml:space="preserve">Mayor prioridad = mejor candidato a activo (100 por defecto)</w:t>
@@ -11212,7 +10677,6 @@
           <w:p>
             <w:pPr>
               <w:pStyle w:val="Compact"/>
-              <w:jc w:val="left"/>
             </w:pPr>
             <w:r>
               <w:rPr>
@@ -11227,7 +10691,6 @@
           <w:p>
             <w:pPr>
               <w:pStyle w:val="Compact"/>
-              <w:jc w:val="left"/>
             </w:pPr>
             <w:r>
               <w:t xml:space="preserve">Si R1 vuelve tras caerse, recupera el rol de activo</w:t>
@@ -11295,9 +10758,9 @@
         </w:pict>
       </w:r>
     </w:p>
-    <w:bookmarkEnd w:id="106"/>
-    <w:bookmarkEnd w:id="107"/>
-    <w:bookmarkStart w:id="108" w:name="Xa7754a88dc9194b044d87d1b243d2c8cab852d4"/>
+    <w:bookmarkEnd w:id="95"/>
+    <w:bookmarkEnd w:id="96"/>
+    <w:bookmarkStart w:id="97" w:name="Xa7754a88dc9194b044d87d1b243d2c8cab852d4"/>
     <w:p>
       <w:pPr>
         <w:pStyle w:val="Heading2"/>
@@ -11396,13 +10859,7 @@
         <w:t xml:space="preserve"> </w:t>
       </w:r>
       <w:r>
-        <w:t xml:space="preserve">“</w:t>
-      </w:r>
-      <w:r>
-        <w:t xml:space="preserve">HSRP montado</w:t>
-      </w:r>
-      <w:r>
-        <w:t xml:space="preserve">”</w:t>
+        <w:t xml:space="preserve">“HSRP montado”</w:t>
       </w:r>
       <w:r>
         <w:t xml:space="preserve"> </w:t>
@@ -11414,13 +10871,7 @@
         <w:t xml:space="preserve"> </w:t>
       </w:r>
       <w:r>
-        <w:t xml:space="preserve">“</w:t>
-      </w:r>
-      <w:r>
-        <w:t xml:space="preserve">HSRP pensado</w:t>
-      </w:r>
-      <w:r>
-        <w:t xml:space="preserve">”</w:t>
+        <w:t xml:space="preserve">“HSRP pensado”</w:t>
       </w:r>
       <w:r>
         <w:t xml:space="preserve">.</w:t>
@@ -11433,8 +10884,8 @@
         </w:pict>
       </w:r>
     </w:p>
-    <w:bookmarkEnd w:id="108"/>
-    <w:bookmarkStart w:id="109" w:name="Xdd98457097dc8106df5d93fe68d4d096f2c8b5b"/>
+    <w:bookmarkEnd w:id="97"/>
+    <w:bookmarkStart w:id="98" w:name="Xdd98457097dc8106df5d93fe68d4d096f2c8b5b"/>
     <w:p>
       <w:pPr>
         <w:pStyle w:val="Heading2"/>
@@ -11587,8 +11038,8 @@
         </w:pict>
       </w:r>
     </w:p>
-    <w:bookmarkEnd w:id="109"/>
-    <w:bookmarkStart w:id="110" w:name="verificación-y-prueba-de-fuego"/>
+    <w:bookmarkEnd w:id="98"/>
+    <w:bookmarkStart w:id="99" w:name="verificación-y-prueba-de-fuego"/>
     <w:p>
       <w:pPr>
         <w:pStyle w:val="Heading2"/>
@@ -11713,7 +11164,6 @@
       <w:tblPr>
         <w:tblStyle w:val="Table"/>
         <w:tblW w:type="pct" w:w="5000"/>
-        <w:jc w:val="left"/>
         <w:tblLayout w:type="fixed"/>
         <w:tblLook w:firstRow="1" w:lastRow="0" w:firstColumn="0" w:lastColumn="0" w:noHBand="0" w:noVBand="0" w:val="0020"/>
       </w:tblPr>
@@ -11730,7 +11180,6 @@
           <w:p>
             <w:pPr>
               <w:pStyle w:val="Compact"/>
-              <w:jc w:val="left"/>
             </w:pPr>
             <w:r>
               <w:t xml:space="preserve">Comando</w:t>
@@ -11742,7 +11191,6 @@
           <w:p>
             <w:pPr>
               <w:pStyle w:val="Compact"/>
-              <w:jc w:val="left"/>
             </w:pPr>
             <w:r>
               <w:t xml:space="preserve">Qué aporta</w:t>
@@ -11756,7 +11204,6 @@
           <w:p>
             <w:pPr>
               <w:pStyle w:val="Compact"/>
-              <w:jc w:val="left"/>
             </w:pPr>
             <w:r>
               <w:rPr>
@@ -11771,7 +11218,6 @@
           <w:p>
             <w:pPr>
               <w:pStyle w:val="Compact"/>
-              <w:jc w:val="left"/>
             </w:pPr>
             <w:r>
               <w:t xml:space="preserve">Estado de roles por grupo (Active/Standby)</w:t>
@@ -11785,7 +11231,6 @@
           <w:p>
             <w:pPr>
               <w:pStyle w:val="Compact"/>
-              <w:jc w:val="left"/>
             </w:pPr>
             <w:r>
               <w:rPr>
@@ -11800,7 +11245,6 @@
           <w:p>
             <w:pPr>
               <w:pStyle w:val="Compact"/>
-              <w:jc w:val="left"/>
             </w:pPr>
             <w:r>
               <w:t xml:space="preserve">Temporizadores, preempt, MAC virtual, tracking</w:t>
@@ -11814,7 +11258,6 @@
           <w:p>
             <w:pPr>
               <w:pStyle w:val="Compact"/>
-              <w:jc w:val="left"/>
             </w:pPr>
             <w:r>
               <w:rPr>
@@ -11829,7 +11272,6 @@
           <w:p>
             <w:pPr>
               <w:pStyle w:val="Compact"/>
-              <w:jc w:val="left"/>
             </w:pPr>
             <w:r>
               <w:t xml:space="preserve">Transiciones en vivo</w:t>
@@ -11843,7 +11285,6 @@
           <w:p>
             <w:pPr>
               <w:pStyle w:val="Compact"/>
-              <w:jc w:val="left"/>
             </w:pPr>
             <w:r>
               <w:rPr>
@@ -11858,7 +11299,6 @@
           <w:p>
             <w:pPr>
               <w:pStyle w:val="Compact"/>
-              <w:jc w:val="left"/>
             </w:pPr>
             <w:r>
               <w:t xml:space="preserve">La MAC virtual</w:t>
@@ -11883,8 +11323,8 @@
         </w:pict>
       </w:r>
     </w:p>
-    <w:bookmarkEnd w:id="110"/>
-    <w:bookmarkStart w:id="111" w:name="X7c759e517614fa5d6e7955db2bceef95d034e29"/>
+    <w:bookmarkEnd w:id="99"/>
+    <w:bookmarkStart w:id="100" w:name="X7c759e517614fa5d6e7955db2bceef95d034e29"/>
     <w:p>
       <w:pPr>
         <w:pStyle w:val="Heading2"/>
@@ -11896,13 +11336,7 @@
         <w:t xml:space="preserve"> </w:t>
       </w:r>
       <w:r>
-        <w:t xml:space="preserve">“</w:t>
-      </w:r>
-      <w:r>
-        <w:t xml:space="preserve">Tengo HSRP, ya soy redundante</w:t>
-      </w:r>
-      <w:r>
-        <w:t xml:space="preserve">”</w:t>
+        <w:t xml:space="preserve">“Tengo HSRP, ya soy redundante”</w:t>
       </w:r>
     </w:p>
     <w:p>
@@ -11944,13 +11378,7 @@
         <w:t xml:space="preserve"> </w:t>
       </w:r>
       <w:r>
-        <w:t xml:space="preserve">“</w:t>
-      </w:r>
-      <w:r>
-        <w:t xml:space="preserve">saludando</w:t>
-      </w:r>
-      <w:r>
-        <w:t xml:space="preserve">”</w:t>
+        <w:t xml:space="preserve">“saludando”</w:t>
       </w:r>
       <w:r>
         <w:t xml:space="preserve"> </w:t>
@@ -12015,8 +11443,8 @@
         </w:pict>
       </w:r>
     </w:p>
-    <w:bookmarkEnd w:id="111"/>
-    <w:bookmarkStart w:id="112" w:name="mini-chequeo-5"/>
+    <w:bookmarkEnd w:id="100"/>
+    <w:bookmarkStart w:id="101" w:name="mini-chequeo-5"/>
     <w:p>
       <w:pPr>
         <w:pStyle w:val="Heading2"/>
@@ -12135,13 +11563,7 @@
         <w:t xml:space="preserve"> </w:t>
       </w:r>
       <w:r>
-        <w:t xml:space="preserve">“</w:t>
-      </w:r>
-      <w:r>
-        <w:t xml:space="preserve">elegancia</w:t>
-      </w:r>
-      <w:r>
-        <w:t xml:space="preserve">”</w:t>
+        <w:t xml:space="preserve">“elegancia”</w:t>
       </w:r>
       <w:r>
         <w:t xml:space="preserve">.</w:t>
@@ -12222,8 +11644,8 @@
         </w:pict>
       </w:r>
     </w:p>
-    <w:bookmarkEnd w:id="112"/>
-    <w:bookmarkStart w:id="113" w:name="resumen-en-3-frases-5"/>
+    <w:bookmarkEnd w:id="101"/>
+    <w:bookmarkStart w:id="102" w:name="resumen-en-3-frases-5"/>
     <w:p>
       <w:pPr>
         <w:pStyle w:val="Heading2"/>
@@ -12345,8 +11767,8 @@
         <w:t xml:space="preserve">(un Active, un Standby) y prueba de fuego con ping continuo apagando al activo.</w:t>
       </w:r>
     </w:p>
-    <w:bookmarkEnd w:id="113"/>
-    <w:bookmarkStart w:id="114" w:name="vocabulario-rápido-5"/>
+    <w:bookmarkEnd w:id="102"/>
+    <w:bookmarkStart w:id="103" w:name="vocabulario-rápido-5"/>
     <w:p>
       <w:pPr>
         <w:pStyle w:val="Heading2"/>
@@ -12359,7 +11781,6 @@
       <w:tblPr>
         <w:tblStyle w:val="Table"/>
         <w:tblW w:type="auto" w:w="0"/>
-        <w:jc w:val="left"/>
         <w:tblLook w:firstRow="1" w:lastRow="0" w:firstColumn="0" w:lastColumn="0" w:noHBand="0" w:noVBand="0" w:val="0020"/>
       </w:tblPr>
       <w:tblGrid>
@@ -12375,7 +11796,6 @@
           <w:p>
             <w:pPr>
               <w:pStyle w:val="Compact"/>
-              <w:jc w:val="left"/>
             </w:pPr>
             <w:r>
               <w:t xml:space="preserve">Término</w:t>
@@ -12387,7 +11807,6 @@
           <w:p>
             <w:pPr>
               <w:pStyle w:val="Compact"/>
-              <w:jc w:val="left"/>
             </w:pPr>
             <w:r>
               <w:t xml:space="preserve">Idea general</w:t>
@@ -12401,7 +11820,6 @@
           <w:p>
             <w:pPr>
               <w:pStyle w:val="Compact"/>
-              <w:jc w:val="left"/>
             </w:pPr>
             <w:r>
               <w:t xml:space="preserve">Grupo HSRP</w:t>
@@ -12413,7 +11831,6 @@
           <w:p>
             <w:pPr>
               <w:pStyle w:val="Compact"/>
-              <w:jc w:val="left"/>
             </w:pPr>
             <w:r>
               <w:t xml:space="preserve">La instancia (1, 2…) que comparte una IP virtual</w:t>
@@ -12427,7 +11844,6 @@
           <w:p>
             <w:pPr>
               <w:pStyle w:val="Compact"/>
-              <w:jc w:val="left"/>
             </w:pPr>
             <w:r>
               <w:t xml:space="preserve">Prioridad / Preempt</w:t>
@@ -12439,7 +11855,6 @@
           <w:p>
             <w:pPr>
               <w:pStyle w:val="Compact"/>
-              <w:jc w:val="left"/>
             </w:pPr>
             <w:r>
               <w:t xml:space="preserve">Quién merece servir / quién recupera</w:t>
@@ -12453,7 +11868,6 @@
           <w:p>
             <w:pPr>
               <w:pStyle w:val="Compact"/>
-              <w:jc w:val="left"/>
             </w:pPr>
             <w:r>
               <w:t xml:space="preserve">Track + decrement</w:t>
@@ -12465,7 +11879,6 @@
           <w:p>
             <w:pPr>
               <w:pStyle w:val="Compact"/>
-              <w:jc w:val="left"/>
             </w:pPr>
             <w:r>
               <w:t xml:space="preserve">Vigilar un interfaz y penalizar la prioridad</w:t>
@@ -12479,7 +11892,6 @@
           <w:p>
             <w:pPr>
               <w:pStyle w:val="Compact"/>
-              <w:jc w:val="left"/>
             </w:pPr>
             <w:r>
               <w:t xml:space="preserve">HSRPv2</w:t>
@@ -12491,7 +11903,6 @@
           <w:p>
             <w:pPr>
               <w:pStyle w:val="Compact"/>
-              <w:jc w:val="left"/>
             </w:pPr>
             <w:r>
               <w:t xml:space="preserve">Versión moderna: más grupos, IPv6, multicast mejor</w:t>
@@ -12505,7 +11916,6 @@
           <w:p>
             <w:pPr>
               <w:pStyle w:val="Compact"/>
-              <w:jc w:val="left"/>
             </w:pPr>
             <w:r>
               <w:t xml:space="preserve">MAC virtual 0000.0c07.acXX</w:t>
@@ -12517,7 +11927,6 @@
           <w:p>
             <w:pPr>
               <w:pStyle w:val="Compact"/>
-              <w:jc w:val="left"/>
             </w:pPr>
             <w:r>
               <w:t xml:space="preserve">La</w:t>
@@ -12526,13 +11935,7 @@
               <w:t xml:space="preserve"> </w:t>
             </w:r>
             <w:r>
-              <w:t xml:space="preserve">“</w:t>
-            </w:r>
-            <w:r>
-              <w:t xml:space="preserve">dirección fija</w:t>
-            </w:r>
-            <w:r>
-              <w:t xml:space="preserve">”</w:t>
+              <w:t xml:space="preserve">“dirección fija”</w:t>
             </w:r>
             <w:r>
               <w:t xml:space="preserve"> </w:t>
@@ -12561,7 +11964,7 @@
       <w:r>
         <w:t xml:space="preserve"> </w:t>
       </w:r>
-      <w:hyperlink r:id="rId47">
+      <w:hyperlink r:id="rId36">
         <w:r>
           <w:rPr>
             <w:rStyle w:val="Hyperlink"/>
@@ -12588,7 +11991,7 @@
       <w:r>
         <w:t xml:space="preserve"> </w:t>
       </w:r>
-      <w:hyperlink r:id="rId25">
+      <w:hyperlink r:id="rId14">
         <w:r>
           <w:rPr>
             <w:rStyle w:val="Hyperlink"/>
@@ -12615,7 +12018,7 @@
       <w:r>
         <w:t xml:space="preserve"> </w:t>
       </w:r>
-      <w:hyperlink r:id="rId27">
+      <w:hyperlink r:id="rId16">
         <w:r>
           <w:rPr>
             <w:rStyle w:val="Hyperlink"/>
@@ -12624,9 +12027,9 @@
         </w:r>
       </w:hyperlink>
     </w:p>
-    <w:bookmarkEnd w:id="114"/>
-    <w:bookmarkEnd w:id="115"/>
-    <w:bookmarkStart w:id="127" w:name="redundancia-en-capa-3"/>
+    <w:bookmarkEnd w:id="103"/>
+    <w:bookmarkEnd w:id="104"/>
+    <w:bookmarkStart w:id="116" w:name="redundancia-en-capa-3"/>
     <w:p>
       <w:pPr>
         <w:pStyle w:val="Heading1"/>
@@ -12690,7 +12093,7 @@
         </w:pict>
       </w:r>
     </w:p>
-    <w:bookmarkStart w:id="116" w:name="la-idea-en-una-frase-6"/>
+    <w:bookmarkStart w:id="105" w:name="la-idea-en-una-frase-6"/>
     <w:p>
       <w:pPr>
         <w:pStyle w:val="Heading2"/>
@@ -12778,8 +12181,8 @@
         </w:pict>
       </w:r>
     </w:p>
-    <w:bookmarkEnd w:id="116"/>
-    <w:bookmarkStart w:id="118" w:name="rutas-flotantes-la-ruta-de-emergencia"/>
+    <w:bookmarkEnd w:id="105"/>
+    <w:bookmarkStart w:id="107" w:name="rutas-flotantes-la-ruta-de-emergencia"/>
     <w:p>
       <w:pPr>
         <w:pStyle w:val="Heading2"/>
@@ -12798,7 +12201,7 @@
       <w:r>
         <w:t xml:space="preserve"> </w:t>
       </w:r>
-      <w:hyperlink r:id="rId117">
+      <w:hyperlink r:id="rId106">
         <w:r>
           <w:rPr>
             <w:rStyle w:val="Hyperlink"/>
@@ -12958,13 +12361,7 @@
         <w:t xml:space="preserve"> </w:t>
       </w:r>
       <w:r>
-        <w:t xml:space="preserve">“</w:t>
-      </w:r>
-      <w:r>
-        <w:t xml:space="preserve">detrás</w:t>
-      </w:r>
-      <w:r>
-        <w:t xml:space="preserve">”</w:t>
+        <w:t xml:space="preserve">“detrás”</w:t>
       </w:r>
       <w:r>
         <w:t xml:space="preserve"> </w:t>
@@ -12980,8 +12377,8 @@
         </w:pict>
       </w:r>
     </w:p>
-    <w:bookmarkEnd w:id="118"/>
-    <w:bookmarkStart w:id="119" w:name="ecmp-varias-rutas-activas-a-la-vez"/>
+    <w:bookmarkEnd w:id="107"/>
+    <w:bookmarkStart w:id="108" w:name="ecmp-varias-rutas-activas-a-la-vez"/>
     <w:p>
       <w:pPr>
         <w:pStyle w:val="Heading2"/>
@@ -13070,7 +12467,6 @@
       <w:tblPr>
         <w:tblStyle w:val="Table"/>
         <w:tblW w:type="pct" w:w="5000"/>
-        <w:jc w:val="left"/>
         <w:tblLayout w:type="fixed"/>
         <w:tblLook w:firstRow="1" w:lastRow="0" w:firstColumn="0" w:lastColumn="0" w:noHBand="0" w:noVBand="0" w:val="0020"/>
       </w:tblPr>
@@ -13096,7 +12492,6 @@
           <w:p>
             <w:pPr>
               <w:pStyle w:val="Compact"/>
-              <w:jc w:val="left"/>
             </w:pPr>
             <w:r>
               <w:t xml:space="preserve">Ruta flotante</w:t>
@@ -13108,7 +12503,6 @@
           <w:p>
             <w:pPr>
               <w:pStyle w:val="Compact"/>
-              <w:jc w:val="left"/>
             </w:pPr>
             <w:r>
               <w:t xml:space="preserve">ECMP</w:t>
@@ -13122,7 +12516,6 @@
           <w:p>
             <w:pPr>
               <w:pStyle w:val="Compact"/>
-              <w:jc w:val="left"/>
             </w:pPr>
             <w:r>
               <w:t xml:space="preserve">Uso normal</w:t>
@@ -13134,7 +12527,6 @@
           <w:p>
             <w:pPr>
               <w:pStyle w:val="Compact"/>
-              <w:jc w:val="left"/>
             </w:pPr>
             <w:r>
               <w:t xml:space="preserve">Solo la primaria</w:t>
@@ -13146,7 +12538,6 @@
           <w:p>
             <w:pPr>
               <w:pStyle w:val="Compact"/>
-              <w:jc w:val="left"/>
             </w:pPr>
             <w:r>
               <w:t xml:space="preserve">Las dos a la vez</w:t>
@@ -13160,7 +12551,6 @@
           <w:p>
             <w:pPr>
               <w:pStyle w:val="Compact"/>
-              <w:jc w:val="left"/>
             </w:pPr>
             <w:r>
               <w:t xml:space="preserve">Al fallar una</w:t>
@@ -13172,7 +12562,6 @@
           <w:p>
             <w:pPr>
               <w:pStyle w:val="Compact"/>
-              <w:jc w:val="left"/>
             </w:pPr>
             <w:r>
               <w:t xml:space="preserve">Se activa la dormida</w:t>
@@ -13184,7 +12573,6 @@
           <w:p>
             <w:pPr>
               <w:pStyle w:val="Compact"/>
-              <w:jc w:val="left"/>
             </w:pPr>
             <w:r>
               <w:t xml:space="preserve">Se quita la muerta, sigue la otra</w:t>
@@ -13198,7 +12586,6 @@
           <w:p>
             <w:pPr>
               <w:pStyle w:val="Compact"/>
-              <w:jc w:val="left"/>
             </w:pPr>
             <w:r>
               <w:t xml:space="preserve">Ancho de banda</w:t>
@@ -13210,7 +12597,6 @@
           <w:p>
             <w:pPr>
               <w:pStyle w:val="Compact"/>
-              <w:jc w:val="left"/>
             </w:pPr>
             <w:r>
               <w:t xml:space="preserve">Reserva</w:t>
@@ -13219,22 +12605,15 @@
               <w:t xml:space="preserve"> </w:t>
             </w:r>
             <w:r>
-              <w:t xml:space="preserve">“</w:t>
-            </w:r>
-            <w:r>
-              <w:t xml:space="preserve">muda</w:t>
-            </w:r>
-            <w:r>
-              <w:t xml:space="preserve">”</w:t>
-            </w:r>
-          </w:p>
-        </w:tc>
-        <w:tc>
-          <w:tcPr/>
-          <w:p>
-            <w:pPr>
-              <w:pStyle w:val="Compact"/>
-              <w:jc w:val="left"/>
+              <w:t xml:space="preserve">“muda”</w:t>
+            </w:r>
+          </w:p>
+        </w:tc>
+        <w:tc>
+          <w:tcPr/>
+          <w:p>
+            <w:pPr>
+              <w:pStyle w:val="Compact"/>
             </w:pPr>
             <w:r>
               <w:t xml:space="preserve">Aprovechas ambos enlaces</w:t>
@@ -13248,7 +12627,6 @@
           <w:p>
             <w:pPr>
               <w:pStyle w:val="Compact"/>
-              <w:jc w:val="left"/>
             </w:pPr>
             <w:r>
               <w:t xml:space="preserve">¿Cuándo?</w:t>
@@ -13260,7 +12638,6 @@
           <w:p>
             <w:pPr>
               <w:pStyle w:val="Compact"/>
-              <w:jc w:val="left"/>
             </w:pPr>
             <w:r>
               <w:t xml:space="preserve">ISP principal + respaldo barato/peor</w:t>
@@ -13272,7 +12649,6 @@
           <w:p>
             <w:pPr>
               <w:pStyle w:val="Compact"/>
-              <w:jc w:val="left"/>
             </w:pPr>
             <w:r>
               <w:t xml:space="preserve">Dos ISPs de calidad similar</w:t>
@@ -13309,8 +12685,8 @@
         </w:pict>
       </w:r>
     </w:p>
-    <w:bookmarkEnd w:id="119"/>
-    <w:bookmarkStart w:id="120" w:name="X7440b0be4bb04c9355c80434539287861721764"/>
+    <w:bookmarkEnd w:id="108"/>
+    <w:bookmarkStart w:id="109" w:name="X7440b0be4bb04c9355c80434539287861721764"/>
     <w:p>
       <w:pPr>
         <w:pStyle w:val="Heading2"/>
@@ -13330,13 +12706,7 @@
         <w:t xml:space="preserve"> </w:t>
       </w:r>
       <w:r>
-        <w:t xml:space="preserve">“</w:t>
-      </w:r>
-      <w:r>
-        <w:t xml:space="preserve">el enlace está arriba pero Internet no llega</w:t>
-      </w:r>
-      <w:r>
-        <w:t xml:space="preserve">”</w:t>
+        <w:t xml:space="preserve">“el enlace está arriba pero Internet no llega”</w:t>
       </w:r>
       <w:r>
         <w:t xml:space="preserve"> </w:t>
@@ -13522,13 +12892,7 @@
         <w:t xml:space="preserve"> </w:t>
       </w:r>
       <w:r>
-        <w:t xml:space="preserve">“</w:t>
-      </w:r>
-      <w:r>
-        <w:t xml:space="preserve">análisis de vida</w:t>
-      </w:r>
-      <w:r>
-        <w:t xml:space="preserve">”</w:t>
+        <w:t xml:space="preserve">“análisis de vida”</w:t>
       </w:r>
       <w:r>
         <w:t xml:space="preserve"> </w:t>
@@ -13544,8 +12908,8 @@
         </w:pict>
       </w:r>
     </w:p>
-    <w:bookmarkEnd w:id="120"/>
-    <w:bookmarkStart w:id="121" w:name="Xa3e02727c846d31dbab18735ac814432282afce"/>
+    <w:bookmarkEnd w:id="109"/>
+    <w:bookmarkStart w:id="110" w:name="Xa3e02727c846d31dbab18735ac814432282afce"/>
     <w:p>
       <w:pPr>
         <w:pStyle w:val="Heading2"/>
@@ -13653,8 +13017,8 @@
         </w:pict>
       </w:r>
     </w:p>
-    <w:bookmarkEnd w:id="121"/>
-    <w:bookmarkStart w:id="122" w:name="verificación-2"/>
+    <w:bookmarkEnd w:id="110"/>
+    <w:bookmarkStart w:id="111" w:name="verificación-2"/>
     <w:p>
       <w:pPr>
         <w:pStyle w:val="Heading2"/>
@@ -13667,7 +13031,6 @@
       <w:tblPr>
         <w:tblStyle w:val="Table"/>
         <w:tblW w:type="pct" w:w="5000"/>
-        <w:jc w:val="left"/>
         <w:tblLayout w:type="fixed"/>
         <w:tblLook w:firstRow="1" w:lastRow="0" w:firstColumn="0" w:lastColumn="0" w:noHBand="0" w:noVBand="0" w:val="0020"/>
       </w:tblPr>
@@ -13684,7 +13047,6 @@
           <w:p>
             <w:pPr>
               <w:pStyle w:val="Compact"/>
-              <w:jc w:val="left"/>
             </w:pPr>
             <w:r>
               <w:t xml:space="preserve">Comando</w:t>
@@ -13696,7 +13058,6 @@
           <w:p>
             <w:pPr>
               <w:pStyle w:val="Compact"/>
-              <w:jc w:val="left"/>
             </w:pPr>
             <w:r>
               <w:t xml:space="preserve">Qué aporta</w:t>
@@ -13710,7 +13071,6 @@
           <w:p>
             <w:pPr>
               <w:pStyle w:val="Compact"/>
-              <w:jc w:val="left"/>
             </w:pPr>
             <w:r>
               <w:rPr>
@@ -13725,7 +13085,6 @@
           <w:p>
             <w:pPr>
               <w:pStyle w:val="Compact"/>
-              <w:jc w:val="left"/>
             </w:pPr>
             <w:r>
               <w:t xml:space="preserve">Qué rutas están en tabla (y cuáles no: las flotantes dormidas)</w:t>
@@ -13739,7 +13098,6 @@
           <w:p>
             <w:pPr>
               <w:pStyle w:val="Compact"/>
-              <w:jc w:val="left"/>
             </w:pPr>
             <w:r>
               <w:rPr>
@@ -13754,7 +13112,6 @@
           <w:p>
             <w:pPr>
               <w:pStyle w:val="Compact"/>
-              <w:jc w:val="left"/>
             </w:pPr>
             <w:r>
               <w:t xml:space="preserve">Estado del track y qué vigila</w:t>
@@ -13768,7 +13125,6 @@
           <w:p>
             <w:pPr>
               <w:pStyle w:val="Compact"/>
-              <w:jc w:val="left"/>
             </w:pPr>
             <w:r>
               <w:rPr>
@@ -13783,7 +13139,6 @@
           <w:p>
             <w:pPr>
               <w:pStyle w:val="Compact"/>
-              <w:jc w:val="left"/>
             </w:pPr>
             <w:r>
               <w:t xml:space="preserve">Éxitos/fallos del sondeo y última respuesta</w:t>
@@ -13797,7 +13152,6 @@
           <w:p>
             <w:pPr>
               <w:pStyle w:val="Compact"/>
-              <w:jc w:val="left"/>
             </w:pPr>
             <w:r>
               <w:rPr>
@@ -13812,7 +13166,6 @@
           <w:p>
             <w:pPr>
               <w:pStyle w:val="Compact"/>
-              <w:jc w:val="left"/>
             </w:pPr>
             <w:r>
               <w:t xml:space="preserve">Inserciones/retiros de rutas en vivo (¡cuidado en producción!)</w:t>
@@ -13875,8 +13228,8 @@
         </w:pict>
       </w:r>
     </w:p>
-    <w:bookmarkEnd w:id="122"/>
-    <w:bookmarkStart w:id="123" w:name="X2e271d392c455ddd8e78c428934de3e340e9512"/>
+    <w:bookmarkEnd w:id="111"/>
+    <w:bookmarkStart w:id="112" w:name="X2e271d392c455ddd8e78c428934de3e340e9512"/>
     <w:p>
       <w:pPr>
         <w:pStyle w:val="Heading2"/>
@@ -13888,13 +13241,7 @@
         <w:t xml:space="preserve"> </w:t>
       </w:r>
       <w:r>
-        <w:t xml:space="preserve">“</w:t>
-      </w:r>
-      <w:r>
-        <w:t xml:space="preserve">Tengo dos ISPs con rutas flotantes, no se me cae Internet</w:t>
-      </w:r>
-      <w:r>
-        <w:t xml:space="preserve">”</w:t>
+        <w:t xml:space="preserve">“Tengo dos ISPs con rutas flotantes, no se me cae Internet”</w:t>
       </w:r>
     </w:p>
     <w:p>
@@ -14002,8 +13349,8 @@
         </w:pict>
       </w:r>
     </w:p>
-    <w:bookmarkEnd w:id="123"/>
-    <w:bookmarkStart w:id="124" w:name="mini-chequeo-6"/>
+    <w:bookmarkEnd w:id="112"/>
+    <w:bookmarkStart w:id="113" w:name="mini-chequeo-6"/>
     <w:p>
       <w:pPr>
         <w:pStyle w:val="Heading2"/>
@@ -14138,13 +13485,7 @@
         <w:t xml:space="preserve"> </w:t>
       </w:r>
       <w:r>
-        <w:t xml:space="preserve">“</w:t>
-      </w:r>
-      <w:r>
-        <w:t xml:space="preserve">más allá del cable</w:t>
-      </w:r>
-      <w:r>
-        <w:t xml:space="preserve">”</w:t>
+        <w:t xml:space="preserve">“más allá del cable”</w:t>
       </w:r>
       <w:r>
         <w:t xml:space="preserve">: interfaz arriba pero el ISP sin salida (o su router muerto). IP SLA hace ping de verdad a un destino por ese camino y el track retira la ruta cuando el sondeo falla.</w:t>
@@ -14199,8 +13540,8 @@
         </w:pict>
       </w:r>
     </w:p>
-    <w:bookmarkEnd w:id="124"/>
-    <w:bookmarkStart w:id="125" w:name="resumen-en-3-frases-6"/>
+    <w:bookmarkEnd w:id="113"/>
+    <w:bookmarkStart w:id="114" w:name="resumen-en-3-frases-6"/>
     <w:p>
       <w:pPr>
         <w:pStyle w:val="Heading2"/>
@@ -14272,13 +13613,7 @@
         <w:t xml:space="preserve"> </w:t>
       </w:r>
       <w:r>
-        <w:t xml:space="preserve">“</w:t>
-      </w:r>
-      <w:r>
-        <w:t xml:space="preserve">invisibles</w:t>
-      </w:r>
-      <w:r>
-        <w:t xml:space="preserve">”</w:t>
+        <w:t xml:space="preserve">“invisibles”</w:t>
       </w:r>
       <w:r>
         <w:t xml:space="preserve">.</w:t>
@@ -14296,8 +13631,8 @@
         <w:t xml:space="preserve">Dentro de la red, OSPF ya es redundancia; en el borde, estáticos inteligentes: flotantes + SLA.</w:t>
       </w:r>
     </w:p>
-    <w:bookmarkEnd w:id="125"/>
-    <w:bookmarkStart w:id="126" w:name="vocabulario-rápido-6"/>
+    <w:bookmarkEnd w:id="114"/>
+    <w:bookmarkStart w:id="115" w:name="vocabulario-rápido-6"/>
     <w:p>
       <w:pPr>
         <w:pStyle w:val="Heading2"/>
@@ -14310,7 +13645,6 @@
       <w:tblPr>
         <w:tblStyle w:val="Table"/>
         <w:tblW w:type="auto" w:w="0"/>
-        <w:jc w:val="left"/>
         <w:tblLook w:firstRow="1" w:lastRow="0" w:firstColumn="0" w:lastColumn="0" w:noHBand="0" w:noVBand="0" w:val="0020"/>
       </w:tblPr>
       <w:tblGrid>
@@ -14326,7 +13660,6 @@
           <w:p>
             <w:pPr>
               <w:pStyle w:val="Compact"/>
-              <w:jc w:val="left"/>
             </w:pPr>
             <w:r>
               <w:t xml:space="preserve">Término</w:t>
@@ -14338,7 +13671,6 @@
           <w:p>
             <w:pPr>
               <w:pStyle w:val="Compact"/>
-              <w:jc w:val="left"/>
             </w:pPr>
             <w:r>
               <w:t xml:space="preserve">Idea general</w:t>
@@ -14352,7 +13684,6 @@
           <w:p>
             <w:pPr>
               <w:pStyle w:val="Compact"/>
-              <w:jc w:val="left"/>
             </w:pPr>
             <w:r>
               <w:t xml:space="preserve">Ruta flotante</w:t>
@@ -14364,7 +13695,6 @@
           <w:p>
             <w:pPr>
               <w:pStyle w:val="Compact"/>
-              <w:jc w:val="left"/>
             </w:pPr>
             <w:r>
               <w:t xml:space="preserve">Ruta con AD alta que espera en la sombra</w:t>
@@ -14378,7 +13708,6 @@
           <w:p>
             <w:pPr>
               <w:pStyle w:val="Compact"/>
-              <w:jc w:val="left"/>
             </w:pPr>
             <w:r>
               <w:t xml:space="preserve">ECMP</w:t>
@@ -14390,7 +13719,6 @@
           <w:p>
             <w:pPr>
               <w:pStyle w:val="Compact"/>
-              <w:jc w:val="left"/>
             </w:pPr>
             <w:r>
               <w:t xml:space="preserve">Rutas de igual coste usadas a la vez</w:t>
@@ -14404,7 +13732,6 @@
           <w:p>
             <w:pPr>
               <w:pStyle w:val="Compact"/>
-              <w:jc w:val="left"/>
             </w:pPr>
             <w:r>
               <w:t xml:space="preserve">AD</w:t>
@@ -14416,7 +13743,6 @@
           <w:p>
             <w:pPr>
               <w:pStyle w:val="Compact"/>
-              <w:jc w:val="left"/>
             </w:pPr>
             <w:r>
               <w:t xml:space="preserve">Distancia administrativa: la confianza en una fuente de rutas</w:t>
@@ -14430,7 +13756,6 @@
           <w:p>
             <w:pPr>
               <w:pStyle w:val="Compact"/>
-              <w:jc w:val="left"/>
             </w:pPr>
             <w:r>
               <w:t xml:space="preserve">IP SLA</w:t>
@@ -14442,7 +13767,6 @@
           <w:p>
             <w:pPr>
               <w:pStyle w:val="Compact"/>
-              <w:jc w:val="left"/>
             </w:pPr>
             <w:r>
               <w:t xml:space="preserve">Sondeos activos (ping, jitter…) programados en IOS</w:t>
@@ -14456,7 +13780,6 @@
           <w:p>
             <w:pPr>
               <w:pStyle w:val="Compact"/>
-              <w:jc w:val="left"/>
             </w:pPr>
             <w:r>
               <w:t xml:space="preserve">Track</w:t>
@@ -14468,7 +13791,6 @@
           <w:p>
             <w:pPr>
               <w:pStyle w:val="Compact"/>
-              <w:jc w:val="left"/>
             </w:pPr>
             <w:r>
               <w:t xml:space="preserve">Enlaza el estado de un sondeo a una ruta/FHRP</w:t>
@@ -14494,7 +13816,7 @@
       <w:r>
         <w:t xml:space="preserve"> </w:t>
       </w:r>
-      <w:hyperlink r:id="rId47">
+      <w:hyperlink r:id="rId36">
         <w:r>
           <w:rPr>
             <w:rStyle w:val="Hyperlink"/>
@@ -14521,7 +13843,7 @@
       <w:r>
         <w:t xml:space="preserve"> </w:t>
       </w:r>
-      <w:hyperlink r:id="rId26">
+      <w:hyperlink r:id="rId15">
         <w:r>
           <w:rPr>
             <w:rStyle w:val="Hyperlink"/>
@@ -14548,7 +13870,7 @@
       <w:r>
         <w:t xml:space="preserve"> </w:t>
       </w:r>
-      <w:hyperlink r:id="rId28">
+      <w:hyperlink r:id="rId17">
         <w:r>
           <w:rPr>
             <w:rStyle w:val="Hyperlink"/>
@@ -14557,9 +13879,9 @@
         </w:r>
       </w:hyperlink>
     </w:p>
-    <w:bookmarkEnd w:id="126"/>
-    <w:bookmarkEnd w:id="127"/>
-    <w:bookmarkStart w:id="138" w:name="plan-de-continuidad"/>
+    <w:bookmarkEnd w:id="115"/>
+    <w:bookmarkEnd w:id="116"/>
+    <w:bookmarkStart w:id="127" w:name="plan-de-continuidad"/>
     <w:p>
       <w:pPr>
         <w:pStyle w:val="Heading1"/>
@@ -14623,7 +13945,7 @@
         </w:pict>
       </w:r>
     </w:p>
-    <w:bookmarkStart w:id="128" w:name="la-idea-en-una-frase-7"/>
+    <w:bookmarkStart w:id="117" w:name="la-idea-en-una-frase-7"/>
     <w:p>
       <w:pPr>
         <w:pStyle w:val="Heading2"/>
@@ -14663,8 +13985,8 @@
         </w:pict>
       </w:r>
     </w:p>
-    <w:bookmarkEnd w:id="128"/>
-    <w:bookmarkStart w:id="129" w:name="el-mapa-de-continuidad-en-4-capas"/>
+    <w:bookmarkEnd w:id="117"/>
+    <w:bookmarkStart w:id="118" w:name="el-mapa-de-continuidad-en-4-capas"/>
     <w:p>
       <w:pPr>
         <w:pStyle w:val="Heading2"/>
@@ -14677,7 +13999,6 @@
       <w:tblPr>
         <w:tblStyle w:val="Table"/>
         <w:tblW w:type="pct" w:w="5000"/>
-        <w:jc w:val="left"/>
         <w:tblLayout w:type="fixed"/>
         <w:tblLook w:firstRow="1" w:lastRow="0" w:firstColumn="0" w:lastColumn="0" w:noHBand="0" w:noVBand="0" w:val="0020"/>
       </w:tblPr>
@@ -14695,7 +14016,6 @@
           <w:p>
             <w:pPr>
               <w:pStyle w:val="Compact"/>
-              <w:jc w:val="left"/>
             </w:pPr>
             <w:r>
               <w:t xml:space="preserve">Capa</w:t>
@@ -14707,7 +14027,6 @@
           <w:p>
             <w:pPr>
               <w:pStyle w:val="Compact"/>
-              <w:jc w:val="left"/>
             </w:pPr>
             <w:r>
               <w:t xml:space="preserve">Pregunta</w:t>
@@ -14719,7 +14038,6 @@
           <w:p>
             <w:pPr>
               <w:pStyle w:val="Compact"/>
-              <w:jc w:val="left"/>
             </w:pPr>
             <w:r>
               <w:t xml:space="preserve">Herramientas</w:t>
@@ -14733,7 +14051,6 @@
           <w:p>
             <w:pPr>
               <w:pStyle w:val="Compact"/>
-              <w:jc w:val="left"/>
             </w:pPr>
             <w:r>
               <w:rPr>
@@ -14749,7 +14066,6 @@
           <w:p>
             <w:pPr>
               <w:pStyle w:val="Compact"/>
-              <w:jc w:val="left"/>
             </w:pPr>
             <w:r>
               <w:t xml:space="preserve">¿Qué SPOFs puedo eliminar con diseño?</w:t>
@@ -14761,7 +14077,6 @@
           <w:p>
             <w:pPr>
               <w:pStyle w:val="Compact"/>
-              <w:jc w:val="left"/>
             </w:pPr>
             <w:r>
               <w:t xml:space="preserve">Todo lo de los puntos 2-7 (STP, EtherChannel, stack, HSRP, rutas)</w:t>
@@ -14775,7 +14090,6 @@
           <w:p>
             <w:pPr>
               <w:pStyle w:val="Compact"/>
-              <w:jc w:val="left"/>
             </w:pPr>
             <w:r>
               <w:rPr>
@@ -14791,7 +14105,6 @@
           <w:p>
             <w:pPr>
               <w:pStyle w:val="Compact"/>
-              <w:jc w:val="left"/>
             </w:pPr>
             <w:r>
               <w:t xml:space="preserve">Cuando algo muere, ¿continúa el servicio solo?</w:t>
@@ -14803,7 +14116,6 @@
           <w:p>
             <w:pPr>
               <w:pStyle w:val="Compact"/>
-              <w:jc w:val="left"/>
             </w:pPr>
             <w:r>
               <w:t xml:space="preserve">Failover automático, alimentación redundante (SAI), segunda línea</w:t>
@@ -14817,7 +14129,6 @@
           <w:p>
             <w:pPr>
               <w:pStyle w:val="Compact"/>
-              <w:jc w:val="left"/>
             </w:pPr>
             <w:r>
               <w:rPr>
@@ -14833,7 +14144,6 @@
           <w:p>
             <w:pPr>
               <w:pStyle w:val="Compact"/>
-              <w:jc w:val="left"/>
             </w:pPr>
             <w:r>
               <w:t xml:space="preserve">Si hay que rehacer algo, ¿cuánto tarda y quién sabe cómo?</w:t>
@@ -14845,7 +14155,6 @@
           <w:p>
             <w:pPr>
               <w:pStyle w:val="Compact"/>
-              <w:jc w:val="left"/>
             </w:pPr>
             <w:r>
               <w:t xml:space="preserve">Backups de configuración, imágenes de equipos, procedimientos</w:t>
@@ -14859,7 +14168,6 @@
           <w:p>
             <w:pPr>
               <w:pStyle w:val="Compact"/>
-              <w:jc w:val="left"/>
             </w:pPr>
             <w:r>
               <w:rPr>
@@ -14875,7 +14183,6 @@
           <w:p>
             <w:pPr>
               <w:pStyle w:val="Compact"/>
-              <w:jc w:val="left"/>
             </w:pPr>
             <w:r>
               <w:t xml:space="preserve">¿El incidente dejó documentación y ajustes?</w:t>
@@ -14887,7 +14194,6 @@
           <w:p>
             <w:pPr>
               <w:pStyle w:val="Compact"/>
-              <w:jc w:val="left"/>
             </w:pPr>
             <w:r>
               <w:t xml:space="preserve">Post-mortem, actualización del mapa y del plan</w:t>
@@ -14927,8 +14233,8 @@
         </w:pict>
       </w:r>
     </w:p>
-    <w:bookmarkEnd w:id="129"/>
-    <w:bookmarkStart w:id="130" w:name="X56a0e62459b0656c8f74bfb769f53fc7f9214e4"/>
+    <w:bookmarkEnd w:id="118"/>
+    <w:bookmarkStart w:id="119" w:name="X56a0e62459b0656c8f74bfb769f53fc7f9214e4"/>
     <w:p>
       <w:pPr>
         <w:pStyle w:val="Heading2"/>
@@ -14965,7 +14271,6 @@
       <w:tblPr>
         <w:tblStyle w:val="Table"/>
         <w:tblW w:type="pct" w:w="5000"/>
-        <w:jc w:val="left"/>
         <w:tblLayout w:type="fixed"/>
         <w:tblLook w:firstRow="1" w:lastRow="0" w:firstColumn="0" w:lastColumn="0" w:noHBand="0" w:noVBand="0" w:val="0020"/>
       </w:tblPr>
@@ -14983,7 +14288,6 @@
           <w:p>
             <w:pPr>
               <w:pStyle w:val="Compact"/>
-              <w:jc w:val="left"/>
             </w:pPr>
             <w:r>
               <w:t xml:space="preserve">Método</w:t>
@@ -14995,7 +14299,6 @@
           <w:p>
             <w:pPr>
               <w:pStyle w:val="Compact"/>
-              <w:jc w:val="left"/>
             </w:pPr>
             <w:r>
               <w:t xml:space="preserve">Cómo</w:t>
@@ -15007,7 +14310,6 @@
           <w:p>
             <w:pPr>
               <w:pStyle w:val="Compact"/>
-              <w:jc w:val="left"/>
             </w:pPr>
             <w:r>
               <w:t xml:space="preserve">Cuándo usarlo</w:t>
@@ -15021,7 +14323,6 @@
           <w:p>
             <w:pPr>
               <w:pStyle w:val="Compact"/>
-              <w:jc w:val="left"/>
             </w:pPr>
             <w:r>
               <w:t xml:space="preserve">Local (</w:t>
@@ -15042,7 +14343,6 @@
           <w:p>
             <w:pPr>
               <w:pStyle w:val="Compact"/>
-              <w:jc w:val="left"/>
             </w:pPr>
             <w:r>
               <w:t xml:space="preserve">Guarda en NVRAM</w:t>
@@ -15054,7 +14354,6 @@
           <w:p>
             <w:pPr>
               <w:pStyle w:val="Compact"/>
-              <w:jc w:val="left"/>
             </w:pPr>
             <w:r>
               <w:t xml:space="preserve">Siempre, mínimo vital</w:t>
@@ -15068,7 +14367,6 @@
           <w:p>
             <w:pPr>
               <w:pStyle w:val="Compact"/>
-              <w:jc w:val="left"/>
             </w:pPr>
             <w:r>
               <w:t xml:space="preserve">Copia a TFTP/SCP</w:t>
@@ -15080,7 +14378,6 @@
           <w:p>
             <w:pPr>
               <w:pStyle w:val="Compact"/>
-              <w:jc w:val="left"/>
             </w:pPr>
             <w:r>
               <w:rPr>
@@ -15095,7 +14392,6 @@
           <w:p>
             <w:pPr>
               <w:pStyle w:val="Compact"/>
-              <w:jc w:val="left"/>
             </w:pPr>
             <w:r>
               <w:t xml:space="preserve">Antes y después de cada cambio</w:t>
@@ -15109,7 +14405,6 @@
           <w:p>
             <w:pPr>
               <w:pStyle w:val="Compact"/>
-              <w:jc w:val="left"/>
             </w:pPr>
             <w:r>
               <w:t xml:space="preserve">Programado</w:t>
@@ -15121,7 +14416,6 @@
           <w:p>
             <w:pPr>
               <w:pStyle w:val="Compact"/>
-              <w:jc w:val="left"/>
             </w:pPr>
             <w:r>
               <w:rPr>
@@ -15142,7 +14436,6 @@
           <w:p>
             <w:pPr>
               <w:pStyle w:val="Compact"/>
-              <w:jc w:val="left"/>
             </w:pPr>
             <w:r>
               <w:t xml:space="preserve">Redes medianas y grandes</w:t>
@@ -15156,7 +14449,6 @@
           <w:p>
             <w:pPr>
               <w:pStyle w:val="Compact"/>
-              <w:jc w:val="left"/>
             </w:pPr>
             <w:r>
               <w:t xml:space="preserve">Git interno</w:t>
@@ -15168,7 +14460,6 @@
           <w:p>
             <w:pPr>
               <w:pStyle w:val="Compact"/>
-              <w:jc w:val="left"/>
             </w:pPr>
             <w:r>
               <w:t xml:space="preserve">Repositorio con las configs</w:t>
@@ -15180,7 +14471,6 @@
           <w:p>
             <w:pPr>
               <w:pStyle w:val="Compact"/>
-              <w:jc w:val="left"/>
             </w:pPr>
             <w:r>
               <w:t xml:space="preserve">La forma moderna: histórico y diff</w:t>
@@ -15245,13 +14535,7 @@
         <w:t xml:space="preserve"> </w:t>
       </w:r>
       <w:r>
-        <w:t xml:space="preserve">“</w:t>
-      </w:r>
-      <w:r>
-        <w:t xml:space="preserve">respaldo antes de tocar</w:t>
-      </w:r>
-      <w:r>
-        <w:t xml:space="preserve">”</w:t>
+        <w:t xml:space="preserve">“respaldo antes de tocar”</w:t>
       </w:r>
       <w:r>
         <w:t xml:space="preserve"> </w:t>
@@ -15267,8 +14551,8 @@
         </w:pict>
       </w:r>
     </w:p>
-    <w:bookmarkEnd w:id="130"/>
-    <w:bookmarkStart w:id="131" w:name="documentación-el-mapa-que-te-salvará"/>
+    <w:bookmarkEnd w:id="119"/>
+    <w:bookmarkStart w:id="120" w:name="documentación-el-mapa-que-te-salvará"/>
     <w:p>
       <w:pPr>
         <w:pStyle w:val="Heading2"/>
@@ -15436,8 +14720,8 @@
         </w:pict>
       </w:r>
     </w:p>
-    <w:bookmarkEnd w:id="131"/>
-    <w:bookmarkStart w:id="132" w:name="X0302da224ad5ced575b64e8012e1a63ae997367"/>
+    <w:bookmarkEnd w:id="120"/>
+    <w:bookmarkStart w:id="121" w:name="X0302da224ad5ced575b64e8012e1a63ae997367"/>
     <w:p>
       <w:pPr>
         <w:pStyle w:val="Heading2"/>
@@ -15588,13 +14872,7 @@
         <w:t xml:space="preserve"> </w:t>
       </w:r>
       <w:r>
-        <w:t xml:space="preserve">“</w:t>
-      </w:r>
-      <w:r>
-        <w:t xml:space="preserve">probado</w:t>
-      </w:r>
-      <w:r>
-        <w:t xml:space="preserve">”</w:t>
+        <w:t xml:space="preserve">“probado”</w:t>
       </w:r>
       <w:r>
         <w:t xml:space="preserve"> </w:t>
@@ -15610,8 +14888,8 @@
         </w:pict>
       </w:r>
     </w:p>
-    <w:bookmarkEnd w:id="132"/>
-    <w:bookmarkStart w:id="133" w:name="Xf2e878572f939d2e35b6ef5e4f53cf669f267de"/>
+    <w:bookmarkEnd w:id="121"/>
+    <w:bookmarkStart w:id="122" w:name="Xf2e878572f939d2e35b6ef5e4f53cf669f267de"/>
     <w:p>
       <w:pPr>
         <w:pStyle w:val="Heading2"/>
@@ -15719,8 +14997,8 @@
         </w:pict>
       </w:r>
     </w:p>
-    <w:bookmarkEnd w:id="133"/>
-    <w:bookmarkStart w:id="134" w:name="X3c66638d35156eed6c5766edd7ead9730337d05"/>
+    <w:bookmarkEnd w:id="122"/>
+    <w:bookmarkStart w:id="123" w:name="X3c66638d35156eed6c5766edd7ead9730337d05"/>
     <w:p>
       <w:pPr>
         <w:pStyle w:val="Heading2"/>
@@ -15732,13 +15010,7 @@
         <w:t xml:space="preserve"> </w:t>
       </w:r>
       <w:r>
-        <w:t xml:space="preserve">“</w:t>
-      </w:r>
-      <w:r>
-        <w:t xml:space="preserve">La configuración está en el propio equipo, para qué copiarla</w:t>
-      </w:r>
-      <w:r>
-        <w:t xml:space="preserve">”</w:t>
+        <w:t xml:space="preserve">“La configuración está en el propio equipo, para qué copiarla”</w:t>
       </w:r>
     </w:p>
     <w:p>
@@ -15807,13 +15079,7 @@
         <w:t xml:space="preserve"> </w:t>
       </w:r>
       <w:r>
-        <w:t xml:space="preserve">“</w:t>
-      </w:r>
-      <w:r>
-        <w:t xml:space="preserve">algún día</w:t>
-      </w:r>
-      <w:r>
-        <w:t xml:space="preserve">”</w:t>
+        <w:t xml:space="preserve">“algún día”</w:t>
       </w:r>
       <w:r>
         <w:t xml:space="preserve">.</w:t>
@@ -15844,8 +15110,8 @@
         </w:pict>
       </w:r>
     </w:p>
-    <w:bookmarkEnd w:id="134"/>
-    <w:bookmarkStart w:id="135" w:name="mini-chequeo-7"/>
+    <w:bookmarkEnd w:id="123"/>
+    <w:bookmarkStart w:id="124" w:name="mini-chequeo-7"/>
     <w:p>
       <w:pPr>
         <w:pStyle w:val="Heading2"/>
@@ -15893,13 +15159,7 @@
         <w:t xml:space="preserve"> </w:t>
       </w:r>
       <w:r>
-        <w:t xml:space="preserve">“</w:t>
-      </w:r>
-      <w:r>
-        <w:t xml:space="preserve">teórico</w:t>
-      </w:r>
-      <w:r>
-        <w:t xml:space="preserve">”</w:t>
+        <w:t xml:space="preserve">“teórico”</w:t>
       </w:r>
       <w:r>
         <w:t xml:space="preserve"> </w:t>
@@ -15923,13 +15183,7 @@
         <w:t xml:space="preserve"> </w:t>
       </w:r>
       <w:r>
-        <w:t xml:space="preserve">“</w:t>
-      </w:r>
-      <w:r>
-        <w:t xml:space="preserve">test de la taquilla</w:t>
-      </w:r>
-      <w:r>
-        <w:t xml:space="preserve">”</w:t>
+        <w:t xml:space="preserve">“test de la taquilla”</w:t>
       </w:r>
       <w:r>
         <w:t xml:space="preserve"> </w:t>
@@ -16072,8 +15326,8 @@
         </w:pict>
       </w:r>
     </w:p>
-    <w:bookmarkEnd w:id="135"/>
-    <w:bookmarkStart w:id="136" w:name="resumen-en-3-frases-7"/>
+    <w:bookmarkEnd w:id="124"/>
+    <w:bookmarkStart w:id="125" w:name="resumen-en-3-frases-7"/>
     <w:p>
       <w:pPr>
         <w:pStyle w:val="Heading2"/>
@@ -16147,8 +15401,8 @@
         <w:t xml:space="preserve">es una hipótesis; mide tu MTTR real y documenta el post-mortem.</w:t>
       </w:r>
     </w:p>
-    <w:bookmarkEnd w:id="136"/>
-    <w:bookmarkStart w:id="137" w:name="vocabulario-rápido-7"/>
+    <w:bookmarkEnd w:id="125"/>
+    <w:bookmarkStart w:id="126" w:name="vocabulario-rápido-7"/>
     <w:p>
       <w:pPr>
         <w:pStyle w:val="Heading2"/>
@@ -16161,7 +15415,6 @@
       <w:tblPr>
         <w:tblStyle w:val="Table"/>
         <w:tblW w:type="auto" w:w="0"/>
-        <w:jc w:val="left"/>
         <w:tblLook w:firstRow="1" w:lastRow="0" w:firstColumn="0" w:lastColumn="0" w:noHBand="0" w:noVBand="0" w:val="0020"/>
       </w:tblPr>
       <w:tblGrid>
@@ -16177,7 +15430,6 @@
           <w:p>
             <w:pPr>
               <w:pStyle w:val="Compact"/>
-              <w:jc w:val="left"/>
             </w:pPr>
             <w:r>
               <w:t xml:space="preserve">Término</w:t>
@@ -16189,7 +15441,6 @@
           <w:p>
             <w:pPr>
               <w:pStyle w:val="Compact"/>
-              <w:jc w:val="left"/>
             </w:pPr>
             <w:r>
               <w:t xml:space="preserve">Idea general</w:t>
@@ -16203,7 +15454,6 @@
           <w:p>
             <w:pPr>
               <w:pStyle w:val="Compact"/>
-              <w:jc w:val="left"/>
             </w:pPr>
             <w:r>
               <w:t xml:space="preserve">Continuidad</w:t>
@@ -16215,7 +15465,6 @@
           <w:p>
             <w:pPr>
               <w:pStyle w:val="Compact"/>
-              <w:jc w:val="left"/>
             </w:pPr>
             <w:r>
               <w:t xml:space="preserve">Capacidad de seguir operando durante y tras un fallo</w:t>
@@ -16229,7 +15478,6 @@
           <w:p>
             <w:pPr>
               <w:pStyle w:val="Compact"/>
-              <w:jc w:val="left"/>
             </w:pPr>
             <w:r>
               <w:t xml:space="preserve">Post-mortem</w:t>
@@ -16241,7 +15489,6 @@
           <w:p>
             <w:pPr>
               <w:pStyle w:val="Compact"/>
-              <w:jc w:val="left"/>
             </w:pPr>
             <w:r>
               <w:t xml:space="preserve">Análisis documentado tras un incidente</w:t>
@@ -16255,7 +15502,6 @@
           <w:p>
             <w:pPr>
               <w:pStyle w:val="Compact"/>
-              <w:jc w:val="left"/>
             </w:pPr>
             <w:r>
               <w:t xml:space="preserve">Ventana de mantenimiento</w:t>
@@ -16267,7 +15513,6 @@
           <w:p>
             <w:pPr>
               <w:pStyle w:val="Compact"/>
-              <w:jc w:val="left"/>
             </w:pPr>
             <w:r>
               <w:t xml:space="preserve">Franja acordada para cambios y simulacros</w:t>
@@ -16281,7 +15526,6 @@
           <w:p>
             <w:pPr>
               <w:pStyle w:val="Compact"/>
-              <w:jc w:val="left"/>
             </w:pPr>
             <w:r>
               <w:t xml:space="preserve">Vuelta atrás (rollback)</w:t>
@@ -16293,7 +15537,6 @@
           <w:p>
             <w:pPr>
               <w:pStyle w:val="Compact"/>
-              <w:jc w:val="left"/>
             </w:pPr>
             <w:r>
               <w:t xml:space="preserve">Plan para deshacer un cambio</w:t>
@@ -16307,7 +15550,6 @@
           <w:p>
             <w:pPr>
               <w:pStyle w:val="Compact"/>
-              <w:jc w:val="left"/>
             </w:pPr>
             <w:r>
               <w:t xml:space="preserve">TFTP/SCP</w:t>
@@ -16319,7 +15561,6 @@
           <w:p>
             <w:pPr>
               <w:pStyle w:val="Compact"/>
-              <w:jc w:val="left"/>
             </w:pPr>
             <w:r>
               <w:t xml:space="preserve">Transporte clásico de configs e imágenes</w:t>
@@ -16345,7 +15586,7 @@
       <w:r>
         <w:t xml:space="preserve"> </w:t>
       </w:r>
-      <w:hyperlink r:id="rId47">
+      <w:hyperlink r:id="rId36">
         <w:r>
           <w:rPr>
             <w:rStyle w:val="Hyperlink"/>
@@ -16372,7 +15613,7 @@
       <w:r>
         <w:t xml:space="preserve"> </w:t>
       </w:r>
-      <w:hyperlink r:id="rId27">
+      <w:hyperlink r:id="rId16">
         <w:r>
           <w:rPr>
             <w:rStyle w:val="Hyperlink"/>
@@ -16399,7 +15640,7 @@
       <w:r>
         <w:t xml:space="preserve"> </w:t>
       </w:r>
-      <w:hyperlink r:id="rId29">
+      <w:hyperlink r:id="rId18">
         <w:r>
           <w:rPr>
             <w:rStyle w:val="Hyperlink"/>
@@ -16408,9 +15649,9 @@
         </w:r>
       </w:hyperlink>
     </w:p>
-    <w:bookmarkEnd w:id="137"/>
-    <w:bookmarkEnd w:id="138"/>
-    <w:bookmarkStart w:id="151" w:name="cierre-consolida-lo-aprendido"/>
+    <w:bookmarkEnd w:id="126"/>
+    <w:bookmarkEnd w:id="127"/>
+    <w:bookmarkStart w:id="140" w:name="cierre-consolida-lo-aprendido"/>
     <w:p>
       <w:pPr>
         <w:pStyle w:val="Heading1"/>
@@ -16484,7 +15725,7 @@
       <w:r>
         <w:t xml:space="preserve"> </w:t>
       </w:r>
-      <w:hyperlink r:id="rId28">
+      <w:hyperlink r:id="rId17">
         <w:r>
           <w:rPr>
             <w:rStyle w:val="Hyperlink"/>
@@ -16506,7 +15747,7 @@
         </w:pict>
       </w:r>
     </w:p>
-    <w:bookmarkStart w:id="139" w:name="sé-el-paquete"/>
+    <w:bookmarkStart w:id="128" w:name="sé-el-paquete"/>
     <w:p>
       <w:pPr>
         <w:pStyle w:val="Heading2"/>
@@ -16596,13 +15837,7 @@
         <w:t xml:space="preserve"> </w:t>
       </w:r>
       <w:r>
-        <w:t xml:space="preserve">“</w:t>
-      </w:r>
-      <w:r>
-        <w:t xml:space="preserve">a tirones</w:t>
-      </w:r>
-      <w:r>
-        <w:t xml:space="preserve">”</w:t>
+        <w:t xml:space="preserve">“a tirones”</w:t>
       </w:r>
       <w:r>
         <w:t xml:space="preserve"> </w:t>
@@ -16720,8 +15955,8 @@
         </w:pict>
       </w:r>
     </w:p>
-    <w:bookmarkEnd w:id="139"/>
-    <w:bookmarkStart w:id="140" w:name="fireside-chat-redundancia-vs-complejidad"/>
+    <w:bookmarkEnd w:id="128"/>
+    <w:bookmarkStart w:id="129" w:name="fireside-chat-redundancia-vs-complejidad"/>
     <w:p>
       <w:pPr>
         <w:pStyle w:val="Heading2"/>
@@ -16781,13 +16016,7 @@
         <w:t xml:space="preserve"> </w:t>
       </w:r>
       <w:r>
-        <w:t xml:space="preserve">“</w:t>
-      </w:r>
-      <w:r>
-        <w:t xml:space="preserve">estamos cambiando la redundancia</w:t>
-      </w:r>
-      <w:r>
-        <w:t xml:space="preserve">”</w:t>
+        <w:t xml:space="preserve">“estamos cambiando la redundancia”</w:t>
       </w:r>
       <w:r>
         <w:t xml:space="preserve">?</w:t>
@@ -16908,8 +16137,8 @@
         </w:pict>
       </w:r>
     </w:p>
-    <w:bookmarkEnd w:id="140"/>
-    <w:bookmarkStart w:id="141" w:name="quién-soy"/>
+    <w:bookmarkEnd w:id="129"/>
+    <w:bookmarkStart w:id="130" w:name="quién-soy"/>
     <w:p>
       <w:pPr>
         <w:pStyle w:val="Heading2"/>
@@ -17077,8 +16306,8 @@
         </w:pict>
       </w:r>
     </w:p>
-    <w:bookmarkEnd w:id="141"/>
-    <w:bookmarkStart w:id="142" w:name="Xbeed955c19c2afaa36db3d99878bb05c8a4896f"/>
+    <w:bookmarkEnd w:id="130"/>
+    <w:bookmarkStart w:id="131" w:name="Xbeed955c19c2afaa36db3d99878bb05c8a4896f"/>
     <w:p>
       <w:pPr>
         <w:pStyle w:val="Heading2"/>
@@ -17090,13 +16319,7 @@
         <w:t xml:space="preserve"> </w:t>
       </w:r>
       <w:r>
-        <w:t xml:space="preserve">“</w:t>
-      </w:r>
-      <w:r>
-        <w:t xml:space="preserve">Compramos dos routers, somos redundantes</w:t>
-      </w:r>
-      <w:r>
-        <w:t xml:space="preserve">”</w:t>
+        <w:t xml:space="preserve">“Compramos dos routers, somos redundantes”</w:t>
       </w:r>
     </w:p>
     <w:p>
@@ -17191,8 +16414,8 @@
         </w:pict>
       </w:r>
     </w:p>
-    <w:bookmarkEnd w:id="142"/>
-    <w:bookmarkStart w:id="143" w:name="X2ba0a59d005fdda4b65d6841edbb4d1cbd6802f"/>
+    <w:bookmarkEnd w:id="131"/>
+    <w:bookmarkStart w:id="132" w:name="X2ba0a59d005fdda4b65d6841edbb4d1cbd6802f"/>
     <w:p>
       <w:pPr>
         <w:pStyle w:val="Heading2"/>
@@ -17268,13 +16491,7 @@
         <w:t xml:space="preserve"> </w:t>
       </w:r>
       <w:r>
-        <w:t xml:space="preserve">“</w:t>
-      </w:r>
-      <w:r>
-        <w:t xml:space="preserve">Internet</w:t>
-      </w:r>
-      <w:r>
-        <w:t xml:space="preserve">”</w:t>
+        <w:t xml:space="preserve">“Internet”</w:t>
       </w:r>
       <w:r>
         <w:t xml:space="preserve">).</w:t>
@@ -17501,8 +16718,8 @@
         </w:pict>
       </w:r>
     </w:p>
-    <w:bookmarkEnd w:id="143"/>
-    <w:bookmarkStart w:id="144" w:name="logros-de-esta-unidad"/>
+    <w:bookmarkEnd w:id="132"/>
+    <w:bookmarkStart w:id="133" w:name="logros-de-esta-unidad"/>
     <w:p>
       <w:pPr>
         <w:pStyle w:val="Heading2"/>
@@ -17515,7 +16732,6 @@
       <w:tblPr>
         <w:tblStyle w:val="Table"/>
         <w:tblW w:type="pct" w:w="5000"/>
-        <w:jc w:val="left"/>
         <w:tblLayout w:type="fixed"/>
         <w:tblLook w:firstRow="1" w:lastRow="0" w:firstColumn="0" w:lastColumn="0" w:noHBand="0" w:noVBand="0" w:val="0020"/>
       </w:tblPr>
@@ -17532,7 +16748,6 @@
           <w:p>
             <w:pPr>
               <w:pStyle w:val="Compact"/>
-              <w:jc w:val="left"/>
             </w:pPr>
             <w:r>
               <w:t xml:space="preserve">Logro</w:t>
@@ -17544,7 +16759,6 @@
           <w:p>
             <w:pPr>
               <w:pStyle w:val="Compact"/>
-              <w:jc w:val="left"/>
             </w:pPr>
             <w:r>
               <w:t xml:space="preserve">Cómo conseguirlo</w:t>
@@ -17558,7 +16772,6 @@
           <w:p>
             <w:pPr>
               <w:pStyle w:val="Compact"/>
-              <w:jc w:val="left"/>
             </w:pPr>
             <w:r>
               <w:t xml:space="preserve">🏅</w:t>
@@ -17580,7 +16793,6 @@
           <w:p>
             <w:pPr>
               <w:pStyle w:val="Compact"/>
-              <w:jc w:val="left"/>
             </w:pPr>
             <w:r>
               <w:t xml:space="preserve">Mapear tu red (casa, aula) y listar todos sus puntos únicos de fallo</w:t>
@@ -17594,7 +16806,6 @@
           <w:p>
             <w:pPr>
               <w:pStyle w:val="Compact"/>
-              <w:jc w:val="left"/>
             </w:pPr>
             <w:r>
               <w:t xml:space="preserve">🏅</w:t>
@@ -17616,7 +16827,6 @@
           <w:p>
             <w:pPr>
               <w:pStyle w:val="Compact"/>
-              <w:jc w:val="left"/>
             </w:pPr>
             <w:r>
               <w:t xml:space="preserve">HSRP con conmutación probada: menos de 3 pings perdidos</w:t>
@@ -17630,7 +16840,6 @@
           <w:p>
             <w:pPr>
               <w:pStyle w:val="Compact"/>
-              <w:jc w:val="left"/>
             </w:pPr>
             <w:r>
               <w:t xml:space="preserve">🏅</w:t>
@@ -17652,7 +16861,6 @@
           <w:p>
             <w:pPr>
               <w:pStyle w:val="Compact"/>
-              <w:jc w:val="left"/>
             </w:pPr>
             <w:r>
               <w:t xml:space="preserve">EtherChannel con LACP, verificado y con prueba de cable roto</w:t>
@@ -17666,7 +16874,6 @@
           <w:p>
             <w:pPr>
               <w:pStyle w:val="Compact"/>
-              <w:jc w:val="left"/>
             </w:pPr>
             <w:r>
               <w:t xml:space="preserve">🏅</w:t>
@@ -17688,7 +16895,6 @@
           <w:p>
             <w:pPr>
               <w:pStyle w:val="Compact"/>
-              <w:jc w:val="left"/>
             </w:pPr>
             <w:r>
               <w:t xml:space="preserve">IP SLA montado y simulacro de</w:t>
@@ -17697,13 +16903,7 @@
               <w:t xml:space="preserve"> </w:t>
             </w:r>
             <w:r>
-              <w:t xml:space="preserve">“</w:t>
-            </w:r>
-            <w:r>
-              <w:t xml:space="preserve">ISP arriba pero sin salida</w:t>
-            </w:r>
-            <w:r>
-              <w:t xml:space="preserve">”</w:t>
+              <w:t xml:space="preserve">“ISP arriba pero sin salida”</w:t>
             </w:r>
           </w:p>
         </w:tc>
@@ -17716,8 +16916,8 @@
         </w:pict>
       </w:r>
     </w:p>
-    <w:bookmarkEnd w:id="144"/>
-    <w:bookmarkStart w:id="145" w:name="atrévete-a-pensar"/>
+    <w:bookmarkEnd w:id="133"/>
+    <w:bookmarkStart w:id="134" w:name="atrévete-a-pensar"/>
     <w:p>
       <w:pPr>
         <w:pStyle w:val="Heading2"/>
@@ -17884,13 +17084,7 @@
         <w:t xml:space="preserve"> </w:t>
       </w:r>
       <w:r>
-        <w:t xml:space="preserve">“</w:t>
-      </w:r>
-      <w:r>
-        <w:t xml:space="preserve">enlace arriba pero sin salida</w:t>
-      </w:r>
-      <w:r>
-        <w:t xml:space="preserve">”</w:t>
+        <w:t xml:space="preserve">“enlace arriba pero sin salida”</w:t>
       </w:r>
       <w:r>
         <w:t xml:space="preserve"> </w:t>
@@ -17918,8 +17112,8 @@
         </w:pict>
       </w:r>
     </w:p>
-    <w:bookmarkEnd w:id="145"/>
-    <w:bookmarkStart w:id="146" w:name="crucigrama-de-bits"/>
+    <w:bookmarkEnd w:id="134"/>
+    <w:bookmarkStart w:id="135" w:name="crucigrama-de-bits"/>
     <w:p>
       <w:pPr>
         <w:pStyle w:val="Heading2"/>
@@ -18065,8 +17259,8 @@
         </w:pict>
       </w:r>
     </w:p>
-    <w:bookmarkEnd w:id="146"/>
-    <w:bookmarkStart w:id="147" w:name="preguntas-de-entrevista-de-trabajo"/>
+    <w:bookmarkEnd w:id="135"/>
+    <w:bookmarkStart w:id="136" w:name="preguntas-de-entrevista-de-trabajo"/>
     <w:p>
       <w:pPr>
         <w:pStyle w:val="Heading2"/>
@@ -18088,21 +17282,7 @@
           <w:b/>
           <w:bCs/>
         </w:rPr>
-        <w:t xml:space="preserve">“</w:t>
-      </w:r>
-      <w:r>
-        <w:rPr>
-          <w:b/>
-          <w:bCs/>
-        </w:rPr>
-        <w:t xml:space="preserve">¿Qué es para ti una red de alta disponibilidad y por dónde empezarías a mejorarla?</w:t>
-      </w:r>
-      <w:r>
-        <w:rPr>
-          <w:b/>
-          <w:bCs/>
-        </w:rPr>
-        <w:t xml:space="preserve">”</w:t>
+        <w:t xml:space="preserve">“¿Qué es para ti una red de alta disponibilidad y por dónde empezarías a mejorarla?”</w:t>
       </w:r>
     </w:p>
     <w:p>
@@ -18118,21 +17298,7 @@
           <w:b/>
           <w:bCs/>
         </w:rPr>
-        <w:t xml:space="preserve">“</w:t>
-      </w:r>
-      <w:r>
-        <w:rPr>
-          <w:b/>
-          <w:bCs/>
-        </w:rPr>
-        <w:t xml:space="preserve">Explícame HSRP como si yo fuera el responsable de negocio.</w:t>
-      </w:r>
-      <w:r>
-        <w:rPr>
-          <w:b/>
-          <w:bCs/>
-        </w:rPr>
-        <w:t xml:space="preserve">”</w:t>
+        <w:t xml:space="preserve">“Explícame HSRP como si yo fuera el responsable de negocio.”</w:t>
       </w:r>
     </w:p>
     <w:p>
@@ -18148,21 +17314,7 @@
           <w:b/>
           <w:bCs/>
         </w:rPr>
-        <w:t xml:space="preserve">“</w:t>
-      </w:r>
-      <w:r>
-        <w:rPr>
-          <w:b/>
-          <w:bCs/>
-        </w:rPr>
-        <w:t xml:space="preserve">Tenemos un enlace principal y uno de respaldo al mismo operador. ¿Es redundancia?</w:t>
-      </w:r>
-      <w:r>
-        <w:rPr>
-          <w:b/>
-          <w:bCs/>
-        </w:rPr>
-        <w:t xml:space="preserve">”</w:t>
+        <w:t xml:space="preserve">“Tenemos un enlace principal y uno de respaldo al mismo operador. ¿Es redundancia?”</w:t>
       </w:r>
     </w:p>
     <w:p>
@@ -18178,21 +17330,7 @@
           <w:b/>
           <w:bCs/>
         </w:rPr>
-        <w:t xml:space="preserve">“</w:t>
-      </w:r>
-      <w:r>
-        <w:rPr>
-          <w:b/>
-          <w:bCs/>
-        </w:rPr>
-        <w:t xml:space="preserve">¿Qué es una ruta flotante y cuándo te has visto obligado a usar IP SLA?</w:t>
-      </w:r>
-      <w:r>
-        <w:rPr>
-          <w:b/>
-          <w:bCs/>
-        </w:rPr>
-        <w:t xml:space="preserve">”</w:t>
+        <w:t xml:space="preserve">“¿Qué es una ruta flotante y cuándo te has visto obligado a usar IP SLA?”</w:t>
       </w:r>
     </w:p>
     <w:p>
@@ -18208,21 +17346,7 @@
           <w:b/>
           <w:bCs/>
         </w:rPr>
-        <w:t xml:space="preserve">“</w:t>
-      </w:r>
-      <w:r>
-        <w:rPr>
-          <w:b/>
-          <w:bCs/>
-        </w:rPr>
-        <w:t xml:space="preserve">La noche del sábado se murió el switch de distribución. Cuenta cómo sería tu noche ideal y tu noche realista.</w:t>
-      </w:r>
-      <w:r>
-        <w:rPr>
-          <w:b/>
-          <w:bCs/>
-        </w:rPr>
-        <w:t xml:space="preserve">”</w:t>
+        <w:t xml:space="preserve">“La noche del sábado se murió el switch de distribución. Cuenta cómo sería tu noche ideal y tu noche realista.”</w:t>
       </w:r>
     </w:p>
     <w:p>
@@ -18252,13 +17376,7 @@
         <w:t xml:space="preserve"> </w:t>
       </w:r>
       <w:r>
-        <w:t xml:space="preserve">“</w:t>
-      </w:r>
-      <w:r>
-        <w:t xml:space="preserve">dos routers comparten la misma IP de puerta de salida; si uno muere, el otro la atiende sin que nadie note nada</w:t>
-      </w:r>
-      <w:r>
-        <w:t xml:space="preserve">”</w:t>
+        <w:t xml:space="preserve">“dos routers comparten la misma IP de puerta de salida; si uno muere, el otro la atiende sin que nadie note nada”</w:t>
       </w:r>
       <w:r>
         <w:t xml:space="preserve"> </w:t>
@@ -18283,13 +17401,7 @@
         <w:t xml:space="preserve"> </w:t>
       </w:r>
       <w:r>
-        <w:t xml:space="preserve">“</w:t>
-      </w:r>
-      <w:r>
-        <w:t xml:space="preserve">todo perfecto</w:t>
-      </w:r>
-      <w:r>
-        <w:t xml:space="preserve">”</w:t>
+        <w:t xml:space="preserve">“todo perfecto”</w:t>
       </w:r>
       <w:r>
         <w:t xml:space="preserve"> </w:t>
@@ -18305,8 +17417,8 @@
         </w:pict>
       </w:r>
     </w:p>
-    <w:bookmarkEnd w:id="147"/>
-    <w:bookmarkStart w:id="148" w:name="no-hay-preguntas-tontas"/>
+    <w:bookmarkEnd w:id="136"/>
+    <w:bookmarkStart w:id="137" w:name="no-hay-preguntas-tontas"/>
     <w:p>
       <w:pPr>
         <w:pStyle w:val="Heading2"/>
@@ -18344,21 +17456,7 @@
           <w:b/>
           <w:bCs/>
         </w:rPr>
-        <w:t xml:space="preserve">“</w:t>
-      </w:r>
-      <w:r>
-        <w:rPr>
-          <w:b/>
-          <w:bCs/>
-        </w:rPr>
-        <w:t xml:space="preserve">suficiente</w:t>
-      </w:r>
-      <w:r>
-        <w:rPr>
-          <w:b/>
-          <w:bCs/>
-        </w:rPr>
-        <w:t xml:space="preserve">”</w:t>
+        <w:t xml:space="preserve">“suficiente”</w:t>
       </w:r>
       <w:r>
         <w:rPr>
@@ -18379,13 +17477,7 @@
         <w:t xml:space="preserve"> </w:t>
       </w:r>
       <w:r>
-        <w:t xml:space="preserve">“</w:t>
-      </w:r>
-      <w:r>
-        <w:t xml:space="preserve">Suficiente</w:t>
-      </w:r>
-      <w:r>
-        <w:t xml:space="preserve">”</w:t>
+        <w:t xml:space="preserve">“Suficiente”</w:t>
       </w:r>
       <w:r>
         <w:t xml:space="preserve"> </w:t>
@@ -18498,8 +17590,8 @@
         </w:pict>
       </w:r>
     </w:p>
-    <w:bookmarkEnd w:id="148"/>
-    <w:bookmarkStart w:id="149" w:name="poscréditos"/>
+    <w:bookmarkEnd w:id="137"/>
+    <w:bookmarkStart w:id="138" w:name="poscréditos"/>
     <w:p>
       <w:pPr>
         <w:pStyle w:val="Heading2"/>
@@ -18523,21 +17615,7 @@
           <w:i/>
           <w:iCs/>
         </w:rPr>
-        <w:t xml:space="preserve">“</w:t>
-      </w:r>
-      <w:r>
-        <w:rPr>
-          <w:i/>
-          <w:iCs/>
-        </w:rPr>
-        <w:t xml:space="preserve">Doce unidades para llegar a la conclusión más aburrida del mundo: las redes funcionan cuando están diseñadas, documentadas y ensayadas. El resto es plegaria. Ahora, fuera de mi consola, que tienes boletines.</w:t>
-      </w:r>
-      <w:r>
-        <w:rPr>
-          <w:i/>
-          <w:iCs/>
-        </w:rPr>
-        <w:t xml:space="preserve">”</w:t>
+        <w:t xml:space="preserve">“Doce unidades para llegar a la conclusión más aburrida del mundo: las redes funcionan cuando están diseñadas, documentadas y ensayadas. El resto es plegaria. Ahora, fuera de mi consola, que tienes boletines.”</w:t>
       </w:r>
     </w:p>
     <w:p>
@@ -18561,13 +17639,7 @@
         <w:t xml:space="preserve"> </w:t>
       </w:r>
       <w:r>
-        <w:t xml:space="preserve">“</w:t>
-      </w:r>
-      <w:r>
-        <w:t xml:space="preserve">la red no se cayó</w:t>
-      </w:r>
-      <w:r>
-        <w:t xml:space="preserve">”</w:t>
+        <w:t xml:space="preserve">“la red no se cayó”</w:t>
       </w:r>
       <w:r>
         <w:t xml:space="preserve">, sonríe: nadie notó que hiciste bien tu trabajo. Eso es alta disponibilidad.</w:t>
@@ -18580,8 +17652,8 @@
         </w:pict>
       </w:r>
     </w:p>
-    <w:bookmarkEnd w:id="149"/>
-    <w:bookmarkStart w:id="150" w:name="Xdad55e1e1f1e166fb5f17ee2f14384bff3d8ce5"/>
+    <w:bookmarkEnd w:id="138"/>
+    <w:bookmarkStart w:id="139" w:name="Xdad55e1e1f1e166fb5f17ee2f14384bff3d8ce5"/>
     <w:p>
       <w:pPr>
         <w:pStyle w:val="Heading2"/>
@@ -18594,7 +17666,6 @@
       <w:tblPr>
         <w:tblStyle w:val="Table"/>
         <w:tblW w:type="pct" w:w="5000"/>
-        <w:jc w:val="left"/>
         <w:tblLayout w:type="fixed"/>
         <w:tblLook w:firstRow="1" w:lastRow="0" w:firstColumn="0" w:lastColumn="0" w:noHBand="0" w:noVBand="0" w:val="0020"/>
       </w:tblPr>
@@ -18612,7 +17683,6 @@
           <w:p>
             <w:pPr>
               <w:pStyle w:val="Compact"/>
-              <w:jc w:val="left"/>
             </w:pPr>
             <w:r>
               <w:t xml:space="preserve">CE</w:t>
@@ -18624,7 +17694,6 @@
           <w:p>
             <w:pPr>
               <w:pStyle w:val="Compact"/>
-              <w:jc w:val="left"/>
             </w:pPr>
             <w:r>
               <w:t xml:space="preserve">Criterio</w:t>
@@ -18636,7 +17705,6 @@
           <w:p>
             <w:pPr>
               <w:pStyle w:val="Compact"/>
-              <w:jc w:val="left"/>
             </w:pPr>
             <w:r>
               <w:t xml:space="preserve">Cubierto</w:t>
@@ -18650,7 +17718,6 @@
           <w:p>
             <w:pPr>
               <w:pStyle w:val="Compact"/>
-              <w:jc w:val="left"/>
             </w:pPr>
             <w:r>
               <w:t xml:space="preserve">RA3</w:t>
@@ -18662,7 +17729,6 @@
           <w:p>
             <w:pPr>
               <w:pStyle w:val="Compact"/>
-              <w:jc w:val="left"/>
             </w:pPr>
             <w:r>
               <w:t xml:space="preserve">Administra conmutadores estableciendo opciones de configuración para su integración en la red</w:t>
@@ -18674,7 +17740,6 @@
           <w:p>
             <w:pPr>
               <w:pStyle w:val="Compact"/>
-              <w:jc w:val="left"/>
             </w:pPr>
             <w:r>
               <w:t xml:space="preserve">✅ Puntos 2, 3 y 4 + ⚡ Laboratorio (punto 9)</w:t>
@@ -18688,7 +17753,6 @@
           <w:p>
             <w:pPr>
               <w:pStyle w:val="Compact"/>
-              <w:jc w:val="left"/>
             </w:pPr>
             <w:r>
               <w:t xml:space="preserve">RA5</w:t>
@@ -18700,7 +17764,6 @@
           <w:p>
             <w:pPr>
               <w:pStyle w:val="Compact"/>
-              <w:jc w:val="left"/>
             </w:pPr>
             <w:r>
               <w:t xml:space="preserve">Configura redes locales virtuales identificando su campo de aplicación</w:t>
@@ -18712,7 +17775,6 @@
           <w:p>
             <w:pPr>
               <w:pStyle w:val="Compact"/>
-              <w:jc w:val="left"/>
             </w:pPr>
             <w:r>
               <w:t xml:space="preserve">✅ Puntos 2, 5 y 6 (STP por VLAN y gateways por VLAN)</w:t>
@@ -18726,7 +17788,6 @@
           <w:p>
             <w:pPr>
               <w:pStyle w:val="Compact"/>
-              <w:jc w:val="left"/>
             </w:pPr>
             <w:r>
               <w:t xml:space="preserve">RA6</w:t>
@@ -18738,7 +17799,6 @@
           <w:p>
             <w:pPr>
               <w:pStyle w:val="Compact"/>
-              <w:jc w:val="left"/>
             </w:pPr>
             <w:r>
               <w:t xml:space="preserve">Realiza tareas avanzadas de administración de red analizando y utilizando protocolos dinámicos de encaminamiento</w:t>
@@ -18750,7 +17810,6 @@
           <w:p>
             <w:pPr>
               <w:pStyle w:val="Compact"/>
-              <w:jc w:val="left"/>
             </w:pPr>
             <w:r>
               <w:t xml:space="preserve">✅ Punto 7 (redundancia con OSPF) + 🧠 Atrévete a pensar (punto 9)</w:t>
@@ -18764,7 +17823,6 @@
           <w:p>
             <w:pPr>
               <w:pStyle w:val="Compact"/>
-              <w:jc w:val="left"/>
             </w:pPr>
             <w:r>
               <w:t xml:space="preserve">RA1</w:t>
@@ -18776,7 +17834,6 @@
           <w:p>
             <w:pPr>
               <w:pStyle w:val="Compact"/>
-              <w:jc w:val="left"/>
             </w:pPr>
             <w:r>
               <w:t xml:space="preserve">Reconoce la estructura de las redes de datos identificando sus elementos y principios de funcionamiento</w:t>
@@ -18788,7 +17845,6 @@
           <w:p>
             <w:pPr>
               <w:pStyle w:val="Compact"/>
-              <w:jc w:val="left"/>
             </w:pPr>
             <w:r>
               <w:t xml:space="preserve">✅ Puntos 1 y 8 + 💬 Entrevista (punto 9)</w:t>
@@ -18838,7 +17894,7 @@
       <w:r>
         <w:t xml:space="preserve"> </w:t>
       </w:r>
-      <w:hyperlink r:id="rId47">
+      <w:hyperlink r:id="rId36">
         <w:r>
           <w:rPr>
             <w:rStyle w:val="Hyperlink"/>
@@ -18865,7 +17921,7 @@
       <w:r>
         <w:t xml:space="preserve"> </w:t>
       </w:r>
-      <w:hyperlink r:id="rId28">
+      <w:hyperlink r:id="rId17">
         <w:r>
           <w:rPr>
             <w:rStyle w:val="Hyperlink"/>
@@ -18906,9 +17962,13 @@
         <w:t xml:space="preserve">🏁</w:t>
       </w:r>
     </w:p>
-    <w:bookmarkEnd w:id="150"/>
-    <w:bookmarkEnd w:id="151"/>
-    <w:sectPr/>
+    <w:bookmarkEnd w:id="139"/>
+    <w:bookmarkEnd w:id="140"/>
+    <w:sectPr>
+      <w:footnotePr>
+        <w:numRestart w:val="eachSect"/>
+      </w:footnotePr>
+    </w:sectPr>
   </w:body>
 </w:document>
 </file>
@@ -18946,7 +18006,7 @@
       <w:lvlText w:val=" "/>
       <w:lvlJc w:val="left"/>
       <w:pPr>
-        <w:ind w:left="720" w:hanging="480"/>
+        <w:ind w:left="720" w:hanging="360"/>
       </w:pPr>
     </w:lvl>
     <w:lvl w:ilvl="1">
@@ -18954,7 +18014,7 @@
       <w:lvlText w:val=" "/>
       <w:lvlJc w:val="left"/>
       <w:pPr>
-        <w:ind w:left="1440" w:hanging="480"/>
+        <w:ind w:left="1440" w:hanging="360"/>
       </w:pPr>
     </w:lvl>
     <w:lvl w:ilvl="2">
@@ -18962,7 +18022,7 @@
       <w:lvlText w:val=" "/>
       <w:lvlJc w:val="left"/>
       <w:pPr>
-        <w:ind w:left="2160" w:hanging="480"/>
+        <w:ind w:left="2160" w:hanging="360"/>
       </w:pPr>
     </w:lvl>
     <w:lvl w:ilvl="3">
@@ -18970,7 +18030,7 @@
       <w:lvlText w:val=" "/>
       <w:lvlJc w:val="left"/>
       <w:pPr>
-        <w:ind w:left="2880" w:hanging="480"/>
+        <w:ind w:left="2880" w:hanging="360"/>
       </w:pPr>
     </w:lvl>
     <w:lvl w:ilvl="4">
@@ -18978,7 +18038,7 @@
       <w:lvlText w:val=" "/>
       <w:lvlJc w:val="left"/>
       <w:pPr>
-        <w:ind w:left="3600" w:hanging="480"/>
+        <w:ind w:left="3600" w:hanging="360"/>
       </w:pPr>
     </w:lvl>
     <w:lvl w:ilvl="5">
@@ -18986,7 +18046,7 @@
       <w:lvlText w:val=" "/>
       <w:lvlJc w:val="left"/>
       <w:pPr>
-        <w:ind w:left="4320" w:hanging="480"/>
+        <w:ind w:left="4320" w:hanging="360"/>
       </w:pPr>
     </w:lvl>
     <w:lvl w:ilvl="6">
@@ -18994,7 +18054,7 @@
       <w:lvlText w:val=" "/>
       <w:lvlJc w:val="left"/>
       <w:pPr>
-        <w:ind w:left="5040" w:hanging="480"/>
+        <w:ind w:left="5040" w:hanging="360"/>
       </w:pPr>
     </w:lvl>
     <w:lvl w:ilvl="7">
@@ -19002,7 +18062,7 @@
       <w:lvlText w:val=" "/>
       <w:lvlJc w:val="left"/>
       <w:pPr>
-        <w:ind w:left="5760" w:hanging="480"/>
+        <w:ind w:left="5760" w:hanging="360"/>
       </w:pPr>
     </w:lvl>
     <w:lvl w:ilvl="8">
@@ -19010,7 +18070,7 @@
       <w:lvlText w:val=" "/>
       <w:lvlJc w:val="left"/>
       <w:pPr>
-        <w:ind w:left="6480" w:hanging="480"/>
+        <w:ind w:left="6480" w:hanging="360"/>
       </w:pPr>
     </w:lvl>
   </w:abstractNum>
@@ -19019,75 +18079,102 @@
     <w:multiLevelType w:val="multilevel"/>
     <w:lvl w:ilvl="0">
       <w:numFmt w:val="bullet"/>
-      <w:lvlText w:val="•"/>
+      <w:lvlText w:val=""/>
       <w:lvlJc w:val="left"/>
       <w:pPr>
-        <w:ind w:left="720" w:hanging="480"/>
-      </w:pPr>
+        <w:ind w:left="720" w:hanging="360"/>
+      </w:pPr>
+      <w:rPr>
+        <w:rFonts w:ascii="Symbol" w:hAnsi="Symbol" w:cs="Symbol" w:hint="default"/>
+      </w:rPr>
     </w:lvl>
     <w:lvl w:ilvl="1">
       <w:numFmt w:val="bullet"/>
-      <w:lvlText w:val="–"/>
+      <w:lvlText w:val="o"/>
       <w:lvlJc w:val="left"/>
       <w:pPr>
-        <w:ind w:left="1440" w:hanging="480"/>
-      </w:pPr>
+        <w:ind w:left="1440" w:hanging="360"/>
+      </w:pPr>
+      <w:rPr>
+        <w:rFonts w:ascii="Courier New" w:hAnsi="Courier New" w:cs="Courier New" w:hint="default"/>
+      </w:rPr>
     </w:lvl>
     <w:lvl w:ilvl="2">
       <w:numFmt w:val="bullet"/>
-      <w:lvlText w:val="•"/>
+      <w:lvlText w:val=""/>
       <w:lvlJc w:val="left"/>
       <w:pPr>
-        <w:ind w:left="2160" w:hanging="480"/>
-      </w:pPr>
+        <w:ind w:left="2160" w:hanging="360"/>
+      </w:pPr>
+      <w:rPr>
+        <w:rFonts w:ascii="Wingdings" w:hAnsi="Wingdings" w:cs="Wingdings" w:hint="default"/>
+      </w:rPr>
     </w:lvl>
     <w:lvl w:ilvl="3">
       <w:numFmt w:val="bullet"/>
-      <w:lvlText w:val="–"/>
+      <w:lvlText w:val=""/>
       <w:lvlJc w:val="left"/>
       <w:pPr>
-        <w:ind w:left="2880" w:hanging="480"/>
-      </w:pPr>
+        <w:ind w:left="2880" w:hanging="360"/>
+      </w:pPr>
+      <w:rPr>
+        <w:rFonts w:ascii="Symbol" w:hAnsi="Symbol" w:cs="Symbol" w:hint="default"/>
+      </w:rPr>
     </w:lvl>
     <w:lvl w:ilvl="4">
       <w:numFmt w:val="bullet"/>
-      <w:lvlText w:val="•"/>
+      <w:lvlText w:val="o"/>
       <w:lvlJc w:val="left"/>
       <w:pPr>
-        <w:ind w:left="3600" w:hanging="480"/>
-      </w:pPr>
+        <w:ind w:left="3600" w:hanging="360"/>
+      </w:pPr>
+      <w:rPr>
+        <w:rFonts w:ascii="Courier New" w:hAnsi="Courier New" w:cs="Courier New" w:hint="default"/>
+      </w:rPr>
     </w:lvl>
     <w:lvl w:ilvl="5">
       <w:numFmt w:val="bullet"/>
-      <w:lvlText w:val="–"/>
+      <w:lvlText w:val=""/>
       <w:lvlJc w:val="left"/>
       <w:pPr>
-        <w:ind w:left="4320" w:hanging="480"/>
-      </w:pPr>
+        <w:ind w:left="4320" w:hanging="360"/>
+      </w:pPr>
+      <w:rPr>
+        <w:rFonts w:ascii="Wingdings" w:hAnsi="Wingdings" w:cs="Wingdings" w:hint="default"/>
+      </w:rPr>
     </w:lvl>
     <w:lvl w:ilvl="6">
       <w:numFmt w:val="bullet"/>
-      <w:lvlText w:val="•"/>
+      <w:lvlText w:val=""/>
       <w:lvlJc w:val="left"/>
       <w:pPr>
-        <w:ind w:left="5040" w:hanging="480"/>
-      </w:pPr>
+        <w:ind w:left="5040" w:hanging="360"/>
+      </w:pPr>
+      <w:rPr>
+        <w:rFonts w:ascii="Symbol" w:hAnsi="Symbol" w:cs="Symbol" w:hint="default"/>
+      </w:rPr>
     </w:lvl>
     <w:lvl w:ilvl="7">
       <w:numFmt w:val="bullet"/>
-      <w:lvlText w:val="–"/>
+      <w:lvlText w:val="o"/>
       <w:lvlJc w:val="left"/>
       <w:pPr>
-        <w:ind w:left="5760" w:hanging="480"/>
-      </w:pPr>
+        <w:ind w:left="5760" w:hanging="360"/>
+      </w:pPr>
+      <w:rPr>
+        <w:rFonts w:ascii="Courier New" w:hAnsi="Courier New" w:cs="Courier New" w:hint="default"/>
+      </w:rPr>
     </w:lvl>
     <w:lvl w:ilvl="8">
       <w:numFmt w:val="bullet"/>
-      <w:lvlText w:val="•"/>
+      <w:lvlText w:val=""/>
       <w:lvlJc w:val="left"/>
       <w:pPr>
-        <w:ind w:left="6480" w:hanging="480"/>
-      </w:pPr>
+        <w:ind w:left="6480" w:hanging="360"/>
+      </w:pPr>
+      <w:rPr>
+        <w:rFonts w:ascii="Wingdings" w:hAnsi="Wingdings" w:cs="Wingdings" w:hint="default"/>
+      </w:rPr>
     </w:lvl>
   </w:abstractNum>
   <w:abstractNum w:abstractNumId="99411">
@@ -19099,7 +18186,7 @@
       <w:lvlText w:val="%1."/>
       <w:lvlJc w:val="left"/>
       <w:pPr>
-        <w:ind w:left="720" w:hanging="480"/>
+        <w:ind w:left="720" w:hanging="360"/>
       </w:pPr>
     </w:lvl>
     <w:lvl w:ilvl="1">
@@ -19108,7 +18195,7 @@
       <w:lvlText w:val="%2."/>
       <w:lvlJc w:val="left"/>
       <w:pPr>
-        <w:ind w:left="1440" w:hanging="480"/>
+        <w:ind w:left="1440" w:hanging="360"/>
       </w:pPr>
     </w:lvl>
     <w:lvl w:ilvl="2">
@@ -19117,7 +18204,7 @@
       <w:lvlText w:val="%3."/>
       <w:lvlJc w:val="left"/>
       <w:pPr>
-        <w:ind w:left="2160" w:hanging="480"/>
+        <w:ind w:left="2160" w:hanging="360"/>
       </w:pPr>
     </w:lvl>
     <w:lvl w:ilvl="3">
@@ -19126,7 +18213,7 @@
       <w:lvlText w:val="%4."/>
       <w:lvlJc w:val="left"/>
       <w:pPr>
-        <w:ind w:left="2880" w:hanging="480"/>
+        <w:ind w:left="2880" w:hanging="360"/>
       </w:pPr>
     </w:lvl>
     <w:lvl w:ilvl="4">
@@ -19135,7 +18222,7 @@
       <w:lvlText w:val="%5."/>
       <w:lvlJc w:val="left"/>
       <w:pPr>
-        <w:ind w:left="3600" w:hanging="480"/>
+        <w:ind w:left="3600" w:hanging="360"/>
       </w:pPr>
     </w:lvl>
     <w:lvl w:ilvl="5">
@@ -19144,7 +18231,7 @@
       <w:lvlText w:val="%6."/>
       <w:lvlJc w:val="left"/>
       <w:pPr>
-        <w:ind w:left="4320" w:hanging="480"/>
+        <w:ind w:left="4320" w:hanging="360"/>
       </w:pPr>
     </w:lvl>
     <w:lvl w:ilvl="6">
@@ -19153,7 +18240,7 @@
       <w:lvlText w:val="%7."/>
       <w:lvlJc w:val="left"/>
       <w:pPr>
-        <w:ind w:left="5040" w:hanging="480"/>
+        <w:ind w:left="5040" w:hanging="360"/>
       </w:pPr>
     </w:lvl>
     <w:lvl w:ilvl="7">
@@ -19162,7 +18249,7 @@
       <w:lvlText w:val="%8."/>
       <w:lvlJc w:val="left"/>
       <w:pPr>
-        <w:ind w:left="5760" w:hanging="480"/>
+        <w:ind w:left="5760" w:hanging="360"/>
       </w:pPr>
     </w:lvl>
     <w:lvl w:ilvl="8">
@@ -19171,7 +18258,7 @@
       <w:lvlText w:val="%9."/>
       <w:lvlJc w:val="left"/>
       <w:pPr>
-        <w:ind w:left="6480" w:hanging="480"/>
+        <w:ind w:left="6480" w:hanging="360"/>
       </w:pPr>
     </w:lvl>
   </w:abstractNum>
@@ -20083,10 +19170,10 @@
   <w:docDefaults>
     <w:rPrDefault>
       <w:rPr>
-        <w:rFonts w:asciiTheme="minorHAnsi" w:cstheme="minorBidi" w:eastAsiaTheme="minorHAnsi" w:hAnsiTheme="minorHAnsi"/>
+        <w:rFonts w:asciiTheme="minorHAnsi" w:cstheme="minorBidi" w:eastAsiaTheme="minorEastAsia" w:hAnsiTheme="minorHAnsi"/>
         <w:sz w:val="24"/>
         <w:szCs w:val="24"/>
-        <w:lang w:bidi="ar-SA" w:eastAsia="en-US" w:val="es-ES"/>
+        <w:lang w:bidi="ar-SA" w:eastAsia="zh-CN" w:val="es-ES"/>
       </w:rPr>
     </w:rPrDefault>
     <w:pPrDefault>
@@ -20127,57 +19214,94 @@
     <w:name w:val="Title"/>
     <w:basedOn w:val="Normal"/>
     <w:next w:val="BodyText"/>
+    <w:link w:val="TitleChar"/>
+    <w:uiPriority w:val="10"/>
     <w:qFormat/>
+    <w:rsid w:val="00A10FD9"/>
     <w:pPr>
-      <w:keepNext/>
-      <w:keepLines/>
-      <w:spacing w:after="240" w:before="480"/>
+      <w:spacing w:after="80" w:line="240" w:lineRule="auto"/>
+      <w:contextualSpacing/>
       <w:jc w:val="center"/>
     </w:pPr>
     <w:rPr>
       <w:rFonts w:asciiTheme="majorHAnsi" w:cstheme="majorBidi" w:eastAsiaTheme="majorEastAsia" w:hAnsiTheme="majorHAnsi"/>
-      <w:b/>
-      <w:bCs/>
-      <w:color w:themeColor="accent1" w:themeShade="B5" w:val="345A8A"/>
-      <w:sz w:val="36"/>
-      <w:szCs w:val="36"/>
+      <w:sz w:val="56"/>
+      <w:szCs w:val="56"/>
+    </w:rPr>
+  </w:style>
+  <w:style w:customStyle="1" w:styleId="TitleChar" w:type="character">
+    <w:name w:val="Title Char"/>
+    <w:basedOn w:val="DefaultParagraphFont"/>
+    <w:link w:val="Title"/>
+    <w:uiPriority w:val="10"/>
+    <w:rsid w:val="00A10FD9"/>
+    <w:rPr>
+      <w:rFonts w:asciiTheme="majorHAnsi" w:cstheme="majorBidi" w:eastAsiaTheme="majorEastAsia" w:hAnsiTheme="majorHAnsi"/>
+      <w:sz w:val="56"/>
+      <w:szCs w:val="56"/>
     </w:rPr>
   </w:style>
   <w:style w:styleId="Subtitle" w:type="paragraph">
     <w:name w:val="Subtitle"/>
     <w:basedOn w:val="Title"/>
     <w:next w:val="BodyText"/>
+    <w:link w:val="SubtitleChar"/>
+    <w:uiPriority w:val="11"/>
     <w:qFormat/>
+    <w:rsid w:val="00A10FD9"/>
     <w:pPr>
-      <w:keepNext/>
-      <w:keepLines/>
-      <w:spacing w:after="240" w:before="240"/>
-      <w:jc w:val="center"/>
+      <w:numPr>
+        <w:ilvl w:val="1"/>
+      </w:numPr>
     </w:pPr>
     <w:rPr>
-      <w:sz w:val="30"/>
-      <w:szCs w:val="30"/>
+      <w:rFonts w:cstheme="majorBidi" w:eastAsiaTheme="majorEastAsia"/>
+      <w:spacing w:val="15"/>
+      <w:sz w:val="28"/>
+      <w:szCs w:val="28"/>
+    </w:rPr>
+  </w:style>
+  <w:style w:customStyle="1" w:styleId="SubtitleChar" w:type="character">
+    <w:name w:val="Subtitle Char"/>
+    <w:basedOn w:val="DefaultParagraphFont"/>
+    <w:link w:val="Subtitle"/>
+    <w:uiPriority w:val="11"/>
+    <w:rsid w:val="00A10FD9"/>
+    <w:rPr>
+      <w:rFonts w:cstheme="majorBidi" w:eastAsiaTheme="majorEastAsia"/>
+      <w:color w:themeColor="text1" w:themeTint="A6" w:val="595959"/>
+      <w:spacing w:val="15"/>
+      <w:sz w:val="28"/>
+      <w:szCs w:val="28"/>
     </w:rPr>
   </w:style>
   <w:style w:customStyle="1" w:styleId="Author" w:type="paragraph">
     <w:name w:val="Author"/>
+    <w:basedOn w:val="Title"/>
     <w:next w:val="BodyText"/>
     <w:qFormat/>
     <w:pPr>
       <w:keepNext/>
       <w:keepLines/>
-      <w:jc w:val="center"/>
     </w:pPr>
+    <w:rPr>
+      <w:sz w:val="24"/>
+      <w:szCs w:val="24"/>
+    </w:rPr>
   </w:style>
   <w:style w:styleId="Date" w:type="paragraph">
     <w:name w:val="Date"/>
+    <w:basedOn w:val="Title"/>
     <w:next w:val="BodyText"/>
     <w:qFormat/>
     <w:pPr>
       <w:keepNext/>
       <w:keepLines/>
-      <w:jc w:val="center"/>
     </w:pPr>
+    <w:rPr>
+      <w:sz w:val="24"/>
+      <w:szCs w:val="24"/>
+    </w:rPr>
   </w:style>
   <w:style w:customStyle="1" w:styleId="AbstractTitle" w:type="paragraph">
     <w:name w:val="Abstract Title"/>
@@ -20192,7 +19316,6 @@
     </w:pPr>
     <w:rPr>
       <w:b/>
-      <w:color w:val="345A8A"/>
       <w:sz w:val="20"/>
       <w:szCs w:val="20"/>
     </w:rPr>
@@ -20221,191 +19344,321 @@
     <w:rPr/>
   </w:style>
   <w:style w:styleId="Heading1" w:type="paragraph">
-    <w:name w:val="Heading 1"/>
+    <w:name w:val="heading 1"/>
     <w:basedOn w:val="Normal"/>
     <w:next w:val="BodyText"/>
+    <w:link w:val="Heading1Char"/>
     <w:uiPriority w:val="9"/>
     <w:qFormat/>
+    <w:rsid w:val="00A10FD9"/>
     <w:pPr>
       <w:keepNext/>
       <w:keepLines/>
-      <w:spacing w:after="0" w:before="480"/>
+      <w:spacing w:after="80" w:before="360"/>
       <w:outlineLvl w:val="0"/>
     </w:pPr>
     <w:rPr>
       <w:rFonts w:asciiTheme="majorHAnsi" w:cstheme="majorBidi" w:eastAsiaTheme="majorEastAsia" w:hAnsiTheme="majorHAnsi"/>
-      <w:b/>
-      <w:bCs/>
-      <w:color w:themeColor="accent1" w:val="4F81BD"/>
+      <w:color w:themeColor="accent1" w:themeShade="BF" w:val="0F4761"/>
+      <w:sz w:val="40"/>
+      <w:szCs w:val="40"/>
+    </w:rPr>
+  </w:style>
+  <w:style w:styleId="Heading2" w:type="paragraph">
+    <w:name w:val="heading 2"/>
+    <w:basedOn w:val="Normal"/>
+    <w:next w:val="BodyText"/>
+    <w:link w:val="Heading2Char"/>
+    <w:uiPriority w:val="9"/>
+    <w:semiHidden/>
+    <w:unhideWhenUsed/>
+    <w:qFormat/>
+    <w:rsid w:val="00A10FD9"/>
+    <w:pPr>
+      <w:keepNext/>
+      <w:keepLines/>
+      <w:spacing w:after="80" w:before="160"/>
+      <w:outlineLvl w:val="1"/>
+    </w:pPr>
+    <w:rPr>
+      <w:rFonts w:asciiTheme="majorHAnsi" w:cstheme="majorBidi" w:eastAsiaTheme="majorEastAsia" w:hAnsiTheme="majorHAnsi"/>
+      <w:color w:themeColor="accent1" w:themeShade="BF" w:val="0F4761"/>
       <w:sz w:val="32"/>
       <w:szCs w:val="32"/>
     </w:rPr>
   </w:style>
-  <w:style w:styleId="Heading2" w:type="paragraph">
-    <w:name w:val="Heading 2"/>
+  <w:style w:styleId="Heading3" w:type="paragraph">
+    <w:name w:val="heading 3"/>
     <w:basedOn w:val="Normal"/>
     <w:next w:val="BodyText"/>
+    <w:link w:val="Heading3Char"/>
     <w:uiPriority w:val="9"/>
+    <w:semiHidden/>
     <w:unhideWhenUsed/>
     <w:qFormat/>
+    <w:rsid w:val="00A10FD9"/>
     <w:pPr>
       <w:keepNext/>
       <w:keepLines/>
-      <w:spacing w:after="0" w:before="200"/>
-      <w:outlineLvl w:val="1"/>
+      <w:spacing w:after="80" w:before="160"/>
+      <w:outlineLvl w:val="2"/>
     </w:pPr>
     <w:rPr>
-      <w:rFonts w:asciiTheme="majorHAnsi" w:cstheme="majorBidi" w:eastAsiaTheme="majorEastAsia" w:hAnsiTheme="majorHAnsi"/>
-      <w:b/>
-      <w:bCs/>
-      <w:color w:themeColor="accent1" w:val="4F81BD"/>
+      <w:rFonts w:cstheme="majorBidi" w:eastAsiaTheme="majorEastAsia"/>
+      <w:color w:themeColor="accent1" w:themeShade="BF" w:val="0F4761"/>
       <w:sz w:val="28"/>
       <w:szCs w:val="28"/>
     </w:rPr>
   </w:style>
-  <w:style w:styleId="Heading3" w:type="paragraph">
-    <w:name w:val="Heading 3"/>
+  <w:style w:styleId="Heading4" w:type="paragraph">
+    <w:name w:val="heading 4"/>
     <w:basedOn w:val="Normal"/>
     <w:next w:val="BodyText"/>
+    <w:link w:val="Heading4Char"/>
     <w:uiPriority w:val="9"/>
+    <w:semiHidden/>
     <w:unhideWhenUsed/>
     <w:qFormat/>
+    <w:rsid w:val="00A10FD9"/>
     <w:pPr>
       <w:keepNext/>
       <w:keepLines/>
-      <w:spacing w:after="0" w:before="200"/>
-      <w:outlineLvl w:val="2"/>
+      <w:spacing w:after="40" w:before="80"/>
+      <w:outlineLvl w:val="3"/>
     </w:pPr>
     <w:rPr>
-      <w:rFonts w:asciiTheme="majorHAnsi" w:cstheme="majorBidi" w:eastAsiaTheme="majorEastAsia" w:hAnsiTheme="majorHAnsi"/>
-      <w:b/>
-      <w:bCs/>
-      <w:color w:themeColor="accent1" w:val="4F81BD"/>
-      <w:sz w:val="24"/>
-      <w:szCs w:val="24"/>
+      <w:rFonts w:cstheme="majorBidi" w:eastAsiaTheme="majorEastAsia"/>
+      <w:i/>
+      <w:iCs/>
+      <w:color w:themeColor="accent1" w:themeShade="BF" w:val="0F4761"/>
     </w:rPr>
   </w:style>
-  <w:style w:styleId="Heading4" w:type="paragraph">
-    <w:name w:val="Heading 4"/>
+  <w:style w:styleId="Heading5" w:type="paragraph">
+    <w:name w:val="heading 5"/>
     <w:basedOn w:val="Normal"/>
     <w:next w:val="BodyText"/>
+    <w:link w:val="Heading5Char"/>
     <w:uiPriority w:val="9"/>
+    <w:semiHidden/>
     <w:unhideWhenUsed/>
     <w:qFormat/>
+    <w:rsid w:val="00A10FD9"/>
     <w:pPr>
       <w:keepNext/>
       <w:keepLines/>
-      <w:spacing w:after="0" w:before="200"/>
-      <w:outlineLvl w:val="3"/>
+      <w:spacing w:after="40" w:before="80"/>
+      <w:outlineLvl w:val="4"/>
     </w:pPr>
     <w:rPr>
-      <w:rFonts w:asciiTheme="majorHAnsi" w:cstheme="majorBidi" w:eastAsiaTheme="majorEastAsia" w:hAnsiTheme="majorHAnsi"/>
-      <w:bCs/>
-      <w:i/>
-      <w:color w:themeColor="accent1" w:val="4F81BD"/>
-      <w:sz w:val="24"/>
-      <w:szCs w:val="24"/>
+      <w:rFonts w:cstheme="majorBidi" w:eastAsiaTheme="majorEastAsia"/>
+      <w:color w:themeColor="accent1" w:themeShade="BF" w:val="0F4761"/>
     </w:rPr>
   </w:style>
-  <w:style w:styleId="Heading5" w:type="paragraph">
-    <w:name w:val="Heading 5"/>
+  <w:style w:styleId="Heading6" w:type="paragraph">
+    <w:name w:val="heading 6"/>
     <w:basedOn w:val="Normal"/>
     <w:next w:val="BodyText"/>
+    <w:link w:val="Heading6Char"/>
     <w:uiPriority w:val="9"/>
+    <w:semiHidden/>
     <w:unhideWhenUsed/>
     <w:qFormat/>
+    <w:rsid w:val="00A10FD9"/>
     <w:pPr>
       <w:keepNext/>
       <w:keepLines/>
-      <w:spacing w:after="0" w:before="200"/>
-      <w:outlineLvl w:val="4"/>
+      <w:spacing w:after="0" w:before="40"/>
+      <w:outlineLvl w:val="5"/>
     </w:pPr>
     <w:rPr>
-      <w:rFonts w:asciiTheme="majorHAnsi" w:cstheme="majorBidi" w:eastAsiaTheme="majorEastAsia" w:hAnsiTheme="majorHAnsi"/>
+      <w:rFonts w:cstheme="majorBidi" w:eastAsiaTheme="majorEastAsia"/>
+      <w:i/>
       <w:iCs/>
-      <w:color w:themeColor="accent1" w:val="4F81BD"/>
-      <w:sz w:val="24"/>
-      <w:szCs w:val="24"/>
+      <w:color w:themeColor="text1" w:themeTint="A6" w:val="595959"/>
     </w:rPr>
   </w:style>
-  <w:style w:styleId="Heading6" w:type="paragraph">
-    <w:name w:val="Heading 6"/>
+  <w:style w:styleId="Heading7" w:type="paragraph">
+    <w:name w:val="heading 7"/>
     <w:basedOn w:val="Normal"/>
     <w:next w:val="BodyText"/>
+    <w:link w:val="Heading7Char"/>
     <w:uiPriority w:val="9"/>
+    <w:semiHidden/>
     <w:unhideWhenUsed/>
     <w:qFormat/>
+    <w:rsid w:val="00A10FD9"/>
     <w:pPr>
       <w:keepNext/>
       <w:keepLines/>
-      <w:spacing w:after="0" w:before="200"/>
-      <w:outlineLvl w:val="5"/>
+      <w:spacing w:after="0" w:before="40"/>
+      <w:outlineLvl w:val="6"/>
     </w:pPr>
     <w:rPr>
-      <w:rFonts w:asciiTheme="majorHAnsi" w:cstheme="majorBidi" w:eastAsiaTheme="majorEastAsia" w:hAnsiTheme="majorHAnsi"/>
-      <w:color w:themeColor="accent1" w:val="4F81BD"/>
-      <w:sz w:val="24"/>
-      <w:szCs w:val="24"/>
+      <w:rFonts w:cstheme="majorBidi" w:eastAsiaTheme="majorEastAsia"/>
+      <w:color w:themeColor="text1" w:themeTint="A6" w:val="595959"/>
     </w:rPr>
   </w:style>
-  <w:style w:styleId="Heading7" w:type="paragraph">
-    <w:name w:val="Heading 7"/>
+  <w:style w:styleId="Heading8" w:type="paragraph">
+    <w:name w:val="heading 8"/>
     <w:basedOn w:val="Normal"/>
     <w:next w:val="BodyText"/>
+    <w:link w:val="Heading8Char"/>
     <w:uiPriority w:val="9"/>
+    <w:semiHidden/>
     <w:unhideWhenUsed/>
     <w:qFormat/>
+    <w:rsid w:val="00A10FD9"/>
     <w:pPr>
       <w:keepNext/>
       <w:keepLines/>
-      <w:spacing w:after="0" w:before="200"/>
-      <w:outlineLvl w:val="6"/>
+      <w:spacing w:after="0"/>
+      <w:outlineLvl w:val="7"/>
     </w:pPr>
     <w:rPr>
-      <w:rFonts w:asciiTheme="majorHAnsi" w:cstheme="majorBidi" w:eastAsiaTheme="majorEastAsia" w:hAnsiTheme="majorHAnsi"/>
-      <w:color w:themeColor="accent1" w:val="4F81BD"/>
-      <w:sz w:val="24"/>
-      <w:szCs w:val="24"/>
+      <w:rFonts w:cstheme="majorBidi" w:eastAsiaTheme="majorEastAsia"/>
+      <w:i/>
+      <w:iCs/>
+      <w:color w:themeColor="text1" w:themeTint="D8" w:val="272727"/>
     </w:rPr>
   </w:style>
-  <w:style w:styleId="Heading8" w:type="paragraph">
-    <w:name w:val="Heading 8"/>
+  <w:style w:styleId="Heading9" w:type="paragraph">
+    <w:name w:val="heading 9"/>
     <w:basedOn w:val="Normal"/>
     <w:next w:val="BodyText"/>
+    <w:link w:val="Heading9Char"/>
     <w:uiPriority w:val="9"/>
+    <w:semiHidden/>
     <w:unhideWhenUsed/>
     <w:qFormat/>
+    <w:rsid w:val="00A10FD9"/>
     <w:pPr>
       <w:keepNext/>
       <w:keepLines/>
-      <w:spacing w:after="0" w:before="200"/>
-      <w:outlineLvl w:val="7"/>
-    </w:pPr>
-    <w:rPr>
-      <w:rFonts w:asciiTheme="majorHAnsi" w:cstheme="majorBidi" w:eastAsiaTheme="majorEastAsia" w:hAnsiTheme="majorHAnsi"/>
-      <w:color w:themeColor="accent1" w:val="4F81BD"/>
-      <w:sz w:val="24"/>
-      <w:szCs w:val="24"/>
-    </w:rPr>
-  </w:style>
-  <w:style w:styleId="Heading9" w:type="paragraph">
-    <w:name w:val="Heading 9"/>
-    <w:basedOn w:val="Normal"/>
-    <w:next w:val="BodyText"/>
-    <w:uiPriority w:val="9"/>
-    <w:unhideWhenUsed/>
-    <w:qFormat/>
-    <w:pPr>
-      <w:keepNext/>
-      <w:keepLines/>
-      <w:spacing w:after="0" w:before="200"/>
+      <w:spacing w:after="0"/>
       <w:outlineLvl w:val="8"/>
     </w:pPr>
     <w:rPr>
+      <w:rFonts w:cstheme="majorBidi" w:eastAsiaTheme="majorEastAsia"/>
+      <w:color w:themeColor="text1" w:themeTint="D8" w:val="272727"/>
+    </w:rPr>
+  </w:style>
+  <w:style w:customStyle="1" w:styleId="Heading1Char" w:type="character">
+    <w:name w:val="Heading 1 Char"/>
+    <w:basedOn w:val="DefaultParagraphFont"/>
+    <w:link w:val="Heading1"/>
+    <w:uiPriority w:val="9"/>
+    <w:rsid w:val="00A10FD9"/>
+    <w:rPr>
       <w:rFonts w:asciiTheme="majorHAnsi" w:cstheme="majorBidi" w:eastAsiaTheme="majorEastAsia" w:hAnsiTheme="majorHAnsi"/>
-      <w:color w:themeColor="accent1" w:val="4F81BD"/>
-      <w:sz w:val="24"/>
-      <w:szCs w:val="24"/>
+      <w:color w:themeColor="accent1" w:themeShade="BF" w:val="0F4761"/>
+      <w:sz w:val="40"/>
+      <w:szCs w:val="40"/>
+    </w:rPr>
+  </w:style>
+  <w:style w:customStyle="1" w:styleId="Heading2Char" w:type="character">
+    <w:name w:val="Heading 2 Char"/>
+    <w:basedOn w:val="DefaultParagraphFont"/>
+    <w:link w:val="Heading2"/>
+    <w:uiPriority w:val="9"/>
+    <w:semiHidden/>
+    <w:rsid w:val="00A10FD9"/>
+    <w:rPr>
+      <w:rFonts w:asciiTheme="majorHAnsi" w:cstheme="majorBidi" w:eastAsiaTheme="majorEastAsia" w:hAnsiTheme="majorHAnsi"/>
+      <w:color w:themeColor="accent1" w:themeShade="BF" w:val="0F4761"/>
+      <w:sz w:val="32"/>
+      <w:szCs w:val="32"/>
+    </w:rPr>
+  </w:style>
+  <w:style w:customStyle="1" w:styleId="Heading3Char" w:type="character">
+    <w:name w:val="Heading 3 Char"/>
+    <w:basedOn w:val="DefaultParagraphFont"/>
+    <w:link w:val="Heading3"/>
+    <w:uiPriority w:val="9"/>
+    <w:semiHidden/>
+    <w:rsid w:val="00A10FD9"/>
+    <w:rPr>
+      <w:rFonts w:cstheme="majorBidi" w:eastAsiaTheme="majorEastAsia"/>
+      <w:color w:themeColor="accent1" w:themeShade="BF" w:val="0F4761"/>
+      <w:sz w:val="28"/>
+      <w:szCs w:val="28"/>
+    </w:rPr>
+  </w:style>
+  <w:style w:customStyle="1" w:styleId="Heading4Char" w:type="character">
+    <w:name w:val="Heading 4 Char"/>
+    <w:basedOn w:val="DefaultParagraphFont"/>
+    <w:link w:val="Heading4"/>
+    <w:uiPriority w:val="9"/>
+    <w:semiHidden/>
+    <w:rsid w:val="00A10FD9"/>
+    <w:rPr>
+      <w:rFonts w:cstheme="majorBidi" w:eastAsiaTheme="majorEastAsia"/>
+      <w:i/>
+      <w:iCs/>
+      <w:color w:themeColor="accent1" w:themeShade="BF" w:val="0F4761"/>
+    </w:rPr>
+  </w:style>
+  <w:style w:customStyle="1" w:styleId="Heading5Char" w:type="character">
+    <w:name w:val="Heading 5 Char"/>
+    <w:basedOn w:val="DefaultParagraphFont"/>
+    <w:link w:val="Heading5"/>
+    <w:uiPriority w:val="9"/>
+    <w:semiHidden/>
+    <w:rsid w:val="00A10FD9"/>
+    <w:rPr>
+      <w:rFonts w:cstheme="majorBidi" w:eastAsiaTheme="majorEastAsia"/>
+      <w:color w:themeColor="accent1" w:themeShade="BF" w:val="0F4761"/>
+    </w:rPr>
+  </w:style>
+  <w:style w:customStyle="1" w:styleId="Heading6Char" w:type="character">
+    <w:name w:val="Heading 6 Char"/>
+    <w:basedOn w:val="DefaultParagraphFont"/>
+    <w:link w:val="Heading6"/>
+    <w:uiPriority w:val="9"/>
+    <w:semiHidden/>
+    <w:rsid w:val="00A10FD9"/>
+    <w:rPr>
+      <w:rFonts w:cstheme="majorBidi" w:eastAsiaTheme="majorEastAsia"/>
+      <w:i/>
+      <w:iCs/>
+      <w:color w:themeColor="text1" w:themeTint="A6" w:val="595959"/>
+    </w:rPr>
+  </w:style>
+  <w:style w:customStyle="1" w:styleId="Heading7Char" w:type="character">
+    <w:name w:val="Heading 7 Char"/>
+    <w:basedOn w:val="DefaultParagraphFont"/>
+    <w:link w:val="Heading7"/>
+    <w:uiPriority w:val="9"/>
+    <w:semiHidden/>
+    <w:rsid w:val="00A10FD9"/>
+    <w:rPr>
+      <w:rFonts w:cstheme="majorBidi" w:eastAsiaTheme="majorEastAsia"/>
+      <w:color w:themeColor="text1" w:themeTint="A6" w:val="595959"/>
+    </w:rPr>
+  </w:style>
+  <w:style w:customStyle="1" w:styleId="Heading8Char" w:type="character">
+    <w:name w:val="Heading 8 Char"/>
+    <w:basedOn w:val="DefaultParagraphFont"/>
+    <w:link w:val="Heading8"/>
+    <w:uiPriority w:val="9"/>
+    <w:semiHidden/>
+    <w:rsid w:val="00A10FD9"/>
+    <w:rPr>
+      <w:rFonts w:cstheme="majorBidi" w:eastAsiaTheme="majorEastAsia"/>
+      <w:i/>
+      <w:iCs/>
+      <w:color w:themeColor="text1" w:themeTint="D8" w:val="272727"/>
+    </w:rPr>
+  </w:style>
+  <w:style w:customStyle="1" w:styleId="Heading9Char" w:type="character">
+    <w:name w:val="Heading 9 Char"/>
+    <w:basedOn w:val="DefaultParagraphFont"/>
+    <w:link w:val="Heading9"/>
+    <w:uiPriority w:val="9"/>
+    <w:semiHidden/>
+    <w:rsid w:val="00A10FD9"/>
+    <w:rPr>
+      <w:rFonts w:cstheme="majorBidi" w:eastAsiaTheme="majorEastAsia"/>
+      <w:color w:themeColor="text1" w:themeTint="D8" w:val="272727"/>
     </w:rPr>
   </w:style>
   <w:style w:styleId="BlockText" w:type="paragraph">
@@ -20430,8 +19683,8 @@
   </w:style>
   <w:style w:styleId="FootnoteBlockText" w:type="paragraph">
     <w:name w:val="Footnote Block Text"/>
-    <w:basedOn w:val="Footnote Text"/>
-    <w:next w:val="Footnote Text"/>
+    <w:basedOn w:val="FootnoteText"/>
+    <w:next w:val="FootnoteText"/>
     <w:uiPriority w:val="9"/>
     <w:unhideWhenUsed/>
     <w:qFormat/>
@@ -20461,13 +19714,6 @@
       </w:tblCellMar>
     </w:tblPr>
     <w:tblStylePr w:type="firstRow">
-      <w:tblPr>
-        <w:jc w:val="left"/>
-        <w:tblInd w:type="dxa" w:w="0"/>
-      </w:tblPr>
-      <w:trPr>
-        <w:jc w:val="left"/>
-      </w:trPr>
       <w:tcPr>
         <w:tcBorders>
           <w:bottom w:val="single"/>
@@ -20823,44 +20069,44 @@
         <a:sysClr val="window" lastClr="FFFFFF"/>
       </a:lt1>
       <a:dk2>
-        <a:srgbClr val="1F497D"/>
+        <a:srgbClr val="0E2841"/>
       </a:dk2>
       <a:lt2>
-        <a:srgbClr val="EEECE1"/>
+        <a:srgbClr val="E8E8E8"/>
       </a:lt2>
       <a:accent1>
-        <a:srgbClr val="4F81BD"/>
+        <a:srgbClr val="156082"/>
       </a:accent1>
       <a:accent2>
-        <a:srgbClr val="C0504D"/>
+        <a:srgbClr val="E97132"/>
       </a:accent2>
       <a:accent3>
-        <a:srgbClr val="9BBB59"/>
+        <a:srgbClr val="196B24"/>
       </a:accent3>
       <a:accent4>
-        <a:srgbClr val="8064A2"/>
+        <a:srgbClr val="0F9ED5"/>
       </a:accent4>
       <a:accent5>
-        <a:srgbClr val="4BACC6"/>
+        <a:srgbClr val="A02B93"/>
       </a:accent5>
       <a:accent6>
-        <a:srgbClr val="F79646"/>
+        <a:srgbClr val="4EA72E"/>
       </a:accent6>
       <a:hlink>
-        <a:srgbClr val="0000FF"/>
+        <a:srgbClr val="467886"/>
       </a:hlink>
       <a:folHlink>
-        <a:srgbClr val="800080"/>
+        <a:srgbClr val="96607D"/>
       </a:folHlink>
     </a:clrScheme>
     <a:fontScheme name="Office">
       <a:majorFont>
-        <a:latin typeface="Calibri"/>
+        <a:latin typeface="Aptos Display" panose="02110004020202020204"/>
         <a:ea typeface=""/>
         <a:cs typeface=""/>
-        <a:font script="Jpan" typeface="ＭＳ ゴシック"/>
+        <a:font script="Jpan" typeface="游ゴシック Light"/>
         <a:font script="Hang" typeface="맑은 고딕"/>
-        <a:font script="Hans" typeface="宋体"/>
+        <a:font script="Hans" typeface="等线 Light"/>
         <a:font script="Hant" typeface="新細明體"/>
         <a:font script="Arab" typeface="Times New Roman"/>
         <a:font script="Hebr" typeface="Times New Roman"/>
@@ -20887,14 +20133,32 @@
         <a:font script="Mong" typeface="Mongolian Baiti"/>
         <a:font script="Viet" typeface="Times New Roman"/>
         <a:font script="Uigh" typeface="Microsoft Uighur"/>
+        <a:font script="Geor" typeface="Sylfaen"/>
+        <a:font script="Armn" typeface="Arial"/>
+        <a:font script="Bugi" typeface="Leelawadee UI"/>
+        <a:font script="Bopo" typeface="Microsoft JhengHei"/>
+        <a:font script="Java" typeface="Javanese Text"/>
+        <a:font script="Lisu" typeface="Segoe UI"/>
+        <a:font script="Mymr" typeface="Myanmar Text"/>
+        <a:font script="Nkoo" typeface="Ebrima"/>
+        <a:font script="Olck" typeface="Nirmala UI"/>
+        <a:font script="Osma" typeface="Ebrima"/>
+        <a:font script="Phag" typeface="Phagspa"/>
+        <a:font script="Syrn" typeface="Estrangelo Edessa"/>
+        <a:font script="Syrj" typeface="Estrangelo Edessa"/>
+        <a:font script="Syre" typeface="Estrangelo Edessa"/>
+        <a:font script="Sora" typeface="Nirmala UI"/>
+        <a:font script="Tale" typeface="Microsoft Tai Le"/>
+        <a:font script="Talu" typeface="Microsoft New Tai Lue"/>
+        <a:font script="Tfng" typeface="Ebrima"/>
       </a:majorFont>
       <a:minorFont>
-        <a:latin typeface="Cambria"/>
+        <a:latin typeface="Aptos" panose="02110004020202020204"/>
         <a:ea typeface=""/>
         <a:cs typeface=""/>
-        <a:font script="Jpan" typeface="ＭＳ 明朝"/>
+        <a:font script="Jpan" typeface="游明朝"/>
         <a:font script="Hang" typeface="맑은 고딕"/>
-        <a:font script="Hans" typeface="宋体"/>
+        <a:font script="Hans" typeface="等线"/>
         <a:font script="Hant" typeface="新細明體"/>
         <a:font script="Arab" typeface="Arial"/>
         <a:font script="Hebr" typeface="Arial"/>
@@ -20921,6 +20185,24 @@
         <a:font script="Mong" typeface="Mongolian Baiti"/>
         <a:font script="Viet" typeface="Arial"/>
         <a:font script="Uigh" typeface="Microsoft Uighur"/>
+        <a:font script="Geor" typeface="Sylfaen"/>
+        <a:font script="Armn" typeface="Arial"/>
+        <a:font script="Bugi" typeface="Leelawadee UI"/>
+        <a:font script="Bopo" typeface="Microsoft JhengHei"/>
+        <a:font script="Java" typeface="Javanese Text"/>
+        <a:font script="Lisu" typeface="Segoe UI"/>
+        <a:font script="Mymr" typeface="Myanmar Text"/>
+        <a:font script="Nkoo" typeface="Ebrima"/>
+        <a:font script="Olck" typeface="Nirmala UI"/>
+        <a:font script="Osma" typeface="Ebrima"/>
+        <a:font script="Phag" typeface="Phagspa"/>
+        <a:font script="Syrn" typeface="Estrangelo Edessa"/>
+        <a:font script="Syrj" typeface="Estrangelo Edessa"/>
+        <a:font script="Syre" typeface="Estrangelo Edessa"/>
+        <a:font script="Sora" typeface="Nirmala UI"/>
+        <a:font script="Tale" typeface="Microsoft Tai Le"/>
+        <a:font script="Talu" typeface="Microsoft New Tai Lue"/>
+        <a:font script="Tfng" typeface="Ebrima"/>
       </a:minorFont>
     </a:fontScheme>
     <a:fmtScheme name="Office">
@@ -20932,200 +20214,141 @@
           <a:gsLst>
             <a:gs pos="0">
               <a:schemeClr val="phClr">
-                <a:tint val="50000"/>
-                <a:satMod val="300000"/>
+                <a:lumMod val="110000"/>
+                <a:satMod val="105000"/>
+                <a:tint val="67000"/>
               </a:schemeClr>
             </a:gs>
-            <a:gs pos="35000">
+            <a:gs pos="50000">
               <a:schemeClr val="phClr">
-                <a:tint val="37000"/>
-                <a:satMod val="300000"/>
+                <a:lumMod val="105000"/>
+                <a:satMod val="103000"/>
+                <a:tint val="73000"/>
               </a:schemeClr>
             </a:gs>
             <a:gs pos="100000">
               <a:schemeClr val="phClr">
-                <a:tint val="15000"/>
-                <a:satMod val="350000"/>
+                <a:lumMod val="105000"/>
+                <a:satMod val="109000"/>
+                <a:tint val="81000"/>
               </a:schemeClr>
             </a:gs>
           </a:gsLst>
-          <a:lin ang="16200000" scaled="1"/>
+          <a:lin ang="5400000" scaled="0"/>
         </a:gradFill>
         <a:gradFill rotWithShape="1">
           <a:gsLst>
             <a:gs pos="0">
               <a:schemeClr val="phClr">
-                <a:tint val="100000"/>
+                <a:satMod val="103000"/>
+                <a:lumMod val="102000"/>
+                <a:tint val="94000"/>
+              </a:schemeClr>
+            </a:gs>
+            <a:gs pos="50000">
+              <a:schemeClr val="phClr">
+                <a:satMod val="110000"/>
+                <a:lumMod val="100000"/>
                 <a:shade val="100000"/>
-                <a:satMod val="130000"/>
               </a:schemeClr>
             </a:gs>
             <a:gs pos="100000">
               <a:schemeClr val="phClr">
-                <a:tint val="50000"/>
-                <a:shade val="100000"/>
-                <a:satMod val="350000"/>
+                <a:lumMod val="99000"/>
+                <a:satMod val="120000"/>
+                <a:shade val="78000"/>
               </a:schemeClr>
             </a:gs>
           </a:gsLst>
-          <a:lin ang="16200000" scaled="0"/>
+          <a:lin ang="5400000" scaled="0"/>
         </a:gradFill>
       </a:fillStyleLst>
       <a:lnStyleLst>
-        <a:ln w="9525" cap="flat" cmpd="sng" algn="ctr">
-          <a:solidFill>
-            <a:schemeClr val="phClr">
-              <a:shade val="95000"/>
-              <a:satMod val="105000"/>
-            </a:schemeClr>
-          </a:solidFill>
-          <a:prstDash val="solid"/>
-        </a:ln>
-        <a:ln w="25400" cap="flat" cmpd="sng" algn="ctr">
+        <a:ln w="6350" cap="flat" cmpd="sng" algn="ctr">
           <a:solidFill>
             <a:schemeClr val="phClr"/>
           </a:solidFill>
           <a:prstDash val="solid"/>
+          <a:miter lim="800000"/>
         </a:ln>
-        <a:ln w="38100" cap="flat" cmpd="sng" algn="ctr">
+        <a:ln w="12700" cap="flat" cmpd="sng" algn="ctr">
           <a:solidFill>
             <a:schemeClr val="phClr"/>
           </a:solidFill>
           <a:prstDash val="solid"/>
+          <a:miter lim="800000"/>
+        </a:ln>
+        <a:ln w="19050" cap="flat" cmpd="sng" algn="ctr">
+          <a:solidFill>
+            <a:schemeClr val="phClr"/>
+          </a:solidFill>
+          <a:prstDash val="solid"/>
+          <a:miter lim="800000"/>
         </a:ln>
       </a:lnStyleLst>
       <a:effectStyleLst>
         <a:effectStyle>
+          <a:effectLst/>
+        </a:effectStyle>
+        <a:effectStyle>
+          <a:effectLst/>
+        </a:effectStyle>
+        <a:effectStyle>
           <a:effectLst>
-            <a:outerShdw blurRad="40000" dist="20000" dir="5400000" rotWithShape="0">
+            <a:outerShdw blurRad="57150" dist="19050" dir="5400000" algn="ctr" rotWithShape="0">
               <a:srgbClr val="000000">
-                <a:alpha val="38000"/>
+                <a:alpha val="63000"/>
               </a:srgbClr>
             </a:outerShdw>
           </a:effectLst>
-        </a:effectStyle>
-        <a:effectStyle>
-          <a:effectLst>
-            <a:outerShdw blurRad="40000" dist="23000" dir="5400000" rotWithShape="0">
-              <a:srgbClr val="000000">
-                <a:alpha val="35000"/>
-              </a:srgbClr>
-            </a:outerShdw>
-          </a:effectLst>
-        </a:effectStyle>
-        <a:effectStyle>
-          <a:effectLst>
-            <a:outerShdw blurRad="40000" dist="23000" dir="5400000" rotWithShape="0">
-              <a:srgbClr val="000000">
-                <a:alpha val="35000"/>
-              </a:srgbClr>
-            </a:outerShdw>
-          </a:effectLst>
-          <a:scene3d>
-            <a:camera prst="orthographicFront">
-              <a:rot lat="0" lon="0" rev="0"/>
-            </a:camera>
-            <a:lightRig rig="threePt" dir="t">
-              <a:rot lat="0" lon="0" rev="1200000"/>
-            </a:lightRig>
-          </a:scene3d>
-          <a:sp3d>
-            <a:bevelT w="63500" h="25400"/>
-          </a:sp3d>
         </a:effectStyle>
       </a:effectStyleLst>
       <a:bgFillStyleLst>
         <a:solidFill>
           <a:schemeClr val="phClr"/>
         </a:solidFill>
+        <a:solidFill>
+          <a:schemeClr val="phClr">
+            <a:tint val="95000"/>
+            <a:satMod val="170000"/>
+          </a:schemeClr>
+        </a:solidFill>
         <a:gradFill rotWithShape="1">
           <a:gsLst>
             <a:gs pos="0">
               <a:schemeClr val="phClr">
-                <a:tint val="40000"/>
-                <a:satMod val="350000"/>
+                <a:tint val="93000"/>
+                <a:satMod val="150000"/>
+                <a:shade val="98000"/>
+                <a:lumMod val="102000"/>
               </a:schemeClr>
             </a:gs>
-            <a:gs pos="40000">
+            <a:gs pos="50000">
               <a:schemeClr val="phClr">
-                <a:tint val="45000"/>
-                <a:shade val="99000"/>
-                <a:satMod val="350000"/>
+                <a:tint val="98000"/>
+                <a:satMod val="130000"/>
+                <a:shade val="90000"/>
+                <a:lumMod val="103000"/>
               </a:schemeClr>
             </a:gs>
             <a:gs pos="100000">
               <a:schemeClr val="phClr">
-                <a:shade val="20000"/>
-                <a:satMod val="255000"/>
+                <a:shade val="63000"/>
+                <a:satMod val="120000"/>
               </a:schemeClr>
             </a:gs>
           </a:gsLst>
-          <a:path path="circle">
-            <a:fillToRect l="50000" t="-80000" r="50000" b="180000"/>
-          </a:path>
-        </a:gradFill>
-        <a:gradFill rotWithShape="1">
-          <a:gsLst>
-            <a:gs pos="0">
-              <a:schemeClr val="phClr">
-                <a:tint val="80000"/>
-                <a:satMod val="300000"/>
-              </a:schemeClr>
-            </a:gs>
-            <a:gs pos="100000">
-              <a:schemeClr val="phClr">
-                <a:shade val="30000"/>
-                <a:satMod val="200000"/>
-              </a:schemeClr>
-            </a:gs>
-          </a:gsLst>
-          <a:path path="circle">
-            <a:fillToRect l="50000" t="50000" r="50000" b="50000"/>
-          </a:path>
+          <a:lin ang="5400000" scaled="0"/>
         </a:gradFill>
       </a:bgFillStyleLst>
     </a:fmtScheme>
   </a:themeElements>
-  <a:objectDefaults>
-    <a:spDef>
-      <a:spPr/>
-      <a:bodyPr/>
-      <a:lstStyle/>
-      <a:style>
-        <a:lnRef idx="1">
-          <a:schemeClr val="accent1"/>
-        </a:lnRef>
-        <a:fillRef idx="3">
-          <a:schemeClr val="accent1"/>
-        </a:fillRef>
-        <a:effectRef idx="2">
-          <a:schemeClr val="accent1"/>
-        </a:effectRef>
-        <a:fontRef idx="minor">
-          <a:schemeClr val="lt1"/>
-        </a:fontRef>
-      </a:style>
-    </a:spDef>
-    <a:lnDef>
-      <a:spPr/>
-      <a:bodyPr/>
-      <a:lstStyle/>
-      <a:style>
-        <a:lnRef idx="2">
-          <a:schemeClr val="accent1"/>
-        </a:lnRef>
-        <a:fillRef idx="0">
-          <a:schemeClr val="accent1"/>
-        </a:fillRef>
-        <a:effectRef idx="1">
-          <a:schemeClr val="accent1"/>
-        </a:effectRef>
-        <a:fontRef idx="minor">
-          <a:schemeClr val="tx1"/>
-        </a:fontRef>
-      </a:style>
-    </a:lnDef>
-  </a:objectDefaults>
+  <a:objectDefaults/>
   <a:extraClrSchemeLst/>
+  <a:extLst>
+    <a:ext uri="{05A4C25C-085E-4340-85A3-A5531E510DB2}">
+      <thm15:themeFamily xmlns:thm15="http://schemas.microsoft.com/office/thememl/2012/main" name="Office Theme" id="{2E142A2C-CD16-42D6-873A-C26D2A0506FA}" vid="{1BDDFF52-6CD6-40A5-AB3C-68EB2F1E4D0A}"/>
+    </a:ext>
+  </a:extLst>
 </a:theme>
 </file>